--- a/pc_package/PCP-008_aex.docx
+++ b/pc_package/PCP-008_aex.docx
@@ -1204,34 +1204,22 @@
         <w:t xml:space="preserve"> </w:t>
       </w:r>
       <w:r>
-        <w:t xml:space="preserve">follow PDA TR 60</w:t>
-      </w:r>
-      <w:r>
-        <w:t xml:space="preserve"> </w:t>
-      </w:r>
-      <w:r>
-        <w:t xml:space="preserve">(Parenteral Drug Association 2013)</w:t>
-      </w:r>
-      <w:r>
-        <w:t xml:space="preserve"> </w:t>
-      </w:r>
-      <w:r>
-        <w:t xml:space="preserve">and the ISPE Good Practice Guide</w:t>
-      </w:r>
-      <w:r>
-        <w:t xml:space="preserve"> </w:t>
-      </w:r>
-      <w:r>
-        <w:t xml:space="preserve">(International Society for Pharmaceutical Engineering 2023)</w:t>
-      </w:r>
-      <w:r>
-        <w:t xml:space="preserve">; the QbD</w:t>
-      </w:r>
-      <w:r>
-        <w:t xml:space="preserve"> </w:t>
-      </w:r>
-      <w:r>
-        <w:t xml:space="preserve">framework follows ICH Q8, Q9 and Q11</w:t>
+        <w:t xml:space="preserve">follow the lifecycle approach of the FDA 2011 process-validation guidance</w:t>
+      </w:r>
+      <w:r>
+        <w:t xml:space="preserve"> </w:t>
+      </w:r>
+      <w:r>
+        <w:t xml:space="preserve">(U.S. Food and Drug Administration 2011)</w:t>
+      </w:r>
+      <w:r>
+        <w:t xml:space="preserve">;</w:t>
+      </w:r>
+      <w:r>
+        <w:t xml:space="preserve"> </w:t>
+      </w:r>
+      <w:r>
+        <w:t xml:space="preserve">the QbD framework follows ICH Q8, Q9 and Q11</w:t>
       </w:r>
       <w:r>
         <w:t xml:space="preserve"> </w:t>
@@ -1240,31 +1228,13 @@
         <w:t xml:space="preserve">(International Council for Harmonisation 2009, 2023b, 2012)</w:t>
       </w:r>
       <w:r>
-        <w:t xml:space="preserve"> </w:t>
-      </w:r>
-      <w:r>
-        <w:t xml:space="preserve">and the lifecycle</w:t>
-      </w:r>
-      <w:r>
-        <w:t xml:space="preserve"> </w:t>
-      </w:r>
-      <w:r>
-        <w:t xml:space="preserve">approach of the FDA 2011 guidance</w:t>
-      </w:r>
-      <w:r>
-        <w:t xml:space="preserve"> </w:t>
-      </w:r>
-      <w:r>
-        <w:t xml:space="preserve">(U.S. Food and Drug Administration 2011)</w:t>
-      </w:r>
-      <w:r>
-        <w:t xml:space="preserve">; the viral-clearance framework follows</w:t>
-      </w:r>
-      <w:r>
-        <w:t xml:space="preserve"> </w:t>
-      </w:r>
-      <w:r>
-        <w:t xml:space="preserve">ICH Q5A(R2)</w:t>
+        <w:t xml:space="preserve">; the</w:t>
+      </w:r>
+      <w:r>
+        <w:t xml:space="preserve"> </w:t>
+      </w:r>
+      <w:r>
+        <w:t xml:space="preserve">viral-clearance framework follows ICH Q5A(R2)</w:t>
       </w:r>
       <w:r>
         <w:t xml:space="preserve"> </w:t>
@@ -3279,13 +3249,13 @@
         <w:pStyle w:val="FirstParagraph"/>
       </w:pPr>
       <w:r>
-        <w:t xml:space="preserve">Consistent with the A-Mab lifecycle of iterative risk assessments and the risk flow of</w:t>
-      </w:r>
-      <w:r>
-        <w:t xml:space="preserve"> </w:t>
-      </w:r>
-      <w:r>
-        <w:t xml:space="preserve">PDA TR 60, the study scope is set by the Pre-Characterization Process Risk Assessment</w:t>
+        <w:t xml:space="preserve">Consistent with the A-Mab lifecycle of iterative risk assessments, the study scope is</w:t>
+      </w:r>
+      <w:r>
+        <w:t xml:space="preserve"> </w:t>
+      </w:r>
+      <w:r>
+        <w:t xml:space="preserve">set by the Pre-Characterization Process Risk Assessment</w:t>
       </w:r>
       <w:r>
         <w:t xml:space="preserve"> </w:t>
@@ -3475,7 +3445,7 @@
         <w:t xml:space="preserve"> </w:t>
       </w:r>
       <w:r>
-        <w:t xml:space="preserve">(Parenteral Drug Association 2013; International Council for Harmonisation 2023a)</w:t>
+        <w:t xml:space="preserve">(U.S. Food and Drug Administration 2011; International Council for Harmonisation 2023a)</w:t>
       </w:r>
       <w:r>
         <w:t xml:space="preserve">. The viral-clearance</w:t>
@@ -6025,7 +5995,7 @@
       </w:r>
     </w:p>
     <w:bookmarkEnd w:id="43"/>
-    <w:bookmarkStart w:id="53" w:name="references"/>
+    <w:bookmarkStart w:id="51" w:name="references"/>
     <w:p>
       <w:pPr>
         <w:pStyle w:val="Heading1"/>
@@ -6034,7 +6004,7 @@
         <w:t xml:space="preserve">References</w:t>
       </w:r>
     </w:p>
-    <w:bookmarkStart w:id="52" w:name="refs"/>
+    <w:bookmarkStart w:id="50" w:name="refs"/>
     <w:bookmarkStart w:id="44" w:name="ref-amab2009"/>
     <w:p>
       <w:pPr>
@@ -6150,53 +6120,7 @@
       </w:r>
     </w:p>
     <w:bookmarkEnd w:id="48"/>
-    <w:bookmarkStart w:id="49" w:name="ref-ispegpg2023"/>
-    <w:p>
-      <w:pPr>
-        <w:pStyle w:val="Bibliography"/>
-      </w:pPr>
-      <w:r>
-        <w:t xml:space="preserve">International Society for Pharmaceutical Engineering. 2023.</w:t>
-      </w:r>
-      <w:r>
-        <w:t xml:space="preserve"> </w:t>
-      </w:r>
-      <w:r>
-        <w:rPr>
-          <w:i/>
-          <w:iCs/>
-        </w:rPr>
-        <w:t xml:space="preserve">Good Practice Guide: Practical Implementation of the Lifecycle Approach to Process Validation</w:t>
-      </w:r>
-      <w:r>
-        <w:t xml:space="preserve">. ISPE.</w:t>
-      </w:r>
-    </w:p>
-    <w:bookmarkEnd w:id="49"/>
-    <w:bookmarkStart w:id="50" w:name="ref-pdatr60"/>
-    <w:p>
-      <w:pPr>
-        <w:pStyle w:val="Bibliography"/>
-      </w:pPr>
-      <w:r>
-        <w:t xml:space="preserve">Parenteral Drug Association. 2013.</w:t>
-      </w:r>
-      <w:r>
-        <w:t xml:space="preserve"> </w:t>
-      </w:r>
-      <w:r>
-        <w:rPr>
-          <w:i/>
-          <w:iCs/>
-        </w:rPr>
-        <w:t xml:space="preserve">Technical Report No. 60: Process Validation — a Lifecycle Approach</w:t>
-      </w:r>
-      <w:r>
-        <w:t xml:space="preserve">. PDA.</w:t>
-      </w:r>
-    </w:p>
-    <w:bookmarkEnd w:id="50"/>
-    <w:bookmarkStart w:id="51" w:name="ref-fda2011"/>
+    <w:bookmarkStart w:id="49" w:name="ref-fda2011"/>
     <w:p>
       <w:pPr>
         <w:pStyle w:val="Bibliography"/>
@@ -6218,15 +6142,15 @@
         <w:t xml:space="preserve">. FDA.</w:t>
       </w:r>
     </w:p>
+    <w:bookmarkEnd w:id="49"/>
+    <w:bookmarkEnd w:id="50"/>
+    <w:p>
+      <w:r>
+        <w:br w:type="page"/>
+      </w:r>
+    </w:p>
     <w:bookmarkEnd w:id="51"/>
-    <w:bookmarkEnd w:id="52"/>
-    <w:p>
-      <w:r>
-        <w:br w:type="page"/>
-      </w:r>
-    </w:p>
-    <w:bookmarkEnd w:id="53"/>
-    <w:bookmarkStart w:id="55" w:name="appendix-a-planned-screening-design"/>
+    <w:bookmarkStart w:id="53" w:name="appendix-a-planned-screening-design"/>
     <w:p>
       <w:pPr>
         <w:pStyle w:val="Heading1"/>
@@ -6276,7 +6200,7 @@
       <w:tr>
         <w:tc>
           <w:tcPr/>
-          <w:bookmarkStart w:id="54" w:name="tbl-appA"/>
+          <w:bookmarkStart w:id="52" w:name="tbl-appA"/>
           <w:p>
             <w:pPr>
               <w:jc w:val="center"/>
@@ -7908,7 +7832,7 @@
               </w:tc>
             </w:tr>
           </w:tbl>
-          <w:bookmarkEnd w:id="54"/>
+          <w:bookmarkEnd w:id="52"/>
           <w:p/>
         </w:tc>
       </w:tr>
@@ -7918,8 +7842,8 @@
         <w:br w:type="page"/>
       </w:r>
     </w:p>
-    <w:bookmarkEnd w:id="55"/>
-    <w:bookmarkStart w:id="57" w:name="X3978fd0e1f4921f866c945eb6c5168c0afc9cb9"/>
+    <w:bookmarkEnd w:id="53"/>
+    <w:bookmarkStart w:id="55" w:name="X3978fd0e1f4921f866c945eb6c5168c0afc9cb9"/>
     <w:p>
       <w:pPr>
         <w:pStyle w:val="Heading1"/>
@@ -7949,7 +7873,7 @@
       <w:tr>
         <w:tc>
           <w:tcPr/>
-          <w:bookmarkStart w:id="56" w:name="tbl-appB"/>
+          <w:bookmarkStart w:id="54" w:name="tbl-appB"/>
           <w:p>
             <w:pPr>
               <w:jc w:val="center"/>
@@ -10301,12 +10225,12 @@
               </w:tc>
             </w:tr>
           </w:tbl>
-          <w:bookmarkEnd w:id="56"/>
+          <w:bookmarkEnd w:id="54"/>
           <w:p/>
         </w:tc>
       </w:tr>
     </w:tbl>
-    <w:bookmarkEnd w:id="57"/>
+    <w:bookmarkEnd w:id="55"/>
     <w:sectPr>
       <w:footnotePr>
         <w:numRestart w:val="eachSect"/>

--- a/pc_package/PCP-008_aex.docx
+++ b/pc_package/PCP-008_aex.docx
@@ -628,68 +628,6 @@
                     <w:jc w:val="center"/>
                   </w:pPr>
                   <w:r>
-                    <w:t xml:space="preserve">Virology / Viral Safety</w:t>
-                  </w:r>
-                </w:p>
-              </w:tc>
-              <w:tc>
-                <w:tcPr/>
-                <w:p>
-                  <w:pPr>
-                    <w:pStyle w:val="Compact"/>
-                    <w:jc w:val="center"/>
-                  </w:pPr>
-                  <w:r>
-                    <w:t xml:space="preserve">—</w:t>
-                  </w:r>
-                </w:p>
-              </w:tc>
-              <w:tc>
-                <w:tcPr/>
-                <w:p>
-                  <w:pPr>
-                    <w:pStyle w:val="Compact"/>
-                    <w:jc w:val="center"/>
-                  </w:pPr>
-                  <w:r>
-                    <w:t xml:space="preserve">—</w:t>
-                  </w:r>
-                </w:p>
-              </w:tc>
-              <w:tc>
-                <w:tcPr/>
-                <w:p>
-                  <w:pPr>
-                    <w:pStyle w:val="Compact"/>
-                    <w:jc w:val="center"/>
-                  </w:pPr>
-                  <w:r>
-                    <w:t xml:space="preserve">—</w:t>
-                  </w:r>
-                </w:p>
-              </w:tc>
-            </w:tr>
-            <w:tr>
-              <w:tc>
-                <w:tcPr/>
-                <w:p>
-                  <w:pPr>
-                    <w:pStyle w:val="Compact"/>
-                    <w:jc w:val="center"/>
-                  </w:pPr>
-                  <w:r>
-                    <w:t xml:space="preserve">Reviewer</w:t>
-                  </w:r>
-                </w:p>
-              </w:tc>
-              <w:tc>
-                <w:tcPr/>
-                <w:p>
-                  <w:pPr>
-                    <w:pStyle w:val="Compact"/>
-                    <w:jc w:val="center"/>
-                  </w:pPr>
-                  <w:r>
                     <w:t xml:space="preserve">Manufacturing Science</w:t>
                   </w:r>
                 </w:p>
@@ -876,85 +814,91 @@
         <w:pStyle w:val="FirstParagraph"/>
       </w:pPr>
       <w:r>
-        <w:t xml:space="preserve">AEX, anion-exchange chromatography · ANOVA, analysis of variance · CCD,</w:t>
-      </w:r>
-      <w:r>
-        <w:t xml:space="preserve"> </w:t>
-      </w:r>
-      <w:r>
-        <w:t xml:space="preserve">central-composite design · CEX, cation-exchange chromatography · CPP, critical</w:t>
-      </w:r>
-      <w:r>
-        <w:t xml:space="preserve"> </w:t>
-      </w:r>
-      <w:r>
-        <w:t xml:space="preserve">process parameter · CQA, critical quality attribute · CV, column volume · DoE,</w:t>
-      </w:r>
-      <w:r>
-        <w:t xml:space="preserve"> </w:t>
-      </w:r>
-      <w:r>
-        <w:t xml:space="preserve">design of experiments · DS, drug substance · ELISA, enzyme-linked immunosorbent</w:t>
-      </w:r>
-      <w:r>
-        <w:t xml:space="preserve"> </w:t>
-      </w:r>
-      <w:r>
-        <w:t xml:space="preserve">assay · FT, flow-through · GPP, general process parameter · HCP, host-cell protein ·</w:t>
-      </w:r>
-      <w:r>
-        <w:t xml:space="preserve"> </w:t>
-      </w:r>
-      <w:r>
-        <w:t xml:space="preserve">icIEF, imaged capillary isoelectric focusing · ICH, International Council for</w:t>
-      </w:r>
-      <w:r>
-        <w:t xml:space="preserve"> </w:t>
-      </w:r>
-      <w:r>
-        <w:t xml:space="preserve">Harmonisation · KPP, key process parameter · LRF/LRV, log-reduction factor / value ·</w:t>
-      </w:r>
-      <w:r>
-        <w:t xml:space="preserve"> </w:t>
-      </w:r>
-      <w:r>
-        <w:t xml:space="preserve">MSAT, Manufacturing Science and Technology · MVM, minute virus of mice</w:t>
-      </w:r>
-      <w:r>
-        <w:t xml:space="preserve"> </w:t>
-      </w:r>
-      <w:r>
-        <w:t xml:space="preserve">(parvovirus) · NOR, normal operating range · PAR, proven acceptable range · PPQ,</w:t>
-      </w:r>
-      <w:r>
-        <w:t xml:space="preserve"> </w:t>
-      </w:r>
-      <w:r>
-        <w:t xml:space="preserve">process performance qualification · qPCR, quantitative polymerase chain reaction ·</w:t>
-      </w:r>
-      <w:r>
-        <w:t xml:space="preserve"> </w:t>
-      </w:r>
-      <w:r>
-        <w:t xml:space="preserve">QbD, Quality by Design · RRF, risk ranking and filtering · RSM, response-surface</w:t>
-      </w:r>
-      <w:r>
-        <w:t xml:space="preserve"> </w:t>
-      </w:r>
-      <w:r>
-        <w:t xml:space="preserve">methodology · SDM, scale-down model · TCID50, 50% tissue-culture infectious dose ·</w:t>
-      </w:r>
-      <w:r>
-        <w:t xml:space="preserve"> </w:t>
-      </w:r>
-      <w:r>
-        <w:t xml:space="preserve">UV, ultraviolet absorbance (280 nm) · WC-CPP, well-controlled CPP · XMuLV,</w:t>
-      </w:r>
-      <w:r>
-        <w:t xml:space="preserve"> </w:t>
-      </w:r>
-      <w:r>
-        <w:t xml:space="preserve">xenotropic murine leukaemia virus (enveloped model virus).</w:t>
+        <w:t xml:space="preserve">AEX, anion exchange chromatography; ALCOA+, attributable, legible, contemporaneous,</w:t>
+      </w:r>
+      <w:r>
+        <w:t xml:space="preserve"> </w:t>
+      </w:r>
+      <w:r>
+        <w:t xml:space="preserve">original, accurate and complete data-integrity principles; AMV, analytical method</w:t>
+      </w:r>
+      <w:r>
+        <w:t xml:space="preserve"> </w:t>
+      </w:r>
+      <w:r>
+        <w:t xml:space="preserve">validation; CCD, central composite design; CEX, cation exchange chromatography; Cpk,</w:t>
+      </w:r>
+      <w:r>
+        <w:t xml:space="preserve"> </w:t>
+      </w:r>
+      <w:r>
+        <w:t xml:space="preserve">one-sided process capability index; CPP, critical process parameter; CQA, critical</w:t>
+      </w:r>
+      <w:r>
+        <w:t xml:space="preserve"> </w:t>
+      </w:r>
+      <w:r>
+        <w:t xml:space="preserve">quality attribute; DNA, deoxyribonucleic acid; DoE, design of experiments; DS, drug</w:t>
+      </w:r>
+      <w:r>
+        <w:t xml:space="preserve"> </w:t>
+      </w:r>
+      <w:r>
+        <w:t xml:space="preserve">substance; ELISA, enzyme-linked immunosorbent assay; GPP, general process parameter;</w:t>
+      </w:r>
+      <w:r>
+        <w:t xml:space="preserve"> </w:t>
+      </w:r>
+      <w:r>
+        <w:t xml:space="preserve">HCP, host cell protein; icIEF, imaged capillary isoelectric focusing; ICH, International</w:t>
+      </w:r>
+      <w:r>
+        <w:t xml:space="preserve"> </w:t>
+      </w:r>
+      <w:r>
+        <w:t xml:space="preserve">Council for Harmonisation; KPP, key process parameter; LRF, log reduction factor; MSAT,</w:t>
+      </w:r>
+      <w:r>
+        <w:t xml:space="preserve"> </w:t>
+      </w:r>
+      <w:r>
+        <w:t xml:space="preserve">Manufacturing Science and Technology; MVM, minute virus of mice (parvovirus model); NOR,</w:t>
+      </w:r>
+      <w:r>
+        <w:t xml:space="preserve"> </w:t>
+      </w:r>
+      <w:r>
+        <w:t xml:space="preserve">normal operating range; PAR, proven acceptable range; PCP, Process Characterization</w:t>
+      </w:r>
+      <w:r>
+        <w:t xml:space="preserve"> </w:t>
+      </w:r>
+      <w:r>
+        <w:t xml:space="preserve">Plan; PCR, Process Characterization Report; PPQ, process performance qualification;</w:t>
+      </w:r>
+      <w:r>
+        <w:t xml:space="preserve"> </w:t>
+      </w:r>
+      <w:r>
+        <w:t xml:space="preserve">PRESS, prediction sum of squares; qPCR, quantitative polymerase chain reaction; RSM,</w:t>
+      </w:r>
+      <w:r>
+        <w:t xml:space="preserve"> </w:t>
+      </w:r>
+      <w:r>
+        <w:t xml:space="preserve">response-surface methodology; SDM, scale-down model; SOP, standard operating procedure;</w:t>
+      </w:r>
+      <w:r>
+        <w:t xml:space="preserve"> </w:t>
+      </w:r>
+      <w:r>
+        <w:t xml:space="preserve">TCID50, median tissue-culture infective dose; WC-CPP, well-controlled critical process</w:t>
+      </w:r>
+      <w:r>
+        <w:t xml:space="preserve"> </w:t>
+      </w:r>
+      <w:r>
+        <w:t xml:space="preserve">parameter; XMuLV, xenotropic murine leukaemia virus (retrovirus model).</w:t>
       </w:r>
     </w:p>
     <w:p>
@@ -977,131 +921,49 @@
         <w:pStyle w:val="FirstParagraph"/>
       </w:pPr>
       <w:r>
-        <w:t xml:space="preserve">This Process Characterization Plan (</w:t>
-      </w:r>
-      <w:r>
-        <w:rPr>
-          <w:b/>
-          <w:bCs/>
-        </w:rPr>
-        <w:t xml:space="preserve">PCP-008</w:t>
-      </w:r>
-      <w:r>
-        <w:t xml:space="preserve">) defines the Stage 1 (Process Design)</w:t>
-      </w:r>
-      <w:r>
-        <w:t xml:space="preserve"> </w:t>
-      </w:r>
-      <w:r>
-        <w:t xml:space="preserve">characterization of the A-Mab anion-exchange (AEX) polishing chromatography step</w:t>
-      </w:r>
-      <w:r>
-        <w:t xml:space="preserve"> </w:t>
-      </w:r>
-      <w:r>
-        <w:t xml:space="preserve">(Step 8), the</w:t>
-      </w:r>
-      <w:r>
-        <w:t xml:space="preserve"> </w:t>
-      </w:r>
-      <w:r>
-        <w:rPr>
-          <w:b/>
-          <w:bCs/>
-        </w:rPr>
-        <w:t xml:space="preserve">flow-through</w:t>
-      </w:r>
-      <w:r>
-        <w:t xml:space="preserve"> </w:t>
-      </w:r>
-      <w:r>
-        <w:t xml:space="preserve">polishing operation that follows cation-exchange</w:t>
-      </w:r>
-      <w:r>
-        <w:t xml:space="preserve"> </w:t>
-      </w:r>
-      <w:r>
-        <w:t xml:space="preserve">polishing and is the</w:t>
-      </w:r>
-      <w:r>
-        <w:t xml:space="preserve"> </w:t>
-      </w:r>
-      <w:r>
-        <w:rPr>
-          <w:b/>
-          <w:bCs/>
-        </w:rPr>
-        <w:t xml:space="preserve">final chromatographic step</w:t>
-      </w:r>
-      <w:r>
-        <w:t xml:space="preserve"> </w:t>
-      </w:r>
-      <w:r>
-        <w:t xml:space="preserve">of the purification train. Operated</w:t>
-      </w:r>
-      <w:r>
-        <w:t xml:space="preserve"> </w:t>
-      </w:r>
-      <w:r>
-        <w:t xml:space="preserve">in flow-through (product-transmission) mode, AEX is the step at which the process</w:t>
-      </w:r>
-      <w:r>
-        <w:t xml:space="preserve"> </w:t>
-      </w:r>
-      <w:r>
-        <w:rPr>
-          <w:b/>
-          <w:bCs/>
-        </w:rPr>
-        <w:t xml:space="preserve">establishes the minute-virus-of-mice (MVM, parvovirus) viral-clearance claim</w:t>
-      </w:r>
-      <w:r>
-        <w:t xml:space="preserve"> </w:t>
-      </w:r>
-      <w:r>
-        <w:t xml:space="preserve">— the</w:t>
-      </w:r>
-      <w:r>
-        <w:t xml:space="preserve"> </w:t>
-      </w:r>
-      <w:r>
-        <w:t xml:space="preserve">CQA it sets — and provides a major further reduction of host-cell protein (HCP),</w:t>
-      </w:r>
-      <w:r>
-        <w:t xml:space="preserve"> </w:t>
-      </w:r>
-      <w:r>
-        <w:t xml:space="preserve">enveloped-virus (XMuLV) clearance, and modular clearance of residual DNA and leached</w:t>
-      </w:r>
-      <w:r>
-        <w:t xml:space="preserve"> </w:t>
-      </w:r>
-      <w:r>
-        <w:t xml:space="preserve">Protein A. The plan specifies the objectives, the attributes in scope, the process</w:t>
-      </w:r>
-      <w:r>
-        <w:t xml:space="preserve"> </w:t>
-      </w:r>
-      <w:r>
-        <w:t xml:space="preserve">parameters and ranges to be characterized, the experimental designs, the analytical</w:t>
-      </w:r>
-      <w:r>
-        <w:t xml:space="preserve"> </w:t>
-      </w:r>
-      <w:r>
-        <w:t xml:space="preserve">methods, the sampling plan, the statistical-analysis approach, and the acceptance and</w:t>
-      </w:r>
-      <w:r>
-        <w:t xml:space="preserve"> </w:t>
-      </w:r>
-      <w:r>
-        <w:t xml:space="preserve">decision criteria by which each parameter will be classified and a multivariate</w:t>
-      </w:r>
-      <w:r>
-        <w:t xml:space="preserve"> </w:t>
-      </w:r>
-      <w:r>
-        <w:t xml:space="preserve">operating region established.</w:t>
+        <w:t xml:space="preserve">This plan defines the process characterization study for anion exchange chromatography</w:t>
+      </w:r>
+      <w:r>
+        <w:t xml:space="preserve"> </w:t>
+      </w:r>
+      <w:r>
+        <w:t xml:space="preserve">(AEX), Step 8 of the A-Mab drug substance process, and it fixes the acceptance and</w:t>
+      </w:r>
+      <w:r>
+        <w:t xml:space="preserve"> </w:t>
+      </w:r>
+      <w:r>
+        <w:t xml:space="preserve">decision criteria against which the executed study will be judged. AEX is the final</w:t>
+      </w:r>
+      <w:r>
+        <w:t xml:space="preserve"> </w:t>
+      </w:r>
+      <w:r>
+        <w:t xml:space="preserve">chromatographic step of the purification train and is operated in flow-through mode, so</w:t>
+      </w:r>
+      <w:r>
+        <w:t xml:space="preserve"> </w:t>
+      </w:r>
+      <w:r>
+        <w:t xml:space="preserve">that the antibody passes through the column while acidic impurities and both model</w:t>
+      </w:r>
+      <w:r>
+        <w:t xml:space="preserve"> </w:t>
+      </w:r>
+      <w:r>
+        <w:t xml:space="preserve">viruses bind to the resin. The study will be executed on a qualified scale-down model at</w:t>
+      </w:r>
+      <w:r>
+        <w:t xml:space="preserve"> </w:t>
+      </w:r>
+      <w:r>
+        <w:t xml:space="preserve">the development site before the process is transferred to the commercial drug substance</w:t>
+      </w:r>
+      <w:r>
+        <w:t xml:space="preserve"> </w:t>
+      </w:r>
+      <w:r>
+        <w:t xml:space="preserve">facility (PTP-001).</w:t>
       </w:r>
     </w:p>
     <w:p>
@@ -1109,63 +971,37 @@
         <w:pStyle w:val="BodyText"/>
       </w:pPr>
       <w:r>
-        <w:rPr>
-          <w:b/>
-          <w:bCs/>
-        </w:rPr>
-        <w:t xml:space="preserve">Scope.</w:t>
-      </w:r>
-      <w:r>
-        <w:t xml:space="preserve"> </w:t>
-      </w:r>
-      <w:r>
-        <w:t xml:space="preserve">The commercial-scale anion-exchange polishing step, characterized on a</w:t>
-      </w:r>
-      <w:r>
-        <w:t xml:space="preserve"> </w:t>
-      </w:r>
-      <w:r>
-        <w:t xml:space="preserve">qualified scale-down chromatography column. The upstream cation-exchange step (Step 7),</w:t>
-      </w:r>
-      <w:r>
-        <w:t xml:space="preserve"> </w:t>
-      </w:r>
-      <w:r>
-        <w:t xml:space="preserve">which defines the feed to this step, and the downstream small-virus-retentive</w:t>
-      </w:r>
-      <w:r>
-        <w:t xml:space="preserve"> </w:t>
-      </w:r>
-      <w:r>
-        <w:t xml:space="preserve">filtration step (Step 9), which provides the orthogonal size-based viral clearance, are</w:t>
-      </w:r>
-      <w:r>
-        <w:t xml:space="preserve"> </w:t>
-      </w:r>
-      <w:r>
-        <w:t xml:space="preserve">addressed only where they define the feed to, or complete the clearance credited across,</w:t>
-      </w:r>
-      <w:r>
-        <w:t xml:space="preserve"> </w:t>
-      </w:r>
-      <w:r>
-        <w:t xml:space="preserve">this step; their characterization is out of scope. This plan governs execution only —</w:t>
-      </w:r>
-      <w:r>
-        <w:t xml:space="preserve"> </w:t>
-      </w:r>
-      <w:r>
-        <w:t xml:space="preserve">the results are reported in the paired Process Characterization Report (</w:t>
-      </w:r>
-      <w:r>
-        <w:rPr>
-          <w:b/>
-          <w:bCs/>
-        </w:rPr>
-        <w:t xml:space="preserve">PCR-008</w:t>
-      </w:r>
-      <w:r>
-        <w:t xml:space="preserve">).</w:t>
+        <w:t xml:space="preserve">The step carries the drug substance claim for cumulative parvovirus clearance, and it</w:t>
+      </w:r>
+      <w:r>
+        <w:t xml:space="preserve"> </w:t>
+      </w:r>
+      <w:r>
+        <w:t xml:space="preserve">also clears retrovirus, host cell protein (HCP), residual DNA and leached Protein A.</w:t>
+      </w:r>
+      <w:r>
+        <w:t xml:space="preserve"> </w:t>
+      </w:r>
+      <w:r>
+        <w:t xml:space="preserve">Viral safety is a modular claim built from three steps whose mechanisms are independent</w:t>
+      </w:r>
+      <w:r>
+        <w:t xml:space="preserve"> </w:t>
+      </w:r>
+      <w:r>
+        <w:t xml:space="preserve">of one another, so this plan covers only the contribution made by anion exchange. The</w:t>
+      </w:r>
+      <w:r>
+        <w:t xml:space="preserve"> </w:t>
+      </w:r>
+      <w:r>
+        <w:t xml:space="preserve">contributions of low-pH inactivation and of small-virus retentive filtration are</w:t>
+      </w:r>
+      <w:r>
+        <w:t xml:space="preserve"> </w:t>
+      </w:r>
+      <w:r>
+        <w:t xml:space="preserve">characterized in their own plans (PCP-006 and PCP-009) and are consolidated in PCMR-001.</w:t>
       </w:r>
     </w:p>
     <w:p>
@@ -1173,77 +1009,63 @@
         <w:pStyle w:val="BodyText"/>
       </w:pPr>
       <w:r>
-        <w:rPr>
-          <w:b/>
-          <w:bCs/>
-        </w:rPr>
-        <w:t xml:space="preserve">Basis.</w:t>
-      </w:r>
-      <w:r>
-        <w:t xml:space="preserve"> </w:t>
-      </w:r>
-      <w:r>
-        <w:t xml:space="preserve">The unit-operation model, quality-attribute framework and risk methodology</w:t>
-      </w:r>
-      <w:r>
-        <w:t xml:space="preserve"> </w:t>
-      </w:r>
-      <w:r>
-        <w:t xml:space="preserve">follow the A-Mab case study</w:t>
-      </w:r>
-      <w:r>
-        <w:t xml:space="preserve"> </w:t>
-      </w:r>
-      <w:r>
-        <w:t xml:space="preserve">(CMC Biotech Working Group 2009)</w:t>
-      </w:r>
-      <w:r>
-        <w:t xml:space="preserve">; the Stage 1 approach and report structure</w:t>
-      </w:r>
-      <w:r>
-        <w:t xml:space="preserve"> </w:t>
-      </w:r>
-      <w:r>
-        <w:t xml:space="preserve">follow the lifecycle approach of the FDA 2011 process-validation guidance</w:t>
-      </w:r>
-      <w:r>
-        <w:t xml:space="preserve"> </w:t>
-      </w:r>
-      <w:r>
-        <w:t xml:space="preserve">(U.S. Food and Drug Administration 2011)</w:t>
-      </w:r>
-      <w:r>
-        <w:t xml:space="preserve">;</w:t>
-      </w:r>
-      <w:r>
-        <w:t xml:space="preserve"> </w:t>
-      </w:r>
-      <w:r>
-        <w:t xml:space="preserve">the QbD framework follows ICH Q8, Q9 and Q11</w:t>
-      </w:r>
-      <w:r>
-        <w:t xml:space="preserve"> </w:t>
-      </w:r>
-      <w:r>
-        <w:t xml:space="preserve">(International Council for Harmonisation 2009, 2023b, 2012)</w:t>
-      </w:r>
-      <w:r>
-        <w:t xml:space="preserve">; the</w:t>
-      </w:r>
-      <w:r>
-        <w:t xml:space="preserve"> </w:t>
-      </w:r>
-      <w:r>
-        <w:t xml:space="preserve">viral-clearance framework follows ICH Q5A(R2)</w:t>
-      </w:r>
-      <w:r>
-        <w:t xml:space="preserve"> </w:t>
-      </w:r>
-      <w:r>
-        <w:t xml:space="preserve">(International Council for Harmonisation 2023a)</w:t>
-      </w:r>
-      <w:r>
-        <w:t xml:space="preserve">.</w:t>
+        <w:t xml:space="preserve">The plan covers the parameters to be varied and the ranges over which they will be</w:t>
+      </w:r>
+      <w:r>
+        <w:t xml:space="preserve"> </w:t>
+      </w:r>
+      <w:r>
+        <w:t xml:space="preserve">varied, the scale-down model and its qualification (including the small-scale spiking</w:t>
+      </w:r>
+      <w:r>
+        <w:t xml:space="preserve"> </w:t>
+      </w:r>
+      <w:r>
+        <w:t xml:space="preserve">model used for viral clearance), the analytical methods and the sampling plan, the</w:t>
+      </w:r>
+      <w:r>
+        <w:t xml:space="preserve"> </w:t>
+      </w:r>
+      <w:r>
+        <w:t xml:space="preserve">planned statistical analysis, the acceptance and decision criteria, and the deliverables</w:t>
+      </w:r>
+      <w:r>
+        <w:t xml:space="preserve"> </w:t>
+      </w:r>
+      <w:r>
+        <w:t xml:space="preserve">of the study.</w:t>
+      </w:r>
+    </w:p>
+    <w:p>
+      <w:pPr>
+        <w:pStyle w:val="BodyText"/>
+      </w:pPr>
+      <w:r>
+        <w:t xml:space="preserve">Three areas fall outside its scope. Confirmation of the step at commercial scale belongs</w:t>
+      </w:r>
+      <w:r>
+        <w:t xml:space="preserve"> </w:t>
+      </w:r>
+      <w:r>
+        <w:t xml:space="preserve">to process performance qualification and is addressed under the transfer plan (PTP-001),</w:t>
+      </w:r>
+      <w:r>
+        <w:t xml:space="preserve"> </w:t>
+      </w:r>
+      <w:r>
+        <w:t xml:space="preserve">while resin packing, sanitization and lifetime are governed by SOP-2008 and are covered</w:t>
+      </w:r>
+      <w:r>
+        <w:t xml:space="preserve"> </w:t>
+      </w:r>
+      <w:r>
+        <w:t xml:space="preserve">by a separate resin life-cycle study. The clearance credited to the other two viral steps</w:t>
+      </w:r>
+      <w:r>
+        <w:t xml:space="preserve"> </w:t>
+      </w:r>
+      <w:r>
+        <w:t xml:space="preserve">is characterized in their own plans, and this plan neither repeats nor revises it.</w:t>
       </w:r>
     </w:p>
     <w:bookmarkEnd w:id="12"/>
@@ -1261,7 +1083,7 @@
         <w:pStyle w:val="FirstParagraph"/>
       </w:pPr>
       <w:r>
-        <w:t xml:space="preserve">The characterization will:</w:t>
+        <w:t xml:space="preserve">The study has five objectives.</w:t>
       </w:r>
     </w:p>
     <w:p>
@@ -1273,19 +1095,7 @@
         </w:numPr>
       </w:pPr>
       <w:r>
-        <w:t xml:space="preserve">establish the quantitative relationships between the anion-exchange process</w:t>
-      </w:r>
-      <w:r>
-        <w:t xml:space="preserve"> </w:t>
-      </w:r>
-      <w:r>
-        <w:t xml:space="preserve">parameters and the flow-through-pool HCP, the enveloped-virus (XMuLV) and</w:t>
-      </w:r>
-      <w:r>
-        <w:t xml:space="preserve"> </w:t>
-      </w:r>
-      <w:r>
-        <w:t xml:space="preserve">parvovirus (MVM) log-reduction, and the step yield;</w:t>
+        <w:t xml:space="preserve">Quantify the effect of the anion exchange operating parameters on parvovirus and retrovirus log reduction, on pool host cell protein and on step yield, over ranges wider than those used in routine operation.</w:t>
       </w:r>
     </w:p>
     <w:p>
@@ -1297,25 +1107,7 @@
         </w:numPr>
       </w:pPr>
       <w:r>
-        <w:t xml:space="preserve">identify the significant main effects, two-factor interactions and curvature,</w:t>
-      </w:r>
-      <w:r>
-        <w:t xml:space="preserve"> </w:t>
-      </w:r>
-      <w:r>
-        <w:t xml:space="preserve">including the anticipated load-pH × Equil/Wash-1-conductivity interaction that</w:t>
-      </w:r>
-      <w:r>
-        <w:t xml:space="preserve"> </w:t>
-      </w:r>
-      <w:r>
-        <w:t xml:space="preserve">governs HCP clearance and the load-pH/load-conductivity dependence that governs</w:t>
-      </w:r>
-      <w:r>
-        <w:t xml:space="preserve"> </w:t>
-      </w:r>
-      <w:r>
-        <w:t xml:space="preserve">viral clearance;</w:t>
+        <w:t xml:space="preserve">Define a multivariate operating region over which every governed attribute is predicted to remain within its acceptance criterion.</w:t>
       </w:r>
     </w:p>
     <w:p>
@@ -1327,13 +1119,7 @@
         </w:numPr>
       </w:pPr>
       <w:r>
-        <w:t xml:space="preserve">define the multivariate operating region over which the flow-through-pool HCP and</w:t>
-      </w:r>
-      <w:r>
-        <w:t xml:space="preserve"> </w:t>
-      </w:r>
-      <w:r>
-        <w:t xml:space="preserve">the MVM and XMuLV log-reduction credited to this step are simultaneously controlled;</w:t>
+        <w:t xml:space="preserve">Establish a proven acceptable range (PAR) for each multivariate parameter, both at its set-point and with the remaining parameters varying within their normal operating ranges (NORs).</w:t>
       </w:r>
     </w:p>
     <w:p>
@@ -1345,13 +1131,7 @@
         </w:numPr>
       </w:pPr>
       <w:r>
-        <w:t xml:space="preserve">establish proven acceptable ranges (PARs) and confirm normal operating ranges</w:t>
-      </w:r>
-      <w:r>
-        <w:t xml:space="preserve"> </w:t>
-      </w:r>
-      <w:r>
-        <w:t xml:space="preserve">(NORs) for each parameter;</w:t>
+        <w:t xml:space="preserve">Provide the evidence needed to classify each parameter under SOP-4001, including the evidence needed to classify a parameter that shows no effect.</w:t>
       </w:r>
     </w:p>
     <w:p>
@@ -1363,37 +1143,27 @@
         </w:numPr>
       </w:pPr>
       <w:r>
-        <w:t xml:space="preserve">classify each parameter for its risk of impact to CQAs and to process performance</w:t>
-      </w:r>
-      <w:r>
-        <w:t xml:space="preserve"> </w:t>
-      </w:r>
-      <w:r>
-        <w:t xml:space="preserve">(CPP / WC-CPP / KPP / GPP); and</w:t>
+        <w:t xml:space="preserve">Justify the ranges to be used in Stage 2 manufacture and the contribution this step makes to the drug substance control strategy.</w:t>
       </w:r>
     </w:p>
     <w:p>
       <w:pPr>
-        <w:pStyle w:val="Compact"/>
-        <w:numPr>
-          <w:ilvl w:val="0"/>
-          <w:numId w:val="1001"/>
-        </w:numPr>
-      </w:pPr>
-      <w:r>
-        <w:t xml:space="preserve">provide the process understanding and ranges that justify the Stage 2 operating</w:t>
-      </w:r>
-      <w:r>
-        <w:t xml:space="preserve"> </w:t>
-      </w:r>
-      <w:r>
-        <w:t xml:space="preserve">conditions and the drug-substance control strategy, including the modular</w:t>
-      </w:r>
-      <w:r>
-        <w:t xml:space="preserve"> </w:t>
-      </w:r>
-      <w:r>
-        <w:t xml:space="preserve">viral-clearance claim.</w:t>
+        <w:pStyle w:val="FirstParagraph"/>
+      </w:pPr>
+      <w:r>
+        <w:t xml:space="preserve">The first objective is the basis for the four that follow, since neither the operating</w:t>
+      </w:r>
+      <w:r>
+        <w:t xml:space="preserve"> </w:t>
+      </w:r>
+      <w:r>
+        <w:t xml:space="preserve">region nor the proven acceptable ranges can be drawn until the parameter effects have</w:t>
+      </w:r>
+      <w:r>
+        <w:t xml:space="preserve"> </w:t>
+      </w:r>
+      <w:r>
+        <w:t xml:space="preserve">been quantified on a model that meets the adequacy criteria of §7.</w:t>
       </w:r>
     </w:p>
     <w:bookmarkEnd w:id="13"/>
@@ -1411,13 +1181,21 @@
         <w:pStyle w:val="FirstParagraph"/>
       </w:pPr>
       <w:r>
-        <w:t xml:space="preserve">This plan is executed under the master documents below and is paired with its report;</w:t>
-      </w:r>
-      <w:r>
-        <w:t xml:space="preserve"> </w:t>
-      </w:r>
-      <w:r>
-        <w:t xml:space="preserve">the full package is cross-referenced for traceability.</w:t>
+        <w:t xml:space="preserve">The characterization package that frames this study is listed in</w:t>
+      </w:r>
+      <w:r>
+        <w:t xml:space="preserve"> </w:t>
+      </w:r>
+      <w:hyperlink w:anchor="tbl-related">
+        <w:r>
+          <w:rPr>
+            <w:rStyle w:val="Hyperlink"/>
+          </w:rPr>
+          <w:t xml:space="preserve">Table 2</w:t>
+        </w:r>
+      </w:hyperlink>
+      <w:r>
+        <w:t xml:space="preserve">.</w:t>
       </w:r>
     </w:p>
     <w:tbl>
@@ -1433,7 +1211,7 @@
       <w:tr>
         <w:tc>
           <w:tcPr/>
-          <w:bookmarkStart w:id="14" w:name="tbl-rel"/>
+          <w:bookmarkStart w:id="14" w:name="tbl-related"/>
           <w:p>
             <w:pPr>
               <w:jc w:val="center"/>
@@ -1444,7 +1222,7 @@
               <w:pStyle w:val="ImageCaption"/>
             </w:pPr>
             <w:r>
-              <w:t xml:space="preserve">Table 2: Related documents in the A-Mab process-characterization package.</w:t>
+              <w:t xml:space="preserve">Table 2: Related documents in the A-Mab characterization package.</w:t>
             </w:r>
           </w:p>
           <w:tbl>
@@ -1719,18 +1497,18 @@
         <w:pStyle w:val="BodyText"/>
       </w:pPr>
       <w:r>
-        <w:t xml:space="preserve">The governing procedures and validated analytical methods referenced by this plan are</w:t>
-      </w:r>
-      <w:r>
-        <w:t xml:space="preserve"> </w:t>
-      </w:r>
-      <w:r>
-        <w:t xml:space="preserve">listed in</w:t>
-      </w:r>
-      <w:r>
-        <w:t xml:space="preserve"> </w:t>
-      </w:r>
-      <w:hyperlink w:anchor="tbl-sop">
+        <w:t xml:space="preserve">The controlled procedures and the validated analytical methods that govern execution of</w:t>
+      </w:r>
+      <w:r>
+        <w:t xml:space="preserve"> </w:t>
+      </w:r>
+      <w:r>
+        <w:t xml:space="preserve">the study are listed in</w:t>
+      </w:r>
+      <w:r>
+        <w:t xml:space="preserve"> </w:t>
+      </w:r>
+      <w:hyperlink w:anchor="tbl-sops">
         <w:r>
           <w:rPr>
             <w:rStyle w:val="Hyperlink"/>
@@ -1739,10 +1517,13 @@
         </w:r>
       </w:hyperlink>
       <w:r>
-        <w:t xml:space="preserve"> </w:t>
-      </w:r>
-      <w:r>
-        <w:t xml:space="preserve">(numbers are placeholders in this synthetic set).</w:t>
+        <w:t xml:space="preserve">. Each of them is referenced again at the point in this</w:t>
+      </w:r>
+      <w:r>
+        <w:t xml:space="preserve"> </w:t>
+      </w:r>
+      <w:r>
+        <w:t xml:space="preserve">plan where it applies.</w:t>
       </w:r>
     </w:p>
     <w:tbl>
@@ -1758,7 +1539,7 @@
       <w:tr>
         <w:tc>
           <w:tcPr/>
-          <w:bookmarkStart w:id="15" w:name="tbl-sop"/>
+          <w:bookmarkStart w:id="15" w:name="tbl-sops"/>
           <w:p>
             <w:pPr>
               <w:jc w:val="center"/>
@@ -1769,7 +1550,7 @@
               <w:pStyle w:val="ImageCaption"/>
             </w:pPr>
             <w:r>
-              <w:t xml:space="preserve">Table 3: Referenced standard operating procedures and analytical method validations.</w:t>
+              <w:t xml:space="preserve">Table 3: Controlled procedures and validated analytical methods for this step.</w:t>
             </w:r>
           </w:p>
           <w:tbl>
@@ -2286,7 +2067,7 @@
       </w:tr>
     </w:tbl>
     <w:bookmarkEnd w:id="16"/>
-    <w:bookmarkStart w:id="21" w:name="prior-knowledge-and-quality-risk-basis"/>
+    <w:bookmarkStart w:id="22" w:name="prior-knowledge-and-quality-risk-basis"/>
     <w:p>
       <w:pPr>
         <w:pStyle w:val="Heading1"/>
@@ -2309,134 +2090,37 @@
         <w:pStyle w:val="FirstParagraph"/>
       </w:pPr>
       <w:r>
-        <w:t xml:space="preserve">Anion-exchange chromatography is the final polishing step of the A-Mab purification</w:t>
-      </w:r>
-      <w:r>
-        <w:t xml:space="preserve"> </w:t>
-      </w:r>
-      <w:r>
-        <w:t xml:space="preserve">train and is operated in</w:t>
-      </w:r>
-      <w:r>
-        <w:t xml:space="preserve"> </w:t>
-      </w:r>
-      <w:r>
-        <w:rPr>
-          <w:b/>
-          <w:bCs/>
-        </w:rPr>
-        <w:t xml:space="preserve">flow-through</w:t>
-      </w:r>
-      <w:r>
-        <w:t xml:space="preserve"> </w:t>
-      </w:r>
-      <w:r>
-        <w:t xml:space="preserve">mode: the cation-exchange eluate is</w:t>
-      </w:r>
-      <w:r>
-        <w:t xml:space="preserve"> </w:t>
-      </w:r>
-      <w:r>
-        <w:t xml:space="preserve">conditioned to the target load pH and load conductivity and loaded onto an equilibrated</w:t>
-      </w:r>
-      <w:r>
-        <w:t xml:space="preserve"> </w:t>
-      </w:r>
-      <w:r>
-        <w:t xml:space="preserve">strong anion-exchange resin; at the operating pH the product antibody carries a slight</w:t>
-      </w:r>
-      <w:r>
-        <w:t xml:space="preserve"> </w:t>
-      </w:r>
-      <w:r>
-        <w:t xml:space="preserve">net positive charge and transmits through the column, while the more acidic</w:t>
-      </w:r>
-      <w:r>
-        <w:t xml:space="preserve"> </w:t>
-      </w:r>
-      <w:r>
-        <w:t xml:space="preserve">process-related impurities — host-cell protein, residual DNA and endotoxin — and the</w:t>
-      </w:r>
-      <w:r>
-        <w:t xml:space="preserve"> </w:t>
-      </w:r>
-      <w:r>
-        <w:t xml:space="preserve">model viruses bind to the resin and are retained. The product is recovered in the</w:t>
-      </w:r>
-      <w:r>
-        <w:t xml:space="preserve"> </w:t>
-      </w:r>
-      <w:r>
-        <w:t xml:space="preserve">flow-through together with a post-load wash at the equilibration/wash-1 conductivity,</w:t>
-      </w:r>
-      <w:r>
-        <w:t xml:space="preserve"> </w:t>
-      </w:r>
-      <w:r>
-        <w:t xml:space="preserve">the pool being collected from the start of load to a defined trailing-edge</w:t>
-      </w:r>
-      <w:r>
-        <w:t xml:space="preserve"> </w:t>
-      </w:r>
-      <w:r>
-        <w:t xml:space="preserve">ultraviolet (UV, 280 nm) pool-stop criterion</w:t>
-      </w:r>
-      <w:r>
-        <w:t xml:space="preserve"> </w:t>
-      </w:r>
-      <w:r>
-        <w:t xml:space="preserve">(CMC Biotech Working Group 2009)</w:t>
-      </w:r>
-      <w:r>
-        <w:t xml:space="preserve">. Like cation exchange it forms</w:t>
-      </w:r>
-      <w:r>
-        <w:t xml:space="preserve"> </w:t>
-      </w:r>
-      <w:r>
-        <w:t xml:space="preserve">no new size- or glycan-related CQA, but it is the step at which the process</w:t>
-      </w:r>
-      <w:r>
-        <w:t xml:space="preserve"> </w:t>
-      </w:r>
-      <w:r>
-        <w:rPr>
-          <w:b/>
-          <w:bCs/>
-        </w:rPr>
-        <w:t xml:space="preserve">credits</w:t>
-      </w:r>
-      <w:r>
-        <w:rPr>
-          <w:b/>
-          <w:bCs/>
-        </w:rPr>
-        <w:t xml:space="preserve"> </w:t>
-      </w:r>
-      <w:r>
-        <w:rPr>
-          <w:b/>
-          <w:bCs/>
-        </w:rPr>
-        <w:t xml:space="preserve">the MVM (parvovirus) log-reduction</w:t>
-      </w:r>
-      <w:r>
-        <w:t xml:space="preserve"> </w:t>
-      </w:r>
-      <w:r>
-        <w:t xml:space="preserve">required for the drug-substance viral-safety claim,</w:t>
-      </w:r>
-      <w:r>
-        <w:t xml:space="preserve"> </w:t>
-      </w:r>
-      <w:r>
-        <w:t xml:space="preserve">and it provides orthogonal enveloped-virus (XMuLV) clearance and a major further</w:t>
-      </w:r>
-      <w:r>
-        <w:t xml:space="preserve"> </w:t>
-      </w:r>
-      <w:r>
-        <w:t xml:space="preserve">reduction of HCP with modular clearance of residual DNA and leached Protein A.</w:t>
+        <w:t xml:space="preserve">Anion exchange chromatography is the final purification step in the A-Mab downstream</w:t>
+      </w:r>
+      <w:r>
+        <w:t xml:space="preserve"> </w:t>
+      </w:r>
+      <w:r>
+        <w:t xml:space="preserve">process, and it uses a strong anion exchange resin operated in flow-through mode. At the</w:t>
+      </w:r>
+      <w:r>
+        <w:t xml:space="preserve"> </w:t>
+      </w:r>
+      <w:r>
+        <w:t xml:space="preserve">load pH the antibody carries a net positive charge and passes through the column, while</w:t>
+      </w:r>
+      <w:r>
+        <w:t xml:space="preserve"> </w:t>
+      </w:r>
+      <w:r>
+        <w:t xml:space="preserve">acidic impurities and both model viruses bind to the resin. The flow-through pool is</w:t>
+      </w:r>
+      <w:r>
+        <w:t xml:space="preserve"> </w:t>
+      </w:r>
+      <w:r>
+        <w:t xml:space="preserve">collected from the start of the load to the end of the first wash (SOP-2011). The column</w:t>
+      </w:r>
+      <w:r>
+        <w:t xml:space="preserve"> </w:t>
+      </w:r>
+      <w:r>
+        <w:t xml:space="preserve">is then stripped, sanitized and stored under the resin life-cycle procedure (SOP-2008).</w:t>
       </w:r>
     </w:p>
     <w:p>
@@ -2444,180 +2128,150 @@
         <w:pStyle w:val="BodyText"/>
       </w:pPr>
       <w:r>
-        <w:t xml:space="preserve">Platform knowledge from related humanized IgG1 antibodies established that, in</w:t>
-      </w:r>
-      <w:r>
-        <w:t xml:space="preserve"> </w:t>
-      </w:r>
-      <w:r>
-        <w:t xml:space="preserve">flow-through anion exchange, impurity and virus binding is governed by the electrostatic</w:t>
-      </w:r>
-      <w:r>
-        <w:t xml:space="preserve"> </w:t>
-      </w:r>
-      <w:r>
-        <w:t xml:space="preserve">environment: a</w:t>
-      </w:r>
-      <w:r>
-        <w:t xml:space="preserve"> </w:t>
-      </w:r>
-      <w:r>
-        <w:rPr>
-          <w:b/>
-          <w:bCs/>
-        </w:rPr>
-        <w:t xml:space="preserve">higher load pH</w:t>
-      </w:r>
-      <w:r>
-        <w:t xml:space="preserve"> </w:t>
-      </w:r>
-      <w:r>
-        <w:t xml:space="preserve">increases the net negative charge of the impurities</w:t>
-      </w:r>
-      <w:r>
-        <w:t xml:space="preserve"> </w:t>
-      </w:r>
-      <w:r>
-        <w:t xml:space="preserve">and virus, strengthening their retention and improving clearance (lower flow-through HCP,</w:t>
-      </w:r>
-      <w:r>
-        <w:t xml:space="preserve"> </w:t>
-      </w:r>
-      <w:r>
-        <w:t xml:space="preserve">higher log-reduction), while a</w:t>
-      </w:r>
-      <w:r>
-        <w:t xml:space="preserve"> </w:t>
-      </w:r>
-      <w:r>
-        <w:rPr>
-          <w:b/>
-          <w:bCs/>
-        </w:rPr>
-        <w:t xml:space="preserve">higher equilibration/wash-1 conductivity</w:t>
-      </w:r>
-      <w:r>
-        <w:t xml:space="preserve"> </w:t>
-      </w:r>
-      <w:r>
-        <w:t xml:space="preserve">screens those</w:t>
-      </w:r>
-      <w:r>
-        <w:t xml:space="preserve"> </w:t>
-      </w:r>
-      <w:r>
-        <w:t xml:space="preserve">interactions and weakens retention, reducing HCP clearance; the two act together through</w:t>
-      </w:r>
-      <w:r>
-        <w:t xml:space="preserve"> </w:t>
-      </w:r>
-      <w:r>
-        <w:t xml:space="preserve">a load-pH × conductivity interaction. Viral clearance additionally depends on the</w:t>
-      </w:r>
-      <w:r>
-        <w:t xml:space="preserve"> </w:t>
-      </w:r>
-      <w:r>
-        <w:rPr>
-          <w:b/>
-          <w:bCs/>
-        </w:rPr>
-        <w:t xml:space="preserve">load</w:t>
-      </w:r>
-      <w:r>
-        <w:rPr>
-          <w:b/>
-          <w:bCs/>
-        </w:rPr>
-        <w:t xml:space="preserve"> </w:t>
-      </w:r>
-      <w:r>
-        <w:rPr>
-          <w:b/>
-          <w:bCs/>
-        </w:rPr>
-        <w:t xml:space="preserve">conductivity</w:t>
-      </w:r>
-      <w:r>
-        <w:t xml:space="preserve">, which must be low enough for the virus to bind. Because the operation is</w:t>
-      </w:r>
-      <w:r>
-        <w:t xml:space="preserve"> </w:t>
-      </w:r>
-      <w:r>
-        <w:t xml:space="preserve">flow-through with high dynamic capacity for the product, the</w:t>
-      </w:r>
-      <w:r>
-        <w:t xml:space="preserve"> </w:t>
-      </w:r>
-      <w:r>
-        <w:rPr>
-          <w:b/>
-          <w:bCs/>
-        </w:rPr>
-        <w:t xml:space="preserve">protein load</w:t>
-      </w:r>
-      <w:r>
-        <w:t xml:space="preserve"> </w:t>
-      </w:r>
-      <w:r>
-        <w:t xml:space="preserve">can be run</w:t>
-      </w:r>
-      <w:r>
-        <w:t xml:space="preserve"> </w:t>
-      </w:r>
-      <w:r>
-        <w:t xml:space="preserve">high with little effect on clearance or on recovery over the platform range, provided the</w:t>
-      </w:r>
-      <w:r>
-        <w:t xml:space="preserve"> </w:t>
-      </w:r>
-      <w:r>
-        <w:t xml:space="preserve">load material is of representative charge-variant quality; recovery is characteristically</w:t>
-      </w:r>
-      <w:r>
-        <w:t xml:space="preserve"> </w:t>
-      </w:r>
-      <w:r>
-        <w:t xml:space="preserve">high (flow-through). Residence time — set by the operating</w:t>
-      </w:r>
-      <w:r>
-        <w:t xml:space="preserve"> </w:t>
-      </w:r>
-      <w:r>
-        <w:rPr>
-          <w:b/>
-          <w:bCs/>
-        </w:rPr>
-        <w:t xml:space="preserve">flow rate</w:t>
-      </w:r>
-      <w:r>
-        <w:t xml:space="preserve"> </w:t>
-      </w:r>
-      <w:r>
-        <w:t xml:space="preserve">— governs the</w:t>
-      </w:r>
-      <w:r>
-        <w:t xml:space="preserve"> </w:t>
-      </w:r>
-      <w:r>
-        <w:t xml:space="preserve">contact time available for impurity and virus binding and is held within a range that</w:t>
-      </w:r>
-      <w:r>
-        <w:t xml:space="preserve"> </w:t>
-      </w:r>
-      <w:r>
-        <w:t xml:space="preserve">preserves the minimum contact time credited for the viral-clearance claim. This knowledge</w:t>
-      </w:r>
-      <w:r>
-        <w:t xml:space="preserve"> </w:t>
-      </w:r>
-      <w:r>
-        <w:t xml:space="preserve">frames the attributes in scope and the prioritization of parameters for characterization.</w:t>
+        <w:t xml:space="preserve">The step has an established platform history. Flow-through anion exchange has been used</w:t>
+      </w:r>
+      <w:r>
+        <w:t xml:space="preserve"> </w:t>
+      </w:r>
+      <w:r>
+        <w:t xml:space="preserve">at commercial scale for three licensed antibodies produced on the same humanized IgG1</w:t>
+      </w:r>
+      <w:r>
+        <w:t xml:space="preserve"> </w:t>
+      </w:r>
+      <w:r>
+        <w:t xml:space="preserve">platform (X-Mab, Y-Mab and Z-Mab) as well as for A-Mab clinical supply, and the mechanism</w:t>
+      </w:r>
+      <w:r>
+        <w:t xml:space="preserve"> </w:t>
+      </w:r>
+      <w:r>
+        <w:t xml:space="preserve">of impurity and virus removal is the same in each case</w:t>
+      </w:r>
+      <w:r>
+        <w:t xml:space="preserve"> </w:t>
+      </w:r>
+      <w:r>
+        <w:t xml:space="preserve">(CMC Biotech Working Group 2009)</w:t>
+      </w:r>
+      <w:r>
+        <w:t xml:space="preserve">. Prior knowledge</w:t>
+      </w:r>
+      <w:r>
+        <w:t xml:space="preserve"> </w:t>
+      </w:r>
+      <w:r>
+        <w:t xml:space="preserve">therefore sets the expected direction of every parameter effect, but it does not remove</w:t>
+      </w:r>
+      <w:r>
+        <w:t xml:space="preserve"> </w:t>
+      </w:r>
+      <w:r>
+        <w:t xml:space="preserve">the need for characterization, because the isoelectric point of A-Mab and the impurity</w:t>
+      </w:r>
+      <w:r>
+        <w:t xml:space="preserve"> </w:t>
+      </w:r>
+      <w:r>
+        <w:t xml:space="preserve">profile of its cation exchange pool both differ from those of the earlier products.</w:t>
+      </w:r>
+    </w:p>
+    <w:p>
+      <w:pPr>
+        <w:pStyle w:val="BodyText"/>
+      </w:pPr>
+      <w:r>
+        <w:t xml:space="preserve">The mechanistic expectation for the study is set out here so that the results reported in</w:t>
+      </w:r>
+      <w:r>
+        <w:t xml:space="preserve"> </w:t>
+      </w:r>
+      <w:r>
+        <w:t xml:space="preserve">PCR-008 can confirm or refute it. Raising the load pH increases the net negative charge</w:t>
+      </w:r>
+      <w:r>
+        <w:t xml:space="preserve"> </w:t>
+      </w:r>
+      <w:r>
+        <w:t xml:space="preserve">carried by host cell protein, by DNA and by the capsid of both model viruses (MVM and</w:t>
+      </w:r>
+      <w:r>
+        <w:t xml:space="preserve"> </w:t>
+      </w:r>
+      <w:r>
+        <w:t xml:space="preserve">XMuLV). Binding to the resin strengthens as a result, and the clearance of all three</w:t>
+      </w:r>
+      <w:r>
+        <w:t xml:space="preserve"> </w:t>
+      </w:r>
+      <w:r>
+        <w:t xml:space="preserve">impurity classes improves. Raising conductivity shields those same charges and weakens</w:t>
+      </w:r>
+      <w:r>
+        <w:t xml:space="preserve"> </w:t>
+      </w:r>
+      <w:r>
+        <w:t xml:space="preserve">binding, so clearance falls. The</w:t>
+      </w:r>
+      <w:r>
+        <w:t xml:space="preserve"> </w:t>
+      </w:r>
+      <w:r>
+        <w:t xml:space="preserve">conductivity of the equilibration and wash-1 buffer governs the ionic environment in</w:t>
+      </w:r>
+      <w:r>
+        <w:t xml:space="preserve"> </w:t>
+      </w:r>
+      <w:r>
+        <w:t xml:space="preserve">which weakly bound impurities are displaced during the wash. The conductivity of the load</w:t>
+      </w:r>
+      <w:r>
+        <w:t xml:space="preserve"> </w:t>
+      </w:r>
+      <w:r>
+        <w:t xml:space="preserve">governs the ionic environment during impurity capture itself. Protein load sets</w:t>
+      </w:r>
+      <w:r>
+        <w:t xml:space="preserve"> </w:t>
+      </w:r>
+      <w:r>
+        <w:t xml:space="preserve">the impurity mass challenge presented to a fixed volume of resin, and it determines how</w:t>
+      </w:r>
+      <w:r>
+        <w:t xml:space="preserve"> </w:t>
+      </w:r>
+      <w:r>
+        <w:t xml:space="preserve">closely the column approaches breakthrough.</w:t>
+      </w:r>
+    </w:p>
+    <w:p>
+      <w:pPr>
+        <w:pStyle w:val="BodyText"/>
+      </w:pPr>
+      <w:r>
+        <w:t xml:space="preserve">Two things are not claimed for this step. Anion exchange operated under platform</w:t>
+      </w:r>
+      <w:r>
+        <w:t xml:space="preserve"> </w:t>
+      </w:r>
+      <w:r>
+        <w:t xml:space="preserve">conditions does not modify the glycan or the charge variant distribution of the antibody,</w:t>
+      </w:r>
+      <w:r>
+        <w:t xml:space="preserve"> </w:t>
+      </w:r>
+      <w:r>
+        <w:t xml:space="preserve">both of which are formed in the production bioreactor and reported in PCR-003. The step</w:t>
+      </w:r>
+      <w:r>
+        <w:t xml:space="preserve"> </w:t>
+      </w:r>
+      <w:r>
+        <w:t xml:space="preserve">is also not claimed to deliver the viral safety of the drug substance on its own.</w:t>
       </w:r>
     </w:p>
     <w:bookmarkEnd w:id="17"/>
-    <w:bookmarkStart w:id="19" w:name="quality-attributes-in-scope"/>
+    <w:bookmarkStart w:id="20" w:name="quality-attributes-in-scope"/>
     <w:p>
       <w:pPr>
         <w:pStyle w:val="Heading2"/>
@@ -2631,49 +2285,12 @@
         <w:pStyle w:val="FirstParagraph"/>
       </w:pPr>
       <w:r>
-        <w:t xml:space="preserve">Anion exchange</w:t>
-      </w:r>
-      <w:r>
-        <w:t xml:space="preserve"> </w:t>
-      </w:r>
-      <w:r>
-        <w:rPr>
-          <w:b/>
-          <w:bCs/>
-        </w:rPr>
-        <w:t xml:space="preserve">sets one CQA of its own</w:t>
-      </w:r>
-      <w:r>
-        <w:t xml:space="preserve"> </w:t>
-      </w:r>
-      <w:r>
-        <w:t xml:space="preserve">— the cumulative MVM (parvovirus)</w:t>
-      </w:r>
-      <w:r>
-        <w:t xml:space="preserve"> </w:t>
-      </w:r>
-      <w:r>
-        <w:t xml:space="preserve">log-reduction, to which it is the first and principal contributor — and is a major</w:t>
-      </w:r>
-      <w:r>
-        <w:t xml:space="preserve"> </w:t>
-      </w:r>
-      <w:r>
-        <w:t xml:space="preserve">clearance step for the enveloped-virus (XMuLV) log-reduction and for the process-related</w:t>
-      </w:r>
-      <w:r>
-        <w:t xml:space="preserve"> </w:t>
-      </w:r>
-      <w:r>
-        <w:t xml:space="preserve">impurity CQAs formed upstream and specified at the drug substance: host-cell protein,</w:t>
-      </w:r>
-      <w:r>
-        <w:t xml:space="preserve"> </w:t>
-      </w:r>
-      <w:r>
-        <w:t xml:space="preserve">residual DNA and leached Protein A (</w:t>
-      </w:r>
-      <w:hyperlink w:anchor="tbl-cqa">
+        <w:t xml:space="preserve">This step sets one quality attribute, and its acceptance criterion is given in</w:t>
+      </w:r>
+      <w:r>
+        <w:t xml:space="preserve"> </w:t>
+      </w:r>
+      <w:hyperlink w:anchor="tbl-cqa-set">
         <w:r>
           <w:rPr>
             <w:rStyle w:val="Hyperlink"/>
@@ -2682,35 +2299,46 @@
         </w:r>
       </w:hyperlink>
       <w:r>
-        <w:t xml:space="preserve">). Criticality is scored on the A-Mab</w:t>
-      </w:r>
-      <w:r>
-        <w:t xml:space="preserve"> </w:t>
-      </w:r>
-      <w:r>
-        <w:t xml:space="preserve">continuum using Tool #1 (Risk Score = Impact × Uncertainty); attributes rated High (H) or</w:t>
-      </w:r>
-      <w:r>
-        <w:t xml:space="preserve"> </w:t>
-      </w:r>
-      <w:r>
-        <w:t xml:space="preserve">Very High (VH) are treated as</w:t>
-      </w:r>
-      <w:r>
-        <w:t xml:space="preserve"> </w:t>
-      </w:r>
-      <w:r>
-        <w:rPr>
-          <w:i/>
-          <w:iCs/>
-        </w:rPr>
-        <w:t xml:space="preserve">Critical</w:t>
-      </w:r>
-      <w:r>
-        <w:t xml:space="preserve"> </w:t>
-      </w:r>
-      <w:r>
-        <w:t xml:space="preserve">(CMC Biotech Working Group 2009; International Council for Harmonisation 2023b)</w:t>
+        <w:t xml:space="preserve">. Cumulative parvovirus clearance is of very high criticality under Tool #1</w:t>
+      </w:r>
+      <w:r>
+        <w:t xml:space="preserve"> </w:t>
+      </w:r>
+      <w:r>
+        <w:t xml:space="preserve">of the A-Mab framework, which scores the impact of an attribute against the uncertainty</w:t>
+      </w:r>
+      <w:r>
+        <w:t xml:space="preserve"> </w:t>
+      </w:r>
+      <w:r>
+        <w:t xml:space="preserve">in that impact</w:t>
+      </w:r>
+      <w:r>
+        <w:t xml:space="preserve"> </w:t>
+      </w:r>
+      <w:r>
+        <w:t xml:space="preserve">(CMC Biotech Working Group 2009)</w:t>
+      </w:r>
+      <w:r>
+        <w:t xml:space="preserve">. Criticality is treated as a continuum and not as a binary</w:t>
+      </w:r>
+      <w:r>
+        <w:t xml:space="preserve"> </w:t>
+      </w:r>
+      <w:r>
+        <w:t xml:space="preserve">label (ICH Q9), and the attributes of high or very high criticality are those called</w:t>
+      </w:r>
+      <w:r>
+        <w:t xml:space="preserve"> </w:t>
+      </w:r>
+      <w:r>
+        <w:t xml:space="preserve">critical</w:t>
+      </w:r>
+      <w:r>
+        <w:t xml:space="preserve"> </w:t>
+      </w:r>
+      <w:r>
+        <w:t xml:space="preserve">(International Council for Harmonisation 2023b)</w:t>
       </w:r>
       <w:r>
         <w:t xml:space="preserve">.</w:t>
@@ -2729,7 +2357,7 @@
       <w:tr>
         <w:tc>
           <w:tcPr/>
-          <w:bookmarkStart w:id="18" w:name="tbl-cqa"/>
+          <w:bookmarkStart w:id="18" w:name="tbl-cqa-set"/>
           <w:p>
             <w:pPr>
               <w:jc w:val="center"/>
@@ -2740,7 +2368,240 @@
               <w:pStyle w:val="ImageCaption"/>
             </w:pPr>
             <w:r>
-              <w:t xml:space="preserve">Table 4: CQAs in scope for the anion-exchange step — the MVM clearance it sets and the XMuLV clearance and impurity CQAs it controls/clears — with acceptance criterion and criticality (Tool #1 = Impact × Uncertainty).</w:t>
+              <w:t xml:space="preserve">Table 4: Quality attribute set by this step, with its acceptance criterion.</w:t>
+            </w:r>
+          </w:p>
+          <w:tbl>
+            <w:tblPr>
+              <w:tblStyle w:val="Table"/>
+              <w:tblW w:type="pct" w:w="5000"/>
+              <w:tblLayout w:type="fixed"/>
+              <w:tblLook w:firstRow="1" w:lastRow="0" w:firstColumn="0" w:lastColumn="0" w:noHBand="0" w:noVBand="0" w:val="0020"/>
+            </w:tblPr>
+            <w:tblGrid>
+              <w:gridCol w:w="2768"/>
+              <w:gridCol w:w="1076"/>
+              <w:gridCol w:w="2076"/>
+              <w:gridCol w:w="1153"/>
+              <w:gridCol w:w="845"/>
+            </w:tblGrid>
+            <w:tr>
+              <w:trPr>
+                <w:tblHeader w:val="on"/>
+              </w:trPr>
+              <w:tc>
+                <w:tcPr/>
+                <w:p>
+                  <w:pPr>
+                    <w:pStyle w:val="Compact"/>
+                    <w:jc w:val="left"/>
+                    <w:jc w:val="center"/>
+                  </w:pPr>
+                  <w:r>
+                    <w:t xml:space="preserve">CQA</w:t>
+                  </w:r>
+                </w:p>
+              </w:tc>
+              <w:tc>
+                <w:tcPr/>
+                <w:p>
+                  <w:pPr>
+                    <w:pStyle w:val="Compact"/>
+                    <w:jc w:val="left"/>
+                    <w:jc w:val="center"/>
+                  </w:pPr>
+                  <w:r>
+                    <w:t xml:space="preserve">Category</w:t>
+                  </w:r>
+                </w:p>
+              </w:tc>
+              <w:tc>
+                <w:tcPr/>
+                <w:p>
+                  <w:pPr>
+                    <w:pStyle w:val="Compact"/>
+                    <w:jc w:val="left"/>
+                    <w:jc w:val="center"/>
+                  </w:pPr>
+                  <w:r>
+                    <w:t xml:space="preserve">Acceptance</w:t>
+                  </w:r>
+                </w:p>
+              </w:tc>
+              <w:tc>
+                <w:tcPr/>
+                <w:p>
+                  <w:pPr>
+                    <w:pStyle w:val="Compact"/>
+                    <w:jc w:val="left"/>
+                    <w:jc w:val="center"/>
+                  </w:pPr>
+                  <w:r>
+                    <w:t xml:space="preserve">Criticality</w:t>
+                  </w:r>
+                </w:p>
+              </w:tc>
+              <w:tc>
+                <w:tcPr/>
+                <w:p>
+                  <w:pPr>
+                    <w:pStyle w:val="Compact"/>
+                    <w:jc w:val="right"/>
+                    <w:jc w:val="center"/>
+                  </w:pPr>
+                  <w:r>
+                    <w:t xml:space="preserve">Tool #1</w:t>
+                  </w:r>
+                </w:p>
+              </w:tc>
+            </w:tr>
+            <w:tr>
+              <w:tc>
+                <w:tcPr/>
+                <w:p>
+                  <w:pPr>
+                    <w:pStyle w:val="Compact"/>
+                    <w:jc w:val="left"/>
+                    <w:jc w:val="center"/>
+                  </w:pPr>
+                  <w:r>
+                    <w:t xml:space="preserve">Viral clearance — MVM (parvovirus)</w:t>
+                  </w:r>
+                </w:p>
+              </w:tc>
+              <w:tc>
+                <w:tcPr/>
+                <w:p>
+                  <w:pPr>
+                    <w:pStyle w:val="Compact"/>
+                    <w:jc w:val="left"/>
+                    <w:jc w:val="center"/>
+                  </w:pPr>
+                  <w:r>
+                    <w:t xml:space="preserve">viral safety</w:t>
+                  </w:r>
+                </w:p>
+              </w:tc>
+              <w:tc>
+                <w:tcPr/>
+                <w:p>
+                  <w:pPr>
+                    <w:pStyle w:val="Compact"/>
+                    <w:jc w:val="left"/>
+                    <w:jc w:val="center"/>
+                  </w:pPr>
+                  <w:r>
+                    <w:t xml:space="preserve">8.6–20 log10 (cumulative)</w:t>
+                  </w:r>
+                </w:p>
+              </w:tc>
+              <w:tc>
+                <w:tcPr/>
+                <w:p>
+                  <w:pPr>
+                    <w:pStyle w:val="Compact"/>
+                    <w:jc w:val="left"/>
+                    <w:jc w:val="center"/>
+                  </w:pPr>
+                  <w:r>
+                    <w:t xml:space="preserve">VH</w:t>
+                  </w:r>
+                </w:p>
+              </w:tc>
+              <w:tc>
+                <w:tcPr/>
+                <w:p>
+                  <w:pPr>
+                    <w:pStyle w:val="Compact"/>
+                    <w:jc w:val="right"/>
+                    <w:jc w:val="center"/>
+                  </w:pPr>
+                  <w:r>
+                    <w:t xml:space="preserve">20</w:t>
+                  </w:r>
+                </w:p>
+              </w:tc>
+            </w:tr>
+          </w:tbl>
+          <w:bookmarkEnd w:id="18"/>
+          <w:p/>
+        </w:tc>
+      </w:tr>
+    </w:tbl>
+    <w:p>
+      <w:pPr>
+        <w:pStyle w:val="BodyText"/>
+      </w:pPr>
+      <w:r>
+        <w:t xml:space="preserve">The step also governs several attributes that are formed or set elsewhere</w:t>
+      </w:r>
+      <w:r>
+        <w:t xml:space="preserve"> </w:t>
+      </w:r>
+      <w:r>
+        <w:t xml:space="preserve">(</w:t>
+      </w:r>
+      <w:hyperlink w:anchor="tbl-cqa-clear">
+        <w:r>
+          <w:rPr>
+            <w:rStyle w:val="Hyperlink"/>
+          </w:rPr>
+          <w:t xml:space="preserve">Table 5</w:t>
+        </w:r>
+      </w:hyperlink>
+      <w:r>
+        <w:t xml:space="preserve">). Retrovirus clearance is set at the low-pH viral inactivation step and is</w:t>
+      </w:r>
+      <w:r>
+        <w:t xml:space="preserve"> </w:t>
+      </w:r>
+      <w:r>
+        <w:t xml:space="preserve">reported in PCR-006. Host cell protein, residual DNA and leached Protein A are formed</w:t>
+      </w:r>
+      <w:r>
+        <w:t xml:space="preserve"> </w:t>
+      </w:r>
+      <w:r>
+        <w:t xml:space="preserve">upstream and are reduced by more than one purification step in the train. This plan measures the</w:t>
+      </w:r>
+      <w:r>
+        <w:t xml:space="preserve"> </w:t>
+      </w:r>
+      <w:r>
+        <w:t xml:space="preserve">contribution that anion exchange makes to each of them, and it claims nothing beyond that</w:t>
+      </w:r>
+      <w:r>
+        <w:t xml:space="preserve"> </w:t>
+      </w:r>
+      <w:r>
+        <w:t xml:space="preserve">contribution.</w:t>
+      </w:r>
+    </w:p>
+    <w:tbl>
+      <w:tblPr>
+        <w:tblStyle w:val="Table"/>
+        <w:tblW w:type="pct" w:w="5000"/>
+        <w:tblLayout w:type="fixed"/>
+        <w:tblLook w:firstRow="0" w:lastRow="0" w:firstColumn="0" w:lastColumn="0" w:noHBand="0" w:noVBand="0" w:val="0000"/>
+      </w:tblPr>
+      <w:tblGrid>
+        <w:gridCol w:w="7920"/>
+      </w:tblGrid>
+      <w:tr>
+        <w:tc>
+          <w:tcPr/>
+          <w:bookmarkStart w:id="19" w:name="tbl-cqa-clear"/>
+          <w:p>
+            <w:pPr>
+              <w:jc w:val="center"/>
+            </w:pPr>
+            <w:pPr>
+              <w:jc w:val="left"/>
+              <w:spacing w:before="200"/>
+              <w:pStyle w:val="ImageCaption"/>
+            </w:pPr>
+            <w:r>
+              <w:t xml:space="preserve">Table 5: Quality attributes governed or cleared by this step.</w:t>
             </w:r>
           </w:p>
           <w:tbl>
@@ -3163,79 +3024,13 @@
               </w:tc>
             </w:tr>
           </w:tbl>
-          <w:bookmarkEnd w:id="18"/>
+          <w:bookmarkEnd w:id="19"/>
           <w:p/>
         </w:tc>
       </w:tr>
     </w:tbl>
-    <w:p>
-      <w:pPr>
-        <w:pStyle w:val="BodyText"/>
-      </w:pPr>
-      <w:r>
-        <w:t xml:space="preserve">The MVM and XMuLV log-reductions are the</w:t>
-      </w:r>
-      <w:r>
-        <w:t xml:space="preserve"> </w:t>
-      </w:r>
-      <w:r>
-        <w:rPr>
-          <w:b/>
-          <w:bCs/>
-        </w:rPr>
-        <w:t xml:space="preserve">cumulative</w:t>
-      </w:r>
-      <w:r>
-        <w:t xml:space="preserve"> </w:t>
-      </w:r>
-      <w:r>
-        <w:t xml:space="preserve">drug-substance viral-clearance</w:t>
-      </w:r>
-      <w:r>
-        <w:t xml:space="preserve"> </w:t>
-      </w:r>
-      <w:r>
-        <w:t xml:space="preserve">claims (≥ 8.6 and ≥ 16.7 log₁₀</w:t>
-      </w:r>
-      <w:r>
-        <w:t xml:space="preserve"> </w:t>
-      </w:r>
-      <w:r>
-        <w:t xml:space="preserve">respectively), to which the anion-exchange step contributes a modular increment; the</w:t>
-      </w:r>
-      <w:r>
-        <w:t xml:space="preserve"> </w:t>
-      </w:r>
-      <w:r>
-        <w:t xml:space="preserve">flow-through-pool HCP is an in-process attribute whose control at this step determines the</w:t>
-      </w:r>
-      <w:r>
-        <w:t xml:space="preserve"> </w:t>
-      </w:r>
-      <w:r>
-        <w:t xml:space="preserve">margin to the ≤ 100 ng/mg HCP drug-substance limit. The MVM and XMuLV</w:t>
-      </w:r>
-      <w:r>
-        <w:t xml:space="preserve"> </w:t>
-      </w:r>
-      <w:r>
-        <w:t xml:space="preserve">log-reduction credited to the step, and the flow-through-pool HCP, are therefore the</w:t>
-      </w:r>
-      <w:r>
-        <w:t xml:space="preserve"> </w:t>
-      </w:r>
-      <w:r>
-        <w:t xml:space="preserve">primary responses of the study; residual DNA and leached Protein A are measured to confirm</w:t>
-      </w:r>
-      <w:r>
-        <w:t xml:space="preserve"> </w:t>
-      </w:r>
-      <w:r>
-        <w:t xml:space="preserve">the modular clearance credited across Protein A, cation exchange and anion exchange.</w:t>
-      </w:r>
-    </w:p>
-    <w:bookmarkEnd w:id="19"/>
-    <w:bookmarkStart w:id="20" w:name="risk-based-prioritization-of-parameters"/>
+    <w:bookmarkEnd w:id="20"/>
+    <w:bookmarkStart w:id="21" w:name="risk-based-prioritization-of-parameters"/>
     <w:p>
       <w:pPr>
         <w:pStyle w:val="Heading2"/>
@@ -3249,13 +3044,69 @@
         <w:pStyle w:val="FirstParagraph"/>
       </w:pPr>
       <w:r>
-        <w:t xml:space="preserve">Consistent with the A-Mab lifecycle of iterative risk assessments, the study scope is</w:t>
-      </w:r>
-      <w:r>
-        <w:t xml:space="preserve"> </w:t>
-      </w:r>
-      <w:r>
-        <w:t xml:space="preserve">set by the Pre-Characterization Process Risk Assessment</w:t>
+        <w:t xml:space="preserve">The scope of this study was set by the pre-characterization risk assessment (RA-001),</w:t>
+      </w:r>
+      <w:r>
+        <w:t xml:space="preserve"> </w:t>
+      </w:r>
+      <w:r>
+        <w:t xml:space="preserve">which ranked every anion exchange parameter on two scales: the potential impact of the</w:t>
+      </w:r>
+      <w:r>
+        <w:t xml:space="preserve"> </w:t>
+      </w:r>
+      <w:r>
+        <w:t xml:space="preserve">parameter on a critical quality attribute, and its potential to interact with other</w:t>
+      </w:r>
+      <w:r>
+        <w:t xml:space="preserve"> </w:t>
+      </w:r>
+      <w:r>
+        <w:t xml:space="preserve">parameters. Where no data or rationale were available to make an assessment, the</w:t>
+      </w:r>
+      <w:r>
+        <w:t xml:space="preserve"> </w:t>
+      </w:r>
+      <w:r>
+        <w:t xml:space="preserve">parameter was ranked at the highest level.</w:t>
+      </w:r>
+    </w:p>
+    <w:p>
+      <w:pPr>
+        <w:pStyle w:val="BodyText"/>
+      </w:pPr>
+      <w:r>
+        <w:t xml:space="preserve">The ranking placed the parameters into three groups. Parameters with a high combined</w:t>
+      </w:r>
+      <w:r>
+        <w:t xml:space="preserve"> </w:t>
+      </w:r>
+      <w:r>
+        <w:t xml:space="preserve">score go to the multivariate design, parameters with a moderate score are assessed one at</w:t>
+      </w:r>
+      <w:r>
+        <w:t xml:space="preserve"> </w:t>
+      </w:r>
+      <w:r>
+        <w:t xml:space="preserve">a time, and parameters with a low score are held at platform conditions and are not</w:t>
+      </w:r>
+      <w:r>
+        <w:t xml:space="preserve"> </w:t>
+      </w:r>
+      <w:r>
+        <w:t xml:space="preserve">studied further, because prior knowledge already bounds them. The resulting scope is</w:t>
+      </w:r>
+      <w:r>
+        <w:t xml:space="preserve"> </w:t>
+      </w:r>
+      <w:r>
+        <w:t xml:space="preserve">4 parameters in the multivariate design and 1</w:t>
+      </w:r>
+      <w:r>
+        <w:t xml:space="preserve"> </w:t>
+      </w:r>
+      <w:r>
+        <w:t xml:space="preserve">in the univariate assessment, out of 5 parameters in total</w:t>
       </w:r>
       <w:r>
         <w:t xml:space="preserve"> </w:t>
@@ -3263,71 +3114,7 @@
       <w:r>
         <w:t xml:space="preserve">(</w:t>
       </w:r>
-      <w:r>
-        <w:rPr>
-          <w:b/>
-          <w:bCs/>
-        </w:rPr>
-        <w:t xml:space="preserve">RA-001</w:t>
-      </w:r>
-      <w:r>
-        <w:t xml:space="preserve">). A risk-ranking-and-filtering (RRF) screen scores each parameter for its</w:t>
-      </w:r>
-      <w:r>
-        <w:t xml:space="preserve"> </w:t>
-      </w:r>
-      <w:r>
-        <w:t xml:space="preserve">potential main-effect and interaction impact and assigns the study type accordingly:</w:t>
-      </w:r>
-      <w:r>
-        <w:t xml:space="preserve"> </w:t>
-      </w:r>
-      <w:r>
-        <w:t xml:space="preserve">load pH, equilibration/wash-1 conductivity, load conductivity and protein load — which</w:t>
-      </w:r>
-      <w:r>
-        <w:t xml:space="preserve"> </w:t>
-      </w:r>
-      <w:r>
-        <w:t xml:space="preserve">carry a credible main-effect and interaction risk to the flow-through-pool HCP or to the</w:t>
-      </w:r>
-      <w:r>
-        <w:t xml:space="preserve"> </w:t>
-      </w:r>
-      <w:r>
-        <w:t xml:space="preserve">viral log-reduction — are studied in the multivariate DoE; the operating flow rate,</w:t>
-      </w:r>
-      <w:r>
-        <w:t xml:space="preserve"> </w:t>
-      </w:r>
-      <w:r>
-        <w:t xml:space="preserve">which acts on the viral-clearance claim through residence time rather than through the</w:t>
-      </w:r>
-      <w:r>
-        <w:t xml:space="preserve"> </w:t>
-      </w:r>
-      <w:r>
-        <w:t xml:space="preserve">buffer/load chemistry and is not expected to interact with those factors, is studied</w:t>
-      </w:r>
-      <w:r>
-        <w:t xml:space="preserve"> </w:t>
-      </w:r>
-      <w:r>
-        <w:t xml:space="preserve">univariately across its range and controlled to protect the minimum contact time</w:t>
-      </w:r>
-      <w:r>
-        <w:t xml:space="preserve"> </w:t>
-      </w:r>
-      <w:r>
-        <w:t xml:space="preserve">(CMC Biotech Working Group 2009)</w:t>
-      </w:r>
-      <w:r>
-        <w:t xml:space="preserve">. The resulting parameter set and study-type assignment are given in</w:t>
-      </w:r>
-      <w:r>
-        <w:t xml:space="preserve"> </w:t>
-      </w:r>
-      <w:hyperlink w:anchor="tbl-param">
+      <w:hyperlink w:anchor="tbl-params">
         <w:r>
           <w:rPr>
             <w:rStyle w:val="Hyperlink"/>
@@ -3336,11 +3123,64 @@
         </w:r>
       </w:hyperlink>
       <w:r>
-        <w:t xml:space="preserve">.</w:t>
+        <w:t xml:space="preserve">).</w:t>
       </w:r>
     </w:p>
-    <w:bookmarkEnd w:id="20"/>
+    <w:p>
+      <w:pPr>
+        <w:pStyle w:val="BodyText"/>
+      </w:pPr>
+      <w:r>
+        <w:t xml:space="preserve">The characterization ranges are wider than the normal operating ranges in every case. A</w:t>
+      </w:r>
+      <w:r>
+        <w:t xml:space="preserve"> </w:t>
+      </w:r>
+      <w:r>
+        <w:t xml:space="preserve">wider range resolves a real effect against analytical variability, and it supports later</w:t>
+      </w:r>
+      <w:r>
+        <w:t xml:space="preserve"> </w:t>
+      </w:r>
+      <w:r>
+        <w:t xml:space="preserve">movement within the design space</w:t>
+      </w:r>
+      <w:r>
+        <w:t xml:space="preserve"> </w:t>
+      </w:r>
+      <w:r>
+        <w:t xml:space="preserve">(International Council for Harmonisation 2009)</w:t>
+      </w:r>
+      <w:r>
+        <w:t xml:space="preserve">. The widening is bounded by what</w:t>
+      </w:r>
+      <w:r>
+        <w:t xml:space="preserve"> </w:t>
+      </w:r>
+      <w:r>
+        <w:t xml:space="preserve">the step can physically deliver. Load pH is bounded above by the point at which the</w:t>
+      </w:r>
+      <w:r>
+        <w:t xml:space="preserve"> </w:t>
+      </w:r>
+      <w:r>
+        <w:t xml:space="preserve">antibody itself begins to bind the resin and below by the buffering capacity of the load,</w:t>
+      </w:r>
+      <w:r>
+        <w:t xml:space="preserve"> </w:t>
+      </w:r>
+      <w:r>
+        <w:t xml:space="preserve">while protein load is bounded above by the dynamic capacity of the resin for the</w:t>
+      </w:r>
+      <w:r>
+        <w:t xml:space="preserve"> </w:t>
+      </w:r>
+      <w:r>
+        <w:t xml:space="preserve">impurities it must retain.</w:t>
+      </w:r>
+    </w:p>
     <w:bookmarkEnd w:id="21"/>
+    <w:bookmarkEnd w:id="22"/>
     <w:bookmarkStart w:id="28" w:name="materials-and-methods"/>
     <w:p>
       <w:pPr>
@@ -3350,7 +3190,7 @@
         <w:t xml:space="preserve">5. Materials and methods</w:t>
       </w:r>
     </w:p>
-    <w:bookmarkStart w:id="22" w:name="scale-down-model-and-its-qualification"/>
+    <w:bookmarkStart w:id="23" w:name="scale-down-model-and-its-qualification"/>
     <w:p>
       <w:pPr>
         <w:pStyle w:val="Heading2"/>
@@ -3364,203 +3204,249 @@
         <w:pStyle w:val="FirstParagraph"/>
       </w:pPr>
       <w:r>
-        <w:t xml:space="preserve">Characterization will be performed on a scale-down anion-exchange column operated at the</w:t>
-      </w:r>
-      <w:r>
-        <w:t xml:space="preserve"> </w:t>
-      </w:r>
-      <w:r>
-        <w:t xml:space="preserve">commercial-process equivalents for resin, bed height, residence time, buffer system, load</w:t>
-      </w:r>
-      <w:r>
-        <w:t xml:space="preserve"> </w:t>
-      </w:r>
-      <w:r>
-        <w:t xml:space="preserve">ratio and pool-collection strategy (</w:t>
-      </w:r>
-      <w:r>
-        <w:rPr>
-          <w:b/>
-          <w:bCs/>
-        </w:rPr>
-        <w:t xml:space="preserve">SOP-2011</w:t>
-      </w:r>
-      <w:r>
-        <w:t xml:space="preserve">,</w:t>
-      </w:r>
-      <w:r>
-        <w:t xml:space="preserve"> </w:t>
-      </w:r>
-      <w:r>
-        <w:rPr>
-          <w:b/>
-          <w:bCs/>
-        </w:rPr>
-        <w:t xml:space="preserve">SOP-2008</w:t>
-      </w:r>
-      <w:r>
-        <w:t xml:space="preserve">). Prior to characterization</w:t>
-      </w:r>
-      <w:r>
-        <w:t xml:space="preserve"> </w:t>
-      </w:r>
-      <w:r>
-        <w:t xml:space="preserve">the SDM will be qualified against at-scale reference data (</w:t>
-      </w:r>
-      <w:r>
-        <w:rPr>
-          <w:b/>
-          <w:bCs/>
-        </w:rPr>
-        <w:t xml:space="preserve">SOP-1001</w:t>
-      </w:r>
-      <w:r>
-        <w:t xml:space="preserve">) by comparing the</w:t>
-      </w:r>
-      <w:r>
-        <w:t xml:space="preserve"> </w:t>
-      </w:r>
-      <w:r>
-        <w:t xml:space="preserve">operational parameters and, critically, the input and output attributes — step yield,</w:t>
-      </w:r>
-      <w:r>
-        <w:t xml:space="preserve"> </w:t>
-      </w:r>
-      <w:r>
-        <w:t xml:space="preserve">flow-through-pool HCP, residual DNA, leached Protein A, and the XMuLV and MVM</w:t>
-      </w:r>
-      <w:r>
-        <w:t xml:space="preserve"> </w:t>
-      </w:r>
-      <w:r>
-        <w:t xml:space="preserve">log-reduction — to confirm the model is representative and suitable to support</w:t>
-      </w:r>
-      <w:r>
-        <w:t xml:space="preserve"> </w:t>
-      </w:r>
-      <w:r>
-        <w:t xml:space="preserve">operating-range, PAR and viral-clearance claims</w:t>
-      </w:r>
-      <w:r>
-        <w:t xml:space="preserve"> </w:t>
-      </w:r>
-      <w:r>
-        <w:t xml:space="preserve">(U.S. Food and Drug Administration 2011; International Council for Harmonisation 2023a)</w:t>
-      </w:r>
-      <w:r>
-        <w:t xml:space="preserve">. The viral-clearance</w:t>
-      </w:r>
-      <w:r>
-        <w:t xml:space="preserve"> </w:t>
-      </w:r>
-      <w:r>
-        <w:t xml:space="preserve">runs are performed under a dedicated small-scale spiking study using qualified virus</w:t>
-      </w:r>
-      <w:r>
-        <w:t xml:space="preserve"> </w:t>
-      </w:r>
-      <w:r>
-        <w:t xml:space="preserve">stocks. The centre-point replicates of each design provide an in-study estimate of model</w:t>
-      </w:r>
-      <w:r>
-        <w:t xml:space="preserve"> </w:t>
-      </w:r>
-      <w:r>
-        <w:t xml:space="preserve">reproducibility (pure error) used in the lack-of-fit assessment.</w:t>
-      </w:r>
-    </w:p>
-    <w:bookmarkEnd w:id="22"/>
-    <w:bookmarkStart w:id="23" w:name="operation"/>
-    <w:p>
-      <w:pPr>
-        <w:pStyle w:val="Heading2"/>
-      </w:pPr>
-      <w:r>
-        <w:t xml:space="preserve">5.2 Operation</w:t>
+        <w:t xml:space="preserve">The study will be run on a laboratory scale-down model (SDM) of the commercial anion</w:t>
+      </w:r>
+      <w:r>
+        <w:t xml:space="preserve"> </w:t>
+      </w:r>
+      <w:r>
+        <w:t xml:space="preserve">exchange column, designed on established principles of chromatography scaling. The model</w:t>
+      </w:r>
+      <w:r>
+        <w:t xml:space="preserve"> </w:t>
+      </w:r>
+      <w:r>
+        <w:t xml:space="preserve">will hold bed height, linear velocity, residence time, protein load per litre of resin and</w:t>
+      </w:r>
+      <w:r>
+        <w:t xml:space="preserve"> </w:t>
+      </w:r>
+      <w:r>
+        <w:t xml:space="preserve">every buffer volume in column volumes at the commercial equivalent, and column efficiency</w:t>
+      </w:r>
+      <w:r>
+        <w:t xml:space="preserve"> </w:t>
+      </w:r>
+      <w:r>
+        <w:t xml:space="preserve">will be verified by plate count and peak asymmetry before each campaign. Qualification</w:t>
+      </w:r>
+      <w:r>
+        <w:t xml:space="preserve"> </w:t>
+      </w:r>
+      <w:r>
+        <w:t xml:space="preserve">will follow SOP-1001.</w:t>
       </w:r>
     </w:p>
     <w:p>
       <w:pPr>
-        <w:pStyle w:val="FirstParagraph"/>
-      </w:pPr>
-      <w:r>
-        <w:t xml:space="preserve">The cation-exchange eluate is conditioned to the target load pH and load conductivity and</w:t>
-      </w:r>
-      <w:r>
-        <w:t xml:space="preserve"> </w:t>
-      </w:r>
-      <w:r>
-        <w:t xml:space="preserve">loaded onto the equilibrated anion-exchange column; the product transmits in the</w:t>
-      </w:r>
-      <w:r>
-        <w:t xml:space="preserve"> </w:t>
-      </w:r>
-      <w:r>
-        <w:t xml:space="preserve">flow-through while impurities and virus bind; and a post-load wash is applied at the</w:t>
-      </w:r>
-      <w:r>
-        <w:t xml:space="preserve"> </w:t>
-      </w:r>
-      <w:r>
-        <w:t xml:space="preserve">equilibration/wash-1 conductivity. The flow-through/wash pool is collected from the start</w:t>
-      </w:r>
-      <w:r>
-        <w:t xml:space="preserve"> </w:t>
-      </w:r>
-      <w:r>
-        <w:t xml:space="preserve">of load to a defined trailing-edge UV (280 nm) pool-stop criterion, which is a fixed</w:t>
-      </w:r>
-      <w:r>
-        <w:t xml:space="preserve"> </w:t>
-      </w:r>
-      <w:r>
-        <w:t xml:space="preserve">method setting for the study. Buffers, resin lot and column packing are controlled to</w:t>
-      </w:r>
-      <w:r>
-        <w:t xml:space="preserve"> </w:t>
-      </w:r>
-      <w:r>
-        <w:t xml:space="preserve">platform specifications (</w:t>
-      </w:r>
-      <w:r>
-        <w:rPr>
-          <w:b/>
-          <w:bCs/>
-        </w:rPr>
-        <w:t xml:space="preserve">SOP-2008</w:t>
-      </w:r>
-      <w:r>
-        <w:t xml:space="preserve">) and are treated as identity/quality-controlled</w:t>
-      </w:r>
-      <w:r>
-        <w:t xml:space="preserve"> </w:t>
-      </w:r>
-      <w:r>
-        <w:t xml:space="preserve">inputs rather than characterized variables</w:t>
-      </w:r>
-      <w:r>
-        <w:t xml:space="preserve"> </w:t>
-      </w:r>
-      <w:r>
-        <w:t xml:space="preserve">(CMC Biotech Working Group 2009)</w:t>
-      </w:r>
-      <w:r>
-        <w:t xml:space="preserve">. The charge-variant quality of the</w:t>
-      </w:r>
-      <w:r>
-        <w:t xml:space="preserve"> </w:t>
-      </w:r>
-      <w:r>
-        <w:t xml:space="preserve">load material (acidic/deamidated variants) is a controlled input attribute of the feed and</w:t>
-      </w:r>
-      <w:r>
-        <w:t xml:space="preserve"> </w:t>
-      </w:r>
-      <w:r>
-        <w:t xml:space="preserve">is verified prior to loading.</w:t>
+        <w:pStyle w:val="BodyText"/>
+      </w:pPr>
+      <w:r>
+        <w:t xml:space="preserve">Qualification will compare the model against at-scale data from A-Mab clinical</w:t>
+      </w:r>
+      <w:r>
+        <w:t xml:space="preserve"> </w:t>
+      </w:r>
+      <w:r>
+        <w:t xml:space="preserve">manufacture, using the input and output attributes of the step (pool HCP, residual DNA,</w:t>
+      </w:r>
+      <w:r>
+        <w:t xml:space="preserve"> </w:t>
+      </w:r>
+      <w:r>
+        <w:t xml:space="preserve">leached Protein A and step yield). The model will be accepted for use in characterization</w:t>
+      </w:r>
+      <w:r>
+        <w:t xml:space="preserve"> </w:t>
+      </w:r>
+      <w:r>
+        <w:t xml:space="preserve">when no statistically significant difference between scales is found for any of those</w:t>
+      </w:r>
+      <w:r>
+        <w:t xml:space="preserve"> </w:t>
+      </w:r>
+      <w:r>
+        <w:t xml:space="preserve">attributes. The qualification record will be filed with the study data and summarized in</w:t>
+      </w:r>
+      <w:r>
+        <w:t xml:space="preserve"> </w:t>
+      </w:r>
+      <w:r>
+        <w:t xml:space="preserve">PCR-008.</w:t>
+      </w:r>
+    </w:p>
+    <w:p>
+      <w:pPr>
+        <w:pStyle w:val="BodyText"/>
+      </w:pPr>
+      <w:r>
+        <w:t xml:space="preserve">Viral clearance will be studied in a separate small-scale spiking model held in the</w:t>
+      </w:r>
+      <w:r>
+        <w:t xml:space="preserve"> </w:t>
+      </w:r>
+      <w:r>
+        <w:t xml:space="preserve">containment laboratory, as required by ICH Q5A</w:t>
+      </w:r>
+      <w:r>
+        <w:t xml:space="preserve"> </w:t>
+      </w:r>
+      <w:r>
+        <w:t xml:space="preserve">(International Council for Harmonisation 2023a)</w:t>
+      </w:r>
+      <w:r>
+        <w:t xml:space="preserve">. The spiking model will use the</w:t>
+      </w:r>
+      <w:r>
+        <w:t xml:space="preserve"> </w:t>
+      </w:r>
+      <w:r>
+        <w:t xml:space="preserve">same column geometry, the same buffers and the same residence time as the non-spiked</w:t>
+      </w:r>
+      <w:r>
+        <w:t xml:space="preserve"> </w:t>
+      </w:r>
+      <w:r>
+        <w:t xml:space="preserve">model, and spiked material will not be returned to the process. The spike will be added to</w:t>
+      </w:r>
+      <w:r>
+        <w:t xml:space="preserve"> </w:t>
+      </w:r>
+      <w:r>
+        <w:t xml:space="preserve">the load and the load will then be filtered before application, so that spike-derived</w:t>
+      </w:r>
+      <w:r>
+        <w:t xml:space="preserve"> </w:t>
+      </w:r>
+      <w:r>
+        <w:t xml:space="preserve">particulates do not alter the behaviour of the column. Virus titre will be measured in the</w:t>
+      </w:r>
+      <w:r>
+        <w:t xml:space="preserve"> </w:t>
+      </w:r>
+      <w:r>
+        <w:t xml:space="preserve">load and in the flow-through pool. The detection limit of each infectivity assay, together</w:t>
+      </w:r>
+      <w:r>
+        <w:t xml:space="preserve"> </w:t>
+      </w:r>
+      <w:r>
+        <w:t xml:space="preserve">with any cytotoxic or interfering effect of the matrix, will be established before the</w:t>
+      </w:r>
+      <w:r>
+        <w:t xml:space="preserve"> </w:t>
+      </w:r>
+      <w:r>
+        <w:t xml:space="preserve">study begins and reported in PCR-008.</w:t>
+      </w:r>
+    </w:p>
+    <w:p>
+      <w:pPr>
+        <w:pStyle w:val="BodyText"/>
+      </w:pPr>
+      <w:r>
+        <w:t xml:space="preserve">The centre point replicates carry a second role, since they provide the pure error</w:t>
+      </w:r>
+      <w:r>
+        <w:t xml:space="preserve"> </w:t>
+      </w:r>
+      <w:r>
+        <w:t xml:space="preserve">estimate against which lack of fit is tested. 3 replicates are</w:t>
+      </w:r>
+      <w:r>
+        <w:t xml:space="preserve"> </w:t>
+      </w:r>
+      <w:r>
+        <w:t xml:space="preserve">planned in the screening design and 4 in the response-surface</w:t>
+      </w:r>
+      <w:r>
+        <w:t xml:space="preserve"> </w:t>
+      </w:r>
+      <w:r>
+        <w:t xml:space="preserve">design.</w:t>
       </w:r>
     </w:p>
     <w:bookmarkEnd w:id="23"/>
+    <w:bookmarkStart w:id="24" w:name="operation"/>
+    <w:p>
+      <w:pPr>
+        <w:pStyle w:val="Heading2"/>
+      </w:pPr>
+      <w:r>
+        <w:t xml:space="preserve">5.2 Operation</w:t>
+      </w:r>
+    </w:p>
+    <w:p>
+      <w:pPr>
+        <w:pStyle w:val="FirstParagraph"/>
+      </w:pPr>
+      <w:r>
+        <w:t xml:space="preserve">The step will be operated as described in SOP-2011. The column will first be equilibrated in</w:t>
+      </w:r>
+      <w:r>
+        <w:t xml:space="preserve"> </w:t>
+      </w:r>
+      <w:r>
+        <w:t xml:space="preserve">the equilibration and wash-1 buffer at the target conductivity. The cation exchange pool</w:t>
+      </w:r>
+      <w:r>
+        <w:t xml:space="preserve"> </w:t>
+      </w:r>
+      <w:r>
+        <w:t xml:space="preserve">will then be titrated to the target load pH, adjusted to the target conductivity and</w:t>
+      </w:r>
+      <w:r>
+        <w:t xml:space="preserve"> </w:t>
+      </w:r>
+      <w:r>
+        <w:t xml:space="preserve">applied to the column. The</w:t>
+      </w:r>
+      <w:r>
+        <w:t xml:space="preserve"> </w:t>
+      </w:r>
+      <w:r>
+        <w:t xml:space="preserve">flow-through will be collected from the start of the load to the end of the first wash,</w:t>
+      </w:r>
+      <w:r>
+        <w:t xml:space="preserve"> </w:t>
+      </w:r>
+      <w:r>
+        <w:t xml:space="preserve">after which the column will be stripped, sanitized and stored under SOP-2008.</w:t>
+      </w:r>
+    </w:p>
+    <w:p>
+      <w:pPr>
+        <w:pStyle w:val="BodyText"/>
+      </w:pPr>
+      <w:r>
+        <w:t xml:space="preserve">Resin lot, buffer composition and column packing are controlled to platform</w:t>
+      </w:r>
+      <w:r>
+        <w:t xml:space="preserve"> </w:t>
+      </w:r>
+      <w:r>
+        <w:t xml:space="preserve">specification, so they are identity and quality controlled inputs and are not</w:t>
+      </w:r>
+      <w:r>
+        <w:t xml:space="preserve"> </w:t>
+      </w:r>
+      <w:r>
+        <w:t xml:space="preserve">characterized in this study. Resin cycle number will be recorded for every run, and runs</w:t>
+      </w:r>
+      <w:r>
+        <w:t xml:space="preserve"> </w:t>
+      </w:r>
+      <w:r>
+        <w:t xml:space="preserve">will be distributed across cycles so that no corner of the design is confounded with resin</w:t>
+      </w:r>
+      <w:r>
+        <w:t xml:space="preserve"> </w:t>
+      </w:r>
+      <w:r>
+        <w:t xml:space="preserve">age.</w:t>
+      </w:r>
+    </w:p>
+    <w:bookmarkEnd w:id="24"/>
     <w:bookmarkStart w:id="25" w:name="analytical-methods"/>
     <w:p>
       <w:pPr>
@@ -3575,51 +3461,378 @@
         <w:pStyle w:val="FirstParagraph"/>
       </w:pPr>
       <w:r>
-        <w:t xml:space="preserve">The step responses will be measured by the validated methods in</w:t>
-      </w:r>
-      <w:r>
-        <w:t xml:space="preserve"> </w:t>
-      </w:r>
-      <w:hyperlink w:anchor="tbl-methods">
+        <w:t xml:space="preserve">The validated methods to be used are listed in</w:t>
+      </w:r>
+      <w:r>
+        <w:t xml:space="preserve"> </w:t>
+      </w:r>
+      <w:hyperlink w:anchor="tbl-sops">
         <w:r>
           <w:rPr>
             <w:rStyle w:val="Hyperlink"/>
           </w:rPr>
-          <w:t xml:space="preserve">Table 5</w:t>
+          <w:t xml:space="preserve">Table 3</w:t>
         </w:r>
       </w:hyperlink>
       <w:r>
-        <w:t xml:space="preserve">; method</w:t>
-      </w:r>
-      <w:r>
-        <w:t xml:space="preserve"> </w:t>
-      </w:r>
-      <w:r>
-        <w:t xml:space="preserve">performance characteristics are per the cited validation reports. HCP is determined by</w:t>
-      </w:r>
-      <w:r>
-        <w:t xml:space="preserve"> </w:t>
-      </w:r>
-      <w:r>
-        <w:t xml:space="preserve">ELISA; the enveloped-virus (XMuLV) and parvovirus (MVM) log-reductions by infectivity</w:t>
-      </w:r>
-      <w:r>
-        <w:t xml:space="preserve"> </w:t>
-      </w:r>
-      <w:r>
-        <w:t xml:space="preserve">titre from the small-scale spiking study; residual DNA by qPCR; leached Protein A by</w:t>
-      </w:r>
-      <w:r>
-        <w:t xml:space="preserve"> </w:t>
-      </w:r>
-      <w:r>
-        <w:t xml:space="preserve">ELISA; and the load-material and pool charge-variant (acidic/deamidated) profile by imaged</w:t>
-      </w:r>
-      <w:r>
-        <w:t xml:space="preserve"> </w:t>
-      </w:r>
-      <w:r>
-        <w:t xml:space="preserve">capillary isoelectric focusing (icIEF).</w:t>
+        <w:t xml:space="preserve">. Pool host cell protein will be</w:t>
+      </w:r>
+      <w:r>
+        <w:t xml:space="preserve"> </w:t>
+      </w:r>
+      <w:r>
+        <w:t xml:space="preserve">measured by ELISA (AMV-3012), residual DNA by qPCR (AMV-3014) and leached Protein A by</w:t>
+      </w:r>
+      <w:r>
+        <w:t xml:space="preserve"> </w:t>
+      </w:r>
+      <w:r>
+        <w:t xml:space="preserve">ELISA (AMV-3016). Retrovirus and parvovirus titres will be measured by infectivity assay</w:t>
+      </w:r>
+      <w:r>
+        <w:t xml:space="preserve"> </w:t>
+      </w:r>
+      <w:r>
+        <w:t xml:space="preserve">in the containment laboratory (AMV-3017 and AMV-3018). Acidic charge variants in the load will be measured by</w:t>
+      </w:r>
+      <w:r>
+        <w:t xml:space="preserve"> </w:t>
+      </w:r>
+      <w:r>
+        <w:t xml:space="preserve">icIEF (AMV-3013), which is how each load lot will be confirmed representative before it is</w:t>
+      </w:r>
+      <w:r>
+        <w:t xml:space="preserve"> </w:t>
+      </w:r>
+      <w:r>
+        <w:t xml:space="preserve">used (see §12). Method performance is held in the validation records and is not repeated</w:t>
+      </w:r>
+      <w:r>
+        <w:t xml:space="preserve"> </w:t>
+      </w:r>
+      <w:r>
+        <w:t xml:space="preserve">in this plan.</w:t>
+      </w:r>
+    </w:p>
+    <w:bookmarkEnd w:id="25"/>
+    <w:bookmarkStart w:id="26" w:name="sampling-plan"/>
+    <w:p>
+      <w:pPr>
+        <w:pStyle w:val="Heading2"/>
+      </w:pPr>
+      <w:r>
+        <w:t xml:space="preserve">5.4 Sampling plan</w:t>
+      </w:r>
+    </w:p>
+    <w:p>
+      <w:pPr>
+        <w:pStyle w:val="FirstParagraph"/>
+      </w:pPr>
+      <w:r>
+        <w:t xml:space="preserve">Every design point will be executed as a pair of runs: a non-spiked run that provides pool</w:t>
+      </w:r>
+      <w:r>
+        <w:t xml:space="preserve"> </w:t>
+      </w:r>
+      <w:r>
+        <w:t xml:space="preserve">host cell protein, residual DNA, leached Protein A and step yield, and a virus-spiked run</w:t>
+      </w:r>
+      <w:r>
+        <w:t xml:space="preserve"> </w:t>
+      </w:r>
+      <w:r>
+        <w:t xml:space="preserve">on the same load and the same column that provides the two log reduction values. The</w:t>
+      </w:r>
+      <w:r>
+        <w:t xml:space="preserve"> </w:t>
+      </w:r>
+      <w:r>
+        <w:t xml:space="preserve">paired runs will use the same buffer lots.</w:t>
+      </w:r>
+    </w:p>
+    <w:p>
+      <w:pPr>
+        <w:pStyle w:val="BodyText"/>
+      </w:pPr>
+      <w:r>
+        <w:t xml:space="preserve">Samples will be taken from the load, from the flow-through pool and from the strip. The</w:t>
+      </w:r>
+      <w:r>
+        <w:t xml:space="preserve"> </w:t>
+      </w:r>
+      <w:r>
+        <w:t xml:space="preserve">load sample fixes the input attribute values for that run, the pool sample carries the</w:t>
+      </w:r>
+      <w:r>
+        <w:t xml:space="preserve"> </w:t>
+      </w:r>
+      <w:r>
+        <w:t xml:space="preserve">reported responses, and the strip sample supports the impurity mass balance. Every sample</w:t>
+      </w:r>
+      <w:r>
+        <w:t xml:space="preserve"> </w:t>
+      </w:r>
+      <w:r>
+        <w:t xml:space="preserve">will be given a unique identifier at the point of collection, and it will be stored under</w:t>
+      </w:r>
+      <w:r>
+        <w:t xml:space="preserve"> </w:t>
+      </w:r>
+      <w:r>
+        <w:t xml:space="preserve">the conditions given in the relevant method validation.</w:t>
+      </w:r>
+    </w:p>
+    <w:bookmarkEnd w:id="26"/>
+    <w:bookmarkStart w:id="27" w:name="statistical-methods"/>
+    <w:p>
+      <w:pPr>
+        <w:pStyle w:val="Heading2"/>
+      </w:pPr>
+      <w:r>
+        <w:t xml:space="preserve">5.5 Statistical methods</w:t>
+      </w:r>
+    </w:p>
+    <w:p>
+      <w:pPr>
+        <w:pStyle w:val="FirstParagraph"/>
+      </w:pPr>
+      <w:r>
+        <w:t xml:space="preserve">All analysis will follow SOP-1002. Factors will be expressed in coded units, where the low</w:t>
+      </w:r>
+      <w:r>
+        <w:t xml:space="preserve"> </w:t>
+      </w:r>
+      <w:r>
+        <w:t xml:space="preserve">edge of the characterization range is −1, its midpoint is 0 and its high edge is +1. All</w:t>
+      </w:r>
+      <w:r>
+        <w:t xml:space="preserve"> </w:t>
+      </w:r>
+      <w:r>
+        <w:t xml:space="preserve">effects will be estimated on that coded scale, so that they are comparable across</w:t>
+      </w:r>
+      <w:r>
+        <w:t xml:space="preserve"> </w:t>
+      </w:r>
+      <w:r>
+        <w:t xml:space="preserve">parameters. An effect is reported as twice the</w:t>
+      </w:r>
+      <w:r>
+        <w:t xml:space="preserve"> </w:t>
+      </w:r>
+      <w:r>
+        <w:t xml:space="preserve">coded coefficient, so it is the change in the response across half the range studied.</w:t>
+      </w:r>
+    </w:p>
+    <w:p>
+      <w:pPr>
+        <w:pStyle w:val="BodyText"/>
+      </w:pPr>
+      <w:r>
+        <w:t xml:space="preserve">The screening data will be fitted by ordinary least squares with all main effects and all</w:t>
+      </w:r>
+      <w:r>
+        <w:t xml:space="preserve"> </w:t>
+      </w:r>
+      <w:r>
+        <w:t xml:space="preserve">two-factor interactions, a model of 11 terms that leaves</w:t>
+      </w:r>
+      <w:r>
+        <w:t xml:space="preserve"> </w:t>
+      </w:r>
+      <w:r>
+        <w:t xml:space="preserve">8 residual degrees of freedom. The response-surface data will be</w:t>
+      </w:r>
+      <w:r>
+        <w:t xml:space="preserve"> </w:t>
+      </w:r>
+      <w:r>
+        <w:t xml:space="preserve">fitted with a full quadratic model of 15 terms, which leaves</w:t>
+      </w:r>
+      <w:r>
+        <w:t xml:space="preserve"> </w:t>
+      </w:r>
+      <w:r>
+        <w:t xml:space="preserve">13 residual degrees of freedom. Every term will be reported with</w:t>
+      </w:r>
+      <w:r>
+        <w:t xml:space="preserve"> </w:t>
+      </w:r>
+      <w:r>
+        <w:t xml:space="preserve">its standard error and its p-value, and significance will be judged at</w:t>
+      </w:r>
+      <w:r>
+        <w:t xml:space="preserve"> </w:t>
+      </w:r>
+      <w:r>
+        <w:t xml:space="preserve">p &lt; 0.05.</w:t>
+      </w:r>
+    </w:p>
+    <w:p>
+      <w:pPr>
+        <w:pStyle w:val="BodyText"/>
+      </w:pPr>
+      <w:r>
+        <w:t xml:space="preserve">Model adequacy will be judged on the coefficient of determination, the adjusted</w:t>
+      </w:r>
+      <w:r>
+        <w:t xml:space="preserve"> </w:t>
+      </w:r>
+      <w:r>
+        <w:t xml:space="preserve">coefficient, the predicted coefficient computed from the prediction sum of squares</w:t>
+      </w:r>
+      <w:r>
+        <w:t xml:space="preserve"> </w:t>
+      </w:r>
+      <w:r>
+        <w:t xml:space="preserve">(PRESS), and the overall F test. Lack of fit will be tested against the pure error from</w:t>
+      </w:r>
+      <w:r>
+        <w:t xml:space="preserve"> </w:t>
+      </w:r>
+      <w:r>
+        <w:t xml:space="preserve">the centre replicates. The residual diagnostics will be inspected for structure against</w:t>
+      </w:r>
+      <w:r>
+        <w:t xml:space="preserve"> </w:t>
+      </w:r>
+      <w:r>
+        <w:t xml:space="preserve">the predicted value and for departure from normality.</w:t>
+      </w:r>
+    </w:p>
+    <w:p>
+      <w:pPr>
+        <w:pStyle w:val="BodyText"/>
+      </w:pPr>
+      <w:r>
+        <w:t xml:space="preserve">Commercial-scale capability will be estimated by Monte-Carlo simulation of</w:t>
+      </w:r>
+      <w:r>
+        <w:t xml:space="preserve"> </w:t>
+      </w:r>
+      <w:r>
+        <w:t xml:space="preserve">2,000 batches, drawn with every parameter varying within its normal</w:t>
+      </w:r>
+      <w:r>
+        <w:t xml:space="preserve"> </w:t>
+      </w:r>
+      <w:r>
+        <w:t xml:space="preserve">operating range. A one-sided capability index (Cpk) will then be computed for each</w:t>
+      </w:r>
+      <w:r>
+        <w:t xml:space="preserve"> </w:t>
+      </w:r>
+      <w:r>
+        <w:t xml:space="preserve">governed attribute against its acceptance criterion.</w:t>
+      </w:r>
+    </w:p>
+    <w:bookmarkEnd w:id="27"/>
+    <w:bookmarkEnd w:id="28"/>
+    <w:bookmarkStart w:id="35" w:name="study-design"/>
+    <w:p>
+      <w:pPr>
+        <w:pStyle w:val="Heading1"/>
+      </w:pPr>
+      <w:r>
+        <w:t xml:space="preserve">6. Study design</w:t>
+      </w:r>
+    </w:p>
+    <w:bookmarkStart w:id="31" w:name="factors-ranges-and-study-type"/>
+    <w:p>
+      <w:pPr>
+        <w:pStyle w:val="Heading2"/>
+      </w:pPr>
+      <w:r>
+        <w:t xml:space="preserve">6.1 Factors, ranges and study type</w:t>
+      </w:r>
+    </w:p>
+    <w:p>
+      <w:pPr>
+        <w:pStyle w:val="FirstParagraph"/>
+      </w:pPr>
+      <w:r>
+        <w:t xml:space="preserve">The design resolves the parameter effects in two stages. A screening design will identify</w:t>
+      </w:r>
+      <w:r>
+        <w:t xml:space="preserve"> </w:t>
+      </w:r>
+      <w:r>
+        <w:t xml:space="preserve">which parameters affect the governed responses, and a response-surface design will then</w:t>
+      </w:r>
+      <w:r>
+        <w:t xml:space="preserve"> </w:t>
+      </w:r>
+      <w:r>
+        <w:t xml:space="preserve">model those responses across the region. The response-surface model is the predictive</w:t>
+      </w:r>
+      <w:r>
+        <w:t xml:space="preserve"> </w:t>
+      </w:r>
+      <w:r>
+        <w:t xml:space="preserve">model and the basis of the operating region, whereas the screening fit is near-saturated</w:t>
+      </w:r>
+      <w:r>
+        <w:t xml:space="preserve"> </w:t>
+      </w:r>
+      <w:r>
+        <w:t xml:space="preserve">and will not be used for that purpose.</w:t>
+      </w:r>
+    </w:p>
+    <w:p>
+      <w:pPr>
+        <w:pStyle w:val="BodyText"/>
+      </w:pPr>
+      <w:r>
+        <w:t xml:space="preserve">The parameters to be studied, their set-points, their characterization ranges and their</w:t>
+      </w:r>
+      <w:r>
+        <w:t xml:space="preserve"> </w:t>
+      </w:r>
+      <w:r>
+        <w:t xml:space="preserve">normal operating ranges are given in</w:t>
+      </w:r>
+      <w:r>
+        <w:t xml:space="preserve"> </w:t>
+      </w:r>
+      <w:hyperlink w:anchor="tbl-params">
+        <w:r>
+          <w:rPr>
+            <w:rStyle w:val="Hyperlink"/>
+          </w:rPr>
+          <w:t xml:space="preserve">Table 6</w:t>
+        </w:r>
+      </w:hyperlink>
+      <w:r>
+        <w:t xml:space="preserve">, and the coded letters used in the design</w:t>
+      </w:r>
+      <w:r>
+        <w:t xml:space="preserve"> </w:t>
+      </w:r>
+      <w:r>
+        <w:t xml:space="preserve">matrices are given in</w:t>
+      </w:r>
+      <w:r>
+        <w:t xml:space="preserve"> </w:t>
+      </w:r>
+      <w:hyperlink w:anchor="tbl-levels">
+        <w:r>
+          <w:rPr>
+            <w:rStyle w:val="Hyperlink"/>
+          </w:rPr>
+          <w:t xml:space="preserve">Table 7</w:t>
+        </w:r>
+      </w:hyperlink>
+      <w:r>
+        <w:t xml:space="preserve"> </w:t>
+      </w:r>
+      <w:r>
+        <w:t xml:space="preserve">together with the natural value at each coded level and</w:t>
+      </w:r>
+      <w:r>
+        <w:t xml:space="preserve"> </w:t>
+      </w:r>
+      <w:r>
+        <w:t xml:space="preserve">the ratio of the characterization range to the normal operating range.</w:t>
       </w:r>
     </w:p>
     <w:tbl>
@@ -3635,7 +3848,7 @@
       <w:tr>
         <w:tc>
           <w:tcPr/>
-          <w:bookmarkStart w:id="24" w:name="tbl-methods"/>
+          <w:bookmarkStart w:id="29" w:name="tbl-params"/>
           <w:p>
             <w:pPr>
               <w:jc w:val="center"/>
@@ -3646,597 +3859,7 @@
               <w:pStyle w:val="ImageCaption"/>
             </w:pPr>
             <w:r>
-              <w:t xml:space="preserve">Table 5: Validated analytical methods for the characterization.</w:t>
-            </w:r>
-          </w:p>
-          <w:tbl>
-            <w:tblPr>
-              <w:tblStyle w:val="Table"/>
-              <w:tblW w:type="pct" w:w="5000"/>
-              <w:tblLayout w:type="fixed"/>
-              <w:tblLook w:firstRow="1" w:lastRow="0" w:firstColumn="0" w:lastColumn="0" w:noHBand="0" w:noVBand="0" w:val="0020"/>
-            </w:tblPr>
-            <w:tblGrid>
-              <w:gridCol w:w="1492"/>
-              <w:gridCol w:w="4246"/>
-              <w:gridCol w:w="2180"/>
-            </w:tblGrid>
-            <w:tr>
-              <w:trPr>
-                <w:tblHeader w:val="on"/>
-              </w:trPr>
-              <w:tc>
-                <w:tcPr/>
-                <w:p>
-                  <w:pPr>
-                    <w:pStyle w:val="Compact"/>
-                    <w:jc w:val="left"/>
-                    <w:jc w:val="center"/>
-                  </w:pPr>
-                  <w:r>
-                    <w:t xml:space="preserve">Reference</w:t>
-                  </w:r>
-                </w:p>
-              </w:tc>
-              <w:tc>
-                <w:tcPr/>
-                <w:p>
-                  <w:pPr>
-                    <w:pStyle w:val="Compact"/>
-                    <w:jc w:val="left"/>
-                    <w:jc w:val="center"/>
-                  </w:pPr>
-                  <w:r>
-                    <w:t xml:space="preserve">Title</w:t>
-                  </w:r>
-                </w:p>
-              </w:tc>
-              <w:tc>
-                <w:tcPr/>
-                <w:p>
-                  <w:pPr>
-                    <w:pStyle w:val="Compact"/>
-                    <w:jc w:val="left"/>
-                    <w:jc w:val="center"/>
-                  </w:pPr>
-                  <w:r>
-                    <w:t xml:space="preserve">Type</w:t>
-                  </w:r>
-                </w:p>
-              </w:tc>
-            </w:tr>
-            <w:tr>
-              <w:tc>
-                <w:tcPr/>
-                <w:p>
-                  <w:pPr>
-                    <w:pStyle w:val="Compact"/>
-                    <w:jc w:val="left"/>
-                    <w:jc w:val="center"/>
-                  </w:pPr>
-                  <w:r>
-                    <w:t xml:space="preserve">AMV-3012</w:t>
-                  </w:r>
-                </w:p>
-              </w:tc>
-              <w:tc>
-                <w:tcPr/>
-                <w:p>
-                  <w:pPr>
-                    <w:pStyle w:val="Compact"/>
-                    <w:jc w:val="left"/>
-                    <w:jc w:val="center"/>
-                  </w:pPr>
-                  <w:r>
-                    <w:t xml:space="preserve">Host-Cell Protein ELISA</w:t>
-                  </w:r>
-                </w:p>
-              </w:tc>
-              <w:tc>
-                <w:tcPr/>
-                <w:p>
-                  <w:pPr>
-                    <w:pStyle w:val="Compact"/>
-                    <w:jc w:val="left"/>
-                    <w:jc w:val="center"/>
-                  </w:pPr>
-                  <w:r>
-                    <w:t xml:space="preserve">Method validation</w:t>
-                  </w:r>
-                </w:p>
-              </w:tc>
-            </w:tr>
-            <w:tr>
-              <w:tc>
-                <w:tcPr/>
-                <w:p>
-                  <w:pPr>
-                    <w:pStyle w:val="Compact"/>
-                    <w:jc w:val="left"/>
-                    <w:jc w:val="center"/>
-                  </w:pPr>
-                  <w:r>
-                    <w:t xml:space="preserve">AMV-3014</w:t>
-                  </w:r>
-                </w:p>
-              </w:tc>
-              <w:tc>
-                <w:tcPr/>
-                <w:p>
-                  <w:pPr>
-                    <w:pStyle w:val="Compact"/>
-                    <w:jc w:val="left"/>
-                    <w:jc w:val="center"/>
-                  </w:pPr>
-                  <w:r>
-                    <w:t xml:space="preserve">Residual DNA (qPCR)</w:t>
-                  </w:r>
-                </w:p>
-              </w:tc>
-              <w:tc>
-                <w:tcPr/>
-                <w:p>
-                  <w:pPr>
-                    <w:pStyle w:val="Compact"/>
-                    <w:jc w:val="left"/>
-                    <w:jc w:val="center"/>
-                  </w:pPr>
-                  <w:r>
-                    <w:t xml:space="preserve">Method validation</w:t>
-                  </w:r>
-                </w:p>
-              </w:tc>
-            </w:tr>
-            <w:tr>
-              <w:tc>
-                <w:tcPr/>
-                <w:p>
-                  <w:pPr>
-                    <w:pStyle w:val="Compact"/>
-                    <w:jc w:val="left"/>
-                    <w:jc w:val="center"/>
-                  </w:pPr>
-                  <w:r>
-                    <w:t xml:space="preserve">AMV-3016</w:t>
-                  </w:r>
-                </w:p>
-              </w:tc>
-              <w:tc>
-                <w:tcPr/>
-                <w:p>
-                  <w:pPr>
-                    <w:pStyle w:val="Compact"/>
-                    <w:jc w:val="left"/>
-                    <w:jc w:val="center"/>
-                  </w:pPr>
-                  <w:r>
-                    <w:t xml:space="preserve">Leached Protein A by ELISA (ppm)</w:t>
-                  </w:r>
-                </w:p>
-              </w:tc>
-              <w:tc>
-                <w:tcPr/>
-                <w:p>
-                  <w:pPr>
-                    <w:pStyle w:val="Compact"/>
-                    <w:jc w:val="left"/>
-                    <w:jc w:val="center"/>
-                  </w:pPr>
-                  <w:r>
-                    <w:t xml:space="preserve">Method validation</w:t>
-                  </w:r>
-                </w:p>
-              </w:tc>
-            </w:tr>
-            <w:tr>
-              <w:tc>
-                <w:tcPr/>
-                <w:p>
-                  <w:pPr>
-                    <w:pStyle w:val="Compact"/>
-                    <w:jc w:val="left"/>
-                    <w:jc w:val="center"/>
-                  </w:pPr>
-                  <w:r>
-                    <w:t xml:space="preserve">AMV-3017</w:t>
-                  </w:r>
-                </w:p>
-              </w:tc>
-              <w:tc>
-                <w:tcPr/>
-                <w:p>
-                  <w:pPr>
-                    <w:pStyle w:val="Compact"/>
-                    <w:jc w:val="left"/>
-                    <w:jc w:val="center"/>
-                  </w:pPr>
-                  <w:r>
-                    <w:t xml:space="preserve">XMuLV Infectivity Titre (TCID50)</w:t>
-                  </w:r>
-                </w:p>
-              </w:tc>
-              <w:tc>
-                <w:tcPr/>
-                <w:p>
-                  <w:pPr>
-                    <w:pStyle w:val="Compact"/>
-                    <w:jc w:val="left"/>
-                    <w:jc w:val="center"/>
-                  </w:pPr>
-                  <w:r>
-                    <w:t xml:space="preserve">Method validation</w:t>
-                  </w:r>
-                </w:p>
-              </w:tc>
-            </w:tr>
-            <w:tr>
-              <w:tc>
-                <w:tcPr/>
-                <w:p>
-                  <w:pPr>
-                    <w:pStyle w:val="Compact"/>
-                    <w:jc w:val="left"/>
-                    <w:jc w:val="center"/>
-                  </w:pPr>
-                  <w:r>
-                    <w:t xml:space="preserve">AMV-3018</w:t>
-                  </w:r>
-                </w:p>
-              </w:tc>
-              <w:tc>
-                <w:tcPr/>
-                <w:p>
-                  <w:pPr>
-                    <w:pStyle w:val="Compact"/>
-                    <w:jc w:val="left"/>
-                    <w:jc w:val="center"/>
-                  </w:pPr>
-                  <w:r>
-                    <w:t xml:space="preserve">MVM Infectivity Titre (TCID50/qPCR)</w:t>
-                  </w:r>
-                </w:p>
-              </w:tc>
-              <w:tc>
-                <w:tcPr/>
-                <w:p>
-                  <w:pPr>
-                    <w:pStyle w:val="Compact"/>
-                    <w:jc w:val="left"/>
-                    <w:jc w:val="center"/>
-                  </w:pPr>
-                  <w:r>
-                    <w:t xml:space="preserve">Method validation</w:t>
-                  </w:r>
-                </w:p>
-              </w:tc>
-            </w:tr>
-            <w:tr>
-              <w:tc>
-                <w:tcPr/>
-                <w:p>
-                  <w:pPr>
-                    <w:pStyle w:val="Compact"/>
-                    <w:jc w:val="left"/>
-                    <w:jc w:val="center"/>
-                  </w:pPr>
-                  <w:r>
-                    <w:t xml:space="preserve">AMV-3013</w:t>
-                  </w:r>
-                </w:p>
-              </w:tc>
-              <w:tc>
-                <w:tcPr/>
-                <w:p>
-                  <w:pPr>
-                    <w:pStyle w:val="Compact"/>
-                    <w:jc w:val="left"/>
-                    <w:jc w:val="center"/>
-                  </w:pPr>
-                  <w:r>
-                    <w:t xml:space="preserve">Charge Variants (icIEF)</w:t>
-                  </w:r>
-                </w:p>
-              </w:tc>
-              <w:tc>
-                <w:tcPr/>
-                <w:p>
-                  <w:pPr>
-                    <w:pStyle w:val="Compact"/>
-                    <w:jc w:val="left"/>
-                    <w:jc w:val="center"/>
-                  </w:pPr>
-                  <w:r>
-                    <w:t xml:space="preserve">Method validation</w:t>
-                  </w:r>
-                </w:p>
-              </w:tc>
-            </w:tr>
-          </w:tbl>
-          <w:bookmarkEnd w:id="24"/>
-          <w:p/>
-        </w:tc>
-      </w:tr>
-    </w:tbl>
-    <w:bookmarkEnd w:id="25"/>
-    <w:bookmarkStart w:id="26" w:name="sampling-plan"/>
-    <w:p>
-      <w:pPr>
-        <w:pStyle w:val="Heading2"/>
-      </w:pPr>
-      <w:r>
-        <w:t xml:space="preserve">5.4 Sampling plan</w:t>
-      </w:r>
-    </w:p>
-    <w:p>
-      <w:pPr>
-        <w:pStyle w:val="FirstParagraph"/>
-      </w:pPr>
-      <w:r>
-        <w:t xml:space="preserve">Each DoE run will be sampled at the flow-through pool for HCP, residual DNA and leached</w:t>
-      </w:r>
-      <w:r>
-        <w:t xml:space="preserve"> </w:t>
-      </w:r>
-      <w:r>
-        <w:t xml:space="preserve">Protein A, and the load and pool product mass will be recorded for the step-yield</w:t>
-      </w:r>
-      <w:r>
-        <w:t xml:space="preserve"> </w:t>
-      </w:r>
-      <w:r>
-        <w:t xml:space="preserve">determination; the paired viral-spiking runs provide the XMuLV and MVM log-reduction.</w:t>
-      </w:r>
-      <w:r>
-        <w:t xml:space="preserve"> </w:t>
-      </w:r>
-      <w:r>
-        <w:t xml:space="preserve">The load-material acidic-variant profile is recorded for each execution. In-process</w:t>
-      </w:r>
-      <w:r>
-        <w:t xml:space="preserve"> </w:t>
-      </w:r>
-      <w:r>
-        <w:t xml:space="preserve">readings (pH, conductivity, UV) will confirm the chromatographic profile and the pool</w:t>
-      </w:r>
-      <w:r>
-        <w:t xml:space="preserve"> </w:t>
-      </w:r>
-      <w:r>
-        <w:t xml:space="preserve">collection window. Centre-point runs are replicated within each design (three in</w:t>
-      </w:r>
-      <w:r>
-        <w:t xml:space="preserve"> </w:t>
-      </w:r>
-      <w:r>
-        <w:t xml:space="preserve">screening, four in the response-surface design) to quantify reproducibility and pure</w:t>
-      </w:r>
-      <w:r>
-        <w:t xml:space="preserve"> </w:t>
-      </w:r>
-      <w:r>
-        <w:t xml:space="preserve">error.</w:t>
-      </w:r>
-    </w:p>
-    <w:bookmarkEnd w:id="26"/>
-    <w:bookmarkStart w:id="27" w:name="statistical-methods"/>
-    <w:p>
-      <w:pPr>
-        <w:pStyle w:val="Heading2"/>
-      </w:pPr>
-      <w:r>
-        <w:t xml:space="preserve">5.5 Statistical methods</w:t>
-      </w:r>
-    </w:p>
-    <w:p>
-      <w:pPr>
-        <w:pStyle w:val="FirstParagraph"/>
-      </w:pPr>
-      <w:r>
-        <w:t xml:space="preserve">Designs will be constructed and analyzed in coded factors, with each parameter’s</w:t>
-      </w:r>
-      <w:r>
-        <w:t xml:space="preserve"> </w:t>
-      </w:r>
-      <w:r>
-        <w:t xml:space="preserve">characterization range mapped so that the set-point is 0 and the range edges are</w:t>
-      </w:r>
-      <w:r>
-        <w:t xml:space="preserve"> </w:t>
-      </w:r>
-      <w:r>
-        <w:t xml:space="preserve">±1 (</w:t>
-      </w:r>
-      <w:r>
-        <w:rPr>
-          <w:b/>
-          <w:bCs/>
-        </w:rPr>
-        <w:t xml:space="preserve">SOP-1002</w:t>
-      </w:r>
-      <w:r>
-        <w:t xml:space="preserve">). Screening data will be analyzed by ordinary-least-squares regression</w:t>
-      </w:r>
-      <w:r>
-        <w:t xml:space="preserve"> </w:t>
-      </w:r>
-      <w:r>
-        <w:t xml:space="preserve">of each response on the main effects and all two-factor interactions; factor effects are</w:t>
-      </w:r>
-      <w:r>
-        <w:t xml:space="preserve"> </w:t>
-      </w:r>
-      <w:r>
-        <w:t xml:space="preserve">reported as twice the coded coefficient. Response-surface data will be analyzed with the</w:t>
-      </w:r>
-      <w:r>
-        <w:t xml:space="preserve"> </w:t>
-      </w:r>
-      <w:r>
-        <w:t xml:space="preserve">full quadratic model (main effects, two-factor interactions and pure-quadratic terms).</w:t>
-      </w:r>
-      <w:r>
-        <w:t xml:space="preserve"> </w:t>
-      </w:r>
-      <w:r>
-        <w:t xml:space="preserve">Significance will be assessed at α = 0.05. Model adequacy will be judged by R², adjusted</w:t>
-      </w:r>
-      <w:r>
-        <w:t xml:space="preserve"> </w:t>
-      </w:r>
-      <w:r>
-        <w:t xml:space="preserve">R², predicted R² (from the PRESS statistic), the overall model F-test, and an ANOVA</w:t>
-      </w:r>
-      <w:r>
-        <w:t xml:space="preserve"> </w:t>
-      </w:r>
-      <w:r>
-        <w:t xml:space="preserve">lack-of-fit test against the centre-point pure error; a response with no significant</w:t>
-      </w:r>
-      <w:r>
-        <w:t xml:space="preserve"> </w:t>
-      </w:r>
-      <w:r>
-        <w:t xml:space="preserve">parameter effect beyond a single dominant factor will be reported as robust rather than</w:t>
-      </w:r>
-      <w:r>
-        <w:t xml:space="preserve"> </w:t>
-      </w:r>
-      <w:r>
-        <w:t xml:space="preserve">modelled predictively. The operating region will be defined as the multivariate region of</w:t>
-      </w:r>
-      <w:r>
-        <w:t xml:space="preserve"> </w:t>
-      </w:r>
-      <w:r>
-        <w:t xml:space="preserve">the well-controlled CPPs over which the flow-through-pool HCP and the credited MVM and</w:t>
-      </w:r>
-      <w:r>
-        <w:t xml:space="preserve"> </w:t>
-      </w:r>
-      <w:r>
-        <w:t xml:space="preserve">XMuLV log-reduction are controlled, and commercial-scale capability of the drug-substance</w:t>
-      </w:r>
-      <w:r>
-        <w:t xml:space="preserve"> </w:t>
-      </w:r>
-      <w:r>
-        <w:t xml:space="preserve">CQAs governed by the step will be estimated by Monte-Carlo simulation with each parameter</w:t>
-      </w:r>
-      <w:r>
-        <w:t xml:space="preserve"> </w:t>
-      </w:r>
-      <w:r>
-        <w:t xml:space="preserve">varied within its NOR.</w:t>
-      </w:r>
-    </w:p>
-    <w:bookmarkEnd w:id="27"/>
-    <w:bookmarkEnd w:id="28"/>
-    <w:bookmarkStart w:id="36" w:name="study-design"/>
-    <w:p>
-      <w:pPr>
-        <w:pStyle w:val="Heading1"/>
-      </w:pPr>
-      <w:r>
-        <w:t xml:space="preserve">6. Study design</w:t>
-      </w:r>
-    </w:p>
-    <w:bookmarkStart w:id="31" w:name="factors-ranges-and-study-type"/>
-    <w:p>
-      <w:pPr>
-        <w:pStyle w:val="Heading2"/>
-      </w:pPr>
-      <w:r>
-        <w:t xml:space="preserve">6.1 Factors, ranges and study type</w:t>
-      </w:r>
-    </w:p>
-    <w:p>
-      <w:pPr>
-        <w:pStyle w:val="FirstParagraph"/>
-      </w:pPr>
-      <w:r>
-        <w:t xml:space="preserve">Five parameters are in scope (</w:t>
-      </w:r>
-      <w:hyperlink w:anchor="tbl-param">
-        <w:r>
-          <w:rPr>
-            <w:rStyle w:val="Hyperlink"/>
-          </w:rPr>
-          <w:t xml:space="preserve">Table 6</w:t>
-        </w:r>
-      </w:hyperlink>
-      <w:r>
-        <w:t xml:space="preserve">). The characterization range of each factor</w:t>
-      </w:r>
-      <w:r>
-        <w:t xml:space="preserve"> </w:t>
-      </w:r>
-      <w:r>
-        <w:t xml:space="preserve">(</w:t>
-      </w:r>
-      <w:r>
-        <w:t xml:space="preserve">“Range studied”</w:t>
-      </w:r>
-      <w:r>
-        <w:t xml:space="preserve">) defines the edges of the explored knowledge space and the basis of the</w:t>
-      </w:r>
-      <w:r>
-        <w:t xml:space="preserve"> </w:t>
-      </w:r>
-      <w:r>
-        <w:t xml:space="preserve">PAR; the NOR is the tighter routine-control range. Classification is an output of the</w:t>
-      </w:r>
-      <w:r>
-        <w:t xml:space="preserve"> </w:t>
-      </w:r>
-      <w:r>
-        <w:t xml:space="preserve">study and is reported in PCR-008. The DoE factor coding for the four multivariate factors</w:t>
-      </w:r>
-      <w:r>
-        <w:t xml:space="preserve"> </w:t>
-      </w:r>
-      <w:r>
-        <w:t xml:space="preserve">is given in</w:t>
-      </w:r>
-      <w:r>
-        <w:t xml:space="preserve"> </w:t>
-      </w:r>
-      <w:hyperlink w:anchor="tbl-legend">
-        <w:r>
-          <w:rPr>
-            <w:rStyle w:val="Hyperlink"/>
-          </w:rPr>
-          <w:t xml:space="preserve">Table 7</w:t>
-        </w:r>
-      </w:hyperlink>
-      <w:r>
-        <w:t xml:space="preserve">.</w:t>
-      </w:r>
-    </w:p>
-    <w:tbl>
-      <w:tblPr>
-        <w:tblStyle w:val="Table"/>
-        <w:tblW w:type="pct" w:w="5000"/>
-        <w:tblLayout w:type="fixed"/>
-        <w:tblLook w:firstRow="0" w:lastRow="0" w:firstColumn="0" w:lastColumn="0" w:noHBand="0" w:noVBand="0" w:val="0000"/>
-      </w:tblPr>
-      <w:tblGrid>
-        <w:gridCol w:w="7920"/>
-      </w:tblGrid>
-      <w:tr>
-        <w:tc>
-          <w:tcPr/>
-          <w:bookmarkStart w:id="29" w:name="tbl-param"/>
-          <w:p>
-            <w:pPr>
-              <w:jc w:val="center"/>
-            </w:pPr>
-            <w:pPr>
-              <w:jc w:val="left"/>
-              <w:spacing w:before="200"/>
-              <w:pStyle w:val="ImageCaption"/>
-            </w:pPr>
-            <w:r>
-              <w:t xml:space="preserve">Table 6: Anion-exchange parameters, set-points, characterization ranges and planned study type.</w:t>
+              <w:t xml:space="preserve">Table 6: Parameters to be studied, with set-points, characterization ranges, normal operating ranges and study type.</w:t>
             </w:r>
           </w:p>
           <w:tbl>
@@ -4764,7 +4387,7 @@
       <w:tr>
         <w:tc>
           <w:tcPr/>
-          <w:bookmarkStart w:id="30" w:name="tbl-legend"/>
+          <w:bookmarkStart w:id="30" w:name="tbl-levels"/>
           <w:p>
             <w:pPr>
               <w:jc w:val="center"/>
@@ -4775,20 +4398,26 @@
               <w:pStyle w:val="ImageCaption"/>
             </w:pPr>
             <w:r>
-              <w:t xml:space="preserve">Table 7: Design-of-experiments factor legend (coded A–D).</w:t>
+              <w:t xml:space="preserve">Table 7: Coded factor legend for the multivariate designs.</w:t>
             </w:r>
           </w:p>
           <w:tbl>
             <w:tblPr>
               <w:tblStyle w:val="Table"/>
-              <w:tblW w:type="auto" w:w="0"/>
+              <w:tblW w:type="pct" w:w="5000"/>
+              <w:tblLayout w:type="fixed"/>
               <w:tblLook w:firstRow="1" w:lastRow="0" w:firstColumn="0" w:lastColumn="0" w:noHBand="0" w:noVBand="0" w:val="0020"/>
             </w:tblPr>
             <w:tblGrid>
-              <w:gridCol w:w="1980"/>
-              <w:gridCol w:w="1980"/>
-              <w:gridCol w:w="1980"/>
-              <w:gridCol w:w="1980"/>
+              <w:gridCol w:w="510"/>
+              <w:gridCol w:w="1724"/>
+              <w:gridCol w:w="702"/>
+              <w:gridCol w:w="766"/>
+              <w:gridCol w:w="894"/>
+              <w:gridCol w:w="830"/>
+              <w:gridCol w:w="830"/>
+              <w:gridCol w:w="702"/>
+              <w:gridCol w:w="958"/>
             </w:tblGrid>
             <w:tr>
               <w:trPr>
@@ -4838,11 +4467,76 @@
                 <w:p>
                   <w:pPr>
                     <w:pStyle w:val="Compact"/>
-                    <w:jc w:val="left"/>
-                    <w:jc w:val="center"/>
-                  </w:pPr>
-                  <w:r>
-                    <w:t xml:space="preserve">Studied in</w:t>
+                    <w:jc w:val="right"/>
+                    <w:jc w:val="center"/>
+                  </w:pPr>
+                  <w:r>
+                    <w:t xml:space="preserve">Low (−1)</w:t>
+                  </w:r>
+                </w:p>
+              </w:tc>
+              <w:tc>
+                <w:tcPr/>
+                <w:p>
+                  <w:pPr>
+                    <w:pStyle w:val="Compact"/>
+                    <w:jc w:val="right"/>
+                    <w:jc w:val="center"/>
+                  </w:pPr>
+                  <w:r>
+                    <w:t xml:space="preserve">Centre (0)</w:t>
+                  </w:r>
+                </w:p>
+              </w:tc>
+              <w:tc>
+                <w:tcPr/>
+                <w:p>
+                  <w:pPr>
+                    <w:pStyle w:val="Compact"/>
+                    <w:jc w:val="right"/>
+                    <w:jc w:val="center"/>
+                  </w:pPr>
+                  <w:r>
+                    <w:t xml:space="preserve">High (+1)</w:t>
+                  </w:r>
+                </w:p>
+              </w:tc>
+              <w:tc>
+                <w:tcPr/>
+                <w:p>
+                  <w:pPr>
+                    <w:pStyle w:val="Compact"/>
+                    <w:jc w:val="right"/>
+                    <w:jc w:val="center"/>
+                  </w:pPr>
+                  <w:r>
+                    <w:t xml:space="preserve">Set-point</w:t>
+                  </w:r>
+                </w:p>
+              </w:tc>
+              <w:tc>
+                <w:tcPr/>
+                <w:p>
+                  <w:pPr>
+                    <w:pStyle w:val="Compact"/>
+                    <w:jc w:val="left"/>
+                    <w:jc w:val="center"/>
+                  </w:pPr>
+                  <w:r>
+                    <w:t xml:space="preserve">NOR</w:t>
+                  </w:r>
+                </w:p>
+              </w:tc>
+              <w:tc>
+                <w:tcPr/>
+                <w:p>
+                  <w:pPr>
+                    <w:pStyle w:val="Compact"/>
+                    <w:jc w:val="right"/>
+                    <w:jc w:val="center"/>
+                  </w:pPr>
+                  <w:r>
+                    <w:t xml:space="preserve">Range / NOR</w:t>
                   </w:r>
                 </w:p>
               </w:tc>
@@ -4892,11 +4586,76 @@
                 <w:p>
                   <w:pPr>
                     <w:pStyle w:val="Compact"/>
-                    <w:jc w:val="left"/>
-                    <w:jc w:val="center"/>
-                  </w:pPr>
-                  <w:r>
-                    <w:t xml:space="preserve">screening + RSM</w:t>
+                    <w:jc w:val="right"/>
+                    <w:jc w:val="center"/>
+                  </w:pPr>
+                  <w:r>
+                    <w:t xml:space="preserve">7.2</w:t>
+                  </w:r>
+                </w:p>
+              </w:tc>
+              <w:tc>
+                <w:tcPr/>
+                <w:p>
+                  <w:pPr>
+                    <w:pStyle w:val="Compact"/>
+                    <w:jc w:val="right"/>
+                    <w:jc w:val="center"/>
+                  </w:pPr>
+                  <w:r>
+                    <w:t xml:space="preserve">7.5</w:t>
+                  </w:r>
+                </w:p>
+              </w:tc>
+              <w:tc>
+                <w:tcPr/>
+                <w:p>
+                  <w:pPr>
+                    <w:pStyle w:val="Compact"/>
+                    <w:jc w:val="right"/>
+                    <w:jc w:val="center"/>
+                  </w:pPr>
+                  <w:r>
+                    <w:t xml:space="preserve">7.8</w:t>
+                  </w:r>
+                </w:p>
+              </w:tc>
+              <w:tc>
+                <w:tcPr/>
+                <w:p>
+                  <w:pPr>
+                    <w:pStyle w:val="Compact"/>
+                    <w:jc w:val="right"/>
+                    <w:jc w:val="center"/>
+                  </w:pPr>
+                  <w:r>
+                    <w:t xml:space="preserve">7.5</w:t>
+                  </w:r>
+                </w:p>
+              </w:tc>
+              <w:tc>
+                <w:tcPr/>
+                <w:p>
+                  <w:pPr>
+                    <w:pStyle w:val="Compact"/>
+                    <w:jc w:val="left"/>
+                    <w:jc w:val="center"/>
+                  </w:pPr>
+                  <w:r>
+                    <w:t xml:space="preserve">7.35–7.65</w:t>
+                  </w:r>
+                </w:p>
+              </w:tc>
+              <w:tc>
+                <w:tcPr/>
+                <w:p>
+                  <w:pPr>
+                    <w:pStyle w:val="Compact"/>
+                    <w:jc w:val="right"/>
+                    <w:jc w:val="center"/>
+                  </w:pPr>
+                  <w:r>
+                    <w:t xml:space="preserve">2</w:t>
                   </w:r>
                 </w:p>
               </w:tc>
@@ -4946,11 +4705,76 @@
                 <w:p>
                   <w:pPr>
                     <w:pStyle w:val="Compact"/>
-                    <w:jc w:val="left"/>
-                    <w:jc w:val="center"/>
-                  </w:pPr>
-                  <w:r>
-                    <w:t xml:space="preserve">screening + RSM</w:t>
+                    <w:jc w:val="right"/>
+                    <w:jc w:val="center"/>
+                  </w:pPr>
+                  <w:r>
+                    <w:t xml:space="preserve">1.6</w:t>
+                  </w:r>
+                </w:p>
+              </w:tc>
+              <w:tc>
+                <w:tcPr/>
+                <w:p>
+                  <w:pPr>
+                    <w:pStyle w:val="Compact"/>
+                    <w:jc w:val="right"/>
+                    <w:jc w:val="center"/>
+                  </w:pPr>
+                  <w:r>
+                    <w:t xml:space="preserve">2.6</w:t>
+                  </w:r>
+                </w:p>
+              </w:tc>
+              <w:tc>
+                <w:tcPr/>
+                <w:p>
+                  <w:pPr>
+                    <w:pStyle w:val="Compact"/>
+                    <w:jc w:val="right"/>
+                    <w:jc w:val="center"/>
+                  </w:pPr>
+                  <w:r>
+                    <w:t xml:space="preserve">3.6</w:t>
+                  </w:r>
+                </w:p>
+              </w:tc>
+              <w:tc>
+                <w:tcPr/>
+                <w:p>
+                  <w:pPr>
+                    <w:pStyle w:val="Compact"/>
+                    <w:jc w:val="right"/>
+                    <w:jc w:val="center"/>
+                  </w:pPr>
+                  <w:r>
+                    <w:t xml:space="preserve">2.6</w:t>
+                  </w:r>
+                </w:p>
+              </w:tc>
+              <w:tc>
+                <w:tcPr/>
+                <w:p>
+                  <w:pPr>
+                    <w:pStyle w:val="Compact"/>
+                    <w:jc w:val="left"/>
+                    <w:jc w:val="center"/>
+                  </w:pPr>
+                  <w:r>
+                    <w:t xml:space="preserve">2.1–3.1</w:t>
+                  </w:r>
+                </w:p>
+              </w:tc>
+              <w:tc>
+                <w:tcPr/>
+                <w:p>
+                  <w:pPr>
+                    <w:pStyle w:val="Compact"/>
+                    <w:jc w:val="right"/>
+                    <w:jc w:val="center"/>
+                  </w:pPr>
+                  <w:r>
+                    <w:t xml:space="preserve">2</w:t>
                   </w:r>
                 </w:p>
               </w:tc>
@@ -5000,11 +4824,76 @@
                 <w:p>
                   <w:pPr>
                     <w:pStyle w:val="Compact"/>
-                    <w:jc w:val="left"/>
-                    <w:jc w:val="center"/>
-                  </w:pPr>
-                  <w:r>
-                    <w:t xml:space="preserve">screening + RSM</w:t>
+                    <w:jc w:val="right"/>
+                    <w:jc w:val="center"/>
+                  </w:pPr>
+                  <w:r>
+                    <w:t xml:space="preserve">3</w:t>
+                  </w:r>
+                </w:p>
+              </w:tc>
+              <w:tc>
+                <w:tcPr/>
+                <w:p>
+                  <w:pPr>
+                    <w:pStyle w:val="Compact"/>
+                    <w:jc w:val="right"/>
+                    <w:jc w:val="center"/>
+                  </w:pPr>
+                  <w:r>
+                    <w:t xml:space="preserve">5.5</w:t>
+                  </w:r>
+                </w:p>
+              </w:tc>
+              <w:tc>
+                <w:tcPr/>
+                <w:p>
+                  <w:pPr>
+                    <w:pStyle w:val="Compact"/>
+                    <w:jc w:val="right"/>
+                    <w:jc w:val="center"/>
+                  </w:pPr>
+                  <w:r>
+                    <w:t xml:space="preserve">8</w:t>
+                  </w:r>
+                </w:p>
+              </w:tc>
+              <w:tc>
+                <w:tcPr/>
+                <w:p>
+                  <w:pPr>
+                    <w:pStyle w:val="Compact"/>
+                    <w:jc w:val="right"/>
+                    <w:jc w:val="center"/>
+                  </w:pPr>
+                  <w:r>
+                    <w:t xml:space="preserve">5.5</w:t>
+                  </w:r>
+                </w:p>
+              </w:tc>
+              <w:tc>
+                <w:tcPr/>
+                <w:p>
+                  <w:pPr>
+                    <w:pStyle w:val="Compact"/>
+                    <w:jc w:val="left"/>
+                    <w:jc w:val="center"/>
+                  </w:pPr>
+                  <w:r>
+                    <w:t xml:space="preserve">4–7</w:t>
+                  </w:r>
+                </w:p>
+              </w:tc>
+              <w:tc>
+                <w:tcPr/>
+                <w:p>
+                  <w:pPr>
+                    <w:pStyle w:val="Compact"/>
+                    <w:jc w:val="right"/>
+                    <w:jc w:val="center"/>
+                  </w:pPr>
+                  <w:r>
+                    <w:t xml:space="preserve">1.67</w:t>
                   </w:r>
                 </w:p>
               </w:tc>
@@ -5054,11 +4943,76 @@
                 <w:p>
                   <w:pPr>
                     <w:pStyle w:val="Compact"/>
-                    <w:jc w:val="left"/>
-                    <w:jc w:val="center"/>
-                  </w:pPr>
-                  <w:r>
-                    <w:t xml:space="preserve">screening + RSM</w:t>
+                    <w:jc w:val="right"/>
+                    <w:jc w:val="center"/>
+                  </w:pPr>
+                  <w:r>
+                    <w:t xml:space="preserve">50</w:t>
+                  </w:r>
+                </w:p>
+              </w:tc>
+              <w:tc>
+                <w:tcPr/>
+                <w:p>
+                  <w:pPr>
+                    <w:pStyle w:val="Compact"/>
+                    <w:jc w:val="right"/>
+                    <w:jc w:val="center"/>
+                  </w:pPr>
+                  <w:r>
+                    <w:t xml:space="preserve">175</w:t>
+                  </w:r>
+                </w:p>
+              </w:tc>
+              <w:tc>
+                <w:tcPr/>
+                <w:p>
+                  <w:pPr>
+                    <w:pStyle w:val="Compact"/>
+                    <w:jc w:val="right"/>
+                    <w:jc w:val="center"/>
+                  </w:pPr>
+                  <w:r>
+                    <w:t xml:space="preserve">300</w:t>
+                  </w:r>
+                </w:p>
+              </w:tc>
+              <w:tc>
+                <w:tcPr/>
+                <w:p>
+                  <w:pPr>
+                    <w:pStyle w:val="Compact"/>
+                    <w:jc w:val="right"/>
+                    <w:jc w:val="center"/>
+                  </w:pPr>
+                  <w:r>
+                    <w:t xml:space="preserve">200</w:t>
+                  </w:r>
+                </w:p>
+              </w:tc>
+              <w:tc>
+                <w:tcPr/>
+                <w:p>
+                  <w:pPr>
+                    <w:pStyle w:val="Compact"/>
+                    <w:jc w:val="left"/>
+                    <w:jc w:val="center"/>
+                  </w:pPr>
+                  <w:r>
+                    <w:t xml:space="preserve">120–280</w:t>
+                  </w:r>
+                </w:p>
+              </w:tc>
+              <w:tc>
+                <w:tcPr/>
+                <w:p>
+                  <w:pPr>
+                    <w:pStyle w:val="Compact"/>
+                    <w:jc w:val="right"/>
+                    <w:jc w:val="center"/>
+                  </w:pPr>
+                  <w:r>
+                    <w:t xml:space="preserve">1.56</w:t>
                   </w:r>
                 </w:p>
               </w:tc>
@@ -5069,6 +5023,108 @@
         </w:tc>
       </w:tr>
     </w:tbl>
+    <w:p>
+      <w:pPr>
+        <w:pStyle w:val="BodyText"/>
+      </w:pPr>
+      <w:r>
+        <w:t xml:space="preserve">The centre point of the design is the midpoint of each characterization range. For load</w:t>
+      </w:r>
+      <w:r>
+        <w:t xml:space="preserve"> </w:t>
+      </w:r>
+      <w:r>
+        <w:t xml:space="preserve">pH, for equilibration and wash-1 conductivity and for load conductivity that midpoint</w:t>
+      </w:r>
+      <w:r>
+        <w:t xml:space="preserve"> </w:t>
+      </w:r>
+      <w:r>
+        <w:t xml:space="preserve">coincides with the commercial set-point, but for protein load it lies below the set-point,</w:t>
+      </w:r>
+      <w:r>
+        <w:t xml:space="preserve"> </w:t>
+      </w:r>
+      <w:r>
+        <w:t xml:space="preserve">because the range was extended further downward than upward in order to cover the low-load</w:t>
+      </w:r>
+      <w:r>
+        <w:t xml:space="preserve"> </w:t>
+      </w:r>
+      <w:r>
+        <w:t xml:space="preserve">condition of a short campaign batch. The set-point of every factor is given in</w:t>
+      </w:r>
+      <w:r>
+        <w:t xml:space="preserve"> </w:t>
+      </w:r>
+      <w:hyperlink w:anchor="tbl-levels">
+        <w:r>
+          <w:rPr>
+            <w:rStyle w:val="Hyperlink"/>
+          </w:rPr>
+          <w:t xml:space="preserve">Table 7</w:t>
+        </w:r>
+      </w:hyperlink>
+      <w:r>
+        <w:t xml:space="preserve">, so the offset is visible.</w:t>
+      </w:r>
+    </w:p>
+    <w:p>
+      <w:pPr>
+        <w:pStyle w:val="BodyText"/>
+      </w:pPr>
+      <w:r>
+        <w:t xml:space="preserve">Each range is justified separately. Load pH will be studied across the range over which</w:t>
+      </w:r>
+      <w:r>
+        <w:t xml:space="preserve"> </w:t>
+      </w:r>
+      <w:r>
+        <w:t xml:space="preserve">the neutralized cation exchange pool can be held without approaching the isoelectric point</w:t>
+      </w:r>
+      <w:r>
+        <w:t xml:space="preserve"> </w:t>
+      </w:r>
+      <w:r>
+        <w:t xml:space="preserve">of the antibody, and the conductivity of the equilibration and wash-1 buffer will be</w:t>
+      </w:r>
+      <w:r>
+        <w:t xml:space="preserve"> </w:t>
+      </w:r>
+      <w:r>
+        <w:t xml:space="preserve">studied across the range that buffer preparation can deliver reproducibly. Load</w:t>
+      </w:r>
+      <w:r>
+        <w:t xml:space="preserve"> </w:t>
+      </w:r>
+      <w:r>
+        <w:t xml:space="preserve">conductivity will be studied up to the highest value a neutralized cation exchange pool</w:t>
+      </w:r>
+      <w:r>
+        <w:t xml:space="preserve"> </w:t>
+      </w:r>
+      <w:r>
+        <w:t xml:space="preserve">can reach, so that the study bounds the worst input this step can receive. Protein load</w:t>
+      </w:r>
+      <w:r>
+        <w:t xml:space="preserve"> </w:t>
+      </w:r>
+      <w:r>
+        <w:t xml:space="preserve">will be studied from a low value typical of a short campaign batch up to a value above the</w:t>
+      </w:r>
+      <w:r>
+        <w:t xml:space="preserve"> </w:t>
+      </w:r>
+      <w:r>
+        <w:t xml:space="preserve">highest planned commercial load, and operating flow rate will be studied across the range</w:t>
+      </w:r>
+      <w:r>
+        <w:t xml:space="preserve"> </w:t>
+      </w:r>
+      <w:r>
+        <w:t xml:space="preserve">the commercial skid can deliver.</w:t>
+      </w:r>
+    </w:p>
     <w:bookmarkEnd w:id="31"/>
     <w:bookmarkStart w:id="32" w:name="screening-design"/>
     <w:p>
@@ -5084,37 +5140,57 @@
         <w:pStyle w:val="FirstParagraph"/>
       </w:pPr>
       <w:r>
-        <w:t xml:space="preserve">Factor screening will use a two-level full factorial in the four multivariate factors</w:t>
-      </w:r>
-      <w:r>
-        <w:t xml:space="preserve"> </w:t>
-      </w:r>
-      <w:r>
-        <w:t xml:space="preserve">(A–D) with three centre-point replicates, 19 runs in total. The full</w:t>
-      </w:r>
-      <w:r>
-        <w:t xml:space="preserve"> </w:t>
-      </w:r>
-      <w:r>
-        <w:t xml:space="preserve">factorial estimates all four main effects and all six two-factor interactions without</w:t>
-      </w:r>
-      <w:r>
-        <w:t xml:space="preserve"> </w:t>
-      </w:r>
-      <w:r>
-        <w:t xml:space="preserve">confounding. Four responses will be recorded for each run (flow-through-pool HCP, XMuLV</w:t>
-      </w:r>
-      <w:r>
-        <w:t xml:space="preserve"> </w:t>
-      </w:r>
-      <w:r>
-        <w:t xml:space="preserve">log-reduction, MVM log-reduction and step yield). The planned coded design is given in</w:t>
-      </w:r>
-      <w:r>
-        <w:t xml:space="preserve"> </w:t>
-      </w:r>
-      <w:r>
-        <w:t xml:space="preserve">Appendix A.</w:t>
+        <w:t xml:space="preserve">The screening design is a two-level full factorial in the 4</w:t>
+      </w:r>
+      <w:r>
+        <w:t xml:space="preserve"> </w:t>
+      </w:r>
+      <w:r>
+        <w:t xml:space="preserve">multivariate factors augmented with 3 centre points, giving</w:t>
+      </w:r>
+      <w:r>
+        <w:t xml:space="preserve"> </w:t>
+      </w:r>
+      <w:r>
+        <w:t xml:space="preserve">19 runs in total. A full factorial was chosen over a fractional design,</w:t>
+      </w:r>
+      <w:r>
+        <w:t xml:space="preserve"> </w:t>
+      </w:r>
+      <w:r>
+        <w:t xml:space="preserve">because 4 factors are few enough for the full design to be affordable</w:t>
+      </w:r>
+      <w:r>
+        <w:t xml:space="preserve"> </w:t>
+      </w:r>
+      <w:r>
+        <w:t xml:space="preserve">at scale-down. It estimates all 4 main effects and all</w:t>
+      </w:r>
+      <w:r>
+        <w:t xml:space="preserve"> </w:t>
+      </w:r>
+      <w:r>
+        <w:t xml:space="preserve">6 two-factor interactions without aliasing. Runs will be randomized</w:t>
+      </w:r>
+      <w:r>
+        <w:t xml:space="preserve"> </w:t>
+      </w:r>
+      <w:r>
+        <w:t xml:space="preserve">within the campaign, and the planned coded matrix is given in Appendix A.</w:t>
+      </w:r>
+    </w:p>
+    <w:p>
+      <w:pPr>
+        <w:pStyle w:val="BodyText"/>
+      </w:pPr>
+      <w:r>
+        <w:t xml:space="preserve">The screening stage identifies the factors that matter. It does not define the operating</w:t>
+      </w:r>
+      <w:r>
+        <w:t xml:space="preserve"> </w:t>
+      </w:r>
+      <w:r>
+        <w:t xml:space="preserve">region.</w:t>
       </w:r>
     </w:p>
     <w:bookmarkEnd w:id="32"/>
@@ -5132,25 +5208,81 @@
         <w:pStyle w:val="FirstParagraph"/>
       </w:pPr>
       <w:r>
-        <w:t xml:space="preserve">The four multivariate factors will be carried into a face-centred central-composite</w:t>
-      </w:r>
-      <w:r>
-        <w:t xml:space="preserve"> </w:t>
-      </w:r>
-      <w:r>
-        <w:t xml:space="preserve">design with four centre-point replicates, 28 runs in total, enabling</w:t>
-      </w:r>
-      <w:r>
-        <w:t xml:space="preserve"> </w:t>
-      </w:r>
-      <w:r>
-        <w:t xml:space="preserve">estimation of curvature in addition to main effects and interactions. The planned coded</w:t>
-      </w:r>
-      <w:r>
-        <w:t xml:space="preserve"> </w:t>
-      </w:r>
-      <w:r>
-        <w:t xml:space="preserve">design is given in Appendix B.</w:t>
+        <w:t xml:space="preserve">The response-surface design is a face-centred central composite design (CCD) over the</w:t>
+      </w:r>
+      <w:r>
+        <w:t xml:space="preserve"> </w:t>
+      </w:r>
+      <w:r>
+        <w:t xml:space="preserve">same 4 factors, comprising 16 factorial runs,</w:t>
+      </w:r>
+      <w:r>
+        <w:t xml:space="preserve"> </w:t>
+      </w:r>
+      <w:r>
+        <w:t xml:space="preserve">8 axial runs and 4 centre points, or</w:t>
+      </w:r>
+      <w:r>
+        <w:t xml:space="preserve"> </w:t>
+      </w:r>
+      <w:r>
+        <w:t xml:space="preserve">28 runs in total. The axial runs sit on the faces of the cube, so that</w:t>
+      </w:r>
+      <w:r>
+        <w:t xml:space="preserve"> </w:t>
+      </w:r>
+      <w:r>
+        <w:t xml:space="preserve">no run falls outside the characterization range and every setting stays inside the range</w:t>
+      </w:r>
+      <w:r>
+        <w:t xml:space="preserve"> </w:t>
+      </w:r>
+      <w:r>
+        <w:t xml:space="preserve">the step can actually deliver. That choice costs some precision on the pure quadratic</w:t>
+      </w:r>
+      <w:r>
+        <w:t xml:space="preserve"> </w:t>
+      </w:r>
+      <w:r>
+        <w:t xml:space="preserve">terms, and it is stated here because the operating region will rest on this model.</w:t>
+      </w:r>
+    </w:p>
+    <w:p>
+      <w:pPr>
+        <w:pStyle w:val="BodyText"/>
+      </w:pPr>
+      <w:r>
+        <w:t xml:space="preserve">All 4 multivariate factors are carried into the response-surface</w:t>
+      </w:r>
+      <w:r>
+        <w:t xml:space="preserve"> </w:t>
+      </w:r>
+      <w:r>
+        <w:t xml:space="preserve">design, since each is expected to act on at least one governed response by the mechanism</w:t>
+      </w:r>
+      <w:r>
+        <w:t xml:space="preserve"> </w:t>
+      </w:r>
+      <w:r>
+        <w:t xml:space="preserve">given in §4.1. A factor found inactive for every governed response at screening will be</w:t>
+      </w:r>
+      <w:r>
+        <w:t xml:space="preserve"> </w:t>
+      </w:r>
+      <w:r>
+        <w:t xml:space="preserve">dropped from the fitted model. It will be retained in the knowledge space as evidence of</w:t>
+      </w:r>
+      <w:r>
+        <w:t xml:space="preserve"> </w:t>
+      </w:r>
+      <w:r>
+        <w:t xml:space="preserve">robustness, and its classification will be argued from that null result. The planned</w:t>
+      </w:r>
+      <w:r>
+        <w:t xml:space="preserve"> </w:t>
+      </w:r>
+      <w:r>
+        <w:t xml:space="preserve">coded matrix is given in Appendix B.</w:t>
       </w:r>
     </w:p>
     <w:bookmarkEnd w:id="33"/>
@@ -5168,53 +5300,91 @@
         <w:pStyle w:val="FirstParagraph"/>
       </w:pPr>
       <w:r>
-        <w:t xml:space="preserve">The operating flow rate will be evaluated one factor at a time across its characterization</w:t>
-      </w:r>
-      <w:r>
-        <w:t xml:space="preserve"> </w:t>
-      </w:r>
-      <w:r>
-        <w:t xml:space="preserve">range for its effect on the flow-through-pool HCP, the XMuLV and MVM log-reduction and the</w:t>
-      </w:r>
-      <w:r>
-        <w:t xml:space="preserve"> </w:t>
-      </w:r>
-      <w:r>
-        <w:t xml:space="preserve">step yield; it will not be carried into the multivariate design because it acts on viral</w:t>
-      </w:r>
-      <w:r>
-        <w:t xml:space="preserve"> </w:t>
-      </w:r>
-      <w:r>
-        <w:t xml:space="preserve">clearance through residence time rather than through the buffer/load chemistry and is not</w:t>
-      </w:r>
-      <w:r>
-        <w:t xml:space="preserve"> </w:t>
-      </w:r>
-      <w:r>
-        <w:t xml:space="preserve">expected to interact with the chromatographic factors. It is controlled as a</w:t>
-      </w:r>
-      <w:r>
-        <w:t xml:space="preserve"> </w:t>
-      </w:r>
-      <w:r>
-        <w:t xml:space="preserve">well-controlled CPP to preserve the minimum residence time credited for the viral-clearance</w:t>
-      </w:r>
-      <w:r>
-        <w:t xml:space="preserve"> </w:t>
-      </w:r>
-      <w:r>
-        <w:t xml:space="preserve">claim.</w:t>
+        <w:t xml:space="preserve">Operating flow rate will be assessed one factor at a time, at the low edge, the centre and</w:t>
+      </w:r>
+      <w:r>
+        <w:t xml:space="preserve"> </w:t>
+      </w:r>
+      <w:r>
+        <w:t xml:space="preserve">the high edge of its characterization range, with every other parameter held at its</w:t>
+      </w:r>
+      <w:r>
+        <w:t xml:space="preserve"> </w:t>
+      </w:r>
+      <w:r>
+        <w:t xml:space="preserve">set-point. Flow rate acts on this step through residence time and not through the binding</w:t>
+      </w:r>
+      <w:r>
+        <w:t xml:space="preserve"> </w:t>
+      </w:r>
+      <w:r>
+        <w:t xml:space="preserve">chemistry, so an interaction with pH or with conductivity is not expected. On that basis a</w:t>
+      </w:r>
+      <w:r>
+        <w:t xml:space="preserve"> </w:t>
+      </w:r>
+      <w:r>
+        <w:t xml:space="preserve">univariate assessment over three levels is sufficient to bound its range. If the assessment shows an effect on any governed response, the</w:t>
+      </w:r>
+      <w:r>
+        <w:t xml:space="preserve"> </w:t>
+      </w:r>
+      <w:r>
+        <w:t xml:space="preserve">parameter will be added to a supplementary multivariate design and PCR-008 will report</w:t>
+      </w:r>
+      <w:r>
+        <w:t xml:space="preserve"> </w:t>
+      </w:r>
+      <w:r>
+        <w:t xml:space="preserve">that change.</w:t>
+      </w:r>
+    </w:p>
+    <w:p>
+      <w:pPr>
+        <w:pStyle w:val="BodyText"/>
+      </w:pPr>
+      <w:r>
+        <w:t xml:space="preserve">Residual DNA and leached Protein A will be measured across both multivariate designs but</w:t>
+      </w:r>
+      <w:r>
+        <w:t xml:space="preserve"> </w:t>
+      </w:r>
+      <w:r>
+        <w:t xml:space="preserve">are not carried as response-surface responses. Platform experience indicates that this</w:t>
+      </w:r>
+      <w:r>
+        <w:t xml:space="preserve"> </w:t>
+      </w:r>
+      <w:r>
+        <w:t xml:space="preserve">step clears both to well below their drug substance limits (</w:t>
+      </w:r>
+      <w:hyperlink w:anchor="tbl-cqa-clear">
+        <w:r>
+          <w:rPr>
+            <w:rStyle w:val="Hyperlink"/>
+          </w:rPr>
+          <w:t xml:space="preserve">Table 5</w:t>
+        </w:r>
+      </w:hyperlink>
+      <w:r>
+        <w:t xml:space="preserve">), and the study</w:t>
+      </w:r>
+      <w:r>
+        <w:t xml:space="preserve"> </w:t>
+      </w:r>
+      <w:r>
+        <w:t xml:space="preserve">will confirm that clearance without modelling it.</w:t>
       </w:r>
     </w:p>
     <w:bookmarkEnd w:id="34"/>
-    <w:bookmarkStart w:id="35" w:name="pool-collection-criterion"/>
+    <w:bookmarkEnd w:id="35"/>
+    <w:bookmarkStart w:id="38" w:name="acceptance-and-decision-criteria"/>
     <w:p>
       <w:pPr>
-        <w:pStyle w:val="Heading2"/>
-      </w:pPr>
-      <w:r>
-        <w:t xml:space="preserve">6.5 Pool-collection criterion</w:t>
+        <w:pStyle w:val="Heading1"/>
+      </w:pPr>
+      <w:r>
+        <w:t xml:space="preserve">7. Acceptance and decision criteria</w:t>
       </w:r>
     </w:p>
     <w:p>
@@ -5222,351 +5392,71 @@
         <w:pStyle w:val="FirstParagraph"/>
       </w:pPr>
       <w:r>
-        <w:t xml:space="preserve">The flow-through/wash pool is collected to a fixed trailing-edge UV (280 nm) pool-stop</w:t>
-      </w:r>
-      <w:r>
-        <w:t xml:space="preserve"> </w:t>
-      </w:r>
-      <w:r>
-        <w:t xml:space="preserve">criterion applied identically to every run so that the factor effects are estimated free of</w:t>
-      </w:r>
-      <w:r>
-        <w:t xml:space="preserve"> </w:t>
-      </w:r>
-      <w:r>
-        <w:t xml:space="preserve">run-to-run pooling variation. The adequacy of the pool-stop set-point — the balance between</w:t>
-      </w:r>
-      <w:r>
-        <w:t xml:space="preserve"> </w:t>
-      </w:r>
-      <w:r>
-        <w:t xml:space="preserve">flow-through-pool HCP and step yield — will be evaluated as part of the study and confirmed</w:t>
-      </w:r>
-      <w:r>
-        <w:t xml:space="preserve"> </w:t>
-      </w:r>
-      <w:r>
-        <w:t xml:space="preserve">in PCR-008.</w:t>
-      </w:r>
-    </w:p>
-    <w:bookmarkEnd w:id="35"/>
-    <w:bookmarkEnd w:id="36"/>
-    <w:bookmarkStart w:id="37" w:name="acceptance-and-decision-criteria"/>
-    <w:p>
-      <w:pPr>
-        <w:pStyle w:val="Heading1"/>
-      </w:pPr>
-      <w:r>
-        <w:t xml:space="preserve">7. Acceptance and decision criteria</w:t>
+        <w:t xml:space="preserve">The study will be judged against criteria fixed before execution, and they fall into three</w:t>
+      </w:r>
+      <w:r>
+        <w:t xml:space="preserve"> </w:t>
+      </w:r>
+      <w:r>
+        <w:t xml:space="preserve">groups: the acceptance criterion for each response, the adequacy criterion for each fitted</w:t>
+      </w:r>
+      <w:r>
+        <w:t xml:space="preserve"> </w:t>
+      </w:r>
+      <w:r>
+        <w:t xml:space="preserve">model, and the rules by which the operating region and the proven acceptable ranges will</w:t>
+      </w:r>
+      <w:r>
+        <w:t xml:space="preserve"> </w:t>
+      </w:r>
+      <w:r>
+        <w:t xml:space="preserve">be declared.</w:t>
       </w:r>
     </w:p>
     <w:p>
       <w:pPr>
-        <w:pStyle w:val="FirstParagraph"/>
-      </w:pPr>
-      <w:r>
-        <w:t xml:space="preserve">The study is acceptable when:</w:t>
-      </w:r>
-    </w:p>
-    <w:p>
-      <w:pPr>
-        <w:pStyle w:val="Compact"/>
-        <w:numPr>
-          <w:ilvl w:val="0"/>
-          <w:numId w:val="1002"/>
-        </w:numPr>
-      </w:pPr>
-      <w:r>
-        <w:t xml:space="preserve">the SDM qualification confirms representativeness of commercial scale</w:t>
-      </w:r>
-      <w:r>
-        <w:t xml:space="preserve"> </w:t>
-      </w:r>
-      <w:r>
-        <w:t xml:space="preserve">(</w:t>
-      </w:r>
-      <w:r>
-        <w:rPr>
-          <w:b/>
-          <w:bCs/>
-        </w:rPr>
-        <w:t xml:space="preserve">SOP-1001</w:t>
-      </w:r>
-      <w:r>
-        <w:t xml:space="preserve">) and the viral-spiking model is qualified;</w:t>
-      </w:r>
-    </w:p>
-    <w:p>
-      <w:pPr>
-        <w:pStyle w:val="Compact"/>
-        <w:numPr>
-          <w:ilvl w:val="0"/>
-          <w:numId w:val="1002"/>
-        </w:numPr>
-      </w:pPr>
-      <w:r>
-        <w:t xml:space="preserve">the fitted response-surface models for the flow-through-pool HCP and the MVM and XMuLV</w:t>
-      </w:r>
-      <w:r>
-        <w:t xml:space="preserve"> </w:t>
-      </w:r>
-      <w:r>
-        <w:t xml:space="preserve">log-reduction are adequate — target R² ≥ 0.90, adjusted R² ≥ 0.75, no significant lack</w:t>
-      </w:r>
-      <w:r>
-        <w:t xml:space="preserve"> </w:t>
-      </w:r>
-      <w:r>
-        <w:t xml:space="preserve">of fit (p &gt; 0.05 against the centre-point pure error), and residual diagnostics without</w:t>
-      </w:r>
-      <w:r>
-        <w:t xml:space="preserve"> </w:t>
-      </w:r>
-      <w:r>
-        <w:t xml:space="preserve">systematic structure (a response governed by a single dominant factor is reported by</w:t>
-      </w:r>
-      <w:r>
-        <w:t xml:space="preserve"> </w:t>
-      </w:r>
-      <w:r>
-        <w:t xml:space="preserve">that dependence and is otherwise robust); and</w:t>
-      </w:r>
-    </w:p>
-    <w:p>
-      <w:pPr>
-        <w:pStyle w:val="Compact"/>
-        <w:numPr>
-          <w:ilvl w:val="0"/>
-          <w:numId w:val="1002"/>
-        </w:numPr>
-      </w:pPr>
-      <w:r>
-        <w:t xml:space="preserve">a multivariate operating region exists over which the flow-through-pool HCP and the</w:t>
-      </w:r>
-      <w:r>
-        <w:t xml:space="preserve"> </w:t>
-      </w:r>
-      <w:r>
-        <w:t xml:space="preserve">MVM and XMuLV log-reduction credited to the step are controlled at the set-point and</w:t>
-      </w:r>
-      <w:r>
-        <w:t xml:space="preserve"> </w:t>
-      </w:r>
-      <w:r>
-        <w:t xml:space="preserve">across each parameter’s NOR.</w:t>
-      </w:r>
-    </w:p>
-    <w:p>
-      <w:pPr>
-        <w:pStyle w:val="FirstParagraph"/>
-      </w:pPr>
-      <w:r>
-        <w:t xml:space="preserve">Each parameter will then be classified per the A-Mab continuum</w:t>
-      </w:r>
-      <w:r>
-        <w:t xml:space="preserve"> </w:t>
-      </w:r>
-      <w:r>
-        <w:t xml:space="preserve">(CMC Biotech Working Group 2009)</w:t>
-      </w:r>
-      <w:r>
-        <w:t xml:space="preserve">:</w:t>
-      </w:r>
-    </w:p>
-    <w:p>
-      <w:pPr>
-        <w:pStyle w:val="Compact"/>
-        <w:numPr>
-          <w:ilvl w:val="0"/>
-          <w:numId w:val="1003"/>
-        </w:numPr>
-      </w:pPr>
-      <w:r>
-        <w:t xml:space="preserve">a parameter whose variability significantly impacts a CQA is a</w:t>
-      </w:r>
-      <w:r>
-        <w:t xml:space="preserve"> </w:t>
-      </w:r>
-      <w:r>
-        <w:rPr>
-          <w:b/>
-          <w:bCs/>
-        </w:rPr>
-        <w:t xml:space="preserve">CPP</w:t>
-      </w:r>
-      <w:r>
-        <w:t xml:space="preserve">; where the</w:t>
-      </w:r>
-      <w:r>
-        <w:t xml:space="preserve"> </w:t>
-      </w:r>
-      <w:r>
-        <w:t xml:space="preserve">impact is reliably controlled within the operating region (low risk of leaving it)</w:t>
-      </w:r>
-      <w:r>
-        <w:t xml:space="preserve"> </w:t>
-      </w:r>
-      <w:r>
-        <w:t xml:space="preserve">the parameter is a</w:t>
-      </w:r>
-      <w:r>
-        <w:t xml:space="preserve"> </w:t>
-      </w:r>
-      <w:r>
-        <w:rPr>
-          <w:b/>
-          <w:bCs/>
-        </w:rPr>
-        <w:t xml:space="preserve">well-controlled CPP (WC-CPP)</w:t>
-      </w:r>
-      <w:r>
-        <w:t xml:space="preserve">;</w:t>
-      </w:r>
-    </w:p>
-    <w:p>
-      <w:pPr>
-        <w:pStyle w:val="Compact"/>
-        <w:numPr>
-          <w:ilvl w:val="0"/>
-          <w:numId w:val="1003"/>
-        </w:numPr>
-      </w:pPr>
-      <w:r>
-        <w:t xml:space="preserve">a parameter that does not significantly impact a CQA but affects process performance</w:t>
-      </w:r>
-      <w:r>
-        <w:t xml:space="preserve"> </w:t>
-      </w:r>
-      <w:r>
-        <w:t xml:space="preserve">or consistency is a</w:t>
-      </w:r>
-      <w:r>
-        <w:t xml:space="preserve"> </w:t>
-      </w:r>
-      <w:r>
-        <w:rPr>
-          <w:b/>
-          <w:bCs/>
-        </w:rPr>
-        <w:t xml:space="preserve">KPP</w:t>
-      </w:r>
-      <w:r>
-        <w:t xml:space="preserve">; otherwise it is a</w:t>
-      </w:r>
-      <w:r>
-        <w:t xml:space="preserve"> </w:t>
-      </w:r>
-      <w:r>
-        <w:rPr>
-          <w:b/>
-          <w:bCs/>
-        </w:rPr>
-        <w:t xml:space="preserve">GPP</w:t>
-      </w:r>
-      <w:r>
-        <w:t xml:space="preserve">;</w:t>
-      </w:r>
-    </w:p>
-    <w:p>
-      <w:pPr>
-        <w:pStyle w:val="Compact"/>
-        <w:numPr>
-          <w:ilvl w:val="0"/>
-          <w:numId w:val="1003"/>
-        </w:numPr>
-      </w:pPr>
-      <w:r>
-        <w:t xml:space="preserve">consistent with the post-characterization FMEA convention, a parameter that affects a</w:t>
-      </w:r>
-      <w:r>
-        <w:t xml:space="preserve"> </w:t>
-      </w:r>
-      <w:r>
-        <w:t xml:space="preserve">CQA with Severity ≥ 8, or that carries an initial (pre-mitigation) risk priority</w:t>
-      </w:r>
-      <w:r>
-        <w:t xml:space="preserve"> </w:t>
-      </w:r>
-      <w:r>
-        <w:t xml:space="preserve">number &gt; 72, is designated a CPP before mitigation by the control strategy.</w:t>
-      </w:r>
-    </w:p>
-    <w:p>
-      <w:pPr>
-        <w:pStyle w:val="FirstParagraph"/>
-      </w:pPr>
-      <w:r>
-        <w:t xml:space="preserve">The operating region, classifications and PARs established here will justify the</w:t>
-      </w:r>
-      <w:r>
-        <w:t xml:space="preserve"> </w:t>
-      </w:r>
-      <w:r>
-        <w:t xml:space="preserve">Stage 2 operating ranges and feed the drug-substance control strategy, including the</w:t>
-      </w:r>
-      <w:r>
-        <w:t xml:space="preserve"> </w:t>
-      </w:r>
-      <w:r>
-        <w:t xml:space="preserve">modular viral-clearance claim.</w:t>
-      </w:r>
-    </w:p>
-    <w:bookmarkEnd w:id="37"/>
-    <w:bookmarkStart w:id="38" w:name="data-management-and-integrity"/>
-    <w:p>
-      <w:pPr>
-        <w:pStyle w:val="Heading1"/>
-      </w:pPr>
-      <w:r>
-        <w:t xml:space="preserve">8. Data management and integrity</w:t>
-      </w:r>
-    </w:p>
-    <w:p>
-      <w:pPr>
-        <w:pStyle w:val="FirstParagraph"/>
-      </w:pPr>
-      <w:r>
-        <w:t xml:space="preserve">All raw data, DoE designs, analytical results, viral-spiking records and statistical</w:t>
-      </w:r>
-      <w:r>
-        <w:t xml:space="preserve"> </w:t>
-      </w:r>
-      <w:r>
-        <w:t xml:space="preserve">analyses will be recorded and retained under the site data-integrity procedures (ALCOA+).</w:t>
-      </w:r>
-      <w:r>
-        <w:t xml:space="preserve"> </w:t>
-      </w:r>
-      <w:r>
-        <w:t xml:space="preserve">Analyses will be performed with version-controlled scripts and reviewed by a second</w:t>
-      </w:r>
-      <w:r>
-        <w:t xml:space="preserve"> </w:t>
-      </w:r>
-      <w:r>
-        <w:t xml:space="preserve">analyst; designs, models and the derived operating region will be archived with the</w:t>
-      </w:r>
-      <w:r>
-        <w:t xml:space="preserve"> </w:t>
-      </w:r>
-      <w:r>
-        <w:t xml:space="preserve">report. Any deviation from this plan will be documented and assessed for impact in</w:t>
-      </w:r>
-      <w:r>
-        <w:t xml:space="preserve"> </w:t>
-      </w:r>
-      <w:r>
-        <w:t xml:space="preserve">PCR-008.</w:t>
-      </w:r>
-    </w:p>
-    <w:bookmarkEnd w:id="38"/>
-    <w:bookmarkStart w:id="40" w:name="roles-and-responsibilities"/>
-    <w:p>
-      <w:pPr>
-        <w:pStyle w:val="Heading1"/>
-      </w:pPr>
-      <w:r>
-        <w:t xml:space="preserve">9. Roles and responsibilities</w:t>
+        <w:pStyle w:val="BodyText"/>
+      </w:pPr>
+      <w:r>
+        <w:t xml:space="preserve">The acceptance criterion for each response is given in</w:t>
+      </w:r>
+      <w:r>
+        <w:t xml:space="preserve"> </w:t>
+      </w:r>
+      <w:hyperlink w:anchor="tbl-accept">
+        <w:r>
+          <w:rPr>
+            <w:rStyle w:val="Hyperlink"/>
+          </w:rPr>
+          <w:t xml:space="preserve">Table 8</w:t>
+        </w:r>
+      </w:hyperlink>
+      <w:r>
+        <w:t xml:space="preserve">. Pool host cell protein</w:t>
+      </w:r>
+      <w:r>
+        <w:t xml:space="preserve"> </w:t>
+      </w:r>
+      <w:r>
+        <w:t xml:space="preserve">is judged against the drug substance specification of 100 ng/mg.</w:t>
+      </w:r>
+      <w:r>
+        <w:t xml:space="preserve"> </w:t>
+      </w:r>
+      <w:r>
+        <w:t xml:space="preserve">The step must meet that limit at its own outlet, because no later step in the train is</w:t>
+      </w:r>
+      <w:r>
+        <w:t xml:space="preserve"> </w:t>
+      </w:r>
+      <w:r>
+        <w:t xml:space="preserve">credited with host cell protein clearance. Step yield carries no acceptance criterion and will be</w:t>
+      </w:r>
+      <w:r>
+        <w:t xml:space="preserve"> </w:t>
+      </w:r>
+      <w:r>
+        <w:t xml:space="preserve">reported as a process performance attribute.</w:t>
       </w:r>
     </w:p>
     <w:tbl>
@@ -5582,7 +5472,7 @@
       <w:tr>
         <w:tc>
           <w:tcPr/>
-          <w:bookmarkStart w:id="39" w:name="tbl-roles"/>
+          <w:bookmarkStart w:id="36" w:name="tbl-accept"/>
           <w:p>
             <w:pPr>
               <w:jc w:val="center"/>
@@ -5593,7 +5483,1163 @@
               <w:pStyle w:val="ImageCaption"/>
             </w:pPr>
             <w:r>
-              <w:t xml:space="preserve">Table 8: Roles and responsibilities.</w:t>
+              <w:t xml:space="preserve">Table 8: Acceptance criteria for the study responses.</w:t>
+            </w:r>
+          </w:p>
+          <w:tbl>
+            <w:tblPr>
+              <w:tblStyle w:val="Table"/>
+              <w:tblW w:type="pct" w:w="5000"/>
+              <w:tblLayout w:type="fixed"/>
+              <w:tblLook w:firstRow="1" w:lastRow="0" w:firstColumn="0" w:lastColumn="0" w:noHBand="0" w:noVBand="0" w:val="0020"/>
+            </w:tblPr>
+            <w:tblGrid>
+              <w:gridCol w:w="1406"/>
+              <w:gridCol w:w="1332"/>
+              <w:gridCol w:w="2590"/>
+              <w:gridCol w:w="2590"/>
+            </w:tblGrid>
+            <w:tr>
+              <w:trPr>
+                <w:tblHeader w:val="on"/>
+              </w:trPr>
+              <w:tc>
+                <w:tcPr/>
+                <w:p>
+                  <w:pPr>
+                    <w:pStyle w:val="Compact"/>
+                    <w:jc w:val="left"/>
+                    <w:jc w:val="center"/>
+                  </w:pPr>
+                  <w:r>
+                    <w:t xml:space="preserve">Response</w:t>
+                  </w:r>
+                </w:p>
+              </w:tc>
+              <w:tc>
+                <w:tcPr/>
+                <w:p>
+                  <w:pPr>
+                    <w:pStyle w:val="Compact"/>
+                    <w:jc w:val="left"/>
+                    <w:jc w:val="center"/>
+                  </w:pPr>
+                  <w:r>
+                    <w:t xml:space="preserve">Unit</w:t>
+                  </w:r>
+                </w:p>
+              </w:tc>
+              <w:tc>
+                <w:tcPr/>
+                <w:p>
+                  <w:pPr>
+                    <w:pStyle w:val="Compact"/>
+                    <w:jc w:val="left"/>
+                    <w:jc w:val="center"/>
+                  </w:pPr>
+                  <w:r>
+                    <w:t xml:space="preserve">Acceptance basis</w:t>
+                  </w:r>
+                </w:p>
+              </w:tc>
+              <w:tc>
+                <w:tcPr/>
+                <w:p>
+                  <w:pPr>
+                    <w:pStyle w:val="Compact"/>
+                    <w:jc w:val="left"/>
+                    <w:jc w:val="center"/>
+                  </w:pPr>
+                  <w:r>
+                    <w:t xml:space="preserve">Criterion</w:t>
+                  </w:r>
+                </w:p>
+              </w:tc>
+            </w:tr>
+            <w:tr>
+              <w:tc>
+                <w:tcPr/>
+                <w:p>
+                  <w:pPr>
+                    <w:pStyle w:val="Compact"/>
+                    <w:jc w:val="left"/>
+                    <w:jc w:val="center"/>
+                  </w:pPr>
+                  <w:r>
+                    <w:t xml:space="preserve">Pool HCP (ng/mg)</w:t>
+                  </w:r>
+                </w:p>
+              </w:tc>
+              <w:tc>
+                <w:tcPr/>
+                <w:p>
+                  <w:pPr>
+                    <w:pStyle w:val="Compact"/>
+                    <w:jc w:val="left"/>
+                    <w:jc w:val="center"/>
+                  </w:pPr>
+                  <w:r>
+                    <w:t xml:space="preserve">ng/mg</w:t>
+                  </w:r>
+                </w:p>
+              </w:tc>
+              <w:tc>
+                <w:tcPr/>
+                <w:p>
+                  <w:pPr>
+                    <w:pStyle w:val="Compact"/>
+                    <w:jc w:val="left"/>
+                    <w:jc w:val="center"/>
+                  </w:pPr>
+                  <w:r>
+                    <w:t xml:space="preserve">Drug-substance specification</w:t>
+                  </w:r>
+                </w:p>
+              </w:tc>
+              <w:tc>
+                <w:tcPr/>
+                <w:p>
+                  <w:pPr>
+                    <w:pStyle w:val="Compact"/>
+                    <w:jc w:val="left"/>
+                    <w:jc w:val="center"/>
+                  </w:pPr>
+                  <w:r>
+                    <w:t xml:space="preserve">≤ 100</w:t>
+                  </w:r>
+                </w:p>
+              </w:tc>
+            </w:tr>
+            <w:tr>
+              <w:tc>
+                <w:tcPr/>
+                <w:p>
+                  <w:pPr>
+                    <w:pStyle w:val="Compact"/>
+                    <w:jc w:val="left"/>
+                    <w:jc w:val="center"/>
+                  </w:pPr>
+                  <w:r>
+                    <w:t xml:space="preserve">XMuLV LRF (log₁₀)</w:t>
+                  </w:r>
+                </w:p>
+              </w:tc>
+              <w:tc>
+                <w:tcPr/>
+                <w:p>
+                  <w:pPr>
+                    <w:pStyle w:val="Compact"/>
+                    <w:jc w:val="left"/>
+                    <w:jc w:val="center"/>
+                  </w:pPr>
+                  <w:r>
+                    <w:t xml:space="preserve">log₁₀ per step</w:t>
+                  </w:r>
+                </w:p>
+              </w:tc>
+              <w:tc>
+                <w:tcPr/>
+                <w:p>
+                  <w:pPr>
+                    <w:pStyle w:val="Compact"/>
+                    <w:jc w:val="left"/>
+                    <w:jc w:val="center"/>
+                  </w:pPr>
+                  <w:r>
+                    <w:t xml:space="preserve">Back-calculated step contribution</w:t>
+                  </w:r>
+                </w:p>
+              </w:tc>
+              <w:tc>
+                <w:tcPr/>
+                <w:p>
+                  <w:pPr>
+                    <w:pStyle w:val="Compact"/>
+                    <w:jc w:val="left"/>
+                    <w:jc w:val="center"/>
+                  </w:pPr>
+                  <w:r>
+                    <w:t xml:space="preserve">≥ 3.78</w:t>
+                  </w:r>
+                </w:p>
+              </w:tc>
+            </w:tr>
+            <w:tr>
+              <w:tc>
+                <w:tcPr/>
+                <w:p>
+                  <w:pPr>
+                    <w:pStyle w:val="Compact"/>
+                    <w:jc w:val="left"/>
+                    <w:jc w:val="center"/>
+                  </w:pPr>
+                  <w:r>
+                    <w:t xml:space="preserve">MVM LRF (log₁₀)</w:t>
+                  </w:r>
+                </w:p>
+              </w:tc>
+              <w:tc>
+                <w:tcPr/>
+                <w:p>
+                  <w:pPr>
+                    <w:pStyle w:val="Compact"/>
+                    <w:jc w:val="left"/>
+                    <w:jc w:val="center"/>
+                  </w:pPr>
+                  <w:r>
+                    <w:t xml:space="preserve">log₁₀ per step</w:t>
+                  </w:r>
+                </w:p>
+              </w:tc>
+              <w:tc>
+                <w:tcPr/>
+                <w:p>
+                  <w:pPr>
+                    <w:pStyle w:val="Compact"/>
+                    <w:jc w:val="left"/>
+                    <w:jc w:val="center"/>
+                  </w:pPr>
+                  <w:r>
+                    <w:t xml:space="preserve">Back-calculated step contribution</w:t>
+                  </w:r>
+                </w:p>
+              </w:tc>
+              <w:tc>
+                <w:tcPr/>
+                <w:p>
+                  <w:pPr>
+                    <w:pStyle w:val="Compact"/>
+                    <w:jc w:val="left"/>
+                    <w:jc w:val="center"/>
+                  </w:pPr>
+                  <w:r>
+                    <w:t xml:space="preserve">≥ 3.28</w:t>
+                  </w:r>
+                </w:p>
+              </w:tc>
+            </w:tr>
+            <w:tr>
+              <w:tc>
+                <w:tcPr/>
+                <w:p>
+                  <w:pPr>
+                    <w:pStyle w:val="Compact"/>
+                    <w:jc w:val="left"/>
+                    <w:jc w:val="center"/>
+                  </w:pPr>
+                  <w:r>
+                    <w:t xml:space="preserve">Step yield</w:t>
+                  </w:r>
+                </w:p>
+              </w:tc>
+              <w:tc>
+                <w:tcPr/>
+                <w:p>
+                  <w:pPr>
+                    <w:pStyle w:val="Compact"/>
+                    <w:jc w:val="left"/>
+                    <w:jc w:val="center"/>
+                  </w:pPr>
+                  <w:r>
+                    <w:t xml:space="preserve">fraction of load</w:t>
+                  </w:r>
+                </w:p>
+              </w:tc>
+              <w:tc>
+                <w:tcPr/>
+                <w:p>
+                  <w:pPr>
+                    <w:pStyle w:val="Compact"/>
+                    <w:jc w:val="left"/>
+                    <w:jc w:val="center"/>
+                  </w:pPr>
+                  <w:r>
+                    <w:t xml:space="preserve">Process performance</w:t>
+                  </w:r>
+                </w:p>
+              </w:tc>
+              <w:tc>
+                <w:tcPr/>
+                <w:p>
+                  <w:pPr>
+                    <w:pStyle w:val="Compact"/>
+                    <w:jc w:val="left"/>
+                    <w:jc w:val="center"/>
+                  </w:pPr>
+                  <w:r>
+                    <w:t xml:space="preserve">Reported, no acceptance criterion</w:t>
+                  </w:r>
+                </w:p>
+              </w:tc>
+            </w:tr>
+          </w:tbl>
+          <w:bookmarkEnd w:id="36"/>
+          <w:p/>
+        </w:tc>
+      </w:tr>
+    </w:tbl>
+    <w:p>
+      <w:pPr>
+        <w:pStyle w:val="BodyText"/>
+      </w:pPr>
+      <w:r>
+        <w:t xml:space="preserve">The two viral criteria are derived differently, because each is a step contribution to a</w:t>
+      </w:r>
+      <w:r>
+        <w:t xml:space="preserve"> </w:t>
+      </w:r>
+      <w:r>
+        <w:t xml:space="preserve">cumulative requirement, so the criterion for this step is the cumulative requirement minus</w:t>
+      </w:r>
+      <w:r>
+        <w:t xml:space="preserve"> </w:t>
+      </w:r>
+      <w:r>
+        <w:t xml:space="preserve">the clearance credited to the other steps (</w:t>
+      </w:r>
+      <w:hyperlink w:anchor="tbl-viral">
+        <w:r>
+          <w:rPr>
+            <w:rStyle w:val="Hyperlink"/>
+          </w:rPr>
+          <w:t xml:space="preserve">Table 9</w:t>
+        </w:r>
+      </w:hyperlink>
+      <w:r>
+        <w:t xml:space="preserve">). For parvovirus the cumulative</w:t>
+      </w:r>
+      <w:r>
+        <w:t xml:space="preserve"> </w:t>
+      </w:r>
+      <w:r>
+        <w:t xml:space="preserve">requirement is 8.6 log₁₀ and the other steps are credited with</w:t>
+      </w:r>
+      <w:r>
+        <w:t xml:space="preserve"> </w:t>
+      </w:r>
+      <w:r>
+        <w:t xml:space="preserve">5.32 log₁₀, so the requirement at this step is</w:t>
+      </w:r>
+      <w:r>
+        <w:t xml:space="preserve"> </w:t>
+      </w:r>
+      <w:r>
+        <w:t xml:space="preserve">3.28 log₁₀. The corresponding requirement for retrovirus is</w:t>
+      </w:r>
+      <w:r>
+        <w:t xml:space="preserve"> </w:t>
+      </w:r>
+      <w:r>
+        <w:t xml:space="preserve">3.78 log₁₀.</w:t>
+      </w:r>
+    </w:p>
+    <w:tbl>
+      <w:tblPr>
+        <w:tblStyle w:val="Table"/>
+        <w:tblW w:type="pct" w:w="5000"/>
+        <w:tblLayout w:type="fixed"/>
+        <w:tblLook w:firstRow="0" w:lastRow="0" w:firstColumn="0" w:lastColumn="0" w:noHBand="0" w:noVBand="0" w:val="0000"/>
+      </w:tblPr>
+      <w:tblGrid>
+        <w:gridCol w:w="7920"/>
+      </w:tblGrid>
+      <w:tr>
+        <w:tc>
+          <w:tcPr/>
+          <w:bookmarkStart w:id="37" w:name="tbl-viral"/>
+          <w:p>
+            <w:pPr>
+              <w:jc w:val="center"/>
+            </w:pPr>
+            <w:pPr>
+              <w:jc w:val="left"/>
+              <w:spacing w:before="200"/>
+              <w:pStyle w:val="ImageCaption"/>
+            </w:pPr>
+            <w:r>
+              <w:t xml:space="preserve">Table 9: Back-calculation of the step-level viral clearance criteria (log₁₀).</w:t>
+            </w:r>
+          </w:p>
+          <w:tbl>
+            <w:tblPr>
+              <w:tblStyle w:val="Table"/>
+              <w:tblW w:type="pct" w:w="5000"/>
+              <w:tblLayout w:type="fixed"/>
+              <w:tblLook w:firstRow="1" w:lastRow="0" w:firstColumn="0" w:lastColumn="0" w:noHBand="0" w:noVBand="0" w:val="0020"/>
+            </w:tblPr>
+            <w:tblGrid>
+              <w:gridCol w:w="1224"/>
+              <w:gridCol w:w="2122"/>
+              <w:gridCol w:w="2531"/>
+              <w:gridCol w:w="2041"/>
+            </w:tblGrid>
+            <w:tr>
+              <w:trPr>
+                <w:tblHeader w:val="on"/>
+              </w:trPr>
+              <w:tc>
+                <w:tcPr/>
+                <w:p>
+                  <w:pPr>
+                    <w:pStyle w:val="Compact"/>
+                    <w:jc w:val="left"/>
+                    <w:jc w:val="center"/>
+                  </w:pPr>
+                  <w:r>
+                    <w:t xml:space="preserve">Model virus</w:t>
+                  </w:r>
+                </w:p>
+              </w:tc>
+              <w:tc>
+                <w:tcPr/>
+                <w:p>
+                  <w:pPr>
+                    <w:pStyle w:val="Compact"/>
+                    <w:jc w:val="right"/>
+                    <w:jc w:val="center"/>
+                  </w:pPr>
+                  <w:r>
+                    <w:t xml:space="preserve">Cumulative requirement</w:t>
+                  </w:r>
+                </w:p>
+              </w:tc>
+              <w:tc>
+                <w:tcPr/>
+                <w:p>
+                  <w:pPr>
+                    <w:pStyle w:val="Compact"/>
+                    <w:jc w:val="right"/>
+                    <w:jc w:val="center"/>
+                  </w:pPr>
+                  <w:r>
+                    <w:t xml:space="preserve">Credited to the other steps</w:t>
+                  </w:r>
+                </w:p>
+              </w:tc>
+              <w:tc>
+                <w:tcPr/>
+                <w:p>
+                  <w:pPr>
+                    <w:pStyle w:val="Compact"/>
+                    <w:jc w:val="right"/>
+                    <w:jc w:val="center"/>
+                  </w:pPr>
+                  <w:r>
+                    <w:t xml:space="preserve">Required at this step</w:t>
+                  </w:r>
+                </w:p>
+              </w:tc>
+            </w:tr>
+            <w:tr>
+              <w:tc>
+                <w:tcPr/>
+                <w:p>
+                  <w:pPr>
+                    <w:pStyle w:val="Compact"/>
+                    <w:jc w:val="left"/>
+                    <w:jc w:val="center"/>
+                  </w:pPr>
+                  <w:r>
+                    <w:t xml:space="preserve">XMuLV</w:t>
+                  </w:r>
+                </w:p>
+              </w:tc>
+              <w:tc>
+                <w:tcPr/>
+                <w:p>
+                  <w:pPr>
+                    <w:pStyle w:val="Compact"/>
+                    <w:jc w:val="right"/>
+                    <w:jc w:val="center"/>
+                  </w:pPr>
+                  <w:r>
+                    <w:t xml:space="preserve">16.70</w:t>
+                  </w:r>
+                </w:p>
+              </w:tc>
+              <w:tc>
+                <w:tcPr/>
+                <w:p>
+                  <w:pPr>
+                    <w:pStyle w:val="Compact"/>
+                    <w:jc w:val="right"/>
+                    <w:jc w:val="center"/>
+                  </w:pPr>
+                  <w:r>
+                    <w:t xml:space="preserve">12.92</w:t>
+                  </w:r>
+                </w:p>
+              </w:tc>
+              <w:tc>
+                <w:tcPr/>
+                <w:p>
+                  <w:pPr>
+                    <w:pStyle w:val="Compact"/>
+                    <w:jc w:val="right"/>
+                    <w:jc w:val="center"/>
+                  </w:pPr>
+                  <w:r>
+                    <w:t xml:space="preserve">3.78</w:t>
+                  </w:r>
+                </w:p>
+              </w:tc>
+            </w:tr>
+            <w:tr>
+              <w:tc>
+                <w:tcPr/>
+                <w:p>
+                  <w:pPr>
+                    <w:pStyle w:val="Compact"/>
+                    <w:jc w:val="left"/>
+                    <w:jc w:val="center"/>
+                  </w:pPr>
+                  <w:r>
+                    <w:t xml:space="preserve">MVM</w:t>
+                  </w:r>
+                </w:p>
+              </w:tc>
+              <w:tc>
+                <w:tcPr/>
+                <w:p>
+                  <w:pPr>
+                    <w:pStyle w:val="Compact"/>
+                    <w:jc w:val="right"/>
+                    <w:jc w:val="center"/>
+                  </w:pPr>
+                  <w:r>
+                    <w:t xml:space="preserve">8.60</w:t>
+                  </w:r>
+                </w:p>
+              </w:tc>
+              <w:tc>
+                <w:tcPr/>
+                <w:p>
+                  <w:pPr>
+                    <w:pStyle w:val="Compact"/>
+                    <w:jc w:val="right"/>
+                    <w:jc w:val="center"/>
+                  </w:pPr>
+                  <w:r>
+                    <w:t xml:space="preserve">5.32</w:t>
+                  </w:r>
+                </w:p>
+              </w:tc>
+              <w:tc>
+                <w:tcPr/>
+                <w:p>
+                  <w:pPr>
+                    <w:pStyle w:val="Compact"/>
+                    <w:jc w:val="right"/>
+                    <w:jc w:val="center"/>
+                  </w:pPr>
+                  <w:r>
+                    <w:t xml:space="preserve">3.28</w:t>
+                  </w:r>
+                </w:p>
+              </w:tc>
+            </w:tr>
+          </w:tbl>
+          <w:bookmarkEnd w:id="37"/>
+          <w:p/>
+        </w:tc>
+      </w:tr>
+    </w:tbl>
+    <w:p>
+      <w:pPr>
+        <w:pStyle w:val="BodyText"/>
+      </w:pPr>
+      <w:r>
+        <w:t xml:space="preserve">Low-pH inactivation contributes no clearance for a non-enveloped parvovirus, so the</w:t>
+      </w:r>
+      <w:r>
+        <w:t xml:space="preserve"> </w:t>
+      </w:r>
+      <w:r>
+        <w:t xml:space="preserve">cumulative parvovirus claim rests on this step and on virus filtration alone, which is why</w:t>
+      </w:r>
+      <w:r>
+        <w:t xml:space="preserve"> </w:t>
+      </w:r>
+      <w:r>
+        <w:t xml:space="preserve">anion exchange is the step that sets the attribute. The credited contributions of the</w:t>
+      </w:r>
+      <w:r>
+        <w:t xml:space="preserve"> </w:t>
+      </w:r>
+      <w:r>
+        <w:t xml:space="preserve">other steps will be re-checked against the consolidated figures in PCMR-001 before PCR-008</w:t>
+      </w:r>
+      <w:r>
+        <w:t xml:space="preserve"> </w:t>
+      </w:r>
+      <w:r>
+        <w:t xml:space="preserve">is issued.</w:t>
+      </w:r>
+    </w:p>
+    <w:p>
+      <w:pPr>
+        <w:pStyle w:val="BodyText"/>
+      </w:pPr>
+      <w:r>
+        <w:t xml:space="preserve">A model will be accepted as adequate when the overall F test is significant at</w:t>
+      </w:r>
+      <w:r>
+        <w:t xml:space="preserve"> </w:t>
+      </w:r>
+      <w:r>
+        <w:t xml:space="preserve">p &lt; 0.05. In addition, the lack-of-fit F test must not be significant at</w:t>
+      </w:r>
+      <w:r>
+        <w:t xml:space="preserve"> </w:t>
+      </w:r>
+      <w:r>
+        <w:t xml:space="preserve">the same level when it is tested against the pure error from the centre replicates. The</w:t>
+      </w:r>
+      <w:r>
+        <w:t xml:space="preserve"> </w:t>
+      </w:r>
+      <w:r>
+        <w:t xml:space="preserve">residual diagnostics must show no structure against the predicted value and no material</w:t>
+      </w:r>
+      <w:r>
+        <w:t xml:space="preserve"> </w:t>
+      </w:r>
+      <w:r>
+        <w:t xml:space="preserve">departure from normality. The predicted coefficient of determination must be positive, and</w:t>
+      </w:r>
+      <w:r>
+        <w:t xml:space="preserve"> </w:t>
+      </w:r>
+      <w:r>
+        <w:t xml:space="preserve">it will be reported alongside the adjusted coefficient for every response.</w:t>
+      </w:r>
+    </w:p>
+    <w:p>
+      <w:pPr>
+        <w:pStyle w:val="BodyText"/>
+      </w:pPr>
+      <w:r>
+        <w:t xml:space="preserve">Only a model that meets all of those conditions will be used to define the operating</w:t>
+      </w:r>
+      <w:r>
+        <w:t xml:space="preserve"> </w:t>
+      </w:r>
+      <w:r>
+        <w:t xml:space="preserve">region. A model that fails the lack-of-fit test will be re-specified once against the same data</w:t>
+      </w:r>
+      <w:r>
+        <w:t xml:space="preserve"> </w:t>
+      </w:r>
+      <w:r>
+        <w:t xml:space="preserve">set. If it fails again, the operating region for that response will be set from the</w:t>
+      </w:r>
+      <w:r>
+        <w:t xml:space="preserve"> </w:t>
+      </w:r>
+      <w:r>
+        <w:t xml:space="preserve">univariate data and PCR-008 will state the limitation.</w:t>
+      </w:r>
+    </w:p>
+    <w:p>
+      <w:pPr>
+        <w:pStyle w:val="BodyText"/>
+      </w:pPr>
+      <w:r>
+        <w:t xml:space="preserve">The operating region will be declared as the multivariate set of parameter settings over</w:t>
+      </w:r>
+      <w:r>
+        <w:t xml:space="preserve"> </w:t>
+      </w:r>
+      <w:r>
+        <w:t xml:space="preserve">which every governed response is predicted by the response-surface model to stay within</w:t>
+      </w:r>
+      <w:r>
+        <w:t xml:space="preserve"> </w:t>
+      </w:r>
+      <w:r>
+        <w:t xml:space="preserve">its acceptance criterion. It will be reported with the normal operating range located</w:t>
+      </w:r>
+      <w:r>
+        <w:t xml:space="preserve"> </w:t>
+      </w:r>
+      <w:r>
+        <w:t xml:space="preserve">inside it and the characterization range drawn around it, and the worst-case corner of the</w:t>
+      </w:r>
+      <w:r>
+        <w:t xml:space="preserve"> </w:t>
+      </w:r>
+      <w:r>
+        <w:t xml:space="preserve">region will be identified by name. Movement within the declared region is not a change to</w:t>
+      </w:r>
+      <w:r>
+        <w:t xml:space="preserve"> </w:t>
+      </w:r>
+      <w:r>
+        <w:t xml:space="preserve">the process, whereas movement outside it requires change control under the pharmaceutical</w:t>
+      </w:r>
+      <w:r>
+        <w:t xml:space="preserve"> </w:t>
+      </w:r>
+      <w:r>
+        <w:t xml:space="preserve">quality system</w:t>
+      </w:r>
+      <w:r>
+        <w:t xml:space="preserve"> </w:t>
+      </w:r>
+      <w:r>
+        <w:t xml:space="preserve">(International Council for Harmonisation 2008)</w:t>
+      </w:r>
+      <w:r>
+        <w:t xml:space="preserve">.</w:t>
+      </w:r>
+    </w:p>
+    <w:p>
+      <w:pPr>
+        <w:pStyle w:val="BodyText"/>
+      </w:pPr>
+      <w:r>
+        <w:t xml:space="preserve">The study passes when three conditions hold: every governed response meets its acceptance</w:t>
+      </w:r>
+      <w:r>
+        <w:t xml:space="preserve"> </w:t>
+      </w:r>
+      <w:r>
+        <w:t xml:space="preserve">criterion at the set-point and across the normal operating range, every multivariate</w:t>
+      </w:r>
+      <w:r>
+        <w:t xml:space="preserve"> </w:t>
+      </w:r>
+      <w:r>
+        <w:t xml:space="preserve">parameter has a proven acceptable range that contains its normal operating range, and</w:t>
+      </w:r>
+      <w:r>
+        <w:t xml:space="preserve"> </w:t>
+      </w:r>
+      <w:r>
+        <w:t xml:space="preserve">every parameter has a classification supported by the data under SOP-4001.</w:t>
+      </w:r>
+    </w:p>
+    <w:p>
+      <w:pPr>
+        <w:pStyle w:val="BodyText"/>
+      </w:pPr>
+      <w:r>
+        <w:t xml:space="preserve">The study fails, in whole or in part, if a governed response breaches its acceptance</w:t>
+      </w:r>
+      <w:r>
+        <w:t xml:space="preserve"> </w:t>
+      </w:r>
+      <w:r>
+        <w:t xml:space="preserve">criterion anywhere inside the normal operating range. In that event the normal operating</w:t>
+      </w:r>
+      <w:r>
+        <w:t xml:space="preserve"> </w:t>
+      </w:r>
+      <w:r>
+        <w:t xml:space="preserve">range will be narrowed to the proven acceptable range, or the parameter will be</w:t>
+      </w:r>
+      <w:r>
+        <w:t xml:space="preserve"> </w:t>
+      </w:r>
+      <w:r>
+        <w:t xml:space="preserve">reclassified as a critical process parameter, or both, and any such outcome will be</w:t>
+      </w:r>
+      <w:r>
+        <w:t xml:space="preserve"> </w:t>
+      </w:r>
+      <w:r>
+        <w:t xml:space="preserve">recorded in PCR-008 with the analysis that supports it.</w:t>
+      </w:r>
+    </w:p>
+    <w:p>
+      <w:pPr>
+        <w:pStyle w:val="BodyText"/>
+      </w:pPr>
+      <w:r>
+        <w:t xml:space="preserve">Capability will be assessed against the minimum index defined for the campaign in</w:t>
+      </w:r>
+      <w:r>
+        <w:t xml:space="preserve"> </w:t>
+      </w:r>
+      <w:r>
+        <w:t xml:space="preserve">PCMP-001. Capability summarizes the operating region and is not an independent criterion,</w:t>
+      </w:r>
+      <w:r>
+        <w:t xml:space="preserve"> </w:t>
+      </w:r>
+      <w:r>
+        <w:t xml:space="preserve">so a shortfall will be resolved by narrowing the normal operating range and not by</w:t>
+      </w:r>
+      <w:r>
+        <w:t xml:space="preserve"> </w:t>
+      </w:r>
+      <w:r>
+        <w:t xml:space="preserve">relaxing an acceptance criterion.</w:t>
+      </w:r>
+    </w:p>
+    <w:p>
+      <w:pPr>
+        <w:pStyle w:val="BodyText"/>
+      </w:pPr>
+      <w:r>
+        <w:t xml:space="preserve">Any departure from this plan will be recorded as a deviation, investigated and</w:t>
+      </w:r>
+      <w:r>
+        <w:t xml:space="preserve"> </w:t>
+      </w:r>
+      <w:r>
+        <w:t xml:space="preserve">impact-assessed in PCR-008. A deviation that renders a data set unrepresentative will</w:t>
+      </w:r>
+      <w:r>
+        <w:t xml:space="preserve"> </w:t>
+      </w:r>
+      <w:r>
+        <w:t xml:space="preserve">invalidate the affected design, which will then be re-executed in full on requalified</w:t>
+      </w:r>
+      <w:r>
+        <w:t xml:space="preserve"> </w:t>
+      </w:r>
+      <w:r>
+        <w:t xml:space="preserve">material.</w:t>
+      </w:r>
+    </w:p>
+    <w:bookmarkEnd w:id="38"/>
+    <w:bookmarkStart w:id="39" w:name="X6e399b04be57e9d5f909b4238f9408193405dfd"/>
+    <w:p>
+      <w:pPr>
+        <w:pStyle w:val="Heading1"/>
+      </w:pPr>
+      <w:r>
+        <w:t xml:space="preserve">8. Proven acceptable ranges (planned analysis)</w:t>
+      </w:r>
+    </w:p>
+    <w:p>
+      <w:pPr>
+        <w:pStyle w:val="FirstParagraph"/>
+      </w:pPr>
+      <w:r>
+        <w:t xml:space="preserve">A proven acceptable range will be determined for every combination of governed attribute</w:t>
+      </w:r>
+      <w:r>
+        <w:t xml:space="preserve"> </w:t>
+      </w:r>
+      <w:r>
+        <w:t xml:space="preserve">and multivariate parameter, on the acceptance basis given in §7: the drug substance</w:t>
+      </w:r>
+      <w:r>
+        <w:t xml:space="preserve"> </w:t>
+      </w:r>
+      <w:r>
+        <w:t xml:space="preserve">specification for pool host cell protein, and the back-calculated step contribution for</w:t>
+      </w:r>
+      <w:r>
+        <w:t xml:space="preserve"> </w:t>
+      </w:r>
+      <w:r>
+        <w:t xml:space="preserve">the two viral responses.</w:t>
+      </w:r>
+    </w:p>
+    <w:p>
+      <w:pPr>
+        <w:pStyle w:val="BodyText"/>
+      </w:pPr>
+      <w:r>
+        <w:t xml:space="preserve">Two analyses will be run for each combination. The first holds the other parameters at</w:t>
+      </w:r>
+      <w:r>
+        <w:t xml:space="preserve"> </w:t>
+      </w:r>
+      <w:r>
+        <w:t xml:space="preserve">their set-points and evaluates the fitted response-surface model across the parameter’s</w:t>
+      </w:r>
+      <w:r>
+        <w:t xml:space="preserve"> </w:t>
+      </w:r>
+      <w:r>
+        <w:t xml:space="preserve">characterization range. The second varies the other parameters within their normal</w:t>
+      </w:r>
+      <w:r>
+        <w:t xml:space="preserve"> </w:t>
+      </w:r>
+      <w:r>
+        <w:t xml:space="preserve">operating ranges by Monte-Carlo simulation of the same model. The propagated analysis uses</w:t>
+      </w:r>
+      <w:r>
+        <w:t xml:space="preserve"> </w:t>
+      </w:r>
+      <w:r>
+        <w:t xml:space="preserve">2,000 draws at each of 81 grid points across the</w:t>
+      </w:r>
+      <w:r>
+        <w:t xml:space="preserve"> </w:t>
+      </w:r>
+      <w:r>
+        <w:t xml:space="preserve">range, and it adds the residual variation of the model to every draw.</w:t>
+      </w:r>
+    </w:p>
+    <w:p>
+      <w:pPr>
+        <w:pStyle w:val="BodyText"/>
+      </w:pPr>
+      <w:r>
+        <w:t xml:space="preserve">The decision rule is the same in both analyses: the proven acceptable range is the</w:t>
+      </w:r>
+      <w:r>
+        <w:t xml:space="preserve"> </w:t>
+      </w:r>
+      <w:r>
+        <w:t xml:space="preserve">contiguous interval of the parameter, containing the set-point, over which the attribute</w:t>
+      </w:r>
+      <w:r>
+        <w:t xml:space="preserve"> </w:t>
+      </w:r>
+      <w:r>
+        <w:t xml:space="preserve">stays within acceptance. In the analysis at set-point the predicted mean must stay within</w:t>
+      </w:r>
+      <w:r>
+        <w:t xml:space="preserve"> </w:t>
+      </w:r>
+      <w:r>
+        <w:t xml:space="preserve">acceptance, whereas in the propagated analysis the 95 per cent</w:t>
+      </w:r>
+      <w:r>
+        <w:t xml:space="preserve"> </w:t>
+      </w:r>
+      <w:r>
+        <w:t xml:space="preserve">predictive interval must stay within acceptance, which is a robustness criterion and gives</w:t>
+      </w:r>
+      <w:r>
+        <w:t xml:space="preserve"> </w:t>
+      </w:r>
+      <w:r>
+        <w:t xml:space="preserve">the narrower of the two ranges. Where the set-point itself breaches acceptance, no proven</w:t>
+      </w:r>
+      <w:r>
+        <w:t xml:space="preserve"> </w:t>
+      </w:r>
+      <w:r>
+        <w:t xml:space="preserve">acceptable range exists for that combination and the report will say so.</w:t>
+      </w:r>
+    </w:p>
+    <w:p>
+      <w:pPr>
+        <w:pStyle w:val="BodyText"/>
+      </w:pPr>
+      <w:r>
+        <w:t xml:space="preserve">The planned analysis will be reported in one table and one plot for each governed</w:t>
+      </w:r>
+      <w:r>
+        <w:t xml:space="preserve"> </w:t>
+      </w:r>
+      <w:r>
+        <w:t xml:space="preserve">attribute. The table will give, for every attribute and parameter, the characterization</w:t>
+      </w:r>
+      <w:r>
+        <w:t xml:space="preserve"> </w:t>
+      </w:r>
+      <w:r>
+        <w:t xml:space="preserve">range and both proven acceptable ranges. The plot will carry the parameter on the</w:t>
+      </w:r>
+      <w:r>
+        <w:t xml:space="preserve"> </w:t>
+      </w:r>
+      <w:r>
+        <w:t xml:space="preserve">horizontal axis and the attribute on the vertical axis, with the acceptance limit drawn,</w:t>
+      </w:r>
+      <w:r>
+        <w:t xml:space="preserve"> </w:t>
+      </w:r>
+      <w:r>
+        <w:t xml:space="preserve">the acceptable region shaded green, and the set-point and the normal operating range</w:t>
+      </w:r>
+      <w:r>
+        <w:t xml:space="preserve"> </w:t>
+      </w:r>
+      <w:r>
+        <w:t xml:space="preserve">marked. The two analyses will appear as the two panels of the plot.</w:t>
+      </w:r>
+    </w:p>
+    <w:p>
+      <w:pPr>
+        <w:pStyle w:val="BodyText"/>
+      </w:pPr>
+      <w:r>
+        <w:t xml:space="preserve">The relationship between these ranges and the operating region will be stated in the</w:t>
+      </w:r>
+      <w:r>
+        <w:t xml:space="preserve"> </w:t>
+      </w:r>
+      <w:r>
+        <w:t xml:space="preserve">report, since a proven acceptable range is a univariate statement about one parameter while</w:t>
+      </w:r>
+      <w:r>
+        <w:t xml:space="preserve"> </w:t>
+      </w:r>
+      <w:r>
+        <w:t xml:space="preserve">the operating region is a multivariate statement about all of them together. Where the</w:t>
+      </w:r>
+      <w:r>
+        <w:t xml:space="preserve"> </w:t>
+      </w:r>
+      <w:r>
+        <w:t xml:space="preserve">whole characterization range of a parameter is proven acceptable, the binding constraint on</w:t>
+      </w:r>
+      <w:r>
+        <w:t xml:space="preserve"> </w:t>
+      </w:r>
+      <w:r>
+        <w:t xml:space="preserve">the operating region is the multivariate corner and not that parameter’s univariate range.</w:t>
+      </w:r>
+      <w:r>
+        <w:t xml:space="preserve"> </w:t>
+      </w:r>
+      <w:r>
+        <w:t xml:space="preserve">Every conclusion drawn from this analysis will be bounded by the characterization ranges</w:t>
+      </w:r>
+      <w:r>
+        <w:t xml:space="preserve"> </w:t>
+      </w:r>
+      <w:r>
+        <w:t xml:space="preserve">and by the fitted model, and neither extends beyond the settings actually run.</w:t>
+      </w:r>
+    </w:p>
+    <w:bookmarkEnd w:id="39"/>
+    <w:bookmarkStart w:id="40" w:name="data-management-and-integrity"/>
+    <w:p>
+      <w:pPr>
+        <w:pStyle w:val="Heading1"/>
+      </w:pPr>
+      <w:r>
+        <w:t xml:space="preserve">9. Data management and integrity</w:t>
+      </w:r>
+    </w:p>
+    <w:p>
+      <w:pPr>
+        <w:pStyle w:val="FirstParagraph"/>
+      </w:pPr>
+      <w:r>
+        <w:t xml:space="preserve">All study data will be recorded in accordance with ALCOA+ principles. Raw analytical data</w:t>
+      </w:r>
+      <w:r>
+        <w:t xml:space="preserve"> </w:t>
+      </w:r>
+      <w:r>
+        <w:t xml:space="preserve">will be captured in the validated laboratory information system and run records in the</w:t>
+      </w:r>
+      <w:r>
+        <w:t xml:space="preserve"> </w:t>
+      </w:r>
+      <w:r>
+        <w:t xml:space="preserve">electronic batch record of the development laboratory, and the statistical analysis will</w:t>
+      </w:r>
+      <w:r>
+        <w:t xml:space="preserve"> </w:t>
+      </w:r>
+      <w:r>
+        <w:t xml:space="preserve">be performed on a locked data extract that is archived together with the analysis script</w:t>
+      </w:r>
+      <w:r>
+        <w:t xml:space="preserve"> </w:t>
+      </w:r>
+      <w:r>
+        <w:t xml:space="preserve">and its output.</w:t>
+      </w:r>
+    </w:p>
+    <w:p>
+      <w:pPr>
+        <w:pStyle w:val="BodyText"/>
+      </w:pPr>
+      <w:r>
+        <w:t xml:space="preserve">Every record will be reviewed by a second qualified person before the data are used, and a</w:t>
+      </w:r>
+      <w:r>
+        <w:t xml:space="preserve"> </w:t>
+      </w:r>
+      <w:r>
+        <w:t xml:space="preserve">change to a recorded value will be made under audit trail with the reason recorded. The</w:t>
+      </w:r>
+      <w:r>
+        <w:t xml:space="preserve"> </w:t>
+      </w:r>
+      <w:r>
+        <w:t xml:space="preserve">analysis is reproducible from the archived extract and script, and PCR-008 will name the</w:t>
+      </w:r>
+      <w:r>
+        <w:t xml:space="preserve"> </w:t>
+      </w:r>
+      <w:r>
+        <w:t xml:space="preserve">archive location.</w:t>
+      </w:r>
+    </w:p>
+    <w:bookmarkEnd w:id="40"/>
+    <w:bookmarkStart w:id="42" w:name="roles-and-responsibilities"/>
+    <w:p>
+      <w:pPr>
+        <w:pStyle w:val="Heading1"/>
+      </w:pPr>
+      <w:r>
+        <w:t xml:space="preserve">10. Roles and responsibilities</w:t>
+      </w:r>
+    </w:p>
+    <w:p>
+      <w:pPr>
+        <w:pStyle w:val="FirstParagraph"/>
+      </w:pPr>
+      <w:r>
+        <w:t xml:space="preserve">Responsibilities are assigned as shown in</w:t>
+      </w:r>
+      <w:r>
+        <w:t xml:space="preserve"> </w:t>
+      </w:r>
+      <w:hyperlink w:anchor="tbl-roles">
+        <w:r>
+          <w:rPr>
+            <w:rStyle w:val="Hyperlink"/>
+          </w:rPr>
+          <w:t xml:space="preserve">Table 10</w:t>
+        </w:r>
+      </w:hyperlink>
+      <w:r>
+        <w:t xml:space="preserve">. Process Development owns the plan,</w:t>
+      </w:r>
+      <w:r>
+        <w:t xml:space="preserve"> </w:t>
+      </w:r>
+      <w:r>
+        <w:t xml:space="preserve">its execution and the report, while Quality Assurance approves both documents and</w:t>
+      </w:r>
+      <w:r>
+        <w:t xml:space="preserve"> </w:t>
+      </w:r>
+      <w:r>
+        <w:t xml:space="preserve">dispositions any deviation.</w:t>
+      </w:r>
+    </w:p>
+    <w:tbl>
+      <w:tblPr>
+        <w:tblStyle w:val="Table"/>
+        <w:tblW w:type="pct" w:w="5000"/>
+        <w:tblLayout w:type="fixed"/>
+        <w:tblLook w:firstRow="0" w:lastRow="0" w:firstColumn="0" w:lastColumn="0" w:noHBand="0" w:noVBand="0" w:val="0000"/>
+      </w:tblPr>
+      <w:tblGrid>
+        <w:gridCol w:w="7920"/>
+      </w:tblGrid>
+      <w:tr>
+        <w:tc>
+          <w:tcPr/>
+          <w:bookmarkStart w:id="41" w:name="tbl-roles"/>
+          <w:p>
+            <w:pPr>
+              <w:jc w:val="center"/>
+            </w:pPr>
+            <w:pPr>
+              <w:jc w:val="left"/>
+              <w:spacing w:before="200"/>
+              <w:pStyle w:val="ImageCaption"/>
+            </w:pPr>
+            <w:r>
+              <w:t xml:space="preserve">Table 10: Roles and responsibilities for the study.</w:t>
             </w:r>
           </w:p>
           <w:tbl>
@@ -5657,7 +6703,7 @@
                     <w:jc w:val="center"/>
                   </w:pPr>
                   <w:r>
-                    <w:t xml:space="preserve">Author the plan; design, execute and analyze the DoE; author PCR-008</w:t>
+                    <w:t xml:space="preserve">Authors the plan, executes the studies, fits the models, authors PCR-008</w:t>
                   </w:r>
                 </w:p>
               </w:tc>
@@ -5683,7 +6729,7 @@
                     <w:jc w:val="center"/>
                   </w:pPr>
                   <w:r>
-                    <w:t xml:space="preserve">Perform released and in-process testing under the referenced AMV methods</w:t>
+                    <w:t xml:space="preserve">Provides and maintains the validated methods; releases analytical data</w:t>
                   </w:r>
                 </w:p>
               </w:tc>
@@ -5697,19 +6743,19 @@
                     <w:jc w:val="center"/>
                   </w:pPr>
                   <w:r>
-                    <w:t xml:space="preserve">Virology / Viral Safety</w:t>
-                  </w:r>
-                </w:p>
-              </w:tc>
-              <w:tc>
-                <w:tcPr/>
-                <w:p>
-                  <w:pPr>
-                    <w:pStyle w:val="Compact"/>
-                    <w:jc w:val="center"/>
-                  </w:pPr>
-                  <w:r>
-                    <w:t xml:space="preserve">Execute and interpret the small-scale viral-spiking clearance study</w:t>
+                    <w:t xml:space="preserve">Virology laboratory</w:t>
+                  </w:r>
+                </w:p>
+              </w:tc>
+              <w:tc>
+                <w:tcPr/>
+                <w:p>
+                  <w:pPr>
+                    <w:pStyle w:val="Compact"/>
+                    <w:jc w:val="center"/>
+                  </w:pPr>
+                  <w:r>
+                    <w:t xml:space="preserve">Executes the spiked runs and the infectivity assays under containment</w:t>
                   </w:r>
                 </w:p>
               </w:tc>
@@ -5735,7 +6781,7 @@
                     <w:jc w:val="center"/>
                   </w:pPr>
                   <w:r>
-                    <w:t xml:space="preserve">Qualify the scale-down model; confirm commercial-scale representativeness</w:t>
+                    <w:t xml:space="preserve">Confirms commercial equivalence of the scale-down model and the operating ranges</w:t>
                   </w:r>
                 </w:p>
               </w:tc>
@@ -5761,7 +6807,7 @@
                     <w:jc w:val="center"/>
                   </w:pPr>
                   <w:r>
-                    <w:t xml:space="preserve">Review the design, the statistical analysis and the operating-region definition</w:t>
+                    <w:t xml:space="preserve">Approves the designs, the analysis plan and the fitted models</w:t>
                   </w:r>
                 </w:p>
               </w:tc>
@@ -5787,25 +6833,25 @@
                     <w:jc w:val="center"/>
                   </w:pPr>
                   <w:r>
-                    <w:t xml:space="preserve">Approve the plan and the report; confirm parameter classifications</w:t>
+                    <w:t xml:space="preserve">Approves the plan and the report; dispositions deviations</w:t>
                   </w:r>
                 </w:p>
               </w:tc>
             </w:tr>
           </w:tbl>
-          <w:bookmarkEnd w:id="39"/>
+          <w:bookmarkEnd w:id="41"/>
           <w:p/>
         </w:tc>
       </w:tr>
     </w:tbl>
-    <w:bookmarkEnd w:id="40"/>
-    <w:bookmarkStart w:id="41" w:name="deliverables-and-schedule"/>
+    <w:bookmarkEnd w:id="42"/>
+    <w:bookmarkStart w:id="43" w:name="deliverables-and-schedule"/>
     <w:p>
       <w:pPr>
         <w:pStyle w:val="Heading1"/>
       </w:pPr>
       <w:r>
-        <w:t xml:space="preserve">10. Deliverables and schedule</w:t>
+        <w:t xml:space="preserve">11. Deliverables and schedule</w:t>
       </w:r>
     </w:p>
     <w:p>
@@ -5813,157 +6859,73 @@
         <w:pStyle w:val="FirstParagraph"/>
       </w:pPr>
       <w:r>
-        <w:t xml:space="preserve">The deliverable of this plan is the Process Characterization Report (</w:t>
-      </w:r>
-      <w:r>
-        <w:rPr>
-          <w:b/>
-          <w:bCs/>
-        </w:rPr>
-        <w:t xml:space="preserve">PCR-008</w:t>
-      </w:r>
-      <w:r>
-        <w:t xml:space="preserve">),</w:t>
-      </w:r>
-      <w:r>
-        <w:t xml:space="preserve"> </w:t>
-      </w:r>
-      <w:r>
-        <w:t xml:space="preserve">reporting the executed designs, the significant effects, the operating region, the</w:t>
-      </w:r>
-      <w:r>
-        <w:t xml:space="preserve"> </w:t>
-      </w:r>
-      <w:r>
-        <w:t xml:space="preserve">parameter classification, the modular viral-clearance credit and the impurity-CQA</w:t>
-      </w:r>
-      <w:r>
-        <w:t xml:space="preserve"> </w:t>
-      </w:r>
-      <w:r>
-        <w:t xml:space="preserve">outcomes. PCR-008 rolls up into the Process Characterization Master Report (</w:t>
-      </w:r>
-      <w:r>
-        <w:rPr>
-          <w:b/>
-          <w:bCs/>
-        </w:rPr>
-        <w:t xml:space="preserve">PCMR-001</w:t>
-      </w:r>
-      <w:r>
-        <w:t xml:space="preserve">)</w:t>
-      </w:r>
-      <w:r>
-        <w:t xml:space="preserve"> </w:t>
-      </w:r>
-      <w:r>
-        <w:t xml:space="preserve">and provides the parameter risk basis for the post-characterization process risk</w:t>
-      </w:r>
-      <w:r>
-        <w:t xml:space="preserve"> </w:t>
-      </w:r>
-      <w:r>
-        <w:t xml:space="preserve">assessment. Execution follows SDM qualification and precedes the Stage 2 PPQ campaign.</w:t>
-      </w:r>
-    </w:p>
-    <w:bookmarkEnd w:id="41"/>
-    <w:bookmarkStart w:id="42" w:name="risks-and-assumptions"/>
-    <w:p>
-      <w:pPr>
-        <w:pStyle w:val="Heading1"/>
-      </w:pPr>
-      <w:r>
-        <w:t xml:space="preserve">11. Risks and assumptions</w:t>
+        <w:t xml:space="preserve">The deliverable of this study is PCR-008, the process characterization report for this</w:t>
+      </w:r>
+      <w:r>
+        <w:t xml:space="preserve"> </w:t>
+      </w:r>
+      <w:r>
+        <w:t xml:space="preserve">step, which will present the executed designs, the fitted models, the operating region,</w:t>
+      </w:r>
+      <w:r>
+        <w:t xml:space="preserve"> </w:t>
+      </w:r>
+      <w:r>
+        <w:t xml:space="preserve">the proven acceptable ranges, the capability estimate and the parameter classifications.</w:t>
+      </w:r>
+      <w:r>
+        <w:t xml:space="preserve"> </w:t>
+      </w:r>
+      <w:r>
+        <w:t xml:space="preserve">It will also record any deviation from this plan together with the impact assessment of</w:t>
+      </w:r>
+      <w:r>
+        <w:t xml:space="preserve"> </w:t>
+      </w:r>
+      <w:r>
+        <w:t xml:space="preserve">that deviation.</w:t>
       </w:r>
     </w:p>
     <w:p>
       <w:pPr>
-        <w:pStyle w:val="FirstParagraph"/>
-      </w:pPr>
-      <w:r>
-        <w:t xml:space="preserve">The plan assumes the SDM and the viral-spiking model are representative of commercial</w:t>
-      </w:r>
-      <w:r>
-        <w:t xml:space="preserve"> </w:t>
-      </w:r>
-      <w:r>
-        <w:t xml:space="preserve">scale (confirmed by qualification) and that the platform analytical methods are validated</w:t>
-      </w:r>
-      <w:r>
-        <w:t xml:space="preserve"> </w:t>
-      </w:r>
-      <w:r>
-        <w:t xml:space="preserve">and in control. It further assumes that the load material presented to the step is of</w:t>
-      </w:r>
-      <w:r>
-        <w:t xml:space="preserve"> </w:t>
-      </w:r>
-      <w:r>
-        <w:t xml:space="preserve">representative charge-variant (acidic/deamidated) quality; an atypical load — for example</w:t>
-      </w:r>
-      <w:r>
-        <w:t xml:space="preserve"> </w:t>
-      </w:r>
-      <w:r>
-        <w:t xml:space="preserve">one carrying an elevated deamidated-variant burden — could alter the anion-exchange</w:t>
-      </w:r>
-      <w:r>
-        <w:t xml:space="preserve"> </w:t>
-      </w:r>
-      <w:r>
-        <w:t xml:space="preserve">binding balance and is a recognized risk to the characterization. The principal risks are</w:t>
-      </w:r>
-      <w:r>
-        <w:t xml:space="preserve"> </w:t>
-      </w:r>
-      <w:r>
-        <w:t xml:space="preserve">therefore that the absolute clearance shifts at commercial scale or over the resin</w:t>
-      </w:r>
-      <w:r>
-        <w:t xml:space="preserve"> </w:t>
-      </w:r>
-      <w:r>
-        <w:t xml:space="preserve">life-cycle, that the incoming impurity or charge-variant load is higher than</w:t>
-      </w:r>
-      <w:r>
-        <w:t xml:space="preserve"> </w:t>
-      </w:r>
-      <w:r>
-        <w:t xml:space="preserve">characterized, or that the pool-collection UV set-point is not optimal; these are mitigated</w:t>
-      </w:r>
-      <w:r>
-        <w:t xml:space="preserve"> </w:t>
-      </w:r>
-      <w:r>
-        <w:t xml:space="preserve">by defining the operating region on the qualified SDM, verifying the load-material</w:t>
-      </w:r>
-      <w:r>
-        <w:t xml:space="preserve"> </w:t>
-      </w:r>
-      <w:r>
-        <w:t xml:space="preserve">charge-variant quality before loading, confirming the region and the clearance at scale in</w:t>
-      </w:r>
-      <w:r>
-        <w:t xml:space="preserve"> </w:t>
-      </w:r>
-      <w:r>
-        <w:t xml:space="preserve">Stage 2, and carrying the WC-CPP ranges and the pool-collection criterion forward with</w:t>
-      </w:r>
-      <w:r>
-        <w:t xml:space="preserve"> </w:t>
-      </w:r>
-      <w:r>
-        <w:t xml:space="preserve">in-process monitoring and resin life-cycle control.</w:t>
+        <w:pStyle w:val="BodyText"/>
+      </w:pPr>
+      <w:r>
+        <w:t xml:space="preserve">The study will run in four phases. Scale-down model qualification comes first and includes</w:t>
+      </w:r>
+      <w:r>
+        <w:t xml:space="preserve"> </w:t>
+      </w:r>
+      <w:r>
+        <w:t xml:space="preserve">qualification of the small-scale spiking model, the screening design follows and is</w:t>
+      </w:r>
+      <w:r>
+        <w:t xml:space="preserve"> </w:t>
+      </w:r>
+      <w:r>
+        <w:t xml:space="preserve">analysed before the response-surface design is executed, and the response-surface design</w:t>
+      </w:r>
+      <w:r>
+        <w:t xml:space="preserve"> </w:t>
+      </w:r>
+      <w:r>
+        <w:t xml:space="preserve">and the univariate assessment then run together. The report is written last. No calendar</w:t>
+      </w:r>
+      <w:r>
+        <w:t xml:space="preserve"> </w:t>
+      </w:r>
+      <w:r>
+        <w:t xml:space="preserve">dates are fixed in this plan, and the campaign schedule is held in PCMP-001.</w:t>
       </w:r>
     </w:p>
-    <w:bookmarkEnd w:id="42"/>
-    <w:bookmarkStart w:id="43" w:name="approvals-1"/>
+    <w:bookmarkEnd w:id="43"/>
+    <w:bookmarkStart w:id="44" w:name="risks-and-assumptions"/>
     <w:p>
       <w:pPr>
         <w:pStyle w:val="Heading1"/>
       </w:pPr>
       <w:r>
-        <w:t xml:space="preserve">12. Approvals</w:t>
+        <w:t xml:space="preserve">12. Risks and assumptions</w:t>
       </w:r>
     </w:p>
     <w:p>
@@ -5971,13 +6933,192 @@
         <w:pStyle w:val="FirstParagraph"/>
       </w:pPr>
       <w:r>
-        <w:t xml:space="preserve">Approval of this plan authorizes execution of the characterization described herein.</w:t>
-      </w:r>
-      <w:r>
-        <w:t xml:space="preserve"> </w:t>
-      </w:r>
-      <w:r>
-        <w:t xml:space="preserve">Signatures are recorded in</w:t>
+        <w:t xml:space="preserve">The principal risk to this study is an unrepresentative load. The load for every run is a</w:t>
+      </w:r>
+      <w:r>
+        <w:t xml:space="preserve"> </w:t>
+      </w:r>
+      <w:r>
+        <w:t xml:space="preserve">cation exchange pool whose charge variant content depends on how long it is held after</w:t>
+      </w:r>
+      <w:r>
+        <w:t xml:space="preserve"> </w:t>
+      </w:r>
+      <w:r>
+        <w:t xml:space="preserve">neutralization, and an elevated acidic charge variant burden alters the charge balance the</w:t>
+      </w:r>
+      <w:r>
+        <w:t xml:space="preserve"> </w:t>
+      </w:r>
+      <w:r>
+        <w:t xml:space="preserve">column sees and can change the apparent parameter effects. For this reason the acidic</w:t>
+      </w:r>
+      <w:r>
+        <w:t xml:space="preserve"> </w:t>
+      </w:r>
+      <w:r>
+        <w:t xml:space="preserve">charge variant content of every load lot will be measured by icIEF (AMV-3013) before use,</w:t>
+      </w:r>
+      <w:r>
+        <w:t xml:space="preserve"> </w:t>
+      </w:r>
+      <w:r>
+        <w:t xml:space="preserve">a lot outside the platform range will be rejected, and any run already performed on such a</w:t>
+      </w:r>
+      <w:r>
+        <w:t xml:space="preserve"> </w:t>
+      </w:r>
+      <w:r>
+        <w:t xml:space="preserve">lot will be repeated on requalified material.</w:t>
+      </w:r>
+    </w:p>
+    <w:p>
+      <w:pPr>
+        <w:pStyle w:val="BodyText"/>
+      </w:pPr>
+      <w:r>
+        <w:t xml:space="preserve">The second risk is the representativeness of the scale-down model, which is qualified on</w:t>
+      </w:r>
+      <w:r>
+        <w:t xml:space="preserve"> </w:t>
+      </w:r>
+      <w:r>
+        <w:t xml:space="preserve">input and output attributes at the set-point and whose qualification does not extend to the</w:t>
+      </w:r>
+      <w:r>
+        <w:t xml:space="preserve"> </w:t>
+      </w:r>
+      <w:r>
+        <w:t xml:space="preserve">edges of the characterization ranges. This limitation will be stated in PCR-008, and it is</w:t>
+      </w:r>
+      <w:r>
+        <w:t xml:space="preserve"> </w:t>
+      </w:r>
+      <w:r>
+        <w:t xml:space="preserve">managed by confirming the step at commercial scale during process performance</w:t>
+      </w:r>
+      <w:r>
+        <w:t xml:space="preserve"> </w:t>
+      </w:r>
+      <w:r>
+        <w:t xml:space="preserve">qualification</w:t>
+      </w:r>
+      <w:r>
+        <w:t xml:space="preserve"> </w:t>
+      </w:r>
+      <w:r>
+        <w:t xml:space="preserve">(U.S. Food and Drug Administration 2011)</w:t>
+      </w:r>
+      <w:r>
+        <w:t xml:space="preserve">.</w:t>
+      </w:r>
+    </w:p>
+    <w:p>
+      <w:pPr>
+        <w:pStyle w:val="BodyText"/>
+      </w:pPr>
+      <w:r>
+        <w:t xml:space="preserve">The third risk sits in the small-scale spiking model, because spike preparations can carry</w:t>
+      </w:r>
+      <w:r>
+        <w:t xml:space="preserve"> </w:t>
+      </w:r>
+      <w:r>
+        <w:t xml:space="preserve">cytotoxic or interfering material and every infectivity assay has a finite detection limit.</w:t>
+      </w:r>
+      <w:r>
+        <w:t xml:space="preserve"> </w:t>
+      </w:r>
+      <w:r>
+        <w:t xml:space="preserve">A log reduction bounded by the detection limit will be reported as a greater-than value and</w:t>
+      </w:r>
+      <w:r>
+        <w:t xml:space="preserve"> </w:t>
+      </w:r>
+      <w:r>
+        <w:t xml:space="preserve">will not be extrapolated, and both effects will be quantified during assay qualification</w:t>
+      </w:r>
+      <w:r>
+        <w:t xml:space="preserve"> </w:t>
+      </w:r>
+      <w:r>
+        <w:t xml:space="preserve">and reported in PCR-008.</w:t>
+      </w:r>
+    </w:p>
+    <w:p>
+      <w:pPr>
+        <w:pStyle w:val="BodyText"/>
+      </w:pPr>
+      <w:r>
+        <w:t xml:space="preserve">The fourth risk is material supply, since the study needs one resin lot and consistent</w:t>
+      </w:r>
+      <w:r>
+        <w:t xml:space="preserve"> </w:t>
+      </w:r>
+      <w:r>
+        <w:t xml:space="preserve">buffer lots across the campaign. If a lot changes during the campaign, the change will be</w:t>
+      </w:r>
+      <w:r>
+        <w:t xml:space="preserve"> </w:t>
+      </w:r>
+      <w:r>
+        <w:t xml:space="preserve">recorded and the affected runs will be identified in the report.</w:t>
+      </w:r>
+    </w:p>
+    <w:p>
+      <w:pPr>
+        <w:pStyle w:val="BodyText"/>
+      </w:pPr>
+      <w:r>
+        <w:t xml:space="preserve">Three assumptions underlie the plan. Prior platform knowledge is assumed to give the</w:t>
+      </w:r>
+      <w:r>
+        <w:t xml:space="preserve"> </w:t>
+      </w:r>
+      <w:r>
+        <w:t xml:space="preserve">correct direction of each parameter effect, and the study is designed to test that</w:t>
+      </w:r>
+      <w:r>
+        <w:t xml:space="preserve"> </w:t>
+      </w:r>
+      <w:r>
+        <w:t xml:space="preserve">assumption and not to rely on it. The clearance credited to low-pH inactivation and to</w:t>
+      </w:r>
+      <w:r>
+        <w:t xml:space="preserve"> </w:t>
+      </w:r>
+      <w:r>
+        <w:t xml:space="preserve">virus filtration is assumed to hold at the values recorded in the current viral safety</w:t>
+      </w:r>
+      <w:r>
+        <w:t xml:space="preserve"> </w:t>
+      </w:r>
+      <w:r>
+        <w:t xml:space="preserve">assessment, and the analytical methods are assumed to remain in a validated state for the</w:t>
+      </w:r>
+      <w:r>
+        <w:t xml:space="preserve"> </w:t>
+      </w:r>
+      <w:r>
+        <w:t xml:space="preserve">duration of the campaign.</w:t>
+      </w:r>
+    </w:p>
+    <w:bookmarkEnd w:id="44"/>
+    <w:bookmarkStart w:id="45" w:name="approvals-1"/>
+    <w:p>
+      <w:pPr>
+        <w:pStyle w:val="Heading1"/>
+      </w:pPr>
+      <w:r>
+        <w:t xml:space="preserve">13. Approvals</w:t>
+      </w:r>
+    </w:p>
+    <w:p>
+      <w:pPr>
+        <w:pStyle w:val="FirstParagraph"/>
+      </w:pPr>
+      <w:r>
+        <w:t xml:space="preserve">This plan becomes effective when it has been approved by the functions listed in</w:t>
       </w:r>
       <w:r>
         <w:t xml:space="preserve"> </w:t>
@@ -5991,172 +7132,29 @@
         </w:r>
       </w:hyperlink>
       <w:r>
-        <w:t xml:space="preserve">.</w:t>
-      </w:r>
-    </w:p>
-    <w:bookmarkEnd w:id="43"/>
-    <w:bookmarkStart w:id="51" w:name="references"/>
-    <w:p>
-      <w:pPr>
-        <w:pStyle w:val="Heading1"/>
-      </w:pPr>
-      <w:r>
-        <w:t xml:space="preserve">References</w:t>
-      </w:r>
-    </w:p>
-    <w:bookmarkStart w:id="50" w:name="refs"/>
-    <w:bookmarkStart w:id="44" w:name="ref-amab2009"/>
-    <w:p>
-      <w:pPr>
-        <w:pStyle w:val="Bibliography"/>
-      </w:pPr>
-      <w:r>
-        <w:t xml:space="preserve">CMC Biotech Working Group. 2009.</w:t>
-      </w:r>
-      <w:r>
-        <w:t xml:space="preserve"> </w:t>
-      </w:r>
-      <w:r>
-        <w:rPr>
-          <w:i/>
-          <w:iCs/>
-        </w:rPr>
-        <w:t xml:space="preserve">A-Mab: A Case Study in Bioprocess Development</w:t>
-      </w:r>
-      <w:r>
-        <w:t xml:space="preserve">. CASSS.</w:t>
-      </w:r>
-    </w:p>
-    <w:bookmarkEnd w:id="44"/>
-    <w:bookmarkStart w:id="45" w:name="ref-ichq8"/>
-    <w:p>
-      <w:pPr>
-        <w:pStyle w:val="Bibliography"/>
-      </w:pPr>
-      <w:r>
-        <w:t xml:space="preserve">International Council for Harmonisation. 2009.</w:t>
-      </w:r>
-      <w:r>
-        <w:t xml:space="preserve"> </w:t>
-      </w:r>
-      <w:r>
-        <w:rPr>
-          <w:i/>
-          <w:iCs/>
-        </w:rPr>
-        <w:t xml:space="preserve">ICH Q8(R2): Pharmaceutical Development</w:t>
-      </w:r>
-      <w:r>
-        <w:t xml:space="preserve">. ICH.</w:t>
+        <w:t xml:space="preserve">, and execution may not begin before that approval is complete. Any change to the</w:t>
+      </w:r>
+      <w:r>
+        <w:t xml:space="preserve"> </w:t>
+      </w:r>
+      <w:r>
+        <w:t xml:space="preserve">plan after approval will be made by revising the whole document under the same approval</w:t>
+      </w:r>
+      <w:r>
+        <w:t xml:space="preserve"> </w:t>
+      </w:r>
+      <w:r>
+        <w:t xml:space="preserve">route.</w:t>
       </w:r>
     </w:p>
     <w:bookmarkEnd w:id="45"/>
-    <w:bookmarkStart w:id="46" w:name="ref-ichq11"/>
+    <w:bookmarkStart w:id="50" w:name="appendices-ab-planned-design-matrices"/>
     <w:p>
       <w:pPr>
-        <w:pStyle w:val="Bibliography"/>
-      </w:pPr>
-      <w:r>
-        <w:t xml:space="preserve">International Council for Harmonisation. 2012.</w:t>
-      </w:r>
-      <w:r>
-        <w:t xml:space="preserve"> </w:t>
-      </w:r>
-      <w:r>
-        <w:rPr>
-          <w:i/>
-          <w:iCs/>
-        </w:rPr>
-        <w:t xml:space="preserve">ICH Q11: Development and Manufacture of Drug Substances</w:t>
-      </w:r>
-      <w:r>
-        <w:t xml:space="preserve">. ICH.</w:t>
-      </w:r>
-    </w:p>
-    <w:bookmarkEnd w:id="46"/>
-    <w:bookmarkStart w:id="47" w:name="ref-ichq5a"/>
-    <w:p>
-      <w:pPr>
-        <w:pStyle w:val="Bibliography"/>
-      </w:pPr>
-      <w:r>
-        <w:t xml:space="preserve">International Council for Harmonisation. 2023a.</w:t>
-      </w:r>
-      <w:r>
-        <w:t xml:space="preserve"> </w:t>
-      </w:r>
-      <w:r>
-        <w:rPr>
-          <w:i/>
-          <w:iCs/>
-        </w:rPr>
-        <w:t xml:space="preserve">ICH Q5A(R2): Viral Safety Evaluation of Biotechnology Products Derived from Cell Lines of Human or Animal Origin</w:t>
-      </w:r>
-      <w:r>
-        <w:t xml:space="preserve">. ICH.</w:t>
-      </w:r>
-    </w:p>
-    <w:bookmarkEnd w:id="47"/>
-    <w:bookmarkStart w:id="48" w:name="ref-ichq9"/>
-    <w:p>
-      <w:pPr>
-        <w:pStyle w:val="Bibliography"/>
-      </w:pPr>
-      <w:r>
-        <w:t xml:space="preserve">International Council for Harmonisation. 2023b.</w:t>
-      </w:r>
-      <w:r>
-        <w:t xml:space="preserve"> </w:t>
-      </w:r>
-      <w:r>
-        <w:rPr>
-          <w:i/>
-          <w:iCs/>
-        </w:rPr>
-        <w:t xml:space="preserve">ICH Q9(R1): Quality Risk Management</w:t>
-      </w:r>
-      <w:r>
-        <w:t xml:space="preserve">. ICH.</w:t>
-      </w:r>
-    </w:p>
-    <w:bookmarkEnd w:id="48"/>
-    <w:bookmarkStart w:id="49" w:name="ref-fda2011"/>
-    <w:p>
-      <w:pPr>
-        <w:pStyle w:val="Bibliography"/>
-      </w:pPr>
-      <w:r>
-        <w:t xml:space="preserve">U.S. Food and Drug Administration. 2011.</w:t>
-      </w:r>
-      <w:r>
-        <w:t xml:space="preserve"> </w:t>
-      </w:r>
-      <w:r>
-        <w:rPr>
-          <w:i/>
-          <w:iCs/>
-        </w:rPr>
-        <w:t xml:space="preserve">Guidance for Industry: Process Validation — General Principles and Practices</w:t>
-      </w:r>
-      <w:r>
-        <w:t xml:space="preserve">. FDA.</w:t>
-      </w:r>
-    </w:p>
-    <w:bookmarkEnd w:id="49"/>
-    <w:bookmarkEnd w:id="50"/>
-    <w:p>
-      <w:r>
-        <w:br w:type="page"/>
-      </w:r>
-    </w:p>
-    <w:bookmarkEnd w:id="51"/>
-    <w:bookmarkStart w:id="53" w:name="appendix-a-planned-screening-design"/>
-    <w:p>
-      <w:pPr>
         <w:pStyle w:val="Heading1"/>
       </w:pPr>
       <w:r>
-        <w:t xml:space="preserve">Appendix A — Planned screening design</w:t>
+        <w:t xml:space="preserve">14. Appendices A–B — Planned design matrices</w:t>
       </w:r>
     </w:p>
     <w:p>
@@ -6164,12 +7162,55 @@
         <w:pStyle w:val="FirstParagraph"/>
       </w:pPr>
       <w:r>
-        <w:t xml:space="preserve">Coded two-level full-factorial design (factors A–D per</w:t>
-      </w:r>
-      <w:r>
-        <w:t xml:space="preserve"> </w:t>
-      </w:r>
-      <w:hyperlink w:anchor="tbl-legend">
+        <w:t xml:space="preserve">The planned coded design matrices are given below, without response columns, because no</w:t>
+      </w:r>
+      <w:r>
+        <w:t xml:space="preserve"> </w:t>
+      </w:r>
+      <w:r>
+        <w:t xml:space="preserve">data exist at the time this plan is issued. Run order will be randomized at execution, so</w:t>
+      </w:r>
+      <w:r>
+        <w:t xml:space="preserve"> </w:t>
+      </w:r>
+      <w:r>
+        <w:t xml:space="preserve">the run numbers given are design identifiers only.</w:t>
+      </w:r>
+    </w:p>
+    <w:bookmarkStart w:id="47" w:name="X7149527b81b82ac7e9fc876cc411d0dd5d45eb6"/>
+    <w:p>
+      <w:pPr>
+        <w:pStyle w:val="Heading2"/>
+      </w:pPr>
+      <w:r>
+        <w:t xml:space="preserve">14.1 Appendix A — Planned screening design matrix</w:t>
+      </w:r>
+    </w:p>
+    <w:p>
+      <w:pPr>
+        <w:pStyle w:val="FirstParagraph"/>
+      </w:pPr>
+      <w:r>
+        <w:t xml:space="preserve">The coded settings of the 19 planned screening runs are given in</w:t>
+      </w:r>
+      <w:r>
+        <w:t xml:space="preserve"> </w:t>
+      </w:r>
+      <w:hyperlink w:anchor="tbl-appa">
+        <w:r>
+          <w:rPr>
+            <w:rStyle w:val="Hyperlink"/>
+          </w:rPr>
+          <w:t xml:space="preserve">Table 11</w:t>
+        </w:r>
+      </w:hyperlink>
+      <w:r>
+        <w:t xml:space="preserve">, and the factor letters are defined in</w:t>
+      </w:r>
+      <w:r>
+        <w:t xml:space="preserve"> </w:t>
+      </w:r>
+      <w:hyperlink w:anchor="tbl-levels">
         <w:r>
           <w:rPr>
             <w:rStyle w:val="Hyperlink"/>
@@ -6178,13 +7219,7 @@
         </w:r>
       </w:hyperlink>
       <w:r>
-        <w:t xml:space="preserve">; coded levels</w:t>
-      </w:r>
-      <w:r>
-        <w:t xml:space="preserve"> </w:t>
-      </w:r>
-      <w:r>
-        <w:t xml:space="preserve">−1/0/+1). Responses will be recorded at execution and reported in PCR-008.</w:t>
+        <w:t xml:space="preserve">.</w:t>
       </w:r>
     </w:p>
     <w:tbl>
@@ -6200,7 +7235,7 @@
       <w:tr>
         <w:tc>
           <w:tcPr/>
-          <w:bookmarkStart w:id="52" w:name="tbl-appA"/>
+          <w:bookmarkStart w:id="46" w:name="tbl-appa"/>
           <w:p>
             <w:pPr>
               <w:jc w:val="center"/>
@@ -6211,7 +7246,7 @@
               <w:pStyle w:val="ImageCaption"/>
             </w:pPr>
             <w:r>
-              <w:t xml:space="preserve">Table 9: Appendix A — planned screening design (coded factor settings).</w:t>
+              <w:t xml:space="preserve">Table 11: Planned coded screening design matrix (two-level full factorial with centre points).</w:t>
             </w:r>
           </w:p>
           <w:tbl>
@@ -7832,24 +8867,19 @@
               </w:tc>
             </w:tr>
           </w:tbl>
-          <w:bookmarkEnd w:id="52"/>
+          <w:bookmarkEnd w:id="46"/>
           <w:p/>
         </w:tc>
       </w:tr>
     </w:tbl>
+    <w:bookmarkEnd w:id="47"/>
+    <w:bookmarkStart w:id="49" w:name="Xd035249cb2928fc67e6106bc8a61a8b12039d8a"/>
     <w:p>
-      <w:r>
-        <w:br w:type="page"/>
-      </w:r>
-    </w:p>
-    <w:bookmarkEnd w:id="53"/>
-    <w:bookmarkStart w:id="55" w:name="X3978fd0e1f4921f866c945eb6c5168c0afc9cb9"/>
-    <w:p>
-      <w:pPr>
-        <w:pStyle w:val="Heading1"/>
-      </w:pPr>
-      <w:r>
-        <w:t xml:space="preserve">Appendix B — Planned response-surface design</w:t>
+      <w:pPr>
+        <w:pStyle w:val="Heading2"/>
+      </w:pPr>
+      <w:r>
+        <w:t xml:space="preserve">14.2 Appendix B — Planned response-surface design matrix</w:t>
       </w:r>
     </w:p>
     <w:p>
@@ -7857,7 +8887,21 @@
         <w:pStyle w:val="FirstParagraph"/>
       </w:pPr>
       <w:r>
-        <w:t xml:space="preserve">Coded face-centred central-composite design (factors A–D; coded levels −1/0/+1).</w:t>
+        <w:t xml:space="preserve">The coded settings of the 28 planned response-surface runs are given in</w:t>
+      </w:r>
+      <w:r>
+        <w:t xml:space="preserve"> </w:t>
+      </w:r>
+      <w:hyperlink w:anchor="tbl-appb">
+        <w:r>
+          <w:rPr>
+            <w:rStyle w:val="Hyperlink"/>
+          </w:rPr>
+          <w:t xml:space="preserve">Table 12</w:t>
+        </w:r>
+      </w:hyperlink>
+      <w:r>
+        <w:t xml:space="preserve">.</w:t>
       </w:r>
     </w:p>
     <w:tbl>
@@ -7873,7 +8917,7 @@
       <w:tr>
         <w:tc>
           <w:tcPr/>
-          <w:bookmarkStart w:id="54" w:name="tbl-appB"/>
+          <w:bookmarkStart w:id="48" w:name="tbl-appb"/>
           <w:p>
             <w:pPr>
               <w:jc w:val="center"/>
@@ -7884,7 +8928,7 @@
               <w:pStyle w:val="ImageCaption"/>
             </w:pPr>
             <w:r>
-              <w:t xml:space="preserve">Table 10: Appendix B — planned response-surface design (coded factor settings).</w:t>
+              <w:t xml:space="preserve">Table 12: Planned coded response-surface design matrix (face-centred central composite).</w:t>
             </w:r>
           </w:p>
           <w:tbl>
@@ -10225,12 +11269,163 @@
               </w:tc>
             </w:tr>
           </w:tbl>
-          <w:bookmarkEnd w:id="54"/>
+          <w:bookmarkEnd w:id="48"/>
           <w:p/>
         </w:tc>
       </w:tr>
     </w:tbl>
+    <w:bookmarkEnd w:id="49"/>
+    <w:bookmarkEnd w:id="50"/>
+    <w:bookmarkStart w:id="58" w:name="references"/>
+    <w:p>
+      <w:pPr>
+        <w:pStyle w:val="Heading1"/>
+      </w:pPr>
+      <w:r>
+        <w:t xml:space="preserve">References</w:t>
+      </w:r>
+    </w:p>
+    <w:bookmarkStart w:id="57" w:name="refs"/>
+    <w:bookmarkStart w:id="51" w:name="ref-amab2009"/>
+    <w:p>
+      <w:pPr>
+        <w:pStyle w:val="Bibliography"/>
+      </w:pPr>
+      <w:r>
+        <w:t xml:space="preserve">CMC Biotech Working Group. 2009.</w:t>
+      </w:r>
+      <w:r>
+        <w:t xml:space="preserve"> </w:t>
+      </w:r>
+      <w:r>
+        <w:rPr>
+          <w:i/>
+          <w:iCs/>
+        </w:rPr>
+        <w:t xml:space="preserve">A-Mab: A Case Study in Bioprocess Development</w:t>
+      </w:r>
+      <w:r>
+        <w:t xml:space="preserve">. CASSS.</w:t>
+      </w:r>
+    </w:p>
+    <w:bookmarkEnd w:id="51"/>
+    <w:bookmarkStart w:id="52" w:name="ref-ichq10"/>
+    <w:p>
+      <w:pPr>
+        <w:pStyle w:val="Bibliography"/>
+      </w:pPr>
+      <w:r>
+        <w:t xml:space="preserve">International Council for Harmonisation. 2008.</w:t>
+      </w:r>
+      <w:r>
+        <w:t xml:space="preserve"> </w:t>
+      </w:r>
+      <w:r>
+        <w:rPr>
+          <w:i/>
+          <w:iCs/>
+        </w:rPr>
+        <w:t xml:space="preserve">ICH Q10: Pharmaceutical Quality System</w:t>
+      </w:r>
+      <w:r>
+        <w:t xml:space="preserve">. ICH.</w:t>
+      </w:r>
+    </w:p>
+    <w:bookmarkEnd w:id="52"/>
+    <w:bookmarkStart w:id="53" w:name="ref-ichq8"/>
+    <w:p>
+      <w:pPr>
+        <w:pStyle w:val="Bibliography"/>
+      </w:pPr>
+      <w:r>
+        <w:t xml:space="preserve">International Council for Harmonisation. 2009.</w:t>
+      </w:r>
+      <w:r>
+        <w:t xml:space="preserve"> </w:t>
+      </w:r>
+      <w:r>
+        <w:rPr>
+          <w:i/>
+          <w:iCs/>
+        </w:rPr>
+        <w:t xml:space="preserve">ICH Q8(R2): Pharmaceutical Development</w:t>
+      </w:r>
+      <w:r>
+        <w:t xml:space="preserve">. ICH.</w:t>
+      </w:r>
+    </w:p>
+    <w:bookmarkEnd w:id="53"/>
+    <w:bookmarkStart w:id="54" w:name="ref-ichq5a"/>
+    <w:p>
+      <w:pPr>
+        <w:pStyle w:val="Bibliography"/>
+      </w:pPr>
+      <w:r>
+        <w:t xml:space="preserve">International Council for Harmonisation. 2023a.</w:t>
+      </w:r>
+      <w:r>
+        <w:t xml:space="preserve"> </w:t>
+      </w:r>
+      <w:r>
+        <w:rPr>
+          <w:i/>
+          <w:iCs/>
+        </w:rPr>
+        <w:t xml:space="preserve">ICH Q5A(R2): Viral Safety Evaluation of Biotechnology Products Derived from Cell Lines of Human or Animal Origin</w:t>
+      </w:r>
+      <w:r>
+        <w:t xml:space="preserve">. ICH.</w:t>
+      </w:r>
+    </w:p>
+    <w:bookmarkEnd w:id="54"/>
+    <w:bookmarkStart w:id="55" w:name="ref-ichq9"/>
+    <w:p>
+      <w:pPr>
+        <w:pStyle w:val="Bibliography"/>
+      </w:pPr>
+      <w:r>
+        <w:t xml:space="preserve">International Council for Harmonisation. 2023b.</w:t>
+      </w:r>
+      <w:r>
+        <w:t xml:space="preserve"> </w:t>
+      </w:r>
+      <w:r>
+        <w:rPr>
+          <w:i/>
+          <w:iCs/>
+        </w:rPr>
+        <w:t xml:space="preserve">ICH Q9(R1): Quality Risk Management</w:t>
+      </w:r>
+      <w:r>
+        <w:t xml:space="preserve">. ICH.</w:t>
+      </w:r>
+    </w:p>
     <w:bookmarkEnd w:id="55"/>
+    <w:bookmarkStart w:id="56" w:name="ref-fda2011"/>
+    <w:p>
+      <w:pPr>
+        <w:pStyle w:val="Bibliography"/>
+      </w:pPr>
+      <w:r>
+        <w:t xml:space="preserve">U.S. Food and Drug Administration. 2011.</w:t>
+      </w:r>
+      <w:r>
+        <w:t xml:space="preserve"> </w:t>
+      </w:r>
+      <w:r>
+        <w:rPr>
+          <w:i/>
+          <w:iCs/>
+        </w:rPr>
+        <w:t xml:space="preserve">Guidance for Industry: Process Validation — General Principles and Practices</w:t>
+      </w:r>
+      <w:r>
+        <w:t xml:space="preserve">. FDA.</w:t>
+      </w:r>
+    </w:p>
+    <w:bookmarkEnd w:id="56"/>
+    <w:bookmarkEnd w:id="57"/>
+    <w:bookmarkEnd w:id="58"/>
     <w:sectPr>
       <w:footnotePr>
         <w:numRestart w:val="eachSect"/>
@@ -10424,109 +11619,6 @@
       <w:pPr>
         <w:ind w:left="6480" w:hanging="360"/>
       </w:pPr>
-    </w:lvl>
-  </w:abstractNum>
-  <w:abstractNum w:abstractNumId="991">
-    <w:nsid w:val="0000A991"/>
-    <w:multiLevelType w:val="multilevel"/>
-    <w:lvl w:ilvl="0">
-      <w:numFmt w:val="bullet"/>
-      <w:lvlText w:val=""/>
-      <w:lvlJc w:val="left"/>
-      <w:pPr>
-        <w:ind w:left="720" w:hanging="360"/>
-      </w:pPr>
-      <w:rPr>
-        <w:rFonts w:ascii="Symbol" w:hAnsi="Symbol" w:cs="Symbol" w:hint="default"/>
-      </w:rPr>
-    </w:lvl>
-    <w:lvl w:ilvl="1">
-      <w:numFmt w:val="bullet"/>
-      <w:lvlText w:val="o"/>
-      <w:lvlJc w:val="left"/>
-      <w:pPr>
-        <w:ind w:left="1440" w:hanging="360"/>
-      </w:pPr>
-      <w:rPr>
-        <w:rFonts w:ascii="Courier New" w:hAnsi="Courier New" w:cs="Courier New" w:hint="default"/>
-      </w:rPr>
-    </w:lvl>
-    <w:lvl w:ilvl="2">
-      <w:numFmt w:val="bullet"/>
-      <w:lvlText w:val=""/>
-      <w:lvlJc w:val="left"/>
-      <w:pPr>
-        <w:ind w:left="2160" w:hanging="360"/>
-      </w:pPr>
-      <w:rPr>
-        <w:rFonts w:ascii="Wingdings" w:hAnsi="Wingdings" w:cs="Wingdings" w:hint="default"/>
-      </w:rPr>
-    </w:lvl>
-    <w:lvl w:ilvl="3">
-      <w:numFmt w:val="bullet"/>
-      <w:lvlText w:val=""/>
-      <w:lvlJc w:val="left"/>
-      <w:pPr>
-        <w:ind w:left="2880" w:hanging="360"/>
-      </w:pPr>
-      <w:rPr>
-        <w:rFonts w:ascii="Symbol" w:hAnsi="Symbol" w:cs="Symbol" w:hint="default"/>
-      </w:rPr>
-    </w:lvl>
-    <w:lvl w:ilvl="4">
-      <w:numFmt w:val="bullet"/>
-      <w:lvlText w:val="o"/>
-      <w:lvlJc w:val="left"/>
-      <w:pPr>
-        <w:ind w:left="3600" w:hanging="360"/>
-      </w:pPr>
-      <w:rPr>
-        <w:rFonts w:ascii="Courier New" w:hAnsi="Courier New" w:cs="Courier New" w:hint="default"/>
-      </w:rPr>
-    </w:lvl>
-    <w:lvl w:ilvl="5">
-      <w:numFmt w:val="bullet"/>
-      <w:lvlText w:val=""/>
-      <w:lvlJc w:val="left"/>
-      <w:pPr>
-        <w:ind w:left="4320" w:hanging="360"/>
-      </w:pPr>
-      <w:rPr>
-        <w:rFonts w:ascii="Wingdings" w:hAnsi="Wingdings" w:cs="Wingdings" w:hint="default"/>
-      </w:rPr>
-    </w:lvl>
-    <w:lvl w:ilvl="6">
-      <w:numFmt w:val="bullet"/>
-      <w:lvlText w:val=""/>
-      <w:lvlJc w:val="left"/>
-      <w:pPr>
-        <w:ind w:left="5040" w:hanging="360"/>
-      </w:pPr>
-      <w:rPr>
-        <w:rFonts w:ascii="Symbol" w:hAnsi="Symbol" w:cs="Symbol" w:hint="default"/>
-      </w:rPr>
-    </w:lvl>
-    <w:lvl w:ilvl="7">
-      <w:numFmt w:val="bullet"/>
-      <w:lvlText w:val="o"/>
-      <w:lvlJc w:val="left"/>
-      <w:pPr>
-        <w:ind w:left="5760" w:hanging="360"/>
-      </w:pPr>
-      <w:rPr>
-        <w:rFonts w:ascii="Courier New" w:hAnsi="Courier New" w:cs="Courier New" w:hint="default"/>
-      </w:rPr>
-    </w:lvl>
-    <w:lvl w:ilvl="8">
-      <w:numFmt w:val="bullet"/>
-      <w:lvlText w:val=""/>
-      <w:lvlJc w:val="left"/>
-      <w:pPr>
-        <w:ind w:left="6480" w:hanging="360"/>
-      </w:pPr>
-      <w:rPr>
-        <w:rFonts w:ascii="Wingdings" w:hAnsi="Wingdings" w:cs="Wingdings" w:hint="default"/>
-      </w:rPr>
     </w:lvl>
   </w:abstractNum>
   <w:num w:numId="1000">
@@ -10561,39 +11653,6 @@
     <w:lvlOverride w:ilvl="8">
       <w:startOverride w:val="1"/>
     </w:lvlOverride>
-  </w:num>
-  <w:num w:numId="1002">
-    <w:abstractNumId w:val="99411"/>
-    <w:lvlOverride w:ilvl="0">
-      <w:startOverride w:val="1"/>
-    </w:lvlOverride>
-    <w:lvlOverride w:ilvl="1">
-      <w:startOverride w:val="1"/>
-    </w:lvlOverride>
-    <w:lvlOverride w:ilvl="2">
-      <w:startOverride w:val="1"/>
-    </w:lvlOverride>
-    <w:lvlOverride w:ilvl="3">
-      <w:startOverride w:val="1"/>
-    </w:lvlOverride>
-    <w:lvlOverride w:ilvl="4">
-      <w:startOverride w:val="1"/>
-    </w:lvlOverride>
-    <w:lvlOverride w:ilvl="5">
-      <w:startOverride w:val="1"/>
-    </w:lvlOverride>
-    <w:lvlOverride w:ilvl="6">
-      <w:startOverride w:val="1"/>
-    </w:lvlOverride>
-    <w:lvlOverride w:ilvl="7">
-      <w:startOverride w:val="1"/>
-    </w:lvlOverride>
-    <w:lvlOverride w:ilvl="8">
-      <w:startOverride w:val="1"/>
-    </w:lvlOverride>
-  </w:num>
-  <w:num w:numId="1003">
-    <w:abstractNumId w:val="991"/>
   </w:num>
 </w:numbering>
 </file>

--- a/pc_package/PCP-008_aex.docx
+++ b/pc_package/PCP-008_aex.docx
@@ -628,6 +628,68 @@
                     <w:jc w:val="center"/>
                   </w:pPr>
                   <w:r>
+                    <w:t xml:space="preserve">Virology laboratory</w:t>
+                  </w:r>
+                </w:p>
+              </w:tc>
+              <w:tc>
+                <w:tcPr/>
+                <w:p>
+                  <w:pPr>
+                    <w:pStyle w:val="Compact"/>
+                    <w:jc w:val="center"/>
+                  </w:pPr>
+                  <w:r>
+                    <w:t xml:space="preserve">—</w:t>
+                  </w:r>
+                </w:p>
+              </w:tc>
+              <w:tc>
+                <w:tcPr/>
+                <w:p>
+                  <w:pPr>
+                    <w:pStyle w:val="Compact"/>
+                    <w:jc w:val="center"/>
+                  </w:pPr>
+                  <w:r>
+                    <w:t xml:space="preserve">—</w:t>
+                  </w:r>
+                </w:p>
+              </w:tc>
+              <w:tc>
+                <w:tcPr/>
+                <w:p>
+                  <w:pPr>
+                    <w:pStyle w:val="Compact"/>
+                    <w:jc w:val="center"/>
+                  </w:pPr>
+                  <w:r>
+                    <w:t xml:space="preserve">—</w:t>
+                  </w:r>
+                </w:p>
+              </w:tc>
+            </w:tr>
+            <w:tr>
+              <w:tc>
+                <w:tcPr/>
+                <w:p>
+                  <w:pPr>
+                    <w:pStyle w:val="Compact"/>
+                    <w:jc w:val="center"/>
+                  </w:pPr>
+                  <w:r>
+                    <w:t xml:space="preserve">Reviewer</w:t>
+                  </w:r>
+                </w:p>
+              </w:tc>
+              <w:tc>
+                <w:tcPr/>
+                <w:p>
+                  <w:pPr>
+                    <w:pStyle w:val="Compact"/>
+                    <w:jc w:val="center"/>
+                  </w:pPr>
+                  <w:r>
                     <w:t xml:space="preserve">Manufacturing Science</w:t>
                   </w:r>
                 </w:p>
@@ -814,91 +876,61 @@
         <w:pStyle w:val="FirstParagraph"/>
       </w:pPr>
       <w:r>
-        <w:t xml:space="preserve">AEX, anion exchange chromatography; ALCOA+, attributable, legible, contemporaneous,</w:t>
-      </w:r>
-      <w:r>
-        <w:t xml:space="preserve"> </w:t>
-      </w:r>
-      <w:r>
-        <w:t xml:space="preserve">original, accurate and complete data-integrity principles; AMV, analytical method</w:t>
-      </w:r>
-      <w:r>
-        <w:t xml:space="preserve"> </w:t>
-      </w:r>
-      <w:r>
-        <w:t xml:space="preserve">validation; CCD, central composite design; CEX, cation exchange chromatography; Cpk,</w:t>
-      </w:r>
-      <w:r>
-        <w:t xml:space="preserve"> </w:t>
-      </w:r>
-      <w:r>
-        <w:t xml:space="preserve">one-sided process capability index; CPP, critical process parameter; CQA, critical</w:t>
-      </w:r>
-      <w:r>
-        <w:t xml:space="preserve"> </w:t>
-      </w:r>
-      <w:r>
-        <w:t xml:space="preserve">quality attribute; DNA, deoxyribonucleic acid; DoE, design of experiments; DS, drug</w:t>
-      </w:r>
-      <w:r>
-        <w:t xml:space="preserve"> </w:t>
-      </w:r>
-      <w:r>
-        <w:t xml:space="preserve">substance; ELISA, enzyme-linked immunosorbent assay; GPP, general process parameter;</w:t>
-      </w:r>
-      <w:r>
-        <w:t xml:space="preserve"> </w:t>
-      </w:r>
-      <w:r>
-        <w:t xml:space="preserve">HCP, host cell protein; icIEF, imaged capillary isoelectric focusing; ICH, International</w:t>
-      </w:r>
-      <w:r>
-        <w:t xml:space="preserve"> </w:t>
-      </w:r>
-      <w:r>
-        <w:t xml:space="preserve">Council for Harmonisation; KPP, key process parameter; LRF, log reduction factor; MSAT,</w:t>
-      </w:r>
-      <w:r>
-        <w:t xml:space="preserve"> </w:t>
-      </w:r>
-      <w:r>
-        <w:t xml:space="preserve">Manufacturing Science and Technology; MVM, minute virus of mice (parvovirus model); NOR,</w:t>
-      </w:r>
-      <w:r>
-        <w:t xml:space="preserve"> </w:t>
-      </w:r>
-      <w:r>
-        <w:t xml:space="preserve">normal operating range; PAR, proven acceptable range; PCP, Process Characterization</w:t>
-      </w:r>
-      <w:r>
-        <w:t xml:space="preserve"> </w:t>
-      </w:r>
-      <w:r>
-        <w:t xml:space="preserve">Plan; PCR, Process Characterization Report; PPQ, process performance qualification;</w:t>
-      </w:r>
-      <w:r>
-        <w:t xml:space="preserve"> </w:t>
-      </w:r>
-      <w:r>
-        <w:t xml:space="preserve">PRESS, prediction sum of squares; qPCR, quantitative polymerase chain reaction; RSM,</w:t>
-      </w:r>
-      <w:r>
-        <w:t xml:space="preserve"> </w:t>
-      </w:r>
-      <w:r>
-        <w:t xml:space="preserve">response-surface methodology; SDM, scale-down model; SOP, standard operating procedure;</w:t>
-      </w:r>
-      <w:r>
-        <w:t xml:space="preserve"> </w:t>
-      </w:r>
-      <w:r>
-        <w:t xml:space="preserve">TCID50, median tissue-culture infective dose; WC-CPP, well-controlled critical process</w:t>
-      </w:r>
-      <w:r>
-        <w:t xml:space="preserve"> </w:t>
-      </w:r>
-      <w:r>
-        <w:t xml:space="preserve">parameter; XMuLV, xenotropic murine leukaemia virus (retrovirus model).</w:t>
+        <w:t xml:space="preserve">ALCOA+, attributable, legible, contemporaneous, original and accurate, plus complete,</w:t>
+      </w:r>
+      <w:r>
+        <w:t xml:space="preserve"> </w:t>
+      </w:r>
+      <w:r>
+        <w:t xml:space="preserve">consistent, enduring and available; AMV, analytical method validation; Cpk, one-sided</w:t>
+      </w:r>
+      <w:r>
+        <w:t xml:space="preserve"> </w:t>
+      </w:r>
+      <w:r>
+        <w:t xml:space="preserve">process capability index; CQA, critical quality attribute; DoE, design of experiments; DS,</w:t>
+      </w:r>
+      <w:r>
+        <w:t xml:space="preserve"> </w:t>
+      </w:r>
+      <w:r>
+        <w:t xml:space="preserve">drug substance; ELISA, enzyme-linked immunosorbent assay; HCP, host cell protein; icIEF,</w:t>
+      </w:r>
+      <w:r>
+        <w:t xml:space="preserve"> </w:t>
+      </w:r>
+      <w:r>
+        <w:t xml:space="preserve">imaged capillary isoelectric focusing; LOQ, limit of quantitation; LRF, log reduction</w:t>
+      </w:r>
+      <w:r>
+        <w:t xml:space="preserve"> </w:t>
+      </w:r>
+      <w:r>
+        <w:t xml:space="preserve">factor; MSAT, Manufacturing Science and Technology; MVM, minute virus of mice; NOR, normal</w:t>
+      </w:r>
+      <w:r>
+        <w:t xml:space="preserve"> </w:t>
+      </w:r>
+      <w:r>
+        <w:t xml:space="preserve">operating range; PRESS, predicted residual error sum of squares; qPCR, quantitative</w:t>
+      </w:r>
+      <w:r>
+        <w:t xml:space="preserve"> </w:t>
+      </w:r>
+      <w:r>
+        <w:t xml:space="preserve">polymerase chain reaction; RSM, response surface methodology; SOP, standard operating</w:t>
+      </w:r>
+      <w:r>
+        <w:t xml:space="preserve"> </w:t>
+      </w:r>
+      <w:r>
+        <w:t xml:space="preserve">procedure; TCID50, fifty percent tissue culture infectious dose; XMuLV, xenotropic murine</w:t>
+      </w:r>
+      <w:r>
+        <w:t xml:space="preserve"> </w:t>
+      </w:r>
+      <w:r>
+        <w:t xml:space="preserve">leukaemia virus.</w:t>
       </w:r>
     </w:p>
     <w:p>
@@ -921,49 +953,31 @@
         <w:pStyle w:val="FirstParagraph"/>
       </w:pPr>
       <w:r>
-        <w:t xml:space="preserve">This plan defines the process characterization study for anion exchange chromatography</w:t>
-      </w:r>
-      <w:r>
-        <w:t xml:space="preserve"> </w:t>
-      </w:r>
-      <w:r>
-        <w:t xml:space="preserve">(AEX), Step 8 of the A-Mab drug substance process, and it fixes the acceptance and</w:t>
-      </w:r>
-      <w:r>
-        <w:t xml:space="preserve"> </w:t>
-      </w:r>
-      <w:r>
-        <w:t xml:space="preserve">decision criteria against which the executed study will be judged. AEX is the final</w:t>
-      </w:r>
-      <w:r>
-        <w:t xml:space="preserve"> </w:t>
-      </w:r>
-      <w:r>
-        <w:t xml:space="preserve">chromatographic step of the purification train and is operated in flow-through mode, so</w:t>
-      </w:r>
-      <w:r>
-        <w:t xml:space="preserve"> </w:t>
-      </w:r>
-      <w:r>
-        <w:t xml:space="preserve">that the antibody passes through the column while acidic impurities and both model</w:t>
-      </w:r>
-      <w:r>
-        <w:t xml:space="preserve"> </w:t>
-      </w:r>
-      <w:r>
-        <w:t xml:space="preserve">viruses bind to the resin. The study will be executed on a qualified scale-down model at</w:t>
-      </w:r>
-      <w:r>
-        <w:t xml:space="preserve"> </w:t>
-      </w:r>
-      <w:r>
-        <w:t xml:space="preserve">the development site before the process is transferred to the commercial drug substance</w:t>
-      </w:r>
-      <w:r>
-        <w:t xml:space="preserve"> </w:t>
-      </w:r>
-      <w:r>
-        <w:t xml:space="preserve">facility (PTP-001).</w:t>
+        <w:t xml:space="preserve">Anion exchange chromatography is the final chromatographic step of the A-Mab drug</w:t>
+      </w:r>
+      <w:r>
+        <w:t xml:space="preserve"> </w:t>
+      </w:r>
+      <w:r>
+        <w:t xml:space="preserve">substance process, and it is operated in the flow-through mode. This plan defines the</w:t>
+      </w:r>
+      <w:r>
+        <w:t xml:space="preserve"> </w:t>
+      </w:r>
+      <w:r>
+        <w:t xml:space="preserve">process characterization study for that step, and it is written before the study is</w:t>
+      </w:r>
+      <w:r>
+        <w:t xml:space="preserve"> </w:t>
+      </w:r>
+      <w:r>
+        <w:t xml:space="preserve">executed, so it states what will be done and how the result will be judged, and it states</w:t>
+      </w:r>
+      <w:r>
+        <w:t xml:space="preserve"> </w:t>
+      </w:r>
+      <w:r>
+        <w:t xml:space="preserve">no findings.</w:t>
       </w:r>
     </w:p>
     <w:p>
@@ -971,37 +985,40 @@
         <w:pStyle w:val="BodyText"/>
       </w:pPr>
       <w:r>
-        <w:t xml:space="preserve">The step carries the drug substance claim for cumulative parvovirus clearance, and it</w:t>
-      </w:r>
-      <w:r>
-        <w:t xml:space="preserve"> </w:t>
-      </w:r>
-      <w:r>
-        <w:t xml:space="preserve">also clears retrovirus, host cell protein (HCP), residual DNA and leached Protein A.</w:t>
-      </w:r>
-      <w:r>
-        <w:t xml:space="preserve"> </w:t>
-      </w:r>
-      <w:r>
-        <w:t xml:space="preserve">Viral safety is a modular claim built from three steps whose mechanisms are independent</w:t>
-      </w:r>
-      <w:r>
-        <w:t xml:space="preserve"> </w:t>
-      </w:r>
-      <w:r>
-        <w:t xml:space="preserve">of one another, so this plan covers only the contribution made by anion exchange. The</w:t>
-      </w:r>
-      <w:r>
-        <w:t xml:space="preserve"> </w:t>
-      </w:r>
-      <w:r>
-        <w:t xml:space="preserve">contributions of low-pH inactivation and of small-virus retentive filtration are</w:t>
-      </w:r>
-      <w:r>
-        <w:t xml:space="preserve"> </w:t>
-      </w:r>
-      <w:r>
-        <w:t xml:space="preserve">characterized in their own plans (PCP-006 and PCP-009) and are consolidated in PCMR-001.</w:t>
+        <w:t xml:space="preserve">The study provides the Stage 1 process design record for the anion exchange step under the</w:t>
+      </w:r>
+      <w:r>
+        <w:t xml:space="preserve"> </w:t>
+      </w:r>
+      <w:r>
+        <w:t xml:space="preserve">lifecycle approach to process validation</w:t>
+      </w:r>
+      <w:r>
+        <w:t xml:space="preserve"> </w:t>
+      </w:r>
+      <w:r>
+        <w:t xml:space="preserve">(U.S. Food and Drug Administration 2011)</w:t>
+      </w:r>
+      <w:r>
+        <w:t xml:space="preserve">, and it supports the transfer of the</w:t>
+      </w:r>
+      <w:r>
+        <w:t xml:space="preserve"> </w:t>
+      </w:r>
+      <w:r>
+        <w:t xml:space="preserve">drug substance process from the development site to the commercial site (PTP-001). The</w:t>
+      </w:r>
+      <w:r>
+        <w:t xml:space="preserve"> </w:t>
+      </w:r>
+      <w:r>
+        <w:t xml:space="preserve">ranges justified here are the ranges that will be carried into process performance</w:t>
+      </w:r>
+      <w:r>
+        <w:t xml:space="preserve"> </w:t>
+      </w:r>
+      <w:r>
+        <w:t xml:space="preserve">qualification.</w:t>
       </w:r>
     </w:p>
     <w:p>
@@ -1009,31 +1026,68 @@
         <w:pStyle w:val="BodyText"/>
       </w:pPr>
       <w:r>
-        <w:t xml:space="preserve">The plan covers the parameters to be varied and the ranges over which they will be</w:t>
-      </w:r>
-      <w:r>
-        <w:t xml:space="preserve"> </w:t>
-      </w:r>
-      <w:r>
-        <w:t xml:space="preserve">varied, the scale-down model and its qualification (including the small-scale spiking</w:t>
-      </w:r>
-      <w:r>
-        <w:t xml:space="preserve"> </w:t>
-      </w:r>
-      <w:r>
-        <w:t xml:space="preserve">model used for viral clearance), the analytical methods and the sampling plan, the</w:t>
-      </w:r>
-      <w:r>
-        <w:t xml:space="preserve"> </w:t>
-      </w:r>
-      <w:r>
-        <w:t xml:space="preserve">planned statistical analysis, the acceptance and decision criteria, and the deliverables</w:t>
-      </w:r>
-      <w:r>
-        <w:t xml:space="preserve"> </w:t>
-      </w:r>
-      <w:r>
-        <w:t xml:space="preserve">of the study.</w:t>
+        <w:t xml:space="preserve">The plan covers the 5 process parameters of the step (</w:t>
+      </w:r>
+      <w:hyperlink w:anchor="tbl-params">
+        <w:r>
+          <w:rPr>
+            <w:rStyle w:val="Hyperlink"/>
+          </w:rPr>
+          <w:t xml:space="preserve">Table 7</w:t>
+        </w:r>
+      </w:hyperlink>
+      <w:r>
+        <w:t xml:space="preserve">), the</w:t>
+      </w:r>
+      <w:r>
+        <w:t xml:space="preserve"> </w:t>
+      </w:r>
+      <w:r>
+        <w:t xml:space="preserve">quality attributes the step governs (</w:t>
+      </w:r>
+      <w:hyperlink w:anchor="tbl-cqa">
+        <w:r>
+          <w:rPr>
+            <w:rStyle w:val="Hyperlink"/>
+          </w:rPr>
+          <w:t xml:space="preserve">Table 4</w:t>
+        </w:r>
+      </w:hyperlink>
+      <w:r>
+        <w:t xml:space="preserve">), and the qualified scale-down model on</w:t>
+      </w:r>
+      <w:r>
+        <w:t xml:space="preserve"> </w:t>
+      </w:r>
+      <w:r>
+        <w:t xml:space="preserve">which every study run will be performed. The 4 measured responses are</w:t>
+      </w:r>
+      <w:r>
+        <w:t xml:space="preserve"> </w:t>
+      </w:r>
+      <w:r>
+        <w:t xml:space="preserve">pool host cell protein, the log reduction factors for XMuLV and for MVM, and step yield.</w:t>
+      </w:r>
+      <w:r>
+        <w:t xml:space="preserve"> </w:t>
+      </w:r>
+      <w:r>
+        <w:t xml:space="preserve">The work will be executed at development scale and analysed by design of experiments, in</w:t>
+      </w:r>
+      <w:r>
+        <w:t xml:space="preserve"> </w:t>
+      </w:r>
+      <w:r>
+        <w:t xml:space="preserve">the enhanced development approach described in ICH Q8 and ICH Q11</w:t>
+      </w:r>
+      <w:r>
+        <w:t xml:space="preserve"> </w:t>
+      </w:r>
+      <w:r>
+        <w:t xml:space="preserve">(International Council for Harmonisation 2009, 2012)</w:t>
+      </w:r>
+      <w:r>
+        <w:t xml:space="preserve">.</w:t>
       </w:r>
     </w:p>
     <w:p>
@@ -1041,31 +1095,37 @@
         <w:pStyle w:val="BodyText"/>
       </w:pPr>
       <w:r>
-        <w:t xml:space="preserve">Three areas fall outside its scope. Confirmation of the step at commercial scale belongs</w:t>
-      </w:r>
-      <w:r>
-        <w:t xml:space="preserve"> </w:t>
-      </w:r>
-      <w:r>
-        <w:t xml:space="preserve">to process performance qualification and is addressed under the transfer plan (PTP-001),</w:t>
-      </w:r>
-      <w:r>
-        <w:t xml:space="preserve"> </w:t>
-      </w:r>
-      <w:r>
-        <w:t xml:space="preserve">while resin packing, sanitization and lifetime are governed by SOP-2008 and are covered</w:t>
-      </w:r>
-      <w:r>
-        <w:t xml:space="preserve"> </w:t>
-      </w:r>
-      <w:r>
-        <w:t xml:space="preserve">by a separate resin life-cycle study. The clearance credited to the other two viral steps</w:t>
-      </w:r>
-      <w:r>
-        <w:t xml:space="preserve"> </w:t>
-      </w:r>
-      <w:r>
-        <w:t xml:space="preserve">is characterized in their own plans, and this plan neither repeats nor revises it.</w:t>
+        <w:t xml:space="preserve">The column itself is outside the scope of this plan. Packing, sanitization and resin</w:t>
+      </w:r>
+      <w:r>
+        <w:t xml:space="preserve"> </w:t>
+      </w:r>
+      <w:r>
+        <w:t xml:space="preserve">life-cycle qualification are covered by SOP-2008 and are not characterized here.</w:t>
+      </w:r>
+      <w:r>
+        <w:t xml:space="preserve"> </w:t>
+      </w:r>
+      <w:r>
+        <w:t xml:space="preserve">Confirmation of the operating ranges at commercial scale belongs to</w:t>
+      </w:r>
+      <w:r>
+        <w:t xml:space="preserve"> </w:t>
+      </w:r>
+      <w:r>
+        <w:t xml:space="preserve">Stage 2 and to the process performance qualification, and the cumulative viral clearance</w:t>
+      </w:r>
+      <w:r>
+        <w:t xml:space="preserve"> </w:t>
+      </w:r>
+      <w:r>
+        <w:t xml:space="preserve">claim for the drug substance is consolidated in PCMR-001, so this plan covers only the</w:t>
+      </w:r>
+      <w:r>
+        <w:t xml:space="preserve"> </w:t>
+      </w:r>
+      <w:r>
+        <w:t xml:space="preserve">contribution the anion exchange step makes to that claim.</w:t>
       </w:r>
     </w:p>
     <w:bookmarkEnd w:id="12"/>
@@ -1083,7 +1143,13 @@
         <w:pStyle w:val="FirstParagraph"/>
       </w:pPr>
       <w:r>
-        <w:t xml:space="preserve">The study has five objectives.</w:t>
+        <w:t xml:space="preserve">The study is designed to meet the five objectives listed below, and PCR-008 will report</w:t>
+      </w:r>
+      <w:r>
+        <w:t xml:space="preserve"> </w:t>
+      </w:r>
+      <w:r>
+        <w:t xml:space="preserve">the outcome against each of them in turn.</w:t>
       </w:r>
     </w:p>
     <w:p>
@@ -1095,7 +1161,33 @@
         </w:numPr>
       </w:pPr>
       <w:r>
-        <w:t xml:space="preserve">Quantify the effect of the anion exchange operating parameters on parvovirus and retrovirus log reduction, on pool host cell protein and on step yield, over ranges wider than those used in routine operation.</w:t>
+        <w:t xml:space="preserve">Quantify the effect of load pH, equilibration and wash-1 conductivity, load</w:t>
+      </w:r>
+      <w:r>
+        <w:t xml:space="preserve"> </w:t>
+      </w:r>
+      <w:r>
+        <w:t xml:space="preserve">conductivity and protein load on pool host cell protein, on XMuLV and MVM clearance</w:t>
+      </w:r>
+      <w:r>
+        <w:t xml:space="preserve"> </w:t>
+      </w:r>
+      <w:r>
+        <w:t xml:space="preserve">and on step yield, over the ranges given in</w:t>
+      </w:r>
+      <w:r>
+        <w:t xml:space="preserve"> </w:t>
+      </w:r>
+      <w:hyperlink w:anchor="tbl-params">
+        <w:r>
+          <w:rPr>
+            <w:rStyle w:val="Hyperlink"/>
+          </w:rPr>
+          <w:t xml:space="preserve">Table 7</w:t>
+        </w:r>
+      </w:hyperlink>
+      <w:r>
+        <w:t xml:space="preserve">.</w:t>
       </w:r>
     </w:p>
     <w:p>
@@ -1107,7 +1199,13 @@
         </w:numPr>
       </w:pPr>
       <w:r>
-        <w:t xml:space="preserve">Define a multivariate operating region over which every governed attribute is predicted to remain within its acceptance criterion.</w:t>
+        <w:t xml:space="preserve">Define a multivariate operating region in the parameters studied multivariately, within</w:t>
+      </w:r>
+      <w:r>
+        <w:t xml:space="preserve"> </w:t>
+      </w:r>
+      <w:r>
+        <w:t xml:space="preserve">which every governed quality attribute meets its acceptance criterion.</w:t>
       </w:r>
     </w:p>
     <w:p>
@@ -1119,7 +1217,13 @@
         </w:numPr>
       </w:pPr>
       <w:r>
-        <w:t xml:space="preserve">Establish a proven acceptable range (PAR) for each multivariate parameter, both at its set-point and with the remaining parameters varying within their normal operating ranges (NORs).</w:t>
+        <w:t xml:space="preserve">Establish a proven acceptable range for each parameter and each governed attribute,</w:t>
+      </w:r>
+      <w:r>
+        <w:t xml:space="preserve"> </w:t>
+      </w:r>
+      <w:r>
+        <w:t xml:space="preserve">and confirm that the normal operating ranges lie inside those ranges.</w:t>
       </w:r>
     </w:p>
     <w:p>
@@ -1131,7 +1235,13 @@
         </w:numPr>
       </w:pPr>
       <w:r>
-        <w:t xml:space="preserve">Provide the evidence needed to classify each parameter under SOP-4001, including the evidence needed to classify a parameter that shows no effect.</w:t>
+        <w:t xml:space="preserve">Classify every parameter of the step under SOP-4001, from the effects the study</w:t>
+      </w:r>
+      <w:r>
+        <w:t xml:space="preserve"> </w:t>
+      </w:r>
+      <w:r>
+        <w:t xml:space="preserve">demonstrates and from the risk of operating outside the region.</w:t>
       </w:r>
     </w:p>
     <w:p>
@@ -1143,27 +1253,22 @@
         </w:numPr>
       </w:pPr>
       <w:r>
-        <w:t xml:space="preserve">Justify the ranges to be used in Stage 2 manufacture and the contribution this step makes to the drug substance control strategy.</w:t>
-      </w:r>
-    </w:p>
-    <w:p>
-      <w:pPr>
-        <w:pStyle w:val="FirstParagraph"/>
-      </w:pPr>
-      <w:r>
-        <w:t xml:space="preserve">The first objective is the basis for the four that follow, since neither the operating</w:t>
-      </w:r>
-      <w:r>
-        <w:t xml:space="preserve"> </w:t>
-      </w:r>
-      <w:r>
-        <w:t xml:space="preserve">region nor the proven acceptable ranges can be drawn until the parameter effects have</w:t>
-      </w:r>
-      <w:r>
-        <w:t xml:space="preserve"> </w:t>
-      </w:r>
-      <w:r>
-        <w:t xml:space="preserve">been quantified on a model that meets the adequacy criteria of §7.</w:t>
+        <w:t xml:space="preserve">Establish the log reduction the step contributes to the cumulative MVM and XMuLV</w:t>
+      </w:r>
+      <w:r>
+        <w:t xml:space="preserve"> </w:t>
+      </w:r>
+      <w:r>
+        <w:t xml:space="preserve">claims, so that the modular clearance argument can be consolidated in PCMR-001</w:t>
+      </w:r>
+      <w:r>
+        <w:t xml:space="preserve"> </w:t>
+      </w:r>
+      <w:r>
+        <w:t xml:space="preserve">(International Council for Harmonisation 2023a)</w:t>
+      </w:r>
+      <w:r>
+        <w:t xml:space="preserve">.</w:t>
       </w:r>
     </w:p>
     <w:bookmarkEnd w:id="13"/>
@@ -1181,7 +1286,7 @@
         <w:pStyle w:val="FirstParagraph"/>
       </w:pPr>
       <w:r>
-        <w:t xml:space="preserve">The characterization package that frames this study is listed in</w:t>
+        <w:t xml:space="preserve">The parent documents and the paired report are listed in</w:t>
       </w:r>
       <w:r>
         <w:t xml:space="preserve"> </w:t>
@@ -1195,7 +1300,19 @@
         </w:r>
       </w:hyperlink>
       <w:r>
-        <w:t xml:space="preserve">.</w:t>
+        <w:t xml:space="preserve">. RA-001 sets the</w:t>
+      </w:r>
+      <w:r>
+        <w:t xml:space="preserve"> </w:t>
+      </w:r>
+      <w:r>
+        <w:t xml:space="preserve">scope of this study, PCMP-001 sets the approach common to every characterization plan in</w:t>
+      </w:r>
+      <w:r>
+        <w:t xml:space="preserve"> </w:t>
+      </w:r>
+      <w:r>
+        <w:t xml:space="preserve">the campaign, and PCR-008 is the report in which the executed study will be described.</w:t>
       </w:r>
     </w:p>
     <w:tbl>
@@ -1497,13 +1614,13 @@
         <w:pStyle w:val="BodyText"/>
       </w:pPr>
       <w:r>
-        <w:t xml:space="preserve">The controlled procedures and the validated analytical methods that govern execution of</w:t>
-      </w:r>
-      <w:r>
-        <w:t xml:space="preserve"> </w:t>
-      </w:r>
-      <w:r>
-        <w:t xml:space="preserve">the study are listed in</w:t>
+        <w:t xml:space="preserve">The controlled procedures and the validated analytical methods this study depends on are</w:t>
+      </w:r>
+      <w:r>
+        <w:t xml:space="preserve"> </w:t>
+      </w:r>
+      <w:r>
+        <w:t xml:space="preserve">listed in</w:t>
       </w:r>
       <w:r>
         <w:t xml:space="preserve"> </w:t>
@@ -1517,13 +1634,7 @@
         </w:r>
       </w:hyperlink>
       <w:r>
-        <w:t xml:space="preserve">. Each of them is referenced again at the point in this</w:t>
-      </w:r>
-      <w:r>
-        <w:t xml:space="preserve"> </w:t>
-      </w:r>
-      <w:r>
-        <w:t xml:space="preserve">plan where it applies.</w:t>
+        <w:t xml:space="preserve">.</w:t>
       </w:r>
     </w:p>
     <w:tbl>
@@ -1550,7 +1661,7 @@
               <w:pStyle w:val="ImageCaption"/>
             </w:pPr>
             <w:r>
-              <w:t xml:space="preserve">Table 3: Controlled procedures and validated analytical methods for this step.</w:t>
+              <w:t xml:space="preserve">Table 3: Controlled procedures and validated analytical methods for the anion exchange characterization study.</w:t>
             </w:r>
           </w:p>
           <w:tbl>
@@ -2090,37 +2201,49 @@
         <w:pStyle w:val="FirstParagraph"/>
       </w:pPr>
       <w:r>
-        <w:t xml:space="preserve">Anion exchange chromatography is the final purification step in the A-Mab downstream</w:t>
-      </w:r>
-      <w:r>
-        <w:t xml:space="preserve"> </w:t>
-      </w:r>
-      <w:r>
-        <w:t xml:space="preserve">process, and it uses a strong anion exchange resin operated in flow-through mode. At the</w:t>
-      </w:r>
-      <w:r>
-        <w:t xml:space="preserve"> </w:t>
-      </w:r>
-      <w:r>
-        <w:t xml:space="preserve">load pH the antibody carries a net positive charge and passes through the column, while</w:t>
-      </w:r>
-      <w:r>
-        <w:t xml:space="preserve"> </w:t>
-      </w:r>
-      <w:r>
-        <w:t xml:space="preserve">acidic impurities and both model viruses bind to the resin. The flow-through pool is</w:t>
-      </w:r>
-      <w:r>
-        <w:t xml:space="preserve"> </w:t>
-      </w:r>
-      <w:r>
-        <w:t xml:space="preserve">collected from the start of the load to the end of the first wash (SOP-2011). The column</w:t>
-      </w:r>
-      <w:r>
-        <w:t xml:space="preserve"> </w:t>
-      </w:r>
-      <w:r>
-        <w:t xml:space="preserve">is then stripped, sanitized and stored under the resin life-cycle procedure (SOP-2008).</w:t>
+        <w:t xml:space="preserve">The anion exchange step is a flow-through polish. The column is packed with a strong</w:t>
+      </w:r>
+      <w:r>
+        <w:t xml:space="preserve"> </w:t>
+      </w:r>
+      <w:r>
+        <w:t xml:space="preserve">anion exchange resin and equilibrated at a pH that lies above the isoelectric point of the</w:t>
+      </w:r>
+      <w:r>
+        <w:t xml:space="preserve"> </w:t>
+      </w:r>
+      <w:r>
+        <w:t xml:space="preserve">acidic process impurities and below that of the antibody. Under those conditions A-Mab</w:t>
+      </w:r>
+      <w:r>
+        <w:t xml:space="preserve"> </w:t>
+      </w:r>
+      <w:r>
+        <w:t xml:space="preserve">carries a net positive charge and passes through the column. Host cell protein, DNA,</w:t>
+      </w:r>
+      <w:r>
+        <w:t xml:space="preserve"> </w:t>
+      </w:r>
+      <w:r>
+        <w:t xml:space="preserve">endotoxin and virus particles bind to the resin instead. Product is collected in the</w:t>
+      </w:r>
+      <w:r>
+        <w:t xml:space="preserve"> </w:t>
+      </w:r>
+      <w:r>
+        <w:t xml:space="preserve">flow-through and in the post-load wash, so the step purifies without a bind and elute</w:t>
+      </w:r>
+      <w:r>
+        <w:t xml:space="preserve"> </w:t>
+      </w:r>
+      <w:r>
+        <w:t xml:space="preserve">cycle, which is why its yield is high and why its capacity is set by the impurity burden</w:t>
+      </w:r>
+      <w:r>
+        <w:t xml:space="preserve"> </w:t>
+      </w:r>
+      <w:r>
+        <w:t xml:space="preserve">and not by the product.</w:t>
       </w:r>
     </w:p>
     <w:p>
@@ -2128,52 +2251,61 @@
         <w:pStyle w:val="BodyText"/>
       </w:pPr>
       <w:r>
-        <w:t xml:space="preserve">The step has an established platform history. Flow-through anion exchange has been used</w:t>
-      </w:r>
-      <w:r>
-        <w:t xml:space="preserve"> </w:t>
-      </w:r>
-      <w:r>
-        <w:t xml:space="preserve">at commercial scale for three licensed antibodies produced on the same humanized IgG1</w:t>
-      </w:r>
-      <w:r>
-        <w:t xml:space="preserve"> </w:t>
-      </w:r>
-      <w:r>
-        <w:t xml:space="preserve">platform (X-Mab, Y-Mab and Z-Mab) as well as for A-Mab clinical supply, and the mechanism</w:t>
-      </w:r>
-      <w:r>
-        <w:t xml:space="preserve"> </w:t>
-      </w:r>
-      <w:r>
-        <w:t xml:space="preserve">of impurity and virus removal is the same in each case</w:t>
-      </w:r>
-      <w:r>
-        <w:t xml:space="preserve"> </w:t>
-      </w:r>
-      <w:r>
-        <w:t xml:space="preserve">(CMC Biotech Working Group 2009)</w:t>
-      </w:r>
-      <w:r>
-        <w:t xml:space="preserve">. Prior knowledge</w:t>
-      </w:r>
-      <w:r>
-        <w:t xml:space="preserve"> </w:t>
-      </w:r>
-      <w:r>
-        <w:t xml:space="preserve">therefore sets the expected direction of every parameter effect, but it does not remove</w:t>
-      </w:r>
-      <w:r>
-        <w:t xml:space="preserve"> </w:t>
-      </w:r>
-      <w:r>
-        <w:t xml:space="preserve">the need for characterization, because the isoelectric point of A-Mab and the impurity</w:t>
-      </w:r>
-      <w:r>
-        <w:t xml:space="preserve"> </w:t>
-      </w:r>
-      <w:r>
-        <w:t xml:space="preserve">profile of its cation exchange pool both differ from those of the earlier products.</w:t>
+        <w:t xml:space="preserve">Load pH and conductivity govern the separation. Load pH sets the charge on the antibody</w:t>
+      </w:r>
+      <w:r>
+        <w:t xml:space="preserve"> </w:t>
+      </w:r>
+      <w:r>
+        <w:t xml:space="preserve">and on the impurities, and conductivity sets how strongly the buffer counter-ions compete</w:t>
+      </w:r>
+      <w:r>
+        <w:t xml:space="preserve"> </w:t>
+      </w:r>
+      <w:r>
+        <w:t xml:space="preserve">with those impurities for the resin surface. As load pH falls the antibody becomes more</w:t>
+      </w:r>
+      <w:r>
+        <w:t xml:space="preserve"> </w:t>
+      </w:r>
+      <w:r>
+        <w:t xml:space="preserve">positively charged and the acidic impurities less</w:t>
+      </w:r>
+      <w:r>
+        <w:t xml:space="preserve"> </w:t>
+      </w:r>
+      <w:r>
+        <w:t xml:space="preserve">negatively charged, so binding weakens and clearance falls. As conductivity rises the same</w:t>
+      </w:r>
+      <w:r>
+        <w:t xml:space="preserve"> </w:t>
+      </w:r>
+      <w:r>
+        <w:t xml:space="preserve">binding is screened and clearance falls again, and the equilibration and wash-1 buffer</w:t>
+      </w:r>
+      <w:r>
+        <w:t xml:space="preserve"> </w:t>
+      </w:r>
+      <w:r>
+        <w:t xml:space="preserve">acts on this equilibrium at the point where a weakly bound impurity is most likely to be</w:t>
+      </w:r>
+      <w:r>
+        <w:t xml:space="preserve"> </w:t>
+      </w:r>
+      <w:r>
+        <w:t xml:space="preserve">displaced into the pool, which is why its conductivity is treated as a parameter in its</w:t>
+      </w:r>
+      <w:r>
+        <w:t xml:space="preserve"> </w:t>
+      </w:r>
+      <w:r>
+        <w:t xml:space="preserve">own right. Protein load sets the mass challenge on the column, and at high load the</w:t>
+      </w:r>
+      <w:r>
+        <w:t xml:space="preserve"> </w:t>
+      </w:r>
+      <w:r>
+        <w:t xml:space="preserve">impurity burden approaches the binding capacity available to hold it.</w:t>
       </w:r>
     </w:p>
     <w:p>
@@ -2181,67 +2313,52 @@
         <w:pStyle w:val="BodyText"/>
       </w:pPr>
       <w:r>
-        <w:t xml:space="preserve">The mechanistic expectation for the study is set out here so that the results reported in</w:t>
-      </w:r>
-      <w:r>
-        <w:t xml:space="preserve"> </w:t>
-      </w:r>
-      <w:r>
-        <w:t xml:space="preserve">PCR-008 can confirm or refute it. Raising the load pH increases the net negative charge</w:t>
-      </w:r>
-      <w:r>
-        <w:t xml:space="preserve"> </w:t>
-      </w:r>
-      <w:r>
-        <w:t xml:space="preserve">carried by host cell protein, by DNA and by the capsid of both model viruses (MVM and</w:t>
-      </w:r>
-      <w:r>
-        <w:t xml:space="preserve"> </w:t>
-      </w:r>
-      <w:r>
-        <w:t xml:space="preserve">XMuLV). Binding to the resin strengthens as a result, and the clearance of all three</w:t>
-      </w:r>
-      <w:r>
-        <w:t xml:space="preserve"> </w:t>
-      </w:r>
-      <w:r>
-        <w:t xml:space="preserve">impurity classes improves. Raising conductivity shields those same charges and weakens</w:t>
-      </w:r>
-      <w:r>
-        <w:t xml:space="preserve"> </w:t>
-      </w:r>
-      <w:r>
-        <w:t xml:space="preserve">binding, so clearance falls. The</w:t>
-      </w:r>
-      <w:r>
-        <w:t xml:space="preserve"> </w:t>
-      </w:r>
-      <w:r>
-        <w:t xml:space="preserve">conductivity of the equilibration and wash-1 buffer governs the ionic environment in</w:t>
-      </w:r>
-      <w:r>
-        <w:t xml:space="preserve"> </w:t>
-      </w:r>
-      <w:r>
-        <w:t xml:space="preserve">which weakly bound impurities are displaced during the wash. The conductivity of the load</w:t>
-      </w:r>
-      <w:r>
-        <w:t xml:space="preserve"> </w:t>
-      </w:r>
-      <w:r>
-        <w:t xml:space="preserve">governs the ionic environment during impurity capture itself. Protein load sets</w:t>
-      </w:r>
-      <w:r>
-        <w:t xml:space="preserve"> </w:t>
-      </w:r>
-      <w:r>
-        <w:t xml:space="preserve">the impurity mass challenge presented to a fixed volume of resin, and it determines how</w:t>
-      </w:r>
-      <w:r>
-        <w:t xml:space="preserve"> </w:t>
-      </w:r>
-      <w:r>
-        <w:t xml:space="preserve">closely the column approaches breakthrough.</w:t>
+        <w:t xml:space="preserve">The platform is well established. A flow-through anion exchange polish of this design has</w:t>
+      </w:r>
+      <w:r>
+        <w:t xml:space="preserve"> </w:t>
+      </w:r>
+      <w:r>
+        <w:t xml:space="preserve">been used to manufacture three prior products (X-Mab, Y-Mab and Z-Mab), and</w:t>
+      </w:r>
+      <w:r>
+        <w:t xml:space="preserve"> </w:t>
+      </w:r>
+      <w:r>
+        <w:t xml:space="preserve">the mechanism of impurity and virus removal is the same for A-Mab as it is for those</w:t>
+      </w:r>
+      <w:r>
+        <w:t xml:space="preserve"> </w:t>
+      </w:r>
+      <w:r>
+        <w:t xml:space="preserve">products</w:t>
+      </w:r>
+      <w:r>
+        <w:t xml:space="preserve"> </w:t>
+      </w:r>
+      <w:r>
+        <w:t xml:space="preserve">(CMC Biotech Working Group 2009)</w:t>
+      </w:r>
+      <w:r>
+        <w:t xml:space="preserve">. Prior knowledge therefore sets the expectations that this study will</w:t>
+      </w:r>
+      <w:r>
+        <w:t xml:space="preserve"> </w:t>
+      </w:r>
+      <w:r>
+        <w:t xml:space="preserve">confirm or refute, but it does not by itself define an operating region, because the</w:t>
+      </w:r>
+      <w:r>
+        <w:t xml:space="preserve"> </w:t>
+      </w:r>
+      <w:r>
+        <w:t xml:space="preserve">ranges, the interactions and the position of the acceptance limits are specific to this</w:t>
+      </w:r>
+      <w:r>
+        <w:t xml:space="preserve"> </w:t>
+      </w:r>
+      <w:r>
+        <w:t xml:space="preserve">product and this load material.</w:t>
       </w:r>
     </w:p>
     <w:p>
@@ -2249,29 +2366,41 @@
         <w:pStyle w:val="BodyText"/>
       </w:pPr>
       <w:r>
-        <w:t xml:space="preserve">Two things are not claimed for this step. Anion exchange operated under platform</w:t>
-      </w:r>
-      <w:r>
-        <w:t xml:space="preserve"> </w:t>
-      </w:r>
-      <w:r>
-        <w:t xml:space="preserve">conditions does not modify the glycan or the charge variant distribution of the antibody,</w:t>
-      </w:r>
-      <w:r>
-        <w:t xml:space="preserve"> </w:t>
-      </w:r>
-      <w:r>
-        <w:t xml:space="preserve">both of which are formed in the production bioreactor and reported in PCR-003. The step</w:t>
-      </w:r>
-      <w:r>
-        <w:t xml:space="preserve"> </w:t>
-      </w:r>
-      <w:r>
-        <w:t xml:space="preserve">is also not claimed to deliver the viral safety of the drug substance on its own.</w:t>
+        <w:t xml:space="preserve">The mechanistic expectation is specific enough to be tested. Clearance of both model</w:t>
+      </w:r>
+      <w:r>
+        <w:t xml:space="preserve"> </w:t>
+      </w:r>
+      <w:r>
+        <w:t xml:space="preserve">viruses should fall as load pH falls and as load conductivity rises, and the two factors</w:t>
+      </w:r>
+      <w:r>
+        <w:t xml:space="preserve"> </w:t>
+      </w:r>
+      <w:r>
+        <w:t xml:space="preserve">should interact, because both act on the same electrostatic equilibrium. Pool host cell</w:t>
+      </w:r>
+      <w:r>
+        <w:t xml:space="preserve"> </w:t>
+      </w:r>
+      <w:r>
+        <w:t xml:space="preserve">protein should rise with protein load, with equilibration and wash-1 conductivity, and as</w:t>
+      </w:r>
+      <w:r>
+        <w:t xml:space="preserve"> </w:t>
+      </w:r>
+      <w:r>
+        <w:t xml:space="preserve">load pH falls. Step yield should be high and largely insensitive across the ranges</w:t>
+      </w:r>
+      <w:r>
+        <w:t xml:space="preserve"> </w:t>
+      </w:r>
+      <w:r>
+        <w:t xml:space="preserve">studied, since the product does not bind to the resin.</w:t>
       </w:r>
     </w:p>
     <w:bookmarkEnd w:id="17"/>
-    <w:bookmarkStart w:id="20" w:name="quality-attributes-in-scope"/>
+    <w:bookmarkStart w:id="19" w:name="quality-attributes-in-scope"/>
     <w:p>
       <w:pPr>
         <w:pStyle w:val="Heading2"/>
@@ -2285,12 +2414,12 @@
         <w:pStyle w:val="FirstParagraph"/>
       </w:pPr>
       <w:r>
-        <w:t xml:space="preserve">This step sets one quality attribute, and its acceptance criterion is given in</w:t>
-      </w:r>
-      <w:r>
-        <w:t xml:space="preserve"> </w:t>
-      </w:r>
-      <w:hyperlink w:anchor="tbl-cqa-set">
+        <w:t xml:space="preserve">The quality attributes this step governs are listed in</w:t>
+      </w:r>
+      <w:r>
+        <w:t xml:space="preserve"> </w:t>
+      </w:r>
+      <w:hyperlink w:anchor="tbl-cqa">
         <w:r>
           <w:rPr>
             <w:rStyle w:val="Hyperlink"/>
@@ -2299,49 +2428,13 @@
         </w:r>
       </w:hyperlink>
       <w:r>
-        <w:t xml:space="preserve">. Cumulative parvovirus clearance is of very high criticality under Tool #1</w:t>
-      </w:r>
-      <w:r>
-        <w:t xml:space="preserve"> </w:t>
-      </w:r>
-      <w:r>
-        <w:t xml:space="preserve">of the A-Mab framework, which scores the impact of an attribute against the uncertainty</w:t>
-      </w:r>
-      <w:r>
-        <w:t xml:space="preserve"> </w:t>
-      </w:r>
-      <w:r>
-        <w:t xml:space="preserve">in that impact</w:t>
-      </w:r>
-      <w:r>
-        <w:t xml:space="preserve"> </w:t>
-      </w:r>
-      <w:r>
-        <w:t xml:space="preserve">(CMC Biotech Working Group 2009)</w:t>
-      </w:r>
-      <w:r>
-        <w:t xml:space="preserve">. Criticality is treated as a continuum and not as a binary</w:t>
-      </w:r>
-      <w:r>
-        <w:t xml:space="preserve"> </w:t>
-      </w:r>
-      <w:r>
-        <w:t xml:space="preserve">label (ICH Q9), and the attributes of high or very high criticality are those called</w:t>
-      </w:r>
-      <w:r>
-        <w:t xml:space="preserve"> </w:t>
-      </w:r>
-      <w:r>
-        <w:t xml:space="preserve">critical</w:t>
-      </w:r>
-      <w:r>
-        <w:t xml:space="preserve"> </w:t>
-      </w:r>
-      <w:r>
-        <w:t xml:space="preserve">(International Council for Harmonisation 2023b)</w:t>
-      </w:r>
-      <w:r>
-        <w:t xml:space="preserve">.</w:t>
+        <w:t xml:space="preserve">, and the two viral safety</w:t>
+      </w:r>
+      <w:r>
+        <w:t xml:space="preserve"> </w:t>
+      </w:r>
+      <w:r>
+        <w:t xml:space="preserve">attributes carry the highest criticality in that set.</w:t>
       </w:r>
     </w:p>
     <w:tbl>
@@ -2357,7 +2450,7 @@
       <w:tr>
         <w:tc>
           <w:tcPr/>
-          <w:bookmarkStart w:id="18" w:name="tbl-cqa-set"/>
+          <w:bookmarkStart w:id="18" w:name="tbl-cqa"/>
           <w:p>
             <w:pPr>
               <w:jc w:val="center"/>
@@ -2368,240 +2461,7 @@
               <w:pStyle w:val="ImageCaption"/>
             </w:pPr>
             <w:r>
-              <w:t xml:space="preserve">Table 4: Quality attribute set by this step, with its acceptance criterion.</w:t>
-            </w:r>
-          </w:p>
-          <w:tbl>
-            <w:tblPr>
-              <w:tblStyle w:val="Table"/>
-              <w:tblW w:type="pct" w:w="5000"/>
-              <w:tblLayout w:type="fixed"/>
-              <w:tblLook w:firstRow="1" w:lastRow="0" w:firstColumn="0" w:lastColumn="0" w:noHBand="0" w:noVBand="0" w:val="0020"/>
-            </w:tblPr>
-            <w:tblGrid>
-              <w:gridCol w:w="2768"/>
-              <w:gridCol w:w="1076"/>
-              <w:gridCol w:w="2076"/>
-              <w:gridCol w:w="1153"/>
-              <w:gridCol w:w="845"/>
-            </w:tblGrid>
-            <w:tr>
-              <w:trPr>
-                <w:tblHeader w:val="on"/>
-              </w:trPr>
-              <w:tc>
-                <w:tcPr/>
-                <w:p>
-                  <w:pPr>
-                    <w:pStyle w:val="Compact"/>
-                    <w:jc w:val="left"/>
-                    <w:jc w:val="center"/>
-                  </w:pPr>
-                  <w:r>
-                    <w:t xml:space="preserve">CQA</w:t>
-                  </w:r>
-                </w:p>
-              </w:tc>
-              <w:tc>
-                <w:tcPr/>
-                <w:p>
-                  <w:pPr>
-                    <w:pStyle w:val="Compact"/>
-                    <w:jc w:val="left"/>
-                    <w:jc w:val="center"/>
-                  </w:pPr>
-                  <w:r>
-                    <w:t xml:space="preserve">Category</w:t>
-                  </w:r>
-                </w:p>
-              </w:tc>
-              <w:tc>
-                <w:tcPr/>
-                <w:p>
-                  <w:pPr>
-                    <w:pStyle w:val="Compact"/>
-                    <w:jc w:val="left"/>
-                    <w:jc w:val="center"/>
-                  </w:pPr>
-                  <w:r>
-                    <w:t xml:space="preserve">Acceptance</w:t>
-                  </w:r>
-                </w:p>
-              </w:tc>
-              <w:tc>
-                <w:tcPr/>
-                <w:p>
-                  <w:pPr>
-                    <w:pStyle w:val="Compact"/>
-                    <w:jc w:val="left"/>
-                    <w:jc w:val="center"/>
-                  </w:pPr>
-                  <w:r>
-                    <w:t xml:space="preserve">Criticality</w:t>
-                  </w:r>
-                </w:p>
-              </w:tc>
-              <w:tc>
-                <w:tcPr/>
-                <w:p>
-                  <w:pPr>
-                    <w:pStyle w:val="Compact"/>
-                    <w:jc w:val="right"/>
-                    <w:jc w:val="center"/>
-                  </w:pPr>
-                  <w:r>
-                    <w:t xml:space="preserve">Tool #1</w:t>
-                  </w:r>
-                </w:p>
-              </w:tc>
-            </w:tr>
-            <w:tr>
-              <w:tc>
-                <w:tcPr/>
-                <w:p>
-                  <w:pPr>
-                    <w:pStyle w:val="Compact"/>
-                    <w:jc w:val="left"/>
-                    <w:jc w:val="center"/>
-                  </w:pPr>
-                  <w:r>
-                    <w:t xml:space="preserve">Viral clearance — MVM (parvovirus)</w:t>
-                  </w:r>
-                </w:p>
-              </w:tc>
-              <w:tc>
-                <w:tcPr/>
-                <w:p>
-                  <w:pPr>
-                    <w:pStyle w:val="Compact"/>
-                    <w:jc w:val="left"/>
-                    <w:jc w:val="center"/>
-                  </w:pPr>
-                  <w:r>
-                    <w:t xml:space="preserve">viral safety</w:t>
-                  </w:r>
-                </w:p>
-              </w:tc>
-              <w:tc>
-                <w:tcPr/>
-                <w:p>
-                  <w:pPr>
-                    <w:pStyle w:val="Compact"/>
-                    <w:jc w:val="left"/>
-                    <w:jc w:val="center"/>
-                  </w:pPr>
-                  <w:r>
-                    <w:t xml:space="preserve">8.6–20 log10 (cumulative)</w:t>
-                  </w:r>
-                </w:p>
-              </w:tc>
-              <w:tc>
-                <w:tcPr/>
-                <w:p>
-                  <w:pPr>
-                    <w:pStyle w:val="Compact"/>
-                    <w:jc w:val="left"/>
-                    <w:jc w:val="center"/>
-                  </w:pPr>
-                  <w:r>
-                    <w:t xml:space="preserve">VH</w:t>
-                  </w:r>
-                </w:p>
-              </w:tc>
-              <w:tc>
-                <w:tcPr/>
-                <w:p>
-                  <w:pPr>
-                    <w:pStyle w:val="Compact"/>
-                    <w:jc w:val="right"/>
-                    <w:jc w:val="center"/>
-                  </w:pPr>
-                  <w:r>
-                    <w:t xml:space="preserve">20</w:t>
-                  </w:r>
-                </w:p>
-              </w:tc>
-            </w:tr>
-          </w:tbl>
-          <w:bookmarkEnd w:id="18"/>
-          <w:p/>
-        </w:tc>
-      </w:tr>
-    </w:tbl>
-    <w:p>
-      <w:pPr>
-        <w:pStyle w:val="BodyText"/>
-      </w:pPr>
-      <w:r>
-        <w:t xml:space="preserve">The step also governs several attributes that are formed or set elsewhere</w:t>
-      </w:r>
-      <w:r>
-        <w:t xml:space="preserve"> </w:t>
-      </w:r>
-      <w:r>
-        <w:t xml:space="preserve">(</w:t>
-      </w:r>
-      <w:hyperlink w:anchor="tbl-cqa-clear">
-        <w:r>
-          <w:rPr>
-            <w:rStyle w:val="Hyperlink"/>
-          </w:rPr>
-          <w:t xml:space="preserve">Table 5</w:t>
-        </w:r>
-      </w:hyperlink>
-      <w:r>
-        <w:t xml:space="preserve">). Retrovirus clearance is set at the low-pH viral inactivation step and is</w:t>
-      </w:r>
-      <w:r>
-        <w:t xml:space="preserve"> </w:t>
-      </w:r>
-      <w:r>
-        <w:t xml:space="preserve">reported in PCR-006. Host cell protein, residual DNA and leached Protein A are formed</w:t>
-      </w:r>
-      <w:r>
-        <w:t xml:space="preserve"> </w:t>
-      </w:r>
-      <w:r>
-        <w:t xml:space="preserve">upstream and are reduced by more than one purification step in the train. This plan measures the</w:t>
-      </w:r>
-      <w:r>
-        <w:t xml:space="preserve"> </w:t>
-      </w:r>
-      <w:r>
-        <w:t xml:space="preserve">contribution that anion exchange makes to each of them, and it claims nothing beyond that</w:t>
-      </w:r>
-      <w:r>
-        <w:t xml:space="preserve"> </w:t>
-      </w:r>
-      <w:r>
-        <w:t xml:space="preserve">contribution.</w:t>
-      </w:r>
-    </w:p>
-    <w:tbl>
-      <w:tblPr>
-        <w:tblStyle w:val="Table"/>
-        <w:tblW w:type="pct" w:w="5000"/>
-        <w:tblLayout w:type="fixed"/>
-        <w:tblLook w:firstRow="0" w:lastRow="0" w:firstColumn="0" w:lastColumn="0" w:noHBand="0" w:noVBand="0" w:val="0000"/>
-      </w:tblPr>
-      <w:tblGrid>
-        <w:gridCol w:w="7920"/>
-      </w:tblGrid>
-      <w:tr>
-        <w:tc>
-          <w:tcPr/>
-          <w:bookmarkStart w:id="19" w:name="tbl-cqa-clear"/>
-          <w:p>
-            <w:pPr>
-              <w:jc w:val="center"/>
-            </w:pPr>
-            <w:pPr>
-              <w:jc w:val="left"/>
-              <w:spacing w:before="200"/>
-              <w:pStyle w:val="ImageCaption"/>
-            </w:pPr>
-            <w:r>
-              <w:t xml:space="preserve">Table 5: Quality attributes governed or cleared by this step.</w:t>
+              <w:t xml:space="preserve">Table 4: Quality attributes governed by the anion exchange step, with acceptance criteria and criticality from the drug substance register.</w:t>
             </w:r>
           </w:p>
           <w:tbl>
@@ -2899,7 +2759,7 @@
                     <w:jc w:val="center"/>
                   </w:pPr>
                   <w:r>
-                    <w:t xml:space="preserve">Residual DNA</w:t>
+                    <w:t xml:space="preserve">Leached Protein A</w:t>
                   </w:r>
                 </w:p>
               </w:tc>
@@ -2925,33 +2785,33 @@
                     <w:jc w:val="center"/>
                   </w:pPr>
                   <w:r>
-                    <w:t xml:space="preserve">0–0.001 ng/dose</w:t>
-                  </w:r>
-                </w:p>
-              </w:tc>
-              <w:tc>
-                <w:tcPr/>
-                <w:p>
-                  <w:pPr>
-                    <w:pStyle w:val="Compact"/>
-                    <w:jc w:val="left"/>
-                    <w:jc w:val="center"/>
-                  </w:pPr>
-                  <w:r>
-                    <w:t xml:space="preserve">VL</w:t>
-                  </w:r>
-                </w:p>
-              </w:tc>
-              <w:tc>
-                <w:tcPr/>
-                <w:p>
-                  <w:pPr>
-                    <w:pStyle w:val="Compact"/>
-                    <w:jc w:val="right"/>
-                    <w:jc w:val="center"/>
-                  </w:pPr>
-                  <w:r>
-                    <w:t xml:space="preserve">6</w:t>
+                    <w:t xml:space="preserve">0–5 ppm</w:t>
+                  </w:r>
+                </w:p>
+              </w:tc>
+              <w:tc>
+                <w:tcPr/>
+                <w:p>
+                  <w:pPr>
+                    <w:pStyle w:val="Compact"/>
+                    <w:jc w:val="left"/>
+                    <w:jc w:val="center"/>
+                  </w:pPr>
+                  <w:r>
+                    <w:t xml:space="preserve">L-M</w:t>
+                  </w:r>
+                </w:p>
+              </w:tc>
+              <w:tc>
+                <w:tcPr/>
+                <w:p>
+                  <w:pPr>
+                    <w:pStyle w:val="Compact"/>
+                    <w:jc w:val="right"/>
+                    <w:jc w:val="center"/>
+                  </w:pPr>
+                  <w:r>
+                    <w:t xml:space="preserve">16</w:t>
                   </w:r>
                 </w:p>
               </w:tc>
@@ -2966,7 +2826,7 @@
                     <w:jc w:val="center"/>
                   </w:pPr>
                   <w:r>
-                    <w:t xml:space="preserve">Leached Protein A</w:t>
+                    <w:t xml:space="preserve">Residual DNA</w:t>
                   </w:r>
                 </w:p>
               </w:tc>
@@ -2992,847 +2852,287 @@
                     <w:jc w:val="center"/>
                   </w:pPr>
                   <w:r>
-                    <w:t xml:space="preserve">0–5 ppm</w:t>
-                  </w:r>
-                </w:p>
-              </w:tc>
-              <w:tc>
-                <w:tcPr/>
-                <w:p>
-                  <w:pPr>
-                    <w:pStyle w:val="Compact"/>
-                    <w:jc w:val="left"/>
-                    <w:jc w:val="center"/>
-                  </w:pPr>
-                  <w:r>
-                    <w:t xml:space="preserve">L-M</w:t>
-                  </w:r>
-                </w:p>
-              </w:tc>
-              <w:tc>
-                <w:tcPr/>
-                <w:p>
-                  <w:pPr>
-                    <w:pStyle w:val="Compact"/>
-                    <w:jc w:val="right"/>
-                    <w:jc w:val="center"/>
-                  </w:pPr>
-                  <w:r>
-                    <w:t xml:space="preserve">16</w:t>
+                    <w:t xml:space="preserve">0–0.001 ng/dose</w:t>
+                  </w:r>
+                </w:p>
+              </w:tc>
+              <w:tc>
+                <w:tcPr/>
+                <w:p>
+                  <w:pPr>
+                    <w:pStyle w:val="Compact"/>
+                    <w:jc w:val="left"/>
+                    <w:jc w:val="center"/>
+                  </w:pPr>
+                  <w:r>
+                    <w:t xml:space="preserve">VL</w:t>
+                  </w:r>
+                </w:p>
+              </w:tc>
+              <w:tc>
+                <w:tcPr/>
+                <w:p>
+                  <w:pPr>
+                    <w:pStyle w:val="Compact"/>
+                    <w:jc w:val="right"/>
+                    <w:jc w:val="center"/>
+                  </w:pPr>
+                  <w:r>
+                    <w:t xml:space="preserve">6</w:t>
                   </w:r>
                 </w:p>
               </w:tc>
             </w:tr>
           </w:tbl>
-          <w:bookmarkEnd w:id="19"/>
+          <w:bookmarkEnd w:id="18"/>
           <w:p/>
         </w:tc>
       </w:tr>
     </w:tbl>
-    <w:bookmarkEnd w:id="20"/>
-    <w:bookmarkStart w:id="21" w:name="risk-based-prioritization-of-parameters"/>
     <w:p>
       <w:pPr>
-        <w:pStyle w:val="Heading2"/>
-      </w:pPr>
-      <w:r>
-        <w:t xml:space="preserve">4.3 Risk-based prioritization of parameters</w:t>
+        <w:pStyle w:val="BodyText"/>
+      </w:pPr>
+      <w:r>
+        <w:t xml:space="preserve">The cumulative clearance of MVM is assigned to this step in the drug substance CQA</w:t>
+      </w:r>
+      <w:r>
+        <w:t xml:space="preserve"> </w:t>
+      </w:r>
+      <w:r>
+        <w:t xml:space="preserve">register. MVM is a non-enveloped parvovirus, so it is not inactivated by the low-pH hold</w:t>
+      </w:r>
+      <w:r>
+        <w:t xml:space="preserve"> </w:t>
+      </w:r>
+      <w:r>
+        <w:t xml:space="preserve">at Step 6, and the claim rests on the anion exchange step and the small virus retentive</w:t>
+      </w:r>
+      <w:r>
+        <w:t xml:space="preserve"> </w:t>
+      </w:r>
+      <w:r>
+        <w:t xml:space="preserve">filter together. Those two steps remove virus by different mechanisms, which is what makes their</w:t>
+      </w:r>
+      <w:r>
+        <w:t xml:space="preserve"> </w:t>
+      </w:r>
+      <w:r>
+        <w:t xml:space="preserve">contributions additive under ICH Q5A(R2)</w:t>
+      </w:r>
+      <w:r>
+        <w:t xml:space="preserve"> </w:t>
+      </w:r>
+      <w:r>
+        <w:t xml:space="preserve">(International Council for Harmonisation 2023a)</w:t>
+      </w:r>
+      <w:r>
+        <w:t xml:space="preserve">. The step is credited with XMuLV</w:t>
+      </w:r>
+      <w:r>
+        <w:t xml:space="preserve"> </w:t>
+      </w:r>
+      <w:r>
+        <w:t xml:space="preserve">clearance as well, and there the low-pH hold (PCP-006) carries the larger share while the</w:t>
+      </w:r>
+      <w:r>
+        <w:t xml:space="preserve"> </w:t>
+      </w:r>
+      <w:r>
+        <w:t xml:space="preserve">filtration step (PCP-009) carries a further increment.</w:t>
       </w:r>
     </w:p>
     <w:p>
       <w:pPr>
-        <w:pStyle w:val="FirstParagraph"/>
-      </w:pPr>
-      <w:r>
-        <w:t xml:space="preserve">The scope of this study was set by the pre-characterization risk assessment (RA-001),</w:t>
-      </w:r>
-      <w:r>
-        <w:t xml:space="preserve"> </w:t>
-      </w:r>
-      <w:r>
-        <w:t xml:space="preserve">which ranked every anion exchange parameter on two scales: the potential impact of the</w:t>
-      </w:r>
-      <w:r>
-        <w:t xml:space="preserve"> </w:t>
-      </w:r>
-      <w:r>
-        <w:t xml:space="preserve">parameter on a critical quality attribute, and its potential to interact with other</w:t>
-      </w:r>
-      <w:r>
-        <w:t xml:space="preserve"> </w:t>
-      </w:r>
-      <w:r>
-        <w:t xml:space="preserve">parameters. Where no data or rationale were available to make an assessment, the</w:t>
-      </w:r>
-      <w:r>
-        <w:t xml:space="preserve"> </w:t>
-      </w:r>
-      <w:r>
-        <w:t xml:space="preserve">parameter was ranked at the highest level.</w:t>
-      </w:r>
-    </w:p>
-    <w:p>
-      <w:pPr>
         <w:pStyle w:val="BodyText"/>
       </w:pPr>
       <w:r>
-        <w:t xml:space="preserve">The ranking placed the parameters into three groups. Parameters with a high combined</w:t>
-      </w:r>
-      <w:r>
-        <w:t xml:space="preserve"> </w:t>
-      </w:r>
-      <w:r>
-        <w:t xml:space="preserve">score go to the multivariate design, parameters with a moderate score are assessed one at</w:t>
-      </w:r>
-      <w:r>
-        <w:t xml:space="preserve"> </w:t>
-      </w:r>
-      <w:r>
-        <w:t xml:space="preserve">a time, and parameters with a low score are held at platform conditions and are not</w:t>
-      </w:r>
-      <w:r>
-        <w:t xml:space="preserve"> </w:t>
-      </w:r>
-      <w:r>
-        <w:t xml:space="preserve">studied further, because prior knowledge already bounds them. The resulting scope is</w:t>
-      </w:r>
-      <w:r>
-        <w:t xml:space="preserve"> </w:t>
-      </w:r>
-      <w:r>
-        <w:t xml:space="preserve">4 parameters in the multivariate design and 1</w:t>
-      </w:r>
-      <w:r>
-        <w:t xml:space="preserve"> </w:t>
-      </w:r>
-      <w:r>
-        <w:t xml:space="preserve">in the univariate assessment, out of 5 parameters in total</w:t>
-      </w:r>
-      <w:r>
-        <w:t xml:space="preserve"> </w:t>
-      </w:r>
-      <w:r>
-        <w:t xml:space="preserve">(</w:t>
-      </w:r>
-      <w:hyperlink w:anchor="tbl-params">
+        <w:t xml:space="preserve">Host cell protein is the impurity attribute that drives the design of this study, and its</w:t>
+      </w:r>
+      <w:r>
+        <w:t xml:space="preserve"> </w:t>
+      </w:r>
+      <w:r>
+        <w:t xml:space="preserve">criticality is moderate to high (</w:t>
+      </w:r>
+      <w:hyperlink w:anchor="tbl-cqa">
         <w:r>
           <w:rPr>
             <w:rStyle w:val="Hyperlink"/>
           </w:rPr>
-          <w:t xml:space="preserve">Table 6</w:t>
+          <w:t xml:space="preserve">Table 4</w:t>
         </w:r>
       </w:hyperlink>
       <w:r>
-        <w:t xml:space="preserve">).</w:t>
-      </w:r>
-    </w:p>
-    <w:p>
-      <w:pPr>
-        <w:pStyle w:val="BodyText"/>
-      </w:pPr>
-      <w:r>
-        <w:t xml:space="preserve">The characterization ranges are wider than the normal operating ranges in every case. A</w:t>
-      </w:r>
-      <w:r>
-        <w:t xml:space="preserve"> </w:t>
-      </w:r>
-      <w:r>
-        <w:t xml:space="preserve">wider range resolves a real effect against analytical variability, and it supports later</w:t>
-      </w:r>
-      <w:r>
-        <w:t xml:space="preserve"> </w:t>
-      </w:r>
-      <w:r>
-        <w:t xml:space="preserve">movement within the design space</w:t>
-      </w:r>
-      <w:r>
-        <w:t xml:space="preserve"> </w:t>
-      </w:r>
-      <w:r>
-        <w:t xml:space="preserve">(International Council for Harmonisation 2009)</w:t>
-      </w:r>
-      <w:r>
-        <w:t xml:space="preserve">. The widening is bounded by what</w:t>
-      </w:r>
-      <w:r>
-        <w:t xml:space="preserve"> </w:t>
-      </w:r>
-      <w:r>
-        <w:t xml:space="preserve">the step can physically deliver. Load pH is bounded above by the point at which the</w:t>
-      </w:r>
-      <w:r>
-        <w:t xml:space="preserve"> </w:t>
-      </w:r>
-      <w:r>
-        <w:t xml:space="preserve">antibody itself begins to bind the resin and below by the buffering capacity of the load,</w:t>
-      </w:r>
-      <w:r>
-        <w:t xml:space="preserve"> </w:t>
-      </w:r>
-      <w:r>
-        <w:t xml:space="preserve">while protein load is bounded above by the dynamic capacity of the resin for the</w:t>
-      </w:r>
-      <w:r>
-        <w:t xml:space="preserve"> </w:t>
-      </w:r>
-      <w:r>
-        <w:t xml:space="preserve">impurities it must retain.</w:t>
-      </w:r>
-    </w:p>
-    <w:bookmarkEnd w:id="21"/>
-    <w:bookmarkEnd w:id="22"/>
-    <w:bookmarkStart w:id="28" w:name="materials-and-methods"/>
-    <w:p>
-      <w:pPr>
-        <w:pStyle w:val="Heading1"/>
-      </w:pPr>
-      <w:r>
-        <w:t xml:space="preserve">5. Materials and methods</w:t>
-      </w:r>
-    </w:p>
-    <w:bookmarkStart w:id="23" w:name="scale-down-model-and-its-qualification"/>
-    <w:p>
-      <w:pPr>
-        <w:pStyle w:val="Heading2"/>
-      </w:pPr>
-      <w:r>
-        <w:t xml:space="preserve">5.1 Scale-down model and its qualification</w:t>
-      </w:r>
-    </w:p>
-    <w:p>
-      <w:pPr>
-        <w:pStyle w:val="FirstParagraph"/>
-      </w:pPr>
-      <w:r>
-        <w:t xml:space="preserve">The study will be run on a laboratory scale-down model (SDM) of the commercial anion</w:t>
-      </w:r>
-      <w:r>
-        <w:t xml:space="preserve"> </w:t>
-      </w:r>
-      <w:r>
-        <w:t xml:space="preserve">exchange column, designed on established principles of chromatography scaling. The model</w:t>
-      </w:r>
-      <w:r>
-        <w:t xml:space="preserve"> </w:t>
-      </w:r>
-      <w:r>
-        <w:t xml:space="preserve">will hold bed height, linear velocity, residence time, protein load per litre of resin and</w:t>
-      </w:r>
-      <w:r>
-        <w:t xml:space="preserve"> </w:t>
-      </w:r>
-      <w:r>
-        <w:t xml:space="preserve">every buffer volume in column volumes at the commercial equivalent, and column efficiency</w:t>
-      </w:r>
-      <w:r>
-        <w:t xml:space="preserve"> </w:t>
-      </w:r>
-      <w:r>
-        <w:t xml:space="preserve">will be verified by plate count and peak asymmetry before each campaign. Qualification</w:t>
-      </w:r>
-      <w:r>
-        <w:t xml:space="preserve"> </w:t>
-      </w:r>
-      <w:r>
-        <w:t xml:space="preserve">will follow SOP-1001.</w:t>
-      </w:r>
-    </w:p>
-    <w:p>
-      <w:pPr>
-        <w:pStyle w:val="BodyText"/>
-      </w:pPr>
-      <w:r>
-        <w:t xml:space="preserve">Qualification will compare the model against at-scale data from A-Mab clinical</w:t>
-      </w:r>
-      <w:r>
-        <w:t xml:space="preserve"> </w:t>
-      </w:r>
-      <w:r>
-        <w:t xml:space="preserve">manufacture, using the input and output attributes of the step (pool HCP, residual DNA,</w:t>
-      </w:r>
-      <w:r>
-        <w:t xml:space="preserve"> </w:t>
-      </w:r>
-      <w:r>
-        <w:t xml:space="preserve">leached Protein A and step yield). The model will be accepted for use in characterization</w:t>
-      </w:r>
-      <w:r>
-        <w:t xml:space="preserve"> </w:t>
-      </w:r>
-      <w:r>
-        <w:t xml:space="preserve">when no statistically significant difference between scales is found for any of those</w:t>
-      </w:r>
-      <w:r>
-        <w:t xml:space="preserve"> </w:t>
-      </w:r>
-      <w:r>
-        <w:t xml:space="preserve">attributes. The qualification record will be filed with the study data and summarized in</w:t>
-      </w:r>
-      <w:r>
-        <w:t xml:space="preserve"> </w:t>
-      </w:r>
-      <w:r>
-        <w:t xml:space="preserve">PCR-008.</w:t>
-      </w:r>
-    </w:p>
-    <w:p>
-      <w:pPr>
-        <w:pStyle w:val="BodyText"/>
-      </w:pPr>
-      <w:r>
-        <w:t xml:space="preserve">Viral clearance will be studied in a separate small-scale spiking model held in the</w:t>
-      </w:r>
-      <w:r>
-        <w:t xml:space="preserve"> </w:t>
-      </w:r>
-      <w:r>
-        <w:t xml:space="preserve">containment laboratory, as required by ICH Q5A</w:t>
-      </w:r>
-      <w:r>
-        <w:t xml:space="preserve"> </w:t>
-      </w:r>
-      <w:r>
-        <w:t xml:space="preserve">(International Council for Harmonisation 2023a)</w:t>
-      </w:r>
-      <w:r>
-        <w:t xml:space="preserve">. The spiking model will use the</w:t>
-      </w:r>
-      <w:r>
-        <w:t xml:space="preserve"> </w:t>
-      </w:r>
-      <w:r>
-        <w:t xml:space="preserve">same column geometry, the same buffers and the same residence time as the non-spiked</w:t>
-      </w:r>
-      <w:r>
-        <w:t xml:space="preserve"> </w:t>
-      </w:r>
-      <w:r>
-        <w:t xml:space="preserve">model, and spiked material will not be returned to the process. The spike will be added to</w:t>
-      </w:r>
-      <w:r>
-        <w:t xml:space="preserve"> </w:t>
-      </w:r>
-      <w:r>
-        <w:t xml:space="preserve">the load and the load will then be filtered before application, so that spike-derived</w:t>
-      </w:r>
-      <w:r>
-        <w:t xml:space="preserve"> </w:t>
-      </w:r>
-      <w:r>
-        <w:t xml:space="preserve">particulates do not alter the behaviour of the column. Virus titre will be measured in the</w:t>
-      </w:r>
-      <w:r>
-        <w:t xml:space="preserve"> </w:t>
-      </w:r>
-      <w:r>
-        <w:t xml:space="preserve">load and in the flow-through pool. The detection limit of each infectivity assay, together</w:t>
-      </w:r>
-      <w:r>
-        <w:t xml:space="preserve"> </w:t>
-      </w:r>
-      <w:r>
-        <w:t xml:space="preserve">with any cytotoxic or interfering effect of the matrix, will be established before the</w:t>
-      </w:r>
-      <w:r>
-        <w:t xml:space="preserve"> </w:t>
-      </w:r>
-      <w:r>
-        <w:t xml:space="preserve">study begins and reported in PCR-008.</w:t>
-      </w:r>
-    </w:p>
-    <w:p>
-      <w:pPr>
-        <w:pStyle w:val="BodyText"/>
-      </w:pPr>
-      <w:r>
-        <w:t xml:space="preserve">The centre point replicates carry a second role, since they provide the pure error</w:t>
-      </w:r>
-      <w:r>
-        <w:t xml:space="preserve"> </w:t>
-      </w:r>
-      <w:r>
-        <w:t xml:space="preserve">estimate against which lack of fit is tested. 3 replicates are</w:t>
-      </w:r>
-      <w:r>
-        <w:t xml:space="preserve"> </w:t>
-      </w:r>
-      <w:r>
-        <w:t xml:space="preserve">planned in the screening design and 4 in the response-surface</w:t>
-      </w:r>
-      <w:r>
-        <w:t xml:space="preserve"> </w:t>
-      </w:r>
-      <w:r>
-        <w:t xml:space="preserve">design.</w:t>
-      </w:r>
-    </w:p>
-    <w:bookmarkEnd w:id="23"/>
-    <w:bookmarkStart w:id="24" w:name="operation"/>
-    <w:p>
-      <w:pPr>
-        <w:pStyle w:val="Heading2"/>
-      </w:pPr>
-      <w:r>
-        <w:t xml:space="preserve">5.2 Operation</w:t>
-      </w:r>
-    </w:p>
-    <w:p>
-      <w:pPr>
-        <w:pStyle w:val="FirstParagraph"/>
-      </w:pPr>
-      <w:r>
-        <w:t xml:space="preserve">The step will be operated as described in SOP-2011. The column will first be equilibrated in</w:t>
-      </w:r>
-      <w:r>
-        <w:t xml:space="preserve"> </w:t>
-      </w:r>
-      <w:r>
-        <w:t xml:space="preserve">the equilibration and wash-1 buffer at the target conductivity. The cation exchange pool</w:t>
-      </w:r>
-      <w:r>
-        <w:t xml:space="preserve"> </w:t>
-      </w:r>
-      <w:r>
-        <w:t xml:space="preserve">will then be titrated to the target load pH, adjusted to the target conductivity and</w:t>
-      </w:r>
-      <w:r>
-        <w:t xml:space="preserve"> </w:t>
-      </w:r>
-      <w:r>
-        <w:t xml:space="preserve">applied to the column. The</w:t>
-      </w:r>
-      <w:r>
-        <w:t xml:space="preserve"> </w:t>
-      </w:r>
-      <w:r>
-        <w:t xml:space="preserve">flow-through will be collected from the start of the load to the end of the first wash,</w:t>
-      </w:r>
-      <w:r>
-        <w:t xml:space="preserve"> </w:t>
-      </w:r>
-      <w:r>
-        <w:t xml:space="preserve">after which the column will be stripped, sanitized and stored under SOP-2008.</w:t>
-      </w:r>
-    </w:p>
-    <w:p>
-      <w:pPr>
-        <w:pStyle w:val="BodyText"/>
-      </w:pPr>
-      <w:r>
-        <w:t xml:space="preserve">Resin lot, buffer composition and column packing are controlled to platform</w:t>
-      </w:r>
-      <w:r>
-        <w:t xml:space="preserve"> </w:t>
-      </w:r>
-      <w:r>
-        <w:t xml:space="preserve">specification, so they are identity and quality controlled inputs and are not</w:t>
-      </w:r>
-      <w:r>
-        <w:t xml:space="preserve"> </w:t>
-      </w:r>
-      <w:r>
-        <w:t xml:space="preserve">characterized in this study. Resin cycle number will be recorded for every run, and runs</w:t>
-      </w:r>
-      <w:r>
-        <w:t xml:space="preserve"> </w:t>
-      </w:r>
-      <w:r>
-        <w:t xml:space="preserve">will be distributed across cycles so that no corner of the design is confounded with resin</w:t>
-      </w:r>
-      <w:r>
-        <w:t xml:space="preserve"> </w:t>
-      </w:r>
-      <w:r>
-        <w:t xml:space="preserve">age.</w:t>
-      </w:r>
-    </w:p>
-    <w:bookmarkEnd w:id="24"/>
-    <w:bookmarkStart w:id="25" w:name="analytical-methods"/>
-    <w:p>
-      <w:pPr>
-        <w:pStyle w:val="Heading2"/>
-      </w:pPr>
-      <w:r>
-        <w:t xml:space="preserve">5.3 Analytical methods</w:t>
-      </w:r>
-    </w:p>
-    <w:p>
-      <w:pPr>
-        <w:pStyle w:val="FirstParagraph"/>
-      </w:pPr>
-      <w:r>
-        <w:t xml:space="preserve">The validated methods to be used are listed in</w:t>
-      </w:r>
-      <w:r>
-        <w:t xml:space="preserve"> </w:t>
-      </w:r>
-      <w:hyperlink w:anchor="tbl-sops">
+        <w:t xml:space="preserve">). Three steps of the train remove it. Protein A</w:t>
+      </w:r>
+      <w:r>
+        <w:t xml:space="preserve"> </w:t>
+      </w:r>
+      <w:r>
+        <w:t xml:space="preserve">capture (PCP-005) removes the bulk of the burden, cation exchange (PCP-007) removes most</w:t>
+      </w:r>
+      <w:r>
+        <w:t xml:space="preserve"> </w:t>
+      </w:r>
+      <w:r>
+        <w:t xml:space="preserve">of the remainder, and this step provides the final reduction before formulation. Residual</w:t>
+      </w:r>
+      <w:r>
+        <w:t xml:space="preserve"> </w:t>
+      </w:r>
+      <w:r>
+        <w:t xml:space="preserve">DNA and leached Protein A are also reduced here, and the register assigns residual DNA a</w:t>
+      </w:r>
+      <w:r>
+        <w:t xml:space="preserve"> </w:t>
+      </w:r>
+      <w:r>
+        <w:t xml:space="preserve">very low criticality and leached Protein A a low to moderate one (</w:t>
+      </w:r>
+      <w:hyperlink w:anchor="tbl-cqa">
         <w:r>
           <w:rPr>
             <w:rStyle w:val="Hyperlink"/>
           </w:rPr>
-          <w:t xml:space="preserve">Table 3</w:t>
+          <w:t xml:space="preserve">Table 4</w:t>
         </w:r>
       </w:hyperlink>
       <w:r>
-        <w:t xml:space="preserve">. Pool host cell protein will be</w:t>
-      </w:r>
-      <w:r>
-        <w:t xml:space="preserve"> </w:t>
-      </w:r>
-      <w:r>
-        <w:t xml:space="preserve">measured by ELISA (AMV-3012), residual DNA by qPCR (AMV-3014) and leached Protein A by</w:t>
-      </w:r>
-      <w:r>
-        <w:t xml:space="preserve"> </w:t>
-      </w:r>
-      <w:r>
-        <w:t xml:space="preserve">ELISA (AMV-3016). Retrovirus and parvovirus titres will be measured by infectivity assay</w:t>
-      </w:r>
-      <w:r>
-        <w:t xml:space="preserve"> </w:t>
-      </w:r>
-      <w:r>
-        <w:t xml:space="preserve">in the containment laboratory (AMV-3017 and AMV-3018). Acidic charge variants in the load will be measured by</w:t>
-      </w:r>
-      <w:r>
-        <w:t xml:space="preserve"> </w:t>
-      </w:r>
-      <w:r>
-        <w:t xml:space="preserve">icIEF (AMV-3013), which is how each load lot will be confirmed representative before it is</w:t>
-      </w:r>
-      <w:r>
-        <w:t xml:space="preserve"> </w:t>
-      </w:r>
-      <w:r>
-        <w:t xml:space="preserve">used (see §12). Method performance is held in the validation records and is not repeated</w:t>
-      </w:r>
-      <w:r>
-        <w:t xml:space="preserve"> </w:t>
-      </w:r>
-      <w:r>
-        <w:t xml:space="preserve">in this plan.</w:t>
-      </w:r>
-    </w:p>
-    <w:bookmarkEnd w:id="25"/>
-    <w:bookmarkStart w:id="26" w:name="sampling-plan"/>
-    <w:p>
-      <w:pPr>
-        <w:pStyle w:val="Heading2"/>
-      </w:pPr>
-      <w:r>
-        <w:t xml:space="preserve">5.4 Sampling plan</w:t>
+        <w:t xml:space="preserve">), so neither is</w:t>
+      </w:r>
+      <w:r>
+        <w:t xml:space="preserve"> </w:t>
+      </w:r>
+      <w:r>
+        <w:t xml:space="preserve">expected to constrain the operating region. Both will be measured at every design point so</w:t>
+      </w:r>
+      <w:r>
+        <w:t xml:space="preserve"> </w:t>
+      </w:r>
+      <w:r>
+        <w:t xml:space="preserve">that the expectation can be checked.</w:t>
       </w:r>
     </w:p>
     <w:p>
       <w:pPr>
-        <w:pStyle w:val="FirstParagraph"/>
-      </w:pPr>
-      <w:r>
-        <w:t xml:space="preserve">Every design point will be executed as a pair of runs: a non-spiked run that provides pool</w:t>
-      </w:r>
-      <w:r>
-        <w:t xml:space="preserve"> </w:t>
-      </w:r>
-      <w:r>
-        <w:t xml:space="preserve">host cell protein, residual DNA, leached Protein A and step yield, and a virus-spiked run</w:t>
-      </w:r>
-      <w:r>
-        <w:t xml:space="preserve"> </w:t>
-      </w:r>
-      <w:r>
-        <w:t xml:space="preserve">on the same load and the same column that provides the two log reduction values. The</w:t>
-      </w:r>
-      <w:r>
-        <w:t xml:space="preserve"> </w:t>
-      </w:r>
-      <w:r>
-        <w:t xml:space="preserve">paired runs will use the same buffer lots.</w:t>
+        <w:pStyle w:val="BodyText"/>
+      </w:pPr>
+      <w:r>
+        <w:t xml:space="preserve">No claim is made for aggregate removal across the anion exchange step, since aggregate is</w:t>
+      </w:r>
+      <w:r>
+        <w:t xml:space="preserve"> </w:t>
+      </w:r>
+      <w:r>
+        <w:t xml:space="preserve">polished at cation exchange (PCP-007). The charge variant and glycan distributions are</w:t>
+      </w:r>
+      <w:r>
+        <w:t xml:space="preserve"> </w:t>
+      </w:r>
+      <w:r>
+        <w:t xml:space="preserve">formed upstream and are not modified by the purification steps themselves</w:t>
+      </w:r>
+      <w:r>
+        <w:t xml:space="preserve"> </w:t>
+      </w:r>
+      <w:r>
+        <w:t xml:space="preserve">(CMC Biotech Working Group 2009)</w:t>
+      </w:r>
+      <w:r>
+        <w:t xml:space="preserve">, so</w:t>
+      </w:r>
+      <w:r>
+        <w:t xml:space="preserve"> </w:t>
+      </w:r>
+      <w:r>
+        <w:t xml:space="preserve">they are not responses of this study.</w:t>
+      </w:r>
+    </w:p>
+    <w:bookmarkEnd w:id="19"/>
+    <w:bookmarkStart w:id="21" w:name="risk-based-prioritization-of-parameters"/>
+    <w:p>
+      <w:pPr>
+        <w:pStyle w:val="Heading2"/>
+      </w:pPr>
+      <w:r>
+        <w:t xml:space="preserve">4.3 Risk-based prioritization of parameters</w:t>
       </w:r>
     </w:p>
     <w:p>
       <w:pPr>
-        <w:pStyle w:val="BodyText"/>
-      </w:pPr>
-      <w:r>
-        <w:t xml:space="preserve">Samples will be taken from the load, from the flow-through pool and from the strip. The</w:t>
-      </w:r>
-      <w:r>
-        <w:t xml:space="preserve"> </w:t>
-      </w:r>
-      <w:r>
-        <w:t xml:space="preserve">load sample fixes the input attribute values for that run, the pool sample carries the</w:t>
-      </w:r>
-      <w:r>
-        <w:t xml:space="preserve"> </w:t>
-      </w:r>
-      <w:r>
-        <w:t xml:space="preserve">reported responses, and the strip sample supports the impurity mass balance. Every sample</w:t>
-      </w:r>
-      <w:r>
-        <w:t xml:space="preserve"> </w:t>
-      </w:r>
-      <w:r>
-        <w:t xml:space="preserve">will be given a unique identifier at the point of collection, and it will be stored under</w:t>
-      </w:r>
-      <w:r>
-        <w:t xml:space="preserve"> </w:t>
-      </w:r>
-      <w:r>
-        <w:t xml:space="preserve">the conditions given in the relevant method validation.</w:t>
-      </w:r>
-    </w:p>
-    <w:bookmarkEnd w:id="26"/>
-    <w:bookmarkStart w:id="27" w:name="statistical-methods"/>
-    <w:p>
-      <w:pPr>
-        <w:pStyle w:val="Heading2"/>
-      </w:pPr>
-      <w:r>
-        <w:t xml:space="preserve">5.5 Statistical methods</w:t>
-      </w:r>
-    </w:p>
-    <w:p>
-      <w:pPr>
         <w:pStyle w:val="FirstParagraph"/>
       </w:pPr>
       <w:r>
-        <w:t xml:space="preserve">All analysis will follow SOP-1002. Factors will be expressed in coded units, where the low</w:t>
-      </w:r>
-      <w:r>
-        <w:t xml:space="preserve"> </w:t>
-      </w:r>
-      <w:r>
-        <w:t xml:space="preserve">edge of the characterization range is −1, its midpoint is 0 and its high edge is +1. All</w:t>
-      </w:r>
-      <w:r>
-        <w:t xml:space="preserve"> </w:t>
-      </w:r>
-      <w:r>
-        <w:t xml:space="preserve">effects will be estimated on that coded scale, so that they are comparable across</w:t>
-      </w:r>
-      <w:r>
-        <w:t xml:space="preserve"> </w:t>
-      </w:r>
-      <w:r>
-        <w:t xml:space="preserve">parameters. An effect is reported as twice the</w:t>
-      </w:r>
-      <w:r>
-        <w:t xml:space="preserve"> </w:t>
-      </w:r>
-      <w:r>
-        <w:t xml:space="preserve">coded coefficient, so it is the change in the response across half the range studied.</w:t>
-      </w:r>
-    </w:p>
-    <w:p>
-      <w:pPr>
-        <w:pStyle w:val="BodyText"/>
-      </w:pPr>
-      <w:r>
-        <w:t xml:space="preserve">The screening data will be fitted by ordinary least squares with all main effects and all</w:t>
-      </w:r>
-      <w:r>
-        <w:t xml:space="preserve"> </w:t>
-      </w:r>
-      <w:r>
-        <w:t xml:space="preserve">two-factor interactions, a model of 11 terms that leaves</w:t>
-      </w:r>
-      <w:r>
-        <w:t xml:space="preserve"> </w:t>
-      </w:r>
-      <w:r>
-        <w:t xml:space="preserve">8 residual degrees of freedom. The response-surface data will be</w:t>
-      </w:r>
-      <w:r>
-        <w:t xml:space="preserve"> </w:t>
-      </w:r>
-      <w:r>
-        <w:t xml:space="preserve">fitted with a full quadratic model of 15 terms, which leaves</w:t>
-      </w:r>
-      <w:r>
-        <w:t xml:space="preserve"> </w:t>
-      </w:r>
-      <w:r>
-        <w:t xml:space="preserve">13 residual degrees of freedom. Every term will be reported with</w:t>
-      </w:r>
-      <w:r>
-        <w:t xml:space="preserve"> </w:t>
-      </w:r>
-      <w:r>
-        <w:t xml:space="preserve">its standard error and its p-value, and significance will be judged at</w:t>
-      </w:r>
-      <w:r>
-        <w:t xml:space="preserve"> </w:t>
-      </w:r>
-      <w:r>
-        <w:t xml:space="preserve">p &lt; 0.05.</w:t>
-      </w:r>
-    </w:p>
-    <w:p>
-      <w:pPr>
-        <w:pStyle w:val="BodyText"/>
-      </w:pPr>
-      <w:r>
-        <w:t xml:space="preserve">Model adequacy will be judged on the coefficient of determination, the adjusted</w:t>
-      </w:r>
-      <w:r>
-        <w:t xml:space="preserve"> </w:t>
-      </w:r>
-      <w:r>
-        <w:t xml:space="preserve">coefficient, the predicted coefficient computed from the prediction sum of squares</w:t>
-      </w:r>
-      <w:r>
-        <w:t xml:space="preserve"> </w:t>
-      </w:r>
-      <w:r>
-        <w:t xml:space="preserve">(PRESS), and the overall F test. Lack of fit will be tested against the pure error from</w:t>
-      </w:r>
-      <w:r>
-        <w:t xml:space="preserve"> </w:t>
-      </w:r>
-      <w:r>
-        <w:t xml:space="preserve">the centre replicates. The residual diagnostics will be inspected for structure against</w:t>
-      </w:r>
-      <w:r>
-        <w:t xml:space="preserve"> </w:t>
-      </w:r>
-      <w:r>
-        <w:t xml:space="preserve">the predicted value and for departure from normality.</w:t>
-      </w:r>
-    </w:p>
-    <w:p>
-      <w:pPr>
-        <w:pStyle w:val="BodyText"/>
-      </w:pPr>
-      <w:r>
-        <w:t xml:space="preserve">Commercial-scale capability will be estimated by Monte-Carlo simulation of</w:t>
-      </w:r>
-      <w:r>
-        <w:t xml:space="preserve"> </w:t>
-      </w:r>
-      <w:r>
-        <w:t xml:space="preserve">2,000 batches, drawn with every parameter varying within its normal</w:t>
-      </w:r>
-      <w:r>
-        <w:t xml:space="preserve"> </w:t>
-      </w:r>
-      <w:r>
-        <w:t xml:space="preserve">operating range. A one-sided capability index (Cpk) will then be computed for each</w:t>
-      </w:r>
-      <w:r>
-        <w:t xml:space="preserve"> </w:t>
-      </w:r>
-      <w:r>
-        <w:t xml:space="preserve">governed attribute against its acceptance criterion.</w:t>
-      </w:r>
-    </w:p>
-    <w:bookmarkEnd w:id="27"/>
-    <w:bookmarkEnd w:id="28"/>
-    <w:bookmarkStart w:id="35" w:name="study-design"/>
-    <w:p>
-      <w:pPr>
-        <w:pStyle w:val="Heading1"/>
-      </w:pPr>
-      <w:r>
-        <w:t xml:space="preserve">6. Study design</w:t>
-      </w:r>
-    </w:p>
-    <w:bookmarkStart w:id="31" w:name="factors-ranges-and-study-type"/>
-    <w:p>
-      <w:pPr>
-        <w:pStyle w:val="Heading2"/>
-      </w:pPr>
-      <w:r>
-        <w:t xml:space="preserve">6.1 Factors, ranges and study type</w:t>
-      </w:r>
-    </w:p>
-    <w:p>
-      <w:pPr>
-        <w:pStyle w:val="FirstParagraph"/>
-      </w:pPr>
-      <w:r>
-        <w:t xml:space="preserve">The design resolves the parameter effects in two stages. A screening design will identify</w:t>
-      </w:r>
-      <w:r>
-        <w:t xml:space="preserve"> </w:t>
-      </w:r>
-      <w:r>
-        <w:t xml:space="preserve">which parameters affect the governed responses, and a response-surface design will then</w:t>
-      </w:r>
-      <w:r>
-        <w:t xml:space="preserve"> </w:t>
-      </w:r>
-      <w:r>
-        <w:t xml:space="preserve">model those responses across the region. The response-surface model is the predictive</w:t>
-      </w:r>
-      <w:r>
-        <w:t xml:space="preserve"> </w:t>
-      </w:r>
-      <w:r>
-        <w:t xml:space="preserve">model and the basis of the operating region, whereas the screening fit is near-saturated</w:t>
-      </w:r>
-      <w:r>
-        <w:t xml:space="preserve"> </w:t>
-      </w:r>
-      <w:r>
-        <w:t xml:space="preserve">and will not be used for that purpose.</w:t>
-      </w:r>
-    </w:p>
-    <w:p>
-      <w:pPr>
-        <w:pStyle w:val="BodyText"/>
-      </w:pPr>
-      <w:r>
-        <w:t xml:space="preserve">The parameters to be studied, their set-points, their characterization ranges and their</w:t>
-      </w:r>
-      <w:r>
-        <w:t xml:space="preserve"> </w:t>
-      </w:r>
-      <w:r>
-        <w:t xml:space="preserve">normal operating ranges are given in</w:t>
-      </w:r>
-      <w:r>
-        <w:t xml:space="preserve"> </w:t>
-      </w:r>
-      <w:hyperlink w:anchor="tbl-params">
+        <w:t xml:space="preserve">The pre-characterization risk assessment RA-001 decided which parameters are studied and</w:t>
+      </w:r>
+      <w:r>
+        <w:t xml:space="preserve"> </w:t>
+      </w:r>
+      <w:r>
+        <w:t xml:space="preserve">how, and its output for this step is reproduced in</w:t>
+      </w:r>
+      <w:r>
+        <w:t xml:space="preserve"> </w:t>
+      </w:r>
+      <w:hyperlink w:anchor="tbl-risk">
         <w:r>
           <w:rPr>
             <w:rStyle w:val="Hyperlink"/>
           </w:rPr>
-          <w:t xml:space="preserve">Table 6</w:t>
+          <w:t xml:space="preserve">Table 5</w:t>
         </w:r>
       </w:hyperlink>
       <w:r>
-        <w:t xml:space="preserve">, and the coded letters used in the design</w:t>
-      </w:r>
-      <w:r>
-        <w:t xml:space="preserve"> </w:t>
-      </w:r>
-      <w:r>
-        <w:t xml:space="preserve">matrices are given in</w:t>
-      </w:r>
-      <w:r>
-        <w:t xml:space="preserve"> </w:t>
-      </w:r>
-      <w:hyperlink w:anchor="tbl-levels">
-        <w:r>
-          <w:rPr>
-            <w:rStyle w:val="Hyperlink"/>
-          </w:rPr>
-          <w:t xml:space="preserve">Table 7</w:t>
-        </w:r>
-      </w:hyperlink>
-      <w:r>
-        <w:t xml:space="preserve"> </w:t>
-      </w:r>
-      <w:r>
-        <w:t xml:space="preserve">together with the natural value at each coded level and</w:t>
-      </w:r>
-      <w:r>
-        <w:t xml:space="preserve"> </w:t>
-      </w:r>
-      <w:r>
-        <w:t xml:space="preserve">the ratio of the characterization range to the normal operating range.</w:t>
+        <w:t xml:space="preserve">. The method is risk ranking</w:t>
+      </w:r>
+      <w:r>
+        <w:t xml:space="preserve"> </w:t>
+      </w:r>
+      <w:r>
+        <w:t xml:space="preserve">and filtering. A severity score for the potential impact on a quality attribute is</w:t>
+      </w:r>
+      <w:r>
+        <w:t xml:space="preserve"> </w:t>
+      </w:r>
+      <w:r>
+        <w:t xml:space="preserve">combined with the likelihood of the failure mode and with the ability to detect it, and</w:t>
+      </w:r>
+      <w:r>
+        <w:t xml:space="preserve"> </w:t>
+      </w:r>
+      <w:r>
+        <w:t xml:space="preserve">the resulting score carries the parameter into a multivariate design, into a univariate</w:t>
+      </w:r>
+      <w:r>
+        <w:t xml:space="preserve"> </w:t>
+      </w:r>
+      <w:r>
+        <w:t xml:space="preserve">study, or into neither</w:t>
+      </w:r>
+      <w:r>
+        <w:t xml:space="preserve"> </w:t>
+      </w:r>
+      <w:r>
+        <w:t xml:space="preserve">(International Council for Harmonisation 2023b)</w:t>
+      </w:r>
+      <w:r>
+        <w:t xml:space="preserve">. Criticality is treated as a continuum and not as a</w:t>
+      </w:r>
+      <w:r>
+        <w:t xml:space="preserve"> </w:t>
+      </w:r>
+      <w:r>
+        <w:t xml:space="preserve">binary classification</w:t>
+      </w:r>
+      <w:r>
+        <w:t xml:space="preserve"> </w:t>
+      </w:r>
+      <w:r>
+        <w:t xml:space="preserve">(CMC Biotech Working Group 2009)</w:t>
+      </w:r>
+      <w:r>
+        <w:t xml:space="preserve">.</w:t>
       </w:r>
     </w:p>
     <w:tbl>
@@ -3848,7 +3148,7 @@
       <w:tr>
         <w:tc>
           <w:tcPr/>
-          <w:bookmarkStart w:id="29" w:name="tbl-params"/>
+          <w:bookmarkStart w:id="20" w:name="tbl-risk"/>
           <w:p>
             <w:pPr>
               <w:jc w:val="center"/>
@@ -3859,7 +3159,2317 @@
               <w:pStyle w:val="ImageCaption"/>
             </w:pPr>
             <w:r>
-              <w:t xml:space="preserve">Table 6: Parameters to be studied, with set-points, characterization ranges, normal operating ranges and study type.</w:t>
+              <w:t xml:space="preserve">Table 5: Pre-characterization risk assessment for the anion exchange step, from RA-001. The assigned study type is the scope this plan inherits.</w:t>
+            </w:r>
+          </w:p>
+          <w:tbl>
+            <w:tblPr>
+              <w:tblStyle w:val="Table"/>
+              <w:tblW w:type="pct" w:w="5000"/>
+              <w:tblLayout w:type="fixed"/>
+              <w:tblLook w:firstRow="1" w:lastRow="0" w:firstColumn="0" w:lastColumn="0" w:noHBand="0" w:noVBand="0" w:val="0020"/>
+            </w:tblPr>
+            <w:tblGrid>
+              <w:gridCol w:w="999"/>
+              <w:gridCol w:w="2109"/>
+              <w:gridCol w:w="2035"/>
+              <w:gridCol w:w="296"/>
+              <w:gridCol w:w="296"/>
+              <w:gridCol w:w="296"/>
+              <w:gridCol w:w="555"/>
+              <w:gridCol w:w="888"/>
+              <w:gridCol w:w="444"/>
+            </w:tblGrid>
+            <w:tr>
+              <w:trPr>
+                <w:tblHeader w:val="on"/>
+              </w:trPr>
+              <w:tc>
+                <w:tcPr/>
+                <w:p>
+                  <w:pPr>
+                    <w:pStyle w:val="Compact"/>
+                    <w:jc w:val="left"/>
+                    <w:jc w:val="center"/>
+                  </w:pPr>
+                  <w:r>
+                    <w:t xml:space="preserve">Parameter</w:t>
+                  </w:r>
+                </w:p>
+              </w:tc>
+              <w:tc>
+                <w:tcPr/>
+                <w:p>
+                  <w:pPr>
+                    <w:pStyle w:val="Compact"/>
+                    <w:jc w:val="left"/>
+                    <w:jc w:val="center"/>
+                  </w:pPr>
+                  <w:r>
+                    <w:t xml:space="preserve">Prospective failure mode</w:t>
+                  </w:r>
+                </w:p>
+              </w:tc>
+              <w:tc>
+                <w:tcPr/>
+                <w:p>
+                  <w:pPr>
+                    <w:pStyle w:val="Compact"/>
+                    <w:jc w:val="left"/>
+                    <w:jc w:val="center"/>
+                  </w:pPr>
+                  <w:r>
+                    <w:t xml:space="preserve">Effect</w:t>
+                  </w:r>
+                </w:p>
+              </w:tc>
+              <w:tc>
+                <w:tcPr/>
+                <w:p>
+                  <w:pPr>
+                    <w:pStyle w:val="Compact"/>
+                    <w:jc w:val="right"/>
+                    <w:jc w:val="center"/>
+                  </w:pPr>
+                  <w:r>
+                    <w:t xml:space="preserve">Sev.</w:t>
+                  </w:r>
+                </w:p>
+              </w:tc>
+              <w:tc>
+                <w:tcPr/>
+                <w:p>
+                  <w:pPr>
+                    <w:pStyle w:val="Compact"/>
+                    <w:jc w:val="right"/>
+                    <w:jc w:val="center"/>
+                  </w:pPr>
+                  <w:r>
+                    <w:t xml:space="preserve">Occ.</w:t>
+                  </w:r>
+                </w:p>
+              </w:tc>
+              <w:tc>
+                <w:tcPr/>
+                <w:p>
+                  <w:pPr>
+                    <w:pStyle w:val="Compact"/>
+                    <w:jc w:val="right"/>
+                    <w:jc w:val="center"/>
+                  </w:pPr>
+                  <w:r>
+                    <w:t xml:space="preserve">Det.</w:t>
+                  </w:r>
+                </w:p>
+              </w:tc>
+              <w:tc>
+                <w:tcPr/>
+                <w:p>
+                  <w:pPr>
+                    <w:pStyle w:val="Compact"/>
+                    <w:jc w:val="right"/>
+                    <w:jc w:val="center"/>
+                  </w:pPr>
+                  <w:r>
+                    <w:t xml:space="preserve">Initial RPN</w:t>
+                  </w:r>
+                </w:p>
+              </w:tc>
+              <w:tc>
+                <w:tcPr/>
+                <w:p>
+                  <w:pPr>
+                    <w:pStyle w:val="Compact"/>
+                    <w:jc w:val="left"/>
+                    <w:jc w:val="center"/>
+                  </w:pPr>
+                  <w:r>
+                    <w:t xml:space="preserve">Assigned study</w:t>
+                  </w:r>
+                </w:p>
+              </w:tc>
+              <w:tc>
+                <w:tcPr/>
+                <w:p>
+                  <w:pPr>
+                    <w:pStyle w:val="Compact"/>
+                    <w:jc w:val="left"/>
+                    <w:jc w:val="center"/>
+                  </w:pPr>
+                  <w:r>
+                    <w:t xml:space="preserve">Priority</w:t>
+                  </w:r>
+                </w:p>
+              </w:tc>
+            </w:tr>
+            <w:tr>
+              <w:tc>
+                <w:tcPr/>
+                <w:p>
+                  <w:pPr>
+                    <w:pStyle w:val="Compact"/>
+                    <w:jc w:val="left"/>
+                    <w:jc w:val="center"/>
+                  </w:pPr>
+                  <w:r>
+                    <w:t xml:space="preserve">Load pH</w:t>
+                  </w:r>
+                </w:p>
+              </w:tc>
+              <w:tc>
+                <w:tcPr/>
+                <w:p>
+                  <w:pPr>
+                    <w:pStyle w:val="Compact"/>
+                    <w:jc w:val="left"/>
+                    <w:jc w:val="center"/>
+                  </w:pPr>
+                  <w:r>
+                    <w:t xml:space="preserve">Load pH below characterized range (&lt;7.2)</w:t>
+                  </w:r>
+                </w:p>
+              </w:tc>
+              <w:tc>
+                <w:tcPr/>
+                <w:p>
+                  <w:pPr>
+                    <w:pStyle w:val="Compact"/>
+                    <w:jc w:val="left"/>
+                    <w:jc w:val="center"/>
+                  </w:pPr>
+                  <w:r>
+                    <w:t xml:space="preserve">Reduced HCP removal and reduced XMuLV/MVM clearance</w:t>
+                  </w:r>
+                </w:p>
+              </w:tc>
+              <w:tc>
+                <w:tcPr/>
+                <w:p>
+                  <w:pPr>
+                    <w:pStyle w:val="Compact"/>
+                    <w:jc w:val="right"/>
+                    <w:jc w:val="center"/>
+                  </w:pPr>
+                  <w:r>
+                    <w:t xml:space="preserve">10</w:t>
+                  </w:r>
+                </w:p>
+              </w:tc>
+              <w:tc>
+                <w:tcPr/>
+                <w:p>
+                  <w:pPr>
+                    <w:pStyle w:val="Compact"/>
+                    <w:jc w:val="right"/>
+                    <w:jc w:val="center"/>
+                  </w:pPr>
+                  <w:r>
+                    <w:t xml:space="preserve">7</w:t>
+                  </w:r>
+                </w:p>
+              </w:tc>
+              <w:tc>
+                <w:tcPr/>
+                <w:p>
+                  <w:pPr>
+                    <w:pStyle w:val="Compact"/>
+                    <w:jc w:val="right"/>
+                    <w:jc w:val="center"/>
+                  </w:pPr>
+                  <w:r>
+                    <w:t xml:space="preserve">10</w:t>
+                  </w:r>
+                </w:p>
+              </w:tc>
+              <w:tc>
+                <w:tcPr/>
+                <w:p>
+                  <w:pPr>
+                    <w:pStyle w:val="Compact"/>
+                    <w:jc w:val="right"/>
+                    <w:jc w:val="center"/>
+                  </w:pPr>
+                  <w:r>
+                    <w:t xml:space="preserve">700</w:t>
+                  </w:r>
+                </w:p>
+              </w:tc>
+              <w:tc>
+                <w:tcPr/>
+                <w:p>
+                  <w:pPr>
+                    <w:pStyle w:val="Compact"/>
+                    <w:jc w:val="left"/>
+                    <w:jc w:val="center"/>
+                  </w:pPr>
+                  <w:r>
+                    <w:t xml:space="preserve">multivariate DoE</w:t>
+                  </w:r>
+                </w:p>
+              </w:tc>
+              <w:tc>
+                <w:tcPr/>
+                <w:p>
+                  <w:pPr>
+                    <w:pStyle w:val="Compact"/>
+                    <w:jc w:val="left"/>
+                    <w:jc w:val="center"/>
+                  </w:pPr>
+                  <w:r>
+                    <w:t xml:space="preserve">High</w:t>
+                  </w:r>
+                </w:p>
+              </w:tc>
+            </w:tr>
+            <w:tr>
+              <w:tc>
+                <w:tcPr/>
+                <w:p>
+                  <w:pPr>
+                    <w:pStyle w:val="Compact"/>
+                    <w:jc w:val="left"/>
+                    <w:jc w:val="center"/>
+                  </w:pPr>
+                  <w:r>
+                    <w:t xml:space="preserve">Equil/Wash-1 conductivity</w:t>
+                  </w:r>
+                </w:p>
+              </w:tc>
+              <w:tc>
+                <w:tcPr/>
+                <w:p>
+                  <w:pPr>
+                    <w:pStyle w:val="Compact"/>
+                    <w:jc w:val="left"/>
+                    <w:jc w:val="center"/>
+                  </w:pPr>
+                  <w:r>
+                    <w:t xml:space="preserve">Equil/Wash-1 conductivity above 3.6 mS/cm</w:t>
+                  </w:r>
+                </w:p>
+              </w:tc>
+              <w:tc>
+                <w:tcPr/>
+                <w:p>
+                  <w:pPr>
+                    <w:pStyle w:val="Compact"/>
+                    <w:jc w:val="left"/>
+                    <w:jc w:val="center"/>
+                  </w:pPr>
+                  <w:r>
+                    <w:t xml:space="preserve">Reduced HCP removal</w:t>
+                  </w:r>
+                </w:p>
+              </w:tc>
+              <w:tc>
+                <w:tcPr/>
+                <w:p>
+                  <w:pPr>
+                    <w:pStyle w:val="Compact"/>
+                    <w:jc w:val="right"/>
+                    <w:jc w:val="center"/>
+                  </w:pPr>
+                  <w:r>
+                    <w:t xml:space="preserve">6</w:t>
+                  </w:r>
+                </w:p>
+              </w:tc>
+              <w:tc>
+                <w:tcPr/>
+                <w:p>
+                  <w:pPr>
+                    <w:pStyle w:val="Compact"/>
+                    <w:jc w:val="right"/>
+                    <w:jc w:val="center"/>
+                  </w:pPr>
+                  <w:r>
+                    <w:t xml:space="preserve">7</w:t>
+                  </w:r>
+                </w:p>
+              </w:tc>
+              <w:tc>
+                <w:tcPr/>
+                <w:p>
+                  <w:pPr>
+                    <w:pStyle w:val="Compact"/>
+                    <w:jc w:val="right"/>
+                    <w:jc w:val="center"/>
+                  </w:pPr>
+                  <w:r>
+                    <w:t xml:space="preserve">8</w:t>
+                  </w:r>
+                </w:p>
+              </w:tc>
+              <w:tc>
+                <w:tcPr/>
+                <w:p>
+                  <w:pPr>
+                    <w:pStyle w:val="Compact"/>
+                    <w:jc w:val="right"/>
+                    <w:jc w:val="center"/>
+                  </w:pPr>
+                  <w:r>
+                    <w:t xml:space="preserve">336</w:t>
+                  </w:r>
+                </w:p>
+              </w:tc>
+              <w:tc>
+                <w:tcPr/>
+                <w:p>
+                  <w:pPr>
+                    <w:pStyle w:val="Compact"/>
+                    <w:jc w:val="left"/>
+                    <w:jc w:val="center"/>
+                  </w:pPr>
+                  <w:r>
+                    <w:t xml:space="preserve">multivariate DoE</w:t>
+                  </w:r>
+                </w:p>
+              </w:tc>
+              <w:tc>
+                <w:tcPr/>
+                <w:p>
+                  <w:pPr>
+                    <w:pStyle w:val="Compact"/>
+                    <w:jc w:val="left"/>
+                    <w:jc w:val="center"/>
+                  </w:pPr>
+                  <w:r>
+                    <w:t xml:space="preserve">Medium</w:t>
+                  </w:r>
+                </w:p>
+              </w:tc>
+            </w:tr>
+            <w:tr>
+              <w:tc>
+                <w:tcPr/>
+                <w:p>
+                  <w:pPr>
+                    <w:pStyle w:val="Compact"/>
+                    <w:jc w:val="left"/>
+                    <w:jc w:val="center"/>
+                  </w:pPr>
+                  <w:r>
+                    <w:t xml:space="preserve">Load conductivity</w:t>
+                  </w:r>
+                </w:p>
+              </w:tc>
+              <w:tc>
+                <w:tcPr/>
+                <w:p>
+                  <w:pPr>
+                    <w:pStyle w:val="Compact"/>
+                    <w:jc w:val="left"/>
+                    <w:jc w:val="center"/>
+                  </w:pPr>
+                  <w:r>
+                    <w:t xml:space="preserve">Load conductivity above characterized range</w:t>
+                  </w:r>
+                </w:p>
+              </w:tc>
+              <w:tc>
+                <w:tcPr/>
+                <w:p>
+                  <w:pPr>
+                    <w:pStyle w:val="Compact"/>
+                    <w:jc w:val="left"/>
+                    <w:jc w:val="center"/>
+                  </w:pPr>
+                  <w:r>
+                    <w:t xml:space="preserve">Reduced viral clearance (interacts with pH)</w:t>
+                  </w:r>
+                </w:p>
+              </w:tc>
+              <w:tc>
+                <w:tcPr/>
+                <w:p>
+                  <w:pPr>
+                    <w:pStyle w:val="Compact"/>
+                    <w:jc w:val="right"/>
+                    <w:jc w:val="center"/>
+                  </w:pPr>
+                  <w:r>
+                    <w:t xml:space="preserve">10</w:t>
+                  </w:r>
+                </w:p>
+              </w:tc>
+              <w:tc>
+                <w:tcPr/>
+                <w:p>
+                  <w:pPr>
+                    <w:pStyle w:val="Compact"/>
+                    <w:jc w:val="right"/>
+                    <w:jc w:val="center"/>
+                  </w:pPr>
+                  <w:r>
+                    <w:t xml:space="preserve">7</w:t>
+                  </w:r>
+                </w:p>
+              </w:tc>
+              <w:tc>
+                <w:tcPr/>
+                <w:p>
+                  <w:pPr>
+                    <w:pStyle w:val="Compact"/>
+                    <w:jc w:val="right"/>
+                    <w:jc w:val="center"/>
+                  </w:pPr>
+                  <w:r>
+                    <w:t xml:space="preserve">10</w:t>
+                  </w:r>
+                </w:p>
+              </w:tc>
+              <w:tc>
+                <w:tcPr/>
+                <w:p>
+                  <w:pPr>
+                    <w:pStyle w:val="Compact"/>
+                    <w:jc w:val="right"/>
+                    <w:jc w:val="center"/>
+                  </w:pPr>
+                  <w:r>
+                    <w:t xml:space="preserve">700</w:t>
+                  </w:r>
+                </w:p>
+              </w:tc>
+              <w:tc>
+                <w:tcPr/>
+                <w:p>
+                  <w:pPr>
+                    <w:pStyle w:val="Compact"/>
+                    <w:jc w:val="left"/>
+                    <w:jc w:val="center"/>
+                  </w:pPr>
+                  <w:r>
+                    <w:t xml:space="preserve">multivariate DoE</w:t>
+                  </w:r>
+                </w:p>
+              </w:tc>
+              <w:tc>
+                <w:tcPr/>
+                <w:p>
+                  <w:pPr>
+                    <w:pStyle w:val="Compact"/>
+                    <w:jc w:val="left"/>
+                    <w:jc w:val="center"/>
+                  </w:pPr>
+                  <w:r>
+                    <w:t xml:space="preserve">High</w:t>
+                  </w:r>
+                </w:p>
+              </w:tc>
+            </w:tr>
+            <w:tr>
+              <w:tc>
+                <w:tcPr/>
+                <w:p>
+                  <w:pPr>
+                    <w:pStyle w:val="Compact"/>
+                    <w:jc w:val="left"/>
+                    <w:jc w:val="center"/>
+                  </w:pPr>
+                  <w:r>
+                    <w:t xml:space="preserve">Protein load</w:t>
+                  </w:r>
+                </w:p>
+              </w:tc>
+              <w:tc>
+                <w:tcPr/>
+                <w:p>
+                  <w:pPr>
+                    <w:pStyle w:val="Compact"/>
+                    <w:jc w:val="left"/>
+                    <w:jc w:val="center"/>
+                  </w:pPr>
+                  <w:r>
+                    <w:t xml:space="preserve">Protein load above characterized range (&gt;300 g/L resin)</w:t>
+                  </w:r>
+                </w:p>
+              </w:tc>
+              <w:tc>
+                <w:tcPr/>
+                <w:p>
+                  <w:pPr>
+                    <w:pStyle w:val="Compact"/>
+                    <w:jc w:val="left"/>
+                    <w:jc w:val="center"/>
+                  </w:pPr>
+                  <w:r>
+                    <w:t xml:space="preserve">Reduced HCP removal capacity (viral clearance robust)</w:t>
+                  </w:r>
+                </w:p>
+              </w:tc>
+              <w:tc>
+                <w:tcPr/>
+                <w:p>
+                  <w:pPr>
+                    <w:pStyle w:val="Compact"/>
+                    <w:jc w:val="right"/>
+                    <w:jc w:val="center"/>
+                  </w:pPr>
+                  <w:r>
+                    <w:t xml:space="preserve">6</w:t>
+                  </w:r>
+                </w:p>
+              </w:tc>
+              <w:tc>
+                <w:tcPr/>
+                <w:p>
+                  <w:pPr>
+                    <w:pStyle w:val="Compact"/>
+                    <w:jc w:val="right"/>
+                    <w:jc w:val="center"/>
+                  </w:pPr>
+                  <w:r>
+                    <w:t xml:space="preserve">7</w:t>
+                  </w:r>
+                </w:p>
+              </w:tc>
+              <w:tc>
+                <w:tcPr/>
+                <w:p>
+                  <w:pPr>
+                    <w:pStyle w:val="Compact"/>
+                    <w:jc w:val="right"/>
+                    <w:jc w:val="center"/>
+                  </w:pPr>
+                  <w:r>
+                    <w:t xml:space="preserve">8</w:t>
+                  </w:r>
+                </w:p>
+              </w:tc>
+              <w:tc>
+                <w:tcPr/>
+                <w:p>
+                  <w:pPr>
+                    <w:pStyle w:val="Compact"/>
+                    <w:jc w:val="right"/>
+                    <w:jc w:val="center"/>
+                  </w:pPr>
+                  <w:r>
+                    <w:t xml:space="preserve">336</w:t>
+                  </w:r>
+                </w:p>
+              </w:tc>
+              <w:tc>
+                <w:tcPr/>
+                <w:p>
+                  <w:pPr>
+                    <w:pStyle w:val="Compact"/>
+                    <w:jc w:val="left"/>
+                    <w:jc w:val="center"/>
+                  </w:pPr>
+                  <w:r>
+                    <w:t xml:space="preserve">multivariate DoE</w:t>
+                  </w:r>
+                </w:p>
+              </w:tc>
+              <w:tc>
+                <w:tcPr/>
+                <w:p>
+                  <w:pPr>
+                    <w:pStyle w:val="Compact"/>
+                    <w:jc w:val="left"/>
+                    <w:jc w:val="center"/>
+                  </w:pPr>
+                  <w:r>
+                    <w:t xml:space="preserve">Medium</w:t>
+                  </w:r>
+                </w:p>
+              </w:tc>
+            </w:tr>
+            <w:tr>
+              <w:tc>
+                <w:tcPr/>
+                <w:p>
+                  <w:pPr>
+                    <w:pStyle w:val="Compact"/>
+                    <w:jc w:val="left"/>
+                    <w:jc w:val="center"/>
+                  </w:pPr>
+                  <w:r>
+                    <w:t xml:space="preserve">Operating flow rate</w:t>
+                  </w:r>
+                </w:p>
+              </w:tc>
+              <w:tc>
+                <w:tcPr/>
+                <w:p>
+                  <w:pPr>
+                    <w:pStyle w:val="Compact"/>
+                    <w:jc w:val="left"/>
+                    <w:jc w:val="center"/>
+                  </w:pPr>
+                  <w:r>
+                    <w:t xml:space="preserve">Operating flow rate above 450 cm/hr</w:t>
+                  </w:r>
+                </w:p>
+              </w:tc>
+              <w:tc>
+                <w:tcPr/>
+                <w:p>
+                  <w:pPr>
+                    <w:pStyle w:val="Compact"/>
+                    <w:jc w:val="left"/>
+                    <w:jc w:val="center"/>
+                  </w:pPr>
+                  <w:r>
+                    <w:t xml:space="preserve">Reduced residence time / viral clearance margin</w:t>
+                  </w:r>
+                </w:p>
+              </w:tc>
+              <w:tc>
+                <w:tcPr/>
+                <w:p>
+                  <w:pPr>
+                    <w:pStyle w:val="Compact"/>
+                    <w:jc w:val="right"/>
+                    <w:jc w:val="center"/>
+                  </w:pPr>
+                  <w:r>
+                    <w:t xml:space="preserve">10</w:t>
+                  </w:r>
+                </w:p>
+              </w:tc>
+              <w:tc>
+                <w:tcPr/>
+                <w:p>
+                  <w:pPr>
+                    <w:pStyle w:val="Compact"/>
+                    <w:jc w:val="right"/>
+                    <w:jc w:val="center"/>
+                  </w:pPr>
+                  <w:r>
+                    <w:t xml:space="preserve">7</w:t>
+                  </w:r>
+                </w:p>
+              </w:tc>
+              <w:tc>
+                <w:tcPr/>
+                <w:p>
+                  <w:pPr>
+                    <w:pStyle w:val="Compact"/>
+                    <w:jc w:val="right"/>
+                    <w:jc w:val="center"/>
+                  </w:pPr>
+                  <w:r>
+                    <w:t xml:space="preserve">10</w:t>
+                  </w:r>
+                </w:p>
+              </w:tc>
+              <w:tc>
+                <w:tcPr/>
+                <w:p>
+                  <w:pPr>
+                    <w:pStyle w:val="Compact"/>
+                    <w:jc w:val="right"/>
+                    <w:jc w:val="center"/>
+                  </w:pPr>
+                  <w:r>
+                    <w:t xml:space="preserve">700</w:t>
+                  </w:r>
+                </w:p>
+              </w:tc>
+              <w:tc>
+                <w:tcPr/>
+                <w:p>
+                  <w:pPr>
+                    <w:pStyle w:val="Compact"/>
+                    <w:jc w:val="left"/>
+                    <w:jc w:val="center"/>
+                  </w:pPr>
+                  <w:r>
+                    <w:t xml:space="preserve">univariate (justified)</w:t>
+                  </w:r>
+                </w:p>
+              </w:tc>
+              <w:tc>
+                <w:tcPr/>
+                <w:p>
+                  <w:pPr>
+                    <w:pStyle w:val="Compact"/>
+                    <w:jc w:val="left"/>
+                    <w:jc w:val="center"/>
+                  </w:pPr>
+                  <w:r>
+                    <w:t xml:space="preserve">High</w:t>
+                  </w:r>
+                </w:p>
+              </w:tc>
+            </w:tr>
+          </w:tbl>
+          <w:bookmarkEnd w:id="20"/>
+          <w:p/>
+        </w:tc>
+      </w:tr>
+    </w:tbl>
+    <w:p>
+      <w:pPr>
+        <w:pStyle w:val="BodyText"/>
+      </w:pPr>
+      <w:r>
+        <w:t xml:space="preserve">Load pH, load conductivity and operating flow rate carry the highest score in</w:t>
+      </w:r>
+      <w:r>
+        <w:t xml:space="preserve"> </w:t>
+      </w:r>
+      <w:hyperlink w:anchor="tbl-risk">
+        <w:r>
+          <w:rPr>
+            <w:rStyle w:val="Hyperlink"/>
+          </w:rPr>
+          <w:t xml:space="preserve">Table 5</w:t>
+        </w:r>
+      </w:hyperlink>
+      <w:r>
+        <w:t xml:space="preserve">.</w:t>
+      </w:r>
+      <w:r>
+        <w:t xml:space="preserve"> </w:t>
+      </w:r>
+      <w:r>
+        <w:t xml:space="preserve">Load pH and load conductivity score 700, because a low</w:t>
+      </w:r>
+      <w:r>
+        <w:t xml:space="preserve"> </w:t>
+      </w:r>
+      <w:r>
+        <w:t xml:space="preserve">load pH reduces both host cell protein removal and viral clearance, and a high load</w:t>
+      </w:r>
+      <w:r>
+        <w:t xml:space="preserve"> </w:t>
+      </w:r>
+      <w:r>
+        <w:t xml:space="preserve">conductivity reduces clearance in the same way. A loss of viral clearance is scored at the</w:t>
+      </w:r>
+      <w:r>
+        <w:t xml:space="preserve"> </w:t>
+      </w:r>
+      <w:r>
+        <w:t xml:space="preserve">top of the severity scale. Operating flow rate carries the same score for the same</w:t>
+      </w:r>
+      <w:r>
+        <w:t xml:space="preserve"> </w:t>
+      </w:r>
+      <w:r>
+        <w:t xml:space="preserve">attribute, but RA-001 assigned it</w:t>
+      </w:r>
+      <w:r>
+        <w:t xml:space="preserve"> </w:t>
+      </w:r>
+      <w:r>
+        <w:t xml:space="preserve">a univariate study, because it acts on the separation through residence time and not</w:t>
+      </w:r>
+      <w:r>
+        <w:t xml:space="preserve"> </w:t>
+      </w:r>
+      <w:r>
+        <w:t xml:space="preserve">through the buffer chemistry that sets the binding equilibrium. Equilibration and wash-1</w:t>
+      </w:r>
+      <w:r>
+        <w:t xml:space="preserve"> </w:t>
+      </w:r>
+      <w:r>
+        <w:t xml:space="preserve">conductivity and protein load score 336, since their expected</w:t>
+      </w:r>
+      <w:r>
+        <w:t xml:space="preserve"> </w:t>
+      </w:r>
+      <w:r>
+        <w:t xml:space="preserve">effect is on host cell protein rather than on viral safety.</w:t>
+      </w:r>
+    </w:p>
+    <w:p>
+      <w:pPr>
+        <w:pStyle w:val="BodyText"/>
+      </w:pPr>
+      <w:r>
+        <w:t xml:space="preserve">The 4 parameters assigned to a multivariate study are the factors of the</w:t>
+      </w:r>
+      <w:r>
+        <w:t xml:space="preserve"> </w:t>
+      </w:r>
+      <w:r>
+        <w:t xml:space="preserve">designed experiments described below, and flow rate is assessed one factor at a time. No</w:t>
+      </w:r>
+      <w:r>
+        <w:t xml:space="preserve"> </w:t>
+      </w:r>
+      <w:r>
+        <w:t xml:space="preserve">parameter of this step was left unstudied, so the study scope is the whole parameter set</w:t>
+      </w:r>
+      <w:r>
+        <w:t xml:space="preserve"> </w:t>
+      </w:r>
+      <w:r>
+        <w:t xml:space="preserve">of the unit operation and not a filtered subset of it.</w:t>
+      </w:r>
+    </w:p>
+    <w:bookmarkEnd w:id="21"/>
+    <w:bookmarkEnd w:id="22"/>
+    <w:bookmarkStart w:id="29" w:name="materials-and-methods"/>
+    <w:p>
+      <w:pPr>
+        <w:pStyle w:val="Heading1"/>
+      </w:pPr>
+      <w:r>
+        <w:t xml:space="preserve">5. Materials and methods</w:t>
+      </w:r>
+    </w:p>
+    <w:bookmarkStart w:id="23" w:name="scale-down-model-and-its-qualification"/>
+    <w:p>
+      <w:pPr>
+        <w:pStyle w:val="Heading2"/>
+      </w:pPr>
+      <w:r>
+        <w:t xml:space="preserve">5.1 Scale-down model and its qualification</w:t>
+      </w:r>
+    </w:p>
+    <w:p>
+      <w:pPr>
+        <w:pStyle w:val="FirstParagraph"/>
+      </w:pPr>
+      <w:r>
+        <w:t xml:space="preserve">Every run in this study will be performed on a qualified scale-down model of the</w:t>
+      </w:r>
+      <w:r>
+        <w:t xml:space="preserve"> </w:t>
+      </w:r>
+      <w:r>
+        <w:t xml:space="preserve">commercial column, and that qualification is what allows the results to be applied to</w:t>
+      </w:r>
+      <w:r>
+        <w:t xml:space="preserve"> </w:t>
+      </w:r>
+      <w:r>
+        <w:t xml:space="preserve">commercial manufacture (SOP-1001).</w:t>
+      </w:r>
+    </w:p>
+    <w:p>
+      <w:pPr>
+        <w:pStyle w:val="BodyText"/>
+      </w:pPr>
+      <w:r>
+        <w:t xml:space="preserve">The model is designed on the established principles of chromatography scaling. Bed height,</w:t>
+      </w:r>
+      <w:r>
+        <w:t xml:space="preserve"> </w:t>
+      </w:r>
+      <w:r>
+        <w:t xml:space="preserve">linear velocity, protein load per litre of resin, buffer composition and the volume of</w:t>
+      </w:r>
+      <w:r>
+        <w:t xml:space="preserve"> </w:t>
+      </w:r>
+      <w:r>
+        <w:t xml:space="preserve">each phase normalized to column volumes are held equal to the commercial values. Column</w:t>
+      </w:r>
+      <w:r>
+        <w:t xml:space="preserve"> </w:t>
+      </w:r>
+      <w:r>
+        <w:t xml:space="preserve">efficiency is measured before use by plate count and peak asymmetry. A column that fails</w:t>
+      </w:r>
+      <w:r>
+        <w:t xml:space="preserve"> </w:t>
+      </w:r>
+      <w:r>
+        <w:t xml:space="preserve">the packing criteria of SOP-2008 is repacked before any study run. Residence time at the</w:t>
+      </w:r>
+      <w:r>
+        <w:t xml:space="preserve"> </w:t>
+      </w:r>
+      <w:r>
+        <w:t xml:space="preserve">model scale therefore matches residence time at commercial scale for the same linear</w:t>
+      </w:r>
+      <w:r>
+        <w:t xml:space="preserve"> </w:t>
+      </w:r>
+      <w:r>
+        <w:t xml:space="preserve">velocity, which is the property a flow-through separation depends on.</w:t>
+      </w:r>
+    </w:p>
+    <w:p>
+      <w:pPr>
+        <w:pStyle w:val="BodyText"/>
+      </w:pPr>
+      <w:r>
+        <w:t xml:space="preserve">Qualification will compare the model against commercial scale data at set-point</w:t>
+      </w:r>
+      <w:r>
+        <w:t xml:space="preserve"> </w:t>
+      </w:r>
+      <w:r>
+        <w:t xml:space="preserve">conditions, and replicate runs at the set-point will be compared with the at-scale record</w:t>
+      </w:r>
+      <w:r>
+        <w:t xml:space="preserve"> </w:t>
+      </w:r>
+      <w:r>
+        <w:t xml:space="preserve">for step yield, pool host cell protein and pool volume. The model will be accepted when the</w:t>
+      </w:r>
+      <w:r>
+        <w:t xml:space="preserve"> </w:t>
+      </w:r>
+      <w:r>
+        <w:t xml:space="preserve">means do not differ significantly and when every model result falls inside the range</w:t>
+      </w:r>
+      <w:r>
+        <w:t xml:space="preserve"> </w:t>
+      </w:r>
+      <w:r>
+        <w:t xml:space="preserve">observed at scale. The comparison is documented under SOP-1001. Its completion is a</w:t>
+      </w:r>
+      <w:r>
+        <w:t xml:space="preserve"> </w:t>
+      </w:r>
+      <w:r>
+        <w:t xml:space="preserve">precondition for starting any characterization run.</w:t>
+      </w:r>
+    </w:p>
+    <w:p>
+      <w:pPr>
+        <w:pStyle w:val="BodyText"/>
+      </w:pPr>
+      <w:r>
+        <w:t xml:space="preserve">Viral clearance cannot be measured at manufacturing scale, because live virus may not be</w:t>
+      </w:r>
+      <w:r>
+        <w:t xml:space="preserve"> </w:t>
+      </w:r>
+      <w:r>
+        <w:t xml:space="preserve">introduced into a manufacturing facility. The clearance runs will therefore be executed</w:t>
+      </w:r>
+      <w:r>
+        <w:t xml:space="preserve"> </w:t>
+      </w:r>
+      <w:r>
+        <w:t xml:space="preserve">in a dedicated biosafety laboratory, on a separately qualified small-scale spiking model,</w:t>
+      </w:r>
+      <w:r>
+        <w:t xml:space="preserve"> </w:t>
+      </w:r>
+      <w:r>
+        <w:t xml:space="preserve">following ICH Q5A(R2)</w:t>
+      </w:r>
+      <w:r>
+        <w:t xml:space="preserve"> </w:t>
+      </w:r>
+      <w:r>
+        <w:t xml:space="preserve">(International Council for Harmonisation 2023a)</w:t>
+      </w:r>
+      <w:r>
+        <w:t xml:space="preserve">. The virus spike is added to the load at a small volume</w:t>
+      </w:r>
+      <w:r>
+        <w:t xml:space="preserve"> </w:t>
+      </w:r>
+      <w:r>
+        <w:t xml:space="preserve">fraction, so that the composition of the load is essentially unchanged, and the spiked</w:t>
+      </w:r>
+      <w:r>
+        <w:t xml:space="preserve"> </w:t>
+      </w:r>
+      <w:r>
+        <w:t xml:space="preserve">load is assayed alongside the pool so that the log reduction factor is the difference</w:t>
+      </w:r>
+      <w:r>
+        <w:t xml:space="preserve"> </w:t>
+      </w:r>
+      <w:r>
+        <w:t xml:space="preserve">between two measurements from the same run. The qualification of the spiking model, and</w:t>
+      </w:r>
+      <w:r>
+        <w:t xml:space="preserve"> </w:t>
+      </w:r>
+      <w:r>
+        <w:t xml:space="preserve">not the size of the column, is what supports a clearance claim.</w:t>
+      </w:r>
+    </w:p>
+    <w:p>
+      <w:pPr>
+        <w:pStyle w:val="BodyText"/>
+      </w:pPr>
+      <w:r>
+        <w:t xml:space="preserve">Centre point runs are replicated so that the pure error of the system can be estimated</w:t>
+      </w:r>
+      <w:r>
+        <w:t xml:space="preserve"> </w:t>
+      </w:r>
+      <w:r>
+        <w:t xml:space="preserve">independently of the fitted model. The screening design carries 3 centre</w:t>
+      </w:r>
+      <w:r>
+        <w:t xml:space="preserve"> </w:t>
+      </w:r>
+      <w:r>
+        <w:t xml:space="preserve">points and the response-surface design carries 4, which give</w:t>
+      </w:r>
+      <w:r>
+        <w:t xml:space="preserve"> </w:t>
+      </w:r>
+      <w:r>
+        <w:t xml:space="preserve">2 and 3 degrees of freedom for pure error. Those</w:t>
+      </w:r>
+      <w:r>
+        <w:t xml:space="preserve"> </w:t>
+      </w:r>
+      <w:r>
+        <w:t xml:space="preserve">terms are the reference against which lack of fit will be tested.</w:t>
+      </w:r>
+    </w:p>
+    <w:bookmarkEnd w:id="23"/>
+    <w:bookmarkStart w:id="24" w:name="operation"/>
+    <w:p>
+      <w:pPr>
+        <w:pStyle w:val="Heading2"/>
+      </w:pPr>
+      <w:r>
+        <w:t xml:space="preserve">5.2 Operation</w:t>
+      </w:r>
+    </w:p>
+    <w:p>
+      <w:pPr>
+        <w:pStyle w:val="FirstParagraph"/>
+      </w:pPr>
+      <w:r>
+        <w:t xml:space="preserve">The step will be operated as it is operated at commercial scale, under SOP-2011. The</w:t>
+      </w:r>
+      <w:r>
+        <w:t xml:space="preserve"> </w:t>
+      </w:r>
+      <w:r>
+        <w:t xml:space="preserve">column is equilibrated with the wash-1 buffer, the load is applied at the target protein</w:t>
+      </w:r>
+      <w:r>
+        <w:t xml:space="preserve"> </w:t>
+      </w:r>
+      <w:r>
+        <w:t xml:space="preserve">load and linear velocity, the column is washed with the same buffer, and the product is</w:t>
+      </w:r>
+      <w:r>
+        <w:t xml:space="preserve"> </w:t>
+      </w:r>
+      <w:r>
+        <w:t xml:space="preserve">collected across the flow-through and the wash. Pool collection starts and stops on</w:t>
+      </w:r>
+      <w:r>
+        <w:t xml:space="preserve"> </w:t>
+      </w:r>
+      <w:r>
+        <w:t xml:space="preserve">ultraviolet absorbance thresholds, and the pool is held refrigerated until it is sampled.</w:t>
+      </w:r>
+    </w:p>
+    <w:p>
+      <w:pPr>
+        <w:pStyle w:val="BodyText"/>
+      </w:pPr>
+      <w:r>
+        <w:t xml:space="preserve">The load material is the cation exchange pool from Step 7. A single pool, or a set of</w:t>
+      </w:r>
+      <w:r>
+        <w:t xml:space="preserve"> </w:t>
+      </w:r>
+      <w:r>
+        <w:t xml:space="preserve">pools blended to one specification, will be used for the whole study, so that load</w:t>
+      </w:r>
+      <w:r>
+        <w:t xml:space="preserve"> </w:t>
+      </w:r>
+      <w:r>
+        <w:t xml:space="preserve">composition is not a hidden factor in the design. Before the study starts the load will be</w:t>
+      </w:r>
+      <w:r>
+        <w:t xml:space="preserve"> </w:t>
+      </w:r>
+      <w:r>
+        <w:t xml:space="preserve">confirmed representative. Protein concentration, pH and conductivity will be adjusted to</w:t>
+      </w:r>
+      <w:r>
+        <w:t xml:space="preserve"> </w:t>
+      </w:r>
+      <w:r>
+        <w:t xml:space="preserve">the study target, and the acidic charge variant content will be measured by icIEF</w:t>
+      </w:r>
+      <w:r>
+        <w:t xml:space="preserve"> </w:t>
+      </w:r>
+      <w:r>
+        <w:t xml:space="preserve">(AMV-3013) and confirmed to lie within the range seen in routine cation exchange pools.</w:t>
+      </w:r>
+      <w:r>
+        <w:t xml:space="preserve"> </w:t>
+      </w:r>
+      <w:r>
+        <w:t xml:space="preserve">The hold time between neutralization of the cation exchange pool and its use as anion</w:t>
+      </w:r>
+      <w:r>
+        <w:t xml:space="preserve"> </w:t>
+      </w:r>
+      <w:r>
+        <w:t xml:space="preserve">exchange load will be kept within the limit recorded in SOP-2011, because an extended</w:t>
+      </w:r>
+      <w:r>
+        <w:t xml:space="preserve"> </w:t>
+      </w:r>
+      <w:r>
+        <w:t xml:space="preserve">neutral hold raises the deamidated fraction of the load and changes the charge</w:t>
+      </w:r>
+      <w:r>
+        <w:t xml:space="preserve"> </w:t>
+      </w:r>
+      <w:r>
+        <w:t xml:space="preserve">distribution that this step has to separate.</w:t>
+      </w:r>
+    </w:p>
+    <w:p>
+      <w:pPr>
+        <w:pStyle w:val="BodyText"/>
+      </w:pPr>
+      <w:r>
+        <w:t xml:space="preserve">Buffers, resin and the column are inputs controlled to platform specification. They are</w:t>
+      </w:r>
+      <w:r>
+        <w:t xml:space="preserve"> </w:t>
+      </w:r>
+      <w:r>
+        <w:t xml:space="preserve">identity and quality controlled under SOP-2011 and SOP-2008. They are not parameters of</w:t>
+      </w:r>
+      <w:r>
+        <w:t xml:space="preserve"> </w:t>
+      </w:r>
+      <w:r>
+        <w:t xml:space="preserve">this study, and they are held at their platform values throughout it. Resin lot and column</w:t>
+      </w:r>
+      <w:r>
+        <w:t xml:space="preserve"> </w:t>
+      </w:r>
+      <w:r>
+        <w:t xml:space="preserve">use history will likewise be held constant across the study, so that the fitted effects</w:t>
+      </w:r>
+      <w:r>
+        <w:t xml:space="preserve"> </w:t>
+      </w:r>
+      <w:r>
+        <w:t xml:space="preserve">cannot be confounded with resin age.</w:t>
+      </w:r>
+    </w:p>
+    <w:bookmarkEnd w:id="24"/>
+    <w:bookmarkStart w:id="26" w:name="analytical-methods"/>
+    <w:p>
+      <w:pPr>
+        <w:pStyle w:val="Heading2"/>
+      </w:pPr>
+      <w:r>
+        <w:t xml:space="preserve">5.3 Analytical methods</w:t>
+      </w:r>
+    </w:p>
+    <w:p>
+      <w:pPr>
+        <w:pStyle w:val="FirstParagraph"/>
+      </w:pPr>
+      <w:r>
+        <w:t xml:space="preserve">Every response is measured by a validated method, and the validated performance of the</w:t>
+      </w:r>
+      <w:r>
+        <w:t xml:space="preserve"> </w:t>
+      </w:r>
+      <w:r>
+        <w:t xml:space="preserve">methods that carry the conclusions of this study is given in</w:t>
+      </w:r>
+      <w:r>
+        <w:t xml:space="preserve"> </w:t>
+      </w:r>
+      <w:hyperlink w:anchor="tbl-methods">
+        <w:r>
+          <w:rPr>
+            <w:rStyle w:val="Hyperlink"/>
+          </w:rPr>
+          <w:t xml:space="preserve">Table 6</w:t>
+        </w:r>
+      </w:hyperlink>
+      <w:r>
+        <w:t xml:space="preserve">.</w:t>
+      </w:r>
+    </w:p>
+    <w:tbl>
+      <w:tblPr>
+        <w:tblStyle w:val="Table"/>
+        <w:tblW w:type="pct" w:w="5000"/>
+        <w:tblLayout w:type="fixed"/>
+        <w:tblLook w:firstRow="0" w:lastRow="0" w:firstColumn="0" w:lastColumn="0" w:noHBand="0" w:noVBand="0" w:val="0000"/>
+      </w:tblPr>
+      <w:tblGrid>
+        <w:gridCol w:w="7920"/>
+      </w:tblGrid>
+      <w:tr>
+        <w:tc>
+          <w:tcPr/>
+          <w:bookmarkStart w:id="25" w:name="tbl-methods"/>
+          <w:p>
+            <w:pPr>
+              <w:jc w:val="center"/>
+            </w:pPr>
+            <w:pPr>
+              <w:jc w:val="left"/>
+              <w:spacing w:before="200"/>
+              <w:pStyle w:val="ImageCaption"/>
+            </w:pPr>
+            <w:r>
+              <w:t xml:space="preserve">Table 6: Validated performance of the analytical methods that measure the study responses.</w:t>
+            </w:r>
+          </w:p>
+          <w:tbl>
+            <w:tblPr>
+              <w:tblStyle w:val="Table"/>
+              <w:tblW w:type="pct" w:w="5000"/>
+              <w:tblLayout w:type="fixed"/>
+              <w:tblLook w:firstRow="1" w:lastRow="0" w:firstColumn="0" w:lastColumn="0" w:noHBand="0" w:noVBand="0" w:val="0020"/>
+            </w:tblPr>
+            <w:tblGrid>
+              <w:gridCol w:w="618"/>
+              <w:gridCol w:w="2289"/>
+              <w:gridCol w:w="1608"/>
+              <w:gridCol w:w="1299"/>
+              <w:gridCol w:w="990"/>
+              <w:gridCol w:w="1113"/>
+            </w:tblGrid>
+            <w:tr>
+              <w:trPr>
+                <w:tblHeader w:val="on"/>
+              </w:trPr>
+              <w:tc>
+                <w:tcPr/>
+                <w:p>
+                  <w:pPr>
+                    <w:pStyle w:val="Compact"/>
+                    <w:jc w:val="left"/>
+                    <w:jc w:val="center"/>
+                  </w:pPr>
+                  <w:r>
+                    <w:t xml:space="preserve">Method</w:t>
+                  </w:r>
+                </w:p>
+              </w:tc>
+              <w:tc>
+                <w:tcPr/>
+                <w:p>
+                  <w:pPr>
+                    <w:pStyle w:val="Compact"/>
+                    <w:jc w:val="left"/>
+                    <w:jc w:val="center"/>
+                  </w:pPr>
+                  <w:r>
+                    <w:t xml:space="preserve">Title</w:t>
+                  </w:r>
+                </w:p>
+              </w:tc>
+              <w:tc>
+                <w:tcPr/>
+                <w:p>
+                  <w:pPr>
+                    <w:pStyle w:val="Compact"/>
+                    <w:jc w:val="left"/>
+                    <w:jc w:val="center"/>
+                  </w:pPr>
+                  <w:r>
+                    <w:t xml:space="preserve">Intermediate precision</w:t>
+                  </w:r>
+                </w:p>
+              </w:tc>
+              <w:tc>
+                <w:tcPr/>
+                <w:p>
+                  <w:pPr>
+                    <w:pStyle w:val="Compact"/>
+                    <w:jc w:val="left"/>
+                    <w:jc w:val="center"/>
+                  </w:pPr>
+                  <w:r>
+                    <w:t xml:space="preserve">LOQ</w:t>
+                  </w:r>
+                </w:p>
+              </w:tc>
+              <w:tc>
+                <w:tcPr/>
+                <w:p>
+                  <w:pPr>
+                    <w:pStyle w:val="Compact"/>
+                    <w:jc w:val="right"/>
+                    <w:jc w:val="center"/>
+                  </w:pPr>
+                  <w:r>
+                    <w:t xml:space="preserve">Accuracy (%)</w:t>
+                  </w:r>
+                </w:p>
+              </w:tc>
+              <w:tc>
+                <w:tcPr/>
+                <w:p>
+                  <w:pPr>
+                    <w:pStyle w:val="Compact"/>
+                    <w:jc w:val="right"/>
+                    <w:jc w:val="center"/>
+                  </w:pPr>
+                  <w:r>
+                    <w:t xml:space="preserve">Variance share</w:t>
+                  </w:r>
+                </w:p>
+              </w:tc>
+            </w:tr>
+            <w:tr>
+              <w:tc>
+                <w:tcPr/>
+                <w:p>
+                  <w:pPr>
+                    <w:pStyle w:val="Compact"/>
+                    <w:jc w:val="left"/>
+                    <w:jc w:val="center"/>
+                  </w:pPr>
+                  <w:r>
+                    <w:t xml:space="preserve">AMV-3012</w:t>
+                  </w:r>
+                </w:p>
+              </w:tc>
+              <w:tc>
+                <w:tcPr/>
+                <w:p>
+                  <w:pPr>
+                    <w:pStyle w:val="Compact"/>
+                    <w:jc w:val="left"/>
+                    <w:jc w:val="center"/>
+                  </w:pPr>
+                  <w:r>
+                    <w:t xml:space="preserve">Host-Cell Protein by ELISA</w:t>
+                  </w:r>
+                </w:p>
+              </w:tc>
+              <w:tc>
+                <w:tcPr/>
+                <w:p>
+                  <w:pPr>
+                    <w:pStyle w:val="Compact"/>
+                    <w:jc w:val="left"/>
+                    <w:jc w:val="center"/>
+                  </w:pPr>
+                  <w:r>
+                    <w:t xml:space="preserve">9.5 %RSD</w:t>
+                  </w:r>
+                </w:p>
+              </w:tc>
+              <w:tc>
+                <w:tcPr/>
+                <w:p>
+                  <w:pPr>
+                    <w:pStyle w:val="Compact"/>
+                    <w:jc w:val="left"/>
+                    <w:jc w:val="center"/>
+                  </w:pPr>
+                  <w:r>
+                    <w:t xml:space="preserve">1 ng/mg</w:t>
+                  </w:r>
+                </w:p>
+              </w:tc>
+              <w:tc>
+                <w:tcPr/>
+                <w:p>
+                  <w:pPr>
+                    <w:pStyle w:val="Compact"/>
+                    <w:jc w:val="right"/>
+                    <w:jc w:val="center"/>
+                  </w:pPr>
+                  <w:r>
+                    <w:t xml:space="preserve">95</w:t>
+                  </w:r>
+                </w:p>
+              </w:tc>
+              <w:tc>
+                <w:tcPr/>
+                <w:p>
+                  <w:pPr>
+                    <w:pStyle w:val="Compact"/>
+                    <w:jc w:val="right"/>
+                    <w:jc w:val="center"/>
+                  </w:pPr>
+                  <w:r>
+                    <w:t xml:space="preserve">0.4</w:t>
+                  </w:r>
+                </w:p>
+              </w:tc>
+            </w:tr>
+            <w:tr>
+              <w:tc>
+                <w:tcPr/>
+                <w:p>
+                  <w:pPr>
+                    <w:pStyle w:val="Compact"/>
+                    <w:jc w:val="left"/>
+                    <w:jc w:val="center"/>
+                  </w:pPr>
+                  <w:r>
+                    <w:t xml:space="preserve">AMV-3016</w:t>
+                  </w:r>
+                </w:p>
+              </w:tc>
+              <w:tc>
+                <w:tcPr/>
+                <w:p>
+                  <w:pPr>
+                    <w:pStyle w:val="Compact"/>
+                    <w:jc w:val="left"/>
+                    <w:jc w:val="center"/>
+                  </w:pPr>
+                  <w:r>
+                    <w:t xml:space="preserve">Leached Protein A by ELISA</w:t>
+                  </w:r>
+                </w:p>
+              </w:tc>
+              <w:tc>
+                <w:tcPr/>
+                <w:p>
+                  <w:pPr>
+                    <w:pStyle w:val="Compact"/>
+                    <w:jc w:val="left"/>
+                    <w:jc w:val="center"/>
+                  </w:pPr>
+                  <w:r>
+                    <w:t xml:space="preserve">6.5 %RSD</w:t>
+                  </w:r>
+                </w:p>
+              </w:tc>
+              <w:tc>
+                <w:tcPr/>
+                <w:p>
+                  <w:pPr>
+                    <w:pStyle w:val="Compact"/>
+                    <w:jc w:val="left"/>
+                    <w:jc w:val="center"/>
+                  </w:pPr>
+                  <w:r>
+                    <w:t xml:space="preserve">0.25 ppm</w:t>
+                  </w:r>
+                </w:p>
+              </w:tc>
+              <w:tc>
+                <w:tcPr/>
+                <w:p>
+                  <w:pPr>
+                    <w:pStyle w:val="Compact"/>
+                    <w:jc w:val="right"/>
+                    <w:jc w:val="center"/>
+                  </w:pPr>
+                  <w:r>
+                    <w:t xml:space="preserve">97.4</w:t>
+                  </w:r>
+                </w:p>
+              </w:tc>
+              <w:tc>
+                <w:tcPr/>
+                <w:p>
+                  <w:pPr>
+                    <w:pStyle w:val="Compact"/>
+                    <w:jc w:val="right"/>
+                    <w:jc w:val="center"/>
+                  </w:pPr>
+                  <w:r>
+                    <w:t xml:space="preserve">0.41</w:t>
+                  </w:r>
+                </w:p>
+              </w:tc>
+            </w:tr>
+            <w:tr>
+              <w:tc>
+                <w:tcPr/>
+                <w:p>
+                  <w:pPr>
+                    <w:pStyle w:val="Compact"/>
+                    <w:jc w:val="left"/>
+                    <w:jc w:val="center"/>
+                  </w:pPr>
+                  <w:r>
+                    <w:t xml:space="preserve">AMV-3017</w:t>
+                  </w:r>
+                </w:p>
+              </w:tc>
+              <w:tc>
+                <w:tcPr/>
+                <w:p>
+                  <w:pPr>
+                    <w:pStyle w:val="Compact"/>
+                    <w:jc w:val="left"/>
+                    <w:jc w:val="center"/>
+                  </w:pPr>
+                  <w:r>
+                    <w:t xml:space="preserve">XMuLV Infectivity Titre (TCID50)</w:t>
+                  </w:r>
+                </w:p>
+              </w:tc>
+              <w:tc>
+                <w:tcPr/>
+                <w:p>
+                  <w:pPr>
+                    <w:pStyle w:val="Compact"/>
+                    <w:jc w:val="left"/>
+                    <w:jc w:val="center"/>
+                  </w:pPr>
+                  <w:r>
+                    <w:t xml:space="preserve">0.3 log10 SD</w:t>
+                  </w:r>
+                </w:p>
+              </w:tc>
+              <w:tc>
+                <w:tcPr/>
+                <w:p>
+                  <w:pPr>
+                    <w:pStyle w:val="Compact"/>
+                    <w:jc w:val="left"/>
+                    <w:jc w:val="center"/>
+                  </w:pPr>
+                  <w:r>
+                    <w:t xml:space="preserve">1.5 log10 TCID50/mL</w:t>
+                  </w:r>
+                </w:p>
+              </w:tc>
+              <w:tc>
+                <w:tcPr/>
+                <w:p>
+                  <w:pPr>
+                    <w:pStyle w:val="Compact"/>
+                    <w:jc w:val="right"/>
+                    <w:jc w:val="center"/>
+                  </w:pPr>
+                  <w:r>
+                    <w:t xml:space="preserve">96</w:t>
+                  </w:r>
+                </w:p>
+              </w:tc>
+              <w:tc>
+                <w:tcPr/>
+                <w:p>
+                  <w:pPr>
+                    <w:pStyle w:val="Compact"/>
+                    <w:jc w:val="right"/>
+                    <w:jc w:val="center"/>
+                  </w:pPr>
+                  <w:r>
+                    <w:t xml:space="preserve">0.28</w:t>
+                  </w:r>
+                </w:p>
+              </w:tc>
+            </w:tr>
+            <w:tr>
+              <w:tc>
+                <w:tcPr/>
+                <w:p>
+                  <w:pPr>
+                    <w:pStyle w:val="Compact"/>
+                    <w:jc w:val="left"/>
+                    <w:jc w:val="center"/>
+                  </w:pPr>
+                  <w:r>
+                    <w:t xml:space="preserve">AMV-3018</w:t>
+                  </w:r>
+                </w:p>
+              </w:tc>
+              <w:tc>
+                <w:tcPr/>
+                <w:p>
+                  <w:pPr>
+                    <w:pStyle w:val="Compact"/>
+                    <w:jc w:val="left"/>
+                    <w:jc w:val="center"/>
+                  </w:pPr>
+                  <w:r>
+                    <w:t xml:space="preserve">MVM Infectivity Titre (TCID50/qPCR)</w:t>
+                  </w:r>
+                </w:p>
+              </w:tc>
+              <w:tc>
+                <w:tcPr/>
+                <w:p>
+                  <w:pPr>
+                    <w:pStyle w:val="Compact"/>
+                    <w:jc w:val="left"/>
+                    <w:jc w:val="center"/>
+                  </w:pPr>
+                  <w:r>
+                    <w:t xml:space="preserve">0.32 log10 SD</w:t>
+                  </w:r>
+                </w:p>
+              </w:tc>
+              <w:tc>
+                <w:tcPr/>
+                <w:p>
+                  <w:pPr>
+                    <w:pStyle w:val="Compact"/>
+                    <w:jc w:val="left"/>
+                    <w:jc w:val="center"/>
+                  </w:pPr>
+                  <w:r>
+                    <w:t xml:space="preserve">1.4 log10 TCID50/mL</w:t>
+                  </w:r>
+                </w:p>
+              </w:tc>
+              <w:tc>
+                <w:tcPr/>
+                <w:p>
+                  <w:pPr>
+                    <w:pStyle w:val="Compact"/>
+                    <w:jc w:val="right"/>
+                    <w:jc w:val="center"/>
+                  </w:pPr>
+                  <w:r>
+                    <w:t xml:space="preserve">96</w:t>
+                  </w:r>
+                </w:p>
+              </w:tc>
+              <w:tc>
+                <w:tcPr/>
+                <w:p>
+                  <w:pPr>
+                    <w:pStyle w:val="Compact"/>
+                    <w:jc w:val="right"/>
+                    <w:jc w:val="center"/>
+                  </w:pPr>
+                  <w:r>
+                    <w:t xml:space="preserve">0.3</w:t>
+                  </w:r>
+                </w:p>
+              </w:tc>
+            </w:tr>
+          </w:tbl>
+          <w:bookmarkEnd w:id="25"/>
+          <w:p/>
+        </w:tc>
+      </w:tr>
+    </w:tbl>
+    <w:p>
+      <w:pPr>
+        <w:pStyle w:val="BodyText"/>
+      </w:pPr>
+      <w:r>
+        <w:t xml:space="preserve">Pool host cell protein is measured by ELISA (AMV-3012). Its intermediate precision is</w:t>
+      </w:r>
+      <w:r>
+        <w:t xml:space="preserve"> </w:t>
+      </w:r>
+      <w:r>
+        <w:t xml:space="preserve">9.5% relative standard deviation, against</w:t>
+      </w:r>
+      <w:r>
+        <w:t xml:space="preserve"> </w:t>
+      </w:r>
+      <w:r>
+        <w:t xml:space="preserve">6.5% for the leached Protein A ELISA (AMV-3016), and</w:t>
+      </w:r>
+      <w:r>
+        <w:t xml:space="preserve"> </w:t>
+      </w:r>
+      <w:r>
+        <w:t xml:space="preserve">those are the only two methods in</w:t>
+      </w:r>
+      <w:r>
+        <w:t xml:space="preserve"> </w:t>
+      </w:r>
+      <w:hyperlink w:anchor="tbl-methods">
+        <w:r>
+          <w:rPr>
+            <w:rStyle w:val="Hyperlink"/>
+          </w:rPr>
+          <w:t xml:space="preserve">Table 6</w:t>
+        </w:r>
+      </w:hyperlink>
+      <w:r>
+        <w:t xml:space="preserve"> </w:t>
+      </w:r>
+      <w:r>
+        <w:t xml:space="preserve">whose precision is reported on a relative</w:t>
+      </w:r>
+      <w:r>
+        <w:t xml:space="preserve"> </w:t>
+      </w:r>
+      <w:r>
+        <w:t xml:space="preserve">scale. A difference in pool host cell protein therefore has to stand clear of a relative</w:t>
+      </w:r>
+      <w:r>
+        <w:t xml:space="preserve"> </w:t>
+      </w:r>
+      <w:r>
+        <w:t xml:space="preserve">standard deviation of that size before it can be attributed to a factor of the design.</w:t>
+      </w:r>
+    </w:p>
+    <w:p>
+      <w:pPr>
+        <w:pStyle w:val="BodyText"/>
+      </w:pPr>
+      <w:r>
+        <w:t xml:space="preserve">XMuLV titre is measured by an infectivity assay (AMV-3017) and MVM titre by infectivity</w:t>
+      </w:r>
+      <w:r>
+        <w:t xml:space="preserve"> </w:t>
+      </w:r>
+      <w:r>
+        <w:t xml:space="preserve">with a molecular confirmation (AMV-3018), while residual DNA is measured by qPCR</w:t>
+      </w:r>
+      <w:r>
+        <w:t xml:space="preserve"> </w:t>
+      </w:r>
+      <w:r>
+        <w:t xml:space="preserve">(AMV-3014). The precision of the two infectivity assays is reported as a standard</w:t>
+      </w:r>
+      <w:r>
+        <w:t xml:space="preserve"> </w:t>
+      </w:r>
+      <w:r>
+        <w:t xml:space="preserve">deviation on the log10 scale, which is not comparable with a relative standard deviation.</w:t>
+      </w:r>
+      <w:r>
+        <w:t xml:space="preserve"> </w:t>
+      </w:r>
+      <w:r>
+        <w:t xml:space="preserve">Both carry an intermediate precision of about</w:t>
+      </w:r>
+      <w:r>
+        <w:t xml:space="preserve"> </w:t>
+      </w:r>
+      <w:r>
+        <w:t xml:space="preserve">0.32 log10 (</w:t>
+      </w:r>
+      <w:hyperlink w:anchor="tbl-methods">
+        <w:r>
+          <w:rPr>
+            <w:rStyle w:val="Hyperlink"/>
+          </w:rPr>
+          <w:t xml:space="preserve">Table 6</w:t>
+        </w:r>
+      </w:hyperlink>
+      <w:r>
+        <w:t xml:space="preserve">), so a difference of that order</w:t>
+      </w:r>
+      <w:r>
+        <w:t xml:space="preserve"> </w:t>
+      </w:r>
+      <w:r>
+        <w:t xml:space="preserve">between two clearance runs sits inside the noise of the assay and will not be interpreted</w:t>
+      </w:r>
+      <w:r>
+        <w:t xml:space="preserve"> </w:t>
+      </w:r>
+      <w:r>
+        <w:t xml:space="preserve">as an effect of a process parameter.</w:t>
+      </w:r>
+    </w:p>
+    <w:p>
+      <w:pPr>
+        <w:pStyle w:val="BodyText"/>
+      </w:pPr>
+      <w:r>
+        <w:t xml:space="preserve">Step yield is calculated from the product mass in the load and in the pool, each of them</w:t>
+      </w:r>
+      <w:r>
+        <w:t xml:space="preserve"> </w:t>
+      </w:r>
+      <w:r>
+        <w:t xml:space="preserve">the product of a measured protein concentration and a measured volume, and protein</w:t>
+      </w:r>
+      <w:r>
+        <w:t xml:space="preserve"> </w:t>
+      </w:r>
+      <w:r>
+        <w:t xml:space="preserve">concentration is measured by ultraviolet absorbance under AMV-3019. Validated performance</w:t>
+      </w:r>
+      <w:r>
+        <w:t xml:space="preserve"> </w:t>
+      </w:r>
+      <w:r>
+        <w:t xml:space="preserve">for that method, for the charge variant method (AMV-3013) and for the residual DNA method</w:t>
+      </w:r>
+      <w:r>
+        <w:t xml:space="preserve"> </w:t>
+      </w:r>
+      <w:r>
+        <w:t xml:space="preserve">(AMV-3014) is recorded in the respective method validation reports and is not reproduced</w:t>
+      </w:r>
+      <w:r>
+        <w:t xml:space="preserve"> </w:t>
+      </w:r>
+      <w:r>
+        <w:t xml:space="preserve">here.</w:t>
+      </w:r>
+    </w:p>
+    <w:p>
+      <w:pPr>
+        <w:pStyle w:val="BodyText"/>
+      </w:pPr>
+      <w:r>
+        <w:t xml:space="preserve">Where the virus titre of a pool falls below the quantitation limit of the infectivity</w:t>
+      </w:r>
+      <w:r>
+        <w:t xml:space="preserve"> </w:t>
+      </w:r>
+      <w:r>
+        <w:t xml:space="preserve">assay (</w:t>
+      </w:r>
+      <w:hyperlink w:anchor="tbl-methods">
+        <w:r>
+          <w:rPr>
+            <w:rStyle w:val="Hyperlink"/>
+          </w:rPr>
+          <w:t xml:space="preserve">Table 6</w:t>
+        </w:r>
+      </w:hyperlink>
+      <w:r>
+        <w:t xml:space="preserve">), the log reduction factor is a lower bound and will be reported as</w:t>
+      </w:r>
+      <w:r>
+        <w:t xml:space="preserve"> </w:t>
+      </w:r>
+      <w:r>
+        <w:t xml:space="preserve">such. A lower bound is used as it stands in the modular clearance summary, and it is</w:t>
+      </w:r>
+      <w:r>
+        <w:t xml:space="preserve"> </w:t>
+      </w:r>
+      <w:r>
+        <w:t xml:space="preserve">never converted into a point estimate.</w:t>
+      </w:r>
+    </w:p>
+    <w:bookmarkEnd w:id="26"/>
+    <w:bookmarkStart w:id="27" w:name="sampling-plan"/>
+    <w:p>
+      <w:pPr>
+        <w:pStyle w:val="Heading2"/>
+      </w:pPr>
+      <w:r>
+        <w:t xml:space="preserve">5.4 Sampling plan</w:t>
+      </w:r>
+    </w:p>
+    <w:p>
+      <w:pPr>
+        <w:pStyle w:val="FirstParagraph"/>
+      </w:pPr>
+      <w:r>
+        <w:t xml:space="preserve">Samples will be taken from the same points in every run, so that the study is balanced in</w:t>
+      </w:r>
+      <w:r>
+        <w:t xml:space="preserve"> </w:t>
+      </w:r>
+      <w:r>
+        <w:t xml:space="preserve">the analytical dimension as well as in the factors.</w:t>
+      </w:r>
+    </w:p>
+    <w:p>
+      <w:pPr>
+        <w:pStyle w:val="BodyText"/>
+      </w:pPr>
+      <w:r>
+        <w:t xml:space="preserve">Each run of the non-viral designs is sampled at the load and at the pool. The load is</w:t>
+      </w:r>
+      <w:r>
+        <w:t xml:space="preserve"> </w:t>
+      </w:r>
+      <w:r>
+        <w:t xml:space="preserve">sampled before application for protein concentration, pH, conductivity, host cell protein</w:t>
+      </w:r>
+      <w:r>
+        <w:t xml:space="preserve"> </w:t>
+      </w:r>
+      <w:r>
+        <w:t xml:space="preserve">and charge variants, and the flow-through pool is sampled after collection for protein</w:t>
+      </w:r>
+      <w:r>
+        <w:t xml:space="preserve"> </w:t>
+      </w:r>
+      <w:r>
+        <w:t xml:space="preserve">concentration, host cell protein, residual DNA and leached Protein A. A retain of each</w:t>
+      </w:r>
+      <w:r>
+        <w:t xml:space="preserve"> </w:t>
+      </w:r>
+      <w:r>
+        <w:t xml:space="preserve">pool is stored frozen, so that an unexpected result can be re-tested without repeating</w:t>
+      </w:r>
+      <w:r>
+        <w:t xml:space="preserve"> </w:t>
+      </w:r>
+      <w:r>
+        <w:t xml:space="preserve">the run.</w:t>
+      </w:r>
+    </w:p>
+    <w:p>
+      <w:pPr>
+        <w:pStyle w:val="BodyText"/>
+      </w:pPr>
+      <w:r>
+        <w:t xml:space="preserve">The viral runs are sampled differently. The spiked load and the flow-through pool are</w:t>
+      </w:r>
+      <w:r>
+        <w:t xml:space="preserve"> </w:t>
+      </w:r>
+      <w:r>
+        <w:t xml:space="preserve">assayed for infectious virus, and a cytotoxicity and interference control is run for each</w:t>
+      </w:r>
+      <w:r>
+        <w:t xml:space="preserve"> </w:t>
+      </w:r>
+      <w:r>
+        <w:t xml:space="preserve">matrix, as ICH Q5A(R2) requires</w:t>
+      </w:r>
+      <w:r>
+        <w:t xml:space="preserve"> </w:t>
+      </w:r>
+      <w:r>
+        <w:t xml:space="preserve">(International Council for Harmonisation 2023a)</w:t>
+      </w:r>
+      <w:r>
+        <w:t xml:space="preserve">.</w:t>
+      </w:r>
+    </w:p>
+    <w:p>
+      <w:pPr>
+        <w:pStyle w:val="BodyText"/>
+      </w:pPr>
+      <w:r>
+        <w:t xml:space="preserve">Centre point runs are sampled exactly as the factorial runs are. They will be executed at</w:t>
+      </w:r>
+      <w:r>
+        <w:t xml:space="preserve"> </w:t>
+      </w:r>
+      <w:r>
+        <w:t xml:space="preserve">intervals through the study and not consecutively, so that the pure error term reflects</w:t>
+      </w:r>
+      <w:r>
+        <w:t xml:space="preserve"> </w:t>
+      </w:r>
+      <w:r>
+        <w:t xml:space="preserve">the variability of the whole campaign and not the variability of a single day.</w:t>
+      </w:r>
+    </w:p>
+    <w:bookmarkEnd w:id="27"/>
+    <w:bookmarkStart w:id="28" w:name="statistical-methods"/>
+    <w:p>
+      <w:pPr>
+        <w:pStyle w:val="Heading2"/>
+      </w:pPr>
+      <w:r>
+        <w:t xml:space="preserve">5.5 Statistical methods</w:t>
+      </w:r>
+    </w:p>
+    <w:p>
+      <w:pPr>
+        <w:pStyle w:val="FirstParagraph"/>
+      </w:pPr>
+      <w:r>
+        <w:t xml:space="preserve">The analysis follows SOP-1002. Each factor is coded so that the midpoint of its</w:t>
+      </w:r>
+      <w:r>
+        <w:t xml:space="preserve"> </w:t>
+      </w:r>
+      <w:r>
+        <w:t xml:space="preserve">characterization range is zero and the two edges are ±1, and every model is fitted to the</w:t>
+      </w:r>
+      <w:r>
+        <w:t xml:space="preserve"> </w:t>
+      </w:r>
+      <w:r>
+        <w:t xml:space="preserve">coded factors, so that estimated effects are comparable across factors carrying different</w:t>
+      </w:r>
+      <w:r>
+        <w:t xml:space="preserve"> </w:t>
+      </w:r>
+      <w:r>
+        <w:t xml:space="preserve">units. Centre point runs sit at the midpoint of every characterization range, which is the</w:t>
+      </w:r>
+      <w:r>
+        <w:t xml:space="preserve"> </w:t>
+      </w:r>
+      <w:r>
+        <w:t xml:space="preserve">common reference condition of both designs.</w:t>
+      </w:r>
+    </w:p>
+    <w:p>
+      <w:pPr>
+        <w:pStyle w:val="BodyText"/>
+      </w:pPr>
+      <w:r>
+        <w:t xml:space="preserve">The screening study will be analysed with a model carrying every main effect and every</w:t>
+      </w:r>
+      <w:r>
+        <w:t xml:space="preserve"> </w:t>
+      </w:r>
+      <w:r>
+        <w:t xml:space="preserve">two-factor interaction, fitted by ordinary least squares. An effect is reported as twice</w:t>
+      </w:r>
+      <w:r>
+        <w:t xml:space="preserve"> </w:t>
+      </w:r>
+      <w:r>
+        <w:t xml:space="preserve">the coded coefficient, which is the change in the response between the two edges of the</w:t>
+      </w:r>
+      <w:r>
+        <w:t xml:space="preserve"> </w:t>
+      </w:r>
+      <w:r>
+        <w:t xml:space="preserve">studied range. Terms are judged at α = 0.05, and the screening study identifies which</w:t>
+      </w:r>
+      <w:r>
+        <w:t xml:space="preserve"> </w:t>
+      </w:r>
+      <w:r>
+        <w:t xml:space="preserve">factors and which interactions act on each response. It is not the predictive model, and</w:t>
+      </w:r>
+      <w:r>
+        <w:t xml:space="preserve"> </w:t>
+      </w:r>
+      <w:r>
+        <w:t xml:space="preserve">no operating range will be defined from it.</w:t>
+      </w:r>
+    </w:p>
+    <w:p>
+      <w:pPr>
+        <w:pStyle w:val="BodyText"/>
+      </w:pPr>
+      <w:r>
+        <w:t xml:space="preserve">The response-surface study will be analysed with the full quadratic model in the</w:t>
+      </w:r>
+      <w:r>
+        <w:t xml:space="preserve"> </w:t>
+      </w:r>
+      <w:r>
+        <w:t xml:space="preserve">4 multivariate factors. That model carries 15 terms</w:t>
+      </w:r>
+      <w:r>
+        <w:t xml:space="preserve"> </w:t>
+      </w:r>
+      <w:r>
+        <w:t xml:space="preserve">against 28 runs and leaves 13 residual degrees of</w:t>
+      </w:r>
+      <w:r>
+        <w:t xml:space="preserve"> </w:t>
+      </w:r>
+      <w:r>
+        <w:t xml:space="preserve">freedom, and it is the predictive model, so it is the basis of the operating region, of</w:t>
+      </w:r>
+      <w:r>
+        <w:t xml:space="preserve"> </w:t>
+      </w:r>
+      <w:r>
+        <w:t xml:space="preserve">every proven acceptable range and of the capability estimates in this plan. Model adequacy</w:t>
+      </w:r>
+      <w:r>
+        <w:t xml:space="preserve"> </w:t>
+      </w:r>
+      <w:r>
+        <w:t xml:space="preserve">will be judged on four statements taken together. These are the significance of the</w:t>
+      </w:r>
+      <w:r>
+        <w:t xml:space="preserve"> </w:t>
+      </w:r>
+      <w:r>
+        <w:t xml:space="preserve">model F test, the coefficient of determination and its adjusted form, the predicted</w:t>
+      </w:r>
+      <w:r>
+        <w:t xml:space="preserve"> </w:t>
+      </w:r>
+      <w:r>
+        <w:t xml:space="preserve">coefficient of determination computed from the PRESS residuals, and the lack of fit test</w:t>
+      </w:r>
+      <w:r>
+        <w:t xml:space="preserve"> </w:t>
+      </w:r>
+      <w:r>
+        <w:t xml:space="preserve">against pure error. Residuals will be inspected against the predicted values, against the</w:t>
+      </w:r>
+      <w:r>
+        <w:t xml:space="preserve"> </w:t>
+      </w:r>
+      <w:r>
+        <w:t xml:space="preserve">run order and on a normal probability plot.</w:t>
+      </w:r>
+    </w:p>
+    <w:p>
+      <w:pPr>
+        <w:pStyle w:val="BodyText"/>
+      </w:pPr>
+      <w:r>
+        <w:t xml:space="preserve">A factor with no significant effect on any response is a result and not a gap. It will be</w:t>
+      </w:r>
+      <w:r>
+        <w:t xml:space="preserve"> </w:t>
+      </w:r>
+      <w:r>
+        <w:t xml:space="preserve">classified on the evidence of that absence. It will be retained in the knowledge space as</w:t>
+      </w:r>
+      <w:r>
+        <w:t xml:space="preserve"> </w:t>
+      </w:r>
+      <w:r>
+        <w:t xml:space="preserve">evidence that the governed attributes are robust to it across the range screened.</w:t>
+      </w:r>
+    </w:p>
+    <w:p>
+      <w:pPr>
+        <w:pStyle w:val="BodyText"/>
+      </w:pPr>
+      <w:r>
+        <w:t xml:space="preserve">Commercial scale capability will be estimated by Monte-Carlo simulation of</w:t>
+      </w:r>
+      <w:r>
+        <w:t xml:space="preserve"> </w:t>
+      </w:r>
+      <w:r>
+        <w:t xml:space="preserve">2,000 batches, with every parameter drawn inside its normal operating</w:t>
+      </w:r>
+      <w:r>
+        <w:t xml:space="preserve"> </w:t>
+      </w:r>
+      <w:r>
+        <w:t xml:space="preserve">range and the fitted models used to predict each attribute. Capability will be reported as</w:t>
+      </w:r>
+      <w:r>
+        <w:t xml:space="preserve"> </w:t>
+      </w:r>
+      <w:r>
+        <w:t xml:space="preserve">a one-sided Cpk against the relevant limit. This plan sets no numerical capability</w:t>
+      </w:r>
+      <w:r>
+        <w:t xml:space="preserve"> </w:t>
+      </w:r>
+      <w:r>
+        <w:t xml:space="preserve">threshold. The report will state each Cpk with the margin between the predicted</w:t>
+      </w:r>
+      <w:r>
+        <w:t xml:space="preserve"> </w:t>
+      </w:r>
+      <w:r>
+        <w:t xml:space="preserve">distribution and the limit, and the acceptability of that margin will be argued from the</w:t>
+      </w:r>
+      <w:r>
+        <w:t xml:space="preserve"> </w:t>
+      </w:r>
+      <w:r>
+        <w:t xml:space="preserve">criticality of the attribute and the control capability of the parameters.</w:t>
+      </w:r>
+    </w:p>
+    <w:bookmarkEnd w:id="28"/>
+    <w:bookmarkEnd w:id="29"/>
+    <w:bookmarkStart w:id="36" w:name="study-design"/>
+    <w:p>
+      <w:pPr>
+        <w:pStyle w:val="Heading1"/>
+      </w:pPr>
+      <w:r>
+        <w:t xml:space="preserve">6. Study design</w:t>
+      </w:r>
+    </w:p>
+    <w:p>
+      <w:pPr>
+        <w:pStyle w:val="FirstParagraph"/>
+      </w:pPr>
+      <w:r>
+        <w:t xml:space="preserve">The design has to separate 4 factors that act on one equilibrium, so the</w:t>
+      </w:r>
+      <w:r>
+        <w:t xml:space="preserve"> </w:t>
+      </w:r>
+      <w:r>
+        <w:t xml:space="preserve">multivariate work is done in two stages. A screening study identifies the active factors</w:t>
+      </w:r>
+      <w:r>
+        <w:t xml:space="preserve"> </w:t>
+      </w:r>
+      <w:r>
+        <w:t xml:space="preserve">and interactions, a response-surface study models the region they define, and operating</w:t>
+      </w:r>
+      <w:r>
+        <w:t xml:space="preserve"> </w:t>
+      </w:r>
+      <w:r>
+        <w:t xml:space="preserve">flow rate is assessed one factor at a time for the mechanistic reason given below.</w:t>
+      </w:r>
+    </w:p>
+    <w:bookmarkStart w:id="32" w:name="factors-ranges-and-study-type"/>
+    <w:p>
+      <w:pPr>
+        <w:pStyle w:val="Heading2"/>
+      </w:pPr>
+      <w:r>
+        <w:t xml:space="preserve">6.1 Factors, ranges and study type</w:t>
+      </w:r>
+    </w:p>
+    <w:p>
+      <w:pPr>
+        <w:pStyle w:val="FirstParagraph"/>
+      </w:pPr>
+      <w:r>
+        <w:t xml:space="preserve">The parameters, their set-points, the ranges to be studied and the normal operating ranges</w:t>
+      </w:r>
+      <w:r>
+        <w:t xml:space="preserve"> </w:t>
+      </w:r>
+      <w:r>
+        <w:t xml:space="preserve">are given in</w:t>
+      </w:r>
+      <w:r>
+        <w:t xml:space="preserve"> </w:t>
+      </w:r>
+      <w:hyperlink w:anchor="tbl-params">
+        <w:r>
+          <w:rPr>
+            <w:rStyle w:val="Hyperlink"/>
+          </w:rPr>
+          <w:t xml:space="preserve">Table 7</w:t>
+        </w:r>
+      </w:hyperlink>
+      <w:r>
+        <w:t xml:space="preserve">, and the coded letters used for the 4 multivariate</w:t>
+      </w:r>
+      <w:r>
+        <w:t xml:space="preserve"> </w:t>
+      </w:r>
+      <w:r>
+        <w:t xml:space="preserve">factors in the design matrices are given in</w:t>
+      </w:r>
+      <w:r>
+        <w:t xml:space="preserve"> </w:t>
+      </w:r>
+      <w:hyperlink w:anchor="tbl-legend">
+        <w:r>
+          <w:rPr>
+            <w:rStyle w:val="Hyperlink"/>
+          </w:rPr>
+          <w:t xml:space="preserve">Table 8</w:t>
+        </w:r>
+      </w:hyperlink>
+      <w:r>
+        <w:t xml:space="preserve">.</w:t>
+      </w:r>
+    </w:p>
+    <w:tbl>
+      <w:tblPr>
+        <w:tblStyle w:val="Table"/>
+        <w:tblW w:type="pct" w:w="5000"/>
+        <w:tblLayout w:type="fixed"/>
+        <w:tblLook w:firstRow="0" w:lastRow="0" w:firstColumn="0" w:lastColumn="0" w:noHBand="0" w:noVBand="0" w:val="0000"/>
+      </w:tblPr>
+      <w:tblGrid>
+        <w:gridCol w:w="7920"/>
+      </w:tblGrid>
+      <w:tr>
+        <w:tc>
+          <w:tcPr/>
+          <w:bookmarkStart w:id="30" w:name="tbl-params"/>
+          <w:p>
+            <w:pPr>
+              <w:jc w:val="center"/>
+            </w:pPr>
+            <w:pPr>
+              <w:jc w:val="left"/>
+              <w:spacing w:before="200"/>
+              <w:pStyle w:val="ImageCaption"/>
+            </w:pPr>
+            <w:r>
+              <w:t xml:space="preserve">Table 7: Parameters of the anion exchange step, with the ranges to be studied, the normal operating ranges and the assigned study type.</w:t>
             </w:r>
           </w:p>
           <w:tbl>
@@ -4361,7 +5971,7 @@
               </w:tc>
             </w:tr>
           </w:tbl>
-          <w:bookmarkEnd w:id="29"/>
+          <w:bookmarkEnd w:id="30"/>
           <w:p/>
         </w:tc>
       </w:tr>
@@ -4387,7 +5997,7 @@
       <w:tr>
         <w:tc>
           <w:tcPr/>
-          <w:bookmarkStart w:id="30" w:name="tbl-levels"/>
+          <w:bookmarkStart w:id="31" w:name="tbl-legend"/>
           <w:p>
             <w:pPr>
               <w:jc w:val="center"/>
@@ -4398,26 +6008,20 @@
               <w:pStyle w:val="ImageCaption"/>
             </w:pPr>
             <w:r>
-              <w:t xml:space="preserve">Table 7: Coded factor legend for the multivariate designs.</w:t>
+              <w:t xml:space="preserve">Table 8: Coded factor legend for the screening and response-surface designs.</w:t>
             </w:r>
           </w:p>
           <w:tbl>
             <w:tblPr>
               <w:tblStyle w:val="Table"/>
-              <w:tblW w:type="pct" w:w="5000"/>
-              <w:tblLayout w:type="fixed"/>
+              <w:tblW w:type="auto" w:w="0"/>
               <w:tblLook w:firstRow="1" w:lastRow="0" w:firstColumn="0" w:lastColumn="0" w:noHBand="0" w:noVBand="0" w:val="0020"/>
             </w:tblPr>
             <w:tblGrid>
-              <w:gridCol w:w="510"/>
-              <w:gridCol w:w="1724"/>
-              <w:gridCol w:w="702"/>
-              <w:gridCol w:w="766"/>
-              <w:gridCol w:w="894"/>
-              <w:gridCol w:w="830"/>
-              <w:gridCol w:w="830"/>
-              <w:gridCol w:w="702"/>
-              <w:gridCol w:w="958"/>
+              <w:gridCol w:w="1980"/>
+              <w:gridCol w:w="1980"/>
+              <w:gridCol w:w="1980"/>
+              <w:gridCol w:w="1980"/>
             </w:tblGrid>
             <w:tr>
               <w:trPr>
@@ -4467,76 +6071,11 @@
                 <w:p>
                   <w:pPr>
                     <w:pStyle w:val="Compact"/>
-                    <w:jc w:val="right"/>
-                    <w:jc w:val="center"/>
-                  </w:pPr>
-                  <w:r>
-                    <w:t xml:space="preserve">Low (−1)</w:t>
-                  </w:r>
-                </w:p>
-              </w:tc>
-              <w:tc>
-                <w:tcPr/>
-                <w:p>
-                  <w:pPr>
-                    <w:pStyle w:val="Compact"/>
-                    <w:jc w:val="right"/>
-                    <w:jc w:val="center"/>
-                  </w:pPr>
-                  <w:r>
-                    <w:t xml:space="preserve">Centre (0)</w:t>
-                  </w:r>
-                </w:p>
-              </w:tc>
-              <w:tc>
-                <w:tcPr/>
-                <w:p>
-                  <w:pPr>
-                    <w:pStyle w:val="Compact"/>
-                    <w:jc w:val="right"/>
-                    <w:jc w:val="center"/>
-                  </w:pPr>
-                  <w:r>
-                    <w:t xml:space="preserve">High (+1)</w:t>
-                  </w:r>
-                </w:p>
-              </w:tc>
-              <w:tc>
-                <w:tcPr/>
-                <w:p>
-                  <w:pPr>
-                    <w:pStyle w:val="Compact"/>
-                    <w:jc w:val="right"/>
-                    <w:jc w:val="center"/>
-                  </w:pPr>
-                  <w:r>
-                    <w:t xml:space="preserve">Set-point</w:t>
-                  </w:r>
-                </w:p>
-              </w:tc>
-              <w:tc>
-                <w:tcPr/>
-                <w:p>
-                  <w:pPr>
-                    <w:pStyle w:val="Compact"/>
-                    <w:jc w:val="left"/>
-                    <w:jc w:val="center"/>
-                  </w:pPr>
-                  <w:r>
-                    <w:t xml:space="preserve">NOR</w:t>
-                  </w:r>
-                </w:p>
-              </w:tc>
-              <w:tc>
-                <w:tcPr/>
-                <w:p>
-                  <w:pPr>
-                    <w:pStyle w:val="Compact"/>
-                    <w:jc w:val="right"/>
-                    <w:jc w:val="center"/>
-                  </w:pPr>
-                  <w:r>
-                    <w:t xml:space="preserve">Range / NOR</w:t>
+                    <w:jc w:val="left"/>
+                    <w:jc w:val="center"/>
+                  </w:pPr>
+                  <w:r>
+                    <w:t xml:space="preserve">Studied in</w:t>
                   </w:r>
                 </w:p>
               </w:tc>
@@ -4586,76 +6125,11 @@
                 <w:p>
                   <w:pPr>
                     <w:pStyle w:val="Compact"/>
-                    <w:jc w:val="right"/>
-                    <w:jc w:val="center"/>
-                  </w:pPr>
-                  <w:r>
-                    <w:t xml:space="preserve">7.2</w:t>
-                  </w:r>
-                </w:p>
-              </w:tc>
-              <w:tc>
-                <w:tcPr/>
-                <w:p>
-                  <w:pPr>
-                    <w:pStyle w:val="Compact"/>
-                    <w:jc w:val="right"/>
-                    <w:jc w:val="center"/>
-                  </w:pPr>
-                  <w:r>
-                    <w:t xml:space="preserve">7.5</w:t>
-                  </w:r>
-                </w:p>
-              </w:tc>
-              <w:tc>
-                <w:tcPr/>
-                <w:p>
-                  <w:pPr>
-                    <w:pStyle w:val="Compact"/>
-                    <w:jc w:val="right"/>
-                    <w:jc w:val="center"/>
-                  </w:pPr>
-                  <w:r>
-                    <w:t xml:space="preserve">7.8</w:t>
-                  </w:r>
-                </w:p>
-              </w:tc>
-              <w:tc>
-                <w:tcPr/>
-                <w:p>
-                  <w:pPr>
-                    <w:pStyle w:val="Compact"/>
-                    <w:jc w:val="right"/>
-                    <w:jc w:val="center"/>
-                  </w:pPr>
-                  <w:r>
-                    <w:t xml:space="preserve">7.5</w:t>
-                  </w:r>
-                </w:p>
-              </w:tc>
-              <w:tc>
-                <w:tcPr/>
-                <w:p>
-                  <w:pPr>
-                    <w:pStyle w:val="Compact"/>
-                    <w:jc w:val="left"/>
-                    <w:jc w:val="center"/>
-                  </w:pPr>
-                  <w:r>
-                    <w:t xml:space="preserve">7.35–7.65</w:t>
-                  </w:r>
-                </w:p>
-              </w:tc>
-              <w:tc>
-                <w:tcPr/>
-                <w:p>
-                  <w:pPr>
-                    <w:pStyle w:val="Compact"/>
-                    <w:jc w:val="right"/>
-                    <w:jc w:val="center"/>
-                  </w:pPr>
-                  <w:r>
-                    <w:t xml:space="preserve">2</w:t>
+                    <w:jc w:val="left"/>
+                    <w:jc w:val="center"/>
+                  </w:pPr>
+                  <w:r>
+                    <w:t xml:space="preserve">screening + RSM</w:t>
                   </w:r>
                 </w:p>
               </w:tc>
@@ -4705,76 +6179,11 @@
                 <w:p>
                   <w:pPr>
                     <w:pStyle w:val="Compact"/>
-                    <w:jc w:val="right"/>
-                    <w:jc w:val="center"/>
-                  </w:pPr>
-                  <w:r>
-                    <w:t xml:space="preserve">1.6</w:t>
-                  </w:r>
-                </w:p>
-              </w:tc>
-              <w:tc>
-                <w:tcPr/>
-                <w:p>
-                  <w:pPr>
-                    <w:pStyle w:val="Compact"/>
-                    <w:jc w:val="right"/>
-                    <w:jc w:val="center"/>
-                  </w:pPr>
-                  <w:r>
-                    <w:t xml:space="preserve">2.6</w:t>
-                  </w:r>
-                </w:p>
-              </w:tc>
-              <w:tc>
-                <w:tcPr/>
-                <w:p>
-                  <w:pPr>
-                    <w:pStyle w:val="Compact"/>
-                    <w:jc w:val="right"/>
-                    <w:jc w:val="center"/>
-                  </w:pPr>
-                  <w:r>
-                    <w:t xml:space="preserve">3.6</w:t>
-                  </w:r>
-                </w:p>
-              </w:tc>
-              <w:tc>
-                <w:tcPr/>
-                <w:p>
-                  <w:pPr>
-                    <w:pStyle w:val="Compact"/>
-                    <w:jc w:val="right"/>
-                    <w:jc w:val="center"/>
-                  </w:pPr>
-                  <w:r>
-                    <w:t xml:space="preserve">2.6</w:t>
-                  </w:r>
-                </w:p>
-              </w:tc>
-              <w:tc>
-                <w:tcPr/>
-                <w:p>
-                  <w:pPr>
-                    <w:pStyle w:val="Compact"/>
-                    <w:jc w:val="left"/>
-                    <w:jc w:val="center"/>
-                  </w:pPr>
-                  <w:r>
-                    <w:t xml:space="preserve">2.1–3.1</w:t>
-                  </w:r>
-                </w:p>
-              </w:tc>
-              <w:tc>
-                <w:tcPr/>
-                <w:p>
-                  <w:pPr>
-                    <w:pStyle w:val="Compact"/>
-                    <w:jc w:val="right"/>
-                    <w:jc w:val="center"/>
-                  </w:pPr>
-                  <w:r>
-                    <w:t xml:space="preserve">2</w:t>
+                    <w:jc w:val="left"/>
+                    <w:jc w:val="center"/>
+                  </w:pPr>
+                  <w:r>
+                    <w:t xml:space="preserve">screening + RSM</w:t>
                   </w:r>
                 </w:p>
               </w:tc>
@@ -4824,76 +6233,11 @@
                 <w:p>
                   <w:pPr>
                     <w:pStyle w:val="Compact"/>
-                    <w:jc w:val="right"/>
-                    <w:jc w:val="center"/>
-                  </w:pPr>
-                  <w:r>
-                    <w:t xml:space="preserve">3</w:t>
-                  </w:r>
-                </w:p>
-              </w:tc>
-              <w:tc>
-                <w:tcPr/>
-                <w:p>
-                  <w:pPr>
-                    <w:pStyle w:val="Compact"/>
-                    <w:jc w:val="right"/>
-                    <w:jc w:val="center"/>
-                  </w:pPr>
-                  <w:r>
-                    <w:t xml:space="preserve">5.5</w:t>
-                  </w:r>
-                </w:p>
-              </w:tc>
-              <w:tc>
-                <w:tcPr/>
-                <w:p>
-                  <w:pPr>
-                    <w:pStyle w:val="Compact"/>
-                    <w:jc w:val="right"/>
-                    <w:jc w:val="center"/>
-                  </w:pPr>
-                  <w:r>
-                    <w:t xml:space="preserve">8</w:t>
-                  </w:r>
-                </w:p>
-              </w:tc>
-              <w:tc>
-                <w:tcPr/>
-                <w:p>
-                  <w:pPr>
-                    <w:pStyle w:val="Compact"/>
-                    <w:jc w:val="right"/>
-                    <w:jc w:val="center"/>
-                  </w:pPr>
-                  <w:r>
-                    <w:t xml:space="preserve">5.5</w:t>
-                  </w:r>
-                </w:p>
-              </w:tc>
-              <w:tc>
-                <w:tcPr/>
-                <w:p>
-                  <w:pPr>
-                    <w:pStyle w:val="Compact"/>
-                    <w:jc w:val="left"/>
-                    <w:jc w:val="center"/>
-                  </w:pPr>
-                  <w:r>
-                    <w:t xml:space="preserve">4–7</w:t>
-                  </w:r>
-                </w:p>
-              </w:tc>
-              <w:tc>
-                <w:tcPr/>
-                <w:p>
-                  <w:pPr>
-                    <w:pStyle w:val="Compact"/>
-                    <w:jc w:val="right"/>
-                    <w:jc w:val="center"/>
-                  </w:pPr>
-                  <w:r>
-                    <w:t xml:space="preserve">1.67</w:t>
+                    <w:jc w:val="left"/>
+                    <w:jc w:val="center"/>
+                  </w:pPr>
+                  <w:r>
+                    <w:t xml:space="preserve">screening + RSM</w:t>
                   </w:r>
                 </w:p>
               </w:tc>
@@ -4943,82 +6287,17 @@
                 <w:p>
                   <w:pPr>
                     <w:pStyle w:val="Compact"/>
-                    <w:jc w:val="right"/>
-                    <w:jc w:val="center"/>
-                  </w:pPr>
-                  <w:r>
-                    <w:t xml:space="preserve">50</w:t>
-                  </w:r>
-                </w:p>
-              </w:tc>
-              <w:tc>
-                <w:tcPr/>
-                <w:p>
-                  <w:pPr>
-                    <w:pStyle w:val="Compact"/>
-                    <w:jc w:val="right"/>
-                    <w:jc w:val="center"/>
-                  </w:pPr>
-                  <w:r>
-                    <w:t xml:space="preserve">175</w:t>
-                  </w:r>
-                </w:p>
-              </w:tc>
-              <w:tc>
-                <w:tcPr/>
-                <w:p>
-                  <w:pPr>
-                    <w:pStyle w:val="Compact"/>
-                    <w:jc w:val="right"/>
-                    <w:jc w:val="center"/>
-                  </w:pPr>
-                  <w:r>
-                    <w:t xml:space="preserve">300</w:t>
-                  </w:r>
-                </w:p>
-              </w:tc>
-              <w:tc>
-                <w:tcPr/>
-                <w:p>
-                  <w:pPr>
-                    <w:pStyle w:val="Compact"/>
-                    <w:jc w:val="right"/>
-                    <w:jc w:val="center"/>
-                  </w:pPr>
-                  <w:r>
-                    <w:t xml:space="preserve">200</w:t>
-                  </w:r>
-                </w:p>
-              </w:tc>
-              <w:tc>
-                <w:tcPr/>
-                <w:p>
-                  <w:pPr>
-                    <w:pStyle w:val="Compact"/>
-                    <w:jc w:val="left"/>
-                    <w:jc w:val="center"/>
-                  </w:pPr>
-                  <w:r>
-                    <w:t xml:space="preserve">120–280</w:t>
-                  </w:r>
-                </w:p>
-              </w:tc>
-              <w:tc>
-                <w:tcPr/>
-                <w:p>
-                  <w:pPr>
-                    <w:pStyle w:val="Compact"/>
-                    <w:jc w:val="right"/>
-                    <w:jc w:val="center"/>
-                  </w:pPr>
-                  <w:r>
-                    <w:t xml:space="preserve">1.56</w:t>
+                    <w:jc w:val="left"/>
+                    <w:jc w:val="center"/>
+                  </w:pPr>
+                  <w:r>
+                    <w:t xml:space="preserve">screening + RSM</w:t>
                   </w:r>
                 </w:p>
               </w:tc>
             </w:tr>
           </w:tbl>
-          <w:bookmarkEnd w:id="30"/>
+          <w:bookmarkEnd w:id="31"/>
           <w:p/>
         </w:tc>
       </w:tr>
@@ -5028,36 +6307,12 @@
         <w:pStyle w:val="BodyText"/>
       </w:pPr>
       <w:r>
-        <w:t xml:space="preserve">The centre point of the design is the midpoint of each characterization range. For load</w:t>
-      </w:r>
-      <w:r>
-        <w:t xml:space="preserve"> </w:t>
-      </w:r>
-      <w:r>
-        <w:t xml:space="preserve">pH, for equilibration and wash-1 conductivity and for load conductivity that midpoint</w:t>
-      </w:r>
-      <w:r>
-        <w:t xml:space="preserve"> </w:t>
-      </w:r>
-      <w:r>
-        <w:t xml:space="preserve">coincides with the commercial set-point, but for protein load it lies below the set-point,</w:t>
-      </w:r>
-      <w:r>
-        <w:t xml:space="preserve"> </w:t>
-      </w:r>
-      <w:r>
-        <w:t xml:space="preserve">because the range was extended further downward than upward in order to cover the low-load</w:t>
-      </w:r>
-      <w:r>
-        <w:t xml:space="preserve"> </w:t>
-      </w:r>
-      <w:r>
-        <w:t xml:space="preserve">condition of a short campaign batch. The set-point of every factor is given in</w:t>
-      </w:r>
-      <w:r>
-        <w:t xml:space="preserve"> </w:t>
-      </w:r>
-      <w:hyperlink w:anchor="tbl-levels">
+        <w:t xml:space="preserve">Every studied range in</w:t>
+      </w:r>
+      <w:r>
+        <w:t xml:space="preserve"> </w:t>
+      </w:r>
+      <w:hyperlink w:anchor="tbl-params">
         <w:r>
           <w:rPr>
             <w:rStyle w:val="Hyperlink"/>
@@ -5066,7 +6321,37 @@
         </w:r>
       </w:hyperlink>
       <w:r>
-        <w:t xml:space="preserve">, so the offset is visible.</w:t>
+        <w:t xml:space="preserve"> </w:t>
+      </w:r>
+      <w:r>
+        <w:t xml:space="preserve">is wider than the corresponding normal operating range,</w:t>
+      </w:r>
+      <w:r>
+        <w:t xml:space="preserve"> </w:t>
+      </w:r>
+      <w:r>
+        <w:t xml:space="preserve">and deliberately so, because a characterization range has to bound the knowledge space,</w:t>
+      </w:r>
+      <w:r>
+        <w:t xml:space="preserve"> </w:t>
+      </w:r>
+      <w:r>
+        <w:t xml:space="preserve">which means it has to include settings the commercial process will not normally see</w:t>
+      </w:r>
+      <w:r>
+        <w:t xml:space="preserve"> </w:t>
+      </w:r>
+      <w:r>
+        <w:t xml:space="preserve">(CMC Biotech Working Group 2009)</w:t>
+      </w:r>
+      <w:r>
+        <w:t xml:space="preserve">. The wider ranges also support later movement within the operating region</w:t>
+      </w:r>
+      <w:r>
+        <w:t xml:space="preserve"> </w:t>
+      </w:r>
+      <w:r>
+        <w:t xml:space="preserve">without new studies, and each range was set from prior knowledge and from the mechanism.</w:t>
       </w:r>
     </w:p>
     <w:p>
@@ -5074,109 +6359,68 @@
         <w:pStyle w:val="BodyText"/>
       </w:pPr>
       <w:r>
-        <w:t xml:space="preserve">Each range is justified separately. Load pH will be studied across the range over which</w:t>
-      </w:r>
-      <w:r>
-        <w:t xml:space="preserve"> </w:t>
-      </w:r>
-      <w:r>
-        <w:t xml:space="preserve">the neutralized cation exchange pool can be held without approaching the isoelectric point</w:t>
-      </w:r>
-      <w:r>
-        <w:t xml:space="preserve"> </w:t>
-      </w:r>
-      <w:r>
-        <w:t xml:space="preserve">of the antibody, and the conductivity of the equilibration and wash-1 buffer will be</w:t>
-      </w:r>
-      <w:r>
-        <w:t xml:space="preserve"> </w:t>
-      </w:r>
-      <w:r>
-        <w:t xml:space="preserve">studied across the range that buffer preparation can deliver reproducibly. Load</w:t>
-      </w:r>
-      <w:r>
-        <w:t xml:space="preserve"> </w:t>
-      </w:r>
-      <w:r>
-        <w:t xml:space="preserve">conductivity will be studied up to the highest value a neutralized cation exchange pool</w:t>
-      </w:r>
-      <w:r>
-        <w:t xml:space="preserve"> </w:t>
-      </w:r>
-      <w:r>
-        <w:t xml:space="preserve">can reach, so that the study bounds the worst input this step can receive. Protein load</w:t>
-      </w:r>
-      <w:r>
-        <w:t xml:space="preserve"> </w:t>
-      </w:r>
-      <w:r>
-        <w:t xml:space="preserve">will be studied from a low value typical of a short campaign batch up to a value above the</w:t>
-      </w:r>
-      <w:r>
-        <w:t xml:space="preserve"> </w:t>
-      </w:r>
-      <w:r>
-        <w:t xml:space="preserve">highest planned commercial load, and operating flow rate will be studied across the range</w:t>
-      </w:r>
-      <w:r>
-        <w:t xml:space="preserve"> </w:t>
-      </w:r>
-      <w:r>
-        <w:t xml:space="preserve">the commercial skid can deliver.</w:t>
-      </w:r>
-    </w:p>
-    <w:bookmarkEnd w:id="31"/>
-    <w:bookmarkStart w:id="32" w:name="screening-design"/>
-    <w:p>
-      <w:pPr>
-        <w:pStyle w:val="Heading2"/>
-      </w:pPr>
-      <w:r>
-        <w:t xml:space="preserve">6.2 Screening design</w:t>
+        <w:t xml:space="preserve">Load pH will be studied over 7.2–7.8 against a set-point of</w:t>
+      </w:r>
+      <w:r>
+        <w:t xml:space="preserve"> </w:t>
+      </w:r>
+      <w:r>
+        <w:t xml:space="preserve">7.5 (</w:t>
+      </w:r>
+      <w:hyperlink w:anchor="tbl-params">
+        <w:r>
+          <w:rPr>
+            <w:rStyle w:val="Hyperlink"/>
+          </w:rPr>
+          <w:t xml:space="preserve">Table 7</w:t>
+        </w:r>
+      </w:hyperlink>
+      <w:r>
+        <w:t xml:space="preserve">). The lower edge sits below the pH at which prior</w:t>
+      </w:r>
+      <w:r>
+        <w:t xml:space="preserve"> </w:t>
+      </w:r>
+      <w:r>
+        <w:t xml:space="preserve">products began to lose virus binding, so that the loss of clearance is bounded by</w:t>
+      </w:r>
+      <w:r>
+        <w:t xml:space="preserve"> </w:t>
+      </w:r>
+      <w:r>
+        <w:t xml:space="preserve">measurement instead of by extrapolation. The upper edge is limited by antibody stability</w:t>
+      </w:r>
+      <w:r>
+        <w:t xml:space="preserve"> </w:t>
+      </w:r>
+      <w:r>
+        <w:t xml:space="preserve">at the load protein concentration.</w:t>
       </w:r>
     </w:p>
     <w:p>
       <w:pPr>
-        <w:pStyle w:val="FirstParagraph"/>
-      </w:pPr>
-      <w:r>
-        <w:t xml:space="preserve">The screening design is a two-level full factorial in the 4</w:t>
-      </w:r>
-      <w:r>
-        <w:t xml:space="preserve"> </w:t>
-      </w:r>
-      <w:r>
-        <w:t xml:space="preserve">multivariate factors augmented with 3 centre points, giving</w:t>
-      </w:r>
-      <w:r>
-        <w:t xml:space="preserve"> </w:t>
-      </w:r>
-      <w:r>
-        <w:t xml:space="preserve">19 runs in total. A full factorial was chosen over a fractional design,</w:t>
-      </w:r>
-      <w:r>
-        <w:t xml:space="preserve"> </w:t>
-      </w:r>
-      <w:r>
-        <w:t xml:space="preserve">because 4 factors are few enough for the full design to be affordable</w:t>
-      </w:r>
-      <w:r>
-        <w:t xml:space="preserve"> </w:t>
-      </w:r>
-      <w:r>
-        <w:t xml:space="preserve">at scale-down. It estimates all 4 main effects and all</w:t>
-      </w:r>
-      <w:r>
-        <w:t xml:space="preserve"> </w:t>
-      </w:r>
-      <w:r>
-        <w:t xml:space="preserve">6 two-factor interactions without aliasing. Runs will be randomized</w:t>
-      </w:r>
-      <w:r>
-        <w:t xml:space="preserve"> </w:t>
-      </w:r>
-      <w:r>
-        <w:t xml:space="preserve">within the campaign, and the planned coded matrix is given in Appendix A.</w:t>
+        <w:pStyle w:val="BodyText"/>
+      </w:pPr>
+      <w:r>
+        <w:t xml:space="preserve">Equilibration and wash-1 conductivity will be studied over 1.6–3.6</w:t>
+      </w:r>
+      <w:r>
+        <w:t xml:space="preserve"> </w:t>
+      </w:r>
+      <w:r>
+        <w:t xml:space="preserve">mS/cm, where the lower edge is a more dilute buffer than the commercial site will prepare</w:t>
+      </w:r>
+      <w:r>
+        <w:t xml:space="preserve"> </w:t>
+      </w:r>
+      <w:r>
+        <w:t xml:space="preserve">and the upper edge lies above the conductivity at which platform experience shows host</w:t>
+      </w:r>
+      <w:r>
+        <w:t xml:space="preserve"> </w:t>
+      </w:r>
+      <w:r>
+        <w:t xml:space="preserve">cell protein beginning to appear in the flow-through.</w:t>
       </w:r>
     </w:p>
     <w:p>
@@ -5184,23 +6428,81 @@
         <w:pStyle w:val="BodyText"/>
       </w:pPr>
       <w:r>
-        <w:t xml:space="preserve">The screening stage identifies the factors that matter. It does not define the operating</w:t>
-      </w:r>
-      <w:r>
-        <w:t xml:space="preserve"> </w:t>
-      </w:r>
-      <w:r>
-        <w:t xml:space="preserve">region.</w:t>
+        <w:t xml:space="preserve">Load conductivity will be studied over 3–8 mS/cm. The load enters</w:t>
+      </w:r>
+      <w:r>
+        <w:t xml:space="preserve"> </w:t>
+      </w:r>
+      <w:r>
+        <w:t xml:space="preserve">this step from the cation exchange pool, and its conductivity is the input property most</w:t>
+      </w:r>
+      <w:r>
+        <w:t xml:space="preserve"> </w:t>
+      </w:r>
+      <w:r>
+        <w:t xml:space="preserve">likely to move from batch to batch, so the range is wide enough to cover a cation exchange</w:t>
+      </w:r>
+      <w:r>
+        <w:t xml:space="preserve"> </w:t>
+      </w:r>
+      <w:r>
+        <w:t xml:space="preserve">pool taken from either end of its own operating region.</w:t>
+      </w:r>
+    </w:p>
+    <w:p>
+      <w:pPr>
+        <w:pStyle w:val="BodyText"/>
+      </w:pPr>
+      <w:r>
+        <w:t xml:space="preserve">Protein load will be studied over 50–300 g/L resin, and the upper edge</w:t>
+      </w:r>
+      <w:r>
+        <w:t xml:space="preserve"> </w:t>
+      </w:r>
+      <w:r>
+        <w:t xml:space="preserve">lies above the highest load the commercial column will be asked to carry, so that the</w:t>
+      </w:r>
+      <w:r>
+        <w:t xml:space="preserve"> </w:t>
+      </w:r>
+      <w:r>
+        <w:t xml:space="preserve">capacity of the step is bounded by data. The lower edge lies well below the set-point,</w:t>
+      </w:r>
+      <w:r>
+        <w:t xml:space="preserve"> </w:t>
+      </w:r>
+      <w:r>
+        <w:t xml:space="preserve">because a response-surface model may only be used inside the region it was fitted over,</w:t>
+      </w:r>
+      <w:r>
+        <w:t xml:space="preserve"> </w:t>
+      </w:r>
+      <w:r>
+        <w:t xml:space="preserve">and the low end of the load range has to be part of that region.</w:t>
+      </w:r>
+    </w:p>
+    <w:p>
+      <w:pPr>
+        <w:pStyle w:val="BodyText"/>
+      </w:pPr>
+      <w:r>
+        <w:t xml:space="preserve">Operating flow rate will be studied over 150–450 cm/hr, one factor at a</w:t>
+      </w:r>
+      <w:r>
+        <w:t xml:space="preserve"> </w:t>
+      </w:r>
+      <w:r>
+        <w:t xml:space="preserve">time.</w:t>
       </w:r>
     </w:p>
     <w:bookmarkEnd w:id="32"/>
-    <w:bookmarkStart w:id="33" w:name="response-surface-design"/>
+    <w:bookmarkStart w:id="33" w:name="screening-design"/>
     <w:p>
       <w:pPr>
         <w:pStyle w:val="Heading2"/>
       </w:pPr>
       <w:r>
-        <w:t xml:space="preserve">6.3 Response-surface design</w:t>
+        <w:t xml:space="preserve">6.2 Screening design</w:t>
       </w:r>
     </w:p>
     <w:p>
@@ -5208,43 +6510,49 @@
         <w:pStyle w:val="FirstParagraph"/>
       </w:pPr>
       <w:r>
-        <w:t xml:space="preserve">The response-surface design is a face-centred central composite design (CCD) over the</w:t>
-      </w:r>
-      <w:r>
-        <w:t xml:space="preserve"> </w:t>
-      </w:r>
-      <w:r>
-        <w:t xml:space="preserve">same 4 factors, comprising 16 factorial runs,</w:t>
-      </w:r>
-      <w:r>
-        <w:t xml:space="preserve"> </w:t>
-      </w:r>
-      <w:r>
-        <w:t xml:space="preserve">8 axial runs and 4 centre points, or</w:t>
-      </w:r>
-      <w:r>
-        <w:t xml:space="preserve"> </w:t>
-      </w:r>
-      <w:r>
-        <w:t xml:space="preserve">28 runs in total. The axial runs sit on the faces of the cube, so that</w:t>
-      </w:r>
-      <w:r>
-        <w:t xml:space="preserve"> </w:t>
-      </w:r>
-      <w:r>
-        <w:t xml:space="preserve">no run falls outside the characterization range and every setting stays inside the range</w:t>
-      </w:r>
-      <w:r>
-        <w:t xml:space="preserve"> </w:t>
-      </w:r>
-      <w:r>
-        <w:t xml:space="preserve">the step can actually deliver. That choice costs some precision on the pure quadratic</w:t>
-      </w:r>
-      <w:r>
-        <w:t xml:space="preserve"> </w:t>
-      </w:r>
-      <w:r>
-        <w:t xml:space="preserve">terms, and it is stated here because the operating region will rest on this model.</w:t>
+        <w:t xml:space="preserve">The screening study is a two-level full factorial in the 4 multivariate</w:t>
+      </w:r>
+      <w:r>
+        <w:t xml:space="preserve"> </w:t>
+      </w:r>
+      <w:r>
+        <w:t xml:space="preserve">factors, augmented with 3 centre points, giving 19 runs in</w:t>
+      </w:r>
+      <w:r>
+        <w:t xml:space="preserve"> </w:t>
+      </w:r>
+      <w:r>
+        <w:t xml:space="preserve">total. The planned matrix is given in Appendix A. A full factorial was chosen in</w:t>
+      </w:r>
+      <w:r>
+        <w:t xml:space="preserve"> </w:t>
+      </w:r>
+      <w:r>
+        <w:t xml:space="preserve">preference to a fractional design because a design in 4 factors is small</w:t>
+      </w:r>
+      <w:r>
+        <w:t xml:space="preserve"> </w:t>
+      </w:r>
+      <w:r>
+        <w:t xml:space="preserve">enough to afford it, and because the expected interactions are between factors that act on</w:t>
+      </w:r>
+      <w:r>
+        <w:t xml:space="preserve"> </w:t>
+      </w:r>
+      <w:r>
+        <w:t xml:space="preserve">the same equilibrium. No</w:t>
+      </w:r>
+      <w:r>
+        <w:t xml:space="preserve"> </w:t>
+      </w:r>
+      <w:r>
+        <w:t xml:space="preserve">interaction may be aliased with a main effect at this step, since an interaction between</w:t>
+      </w:r>
+      <w:r>
+        <w:t xml:space="preserve"> </w:t>
+      </w:r>
+      <w:r>
+        <w:t xml:space="preserve">load pH and load conductivity is the effect the viral clearance claim is most sensitive to.</w:t>
       </w:r>
     </w:p>
     <w:p>
@@ -5252,47 +6560,47 @@
         <w:pStyle w:val="BodyText"/>
       </w:pPr>
       <w:r>
-        <w:t xml:space="preserve">All 4 multivariate factors are carried into the response-surface</w:t>
-      </w:r>
-      <w:r>
-        <w:t xml:space="preserve"> </w:t>
-      </w:r>
-      <w:r>
-        <w:t xml:space="preserve">design, since each is expected to act on at least one governed response by the mechanism</w:t>
-      </w:r>
-      <w:r>
-        <w:t xml:space="preserve"> </w:t>
-      </w:r>
-      <w:r>
-        <w:t xml:space="preserve">given in §4.1. A factor found inactive for every governed response at screening will be</w:t>
-      </w:r>
-      <w:r>
-        <w:t xml:space="preserve"> </w:t>
-      </w:r>
-      <w:r>
-        <w:t xml:space="preserve">dropped from the fitted model. It will be retained in the knowledge space as evidence of</w:t>
-      </w:r>
-      <w:r>
-        <w:t xml:space="preserve"> </w:t>
-      </w:r>
-      <w:r>
-        <w:t xml:space="preserve">robustness, and its classification will be argued from that null result. The planned</w:t>
-      </w:r>
-      <w:r>
-        <w:t xml:space="preserve"> </w:t>
-      </w:r>
-      <w:r>
-        <w:t xml:space="preserve">coded matrix is given in Appendix B.</w:t>
+        <w:t xml:space="preserve">The design estimates all 4 main effects and all 6 two-factor</w:t>
+      </w:r>
+      <w:r>
+        <w:t xml:space="preserve"> </w:t>
+      </w:r>
+      <w:r>
+        <w:t xml:space="preserve">interactions independently, and it leaves 8 residual degrees of</w:t>
+      </w:r>
+      <w:r>
+        <w:t xml:space="preserve"> </w:t>
+      </w:r>
+      <w:r>
+        <w:t xml:space="preserve">freedom for the two-factor interaction model. Runs will be executed in a randomized order,</w:t>
+      </w:r>
+      <w:r>
+        <w:t xml:space="preserve"> </w:t>
+      </w:r>
+      <w:r>
+        <w:t xml:space="preserve">with the centre points distributed through the sequence. The purpose of this study is to</w:t>
+      </w:r>
+      <w:r>
+        <w:t xml:space="preserve"> </w:t>
+      </w:r>
+      <w:r>
+        <w:t xml:space="preserve">identify which factors and interactions act on each response, and the magnitudes it</w:t>
+      </w:r>
+      <w:r>
+        <w:t xml:space="preserve"> </w:t>
+      </w:r>
+      <w:r>
+        <w:t xml:space="preserve">estimates will be refined by the response-surface study.</w:t>
       </w:r>
     </w:p>
     <w:bookmarkEnd w:id="33"/>
-    <w:bookmarkStart w:id="34" w:name="univariate-assessment"/>
+    <w:bookmarkStart w:id="34" w:name="response-surface-design"/>
     <w:p>
       <w:pPr>
         <w:pStyle w:val="Heading2"/>
       </w:pPr>
       <w:r>
-        <w:t xml:space="preserve">6.4 Univariate assessment</w:t>
+        <w:t xml:space="preserve">6.3 Response-surface design</w:t>
       </w:r>
     </w:p>
     <w:p>
@@ -5300,43 +6608,57 @@
         <w:pStyle w:val="FirstParagraph"/>
       </w:pPr>
       <w:r>
-        <w:t xml:space="preserve">Operating flow rate will be assessed one factor at a time, at the low edge, the centre and</w:t>
-      </w:r>
-      <w:r>
-        <w:t xml:space="preserve"> </w:t>
-      </w:r>
-      <w:r>
-        <w:t xml:space="preserve">the high edge of its characterization range, with every other parameter held at its</w:t>
-      </w:r>
-      <w:r>
-        <w:t xml:space="preserve"> </w:t>
-      </w:r>
-      <w:r>
-        <w:t xml:space="preserve">set-point. Flow rate acts on this step through residence time and not through the binding</w:t>
-      </w:r>
-      <w:r>
-        <w:t xml:space="preserve"> </w:t>
-      </w:r>
-      <w:r>
-        <w:t xml:space="preserve">chemistry, so an interaction with pH or with conductivity is not expected. On that basis a</w:t>
-      </w:r>
-      <w:r>
-        <w:t xml:space="preserve"> </w:t>
-      </w:r>
-      <w:r>
-        <w:t xml:space="preserve">univariate assessment over three levels is sufficient to bound its range. If the assessment shows an effect on any governed response, the</w:t>
-      </w:r>
-      <w:r>
-        <w:t xml:space="preserve"> </w:t>
-      </w:r>
-      <w:r>
-        <w:t xml:space="preserve">parameter will be added to a supplementary multivariate design and PCR-008 will report</w:t>
-      </w:r>
-      <w:r>
-        <w:t xml:space="preserve"> </w:t>
-      </w:r>
-      <w:r>
-        <w:t xml:space="preserve">that change.</w:t>
+        <w:t xml:space="preserve">The response-surface study is a face-centred central composite design in the same</w:t>
+      </w:r>
+      <w:r>
+        <w:t xml:space="preserve"> </w:t>
+      </w:r>
+      <w:r>
+        <w:t xml:space="preserve">4 factors, and it carries 16 factorial runs,</w:t>
+      </w:r>
+      <w:r>
+        <w:t xml:space="preserve"> </w:t>
+      </w:r>
+      <w:r>
+        <w:t xml:space="preserve">8 axial runs and 4 centre points, giving 28</w:t>
+      </w:r>
+      <w:r>
+        <w:t xml:space="preserve"> </w:t>
+      </w:r>
+      <w:r>
+        <w:t xml:space="preserve">runs in total. The planned matrix is given in Appendix B. The axial points sit on the</w:t>
+      </w:r>
+      <w:r>
+        <w:t xml:space="preserve"> </w:t>
+      </w:r>
+      <w:r>
+        <w:t xml:space="preserve">faces of the cube and not outside it, so no run is executed beyond the characterization</w:t>
+      </w:r>
+      <w:r>
+        <w:t xml:space="preserve"> </w:t>
+      </w:r>
+      <w:r>
+        <w:t xml:space="preserve">ranges in</w:t>
+      </w:r>
+      <w:r>
+        <w:t xml:space="preserve"> </w:t>
+      </w:r>
+      <w:hyperlink w:anchor="tbl-params">
+        <w:r>
+          <w:rPr>
+            <w:rStyle w:val="Hyperlink"/>
+          </w:rPr>
+          <w:t xml:space="preserve">Table 7</w:t>
+        </w:r>
+      </w:hyperlink>
+      <w:r>
+        <w:t xml:space="preserve">. That matters here, because those ranges are the edges of the</w:t>
+      </w:r>
+      <w:r>
+        <w:t xml:space="preserve"> </w:t>
+      </w:r>
+      <w:r>
+        <w:t xml:space="preserve">knowledge space and the study is not permitted to operate the model outside them.</w:t>
       </w:r>
     </w:p>
     <w:p>
@@ -5344,21 +6666,119 @@
         <w:pStyle w:val="BodyText"/>
       </w:pPr>
       <w:r>
-        <w:t xml:space="preserve">Residual DNA and leached Protein A will be measured across both multivariate designs but</w:t>
-      </w:r>
-      <w:r>
-        <w:t xml:space="preserve"> </w:t>
-      </w:r>
-      <w:r>
-        <w:t xml:space="preserve">are not carried as response-surface responses. Platform experience indicates that this</w:t>
-      </w:r>
-      <w:r>
-        <w:t xml:space="preserve"> </w:t>
-      </w:r>
-      <w:r>
-        <w:t xml:space="preserve">step clears both to well below their drug substance limits (</w:t>
-      </w:r>
-      <w:hyperlink w:anchor="tbl-cqa-clear">
+        <w:t xml:space="preserve">All 4 multivariate factors are carried into the response-surface design.</w:t>
+      </w:r>
+      <w:r>
+        <w:t xml:space="preserve"> </w:t>
+      </w:r>
+      <w:r>
+        <w:t xml:space="preserve">None can be excluded in advance, since each is expected to act on at least one of the</w:t>
+      </w:r>
+      <w:r>
+        <w:t xml:space="preserve"> </w:t>
+      </w:r>
+      <w:r>
+        <w:t xml:space="preserve">4 responses and the two conductivities are expected to interact with load</w:t>
+      </w:r>
+      <w:r>
+        <w:t xml:space="preserve"> </w:t>
+      </w:r>
+      <w:r>
+        <w:t xml:space="preserve">pH. The design adds the curvature terms that a two-level screening design cannot estimate.</w:t>
+      </w:r>
+      <w:r>
+        <w:t xml:space="preserve"> </w:t>
+      </w:r>
+      <w:r>
+        <w:t xml:space="preserve">The fitted quadratic model is the model from which the operating region, the proven</w:t>
+      </w:r>
+      <w:r>
+        <w:t xml:space="preserve"> </w:t>
+      </w:r>
+      <w:r>
+        <w:t xml:space="preserve">acceptable ranges and the capability estimates will be derived. It is the only model in</w:t>
+      </w:r>
+      <w:r>
+        <w:t xml:space="preserve"> </w:t>
+      </w:r>
+      <w:r>
+        <w:t xml:space="preserve">this study that will be used to predict.</w:t>
+      </w:r>
+    </w:p>
+    <w:bookmarkEnd w:id="34"/>
+    <w:bookmarkStart w:id="35" w:name="univariate-assessment"/>
+    <w:p>
+      <w:pPr>
+        <w:pStyle w:val="Heading2"/>
+      </w:pPr>
+      <w:r>
+        <w:t xml:space="preserve">6.4 Univariate assessment</w:t>
+      </w:r>
+    </w:p>
+    <w:p>
+      <w:pPr>
+        <w:pStyle w:val="FirstParagraph"/>
+      </w:pPr>
+      <w:r>
+        <w:t xml:space="preserve">Operating flow rate will be assessed one factor at a time. It will be run at its</w:t>
+      </w:r>
+      <w:r>
+        <w:t xml:space="preserve"> </w:t>
+      </w:r>
+      <w:r>
+        <w:t xml:space="preserve">set-point and at each edge of 150–450 cm/hr, with the 4</w:t>
+      </w:r>
+      <w:r>
+        <w:t xml:space="preserve"> </w:t>
+      </w:r>
+      <w:r>
+        <w:t xml:space="preserve">multivariate factors held at their set-points, and the same responses will be measured at</w:t>
+      </w:r>
+      <w:r>
+        <w:t xml:space="preserve"> </w:t>
+      </w:r>
+      <w:r>
+        <w:t xml:space="preserve">each setting.</w:t>
+      </w:r>
+    </w:p>
+    <w:p>
+      <w:pPr>
+        <w:pStyle w:val="BodyText"/>
+      </w:pPr>
+      <w:r>
+        <w:t xml:space="preserve">The reason it is held out of the multivariate design is mechanistic. Flow rate acts on the</w:t>
+      </w:r>
+      <w:r>
+        <w:t xml:space="preserve"> </w:t>
+      </w:r>
+      <w:r>
+        <w:t xml:space="preserve">separation through residence time, and residence time governs how closely impurity binding</w:t>
+      </w:r>
+      <w:r>
+        <w:t xml:space="preserve"> </w:t>
+      </w:r>
+      <w:r>
+        <w:t xml:space="preserve">approaches equilibrium. It does not change the charge state of the antibody or of the</w:t>
+      </w:r>
+      <w:r>
+        <w:t xml:space="preserve"> </w:t>
+      </w:r>
+      <w:r>
+        <w:t xml:space="preserve">impurities, which is how the multivariate factors act, so an interaction between flow rate</w:t>
+      </w:r>
+      <w:r>
+        <w:t xml:space="preserve"> </w:t>
+      </w:r>
+      <w:r>
+        <w:t xml:space="preserve">and the solution properties is not expected. RA-001 assigned it a</w:t>
+      </w:r>
+      <w:r>
+        <w:t xml:space="preserve"> </w:t>
+      </w:r>
+      <w:r>
+        <w:t xml:space="preserve">univariate study on that basis (</w:t>
+      </w:r>
+      <w:hyperlink w:anchor="tbl-risk">
         <w:r>
           <w:rPr>
             <w:rStyle w:val="Hyperlink"/>
@@ -5367,17 +6787,23 @@
         </w:r>
       </w:hyperlink>
       <w:r>
-        <w:t xml:space="preserve">), and the study</w:t>
-      </w:r>
-      <w:r>
-        <w:t xml:space="preserve"> </w:t>
-      </w:r>
-      <w:r>
-        <w:t xml:space="preserve">will confirm that clearance without modelling it.</w:t>
+        <w:t xml:space="preserve">). If the univariate runs show an effect on viral</w:t>
+      </w:r>
+      <w:r>
+        <w:t xml:space="preserve"> </w:t>
+      </w:r>
+      <w:r>
+        <w:t xml:space="preserve">clearance at the high edge of the range, the parameter will be carried into a further</w:t>
+      </w:r>
+      <w:r>
+        <w:t xml:space="preserve"> </w:t>
+      </w:r>
+      <w:r>
+        <w:t xml:space="preserve">multivariate study and this plan revised under change control.</w:t>
       </w:r>
     </w:p>
-    <w:bookmarkEnd w:id="34"/>
     <w:bookmarkEnd w:id="35"/>
+    <w:bookmarkEnd w:id="36"/>
     <w:bookmarkStart w:id="38" w:name="acceptance-and-decision-criteria"/>
     <w:p>
       <w:pPr>
@@ -5392,25 +6818,13 @@
         <w:pStyle w:val="FirstParagraph"/>
       </w:pPr>
       <w:r>
-        <w:t xml:space="preserve">The study will be judged against criteria fixed before execution, and they fall into three</w:t>
-      </w:r>
-      <w:r>
-        <w:t xml:space="preserve"> </w:t>
-      </w:r>
-      <w:r>
-        <w:t xml:space="preserve">groups: the acceptance criterion for each response, the adequacy criterion for each fitted</w:t>
-      </w:r>
-      <w:r>
-        <w:t xml:space="preserve"> </w:t>
-      </w:r>
-      <w:r>
-        <w:t xml:space="preserve">model, and the rules by which the operating region and the proven acceptable ranges will</w:t>
-      </w:r>
-      <w:r>
-        <w:t xml:space="preserve"> </w:t>
-      </w:r>
-      <w:r>
-        <w:t xml:space="preserve">be declared.</w:t>
+        <w:t xml:space="preserve">This section states the criteria the study must meet, before any data exist. They apply to</w:t>
+      </w:r>
+      <w:r>
+        <w:t xml:space="preserve"> </w:t>
+      </w:r>
+      <w:r>
+        <w:t xml:space="preserve">the scale-down model, to the fitted models and to the measured quality attributes.</w:t>
       </w:r>
     </w:p>
     <w:p>
@@ -5418,45 +6832,115 @@
         <w:pStyle w:val="BodyText"/>
       </w:pPr>
       <w:r>
-        <w:t xml:space="preserve">The acceptance criterion for each response is given in</w:t>
-      </w:r>
-      <w:r>
-        <w:t xml:space="preserve"> </w:t>
-      </w:r>
-      <w:hyperlink w:anchor="tbl-accept">
+        <w:t xml:space="preserve">The scale-down model must be qualified before any characterization run starts. The</w:t>
+      </w:r>
+      <w:r>
+        <w:t xml:space="preserve"> </w:t>
+      </w:r>
+      <w:r>
+        <w:t xml:space="preserve">criterion is the one given above under materials and methods. There must be no significant</w:t>
+      </w:r>
+      <w:r>
+        <w:t xml:space="preserve"> </w:t>
+      </w:r>
+      <w:r>
+        <w:t xml:space="preserve">difference between the model and the commercial scale record on step yield, pool host cell</w:t>
+      </w:r>
+      <w:r>
+        <w:t xml:space="preserve"> </w:t>
+      </w:r>
+      <w:r>
+        <w:t xml:space="preserve">protein and pool volume, and every model result must fall inside the range observed at</w:t>
+      </w:r>
+      <w:r>
+        <w:t xml:space="preserve"> </w:t>
+      </w:r>
+      <w:r>
+        <w:t xml:space="preserve">scale (SOP-1001). Runs performed on a model that has not met that criterion will not be</w:t>
+      </w:r>
+      <w:r>
+        <w:t xml:space="preserve"> </w:t>
+      </w:r>
+      <w:r>
+        <w:t xml:space="preserve">used to define an operating range.</w:t>
+      </w:r>
+    </w:p>
+    <w:p>
+      <w:pPr>
+        <w:pStyle w:val="BodyText"/>
+      </w:pPr>
+      <w:r>
+        <w:t xml:space="preserve">A fitted model will be used to define the operating region only if it is adequate. The</w:t>
+      </w:r>
+      <w:r>
+        <w:t xml:space="preserve"> </w:t>
+      </w:r>
+      <w:r>
+        <w:t xml:space="preserve">model F test must be significant at α = 0.05, the lack of fit test against pure error must</w:t>
+      </w:r>
+      <w:r>
+        <w:t xml:space="preserve"> </w:t>
+      </w:r>
+      <w:r>
+        <w:t xml:space="preserve">not be significant at the same level, and the predicted coefficient of determination must</w:t>
+      </w:r>
+      <w:r>
+        <w:t xml:space="preserve"> </w:t>
+      </w:r>
+      <w:r>
+        <w:t xml:space="preserve">be close enough to the adjusted value to show that the model predicts and does not merely</w:t>
+      </w:r>
+      <w:r>
+        <w:t xml:space="preserve"> </w:t>
+      </w:r>
+      <w:r>
+        <w:t xml:space="preserve">fit. A significant lack of fit will be investigated before the model is used, and both the</w:t>
+      </w:r>
+      <w:r>
+        <w:t xml:space="preserve"> </w:t>
+      </w:r>
+      <w:r>
+        <w:t xml:space="preserve">investigation and its outcome will be reported in PCR-008. Where a response yields no</w:t>
+      </w:r>
+      <w:r>
+        <w:t xml:space="preserve"> </w:t>
+      </w:r>
+      <w:r>
+        <w:t xml:space="preserve">significant model, that will be reported as an absence of effect over the ranges studied,</w:t>
+      </w:r>
+      <w:r>
+        <w:t xml:space="preserve"> </w:t>
+      </w:r>
+      <w:r>
+        <w:t xml:space="preserve">and the parameters will be classified on that evidence.</w:t>
+      </w:r>
+    </w:p>
+    <w:p>
+      <w:pPr>
+        <w:pStyle w:val="BodyText"/>
+      </w:pPr>
+      <w:r>
+        <w:t xml:space="preserve">The acceptance criteria for the measured responses are given in</w:t>
+      </w:r>
+      <w:r>
+        <w:t xml:space="preserve"> </w:t>
+      </w:r>
+      <w:hyperlink w:anchor="tbl-acceptance">
         <w:r>
           <w:rPr>
             <w:rStyle w:val="Hyperlink"/>
           </w:rPr>
-          <w:t xml:space="preserve">Table 8</w:t>
+          <w:t xml:space="preserve">Table 9</w:t>
         </w:r>
       </w:hyperlink>
       <w:r>
-        <w:t xml:space="preserve">. Pool host cell protein</w:t>
-      </w:r>
-      <w:r>
-        <w:t xml:space="preserve"> </w:t>
-      </w:r>
-      <w:r>
-        <w:t xml:space="preserve">is judged against the drug substance specification of 100 ng/mg.</w:t>
-      </w:r>
-      <w:r>
-        <w:t xml:space="preserve"> </w:t>
-      </w:r>
-      <w:r>
-        <w:t xml:space="preserve">The step must meet that limit at its own outlet, because no later step in the train is</w:t>
-      </w:r>
-      <w:r>
-        <w:t xml:space="preserve"> </w:t>
-      </w:r>
-      <w:r>
-        <w:t xml:space="preserve">credited with host cell protein clearance. Step yield carries no acceptance criterion and will be</w:t>
-      </w:r>
-      <w:r>
-        <w:t xml:space="preserve"> </w:t>
-      </w:r>
-      <w:r>
-        <w:t xml:space="preserve">reported as a process performance attribute.</w:t>
+        <w:t xml:space="preserve">, together</w:t>
+      </w:r>
+      <w:r>
+        <w:t xml:space="preserve"> </w:t>
+      </w:r>
+      <w:r>
+        <w:t xml:space="preserve">with the basis of each.</w:t>
       </w:r>
     </w:p>
     <w:tbl>
@@ -5472,7 +6956,7 @@
       <w:tr>
         <w:tc>
           <w:tcPr/>
-          <w:bookmarkStart w:id="36" w:name="tbl-accept"/>
+          <w:bookmarkStart w:id="37" w:name="tbl-acceptance"/>
           <w:p>
             <w:pPr>
               <w:jc w:val="center"/>
@@ -5483,7 +6967,7 @@
               <w:pStyle w:val="ImageCaption"/>
             </w:pPr>
             <w:r>
-              <w:t xml:space="preserve">Table 8: Acceptance criteria for the study responses.</w:t>
+              <w:t xml:space="preserve">Table 9: Acceptance criteria for the measured responses, with the basis of each.</w:t>
             </w:r>
           </w:p>
           <w:tbl>
@@ -5494,10 +6978,11 @@
               <w:tblLook w:firstRow="1" w:lastRow="0" w:firstColumn="0" w:lastColumn="0" w:noHBand="0" w:noVBand="0" w:val="0020"/>
             </w:tblPr>
             <w:tblGrid>
-              <w:gridCol w:w="1406"/>
-              <w:gridCol w:w="1332"/>
-              <w:gridCol w:w="2590"/>
-              <w:gridCol w:w="2590"/>
+              <w:gridCol w:w="885"/>
+              <w:gridCol w:w="1723"/>
+              <w:gridCol w:w="1118"/>
+              <w:gridCol w:w="885"/>
+              <w:gridCol w:w="3307"/>
             </w:tblGrid>
             <w:tr>
               <w:trPr>
@@ -5525,6 +7010,32 @@
                     <w:jc w:val="center"/>
                   </w:pPr>
                   <w:r>
+                    <w:t xml:space="preserve">Quality attribute</w:t>
+                  </w:r>
+                </w:p>
+              </w:tc>
+              <w:tc>
+                <w:tcPr/>
+                <w:p>
+                  <w:pPr>
+                    <w:pStyle w:val="Compact"/>
+                    <w:jc w:val="left"/>
+                    <w:jc w:val="center"/>
+                  </w:pPr>
+                  <w:r>
+                    <w:t xml:space="preserve">Acceptance criterion</w:t>
+                  </w:r>
+                </w:p>
+              </w:tc>
+              <w:tc>
+                <w:tcPr/>
+                <w:p>
+                  <w:pPr>
+                    <w:pStyle w:val="Compact"/>
+                    <w:jc w:val="left"/>
+                    <w:jc w:val="center"/>
+                  </w:pPr>
+                  <w:r>
                     <w:t xml:space="preserve">Unit</w:t>
                   </w:r>
                 </w:p>
@@ -5538,20 +7049,7 @@
                     <w:jc w:val="center"/>
                   </w:pPr>
                   <w:r>
-                    <w:t xml:space="preserve">Acceptance basis</w:t>
-                  </w:r>
-                </w:p>
-              </w:tc>
-              <w:tc>
-                <w:tcPr/>
-                <w:p>
-                  <w:pPr>
-                    <w:pStyle w:val="Compact"/>
-                    <w:jc w:val="left"/>
-                    <w:jc w:val="center"/>
-                  </w:pPr>
-                  <w:r>
-                    <w:t xml:space="preserve">Criterion</w:t>
+                    <w:t xml:space="preserve">Basis</w:t>
                   </w:r>
                 </w:p>
               </w:tc>
@@ -5579,6 +7077,32 @@
                     <w:jc w:val="center"/>
                   </w:pPr>
                   <w:r>
+                    <w:t xml:space="preserve">Host Cell Protein (HCP)</w:t>
+                  </w:r>
+                </w:p>
+              </w:tc>
+              <w:tc>
+                <w:tcPr/>
+                <w:p>
+                  <w:pPr>
+                    <w:pStyle w:val="Compact"/>
+                    <w:jc w:val="left"/>
+                    <w:jc w:val="center"/>
+                  </w:pPr>
+                  <w:r>
+                    <w:t xml:space="preserve">≤ 100</w:t>
+                  </w:r>
+                </w:p>
+              </w:tc>
+              <w:tc>
+                <w:tcPr/>
+                <w:p>
+                  <w:pPr>
+                    <w:pStyle w:val="Compact"/>
+                    <w:jc w:val="left"/>
+                    <w:jc w:val="center"/>
+                  </w:pPr>
+                  <w:r>
                     <w:t xml:space="preserve">ng/mg</w:t>
                   </w:r>
                 </w:p>
@@ -5593,19 +7117,6 @@
                   </w:pPr>
                   <w:r>
                     <w:t xml:space="preserve">Drug-substance specification</w:t>
-                  </w:r>
-                </w:p>
-              </w:tc>
-              <w:tc>
-                <w:tcPr/>
-                <w:p>
-                  <w:pPr>
-                    <w:pStyle w:val="Compact"/>
-                    <w:jc w:val="left"/>
-                    <w:jc w:val="center"/>
-                  </w:pPr>
-                  <w:r>
-                    <w:t xml:space="preserve">≤ 100</w:t>
                   </w:r>
                 </w:p>
               </w:tc>
@@ -5633,20 +7144,7 @@
                     <w:jc w:val="center"/>
                   </w:pPr>
                   <w:r>
-                    <w:t xml:space="preserve">log₁₀ per step</w:t>
-                  </w:r>
-                </w:p>
-              </w:tc>
-              <w:tc>
-                <w:tcPr/>
-                <w:p>
-                  <w:pPr>
-                    <w:pStyle w:val="Compact"/>
-                    <w:jc w:val="left"/>
-                    <w:jc w:val="center"/>
-                  </w:pPr>
-                  <w:r>
-                    <w:t xml:space="preserve">Back-calculated step contribution</w:t>
+                    <w:t xml:space="preserve">Viral clearance — XMuLV (enveloped)</w:t>
                   </w:r>
                 </w:p>
               </w:tc>
@@ -5660,6 +7158,32 @@
                   </w:pPr>
                   <w:r>
                     <w:t xml:space="preserve">≥ 3.78</w:t>
+                  </w:r>
+                </w:p>
+              </w:tc>
+              <w:tc>
+                <w:tcPr/>
+                <w:p>
+                  <w:pPr>
+                    <w:pStyle w:val="Compact"/>
+                    <w:jc w:val="left"/>
+                    <w:jc w:val="center"/>
+                  </w:pPr>
+                  <w:r>
+                    <w:t xml:space="preserve">log₁₀ (this step)</w:t>
+                  </w:r>
+                </w:p>
+              </w:tc>
+              <w:tc>
+                <w:tcPr/>
+                <w:p>
+                  <w:pPr>
+                    <w:pStyle w:val="Compact"/>
+                    <w:jc w:val="left"/>
+                    <w:jc w:val="center"/>
+                  </w:pPr>
+                  <w:r>
+                    <w:t xml:space="preserve">Cumulative requirement less the clearance credited to the other steps</w:t>
                   </w:r>
                 </w:p>
               </w:tc>
@@ -5687,20 +7211,7 @@
                     <w:jc w:val="center"/>
                   </w:pPr>
                   <w:r>
-                    <w:t xml:space="preserve">log₁₀ per step</w:t>
-                  </w:r>
-                </w:p>
-              </w:tc>
-              <w:tc>
-                <w:tcPr/>
-                <w:p>
-                  <w:pPr>
-                    <w:pStyle w:val="Compact"/>
-                    <w:jc w:val="left"/>
-                    <w:jc w:val="center"/>
-                  </w:pPr>
-                  <w:r>
-                    <w:t xml:space="preserve">Back-calculated step contribution</w:t>
+                    <w:t xml:space="preserve">Viral clearance — MVM (parvovirus)</w:t>
                   </w:r>
                 </w:p>
               </w:tc>
@@ -5717,323 +7228,29 @@
                   </w:r>
                 </w:p>
               </w:tc>
-            </w:tr>
-            <w:tr>
-              <w:tc>
-                <w:tcPr/>
-                <w:p>
-                  <w:pPr>
-                    <w:pStyle w:val="Compact"/>
-                    <w:jc w:val="left"/>
-                    <w:jc w:val="center"/>
-                  </w:pPr>
-                  <w:r>
-                    <w:t xml:space="preserve">Step yield</w:t>
-                  </w:r>
-                </w:p>
-              </w:tc>
-              <w:tc>
-                <w:tcPr/>
-                <w:p>
-                  <w:pPr>
-                    <w:pStyle w:val="Compact"/>
-                    <w:jc w:val="left"/>
-                    <w:jc w:val="center"/>
-                  </w:pPr>
-                  <w:r>
-                    <w:t xml:space="preserve">fraction of load</w:t>
-                  </w:r>
-                </w:p>
-              </w:tc>
-              <w:tc>
-                <w:tcPr/>
-                <w:p>
-                  <w:pPr>
-                    <w:pStyle w:val="Compact"/>
-                    <w:jc w:val="left"/>
-                    <w:jc w:val="center"/>
-                  </w:pPr>
-                  <w:r>
-                    <w:t xml:space="preserve">Process performance</w:t>
-                  </w:r>
-                </w:p>
-              </w:tc>
-              <w:tc>
-                <w:tcPr/>
-                <w:p>
-                  <w:pPr>
-                    <w:pStyle w:val="Compact"/>
-                    <w:jc w:val="left"/>
-                    <w:jc w:val="center"/>
-                  </w:pPr>
-                  <w:r>
-                    <w:t xml:space="preserve">Reported, no acceptance criterion</w:t>
-                  </w:r>
-                </w:p>
-              </w:tc>
-            </w:tr>
-          </w:tbl>
-          <w:bookmarkEnd w:id="36"/>
-          <w:p/>
-        </w:tc>
-      </w:tr>
-    </w:tbl>
-    <w:p>
-      <w:pPr>
-        <w:pStyle w:val="BodyText"/>
-      </w:pPr>
-      <w:r>
-        <w:t xml:space="preserve">The two viral criteria are derived differently, because each is a step contribution to a</w:t>
-      </w:r>
-      <w:r>
-        <w:t xml:space="preserve"> </w:t>
-      </w:r>
-      <w:r>
-        <w:t xml:space="preserve">cumulative requirement, so the criterion for this step is the cumulative requirement minus</w:t>
-      </w:r>
-      <w:r>
-        <w:t xml:space="preserve"> </w:t>
-      </w:r>
-      <w:r>
-        <w:t xml:space="preserve">the clearance credited to the other steps (</w:t>
-      </w:r>
-      <w:hyperlink w:anchor="tbl-viral">
-        <w:r>
-          <w:rPr>
-            <w:rStyle w:val="Hyperlink"/>
-          </w:rPr>
-          <w:t xml:space="preserve">Table 9</w:t>
-        </w:r>
-      </w:hyperlink>
-      <w:r>
-        <w:t xml:space="preserve">). For parvovirus the cumulative</w:t>
-      </w:r>
-      <w:r>
-        <w:t xml:space="preserve"> </w:t>
-      </w:r>
-      <w:r>
-        <w:t xml:space="preserve">requirement is 8.6 log₁₀ and the other steps are credited with</w:t>
-      </w:r>
-      <w:r>
-        <w:t xml:space="preserve"> </w:t>
-      </w:r>
-      <w:r>
-        <w:t xml:space="preserve">5.32 log₁₀, so the requirement at this step is</w:t>
-      </w:r>
-      <w:r>
-        <w:t xml:space="preserve"> </w:t>
-      </w:r>
-      <w:r>
-        <w:t xml:space="preserve">3.28 log₁₀. The corresponding requirement for retrovirus is</w:t>
-      </w:r>
-      <w:r>
-        <w:t xml:space="preserve"> </w:t>
-      </w:r>
-      <w:r>
-        <w:t xml:space="preserve">3.78 log₁₀.</w:t>
-      </w:r>
-    </w:p>
-    <w:tbl>
-      <w:tblPr>
-        <w:tblStyle w:val="Table"/>
-        <w:tblW w:type="pct" w:w="5000"/>
-        <w:tblLayout w:type="fixed"/>
-        <w:tblLook w:firstRow="0" w:lastRow="0" w:firstColumn="0" w:lastColumn="0" w:noHBand="0" w:noVBand="0" w:val="0000"/>
-      </w:tblPr>
-      <w:tblGrid>
-        <w:gridCol w:w="7920"/>
-      </w:tblGrid>
-      <w:tr>
-        <w:tc>
-          <w:tcPr/>
-          <w:bookmarkStart w:id="37" w:name="tbl-viral"/>
-          <w:p>
-            <w:pPr>
-              <w:jc w:val="center"/>
-            </w:pPr>
-            <w:pPr>
-              <w:jc w:val="left"/>
-              <w:spacing w:before="200"/>
-              <w:pStyle w:val="ImageCaption"/>
-            </w:pPr>
-            <w:r>
-              <w:t xml:space="preserve">Table 9: Back-calculation of the step-level viral clearance criteria (log₁₀).</w:t>
-            </w:r>
-          </w:p>
-          <w:tbl>
-            <w:tblPr>
-              <w:tblStyle w:val="Table"/>
-              <w:tblW w:type="pct" w:w="5000"/>
-              <w:tblLayout w:type="fixed"/>
-              <w:tblLook w:firstRow="1" w:lastRow="0" w:firstColumn="0" w:lastColumn="0" w:noHBand="0" w:noVBand="0" w:val="0020"/>
-            </w:tblPr>
-            <w:tblGrid>
-              <w:gridCol w:w="1224"/>
-              <w:gridCol w:w="2122"/>
-              <w:gridCol w:w="2531"/>
-              <w:gridCol w:w="2041"/>
-            </w:tblGrid>
-            <w:tr>
-              <w:trPr>
-                <w:tblHeader w:val="on"/>
-              </w:trPr>
-              <w:tc>
-                <w:tcPr/>
-                <w:p>
-                  <w:pPr>
-                    <w:pStyle w:val="Compact"/>
-                    <w:jc w:val="left"/>
-                    <w:jc w:val="center"/>
-                  </w:pPr>
-                  <w:r>
-                    <w:t xml:space="preserve">Model virus</w:t>
-                  </w:r>
-                </w:p>
-              </w:tc>
-              <w:tc>
-                <w:tcPr/>
-                <w:p>
-                  <w:pPr>
-                    <w:pStyle w:val="Compact"/>
-                    <w:jc w:val="right"/>
-                    <w:jc w:val="center"/>
-                  </w:pPr>
-                  <w:r>
-                    <w:t xml:space="preserve">Cumulative requirement</w:t>
-                  </w:r>
-                </w:p>
-              </w:tc>
-              <w:tc>
-                <w:tcPr/>
-                <w:p>
-                  <w:pPr>
-                    <w:pStyle w:val="Compact"/>
-                    <w:jc w:val="right"/>
-                    <w:jc w:val="center"/>
-                  </w:pPr>
-                  <w:r>
-                    <w:t xml:space="preserve">Credited to the other steps</w:t>
-                  </w:r>
-                </w:p>
-              </w:tc>
-              <w:tc>
-                <w:tcPr/>
-                <w:p>
-                  <w:pPr>
-                    <w:pStyle w:val="Compact"/>
-                    <w:jc w:val="right"/>
-                    <w:jc w:val="center"/>
-                  </w:pPr>
-                  <w:r>
-                    <w:t xml:space="preserve">Required at this step</w:t>
-                  </w:r>
-                </w:p>
-              </w:tc>
-            </w:tr>
-            <w:tr>
-              <w:tc>
-                <w:tcPr/>
-                <w:p>
-                  <w:pPr>
-                    <w:pStyle w:val="Compact"/>
-                    <w:jc w:val="left"/>
-                    <w:jc w:val="center"/>
-                  </w:pPr>
-                  <w:r>
-                    <w:t xml:space="preserve">XMuLV</w:t>
-                  </w:r>
-                </w:p>
-              </w:tc>
-              <w:tc>
-                <w:tcPr/>
-                <w:p>
-                  <w:pPr>
-                    <w:pStyle w:val="Compact"/>
-                    <w:jc w:val="right"/>
-                    <w:jc w:val="center"/>
-                  </w:pPr>
-                  <w:r>
-                    <w:t xml:space="preserve">16.70</w:t>
-                  </w:r>
-                </w:p>
-              </w:tc>
-              <w:tc>
-                <w:tcPr/>
-                <w:p>
-                  <w:pPr>
-                    <w:pStyle w:val="Compact"/>
-                    <w:jc w:val="right"/>
-                    <w:jc w:val="center"/>
-                  </w:pPr>
-                  <w:r>
-                    <w:t xml:space="preserve">12.92</w:t>
-                  </w:r>
-                </w:p>
-              </w:tc>
-              <w:tc>
-                <w:tcPr/>
-                <w:p>
-                  <w:pPr>
-                    <w:pStyle w:val="Compact"/>
-                    <w:jc w:val="right"/>
-                    <w:jc w:val="center"/>
-                  </w:pPr>
-                  <w:r>
-                    <w:t xml:space="preserve">3.78</w:t>
-                  </w:r>
-                </w:p>
-              </w:tc>
-            </w:tr>
-            <w:tr>
-              <w:tc>
-                <w:tcPr/>
-                <w:p>
-                  <w:pPr>
-                    <w:pStyle w:val="Compact"/>
-                    <w:jc w:val="left"/>
-                    <w:jc w:val="center"/>
-                  </w:pPr>
-                  <w:r>
-                    <w:t xml:space="preserve">MVM</w:t>
-                  </w:r>
-                </w:p>
-              </w:tc>
-              <w:tc>
-                <w:tcPr/>
-                <w:p>
-                  <w:pPr>
-                    <w:pStyle w:val="Compact"/>
-                    <w:jc w:val="right"/>
-                    <w:jc w:val="center"/>
-                  </w:pPr>
-                  <w:r>
-                    <w:t xml:space="preserve">8.60</w:t>
-                  </w:r>
-                </w:p>
-              </w:tc>
-              <w:tc>
-                <w:tcPr/>
-                <w:p>
-                  <w:pPr>
-                    <w:pStyle w:val="Compact"/>
-                    <w:jc w:val="right"/>
-                    <w:jc w:val="center"/>
-                  </w:pPr>
-                  <w:r>
-                    <w:t xml:space="preserve">5.32</w:t>
-                  </w:r>
-                </w:p>
-              </w:tc>
-              <w:tc>
-                <w:tcPr/>
-                <w:p>
-                  <w:pPr>
-                    <w:pStyle w:val="Compact"/>
-                    <w:jc w:val="right"/>
-                    <w:jc w:val="center"/>
-                  </w:pPr>
-                  <w:r>
-                    <w:t xml:space="preserve">3.28</w:t>
+              <w:tc>
+                <w:tcPr/>
+                <w:p>
+                  <w:pPr>
+                    <w:pStyle w:val="Compact"/>
+                    <w:jc w:val="left"/>
+                    <w:jc w:val="center"/>
+                  </w:pPr>
+                  <w:r>
+                    <w:t xml:space="preserve">log₁₀ (this step)</w:t>
+                  </w:r>
+                </w:p>
+              </w:tc>
+              <w:tc>
+                <w:tcPr/>
+                <w:p>
+                  <w:pPr>
+                    <w:pStyle w:val="Compact"/>
+                    <w:jc w:val="left"/>
+                    <w:jc w:val="center"/>
+                  </w:pPr>
+                  <w:r>
+                    <w:t xml:space="preserve">Cumulative requirement less the clearance credited to the other steps</w:t>
                   </w:r>
                 </w:p>
               </w:tc>
@@ -6049,31 +7266,83 @@
         <w:pStyle w:val="BodyText"/>
       </w:pPr>
       <w:r>
-        <w:t xml:space="preserve">Low-pH inactivation contributes no clearance for a non-enveloped parvovirus, so the</w:t>
-      </w:r>
-      <w:r>
-        <w:t xml:space="preserve"> </w:t>
-      </w:r>
-      <w:r>
-        <w:t xml:space="preserve">cumulative parvovirus claim rests on this step and on virus filtration alone, which is why</w:t>
-      </w:r>
-      <w:r>
-        <w:t xml:space="preserve"> </w:t>
-      </w:r>
-      <w:r>
-        <w:t xml:space="preserve">anion exchange is the step that sets the attribute. The credited contributions of the</w:t>
-      </w:r>
-      <w:r>
-        <w:t xml:space="preserve"> </w:t>
-      </w:r>
-      <w:r>
-        <w:t xml:space="preserve">other steps will be re-checked against the consolidated figures in PCMR-001 before PCR-008</w:t>
-      </w:r>
-      <w:r>
-        <w:t xml:space="preserve"> </w:t>
-      </w:r>
-      <w:r>
-        <w:t xml:space="preserve">is issued.</w:t>
+        <w:t xml:space="preserve">Pool host cell protein is judged against the drug substance specification, which is a</w:t>
+      </w:r>
+      <w:r>
+        <w:t xml:space="preserve"> </w:t>
+      </w:r>
+      <w:r>
+        <w:t xml:space="preserve">ceiling of 100 ng/mg (</w:t>
+      </w:r>
+      <w:hyperlink w:anchor="tbl-acceptance">
+        <w:r>
+          <w:rPr>
+            <w:rStyle w:val="Hyperlink"/>
+          </w:rPr>
+          <w:t xml:space="preserve">Table 9</w:t>
+        </w:r>
+      </w:hyperlink>
+      <w:r>
+        <w:t xml:space="preserve">). The two viral clearance</w:t>
+      </w:r>
+      <w:r>
+        <w:t xml:space="preserve"> </w:t>
+      </w:r>
+      <w:r>
+        <w:t xml:space="preserve">responses are judged against a step-level requirement instead, because the specification</w:t>
+      </w:r>
+      <w:r>
+        <w:t xml:space="preserve"> </w:t>
+      </w:r>
+      <w:r>
+        <w:t xml:space="preserve">is cumulative across the process and no single step is asked to meet it alone. The</w:t>
+      </w:r>
+      <w:r>
+        <w:t xml:space="preserve"> </w:t>
+      </w:r>
+      <w:r>
+        <w:t xml:space="preserve">cumulative MVM requirement is</w:t>
+      </w:r>
+      <w:r>
+        <w:t xml:space="preserve"> </w:t>
+      </w:r>
+      <w:r>
+        <w:t xml:space="preserve">8.6 log10 (</w:t>
+      </w:r>
+      <w:hyperlink w:anchor="tbl-cqa">
+        <w:r>
+          <w:rPr>
+            <w:rStyle w:val="Hyperlink"/>
+          </w:rPr>
+          <w:t xml:space="preserve">Table 4</w:t>
+        </w:r>
+      </w:hyperlink>
+      <w:r>
+        <w:t xml:space="preserve">), and subtracting the clearance credited to the</w:t>
+      </w:r>
+      <w:r>
+        <w:t xml:space="preserve"> </w:t>
+      </w:r>
+      <w:r>
+        <w:t xml:space="preserve">other steps of the train leaves 3.28 log10 for this step, while</w:t>
+      </w:r>
+      <w:r>
+        <w:t xml:space="preserve"> </w:t>
+      </w:r>
+      <w:r>
+        <w:t xml:space="preserve">the same calculation gives 3.78 log10 for XMuLV. Those two</w:t>
+      </w:r>
+      <w:r>
+        <w:t xml:space="preserve"> </w:t>
+      </w:r>
+      <w:r>
+        <w:t xml:space="preserve">figures are what the operating region has to satisfy here, and step yield carries no</w:t>
+      </w:r>
+      <w:r>
+        <w:t xml:space="preserve"> </w:t>
+      </w:r>
+      <w:r>
+        <w:t xml:space="preserve">acceptance criterion at all, since it is measured as a process performance response.</w:t>
       </w:r>
     </w:p>
     <w:p>
@@ -6081,37 +7350,66 @@
         <w:pStyle w:val="BodyText"/>
       </w:pPr>
       <w:r>
-        <w:t xml:space="preserve">A model will be accepted as adequate when the overall F test is significant at</w:t>
-      </w:r>
-      <w:r>
-        <w:t xml:space="preserve"> </w:t>
-      </w:r>
-      <w:r>
-        <w:t xml:space="preserve">p &lt; 0.05. In addition, the lack-of-fit F test must not be significant at</w:t>
-      </w:r>
-      <w:r>
-        <w:t xml:space="preserve"> </w:t>
-      </w:r>
-      <w:r>
-        <w:t xml:space="preserve">the same level when it is tested against the pure error from the centre replicates. The</w:t>
-      </w:r>
-      <w:r>
-        <w:t xml:space="preserve"> </w:t>
-      </w:r>
-      <w:r>
-        <w:t xml:space="preserve">residual diagnostics must show no structure against the predicted value and no material</w:t>
-      </w:r>
-      <w:r>
-        <w:t xml:space="preserve"> </w:t>
-      </w:r>
-      <w:r>
-        <w:t xml:space="preserve">departure from normality. The predicted coefficient of determination must be positive, and</w:t>
-      </w:r>
-      <w:r>
-        <w:t xml:space="preserve"> </w:t>
-      </w:r>
-      <w:r>
-        <w:t xml:space="preserve">it will be reported alongside the adjusted coefficient for every response.</w:t>
+        <w:t xml:space="preserve">The operating region will be declared acceptable when the fitted response-surface models</w:t>
+      </w:r>
+      <w:r>
+        <w:t xml:space="preserve"> </w:t>
+      </w:r>
+      <w:r>
+        <w:t xml:space="preserve">predict every governed attribute inside its criterion across the whole region, and when</w:t>
+      </w:r>
+      <w:r>
+        <w:t xml:space="preserve"> </w:t>
+      </w:r>
+      <w:r>
+        <w:t xml:space="preserve">the normal operating ranges in</w:t>
+      </w:r>
+      <w:r>
+        <w:t xml:space="preserve"> </w:t>
+      </w:r>
+      <w:hyperlink w:anchor="tbl-params">
+        <w:r>
+          <w:rPr>
+            <w:rStyle w:val="Hyperlink"/>
+          </w:rPr>
+          <w:t xml:space="preserve">Table 7</w:t>
+        </w:r>
+      </w:hyperlink>
+      <w:r>
+        <w:t xml:space="preserve"> </w:t>
+      </w:r>
+      <w:r>
+        <w:t xml:space="preserve">lie inside it. The worst case corner of the</w:t>
+      </w:r>
+      <w:r>
+        <w:t xml:space="preserve"> </w:t>
+      </w:r>
+      <w:r>
+        <w:t xml:space="preserve">region follows from the mechanism, and it is the corner at the lowest load pH, the highest</w:t>
+      </w:r>
+      <w:r>
+        <w:t xml:space="preserve"> </w:t>
+      </w:r>
+      <w:r>
+        <w:t xml:space="preserve">load conductivity, the highest equilibration and wash-1 conductivity and the highest</w:t>
+      </w:r>
+      <w:r>
+        <w:t xml:space="preserve"> </w:t>
+      </w:r>
+      <w:r>
+        <w:t xml:space="preserve">protein load. Clearance is expected to be lowest there and pool host cell protein highest,</w:t>
+      </w:r>
+      <w:r>
+        <w:t xml:space="preserve"> </w:t>
+      </w:r>
+      <w:r>
+        <w:t xml:space="preserve">so the region will not be declared acceptable unless the prediction at that corner meets</w:t>
+      </w:r>
+      <w:r>
+        <w:t xml:space="preserve"> </w:t>
+      </w:r>
+      <w:r>
+        <w:t xml:space="preserve">both criteria.</w:t>
       </w:r>
     </w:p>
     <w:p>
@@ -6119,25 +7417,40 @@
         <w:pStyle w:val="BodyText"/>
       </w:pPr>
       <w:r>
-        <w:t xml:space="preserve">Only a model that meets all of those conditions will be used to define the operating</w:t>
-      </w:r>
-      <w:r>
-        <w:t xml:space="preserve"> </w:t>
-      </w:r>
-      <w:r>
-        <w:t xml:space="preserve">region. A model that fails the lack-of-fit test will be re-specified once against the same data</w:t>
-      </w:r>
-      <w:r>
-        <w:t xml:space="preserve"> </w:t>
-      </w:r>
-      <w:r>
-        <w:t xml:space="preserve">set. If it fails again, the operating region for that response will be set from the</w:t>
-      </w:r>
-      <w:r>
-        <w:t xml:space="preserve"> </w:t>
-      </w:r>
-      <w:r>
-        <w:t xml:space="preserve">univariate data and PCR-008 will state the limitation.</w:t>
+        <w:t xml:space="preserve">If a governed attribute fails inside the characterized ranges, the region will be reduced</w:t>
+      </w:r>
+      <w:r>
+        <w:t xml:space="preserve"> </w:t>
+      </w:r>
+      <w:r>
+        <w:t xml:space="preserve">to the sub-region that meets the criteria, and the boundary will then be reported as an</w:t>
+      </w:r>
+      <w:r>
+        <w:t xml:space="preserve"> </w:t>
+      </w:r>
+      <w:r>
+        <w:t xml:space="preserve">edge of failure. If that boundary falls inside a normal operating range, the normal</w:t>
+      </w:r>
+      <w:r>
+        <w:t xml:space="preserve"> </w:t>
+      </w:r>
+      <w:r>
+        <w:t xml:space="preserve">operating range itself will be revised, and the revision will be handled under the</w:t>
+      </w:r>
+      <w:r>
+        <w:t xml:space="preserve"> </w:t>
+      </w:r>
+      <w:r>
+        <w:t xml:space="preserve">pharmaceutical quality system</w:t>
+      </w:r>
+      <w:r>
+        <w:t xml:space="preserve"> </w:t>
+      </w:r>
+      <w:r>
+        <w:t xml:space="preserve">(International Council for Harmonisation 2008)</w:t>
+      </w:r>
+      <w:r>
+        <w:t xml:space="preserve">.</w:t>
       </w:r>
     </w:p>
     <w:p>
@@ -6145,162 +7458,43 @@
         <w:pStyle w:val="BodyText"/>
       </w:pPr>
       <w:r>
-        <w:t xml:space="preserve">The operating region will be declared as the multivariate set of parameter settings over</w:t>
-      </w:r>
-      <w:r>
-        <w:t xml:space="preserve"> </w:t>
-      </w:r>
-      <w:r>
-        <w:t xml:space="preserve">which every governed response is predicted by the response-surface model to stay within</w:t>
-      </w:r>
-      <w:r>
-        <w:t xml:space="preserve"> </w:t>
-      </w:r>
-      <w:r>
-        <w:t xml:space="preserve">its acceptance criterion. It will be reported with the normal operating range located</w:t>
-      </w:r>
-      <w:r>
-        <w:t xml:space="preserve"> </w:t>
-      </w:r>
-      <w:r>
-        <w:t xml:space="preserve">inside it and the characterization range drawn around it, and the worst-case corner of the</w:t>
-      </w:r>
-      <w:r>
-        <w:t xml:space="preserve"> </w:t>
-      </w:r>
-      <w:r>
-        <w:t xml:space="preserve">region will be identified by name. Movement within the declared region is not a change to</w:t>
-      </w:r>
-      <w:r>
-        <w:t xml:space="preserve"> </w:t>
-      </w:r>
-      <w:r>
-        <w:t xml:space="preserve">the process, whereas movement outside it requires change control under the pharmaceutical</w:t>
-      </w:r>
-      <w:r>
-        <w:t xml:space="preserve"> </w:t>
-      </w:r>
-      <w:r>
-        <w:t xml:space="preserve">quality system</w:t>
-      </w:r>
-      <w:r>
-        <w:t xml:space="preserve"> </w:t>
-      </w:r>
-      <w:r>
-        <w:t xml:space="preserve">(International Council for Harmonisation 2008)</w:t>
-      </w:r>
-      <w:r>
-        <w:t xml:space="preserve">.</w:t>
-      </w:r>
-    </w:p>
-    <w:p>
-      <w:pPr>
-        <w:pStyle w:val="BodyText"/>
-      </w:pPr>
-      <w:r>
-        <w:t xml:space="preserve">The study passes when three conditions hold: every governed response meets its acceptance</w:t>
-      </w:r>
-      <w:r>
-        <w:t xml:space="preserve"> </w:t>
-      </w:r>
-      <w:r>
-        <w:t xml:space="preserve">criterion at the set-point and across the normal operating range, every multivariate</w:t>
-      </w:r>
-      <w:r>
-        <w:t xml:space="preserve"> </w:t>
-      </w:r>
-      <w:r>
-        <w:t xml:space="preserve">parameter has a proven acceptable range that contains its normal operating range, and</w:t>
-      </w:r>
-      <w:r>
-        <w:t xml:space="preserve"> </w:t>
-      </w:r>
-      <w:r>
-        <w:t xml:space="preserve">every parameter has a classification supported by the data under SOP-4001.</w:t>
-      </w:r>
-    </w:p>
-    <w:p>
-      <w:pPr>
-        <w:pStyle w:val="BodyText"/>
-      </w:pPr>
-      <w:r>
-        <w:t xml:space="preserve">The study fails, in whole or in part, if a governed response breaches its acceptance</w:t>
-      </w:r>
-      <w:r>
-        <w:t xml:space="preserve"> </w:t>
-      </w:r>
-      <w:r>
-        <w:t xml:space="preserve">criterion anywhere inside the normal operating range. In that event the normal operating</w:t>
-      </w:r>
-      <w:r>
-        <w:t xml:space="preserve"> </w:t>
-      </w:r>
-      <w:r>
-        <w:t xml:space="preserve">range will be narrowed to the proven acceptable range, or the parameter will be</w:t>
-      </w:r>
-      <w:r>
-        <w:t xml:space="preserve"> </w:t>
-      </w:r>
-      <w:r>
-        <w:t xml:space="preserve">reclassified as a critical process parameter, or both, and any such outcome will be</w:t>
-      </w:r>
-      <w:r>
-        <w:t xml:space="preserve"> </w:t>
-      </w:r>
-      <w:r>
-        <w:t xml:space="preserve">recorded in PCR-008 with the analysis that supports it.</w:t>
-      </w:r>
-    </w:p>
-    <w:p>
-      <w:pPr>
-        <w:pStyle w:val="BodyText"/>
-      </w:pPr>
-      <w:r>
-        <w:t xml:space="preserve">Capability will be assessed against the minimum index defined for the campaign in</w:t>
-      </w:r>
-      <w:r>
-        <w:t xml:space="preserve"> </w:t>
-      </w:r>
-      <w:r>
-        <w:t xml:space="preserve">PCMP-001. Capability summarizes the operating region and is not an independent criterion,</w:t>
-      </w:r>
-      <w:r>
-        <w:t xml:space="preserve"> </w:t>
-      </w:r>
-      <w:r>
-        <w:t xml:space="preserve">so a shortfall will be resolved by narrowing the normal operating range and not by</w:t>
-      </w:r>
-      <w:r>
-        <w:t xml:space="preserve"> </w:t>
-      </w:r>
-      <w:r>
-        <w:t xml:space="preserve">relaxing an acceptance criterion.</w:t>
-      </w:r>
-    </w:p>
-    <w:p>
-      <w:pPr>
-        <w:pStyle w:val="BodyText"/>
-      </w:pPr>
-      <w:r>
-        <w:t xml:space="preserve">Any departure from this plan will be recorded as a deviation, investigated and</w:t>
-      </w:r>
-      <w:r>
-        <w:t xml:space="preserve"> </w:t>
-      </w:r>
-      <w:r>
-        <w:t xml:space="preserve">impact-assessed in PCR-008. A deviation that renders a data set unrepresentative will</w:t>
-      </w:r>
-      <w:r>
-        <w:t xml:space="preserve"> </w:t>
-      </w:r>
-      <w:r>
-        <w:t xml:space="preserve">invalidate the affected design, which will then be re-executed in full on requalified</w:t>
-      </w:r>
-      <w:r>
-        <w:t xml:space="preserve"> </w:t>
-      </w:r>
-      <w:r>
-        <w:t xml:space="preserve">material.</w:t>
+        <w:t xml:space="preserve">Departures from this plan will be recorded and impact-assessed in PCR-008. A departure</w:t>
+      </w:r>
+      <w:r>
+        <w:t xml:space="preserve"> </w:t>
+      </w:r>
+      <w:r>
+        <w:t xml:space="preserve">that leaves a run inside its designed setting will be assessed and the run retained. A</w:t>
+      </w:r>
+      <w:r>
+        <w:t xml:space="preserve"> </w:t>
+      </w:r>
+      <w:r>
+        <w:t xml:space="preserve">departure that makes a run unrepresentative of the commercial process invalidates the</w:t>
+      </w:r>
+      <w:r>
+        <w:t xml:space="preserve"> </w:t>
+      </w:r>
+      <w:r>
+        <w:t xml:space="preserve">affected design, and a load material outside the acceptance stated above under operation</w:t>
+      </w:r>
+      <w:r>
+        <w:t xml:space="preserve"> </w:t>
+      </w:r>
+      <w:r>
+        <w:t xml:space="preserve">is such a departure. In that case the affected runs will be repeated in full on</w:t>
+      </w:r>
+      <w:r>
+        <w:t xml:space="preserve"> </w:t>
+      </w:r>
+      <w:r>
+        <w:t xml:space="preserve">requalified material, and the invalidated data will be retained for the root cause</w:t>
+      </w:r>
+      <w:r>
+        <w:t xml:space="preserve"> </w:t>
+      </w:r>
+      <w:r>
+        <w:t xml:space="preserve">investigation and excluded from the reported analysis.</w:t>
       </w:r>
     </w:p>
     <w:bookmarkEnd w:id="38"/>
@@ -6318,25 +7512,13 @@
         <w:pStyle w:val="FirstParagraph"/>
       </w:pPr>
       <w:r>
-        <w:t xml:space="preserve">A proven acceptable range will be determined for every combination of governed attribute</w:t>
-      </w:r>
-      <w:r>
-        <w:t xml:space="preserve"> </w:t>
-      </w:r>
-      <w:r>
-        <w:t xml:space="preserve">and multivariate parameter, on the acceptance basis given in §7: the drug substance</w:t>
-      </w:r>
-      <w:r>
-        <w:t xml:space="preserve"> </w:t>
-      </w:r>
-      <w:r>
-        <w:t xml:space="preserve">specification for pool host cell protein, and the back-calculated step contribution for</w:t>
-      </w:r>
-      <w:r>
-        <w:t xml:space="preserve"> </w:t>
-      </w:r>
-      <w:r>
-        <w:t xml:space="preserve">the two viral responses.</w:t>
+        <w:t xml:space="preserve">The operating region is multivariate and a proven acceptable range is not. Both will be</w:t>
+      </w:r>
+      <w:r>
+        <w:t xml:space="preserve"> </w:t>
+      </w:r>
+      <w:r>
+        <w:t xml:space="preserve">reported, and this section states how the ranges will be derived and what they will mean.</w:t>
       </w:r>
     </w:p>
     <w:p>
@@ -6344,37 +7526,39 @@
         <w:pStyle w:val="BodyText"/>
       </w:pPr>
       <w:r>
-        <w:t xml:space="preserve">Two analyses will be run for each combination. The first holds the other parameters at</w:t>
-      </w:r>
-      <w:r>
-        <w:t xml:space="preserve"> </w:t>
-      </w:r>
-      <w:r>
-        <w:t xml:space="preserve">their set-points and evaluates the fitted response-surface model across the parameter’s</w:t>
-      </w:r>
-      <w:r>
-        <w:t xml:space="preserve"> </w:t>
-      </w:r>
-      <w:r>
-        <w:t xml:space="preserve">characterization range. The second varies the other parameters within their normal</w:t>
-      </w:r>
-      <w:r>
-        <w:t xml:space="preserve"> </w:t>
-      </w:r>
-      <w:r>
-        <w:t xml:space="preserve">operating ranges by Monte-Carlo simulation of the same model. The propagated analysis uses</w:t>
-      </w:r>
-      <w:r>
-        <w:t xml:space="preserve"> </w:t>
-      </w:r>
-      <w:r>
-        <w:t xml:space="preserve">2,000 draws at each of 81 grid points across the</w:t>
-      </w:r>
-      <w:r>
-        <w:t xml:space="preserve"> </w:t>
-      </w:r>
-      <w:r>
-        <w:t xml:space="preserve">range, and it adds the residual variation of the model to every draw.</w:t>
+        <w:t xml:space="preserve">The acceptance basis is the one given in</w:t>
+      </w:r>
+      <w:r>
+        <w:t xml:space="preserve"> </w:t>
+      </w:r>
+      <w:hyperlink w:anchor="tbl-acceptance">
+        <w:r>
+          <w:rPr>
+            <w:rStyle w:val="Hyperlink"/>
+          </w:rPr>
+          <w:t xml:space="preserve">Table 9</w:t>
+        </w:r>
+      </w:hyperlink>
+      <w:r>
+        <w:t xml:space="preserve">. For pool host cell protein the</w:t>
+      </w:r>
+      <w:r>
+        <w:t xml:space="preserve"> </w:t>
+      </w:r>
+      <w:r>
+        <w:t xml:space="preserve">criterion is the drug substance specification. For the two viral clearance responses it is</w:t>
+      </w:r>
+      <w:r>
+        <w:t xml:space="preserve"> </w:t>
+      </w:r>
+      <w:r>
+        <w:t xml:space="preserve">the step-level requirement back-calculated from the cumulative requirement, and no other</w:t>
+      </w:r>
+      <w:r>
+        <w:t xml:space="preserve"> </w:t>
+      </w:r>
+      <w:r>
+        <w:t xml:space="preserve">value is used in this analysis.</w:t>
       </w:r>
     </w:p>
     <w:p>
@@ -6382,43 +7566,49 @@
         <w:pStyle w:val="BodyText"/>
       </w:pPr>
       <w:r>
-        <w:t xml:space="preserve">The decision rule is the same in both analyses: the proven acceptable range is the</w:t>
-      </w:r>
-      <w:r>
-        <w:t xml:space="preserve"> </w:t>
-      </w:r>
-      <w:r>
-        <w:t xml:space="preserve">contiguous interval of the parameter, containing the set-point, over which the attribute</w:t>
-      </w:r>
-      <w:r>
-        <w:t xml:space="preserve"> </w:t>
-      </w:r>
-      <w:r>
-        <w:t xml:space="preserve">stays within acceptance. In the analysis at set-point the predicted mean must stay within</w:t>
-      </w:r>
-      <w:r>
-        <w:t xml:space="preserve"> </w:t>
-      </w:r>
-      <w:r>
-        <w:t xml:space="preserve">acceptance, whereas in the propagated analysis the 95 per cent</w:t>
-      </w:r>
-      <w:r>
-        <w:t xml:space="preserve"> </w:t>
-      </w:r>
-      <w:r>
-        <w:t xml:space="preserve">predictive interval must stay within acceptance, which is a robustness criterion and gives</w:t>
-      </w:r>
-      <w:r>
-        <w:t xml:space="preserve"> </w:t>
-      </w:r>
-      <w:r>
-        <w:t xml:space="preserve">the narrower of the two ranges. Where the set-point itself breaches acceptance, no proven</w:t>
-      </w:r>
-      <w:r>
-        <w:t xml:space="preserve"> </w:t>
-      </w:r>
-      <w:r>
-        <w:t xml:space="preserve">acceptable range exists for that combination and the report will say so.</w:t>
+        <w:t xml:space="preserve">Two analyses will be run for each governed attribute and each response-surface factor.</w:t>
+      </w:r>
+      <w:r>
+        <w:t xml:space="preserve"> </w:t>
+      </w:r>
+      <w:r>
+        <w:t xml:space="preserve">The first holds the other parameters at their set-points and evaluates the fitted</w:t>
+      </w:r>
+      <w:r>
+        <w:t xml:space="preserve"> </w:t>
+      </w:r>
+      <w:r>
+        <w:t xml:space="preserve">response-surface model across the parameter’s characterization range. The second varies</w:t>
+      </w:r>
+      <w:r>
+        <w:t xml:space="preserve"> </w:t>
+      </w:r>
+      <w:r>
+        <w:t xml:space="preserve">the other parameters inside their normal operating ranges, drawing</w:t>
+      </w:r>
+      <w:r>
+        <w:t xml:space="preserve"> </w:t>
+      </w:r>
+      <w:r>
+        <w:t xml:space="preserve">2,000</w:t>
+      </w:r>
+      <w:r>
+        <w:t xml:space="preserve"> </w:t>
+      </w:r>
+      <w:r>
+        <w:t xml:space="preserve">Monte-Carlo samples of those parameters at each of 81 points across the</w:t>
+      </w:r>
+      <w:r>
+        <w:t xml:space="preserve"> </w:t>
+      </w:r>
+      <w:r>
+        <w:t xml:space="preserve">range, predicting the attribute from the fitted model with its residual variance included,</w:t>
+      </w:r>
+      <w:r>
+        <w:t xml:space="preserve"> </w:t>
+      </w:r>
+      <w:r>
+        <w:t xml:space="preserve">and taking the 95% predictive interval of the result.</w:t>
       </w:r>
     </w:p>
     <w:p>
@@ -6426,37 +7616,37 @@
         <w:pStyle w:val="BodyText"/>
       </w:pPr>
       <w:r>
-        <w:t xml:space="preserve">The planned analysis will be reported in one table and one plot for each governed</w:t>
-      </w:r>
-      <w:r>
-        <w:t xml:space="preserve"> </w:t>
-      </w:r>
-      <w:r>
-        <w:t xml:space="preserve">attribute. The table will give, for every attribute and parameter, the characterization</w:t>
-      </w:r>
-      <w:r>
-        <w:t xml:space="preserve"> </w:t>
-      </w:r>
-      <w:r>
-        <w:t xml:space="preserve">range and both proven acceptable ranges. The plot will carry the parameter on the</w:t>
-      </w:r>
-      <w:r>
-        <w:t xml:space="preserve"> </w:t>
-      </w:r>
-      <w:r>
-        <w:t xml:space="preserve">horizontal axis and the attribute on the vertical axis, with the acceptance limit drawn,</w:t>
-      </w:r>
-      <w:r>
-        <w:t xml:space="preserve"> </w:t>
-      </w:r>
-      <w:r>
-        <w:t xml:space="preserve">the acceptable region shaded green, and the set-point and the normal operating range</w:t>
-      </w:r>
-      <w:r>
-        <w:t xml:space="preserve"> </w:t>
-      </w:r>
-      <w:r>
-        <w:t xml:space="preserve">marked. The two analyses will appear as the two panels of the plot.</w:t>
+        <w:t xml:space="preserve">The decision rule is the same in both analyses. The proven acceptable range is the</w:t>
+      </w:r>
+      <w:r>
+        <w:t xml:space="preserve"> </w:t>
+      </w:r>
+      <w:r>
+        <w:t xml:space="preserve">contiguous interval of the parameter, containing the set-point, over which the attribute</w:t>
+      </w:r>
+      <w:r>
+        <w:t xml:space="preserve"> </w:t>
+      </w:r>
+      <w:r>
+        <w:t xml:space="preserve">meets its criterion. In the first analysis that test is applied to the predicted mean, and</w:t>
+      </w:r>
+      <w:r>
+        <w:t xml:space="preserve"> </w:t>
+      </w:r>
+      <w:r>
+        <w:t xml:space="preserve">in the second it is applied to the whole predictive interval. The second rule is the</w:t>
+      </w:r>
+      <w:r>
+        <w:t xml:space="preserve"> </w:t>
+      </w:r>
+      <w:r>
+        <w:t xml:space="preserve">stricter of the two, so where the two ranges differ the narrower one is the range the</w:t>
+      </w:r>
+      <w:r>
+        <w:t xml:space="preserve"> </w:t>
+      </w:r>
+      <w:r>
+        <w:t xml:space="preserve">control strategy will rely on.</w:t>
       </w:r>
     </w:p>
     <w:p>
@@ -6464,43 +7654,118 @@
         <w:pStyle w:val="BodyText"/>
       </w:pPr>
       <w:r>
-        <w:t xml:space="preserve">The relationship between these ranges and the operating region will be stated in the</w:t>
-      </w:r>
-      <w:r>
-        <w:t xml:space="preserve"> </w:t>
-      </w:r>
-      <w:r>
-        <w:t xml:space="preserve">report, since a proven acceptable range is a univariate statement about one parameter while</w:t>
-      </w:r>
-      <w:r>
-        <w:t xml:space="preserve"> </w:t>
-      </w:r>
-      <w:r>
-        <w:t xml:space="preserve">the operating region is a multivariate statement about all of them together. Where the</w:t>
-      </w:r>
-      <w:r>
-        <w:t xml:space="preserve"> </w:t>
-      </w:r>
-      <w:r>
-        <w:t xml:space="preserve">whole characterization range of a parameter is proven acceptable, the binding constraint on</w:t>
-      </w:r>
-      <w:r>
-        <w:t xml:space="preserve"> </w:t>
-      </w:r>
-      <w:r>
-        <w:t xml:space="preserve">the operating region is the multivariate corner and not that parameter’s univariate range.</w:t>
-      </w:r>
-      <w:r>
-        <w:t xml:space="preserve"> </w:t>
-      </w:r>
-      <w:r>
-        <w:t xml:space="preserve">Every conclusion drawn from this analysis will be bounded by the characterization ranges</w:t>
-      </w:r>
-      <w:r>
-        <w:t xml:space="preserve"> </w:t>
-      </w:r>
-      <w:r>
-        <w:t xml:space="preserve">and by the fitted model, and neither extends beyond the settings actually run.</w:t>
+        <w:t xml:space="preserve">Each governed attribute will be reported with a plot of its governing parameter, which is</w:t>
+      </w:r>
+      <w:r>
+        <w:t xml:space="preserve"> </w:t>
+      </w:r>
+      <w:r>
+        <w:t xml:space="preserve">the parameter carrying the largest main effect on that attribute. The plot carries the</w:t>
+      </w:r>
+      <w:r>
+        <w:t xml:space="preserve"> </w:t>
+      </w:r>
+      <w:r>
+        <w:t xml:space="preserve">parameter on the horizontal axis and the attribute on the vertical axis, with</w:t>
+      </w:r>
+      <w:r>
+        <w:t xml:space="preserve"> </w:t>
+      </w:r>
+      <w:r>
+        <w:t xml:space="preserve">the acceptance limit drawn, the acceptable region shaded green, and the set-point and the</w:t>
+      </w:r>
+      <w:r>
+        <w:t xml:space="preserve"> </w:t>
+      </w:r>
+      <w:r>
+        <w:t xml:space="preserve">normal operating range marked. The two analyses appear as the two panels of the same</w:t>
+      </w:r>
+      <w:r>
+        <w:t xml:space="preserve"> </w:t>
+      </w:r>
+      <w:r>
+        <w:t xml:space="preserve">figure.</w:t>
+      </w:r>
+    </w:p>
+    <w:p>
+      <w:pPr>
+        <w:pStyle w:val="BodyText"/>
+      </w:pPr>
+      <w:r>
+        <w:t xml:space="preserve">The relationship between a proven acceptable range and the operating region has to be</w:t>
+      </w:r>
+      <w:r>
+        <w:t xml:space="preserve"> </w:t>
+      </w:r>
+      <w:r>
+        <w:t xml:space="preserve">stated, because the two are easily confused. A proven acceptable range is a statement</w:t>
+      </w:r>
+      <w:r>
+        <w:t xml:space="preserve"> </w:t>
+      </w:r>
+      <w:r>
+        <w:t xml:space="preserve">about one parameter while the others are held or varied in a defined way. The operating</w:t>
+      </w:r>
+      <w:r>
+        <w:t xml:space="preserve"> </w:t>
+      </w:r>
+      <w:r>
+        <w:t xml:space="preserve">region is a statement about all 4 factors together. Where a whole</w:t>
+      </w:r>
+      <w:r>
+        <w:t xml:space="preserve"> </w:t>
+      </w:r>
+      <w:r>
+        <w:t xml:space="preserve">characterization range is proven acceptable for every governed attribute, the binding</w:t>
+      </w:r>
+      <w:r>
+        <w:t xml:space="preserve"> </w:t>
+      </w:r>
+      <w:r>
+        <w:t xml:space="preserve">constraint on the process is the multivariate corner of the region and not any univariate</w:t>
+      </w:r>
+      <w:r>
+        <w:t xml:space="preserve"> </w:t>
+      </w:r>
+      <w:r>
+        <w:t xml:space="preserve">range, and the report will say so explicitly.</w:t>
+      </w:r>
+    </w:p>
+    <w:p>
+      <w:pPr>
+        <w:pStyle w:val="BodyText"/>
+      </w:pPr>
+      <w:r>
+        <w:t xml:space="preserve">Every range reported by this method is bounded by the characterization ranges in</w:t>
+      </w:r>
+      <w:r>
+        <w:t xml:space="preserve"> </w:t>
+      </w:r>
+      <w:hyperlink w:anchor="tbl-params">
+        <w:r>
+          <w:rPr>
+            <w:rStyle w:val="Hyperlink"/>
+          </w:rPr>
+          <w:t xml:space="preserve">Table 7</w:t>
+        </w:r>
+      </w:hyperlink>
+      <w:r>
+        <w:t xml:space="preserve"> </w:t>
+      </w:r>
+      <w:r>
+        <w:t xml:space="preserve">and by the fitted model. It says nothing about settings outside those ranges,</w:t>
+      </w:r>
+      <w:r>
+        <w:t xml:space="preserve"> </w:t>
+      </w:r>
+      <w:r>
+        <w:t xml:space="preserve">and nothing about a load material that falls outside the acceptance stated above under</w:t>
+      </w:r>
+      <w:r>
+        <w:t xml:space="preserve"> </w:t>
+      </w:r>
+      <w:r>
+        <w:t xml:space="preserve">operation.</w:t>
       </w:r>
     </w:p>
     <w:bookmarkEnd w:id="39"/>
@@ -6518,31 +7783,37 @@
         <w:pStyle w:val="FirstParagraph"/>
       </w:pPr>
       <w:r>
-        <w:t xml:space="preserve">All study data will be recorded in accordance with ALCOA+ principles. Raw analytical data</w:t>
-      </w:r>
-      <w:r>
-        <w:t xml:space="preserve"> </w:t>
-      </w:r>
-      <w:r>
-        <w:t xml:space="preserve">will be captured in the validated laboratory information system and run records in the</w:t>
-      </w:r>
-      <w:r>
-        <w:t xml:space="preserve"> </w:t>
-      </w:r>
-      <w:r>
-        <w:t xml:space="preserve">electronic batch record of the development laboratory, and the statistical analysis will</w:t>
-      </w:r>
-      <w:r>
-        <w:t xml:space="preserve"> </w:t>
-      </w:r>
-      <w:r>
-        <w:t xml:space="preserve">be performed on a locked data extract that is archived together with the analysis script</w:t>
-      </w:r>
-      <w:r>
-        <w:t xml:space="preserve"> </w:t>
-      </w:r>
-      <w:r>
-        <w:t xml:space="preserve">and its output.</w:t>
+        <w:t xml:space="preserve">Study records will be managed to ALCOA+ expectations. Chromatography runs are recorded by</w:t>
+      </w:r>
+      <w:r>
+        <w:t xml:space="preserve"> </w:t>
+      </w:r>
+      <w:r>
+        <w:t xml:space="preserve">the instrument control system and analytical results by the laboratory information</w:t>
+      </w:r>
+      <w:r>
+        <w:t xml:space="preserve"> </w:t>
+      </w:r>
+      <w:r>
+        <w:t xml:space="preserve">management system, and both records are retained with their audit trails for the review</w:t>
+      </w:r>
+      <w:r>
+        <w:t xml:space="preserve"> </w:t>
+      </w:r>
+      <w:r>
+        <w:t xml:space="preserve">that closes the study. The statistical analysis will be performed in the validated</w:t>
+      </w:r>
+      <w:r>
+        <w:t xml:space="preserve"> </w:t>
+      </w:r>
+      <w:r>
+        <w:t xml:space="preserve">environment described in SOP-1002, and the analysis scripts and the data extracts are</w:t>
+      </w:r>
+      <w:r>
+        <w:t xml:space="preserve"> </w:t>
+      </w:r>
+      <w:r>
+        <w:t xml:space="preserve">retained with the study record.</w:t>
       </w:r>
     </w:p>
     <w:p>
@@ -6550,25 +7821,25 @@
         <w:pStyle w:val="BodyText"/>
       </w:pPr>
       <w:r>
-        <w:t xml:space="preserve">Every record will be reviewed by a second qualified person before the data are used, and a</w:t>
-      </w:r>
-      <w:r>
-        <w:t xml:space="preserve"> </w:t>
-      </w:r>
-      <w:r>
-        <w:t xml:space="preserve">change to a recorded value will be made under audit trail with the reason recorded. The</w:t>
-      </w:r>
-      <w:r>
-        <w:t xml:space="preserve"> </w:t>
-      </w:r>
-      <w:r>
-        <w:t xml:space="preserve">analysis is reproducible from the archived extract and script, and PCR-008 will name the</w:t>
-      </w:r>
-      <w:r>
-        <w:t xml:space="preserve"> </w:t>
-      </w:r>
-      <w:r>
-        <w:t xml:space="preserve">archive location.</w:t>
+        <w:t xml:space="preserve">Any value transcribed by hand will be verified by a second person against the source</w:t>
+      </w:r>
+      <w:r>
+        <w:t xml:space="preserve"> </w:t>
+      </w:r>
+      <w:r>
+        <w:t xml:space="preserve">record. Data excluded from an analysis will be identified in PCR-008 with the reason for</w:t>
+      </w:r>
+      <w:r>
+        <w:t xml:space="preserve"> </w:t>
+      </w:r>
+      <w:r>
+        <w:t xml:space="preserve">its exclusion, and no result will be removed from the record itself. Raw data, analysis</w:t>
+      </w:r>
+      <w:r>
+        <w:t xml:space="preserve"> </w:t>
+      </w:r>
+      <w:r>
+        <w:t xml:space="preserve">files and the report are retained for the life of the product.</w:t>
       </w:r>
     </w:p>
     <w:bookmarkEnd w:id="40"/>
@@ -6586,7 +7857,7 @@
         <w:pStyle w:val="FirstParagraph"/>
       </w:pPr>
       <w:r>
-        <w:t xml:space="preserve">Responsibilities are assigned as shown in</w:t>
+        <w:t xml:space="preserve">The functions that carry work under this plan are listed in</w:t>
       </w:r>
       <w:r>
         <w:t xml:space="preserve"> </w:t>
@@ -6600,19 +7871,19 @@
         </w:r>
       </w:hyperlink>
       <w:r>
-        <w:t xml:space="preserve">. Process Development owns the plan,</w:t>
-      </w:r>
-      <w:r>
-        <w:t xml:space="preserve"> </w:t>
-      </w:r>
-      <w:r>
-        <w:t xml:space="preserve">its execution and the report, while Quality Assurance approves both documents and</w:t>
-      </w:r>
-      <w:r>
-        <w:t xml:space="preserve"> </w:t>
-      </w:r>
-      <w:r>
-        <w:t xml:space="preserve">dispositions any deviation.</w:t>
+        <w:t xml:space="preserve">, and each of them</w:t>
+      </w:r>
+      <w:r>
+        <w:t xml:space="preserve"> </w:t>
+      </w:r>
+      <w:r>
+        <w:t xml:space="preserve">appears in the approval record at the front of the document as author, reviewer or</w:t>
+      </w:r>
+      <w:r>
+        <w:t xml:space="preserve"> </w:t>
+      </w:r>
+      <w:r>
+        <w:t xml:space="preserve">approver.</w:t>
       </w:r>
     </w:p>
     <w:tbl>
@@ -6639,7 +7910,7 @@
               <w:pStyle w:val="ImageCaption"/>
             </w:pPr>
             <w:r>
-              <w:t xml:space="preserve">Table 10: Roles and responsibilities for the study.</w:t>
+              <w:t xml:space="preserve">Table 10: Functions and responsibilities under this plan.</w:t>
             </w:r>
           </w:p>
           <w:tbl>
@@ -6677,7 +7948,7 @@
                     <w:jc w:val="center"/>
                   </w:pPr>
                   <w:r>
-                    <w:t xml:space="preserve">Responsibility</w:t>
+                    <w:t xml:space="preserve">Responsibility under this plan</w:t>
                   </w:r>
                 </w:p>
               </w:tc>
@@ -6703,7 +7974,7 @@
                     <w:jc w:val="center"/>
                   </w:pPr>
                   <w:r>
-                    <w:t xml:space="preserve">Authors the plan, executes the studies, fits the models, authors PCR-008</w:t>
+                    <w:t xml:space="preserve">Owns this plan, executes the non-viral runs, performs the statistical analysis and writes PCR-008.</w:t>
                   </w:r>
                 </w:p>
               </w:tc>
@@ -6729,7 +8000,7 @@
                     <w:jc w:val="center"/>
                   </w:pPr>
                   <w:r>
-                    <w:t xml:space="preserve">Provides and maintains the validated methods; releases analytical data</w:t>
+                    <w:t xml:space="preserve">Releases the validated methods, analyses the samples and provides the method performance record.</w:t>
                   </w:r>
                 </w:p>
               </w:tc>
@@ -6755,7 +8026,7 @@
                     <w:jc w:val="center"/>
                   </w:pPr>
                   <w:r>
-                    <w:t xml:space="preserve">Executes the spiked runs and the infectivity assays under containment</w:t>
+                    <w:t xml:space="preserve">Executes the spiking runs under ICH Q5A(R2) and reports the titres and log reduction factors.</w:t>
                   </w:r>
                 </w:p>
               </w:tc>
@@ -6781,7 +8052,7 @@
                     <w:jc w:val="center"/>
                   </w:pPr>
                   <w:r>
-                    <w:t xml:space="preserve">Confirms commercial equivalence of the scale-down model and the operating ranges</w:t>
+                    <w:t xml:space="preserve">Provides the commercial scale record used to qualify the scale-down model.</w:t>
                   </w:r>
                 </w:p>
               </w:tc>
@@ -6807,7 +8078,7 @@
                     <w:jc w:val="center"/>
                   </w:pPr>
                   <w:r>
-                    <w:t xml:space="preserve">Approves the designs, the analysis plan and the fitted models</w:t>
+                    <w:t xml:space="preserve">Reviews the designs before execution and the fitted models before they are used.</w:t>
                   </w:r>
                 </w:p>
               </w:tc>
@@ -6833,7 +8104,7 @@
                     <w:jc w:val="center"/>
                   </w:pPr>
                   <w:r>
-                    <w:t xml:space="preserve">Approves the plan and the report; dispositions deviations</w:t>
+                    <w:t xml:space="preserve">Approves this plan, reviews every departure from it and approves PCR-008.</w:t>
                   </w:r>
                 </w:p>
               </w:tc>
@@ -6844,6 +8115,37 @@
         </w:tc>
       </w:tr>
     </w:tbl>
+    <w:p>
+      <w:pPr>
+        <w:pStyle w:val="BodyText"/>
+      </w:pPr>
+      <w:r>
+        <w:t xml:space="preserve">The responsibilities in</w:t>
+      </w:r>
+      <w:r>
+        <w:t xml:space="preserve"> </w:t>
+      </w:r>
+      <w:hyperlink w:anchor="tbl-roles">
+        <w:r>
+          <w:rPr>
+            <w:rStyle w:val="Hyperlink"/>
+          </w:rPr>
+          <w:t xml:space="preserve">Table 10</w:t>
+        </w:r>
+      </w:hyperlink>
+      <w:r>
+        <w:t xml:space="preserve"> </w:t>
+      </w:r>
+      <w:r>
+        <w:t xml:space="preserve">are assigned to functions and not to individuals, so</w:t>
+      </w:r>
+      <w:r>
+        <w:t xml:space="preserve"> </w:t>
+      </w:r>
+      <w:r>
+        <w:t xml:space="preserve">the plan does not need revision when staff change.</w:t>
+      </w:r>
+    </w:p>
     <w:bookmarkEnd w:id="42"/>
     <w:bookmarkStart w:id="43" w:name="deliverables-and-schedule"/>
     <w:p>
@@ -6859,31 +8161,25 @@
         <w:pStyle w:val="FirstParagraph"/>
       </w:pPr>
       <w:r>
-        <w:t xml:space="preserve">The deliverable of this study is PCR-008, the process characterization report for this</w:t>
-      </w:r>
-      <w:r>
-        <w:t xml:space="preserve"> </w:t>
-      </w:r>
-      <w:r>
-        <w:t xml:space="preserve">step, which will present the executed designs, the fitted models, the operating region,</w:t>
-      </w:r>
-      <w:r>
-        <w:t xml:space="preserve"> </w:t>
-      </w:r>
-      <w:r>
-        <w:t xml:space="preserve">the proven acceptable ranges, the capability estimate and the parameter classifications.</w:t>
-      </w:r>
-      <w:r>
-        <w:t xml:space="preserve"> </w:t>
-      </w:r>
-      <w:r>
-        <w:t xml:space="preserve">It will also record any deviation from this plan together with the impact assessment of</w:t>
-      </w:r>
-      <w:r>
-        <w:t xml:space="preserve"> </w:t>
-      </w:r>
-      <w:r>
-        <w:t xml:space="preserve">that deviation.</w:t>
+        <w:t xml:space="preserve">The deliverable of this plan is PCR-008, the process characterization report for the anion</w:t>
+      </w:r>
+      <w:r>
+        <w:t xml:space="preserve"> </w:t>
+      </w:r>
+      <w:r>
+        <w:t xml:space="preserve">exchange step. It reports the executed designs, the fitted models, the operating region,</w:t>
+      </w:r>
+      <w:r>
+        <w:t xml:space="preserve"> </w:t>
+      </w:r>
+      <w:r>
+        <w:t xml:space="preserve">the proven acceptable ranges, the estimated capability and the classification of every</w:t>
+      </w:r>
+      <w:r>
+        <w:t xml:space="preserve"> </w:t>
+      </w:r>
+      <w:r>
+        <w:t xml:space="preserve">parameter, and it records every departure from this plan.</w:t>
       </w:r>
     </w:p>
     <w:p>
@@ -6891,31 +8187,63 @@
         <w:pStyle w:val="BodyText"/>
       </w:pPr>
       <w:r>
-        <w:t xml:space="preserve">The study will run in four phases. Scale-down model qualification comes first and includes</w:t>
-      </w:r>
-      <w:r>
-        <w:t xml:space="preserve"> </w:t>
-      </w:r>
-      <w:r>
-        <w:t xml:space="preserve">qualification of the small-scale spiking model, the screening design follows and is</w:t>
-      </w:r>
-      <w:r>
-        <w:t xml:space="preserve"> </w:t>
-      </w:r>
-      <w:r>
-        <w:t xml:space="preserve">analysed before the response-surface design is executed, and the response-surface design</w:t>
-      </w:r>
-      <w:r>
-        <w:t xml:space="preserve"> </w:t>
-      </w:r>
-      <w:r>
-        <w:t xml:space="preserve">and the univariate assessment then run together. The report is written last. No calendar</w:t>
-      </w:r>
-      <w:r>
-        <w:t xml:space="preserve"> </w:t>
-      </w:r>
-      <w:r>
-        <w:t xml:space="preserve">dates are fixed in this plan, and the campaign schedule is held in PCMP-001.</w:t>
+        <w:t xml:space="preserve">The study runs as a sequence of dependent phases, and the scale-down model is qualified</w:t>
+      </w:r>
+      <w:r>
+        <w:t xml:space="preserve"> </w:t>
+      </w:r>
+      <w:r>
+        <w:t xml:space="preserve">first. The screening study runs next, and its analysis is completed before the</w:t>
+      </w:r>
+      <w:r>
+        <w:t xml:space="preserve"> </w:t>
+      </w:r>
+      <w:r>
+        <w:t xml:space="preserve">response-surface study starts, so that the design of the second study can be confirmed</w:t>
+      </w:r>
+      <w:r>
+        <w:t xml:space="preserve"> </w:t>
+      </w:r>
+      <w:r>
+        <w:t xml:space="preserve">before further runs are committed. The response-surface study follows, while the viral clearance runs are executed in</w:t>
+      </w:r>
+      <w:r>
+        <w:t xml:space="preserve"> </w:t>
+      </w:r>
+      <w:r>
+        <w:t xml:space="preserve">parallel in the biosafety laboratory, on the same design points, because they use a</w:t>
+      </w:r>
+      <w:r>
+        <w:t xml:space="preserve"> </w:t>
+      </w:r>
+      <w:r>
+        <w:t xml:space="preserve">different facility and a separate qualification. The univariate flow rate runs may be</w:t>
+      </w:r>
+      <w:r>
+        <w:t xml:space="preserve"> </w:t>
+      </w:r>
+      <w:r>
+        <w:t xml:space="preserve">executed at any point after the scale-down model is qualified, and analysis and reporting</w:t>
+      </w:r>
+      <w:r>
+        <w:t xml:space="preserve"> </w:t>
+      </w:r>
+      <w:r>
+        <w:t xml:space="preserve">complete the study.</w:t>
+      </w:r>
+    </w:p>
+    <w:p>
+      <w:pPr>
+        <w:pStyle w:val="BodyText"/>
+      </w:pPr>
+      <w:r>
+        <w:t xml:space="preserve">No calendar dates are given in this plan, since the sequence and the dependencies above</w:t>
+      </w:r>
+      <w:r>
+        <w:t xml:space="preserve"> </w:t>
+      </w:r>
+      <w:r>
+        <w:t xml:space="preserve">are the schedule, and the executed dates will be recorded in PCR-008.</w:t>
       </w:r>
     </w:p>
     <w:bookmarkEnd w:id="43"/>
@@ -6933,43 +8261,49 @@
         <w:pStyle w:val="FirstParagraph"/>
       </w:pPr>
       <w:r>
-        <w:t xml:space="preserve">The principal risk to this study is an unrepresentative load. The load for every run is a</w:t>
-      </w:r>
-      <w:r>
-        <w:t xml:space="preserve"> </w:t>
-      </w:r>
-      <w:r>
-        <w:t xml:space="preserve">cation exchange pool whose charge variant content depends on how long it is held after</w:t>
-      </w:r>
-      <w:r>
-        <w:t xml:space="preserve"> </w:t>
-      </w:r>
-      <w:r>
-        <w:t xml:space="preserve">neutralization, and an elevated acidic charge variant burden alters the charge balance the</w:t>
-      </w:r>
-      <w:r>
-        <w:t xml:space="preserve"> </w:t>
-      </w:r>
-      <w:r>
-        <w:t xml:space="preserve">column sees and can change the apparent parameter effects. For this reason the acidic</w:t>
-      </w:r>
-      <w:r>
-        <w:t xml:space="preserve"> </w:t>
-      </w:r>
-      <w:r>
-        <w:t xml:space="preserve">charge variant content of every load lot will be measured by icIEF (AMV-3013) before use,</w:t>
-      </w:r>
-      <w:r>
-        <w:t xml:space="preserve"> </w:t>
-      </w:r>
-      <w:r>
-        <w:t xml:space="preserve">a lot outside the platform range will be rejected, and any run already performed on such a</w:t>
-      </w:r>
-      <w:r>
-        <w:t xml:space="preserve"> </w:t>
-      </w:r>
-      <w:r>
-        <w:t xml:space="preserve">lot will be repeated on requalified material.</w:t>
+        <w:t xml:space="preserve">The principal risk to this study is that the scale-down model does not represent the</w:t>
+      </w:r>
+      <w:r>
+        <w:t xml:space="preserve"> </w:t>
+      </w:r>
+      <w:r>
+        <w:t xml:space="preserve">commercial column, and it is managed by the qualification described under materials and</w:t>
+      </w:r>
+      <w:r>
+        <w:t xml:space="preserve"> </w:t>
+      </w:r>
+      <w:r>
+        <w:t xml:space="preserve">methods, which is the reason no characterization run may start before that qualification</w:t>
+      </w:r>
+      <w:r>
+        <w:t xml:space="preserve"> </w:t>
+      </w:r>
+      <w:r>
+        <w:t xml:space="preserve">is complete. A residual risk remains after qualification, because the comparison is made</w:t>
+      </w:r>
+      <w:r>
+        <w:t xml:space="preserve"> </w:t>
+      </w:r>
+      <w:r>
+        <w:t xml:space="preserve">at set-point conditions and representativeness at the edges of the ranges is inferred from</w:t>
+      </w:r>
+      <w:r>
+        <w:t xml:space="preserve"> </w:t>
+      </w:r>
+      <w:r>
+        <w:t xml:space="preserve">the scaling principles rather than demonstrated. Ranges defined on the model are not</w:t>
+      </w:r>
+      <w:r>
+        <w:t xml:space="preserve"> </w:t>
+      </w:r>
+      <w:r>
+        <w:t xml:space="preserve">confirmed at commercial scale until Stage 2, and PCR-008 will state that bound on every</w:t>
+      </w:r>
+      <w:r>
+        <w:t xml:space="preserve"> </w:t>
+      </w:r>
+      <w:r>
+        <w:t xml:space="preserve">range it reports.</w:t>
       </w:r>
     </w:p>
     <w:p>
@@ -6977,40 +8311,46 @@
         <w:pStyle w:val="BodyText"/>
       </w:pPr>
       <w:r>
-        <w:t xml:space="preserve">The second risk is the representativeness of the scale-down model, which is qualified on</w:t>
-      </w:r>
-      <w:r>
-        <w:t xml:space="preserve"> </w:t>
-      </w:r>
-      <w:r>
-        <w:t xml:space="preserve">input and output attributes at the set-point and whose qualification does not extend to the</w:t>
-      </w:r>
-      <w:r>
-        <w:t xml:space="preserve"> </w:t>
-      </w:r>
-      <w:r>
-        <w:t xml:space="preserve">edges of the characterization ranges. This limitation will be stated in PCR-008, and it is</w:t>
-      </w:r>
-      <w:r>
-        <w:t xml:space="preserve"> </w:t>
-      </w:r>
-      <w:r>
-        <w:t xml:space="preserve">managed by confirming the step at commercial scale during process performance</w:t>
-      </w:r>
-      <w:r>
-        <w:t xml:space="preserve"> </w:t>
-      </w:r>
-      <w:r>
-        <w:t xml:space="preserve">qualification</w:t>
-      </w:r>
-      <w:r>
-        <w:t xml:space="preserve"> </w:t>
-      </w:r>
-      <w:r>
-        <w:t xml:space="preserve">(U.S. Food and Drug Administration 2011)</w:t>
-      </w:r>
-      <w:r>
-        <w:t xml:space="preserve">.</w:t>
+        <w:t xml:space="preserve">The virus spiking model carries assumptions of its own. The model viruses are laboratory</w:t>
+      </w:r>
+      <w:r>
+        <w:t xml:space="preserve"> </w:t>
+      </w:r>
+      <w:r>
+        <w:t xml:space="preserve">strains chosen as representatives of a class, the spike is added to a load that is not</w:t>
+      </w:r>
+      <w:r>
+        <w:t xml:space="preserve"> </w:t>
+      </w:r>
+      <w:r>
+        <w:t xml:space="preserve">identical to the commercial load, and the clearance measured is a property of that model</w:t>
+      </w:r>
+      <w:r>
+        <w:t xml:space="preserve"> </w:t>
+      </w:r>
+      <w:r>
+        <w:t xml:space="preserve">system</w:t>
+      </w:r>
+      <w:r>
+        <w:t xml:space="preserve"> </w:t>
+      </w:r>
+      <w:r>
+        <w:t xml:space="preserve">(International Council for Harmonisation 2023a)</w:t>
+      </w:r>
+      <w:r>
+        <w:t xml:space="preserve">. These assumptions are accepted because the same convention is applied at</w:t>
+      </w:r>
+      <w:r>
+        <w:t xml:space="preserve"> </w:t>
+      </w:r>
+      <w:r>
+        <w:t xml:space="preserve">every clearance step of this process and was applied to the three prior products, so the</w:t>
+      </w:r>
+      <w:r>
+        <w:t xml:space="preserve"> </w:t>
+      </w:r>
+      <w:r>
+        <w:t xml:space="preserve">modular claim is at least internally consistent.</w:t>
       </w:r>
     </w:p>
     <w:p>
@@ -7018,31 +8358,31 @@
         <w:pStyle w:val="BodyText"/>
       </w:pPr>
       <w:r>
-        <w:t xml:space="preserve">The third risk sits in the small-scale spiking model, because spike preparations can carry</w:t>
-      </w:r>
-      <w:r>
-        <w:t xml:space="preserve"> </w:t>
-      </w:r>
-      <w:r>
-        <w:t xml:space="preserve">cytotoxic or interfering material and every infectivity assay has a finite detection limit.</w:t>
-      </w:r>
-      <w:r>
-        <w:t xml:space="preserve"> </w:t>
-      </w:r>
-      <w:r>
-        <w:t xml:space="preserve">A log reduction bounded by the detection limit will be reported as a greater-than value and</w:t>
-      </w:r>
-      <w:r>
-        <w:t xml:space="preserve"> </w:t>
-      </w:r>
-      <w:r>
-        <w:t xml:space="preserve">will not be extrapolated, and both effects will be quantified during assay qualification</w:t>
-      </w:r>
-      <w:r>
-        <w:t xml:space="preserve"> </w:t>
-      </w:r>
-      <w:r>
-        <w:t xml:space="preserve">and reported in PCR-008.</w:t>
+        <w:t xml:space="preserve">Load material supply is a practical risk. The study needs one representative cation</w:t>
+      </w:r>
+      <w:r>
+        <w:t xml:space="preserve"> </w:t>
+      </w:r>
+      <w:r>
+        <w:t xml:space="preserve">exchange pool, or a set of pools blended to a single specification, and the quantity</w:t>
+      </w:r>
+      <w:r>
+        <w:t xml:space="preserve"> </w:t>
+      </w:r>
+      <w:r>
+        <w:t xml:space="preserve">required is large in comparison with a development batch. If the load has to be prepared</w:t>
+      </w:r>
+      <w:r>
+        <w:t xml:space="preserve"> </w:t>
+      </w:r>
+      <w:r>
+        <w:t xml:space="preserve">from more than one cation exchange run, the pools will be blended before any study run and</w:t>
+      </w:r>
+      <w:r>
+        <w:t xml:space="preserve"> </w:t>
+      </w:r>
+      <w:r>
+        <w:t xml:space="preserve">the blend characterized as described under operation.</w:t>
       </w:r>
     </w:p>
     <w:p>
@@ -7050,57 +8390,37 @@
         <w:pStyle w:val="BodyText"/>
       </w:pPr>
       <w:r>
-        <w:t xml:space="preserve">The fourth risk is material supply, since the study needs one resin lot and consistent</w:t>
-      </w:r>
-      <w:r>
-        <w:t xml:space="preserve"> </w:t>
-      </w:r>
-      <w:r>
-        <w:t xml:space="preserve">buffer lots across the campaign. If a lot changes during the campaign, the change will be</w:t>
-      </w:r>
-      <w:r>
-        <w:t xml:space="preserve"> </w:t>
-      </w:r>
-      <w:r>
-        <w:t xml:space="preserve">recorded and the affected runs will be identified in the report.</w:t>
-      </w:r>
-    </w:p>
-    <w:p>
-      <w:pPr>
-        <w:pStyle w:val="BodyText"/>
-      </w:pPr>
-      <w:r>
-        <w:t xml:space="preserve">Three assumptions underlie the plan. Prior platform knowledge is assumed to give the</w:t>
-      </w:r>
-      <w:r>
-        <w:t xml:space="preserve"> </w:t>
-      </w:r>
-      <w:r>
-        <w:t xml:space="preserve">correct direction of each parameter effect, and the study is designed to test that</w:t>
-      </w:r>
-      <w:r>
-        <w:t xml:space="preserve"> </w:t>
-      </w:r>
-      <w:r>
-        <w:t xml:space="preserve">assumption and not to rely on it. The clearance credited to low-pH inactivation and to</w:t>
-      </w:r>
-      <w:r>
-        <w:t xml:space="preserve"> </w:t>
-      </w:r>
-      <w:r>
-        <w:t xml:space="preserve">virus filtration is assumed to hold at the values recorded in the current viral safety</w:t>
-      </w:r>
-      <w:r>
-        <w:t xml:space="preserve"> </w:t>
-      </w:r>
-      <w:r>
-        <w:t xml:space="preserve">assessment, and the analytical methods are assumed to remain in a validated state for the</w:t>
-      </w:r>
-      <w:r>
-        <w:t xml:space="preserve"> </w:t>
-      </w:r>
-      <w:r>
-        <w:t xml:space="preserve">duration of the campaign.</w:t>
+        <w:t xml:space="preserve">The study assumes that the platform mechanism transfers from the three prior products to</w:t>
+      </w:r>
+      <w:r>
+        <w:t xml:space="preserve"> </w:t>
+      </w:r>
+      <w:r>
+        <w:t xml:space="preserve">A-Mab, which is what makes this a confirmatory study instead of an exploratory one. It</w:t>
+      </w:r>
+      <w:r>
+        <w:t xml:space="preserve"> </w:t>
+      </w:r>
+      <w:r>
+        <w:t xml:space="preserve">also assumes that the resin lot used in the study represents the resin the commercial</w:t>
+      </w:r>
+      <w:r>
+        <w:t xml:space="preserve"> </w:t>
+      </w:r>
+      <w:r>
+        <w:t xml:space="preserve">process will use, and that assumption is managed by the resin qualification in SOP-2008.</w:t>
+      </w:r>
+      <w:r>
+        <w:t xml:space="preserve"> </w:t>
+      </w:r>
+      <w:r>
+        <w:t xml:space="preserve">Both are stated here so that the report can test them, and if either fails the affected</w:t>
+      </w:r>
+      <w:r>
+        <w:t xml:space="preserve"> </w:t>
+      </w:r>
+      <w:r>
+        <w:t xml:space="preserve">conclusions will be re-derived and not defended.</w:t>
       </w:r>
     </w:p>
     <w:bookmarkEnd w:id="44"/>
@@ -7118,43 +8438,50 @@
         <w:pStyle w:val="FirstParagraph"/>
       </w:pPr>
       <w:r>
-        <w:t xml:space="preserve">This plan becomes effective when it has been approved by the functions listed in</w:t>
-      </w:r>
-      <w:r>
-        <w:t xml:space="preserve"> </w:t>
-      </w:r>
-      <w:hyperlink w:anchor="tbl-appr">
-        <w:r>
-          <w:rPr>
-            <w:rStyle w:val="Hyperlink"/>
-          </w:rPr>
-          <w:t xml:space="preserve">Table 1</w:t>
-        </w:r>
-      </w:hyperlink>
-      <w:r>
-        <w:t xml:space="preserve">, and execution may not begin before that approval is complete. Any change to the</w:t>
-      </w:r>
-      <w:r>
-        <w:t xml:space="preserve"> </w:t>
-      </w:r>
-      <w:r>
-        <w:t xml:space="preserve">plan after approval will be made by revising the whole document under the same approval</w:t>
-      </w:r>
-      <w:r>
-        <w:t xml:space="preserve"> </w:t>
-      </w:r>
-      <w:r>
-        <w:t xml:space="preserve">route.</w:t>
+        <w:t xml:space="preserve">This plan takes effect when it has been approved by each function named in the approval</w:t>
+      </w:r>
+      <w:r>
+        <w:t xml:space="preserve"> </w:t>
+      </w:r>
+      <w:r>
+        <w:t xml:space="preserve">record at the front of the document. Changes after approval are made by revising the plan</w:t>
+      </w:r>
+      <w:r>
+        <w:t xml:space="preserve"> </w:t>
+      </w:r>
+      <w:r>
+        <w:t xml:space="preserve">under change control</w:t>
+      </w:r>
+      <w:r>
+        <w:t xml:space="preserve"> </w:t>
+      </w:r>
+      <w:r>
+        <w:t xml:space="preserve">(International Council for Harmonisation 2008)</w:t>
+      </w:r>
+      <w:r>
+        <w:t xml:space="preserve">. A departure identified during execution is not a plan</w:t>
+      </w:r>
+      <w:r>
+        <w:t xml:space="preserve"> </w:t>
+      </w:r>
+      <w:r>
+        <w:t xml:space="preserve">change. It is recorded and assessed in PCR-008, as described above under acceptance and</w:t>
+      </w:r>
+      <w:r>
+        <w:t xml:space="preserve"> </w:t>
+      </w:r>
+      <w:r>
+        <w:t xml:space="preserve">decision criteria.</w:t>
       </w:r>
     </w:p>
     <w:bookmarkEnd w:id="45"/>
-    <w:bookmarkStart w:id="50" w:name="appendices-ab-planned-design-matrices"/>
+    <w:bookmarkStart w:id="50" w:name="X73781f0c746cc45048eca779a11e0a2e7cd3f25"/>
     <w:p>
       <w:pPr>
         <w:pStyle w:val="Heading1"/>
       </w:pPr>
       <w:r>
-        <w:t xml:space="preserve">14. Appendices A–B — Planned design matrices</w:t>
+        <w:t xml:space="preserve">14. Appendices A and B — Planned design matrices</w:t>
       </w:r>
     </w:p>
     <w:p>
@@ -7162,19 +8489,13 @@
         <w:pStyle w:val="FirstParagraph"/>
       </w:pPr>
       <w:r>
-        <w:t xml:space="preserve">The planned coded design matrices are given below, without response columns, because no</w:t>
-      </w:r>
-      <w:r>
-        <w:t xml:space="preserve"> </w:t>
-      </w:r>
-      <w:r>
-        <w:t xml:space="preserve">data exist at the time this plan is issued. Run order will be randomized at execution, so</w:t>
-      </w:r>
-      <w:r>
-        <w:t xml:space="preserve"> </w:t>
-      </w:r>
-      <w:r>
-        <w:t xml:space="preserve">the run numbers given are design identifiers only.</w:t>
+        <w:t xml:space="preserve">The two appendices give the designs as they will be executed. Neither carries a response</w:t>
+      </w:r>
+      <w:r>
+        <w:t xml:space="preserve"> </w:t>
+      </w:r>
+      <w:r>
+        <w:t xml:space="preserve">column, because the study has not been performed.</w:t>
       </w:r>
     </w:p>
     <w:bookmarkStart w:id="47" w:name="X7149527b81b82ac7e9fc876cc411d0dd5d45eb6"/>
@@ -7191,7 +8512,7 @@
         <w:pStyle w:val="FirstParagraph"/>
       </w:pPr>
       <w:r>
-        <w:t xml:space="preserve">The coded settings of the 19 planned screening runs are given in</w:t>
+        <w:t xml:space="preserve">The planned screening design is given in</w:t>
       </w:r>
       <w:r>
         <w:t xml:space="preserve"> </w:t>
@@ -7205,17 +8526,26 @@
         </w:r>
       </w:hyperlink>
       <w:r>
-        <w:t xml:space="preserve">, and the factor letters are defined in</w:t>
-      </w:r>
-      <w:r>
-        <w:t xml:space="preserve"> </w:t>
-      </w:r>
-      <w:hyperlink w:anchor="tbl-levels">
+        <w:t xml:space="preserve"> </w:t>
+      </w:r>
+      <w:r>
+        <w:t xml:space="preserve">in coded units, with the type of each</w:t>
+      </w:r>
+      <w:r>
+        <w:t xml:space="preserve"> </w:t>
+      </w:r>
+      <w:r>
+        <w:t xml:space="preserve">run. The factor letters are defined in</w:t>
+      </w:r>
+      <w:r>
+        <w:t xml:space="preserve"> </w:t>
+      </w:r>
+      <w:hyperlink w:anchor="tbl-legend">
         <w:r>
           <w:rPr>
             <w:rStyle w:val="Hyperlink"/>
           </w:rPr>
-          <w:t xml:space="preserve">Table 7</w:t>
+          <w:t xml:space="preserve">Table 8</w:t>
         </w:r>
       </w:hyperlink>
       <w:r>
@@ -7246,7 +8576,7 @@
               <w:pStyle w:val="ImageCaption"/>
             </w:pPr>
             <w:r>
-              <w:t xml:space="preserve">Table 11: Planned coded screening design matrix (two-level full factorial with centre points).</w:t>
+              <w:t xml:space="preserve">Table 11: Planned screening design matrix in coded units.</w:t>
             </w:r>
           </w:p>
           <w:tbl>
@@ -8887,7 +10217,7 @@
         <w:pStyle w:val="FirstParagraph"/>
       </w:pPr>
       <w:r>
-        <w:t xml:space="preserve">The coded settings of the 28 planned response-surface runs are given in</w:t>
+        <w:t xml:space="preserve">The planned response-surface design is given in</w:t>
       </w:r>
       <w:r>
         <w:t xml:space="preserve"> </w:t>
@@ -8901,7 +10231,16 @@
         </w:r>
       </w:hyperlink>
       <w:r>
-        <w:t xml:space="preserve">.</w:t>
+        <w:t xml:space="preserve"> </w:t>
+      </w:r>
+      <w:r>
+        <w:t xml:space="preserve">in coded units. Run order will</w:t>
+      </w:r>
+      <w:r>
+        <w:t xml:space="preserve"> </w:t>
+      </w:r>
+      <w:r>
+        <w:t xml:space="preserve">be randomized at execution and the executed order recorded in PCR-008.</w:t>
       </w:r>
     </w:p>
     <w:tbl>
@@ -8928,7 +10267,7 @@
               <w:pStyle w:val="ImageCaption"/>
             </w:pPr>
             <w:r>
-              <w:t xml:space="preserve">Table 12: Planned coded response-surface design matrix (face-centred central composite).</w:t>
+              <w:t xml:space="preserve">Table 12: Planned response-surface design matrix in coded units.</w:t>
             </w:r>
           </w:p>
           <w:tbl>
@@ -11276,7 +12615,7 @@
     </w:tbl>
     <w:bookmarkEnd w:id="49"/>
     <w:bookmarkEnd w:id="50"/>
-    <w:bookmarkStart w:id="58" w:name="references"/>
+    <w:bookmarkStart w:id="59" w:name="references"/>
     <w:p>
       <w:pPr>
         <w:pStyle w:val="Heading1"/>
@@ -11285,7 +12624,7 @@
         <w:t xml:space="preserve">References</w:t>
       </w:r>
     </w:p>
-    <w:bookmarkStart w:id="57" w:name="refs"/>
+    <w:bookmarkStart w:id="58" w:name="refs"/>
     <w:bookmarkStart w:id="51" w:name="ref-amab2009"/>
     <w:p>
       <w:pPr>
@@ -11355,7 +12694,30 @@
       </w:r>
     </w:p>
     <w:bookmarkEnd w:id="53"/>
-    <w:bookmarkStart w:id="54" w:name="ref-ichq5a"/>
+    <w:bookmarkStart w:id="54" w:name="ref-ichq11"/>
+    <w:p>
+      <w:pPr>
+        <w:pStyle w:val="Bibliography"/>
+      </w:pPr>
+      <w:r>
+        <w:t xml:space="preserve">International Council for Harmonisation. 2012.</w:t>
+      </w:r>
+      <w:r>
+        <w:t xml:space="preserve"> </w:t>
+      </w:r>
+      <w:r>
+        <w:rPr>
+          <w:i/>
+          <w:iCs/>
+        </w:rPr>
+        <w:t xml:space="preserve">ICH Q11: Development and Manufacture of Drug Substances</w:t>
+      </w:r>
+      <w:r>
+        <w:t xml:space="preserve">. ICH.</w:t>
+      </w:r>
+    </w:p>
+    <w:bookmarkEnd w:id="54"/>
+    <w:bookmarkStart w:id="55" w:name="ref-ichq5a"/>
     <w:p>
       <w:pPr>
         <w:pStyle w:val="Bibliography"/>
@@ -11377,8 +12739,8 @@
         <w:t xml:space="preserve">. ICH.</w:t>
       </w:r>
     </w:p>
-    <w:bookmarkEnd w:id="54"/>
-    <w:bookmarkStart w:id="55" w:name="ref-ichq9"/>
+    <w:bookmarkEnd w:id="55"/>
+    <w:bookmarkStart w:id="56" w:name="ref-ichq9"/>
     <w:p>
       <w:pPr>
         <w:pStyle w:val="Bibliography"/>
@@ -11400,8 +12762,8 @@
         <w:t xml:space="preserve">. ICH.</w:t>
       </w:r>
     </w:p>
-    <w:bookmarkEnd w:id="55"/>
-    <w:bookmarkStart w:id="56" w:name="ref-fda2011"/>
+    <w:bookmarkEnd w:id="56"/>
+    <w:bookmarkStart w:id="57" w:name="ref-fda2011"/>
     <w:p>
       <w:pPr>
         <w:pStyle w:val="Bibliography"/>
@@ -11423,9 +12785,9 @@
         <w:t xml:space="preserve">. FDA.</w:t>
       </w:r>
     </w:p>
-    <w:bookmarkEnd w:id="56"/>
     <w:bookmarkEnd w:id="57"/>
     <w:bookmarkEnd w:id="58"/>
+    <w:bookmarkEnd w:id="59"/>
     <w:sectPr>
       <w:footnotePr>
         <w:numRestart w:val="eachSect"/>

--- a/pc_package/PCP-008_aex.docx
+++ b/pc_package/PCP-008_aex.docx
@@ -5438,19 +5438,31 @@
         <w:t xml:space="preserve"> </w:t>
       </w:r>
       <w:r>
-        <w:t xml:space="preserve">is judged against the drug substance specification of 100 ng/mg.</w:t>
-      </w:r>
-      <w:r>
-        <w:t xml:space="preserve"> </w:t>
-      </w:r>
-      <w:r>
-        <w:t xml:space="preserve">The step must meet that limit at its own outlet, because no later step in the train is</w:t>
-      </w:r>
-      <w:r>
-        <w:t xml:space="preserve"> </w:t>
-      </w:r>
-      <w:r>
-        <w:t xml:space="preserve">credited with host cell protein clearance. Step yield carries no acceptance criterion and will be</w:t>
+        <w:t xml:space="preserve">is judged against an in-process limit derived from the drug substance specification of</w:t>
+      </w:r>
+      <w:r>
+        <w:t xml:space="preserve"> </w:t>
+      </w:r>
+      <w:r>
+        <w:t xml:space="preserve">100 ng/mg by dividing it by an assurance margin. The step must meet</w:t>
+      </w:r>
+      <w:r>
+        <w:t xml:space="preserve"> </w:t>
+      </w:r>
+      <w:r>
+        <w:t xml:space="preserve">the drug substance limit at its own outlet, because no later step in the train is credited</w:t>
+      </w:r>
+      <w:r>
+        <w:t xml:space="preserve"> </w:t>
+      </w:r>
+      <w:r>
+        <w:t xml:space="preserve">with host cell protein clearance, and the margin is what keeps a batch at the in-process</w:t>
+      </w:r>
+      <w:r>
+        <w:t xml:space="preserve"> </w:t>
+      </w:r>
+      <w:r>
+        <w:t xml:space="preserve">limit clear of the specification. Step yield carries no acceptance criterion and will be</w:t>
       </w:r>
       <w:r>
         <w:t xml:space="preserve"> </w:t>

--- a/pc_package/PCP-008_aex.docx
+++ b/pc_package/PCP-008_aex.docx
@@ -820,85 +820,85 @@
         <w:t xml:space="preserve"> </w:t>
       </w:r>
       <w:r>
-        <w:t xml:space="preserve">original, accurate and complete data-integrity principles; AMV, analytical method</w:t>
-      </w:r>
-      <w:r>
-        <w:t xml:space="preserve"> </w:t>
-      </w:r>
-      <w:r>
-        <w:t xml:space="preserve">validation; CCD, central composite design; CEX, cation exchange chromatography; Cpk,</w:t>
-      </w:r>
-      <w:r>
-        <w:t xml:space="preserve"> </w:t>
-      </w:r>
-      <w:r>
-        <w:t xml:space="preserve">one-sided process capability index; CPP, critical process parameter; CQA, critical</w:t>
-      </w:r>
-      <w:r>
-        <w:t xml:space="preserve"> </w:t>
-      </w:r>
-      <w:r>
-        <w:t xml:space="preserve">quality attribute; DNA, deoxyribonucleic acid; DoE, design of experiments; DS, drug</w:t>
-      </w:r>
-      <w:r>
-        <w:t xml:space="preserve"> </w:t>
-      </w:r>
-      <w:r>
-        <w:t xml:space="preserve">substance; ELISA, enzyme-linked immunosorbent assay; GPP, general process parameter;</w:t>
-      </w:r>
-      <w:r>
-        <w:t xml:space="preserve"> </w:t>
-      </w:r>
-      <w:r>
-        <w:t xml:space="preserve">HCP, host cell protein; icIEF, imaged capillary isoelectric focusing; ICH, International</w:t>
-      </w:r>
-      <w:r>
-        <w:t xml:space="preserve"> </w:t>
-      </w:r>
-      <w:r>
-        <w:t xml:space="preserve">Council for Harmonisation; KPP, key process parameter; LRF, log reduction factor; MSAT,</w:t>
-      </w:r>
-      <w:r>
-        <w:t xml:space="preserve"> </w:t>
-      </w:r>
-      <w:r>
-        <w:t xml:space="preserve">Manufacturing Science and Technology; MVM, minute virus of mice (parvovirus model); NOR,</w:t>
-      </w:r>
-      <w:r>
-        <w:t xml:space="preserve"> </w:t>
-      </w:r>
-      <w:r>
-        <w:t xml:space="preserve">normal operating range; PAR, proven acceptable range; PCP, Process Characterization</w:t>
-      </w:r>
-      <w:r>
-        <w:t xml:space="preserve"> </w:t>
-      </w:r>
-      <w:r>
-        <w:t xml:space="preserve">Plan; PCR, Process Characterization Report; PPQ, process performance qualification;</w:t>
-      </w:r>
-      <w:r>
-        <w:t xml:space="preserve"> </w:t>
-      </w:r>
-      <w:r>
-        <w:t xml:space="preserve">PRESS, prediction sum of squares; qPCR, quantitative polymerase chain reaction; RSM,</w:t>
-      </w:r>
-      <w:r>
-        <w:t xml:space="preserve"> </w:t>
-      </w:r>
-      <w:r>
-        <w:t xml:space="preserve">response-surface methodology; SDM, scale-down model; SOP, standard operating procedure;</w:t>
-      </w:r>
-      <w:r>
-        <w:t xml:space="preserve"> </w:t>
-      </w:r>
-      <w:r>
-        <w:t xml:space="preserve">TCID50, median tissue-culture infective dose; WC-CPP, well-controlled critical process</w:t>
-      </w:r>
-      <w:r>
-        <w:t xml:space="preserve"> </w:t>
-      </w:r>
-      <w:r>
-        <w:t xml:space="preserve">parameter; XMuLV, xenotropic murine leukaemia virus (retrovirus model).</w:t>
+        <w:t xml:space="preserve">original and accurate, plus complete, consistent, enduring and available; AMV, analytical</w:t>
+      </w:r>
+      <w:r>
+        <w:t xml:space="preserve"> </w:t>
+      </w:r>
+      <w:r>
+        <w:t xml:space="preserve">method validation; ANOVA, analysis of variance; BLA, Biologics License Application; CCD,</w:t>
+      </w:r>
+      <w:r>
+        <w:t xml:space="preserve"> </w:t>
+      </w:r>
+      <w:r>
+        <w:t xml:space="preserve">central composite design; CEX, cation exchange chromatography; CPP, critical process</w:t>
+      </w:r>
+      <w:r>
+        <w:t xml:space="preserve"> </w:t>
+      </w:r>
+      <w:r>
+        <w:t xml:space="preserve">parameter; CQA, critical quality attribute; CV, column volume; DNA, deoxyribonucleic acid;</w:t>
+      </w:r>
+      <w:r>
+        <w:t xml:space="preserve"> </w:t>
+      </w:r>
+      <w:r>
+        <w:t xml:space="preserve">DoE, design of experiments; DS, drug substance; ELISA, enzyme-linked immunosorbent assay;</w:t>
+      </w:r>
+      <w:r>
+        <w:t xml:space="preserve"> </w:t>
+      </w:r>
+      <w:r>
+        <w:t xml:space="preserve">GPP, general process parameter; HCP, host cell protein; icIEF, imaged capillary isoelectric</w:t>
+      </w:r>
+      <w:r>
+        <w:t xml:space="preserve"> </w:t>
+      </w:r>
+      <w:r>
+        <w:t xml:space="preserve">focusing; IgG1, immunoglobulin G subclass one; KPP, key process parameter; LRF, log reduction</w:t>
+      </w:r>
+      <w:r>
+        <w:t xml:space="preserve"> </w:t>
+      </w:r>
+      <w:r>
+        <w:t xml:space="preserve">factor; MSAT, Manufacturing Science and Technology; MVM, minute virus of mice; NOR, normal</w:t>
+      </w:r>
+      <w:r>
+        <w:t xml:space="preserve"> </w:t>
+      </w:r>
+      <w:r>
+        <w:t xml:space="preserve">operating range; OLS, ordinary least squares; PAR, proven acceptable range; PD, Process</w:t>
+      </w:r>
+      <w:r>
+        <w:t xml:space="preserve"> </w:t>
+      </w:r>
+      <w:r>
+        <w:t xml:space="preserve">Development; PPQ, process performance qualification; PRESS, prediction error sum of squares;</w:t>
+      </w:r>
+      <w:r>
+        <w:t xml:space="preserve"> </w:t>
+      </w:r>
+      <w:r>
+        <w:t xml:space="preserve">qPCR, quantitative polymerase chain reaction; QA, Quality Assurance; RSM, response surface</w:t>
+      </w:r>
+      <w:r>
+        <w:t xml:space="preserve"> </w:t>
+      </w:r>
+      <w:r>
+        <w:t xml:space="preserve">methodology; SDM, scale-down model; SOP, standard operating procedure; TCID50, fifty percent</w:t>
+      </w:r>
+      <w:r>
+        <w:t xml:space="preserve"> </w:t>
+      </w:r>
+      <w:r>
+        <w:t xml:space="preserve">tissue culture infectious dose; WC-CPP, well-controlled critical process parameter; XMuLV,</w:t>
+      </w:r>
+      <w:r>
+        <w:t xml:space="preserve"> </w:t>
+      </w:r>
+      <w:r>
+        <w:t xml:space="preserve">xenotropic murine leukaemia virus.</w:t>
       </w:r>
     </w:p>
     <w:p>
@@ -921,49 +921,46 @@
         <w:pStyle w:val="FirstParagraph"/>
       </w:pPr>
       <w:r>
-        <w:t xml:space="preserve">This plan defines the process characterization study for anion exchange chromatography</w:t>
-      </w:r>
-      <w:r>
-        <w:t xml:space="preserve"> </w:t>
-      </w:r>
-      <w:r>
-        <w:t xml:space="preserve">(AEX), Step 8 of the A-Mab drug substance process, and it fixes the acceptance and</w:t>
-      </w:r>
-      <w:r>
-        <w:t xml:space="preserve"> </w:t>
-      </w:r>
-      <w:r>
-        <w:t xml:space="preserve">decision criteria against which the executed study will be judged. AEX is the final</w:t>
-      </w:r>
-      <w:r>
-        <w:t xml:space="preserve"> </w:t>
-      </w:r>
-      <w:r>
-        <w:t xml:space="preserve">chromatographic step of the purification train and is operated in flow-through mode, so</w:t>
-      </w:r>
-      <w:r>
-        <w:t xml:space="preserve"> </w:t>
-      </w:r>
-      <w:r>
-        <w:t xml:space="preserve">that the antibody passes through the column while acidic impurities and both model</w:t>
-      </w:r>
-      <w:r>
-        <w:t xml:space="preserve"> </w:t>
-      </w:r>
-      <w:r>
-        <w:t xml:space="preserve">viruses bind to the resin. The study will be executed on a qualified scale-down model at</w:t>
-      </w:r>
-      <w:r>
-        <w:t xml:space="preserve"> </w:t>
-      </w:r>
-      <w:r>
-        <w:t xml:space="preserve">the development site before the process is transferred to the commercial drug substance</w:t>
-      </w:r>
-      <w:r>
-        <w:t xml:space="preserve"> </w:t>
-      </w:r>
-      <w:r>
-        <w:t xml:space="preserve">facility (PTP-001).</w:t>
+        <w:t xml:space="preserve">This plan defines the Stage 1 process characterization study for the anion exchange</w:t>
+      </w:r>
+      <w:r>
+        <w:t xml:space="preserve"> </w:t>
+      </w:r>
+      <w:r>
+        <w:t xml:space="preserve">chromatography step of the A-Mab drug substance process, Step 8 of the</w:t>
+      </w:r>
+      <w:r>
+        <w:t xml:space="preserve"> </w:t>
+      </w:r>
+      <w:r>
+        <w:t xml:space="preserve">purification train. The step is the last chromatographic step in the train and is operated</w:t>
+      </w:r>
+      <w:r>
+        <w:t xml:space="preserve"> </w:t>
+      </w:r>
+      <w:r>
+        <w:t xml:space="preserve">in flow-through mode. Its characterization supports the transfer of the process from the</w:t>
+      </w:r>
+      <w:r>
+        <w:t xml:space="preserve"> </w:t>
+      </w:r>
+      <w:r>
+        <w:t xml:space="preserve">development site to the commercial drug substance site under PTP-001, and it will be</w:t>
+      </w:r>
+      <w:r>
+        <w:t xml:space="preserve"> </w:t>
+      </w:r>
+      <w:r>
+        <w:t xml:space="preserve">executed on a qualified scale-down model of the commercial column</w:t>
+      </w:r>
+      <w:r>
+        <w:t xml:space="preserve"> </w:t>
+      </w:r>
+      <w:r>
+        <w:t xml:space="preserve">(U.S. Food and Drug Administration 2011)</w:t>
+      </w:r>
+      <w:r>
+        <w:t xml:space="preserve">.</w:t>
       </w:r>
     </w:p>
     <w:p>
@@ -971,37 +968,37 @@
         <w:pStyle w:val="BodyText"/>
       </w:pPr>
       <w:r>
-        <w:t xml:space="preserve">The step carries the drug substance claim for cumulative parvovirus clearance, and it</w:t>
-      </w:r>
-      <w:r>
-        <w:t xml:space="preserve"> </w:t>
-      </w:r>
-      <w:r>
-        <w:t xml:space="preserve">also clears retrovirus, host cell protein (HCP), residual DNA and leached Protein A.</w:t>
-      </w:r>
-      <w:r>
-        <w:t xml:space="preserve"> </w:t>
-      </w:r>
-      <w:r>
-        <w:t xml:space="preserve">Viral safety is a modular claim built from three steps whose mechanisms are independent</w:t>
-      </w:r>
-      <w:r>
-        <w:t xml:space="preserve"> </w:t>
-      </w:r>
-      <w:r>
-        <w:t xml:space="preserve">of one another, so this plan covers only the contribution made by anion exchange. The</w:t>
-      </w:r>
-      <w:r>
-        <w:t xml:space="preserve"> </w:t>
-      </w:r>
-      <w:r>
-        <w:t xml:space="preserve">contributions of low-pH inactivation and of small-virus retentive filtration are</w:t>
-      </w:r>
-      <w:r>
-        <w:t xml:space="preserve"> </w:t>
-      </w:r>
-      <w:r>
-        <w:t xml:space="preserve">characterized in their own plans (PCP-006 and PCP-009) and are consolidated in PCMR-001.</w:t>
+        <w:t xml:space="preserve">The study covers the 5 process parameters that RA-001 carried forward for</w:t>
+      </w:r>
+      <w:r>
+        <w:t xml:space="preserve"> </w:t>
+      </w:r>
+      <w:r>
+        <w:t xml:space="preserve">this step and the 4 responses measured on the flow-through pool. Of those</w:t>
+      </w:r>
+      <w:r>
+        <w:t xml:space="preserve"> </w:t>
+      </w:r>
+      <w:r>
+        <w:t xml:space="preserve">parameters, 4 will be studied in a multivariate design and 1</w:t>
+      </w:r>
+      <w:r>
+        <w:t xml:space="preserve"> </w:t>
+      </w:r>
+      <w:r>
+        <w:t xml:space="preserve">one at a time. The commercial process is operated at a bioreactor scale of</w:t>
+      </w:r>
+      <w:r>
+        <w:t xml:space="preserve"> </w:t>
+      </w:r>
+      <w:r>
+        <w:t xml:space="preserve">15,000 L, and the anion exchange step processes the</w:t>
+      </w:r>
+      <w:r>
+        <w:t xml:space="preserve"> </w:t>
+      </w:r>
+      <w:r>
+        <w:t xml:space="preserve">cation exchange pool derived from a single batch at that scale.</w:t>
       </w:r>
     </w:p>
     <w:p>
@@ -1009,63 +1006,31 @@
         <w:pStyle w:val="BodyText"/>
       </w:pPr>
       <w:r>
-        <w:t xml:space="preserve">The plan covers the parameters to be varied and the ranges over which they will be</w:t>
-      </w:r>
-      <w:r>
-        <w:t xml:space="preserve"> </w:t>
-      </w:r>
-      <w:r>
-        <w:t xml:space="preserve">varied, the scale-down model and its qualification (including the small-scale spiking</w:t>
-      </w:r>
-      <w:r>
-        <w:t xml:space="preserve"> </w:t>
-      </w:r>
-      <w:r>
-        <w:t xml:space="preserve">model used for viral clearance), the analytical methods and the sampling plan, the</w:t>
-      </w:r>
-      <w:r>
-        <w:t xml:space="preserve"> </w:t>
-      </w:r>
-      <w:r>
-        <w:t xml:space="preserve">planned statistical analysis, the acceptance and decision criteria, and the deliverables</w:t>
-      </w:r>
-      <w:r>
-        <w:t xml:space="preserve"> </w:t>
-      </w:r>
-      <w:r>
-        <w:t xml:space="preserve">of the study.</w:t>
-      </w:r>
-    </w:p>
-    <w:p>
-      <w:pPr>
-        <w:pStyle w:val="BodyText"/>
-      </w:pPr>
-      <w:r>
-        <w:t xml:space="preserve">Three areas fall outside its scope. Confirmation of the step at commercial scale belongs</w:t>
-      </w:r>
-      <w:r>
-        <w:t xml:space="preserve"> </w:t>
-      </w:r>
-      <w:r>
-        <w:t xml:space="preserve">to process performance qualification and is addressed under the transfer plan (PTP-001),</w:t>
-      </w:r>
-      <w:r>
-        <w:t xml:space="preserve"> </w:t>
-      </w:r>
-      <w:r>
-        <w:t xml:space="preserve">while resin packing, sanitization and lifetime are governed by SOP-2008 and are covered</w:t>
-      </w:r>
-      <w:r>
-        <w:t xml:space="preserve"> </w:t>
-      </w:r>
-      <w:r>
-        <w:t xml:space="preserve">by a separate resin life-cycle study. The clearance credited to the other two viral steps</w:t>
-      </w:r>
-      <w:r>
-        <w:t xml:space="preserve"> </w:t>
-      </w:r>
-      <w:r>
-        <w:t xml:space="preserve">is characterized in their own plans, and this plan neither repeats nor revises it.</w:t>
+        <w:t xml:space="preserve">Three activities are outside this plan. Resin packing, sanitization and life cycle are</w:t>
+      </w:r>
+      <w:r>
+        <w:t xml:space="preserve"> </w:t>
+      </w:r>
+      <w:r>
+        <w:t xml:space="preserve">qualified under SOP-2008, and none of them is varied here. Confirmation of the ranges at</w:t>
+      </w:r>
+      <w:r>
+        <w:t xml:space="preserve"> </w:t>
+      </w:r>
+      <w:r>
+        <w:t xml:space="preserve">commercial scale belongs to Stage 2 and will be performed during process performance</w:t>
+      </w:r>
+      <w:r>
+        <w:t xml:space="preserve"> </w:t>
+      </w:r>
+      <w:r>
+        <w:t xml:space="preserve">qualification. The small virus retentive filter is characterized in PCP-009, and no</w:t>
+      </w:r>
+      <w:r>
+        <w:t xml:space="preserve"> </w:t>
+      </w:r>
+      <w:r>
+        <w:t xml:space="preserve">clearance credited to that filter is claimed by this study.</w:t>
       </w:r>
     </w:p>
     <w:bookmarkEnd w:id="12"/>
@@ -1095,7 +1060,19 @@
         </w:numPr>
       </w:pPr>
       <w:r>
-        <w:t xml:space="preserve">Quantify the effect of the anion exchange operating parameters on parvovirus and retrovirus log reduction, on pool host cell protein and on step yield, over ranges wider than those used in routine operation.</w:t>
+        <w:t xml:space="preserve">Quantify the effect of each studied parameter on pool host cell protein, on the log</w:t>
+      </w:r>
+      <w:r>
+        <w:t xml:space="preserve"> </w:t>
+      </w:r>
+      <w:r>
+        <w:t xml:space="preserve">reduction factors for xenotropic murine leukaemia virus and minute virus of mice, and on</w:t>
+      </w:r>
+      <w:r>
+        <w:t xml:space="preserve"> </w:t>
+      </w:r>
+      <w:r>
+        <w:t xml:space="preserve">step yield, over the ranges given in §6.1.</w:t>
       </w:r>
     </w:p>
     <w:p>
@@ -1107,7 +1084,13 @@
         </w:numPr>
       </w:pPr>
       <w:r>
-        <w:t xml:space="preserve">Define a multivariate operating region over which every governed attribute is predicted to remain within its acceptance criterion.</w:t>
+        <w:t xml:space="preserve">Define the multivariate operating region within which every governed quality attribute</w:t>
+      </w:r>
+      <w:r>
+        <w:t xml:space="preserve"> </w:t>
+      </w:r>
+      <w:r>
+        <w:t xml:space="preserve">meets its criterion, and state where the boundary of that region lies.</w:t>
       </w:r>
     </w:p>
     <w:p>
@@ -1119,7 +1102,13 @@
         </w:numPr>
       </w:pPr>
       <w:r>
-        <w:t xml:space="preserve">Establish a proven acceptable range (PAR) for each multivariate parameter, both at its set-point and with the remaining parameters varying within their normal operating ranges (NORs).</w:t>
+        <w:t xml:space="preserve">Establish a proven acceptable range for each parameter and each attribute it governs,</w:t>
+      </w:r>
+      <w:r>
+        <w:t xml:space="preserve"> </w:t>
+      </w:r>
+      <w:r>
+        <w:t xml:space="preserve">and confirm that the normal operating range falls inside it.</w:t>
       </w:r>
     </w:p>
     <w:p>
@@ -1131,7 +1120,13 @@
         </w:numPr>
       </w:pPr>
       <w:r>
-        <w:t xml:space="preserve">Provide the evidence needed to classify each parameter under SOP-4001, including the evidence needed to classify a parameter that shows no effect.</w:t>
+        <w:t xml:space="preserve">Classify each parameter under SOP-4001 from the effects demonstrated in the study and</w:t>
+      </w:r>
+      <w:r>
+        <w:t xml:space="preserve"> </w:t>
+      </w:r>
+      <w:r>
+        <w:t xml:space="preserve">from the capability with which the parameter can be held.</w:t>
       </w:r>
     </w:p>
     <w:p>
@@ -1143,7 +1138,13 @@
         </w:numPr>
       </w:pPr>
       <w:r>
-        <w:t xml:space="preserve">Justify the ranges to be used in Stage 2 manufacture and the contribution this step makes to the drug substance control strategy.</w:t>
+        <w:t xml:space="preserve">Provide the log reduction claim this step contributes to the modular viral clearance</w:t>
+      </w:r>
+      <w:r>
+        <w:t xml:space="preserve"> </w:t>
+      </w:r>
+      <w:r>
+        <w:t xml:space="preserve">assessment, and justify the Stage 2 ranges and this step’s part of the control strategy.</w:t>
       </w:r>
     </w:p>
     <w:p>
@@ -1151,19 +1152,19 @@
         <w:pStyle w:val="FirstParagraph"/>
       </w:pPr>
       <w:r>
-        <w:t xml:space="preserve">The first objective is the basis for the four that follow, since neither the operating</w:t>
-      </w:r>
-      <w:r>
-        <w:t xml:space="preserve"> </w:t>
-      </w:r>
-      <w:r>
-        <w:t xml:space="preserve">region nor the proven acceptable ranges can be drawn until the parameter effects have</w:t>
-      </w:r>
-      <w:r>
-        <w:t xml:space="preserve"> </w:t>
-      </w:r>
-      <w:r>
-        <w:t xml:space="preserve">been quantified on a model that meets the adequacy criteria of §7.</w:t>
+        <w:t xml:space="preserve">The designs in §6 meet the first three objectives. The classification rules in SOP-4001,</w:t>
+      </w:r>
+      <w:r>
+        <w:t xml:space="preserve"> </w:t>
+      </w:r>
+      <w:r>
+        <w:t xml:space="preserve">applied to those results, meet the fourth, and the spiking runs described in §5.1 and §5.4</w:t>
+      </w:r>
+      <w:r>
+        <w:t xml:space="preserve"> </w:t>
+      </w:r>
+      <w:r>
+        <w:t xml:space="preserve">meet the last. Every objective is reported in PCR-008.</w:t>
       </w:r>
     </w:p>
     <w:bookmarkEnd w:id="13"/>
@@ -1181,7 +1182,7 @@
         <w:pStyle w:val="FirstParagraph"/>
       </w:pPr>
       <w:r>
-        <w:t xml:space="preserve">The characterization package that frames this study is listed in</w:t>
+        <w:t xml:space="preserve">The documents that scope this study and that consume its output are listed in</w:t>
       </w:r>
       <w:r>
         <w:t xml:space="preserve"> </w:t>
@@ -1195,7 +1196,13 @@
         </w:r>
       </w:hyperlink>
       <w:r>
-        <w:t xml:space="preserve">.</w:t>
+        <w:t xml:space="preserve">. RA-001 fixes the parameters and the ranges carried into the study, and</w:t>
+      </w:r>
+      <w:r>
+        <w:t xml:space="preserve"> </w:t>
+      </w:r>
+      <w:r>
+        <w:t xml:space="preserve">PCR-008 will report the executed study against this plan.</w:t>
       </w:r>
     </w:p>
     <w:tbl>
@@ -1497,13 +1504,13 @@
         <w:pStyle w:val="BodyText"/>
       </w:pPr>
       <w:r>
-        <w:t xml:space="preserve">The controlled procedures and the validated analytical methods that govern execution of</w:t>
-      </w:r>
-      <w:r>
-        <w:t xml:space="preserve"> </w:t>
-      </w:r>
-      <w:r>
-        <w:t xml:space="preserve">the study are listed in</w:t>
+        <w:t xml:space="preserve">The controlled procedures and the validated analytical methods the study will follow are</w:t>
+      </w:r>
+      <w:r>
+        <w:t xml:space="preserve"> </w:t>
+      </w:r>
+      <w:r>
+        <w:t xml:space="preserve">listed in</w:t>
       </w:r>
       <w:r>
         <w:t xml:space="preserve"> </w:t>
@@ -1517,13 +1524,19 @@
         </w:r>
       </w:hyperlink>
       <w:r>
-        <w:t xml:space="preserve">. Each of them is referenced again at the point in this</w:t>
-      </w:r>
-      <w:r>
-        <w:t xml:space="preserve"> </w:t>
-      </w:r>
-      <w:r>
-        <w:t xml:space="preserve">plan where it applies.</w:t>
+        <w:t xml:space="preserve">. SOP-1001 governs qualification of the scale-down model, SOP-1002 the</w:t>
+      </w:r>
+      <w:r>
+        <w:t xml:space="preserve"> </w:t>
+      </w:r>
+      <w:r>
+        <w:t xml:space="preserve">design and the statistical analysis of the multivariate studies, and SOP-2011 the operation</w:t>
+      </w:r>
+      <w:r>
+        <w:t xml:space="preserve"> </w:t>
+      </w:r>
+      <w:r>
+        <w:t xml:space="preserve">of the step itself.</w:t>
       </w:r>
     </w:p>
     <w:tbl>
@@ -1550,7 +1563,7 @@
               <w:pStyle w:val="ImageCaption"/>
             </w:pPr>
             <w:r>
-              <w:t xml:space="preserve">Table 3: Controlled procedures and validated analytical methods for this step.</w:t>
+              <w:t xml:space="preserve">Table 3: Controlled procedures and validated methods for the study.</w:t>
             </w:r>
           </w:p>
           <w:tbl>
@@ -2082,7 +2095,7 @@
         <w:pStyle w:val="Heading2"/>
       </w:pPr>
       <w:r>
-        <w:t xml:space="preserve">4.1 Unit-operation description and prior knowledge</w:t>
+        <w:t xml:space="preserve">4.1 Unit operation description and prior knowledge</w:t>
       </w:r>
     </w:p>
     <w:p>
@@ -2090,37 +2103,43 @@
         <w:pStyle w:val="FirstParagraph"/>
       </w:pPr>
       <w:r>
-        <w:t xml:space="preserve">Anion exchange chromatography is the final purification step in the A-Mab downstream</w:t>
-      </w:r>
-      <w:r>
-        <w:t xml:space="preserve"> </w:t>
-      </w:r>
-      <w:r>
-        <w:t xml:space="preserve">process, and it uses a strong anion exchange resin operated in flow-through mode. At the</w:t>
-      </w:r>
-      <w:r>
-        <w:t xml:space="preserve"> </w:t>
-      </w:r>
-      <w:r>
-        <w:t xml:space="preserve">load pH the antibody carries a net positive charge and passes through the column, while</w:t>
-      </w:r>
-      <w:r>
-        <w:t xml:space="preserve"> </w:t>
-      </w:r>
-      <w:r>
-        <w:t xml:space="preserve">acidic impurities and both model viruses bind to the resin. The flow-through pool is</w:t>
-      </w:r>
-      <w:r>
-        <w:t xml:space="preserve"> </w:t>
-      </w:r>
-      <w:r>
-        <w:t xml:space="preserve">collected from the start of the load to the end of the first wash (SOP-2011). The column</w:t>
-      </w:r>
-      <w:r>
-        <w:t xml:space="preserve"> </w:t>
-      </w:r>
-      <w:r>
-        <w:t xml:space="preserve">is then stripped, sanitized and stored under the resin life-cycle procedure (SOP-2008).</w:t>
+        <w:t xml:space="preserve">Anion exchange chromatography is operated in flow-through mode on a resin carrying a</w:t>
+      </w:r>
+      <w:r>
+        <w:t xml:space="preserve"> </w:t>
+      </w:r>
+      <w:r>
+        <w:t xml:space="preserve">quaternary amine ligand. At the load pH the antibody carries a net positive charge, because</w:t>
+      </w:r>
+      <w:r>
+        <w:t xml:space="preserve"> </w:t>
+      </w:r>
+      <w:r>
+        <w:t xml:space="preserve">its isoelectric point lies well above the pH of the load, and it passes through the bed.</w:t>
+      </w:r>
+      <w:r>
+        <w:t xml:space="preserve"> </w:t>
+      </w:r>
+      <w:r>
+        <w:t xml:space="preserve">Species that are negatively charged at that pH bind to the ligand instead. These include</w:t>
+      </w:r>
+      <w:r>
+        <w:t xml:space="preserve"> </w:t>
+      </w:r>
+      <w:r>
+        <w:t xml:space="preserve">residual DNA, the acidic fraction of the host cell protein population, leached Protein A</w:t>
+      </w:r>
+      <w:r>
+        <w:t xml:space="preserve"> </w:t>
+      </w:r>
+      <w:r>
+        <w:t xml:space="preserve">and virus particles, whose surfaces are acidic. The step therefore removes impurities by</w:t>
+      </w:r>
+      <w:r>
+        <w:t xml:space="preserve"> </w:t>
+      </w:r>
+      <w:r>
+        <w:t xml:space="preserve">charge while the product is not retained, and yield in flow-through mode is high.</w:t>
       </w:r>
     </w:p>
     <w:p>
@@ -2128,25 +2147,166 @@
         <w:pStyle w:val="BodyText"/>
       </w:pPr>
       <w:r>
-        <w:t xml:space="preserve">The step has an established platform history. Flow-through anion exchange has been used</w:t>
-      </w:r>
-      <w:r>
-        <w:t xml:space="preserve"> </w:t>
-      </w:r>
-      <w:r>
-        <w:t xml:space="preserve">at commercial scale for three licensed antibodies produced on the same humanized IgG1</w:t>
-      </w:r>
-      <w:r>
-        <w:t xml:space="preserve"> </w:t>
-      </w:r>
-      <w:r>
-        <w:t xml:space="preserve">platform (X-Mab, Y-Mab and Z-Mab) as well as for A-Mab clinical supply, and the mechanism</w:t>
-      </w:r>
-      <w:r>
-        <w:t xml:space="preserve"> </w:t>
-      </w:r>
-      <w:r>
-        <w:t xml:space="preserve">of impurity and virus removal is the same in each case</w:t>
+        <w:t xml:space="preserve">Binding of an impurity depends on its net charge at the load pH and on how strongly the</w:t>
+      </w:r>
+      <w:r>
+        <w:t xml:space="preserve"> </w:t>
+      </w:r>
+      <w:r>
+        <w:t xml:space="preserve">ionic strength of the buffer shields that charge. Raising the load pH moves more of the</w:t>
+      </w:r>
+      <w:r>
+        <w:t xml:space="preserve"> </w:t>
+      </w:r>
+      <w:r>
+        <w:t xml:space="preserve">host cell protein population below its isoelectric point and into the bound fraction.</w:t>
+      </w:r>
+      <w:r>
+        <w:t xml:space="preserve"> </w:t>
+      </w:r>
+      <w:r>
+        <w:t xml:space="preserve">Raising the conductivity of the equilibration and first wash buffer shields the</w:t>
+      </w:r>
+      <w:r>
+        <w:t xml:space="preserve"> </w:t>
+      </w:r>
+      <w:r>
+        <w:t xml:space="preserve">electrostatic interaction, weakens the binding of the more weakly charged species and lets</w:t>
+      </w:r>
+      <w:r>
+        <w:t xml:space="preserve"> </w:t>
+      </w:r>
+      <w:r>
+        <w:t xml:space="preserve">them through. Load pH and buffer conductivity therefore push the same binding equilibrium</w:t>
+      </w:r>
+      <w:r>
+        <w:t xml:space="preserve"> </w:t>
+      </w:r>
+      <w:r>
+        <w:t xml:space="preserve">in opposite directions, and the clearance of the step is the balance between them. An</w:t>
+      </w:r>
+      <w:r>
+        <w:t xml:space="preserve"> </w:t>
+      </w:r>
+      <w:r>
+        <w:t xml:space="preserve">interaction between the two is expected for that reason, and the design must be able to</w:t>
+      </w:r>
+      <w:r>
+        <w:t xml:space="preserve"> </w:t>
+      </w:r>
+      <w:r>
+        <w:t xml:space="preserve">estimate it free of confounding.</w:t>
+      </w:r>
+    </w:p>
+    <w:p>
+      <w:pPr>
+        <w:pStyle w:val="BodyText"/>
+      </w:pPr>
+      <w:r>
+        <w:t xml:space="preserve">The step also carries the anion exchange contribution to viral safety. Retrovirus-like</w:t>
+      </w:r>
+      <w:r>
+        <w:t xml:space="preserve"> </w:t>
+      </w:r>
+      <w:r>
+        <w:t xml:space="preserve">particles present an acidic surface at the load pH and bind the quaternary amine ligand by</w:t>
+      </w:r>
+      <w:r>
+        <w:t xml:space="preserve"> </w:t>
+      </w:r>
+      <w:r>
+        <w:t xml:space="preserve">the same electrostatic mechanism as the acidic impurities. The parvovirus model has no</w:t>
+      </w:r>
+      <w:r>
+        <w:t xml:space="preserve"> </w:t>
+      </w:r>
+      <w:r>
+        <w:t xml:space="preserve">envelope and is small, and its capsid is acidic at the load pH, so it binds by that</w:t>
+      </w:r>
+      <w:r>
+        <w:t xml:space="preserve"> </w:t>
+      </w:r>
+      <w:r>
+        <w:t xml:space="preserve">mechanism as well. Clearance of both is expected to fall as the load pH drops toward the</w:t>
+      </w:r>
+      <w:r>
+        <w:t xml:space="preserve"> </w:t>
+      </w:r>
+      <w:r>
+        <w:t xml:space="preserve">point at which the particle surface loses its negative charge, and as conductivity rises.</w:t>
+      </w:r>
+      <w:r>
+        <w:t xml:space="preserve"> </w:t>
+      </w:r>
+      <w:r>
+        <w:t xml:space="preserve">Minute virus of mice is not inactivated by low pH, so this step and the virus filter carry</w:t>
+      </w:r>
+      <w:r>
+        <w:t xml:space="preserve"> </w:t>
+      </w:r>
+      <w:r>
+        <w:t xml:space="preserve">the whole cumulative claim for it</w:t>
+      </w:r>
+      <w:r>
+        <w:t xml:space="preserve"> </w:t>
+      </w:r>
+      <w:r>
+        <w:t xml:space="preserve">(International Council for Harmonisation 2023a)</w:t>
+      </w:r>
+      <w:r>
+        <w:t xml:space="preserve">.</w:t>
+      </w:r>
+    </w:p>
+    <w:p>
+      <w:pPr>
+        <w:pStyle w:val="BodyText"/>
+      </w:pPr>
+      <w:r>
+        <w:t xml:space="preserve">Residual DNA is a polyanion at every pH in the range studied and binds the resin strongly.</w:t>
+      </w:r>
+      <w:r>
+        <w:t xml:space="preserve"> </w:t>
+      </w:r>
+      <w:r>
+        <w:t xml:space="preserve">Its clearance is expected to be robust to the operating parameters, and it is monitored</w:t>
+      </w:r>
+      <w:r>
+        <w:t xml:space="preserve"> </w:t>
+      </w:r>
+      <w:r>
+        <w:t xml:space="preserve">across the step rather than modelled (§5.4). Leached Protein A is acidic and binds the</w:t>
+      </w:r>
+      <w:r>
+        <w:t xml:space="preserve"> </w:t>
+      </w:r>
+      <w:r>
+        <w:t xml:space="preserve">resin while the antibody passes through, so the step is expected to clear the ligand</w:t>
+      </w:r>
+      <w:r>
+        <w:t xml:space="preserve"> </w:t>
+      </w:r>
+      <w:r>
+        <w:t xml:space="preserve">fragments the capture step introduced. Fragments held in complex by the antibody Fc are</w:t>
+      </w:r>
+      <w:r>
+        <w:t xml:space="preserve"> </w:t>
+      </w:r>
+      <w:r>
+        <w:t xml:space="preserve">removed only where the complex dissociates, and no clearance is claimed for that fraction.</w:t>
+      </w:r>
+    </w:p>
+    <w:p>
+      <w:pPr>
+        <w:pStyle w:val="BodyText"/>
+      </w:pPr>
+      <w:r>
+        <w:t xml:space="preserve">The platform anion exchange step has been used to manufacture three previously licensed</w:t>
+      </w:r>
+      <w:r>
+        <w:t xml:space="preserve"> </w:t>
+      </w:r>
+      <w:r>
+        <w:t xml:space="preserve">humanized IgG1 antibodies (X-Mab, Y-Mab and Z-Mab) and through A-Mab clinical supply</w:t>
       </w:r>
       <w:r>
         <w:t xml:space="preserve"> </w:t>
@@ -2155,119 +2315,37 @@
         <w:t xml:space="preserve">(CMC Biotech Working Group 2009)</w:t>
       </w:r>
       <w:r>
-        <w:t xml:space="preserve">. Prior knowledge</w:t>
-      </w:r>
-      <w:r>
-        <w:t xml:space="preserve"> </w:t>
-      </w:r>
-      <w:r>
-        <w:t xml:space="preserve">therefore sets the expected direction of every parameter effect, but it does not remove</w:t>
-      </w:r>
-      <w:r>
-        <w:t xml:space="preserve"> </w:t>
-      </w:r>
-      <w:r>
-        <w:t xml:space="preserve">the need for characterization, because the isoelectric point of A-Mab and the impurity</w:t>
-      </w:r>
-      <w:r>
-        <w:t xml:space="preserve"> </w:t>
-      </w:r>
-      <w:r>
-        <w:t xml:space="preserve">profile of its cation exchange pool both differ from those of the earlier products.</w:t>
-      </w:r>
-    </w:p>
-    <w:p>
-      <w:pPr>
-        <w:pStyle w:val="BodyText"/>
-      </w:pPr>
-      <w:r>
-        <w:t xml:space="preserve">The mechanistic expectation for the study is set out here so that the results reported in</w:t>
-      </w:r>
-      <w:r>
-        <w:t xml:space="preserve"> </w:t>
-      </w:r>
-      <w:r>
-        <w:t xml:space="preserve">PCR-008 can confirm or refute it. Raising the load pH increases the net negative charge</w:t>
-      </w:r>
-      <w:r>
-        <w:t xml:space="preserve"> </w:t>
-      </w:r>
-      <w:r>
-        <w:t xml:space="preserve">carried by host cell protein, by DNA and by the capsid of both model viruses (MVM and</w:t>
-      </w:r>
-      <w:r>
-        <w:t xml:space="preserve"> </w:t>
-      </w:r>
-      <w:r>
-        <w:t xml:space="preserve">XMuLV). Binding to the resin strengthens as a result, and the clearance of all three</w:t>
-      </w:r>
-      <w:r>
-        <w:t xml:space="preserve"> </w:t>
-      </w:r>
-      <w:r>
-        <w:t xml:space="preserve">impurity classes improves. Raising conductivity shields those same charges and weakens</w:t>
-      </w:r>
-      <w:r>
-        <w:t xml:space="preserve"> </w:t>
-      </w:r>
-      <w:r>
-        <w:t xml:space="preserve">binding, so clearance falls. The</w:t>
-      </w:r>
-      <w:r>
-        <w:t xml:space="preserve"> </w:t>
-      </w:r>
-      <w:r>
-        <w:t xml:space="preserve">conductivity of the equilibration and wash-1 buffer governs the ionic environment in</w:t>
-      </w:r>
-      <w:r>
-        <w:t xml:space="preserve"> </w:t>
-      </w:r>
-      <w:r>
-        <w:t xml:space="preserve">which weakly bound impurities are displaced during the wash. The conductivity of the load</w:t>
-      </w:r>
-      <w:r>
-        <w:t xml:space="preserve"> </w:t>
-      </w:r>
-      <w:r>
-        <w:t xml:space="preserve">governs the ionic environment during impurity capture itself. Protein load sets</w:t>
-      </w:r>
-      <w:r>
-        <w:t xml:space="preserve"> </w:t>
-      </w:r>
-      <w:r>
-        <w:t xml:space="preserve">the impurity mass challenge presented to a fixed volume of resin, and it determines how</w:t>
-      </w:r>
-      <w:r>
-        <w:t xml:space="preserve"> </w:t>
-      </w:r>
-      <w:r>
-        <w:t xml:space="preserve">closely the column approaches breakthrough.</w:t>
-      </w:r>
-    </w:p>
-    <w:p>
-      <w:pPr>
-        <w:pStyle w:val="BodyText"/>
-      </w:pPr>
-      <w:r>
-        <w:t xml:space="preserve">Two things are not claimed for this step. Anion exchange operated under platform</w:t>
-      </w:r>
-      <w:r>
-        <w:t xml:space="preserve"> </w:t>
-      </w:r>
-      <w:r>
-        <w:t xml:space="preserve">conditions does not modify the glycan or the charge variant distribution of the antibody,</w:t>
-      </w:r>
-      <w:r>
-        <w:t xml:space="preserve"> </w:t>
-      </w:r>
-      <w:r>
-        <w:t xml:space="preserve">both of which are formed in the production bioreactor and reported in PCR-003. The step</w:t>
-      </w:r>
-      <w:r>
-        <w:t xml:space="preserve"> </w:t>
-      </w:r>
-      <w:r>
-        <w:t xml:space="preserve">is also not claimed to deliver the viral safety of the drug substance on its own.</w:t>
+        <w:t xml:space="preserve">. Prior product knowledge established the mode of operation, the buffer system</w:t>
+      </w:r>
+      <w:r>
+        <w:t xml:space="preserve"> </w:t>
+      </w:r>
+      <w:r>
+        <w:t xml:space="preserve">and the order of magnitude of the clearance the step delivers, and the mechanism of</w:t>
+      </w:r>
+      <w:r>
+        <w:t xml:space="preserve"> </w:t>
+      </w:r>
+      <w:r>
+        <w:t xml:space="preserve">separation is charge based and does not depend on the fine structure of the antibody. This</w:t>
+      </w:r>
+      <w:r>
+        <w:t xml:space="preserve"> </w:t>
+      </w:r>
+      <w:r>
+        <w:t xml:space="preserve">study therefore confirms and bounds behaviour that is already understood. The ranges in</w:t>
+      </w:r>
+      <w:r>
+        <w:t xml:space="preserve"> </w:t>
+      </w:r>
+      <w:r>
+        <w:t xml:space="preserve">§6.1 are wider than the ranges used in clinical manufacture, so that the edge of the</w:t>
+      </w:r>
+      <w:r>
+        <w:t xml:space="preserve"> </w:t>
+      </w:r>
+      <w:r>
+        <w:t xml:space="preserve">operating region lies inside the data rather than beyond it.</w:t>
       </w:r>
     </w:p>
     <w:bookmarkEnd w:id="17"/>
@@ -2285,12 +2363,12 @@
         <w:pStyle w:val="FirstParagraph"/>
       </w:pPr>
       <w:r>
-        <w:t xml:space="preserve">This step sets one quality attribute, and its acceptance criterion is given in</w:t>
-      </w:r>
-      <w:r>
-        <w:t xml:space="preserve"> </w:t>
-      </w:r>
-      <w:hyperlink w:anchor="tbl-cqa-set">
+        <w:t xml:space="preserve">The step sets one critical quality attribute, which is listed in</w:t>
+      </w:r>
+      <w:r>
+        <w:t xml:space="preserve"> </w:t>
+      </w:r>
+      <w:hyperlink w:anchor="tbl-cqa-sets">
         <w:r>
           <w:rPr>
             <w:rStyle w:val="Hyperlink"/>
@@ -2299,49 +2377,19 @@
         </w:r>
       </w:hyperlink>
       <w:r>
-        <w:t xml:space="preserve">. Cumulative parvovirus clearance is of very high criticality under Tool #1</w:t>
-      </w:r>
-      <w:r>
-        <w:t xml:space="preserve"> </w:t>
-      </w:r>
-      <w:r>
-        <w:t xml:space="preserve">of the A-Mab framework, which scores the impact of an attribute against the uncertainty</w:t>
-      </w:r>
-      <w:r>
-        <w:t xml:space="preserve"> </w:t>
-      </w:r>
-      <w:r>
-        <w:t xml:space="preserve">in that impact</w:t>
-      </w:r>
-      <w:r>
-        <w:t xml:space="preserve"> </w:t>
-      </w:r>
-      <w:r>
-        <w:t xml:space="preserve">(CMC Biotech Working Group 2009)</w:t>
-      </w:r>
-      <w:r>
-        <w:t xml:space="preserve">. Criticality is treated as a continuum and not as a binary</w:t>
-      </w:r>
-      <w:r>
-        <w:t xml:space="preserve"> </w:t>
-      </w:r>
-      <w:r>
-        <w:t xml:space="preserve">label (ICH Q9), and the attributes of high or very high criticality are those called</w:t>
-      </w:r>
-      <w:r>
-        <w:t xml:space="preserve"> </w:t>
-      </w:r>
-      <w:r>
-        <w:t xml:space="preserve">critical</w:t>
-      </w:r>
-      <w:r>
-        <w:t xml:space="preserve"> </w:t>
-      </w:r>
-      <w:r>
-        <w:t xml:space="preserve">(International Council for Harmonisation 2023b)</w:t>
-      </w:r>
-      <w:r>
-        <w:t xml:space="preserve">.</w:t>
+        <w:t xml:space="preserve">. Cumulative</w:t>
+      </w:r>
+      <w:r>
+        <w:t xml:space="preserve"> </w:t>
+      </w:r>
+      <w:r>
+        <w:t xml:space="preserve">clearance of minute virus of mice is a viral safety attribute of very high criticality, and</w:t>
+      </w:r>
+      <w:r>
+        <w:t xml:space="preserve"> </w:t>
+      </w:r>
+      <w:r>
+        <w:t xml:space="preserve">it is the attribute expected to constrain the operating region of this step.</w:t>
       </w:r>
     </w:p>
     <w:tbl>
@@ -2357,7 +2405,7 @@
       <w:tr>
         <w:tc>
           <w:tcPr/>
-          <w:bookmarkStart w:id="18" w:name="tbl-cqa-set"/>
+          <w:bookmarkStart w:id="18" w:name="tbl-cqa-sets"/>
           <w:p>
             <w:pPr>
               <w:jc w:val="center"/>
@@ -2368,7 +2416,7 @@
               <w:pStyle w:val="ImageCaption"/>
             </w:pPr>
             <w:r>
-              <w:t xml:space="preserve">Table 4: Quality attribute set by this step, with its acceptance criterion.</w:t>
+              <w:t xml:space="preserve">Table 4: Critical quality attribute set by the anion exchange step.</w:t>
             </w:r>
           </w:p>
           <w:tbl>
@@ -2533,15 +2581,18 @@
         <w:pStyle w:val="BodyText"/>
       </w:pPr>
       <w:r>
-        <w:t xml:space="preserve">The step also governs several attributes that are formed or set elsewhere</w:t>
-      </w:r>
-      <w:r>
-        <w:t xml:space="preserve"> </w:t>
-      </w:r>
-      <w:r>
-        <w:t xml:space="preserve">(</w:t>
-      </w:r>
-      <w:hyperlink w:anchor="tbl-cqa-clear">
+        <w:t xml:space="preserve">Further attributes are governed at this step without being set by it, and these are listed</w:t>
+      </w:r>
+      <w:r>
+        <w:t xml:space="preserve"> </w:t>
+      </w:r>
+      <w:r>
+        <w:t xml:space="preserve">in</w:t>
+      </w:r>
+      <w:r>
+        <w:t xml:space="preserve"> </w:t>
+      </w:r>
+      <w:hyperlink w:anchor="tbl-cqa-clears">
         <w:r>
           <w:rPr>
             <w:rStyle w:val="Hyperlink"/>
@@ -2550,31 +2601,46 @@
         </w:r>
       </w:hyperlink>
       <w:r>
-        <w:t xml:space="preserve">). Retrovirus clearance is set at the low-pH viral inactivation step and is</w:t>
-      </w:r>
-      <w:r>
-        <w:t xml:space="preserve"> </w:t>
-      </w:r>
-      <w:r>
-        <w:t xml:space="preserve">reported in PCR-006. Host cell protein, residual DNA and leached Protein A are formed</w:t>
-      </w:r>
-      <w:r>
-        <w:t xml:space="preserve"> </w:t>
-      </w:r>
-      <w:r>
-        <w:t xml:space="preserve">upstream and are reduced by more than one purification step in the train. This plan measures the</w:t>
-      </w:r>
-      <w:r>
-        <w:t xml:space="preserve"> </w:t>
-      </w:r>
-      <w:r>
-        <w:t xml:space="preserve">contribution that anion exchange makes to each of them, and it claims nothing beyond that</w:t>
-      </w:r>
-      <w:r>
-        <w:t xml:space="preserve"> </w:t>
-      </w:r>
-      <w:r>
-        <w:t xml:space="preserve">contribution.</w:t>
+        <w:t xml:space="preserve">. Host cell protein, residual DNA and leached Protein A are formed</w:t>
+      </w:r>
+      <w:r>
+        <w:t xml:space="preserve"> </w:t>
+      </w:r>
+      <w:r>
+        <w:t xml:space="preserve">upstream and are cleared by more than one step, so the criterion that applies to the anion</w:t>
+      </w:r>
+      <w:r>
+        <w:t xml:space="preserve"> </w:t>
+      </w:r>
+      <w:r>
+        <w:t xml:space="preserve">exchange pool is an in-process limit and not the drug substance specification (§7).</w:t>
+      </w:r>
+      <w:r>
+        <w:t xml:space="preserve"> </w:t>
+      </w:r>
+      <w:r>
+        <w:t xml:space="preserve">Clearance of xenotropic murine leukaemia virus is credited to the low-pH hold, to this step</w:t>
+      </w:r>
+      <w:r>
+        <w:t xml:space="preserve"> </w:t>
+      </w:r>
+      <w:r>
+        <w:t xml:space="preserve">and to the virus filter, and each contributes an independent increment to the cumulative</w:t>
+      </w:r>
+      <w:r>
+        <w:t xml:space="preserve"> </w:t>
+      </w:r>
+      <w:r>
+        <w:t xml:space="preserve">claim</w:t>
+      </w:r>
+      <w:r>
+        <w:t xml:space="preserve"> </w:t>
+      </w:r>
+      <w:r>
+        <w:t xml:space="preserve">(International Council for Harmonisation 2023a)</w:t>
+      </w:r>
+      <w:r>
+        <w:t xml:space="preserve">.</w:t>
       </w:r>
     </w:p>
     <w:tbl>
@@ -2590,7 +2656,7 @@
       <w:tr>
         <w:tc>
           <w:tcPr/>
-          <w:bookmarkStart w:id="19" w:name="tbl-cqa-clear"/>
+          <w:bookmarkStart w:id="19" w:name="tbl-cqa-clears"/>
           <w:p>
             <w:pPr>
               <w:jc w:val="center"/>
@@ -2601,7 +2667,7 @@
               <w:pStyle w:val="ImageCaption"/>
             </w:pPr>
             <w:r>
-              <w:t xml:space="preserve">Table 5: Quality attributes governed or cleared by this step.</w:t>
+              <w:t xml:space="preserve">Table 5: Quality attributes governed but not set by the anion exchange step.</w:t>
             </w:r>
           </w:p>
           <w:tbl>
@@ -2698,73 +2764,6 @@
                     <w:jc w:val="center"/>
                   </w:pPr>
                   <w:r>
-                    <w:t xml:space="preserve">Viral clearance — MVM (parvovirus)</w:t>
-                  </w:r>
-                </w:p>
-              </w:tc>
-              <w:tc>
-                <w:tcPr/>
-                <w:p>
-                  <w:pPr>
-                    <w:pStyle w:val="Compact"/>
-                    <w:jc w:val="left"/>
-                    <w:jc w:val="center"/>
-                  </w:pPr>
-                  <w:r>
-                    <w:t xml:space="preserve">viral safety</w:t>
-                  </w:r>
-                </w:p>
-              </w:tc>
-              <w:tc>
-                <w:tcPr/>
-                <w:p>
-                  <w:pPr>
-                    <w:pStyle w:val="Compact"/>
-                    <w:jc w:val="left"/>
-                    <w:jc w:val="center"/>
-                  </w:pPr>
-                  <w:r>
-                    <w:t xml:space="preserve">8.6–20 log10 (cumulative)</w:t>
-                  </w:r>
-                </w:p>
-              </w:tc>
-              <w:tc>
-                <w:tcPr/>
-                <w:p>
-                  <w:pPr>
-                    <w:pStyle w:val="Compact"/>
-                    <w:jc w:val="left"/>
-                    <w:jc w:val="center"/>
-                  </w:pPr>
-                  <w:r>
-                    <w:t xml:space="preserve">VH</w:t>
-                  </w:r>
-                </w:p>
-              </w:tc>
-              <w:tc>
-                <w:tcPr/>
-                <w:p>
-                  <w:pPr>
-                    <w:pStyle w:val="Compact"/>
-                    <w:jc w:val="right"/>
-                    <w:jc w:val="center"/>
-                  </w:pPr>
-                  <w:r>
-                    <w:t xml:space="preserve">20</w:t>
-                  </w:r>
-                </w:p>
-              </w:tc>
-            </w:tr>
-            <w:tr>
-              <w:tc>
-                <w:tcPr/>
-                <w:p>
-                  <w:pPr>
-                    <w:pStyle w:val="Compact"/>
-                    <w:jc w:val="left"/>
-                    <w:jc w:val="center"/>
-                  </w:pPr>
-                  <w:r>
                     <w:t xml:space="preserve">Viral clearance — XMuLV (enveloped)</w:t>
                   </w:r>
                 </w:p>
@@ -3029,6 +3028,47 @@
         </w:tc>
       </w:tr>
     </w:tbl>
+    <w:p>
+      <w:pPr>
+        <w:pStyle w:val="BodyText"/>
+      </w:pPr>
+      <w:r>
+        <w:t xml:space="preserve">Criticality was assigned in RA-001 from the impact of the attribute on safety and</w:t>
+      </w:r>
+      <w:r>
+        <w:t xml:space="preserve"> </w:t>
+      </w:r>
+      <w:r>
+        <w:t xml:space="preserve">efficacy combined with the uncertainty in that impact, and attributes scoring high or</w:t>
+      </w:r>
+      <w:r>
+        <w:t xml:space="preserve"> </w:t>
+      </w:r>
+      <w:r>
+        <w:t xml:space="preserve">very high on that combination are treated as critical</w:t>
+      </w:r>
+      <w:r>
+        <w:t xml:space="preserve"> </w:t>
+      </w:r>
+      <w:r>
+        <w:t xml:space="preserve">(CMC Biotech Working Group 2009; International Council for Harmonisation 2023b)</w:t>
+      </w:r>
+      <w:r>
+        <w:t xml:space="preserve">. Step yield is</w:t>
+      </w:r>
+      <w:r>
+        <w:t xml:space="preserve"> </w:t>
+      </w:r>
+      <w:r>
+        <w:t xml:space="preserve">a process performance attribute rather than a quality attribute. It is measured on every</w:t>
+      </w:r>
+      <w:r>
+        <w:t xml:space="preserve"> </w:t>
+      </w:r>
+      <w:r>
+        <w:t xml:space="preserve">run and reported, and no acceptance criterion is applied to it at this step.</w:t>
+      </w:r>
+    </w:p>
     <w:bookmarkEnd w:id="20"/>
     <w:bookmarkStart w:id="21" w:name="risk-based-prioritization-of-parameters"/>
     <w:p>
@@ -3044,31 +3084,43 @@
         <w:pStyle w:val="FirstParagraph"/>
       </w:pPr>
       <w:r>
-        <w:t xml:space="preserve">The scope of this study was set by the pre-characterization risk assessment (RA-001),</w:t>
-      </w:r>
-      <w:r>
-        <w:t xml:space="preserve"> </w:t>
-      </w:r>
-      <w:r>
-        <w:t xml:space="preserve">which ranked every anion exchange parameter on two scales: the potential impact of the</w:t>
-      </w:r>
-      <w:r>
-        <w:t xml:space="preserve"> </w:t>
-      </w:r>
-      <w:r>
-        <w:t xml:space="preserve">parameter on a critical quality attribute, and its potential to interact with other</w:t>
-      </w:r>
-      <w:r>
-        <w:t xml:space="preserve"> </w:t>
-      </w:r>
-      <w:r>
-        <w:t xml:space="preserve">parameters. Where no data or rationale were available to make an assessment, the</w:t>
-      </w:r>
-      <w:r>
-        <w:t xml:space="preserve"> </w:t>
-      </w:r>
-      <w:r>
-        <w:t xml:space="preserve">parameter was ranked at the highest level.</w:t>
+        <w:t xml:space="preserve">RA-001 ranked every parameter of the step on its potential impact on a critical quality</w:t>
+      </w:r>
+      <w:r>
+        <w:t xml:space="preserve"> </w:t>
+      </w:r>
+      <w:r>
+        <w:t xml:space="preserve">attribute and on its potential to interact with other parameters, and the ranking decided</w:t>
+      </w:r>
+      <w:r>
+        <w:t xml:space="preserve"> </w:t>
+      </w:r>
+      <w:r>
+        <w:t xml:space="preserve">the study type. Parameters ranked high on both counts were assigned to the multivariate</w:t>
+      </w:r>
+      <w:r>
+        <w:t xml:space="preserve"> </w:t>
+      </w:r>
+      <w:r>
+        <w:t xml:space="preserve">design. Parameters ranked high on impact but low on interaction were assigned to a</w:t>
+      </w:r>
+      <w:r>
+        <w:t xml:space="preserve"> </w:t>
+      </w:r>
+      <w:r>
+        <w:t xml:space="preserve">univariate assessment. Parameters held to a platform specification with no credible path to</w:t>
+      </w:r>
+      <w:r>
+        <w:t xml:space="preserve"> </w:t>
+      </w:r>
+      <w:r>
+        <w:t xml:space="preserve">a quality attribute were not studied, and their ranges are carried from platform knowledge</w:t>
+      </w:r>
+      <w:r>
+        <w:t xml:space="preserve"> </w:t>
+      </w:r>
+      <w:r>
+        <w:t xml:space="preserve">and from the modular claims established on prior products.</w:t>
       </w:r>
     </w:p>
     <w:p>
@@ -3076,45 +3128,394 @@
         <w:pStyle w:val="BodyText"/>
       </w:pPr>
       <w:r>
-        <w:t xml:space="preserve">The ranking placed the parameters into three groups. Parameters with a high combined</w:t>
-      </w:r>
-      <w:r>
-        <w:t xml:space="preserve"> </w:t>
-      </w:r>
-      <w:r>
-        <w:t xml:space="preserve">score go to the multivariate design, parameters with a moderate score are assessed one at</w:t>
-      </w:r>
-      <w:r>
-        <w:t xml:space="preserve"> </w:t>
-      </w:r>
-      <w:r>
-        <w:t xml:space="preserve">a time, and parameters with a low score are held at platform conditions and are not</w:t>
-      </w:r>
-      <w:r>
-        <w:t xml:space="preserve"> </w:t>
-      </w:r>
-      <w:r>
-        <w:t xml:space="preserve">studied further, because prior knowledge already bounds them. The resulting scope is</w:t>
-      </w:r>
-      <w:r>
-        <w:t xml:space="preserve"> </w:t>
-      </w:r>
-      <w:r>
-        <w:t xml:space="preserve">4 parameters in the multivariate design and 1</w:t>
-      </w:r>
-      <w:r>
-        <w:t xml:space="preserve"> </w:t>
-      </w:r>
-      <w:r>
-        <w:t xml:space="preserve">in the univariate assessment, out of 5 parameters in total</w:t>
-      </w:r>
-      <w:r>
-        <w:t xml:space="preserve"> </w:t>
-      </w:r>
-      <w:r>
-        <w:t xml:space="preserve">(</w:t>
-      </w:r>
-      <w:hyperlink w:anchor="tbl-params">
+        <w:t xml:space="preserve">The outcome for this step is 4 parameters in the multivariate design and</w:t>
+      </w:r>
+      <w:r>
+        <w:t xml:space="preserve"> </w:t>
+      </w:r>
+      <w:r>
+        <w:t xml:space="preserve">1 assessed one at a time (§6.1). Load pH, the conductivity of the</w:t>
+      </w:r>
+      <w:r>
+        <w:t xml:space="preserve"> </w:t>
+      </w:r>
+      <w:r>
+        <w:t xml:space="preserve">equilibration and first wash buffer and the conductivity of the load were ranked highest,</w:t>
+      </w:r>
+      <w:r>
+        <w:t xml:space="preserve"> </w:t>
+      </w:r>
+      <w:r>
+        <w:t xml:space="preserve">because they act on the same binding equilibrium and their interaction is the route by</w:t>
+      </w:r>
+      <w:r>
+        <w:t xml:space="preserve"> </w:t>
+      </w:r>
+      <w:r>
+        <w:t xml:space="preserve">which impurity breakthrough occurs. Protein load was carried into the design because the</w:t>
+      </w:r>
+      <w:r>
+        <w:t xml:space="preserve"> </w:t>
+      </w:r>
+      <w:r>
+        <w:t xml:space="preserve">impurity mass loaded onto the column scales with it, and the ligand has a finite capacity</w:t>
+      </w:r>
+      <w:r>
+        <w:t xml:space="preserve"> </w:t>
+      </w:r>
+      <w:r>
+        <w:t xml:space="preserve">for the species it binds. Operating flow rate was assigned to a univariate assessment,</w:t>
+      </w:r>
+      <w:r>
+        <w:t xml:space="preserve"> </w:t>
+      </w:r>
+      <w:r>
+        <w:t xml:space="preserve">because binding of the small, highly charged impurities is fast relative to the residence</w:t>
+      </w:r>
+      <w:r>
+        <w:t xml:space="preserve"> </w:t>
+      </w:r>
+      <w:r>
+        <w:t xml:space="preserve">time at every flow rate in the range.</w:t>
+      </w:r>
+    </w:p>
+    <w:p>
+      <w:pPr>
+        <w:pStyle w:val="BodyText"/>
+      </w:pPr>
+      <w:r>
+        <w:t xml:space="preserve">The material loaded onto the step is the cation exchange pool, whose attributes are</w:t>
+      </w:r>
+      <w:r>
+        <w:t xml:space="preserve"> </w:t>
+      </w:r>
+      <w:r>
+        <w:t xml:space="preserve">controlled by the preceding step under PCP-007. This study varies the parameters of the</w:t>
+      </w:r>
+      <w:r>
+        <w:t xml:space="preserve"> </w:t>
+      </w:r>
+      <w:r>
+        <w:t xml:space="preserve">anion exchange step and does not vary the quality of its load. The load material will be</w:t>
+      </w:r>
+      <w:r>
+        <w:t xml:space="preserve"> </w:t>
+      </w:r>
+      <w:r>
+        <w:t xml:space="preserve">qualified against the release profile of that pool before execution (§7).</w:t>
+      </w:r>
+    </w:p>
+    <w:bookmarkEnd w:id="21"/>
+    <w:bookmarkEnd w:id="22"/>
+    <w:bookmarkStart w:id="29" w:name="materials-and-methods"/>
+    <w:p>
+      <w:pPr>
+        <w:pStyle w:val="Heading1"/>
+      </w:pPr>
+      <w:r>
+        <w:t xml:space="preserve">5. Materials and methods</w:t>
+      </w:r>
+    </w:p>
+    <w:bookmarkStart w:id="23" w:name="scale-down-model-and-its-qualification"/>
+    <w:p>
+      <w:pPr>
+        <w:pStyle w:val="Heading2"/>
+      </w:pPr>
+      <w:r>
+        <w:t xml:space="preserve">5.1 Scale-down model and its qualification</w:t>
+      </w:r>
+    </w:p>
+    <w:p>
+      <w:pPr>
+        <w:pStyle w:val="FirstParagraph"/>
+      </w:pPr>
+      <w:r>
+        <w:t xml:space="preserve">The study will be executed on a scale-down model of the commercial anion exchange column,</w:t>
+      </w:r>
+      <w:r>
+        <w:t xml:space="preserve"> </w:t>
+      </w:r>
+      <w:r>
+        <w:t xml:space="preserve">qualified under SOP-1001. The model keeps the bed height, the linear flow velocity, the</w:t>
+      </w:r>
+      <w:r>
+        <w:t xml:space="preserve"> </w:t>
+      </w:r>
+      <w:r>
+        <w:t xml:space="preserve">protein load in grams of antibody per litre of resin, and the equilibration, load, wash and</w:t>
+      </w:r>
+      <w:r>
+        <w:t xml:space="preserve"> </w:t>
+      </w:r>
+      <w:r>
+        <w:t xml:space="preserve">chase volumes expressed in column volumes. Scaling on these variables holds the residence</w:t>
+      </w:r>
+      <w:r>
+        <w:t xml:space="preserve"> </w:t>
+      </w:r>
+      <w:r>
+        <w:t xml:space="preserve">time and the impurity mass per unit of ligand equal to the commercial step, and those are</w:t>
+      </w:r>
+      <w:r>
+        <w:t xml:space="preserve"> </w:t>
+      </w:r>
+      <w:r>
+        <w:t xml:space="preserve">the two quantities on which the binding equilibrium depends. The resin, the buffers and the</w:t>
+      </w:r>
+      <w:r>
+        <w:t xml:space="preserve"> </w:t>
+      </w:r>
+      <w:r>
+        <w:t xml:space="preserve">packing method are the same as at commercial scale.</w:t>
+      </w:r>
+    </w:p>
+    <w:p>
+      <w:pPr>
+        <w:pStyle w:val="BodyText"/>
+      </w:pPr>
+      <w:r>
+        <w:t xml:space="preserve">Qualification will compare the model against commercial-equivalent runs on step yield, pool</w:t>
+      </w:r>
+      <w:r>
+        <w:t xml:space="preserve"> </w:t>
+      </w:r>
+      <w:r>
+        <w:t xml:space="preserve">host cell protein, residual DNA, leached Protein A, the pressure across the bed and the</w:t>
+      </w:r>
+      <w:r>
+        <w:t xml:space="preserve"> </w:t>
+      </w:r>
+      <w:r>
+        <w:t xml:space="preserve">shape of the flow-through peak. The model will be accepted where no statistically</w:t>
+      </w:r>
+      <w:r>
+        <w:t xml:space="preserve"> </w:t>
+      </w:r>
+      <w:r>
+        <w:t xml:space="preserve">significant difference in these attributes is found between the scales. Where a difference</w:t>
+      </w:r>
+      <w:r>
+        <w:t xml:space="preserve"> </w:t>
+      </w:r>
+      <w:r>
+        <w:t xml:space="preserve">is found, the model should be modified and requalified before the characterization runs</w:t>
+      </w:r>
+      <w:r>
+        <w:t xml:space="preserve"> </w:t>
+      </w:r>
+      <w:r>
+        <w:t xml:space="preserve">begin, and no characterization run may be executed on an unqualified model</w:t>
+      </w:r>
+      <w:r>
+        <w:t xml:space="preserve"> </w:t>
+      </w:r>
+      <w:r>
+        <w:t xml:space="preserve">(U.S. Food and Drug Administration 2011)</w:t>
+      </w:r>
+      <w:r>
+        <w:t xml:space="preserve">. The</w:t>
+      </w:r>
+      <w:r>
+        <w:t xml:space="preserve"> </w:t>
+      </w:r>
+      <w:r>
+        <w:t xml:space="preserve">qualification record is held with the study data and is cited in PCR-008.</w:t>
+      </w:r>
+    </w:p>
+    <w:p>
+      <w:pPr>
+        <w:pStyle w:val="BodyText"/>
+      </w:pPr>
+      <w:r>
+        <w:t xml:space="preserve">The viral clearance runs will be executed on the same scale-down model in a dedicated</w:t>
+      </w:r>
+      <w:r>
+        <w:t xml:space="preserve"> </w:t>
+      </w:r>
+      <w:r>
+        <w:t xml:space="preserve">containment laboratory, as a small-scale spiking study</w:t>
+      </w:r>
+      <w:r>
+        <w:t xml:space="preserve"> </w:t>
+      </w:r>
+      <w:r>
+        <w:t xml:space="preserve">(International Council for Harmonisation 2023a)</w:t>
+      </w:r>
+      <w:r>
+        <w:t xml:space="preserve">. The spiking model will be</w:t>
+      </w:r>
+      <w:r>
+        <w:t xml:space="preserve"> </w:t>
+      </w:r>
+      <w:r>
+        <w:t xml:space="preserve">qualified separately, because adding a virus spike to the load changes the load itself.</w:t>
+      </w:r>
+      <w:r>
+        <w:t xml:space="preserve"> </w:t>
+      </w:r>
+      <w:r>
+        <w:t xml:space="preserve">That qualification will confirm that the spiked load matches the unspiked load in protein</w:t>
+      </w:r>
+      <w:r>
+        <w:t xml:space="preserve"> </w:t>
+      </w:r>
+      <w:r>
+        <w:t xml:space="preserve">concentration, in pH and in conductivity, and that the spike volume stays below the</w:t>
+      </w:r>
+      <w:r>
+        <w:t xml:space="preserve"> </w:t>
+      </w:r>
+      <w:r>
+        <w:t xml:space="preserve">fraction at which those attributes move. Spiked and unspiked runs will be executed on</w:t>
+      </w:r>
+      <w:r>
+        <w:t xml:space="preserve"> </w:t>
+      </w:r>
+      <w:r>
+        <w:t xml:space="preserve">matched load material, so that the clearance results and the impurity results describe the</w:t>
+      </w:r>
+      <w:r>
+        <w:t xml:space="preserve"> </w:t>
+      </w:r>
+      <w:r>
+        <w:t xml:space="preserve">same step.</w:t>
+      </w:r>
+    </w:p>
+    <w:p>
+      <w:pPr>
+        <w:pStyle w:val="BodyText"/>
+      </w:pPr>
+      <w:r>
+        <w:t xml:space="preserve">The centre point of each design will be executed in replicate. The replicates estimate pure</w:t>
+      </w:r>
+      <w:r>
+        <w:t xml:space="preserve"> </w:t>
+      </w:r>
+      <w:r>
+        <w:t xml:space="preserve">error, and pure error is the reference against which lack of fit is tested (§5.5). A</w:t>
+      </w:r>
+      <w:r>
+        <w:t xml:space="preserve"> </w:t>
+      </w:r>
+      <w:r>
+        <w:t xml:space="preserve">replicate is a full independent execution of the step and not a repeat measurement of one</w:t>
+      </w:r>
+      <w:r>
+        <w:t xml:space="preserve"> </w:t>
+      </w:r>
+      <w:r>
+        <w:t xml:space="preserve">pool, because a repeat injection estimates assay variability and lack of fit must be</w:t>
+      </w:r>
+      <w:r>
+        <w:t xml:space="preserve"> </w:t>
+      </w:r>
+      <w:r>
+        <w:t xml:space="preserve">judged against the variability of the process.</w:t>
+      </w:r>
+    </w:p>
+    <w:bookmarkEnd w:id="23"/>
+    <w:bookmarkStart w:id="25" w:name="operation"/>
+    <w:p>
+      <w:pPr>
+        <w:pStyle w:val="Heading2"/>
+      </w:pPr>
+      <w:r>
+        <w:t xml:space="preserve">5.2 Operation</w:t>
+      </w:r>
+    </w:p>
+    <w:p>
+      <w:pPr>
+        <w:pStyle w:val="FirstParagraph"/>
+      </w:pPr>
+      <w:r>
+        <w:t xml:space="preserve">The step will be operated as it is operated at commercial scale, under SOP-2011. The column</w:t>
+      </w:r>
+      <w:r>
+        <w:t xml:space="preserve"> </w:t>
+      </w:r>
+      <w:r>
+        <w:t xml:space="preserve">is equilibrated with the equilibration buffer, loaded with the cation exchange pool</w:t>
+      </w:r>
+      <w:r>
+        <w:t xml:space="preserve"> </w:t>
+      </w:r>
+      <w:r>
+        <w:t xml:space="preserve">adjusted to the target pH and conductivity, and chased with the first wash buffer. The</w:t>
+      </w:r>
+      <w:r>
+        <w:t xml:space="preserve"> </w:t>
+      </w:r>
+      <w:r>
+        <w:t xml:space="preserve">flow-through and the chase are collected as a single pool from the start of the load to the</w:t>
+      </w:r>
+      <w:r>
+        <w:t xml:space="preserve"> </w:t>
+      </w:r>
+      <w:r>
+        <w:t xml:space="preserve">end of the chase. The pool is filtered and held for the virus filtration step, and the hold</w:t>
+      </w:r>
+      <w:r>
+        <w:t xml:space="preserve"> </w:t>
+      </w:r>
+      <w:r>
+        <w:t xml:space="preserve">conditions are those of the commercial process.</w:t>
+      </w:r>
+    </w:p>
+    <w:p>
+      <w:pPr>
+        <w:pStyle w:val="BodyText"/>
+      </w:pPr>
+      <w:r>
+        <w:t xml:space="preserve">Resin, buffers and column packing are controlled to platform specification. Each resin lot</w:t>
+      </w:r>
+      <w:r>
+        <w:t xml:space="preserve"> </w:t>
+      </w:r>
+      <w:r>
+        <w:t xml:space="preserve">will be released against its certificate of analysis and packed and tested under SOP-2008,</w:t>
+      </w:r>
+      <w:r>
+        <w:t xml:space="preserve"> </w:t>
+      </w:r>
+      <w:r>
+        <w:t xml:space="preserve">and a packed column will be accepted on plate count and peak asymmetry before use. Buffer</w:t>
+      </w:r>
+      <w:r>
+        <w:t xml:space="preserve"> </w:t>
+      </w:r>
+      <w:r>
+        <w:t xml:space="preserve">lots will be prepared and released under the site buffer preparation procedure and used</w:t>
+      </w:r>
+      <w:r>
+        <w:t xml:space="preserve"> </w:t>
+      </w:r>
+      <w:r>
+        <w:t xml:space="preserve">within their assigned expiry. These inputs are identity and quality controlled, and they</w:t>
+      </w:r>
+      <w:r>
+        <w:t xml:space="preserve"> </w:t>
+      </w:r>
+      <w:r>
+        <w:t xml:space="preserve">are not characterized in this study.</w:t>
+      </w:r>
+    </w:p>
+    <w:p>
+      <w:pPr>
+        <w:pStyle w:val="BodyText"/>
+      </w:pPr>
+      <w:r>
+        <w:t xml:space="preserve">The chromatography system will be operated in a temperature-controlled chamber under</w:t>
+      </w:r>
+      <w:r>
+        <w:t xml:space="preserve"> </w:t>
+      </w:r>
+      <w:r>
+        <w:t xml:space="preserve">calibration and change control. The system is identified in</w:t>
+      </w:r>
+      <w:r>
+        <w:t xml:space="preserve"> </w:t>
+      </w:r>
+      <w:hyperlink w:anchor="tbl-equip">
         <w:r>
           <w:rPr>
             <w:rStyle w:val="Hyperlink"/>
@@ -3123,716 +3524,19 @@
         </w:r>
       </w:hyperlink>
       <w:r>
-        <w:t xml:space="preserve">).</w:t>
-      </w:r>
-    </w:p>
-    <w:p>
-      <w:pPr>
-        <w:pStyle w:val="BodyText"/>
-      </w:pPr>
-      <w:r>
-        <w:t xml:space="preserve">The characterization ranges are wider than the normal operating ranges in every case. A</w:t>
-      </w:r>
-      <w:r>
-        <w:t xml:space="preserve"> </w:t>
-      </w:r>
-      <w:r>
-        <w:t xml:space="preserve">wider range resolves a real effect against analytical variability, and it supports later</w:t>
-      </w:r>
-      <w:r>
-        <w:t xml:space="preserve"> </w:t>
-      </w:r>
-      <w:r>
-        <w:t xml:space="preserve">movement within the design space</w:t>
-      </w:r>
-      <w:r>
-        <w:t xml:space="preserve"> </w:t>
-      </w:r>
-      <w:r>
-        <w:t xml:space="preserve">(International Council for Harmonisation 2009)</w:t>
-      </w:r>
-      <w:r>
-        <w:t xml:space="preserve">. The widening is bounded by what</w:t>
-      </w:r>
-      <w:r>
-        <w:t xml:space="preserve"> </w:t>
-      </w:r>
-      <w:r>
-        <w:t xml:space="preserve">the step can physically deliver. Load pH is bounded above by the point at which the</w:t>
-      </w:r>
-      <w:r>
-        <w:t xml:space="preserve"> </w:t>
-      </w:r>
-      <w:r>
-        <w:t xml:space="preserve">antibody itself begins to bind the resin and below by the buffering capacity of the load,</w:t>
-      </w:r>
-      <w:r>
-        <w:t xml:space="preserve"> </w:t>
-      </w:r>
-      <w:r>
-        <w:t xml:space="preserve">while protein load is bounded above by the dynamic capacity of the resin for the</w:t>
-      </w:r>
-      <w:r>
-        <w:t xml:space="preserve"> </w:t>
-      </w:r>
-      <w:r>
-        <w:t xml:space="preserve">impurities it must retain.</w:t>
-      </w:r>
-    </w:p>
-    <w:bookmarkEnd w:id="21"/>
-    <w:bookmarkEnd w:id="22"/>
-    <w:bookmarkStart w:id="28" w:name="materials-and-methods"/>
-    <w:p>
-      <w:pPr>
-        <w:pStyle w:val="Heading1"/>
-      </w:pPr>
-      <w:r>
-        <w:t xml:space="preserve">5. Materials and methods</w:t>
-      </w:r>
-    </w:p>
-    <w:bookmarkStart w:id="23" w:name="scale-down-model-and-its-qualification"/>
-    <w:p>
-      <w:pPr>
-        <w:pStyle w:val="Heading2"/>
-      </w:pPr>
-      <w:r>
-        <w:t xml:space="preserve">5.1 Scale-down model and its qualification</w:t>
-      </w:r>
-    </w:p>
-    <w:p>
-      <w:pPr>
-        <w:pStyle w:val="FirstParagraph"/>
-      </w:pPr>
-      <w:r>
-        <w:t xml:space="preserve">The study will be run on a laboratory scale-down model (SDM) of the commercial anion</w:t>
-      </w:r>
-      <w:r>
-        <w:t xml:space="preserve"> </w:t>
-      </w:r>
-      <w:r>
-        <w:t xml:space="preserve">exchange column, designed on established principles of chromatography scaling. The model</w:t>
-      </w:r>
-      <w:r>
-        <w:t xml:space="preserve"> </w:t>
-      </w:r>
-      <w:r>
-        <w:t xml:space="preserve">will hold bed height, linear velocity, residence time, protein load per litre of resin and</w:t>
-      </w:r>
-      <w:r>
-        <w:t xml:space="preserve"> </w:t>
-      </w:r>
-      <w:r>
-        <w:t xml:space="preserve">every buffer volume in column volumes at the commercial equivalent, and column efficiency</w:t>
-      </w:r>
-      <w:r>
-        <w:t xml:space="preserve"> </w:t>
-      </w:r>
-      <w:r>
-        <w:t xml:space="preserve">will be verified by plate count and peak asymmetry before each campaign. Qualification</w:t>
-      </w:r>
-      <w:r>
-        <w:t xml:space="preserve"> </w:t>
-      </w:r>
-      <w:r>
-        <w:t xml:space="preserve">will follow SOP-1001.</w:t>
-      </w:r>
-    </w:p>
-    <w:p>
-      <w:pPr>
-        <w:pStyle w:val="BodyText"/>
-      </w:pPr>
-      <w:r>
-        <w:t xml:space="preserve">Qualification will compare the model against at-scale data from A-Mab clinical</w:t>
-      </w:r>
-      <w:r>
-        <w:t xml:space="preserve"> </w:t>
-      </w:r>
-      <w:r>
-        <w:t xml:space="preserve">manufacture, using the input and output attributes of the step (pool HCP, residual DNA,</w:t>
-      </w:r>
-      <w:r>
-        <w:t xml:space="preserve"> </w:t>
-      </w:r>
-      <w:r>
-        <w:t xml:space="preserve">leached Protein A and step yield). The model will be accepted for use in characterization</w:t>
-      </w:r>
-      <w:r>
-        <w:t xml:space="preserve"> </w:t>
-      </w:r>
-      <w:r>
-        <w:t xml:space="preserve">when no statistically significant difference between scales is found for any of those</w:t>
-      </w:r>
-      <w:r>
-        <w:t xml:space="preserve"> </w:t>
-      </w:r>
-      <w:r>
-        <w:t xml:space="preserve">attributes. The qualification record will be filed with the study data and summarized in</w:t>
-      </w:r>
-      <w:r>
-        <w:t xml:space="preserve"> </w:t>
-      </w:r>
-      <w:r>
-        <w:t xml:space="preserve">PCR-008.</w:t>
-      </w:r>
-    </w:p>
-    <w:p>
-      <w:pPr>
-        <w:pStyle w:val="BodyText"/>
-      </w:pPr>
-      <w:r>
-        <w:t xml:space="preserve">Viral clearance will be studied in a separate small-scale spiking model held in the</w:t>
-      </w:r>
-      <w:r>
-        <w:t xml:space="preserve"> </w:t>
-      </w:r>
-      <w:r>
-        <w:t xml:space="preserve">containment laboratory, as required by ICH Q5A</w:t>
-      </w:r>
-      <w:r>
-        <w:t xml:space="preserve"> </w:t>
-      </w:r>
-      <w:r>
-        <w:t xml:space="preserve">(International Council for Harmonisation 2023a)</w:t>
-      </w:r>
-      <w:r>
-        <w:t xml:space="preserve">. The spiking model will use the</w:t>
-      </w:r>
-      <w:r>
-        <w:t xml:space="preserve"> </w:t>
-      </w:r>
-      <w:r>
-        <w:t xml:space="preserve">same column geometry, the same buffers and the same residence time as the non-spiked</w:t>
-      </w:r>
-      <w:r>
-        <w:t xml:space="preserve"> </w:t>
-      </w:r>
-      <w:r>
-        <w:t xml:space="preserve">model, and spiked material will not be returned to the process. The spike will be added to</w:t>
-      </w:r>
-      <w:r>
-        <w:t xml:space="preserve"> </w:t>
-      </w:r>
-      <w:r>
-        <w:t xml:space="preserve">the load and the load will then be filtered before application, so that spike-derived</w:t>
-      </w:r>
-      <w:r>
-        <w:t xml:space="preserve"> </w:t>
-      </w:r>
-      <w:r>
-        <w:t xml:space="preserve">particulates do not alter the behaviour of the column. Virus titre will be measured in the</w:t>
-      </w:r>
-      <w:r>
-        <w:t xml:space="preserve"> </w:t>
-      </w:r>
-      <w:r>
-        <w:t xml:space="preserve">load and in the flow-through pool. The detection limit of each infectivity assay, together</w:t>
-      </w:r>
-      <w:r>
-        <w:t xml:space="preserve"> </w:t>
-      </w:r>
-      <w:r>
-        <w:t xml:space="preserve">with any cytotoxic or interfering effect of the matrix, will be established before the</w:t>
-      </w:r>
-      <w:r>
-        <w:t xml:space="preserve"> </w:t>
-      </w:r>
-      <w:r>
-        <w:t xml:space="preserve">study begins and reported in PCR-008.</w:t>
-      </w:r>
-    </w:p>
-    <w:p>
-      <w:pPr>
-        <w:pStyle w:val="BodyText"/>
-      </w:pPr>
-      <w:r>
-        <w:t xml:space="preserve">The centre point replicates carry a second role, since they provide the pure error</w:t>
-      </w:r>
-      <w:r>
-        <w:t xml:space="preserve"> </w:t>
-      </w:r>
-      <w:r>
-        <w:t xml:space="preserve">estimate against which lack of fit is tested. 3 replicates are</w:t>
-      </w:r>
-      <w:r>
-        <w:t xml:space="preserve"> </w:t>
-      </w:r>
-      <w:r>
-        <w:t xml:space="preserve">planned in the screening design and 4 in the response-surface</w:t>
-      </w:r>
-      <w:r>
-        <w:t xml:space="preserve"> </w:t>
-      </w:r>
-      <w:r>
-        <w:t xml:space="preserve">design.</w:t>
-      </w:r>
-    </w:p>
-    <w:bookmarkEnd w:id="23"/>
-    <w:bookmarkStart w:id="24" w:name="operation"/>
-    <w:p>
-      <w:pPr>
-        <w:pStyle w:val="Heading2"/>
-      </w:pPr>
-      <w:r>
-        <w:t xml:space="preserve">5.2 Operation</w:t>
-      </w:r>
-    </w:p>
-    <w:p>
-      <w:pPr>
-        <w:pStyle w:val="FirstParagraph"/>
-      </w:pPr>
-      <w:r>
-        <w:t xml:space="preserve">The step will be operated as described in SOP-2011. The column will first be equilibrated in</w:t>
-      </w:r>
-      <w:r>
-        <w:t xml:space="preserve"> </w:t>
-      </w:r>
-      <w:r>
-        <w:t xml:space="preserve">the equilibration and wash-1 buffer at the target conductivity. The cation exchange pool</w:t>
-      </w:r>
-      <w:r>
-        <w:t xml:space="preserve"> </w:t>
-      </w:r>
-      <w:r>
-        <w:t xml:space="preserve">will then be titrated to the target load pH, adjusted to the target conductivity and</w:t>
-      </w:r>
-      <w:r>
-        <w:t xml:space="preserve"> </w:t>
-      </w:r>
-      <w:r>
-        <w:t xml:space="preserve">applied to the column. The</w:t>
-      </w:r>
-      <w:r>
-        <w:t xml:space="preserve"> </w:t>
-      </w:r>
-      <w:r>
-        <w:t xml:space="preserve">flow-through will be collected from the start of the load to the end of the first wash,</w:t>
-      </w:r>
-      <w:r>
-        <w:t xml:space="preserve"> </w:t>
-      </w:r>
-      <w:r>
-        <w:t xml:space="preserve">after which the column will be stripped, sanitized and stored under SOP-2008.</w:t>
-      </w:r>
-    </w:p>
-    <w:p>
-      <w:pPr>
-        <w:pStyle w:val="BodyText"/>
-      </w:pPr>
-      <w:r>
-        <w:t xml:space="preserve">Resin lot, buffer composition and column packing are controlled to platform</w:t>
-      </w:r>
-      <w:r>
-        <w:t xml:space="preserve"> </w:t>
-      </w:r>
-      <w:r>
-        <w:t xml:space="preserve">specification, so they are identity and quality controlled inputs and are not</w:t>
-      </w:r>
-      <w:r>
-        <w:t xml:space="preserve"> </w:t>
-      </w:r>
-      <w:r>
-        <w:t xml:space="preserve">characterized in this study. Resin cycle number will be recorded for every run, and runs</w:t>
-      </w:r>
-      <w:r>
-        <w:t xml:space="preserve"> </w:t>
-      </w:r>
-      <w:r>
-        <w:t xml:space="preserve">will be distributed across cycles so that no corner of the design is confounded with resin</w:t>
-      </w:r>
-      <w:r>
-        <w:t xml:space="preserve"> </w:t>
-      </w:r>
-      <w:r>
-        <w:t xml:space="preserve">age.</w:t>
-      </w:r>
-    </w:p>
-    <w:bookmarkEnd w:id="24"/>
-    <w:bookmarkStart w:id="25" w:name="analytical-methods"/>
-    <w:p>
-      <w:pPr>
-        <w:pStyle w:val="Heading2"/>
-      </w:pPr>
-      <w:r>
-        <w:t xml:space="preserve">5.3 Analytical methods</w:t>
-      </w:r>
-    </w:p>
-    <w:p>
-      <w:pPr>
-        <w:pStyle w:val="FirstParagraph"/>
-      </w:pPr>
-      <w:r>
-        <w:t xml:space="preserve">The validated methods to be used are listed in</w:t>
-      </w:r>
-      <w:r>
-        <w:t xml:space="preserve"> </w:t>
-      </w:r>
-      <w:hyperlink w:anchor="tbl-sops">
-        <w:r>
-          <w:rPr>
-            <w:rStyle w:val="Hyperlink"/>
-          </w:rPr>
-          <w:t xml:space="preserve">Table 3</w:t>
-        </w:r>
-      </w:hyperlink>
-      <w:r>
-        <w:t xml:space="preserve">. Pool host cell protein will be</w:t>
-      </w:r>
-      <w:r>
-        <w:t xml:space="preserve"> </w:t>
-      </w:r>
-      <w:r>
-        <w:t xml:space="preserve">measured by ELISA (AMV-3012), residual DNA by qPCR (AMV-3014) and leached Protein A by</w:t>
-      </w:r>
-      <w:r>
-        <w:t xml:space="preserve"> </w:t>
-      </w:r>
-      <w:r>
-        <w:t xml:space="preserve">ELISA (AMV-3016). Retrovirus and parvovirus titres will be measured by infectivity assay</w:t>
-      </w:r>
-      <w:r>
-        <w:t xml:space="preserve"> </w:t>
-      </w:r>
-      <w:r>
-        <w:t xml:space="preserve">in the containment laboratory (AMV-3017 and AMV-3018). Acidic charge variants in the load will be measured by</w:t>
-      </w:r>
-      <w:r>
-        <w:t xml:space="preserve"> </w:t>
-      </w:r>
-      <w:r>
-        <w:t xml:space="preserve">icIEF (AMV-3013), which is how each load lot will be confirmed representative before it is</w:t>
-      </w:r>
-      <w:r>
-        <w:t xml:space="preserve"> </w:t>
-      </w:r>
-      <w:r>
-        <w:t xml:space="preserve">used (see §12). Method performance is held in the validation records and is not repeated</w:t>
-      </w:r>
-      <w:r>
-        <w:t xml:space="preserve"> </w:t>
-      </w:r>
-      <w:r>
-        <w:t xml:space="preserve">in this plan.</w:t>
-      </w:r>
-    </w:p>
-    <w:bookmarkEnd w:id="25"/>
-    <w:bookmarkStart w:id="26" w:name="sampling-plan"/>
-    <w:p>
-      <w:pPr>
-        <w:pStyle w:val="Heading2"/>
-      </w:pPr>
-      <w:r>
-        <w:t xml:space="preserve">5.4 Sampling plan</w:t>
-      </w:r>
-    </w:p>
-    <w:p>
-      <w:pPr>
-        <w:pStyle w:val="FirstParagraph"/>
-      </w:pPr>
-      <w:r>
-        <w:t xml:space="preserve">Every design point will be executed as a pair of runs: a non-spiked run that provides pool</w:t>
-      </w:r>
-      <w:r>
-        <w:t xml:space="preserve"> </w:t>
-      </w:r>
-      <w:r>
-        <w:t xml:space="preserve">host cell protein, residual DNA, leached Protein A and step yield, and a virus-spiked run</w:t>
-      </w:r>
-      <w:r>
-        <w:t xml:space="preserve"> </w:t>
-      </w:r>
-      <w:r>
-        <w:t xml:space="preserve">on the same load and the same column that provides the two log reduction values. The</w:t>
-      </w:r>
-      <w:r>
-        <w:t xml:space="preserve"> </w:t>
-      </w:r>
-      <w:r>
-        <w:t xml:space="preserve">paired runs will use the same buffer lots.</w:t>
-      </w:r>
-    </w:p>
-    <w:p>
-      <w:pPr>
-        <w:pStyle w:val="BodyText"/>
-      </w:pPr>
-      <w:r>
-        <w:t xml:space="preserve">Samples will be taken from the load, from the flow-through pool and from the strip. The</w:t>
-      </w:r>
-      <w:r>
-        <w:t xml:space="preserve"> </w:t>
-      </w:r>
-      <w:r>
-        <w:t xml:space="preserve">load sample fixes the input attribute values for that run, the pool sample carries the</w:t>
-      </w:r>
-      <w:r>
-        <w:t xml:space="preserve"> </w:t>
-      </w:r>
-      <w:r>
-        <w:t xml:space="preserve">reported responses, and the strip sample supports the impurity mass balance. Every sample</w:t>
-      </w:r>
-      <w:r>
-        <w:t xml:space="preserve"> </w:t>
-      </w:r>
-      <w:r>
-        <w:t xml:space="preserve">will be given a unique identifier at the point of collection, and it will be stored under</w:t>
-      </w:r>
-      <w:r>
-        <w:t xml:space="preserve"> </w:t>
-      </w:r>
-      <w:r>
-        <w:t xml:space="preserve">the conditions given in the relevant method validation.</w:t>
-      </w:r>
-    </w:p>
-    <w:bookmarkEnd w:id="26"/>
-    <w:bookmarkStart w:id="27" w:name="statistical-methods"/>
-    <w:p>
-      <w:pPr>
-        <w:pStyle w:val="Heading2"/>
-      </w:pPr>
-      <w:r>
-        <w:t xml:space="preserve">5.5 Statistical methods</w:t>
-      </w:r>
-    </w:p>
-    <w:p>
-      <w:pPr>
-        <w:pStyle w:val="FirstParagraph"/>
-      </w:pPr>
-      <w:r>
-        <w:t xml:space="preserve">All analysis will follow SOP-1002. Factors will be expressed in coded units, where the low</w:t>
-      </w:r>
-      <w:r>
-        <w:t xml:space="preserve"> </w:t>
-      </w:r>
-      <w:r>
-        <w:t xml:space="preserve">edge of the characterization range is −1, its midpoint is 0 and its high edge is +1. All</w:t>
-      </w:r>
-      <w:r>
-        <w:t xml:space="preserve"> </w:t>
-      </w:r>
-      <w:r>
-        <w:t xml:space="preserve">effects will be estimated on that coded scale, so that they are comparable across</w:t>
-      </w:r>
-      <w:r>
-        <w:t xml:space="preserve"> </w:t>
-      </w:r>
-      <w:r>
-        <w:t xml:space="preserve">parameters. An effect is reported as twice the</w:t>
-      </w:r>
-      <w:r>
-        <w:t xml:space="preserve"> </w:t>
-      </w:r>
-      <w:r>
-        <w:t xml:space="preserve">coded coefficient, so it is the change in the response across half the range studied.</w:t>
-      </w:r>
-    </w:p>
-    <w:p>
-      <w:pPr>
-        <w:pStyle w:val="BodyText"/>
-      </w:pPr>
-      <w:r>
-        <w:t xml:space="preserve">The screening data will be fitted by ordinary least squares with all main effects and all</w:t>
-      </w:r>
-      <w:r>
-        <w:t xml:space="preserve"> </w:t>
-      </w:r>
-      <w:r>
-        <w:t xml:space="preserve">two-factor interactions, a model of 11 terms that leaves</w:t>
-      </w:r>
-      <w:r>
-        <w:t xml:space="preserve"> </w:t>
-      </w:r>
-      <w:r>
-        <w:t xml:space="preserve">8 residual degrees of freedom. The response-surface data will be</w:t>
-      </w:r>
-      <w:r>
-        <w:t xml:space="preserve"> </w:t>
-      </w:r>
-      <w:r>
-        <w:t xml:space="preserve">fitted with a full quadratic model of 15 terms, which leaves</w:t>
-      </w:r>
-      <w:r>
-        <w:t xml:space="preserve"> </w:t>
-      </w:r>
-      <w:r>
-        <w:t xml:space="preserve">13 residual degrees of freedom. Every term will be reported with</w:t>
-      </w:r>
-      <w:r>
-        <w:t xml:space="preserve"> </w:t>
-      </w:r>
-      <w:r>
-        <w:t xml:space="preserve">its standard error and its p-value, and significance will be judged at</w:t>
-      </w:r>
-      <w:r>
-        <w:t xml:space="preserve"> </w:t>
-      </w:r>
-      <w:r>
-        <w:t xml:space="preserve">p &lt; 0.05.</w:t>
-      </w:r>
-    </w:p>
-    <w:p>
-      <w:pPr>
-        <w:pStyle w:val="BodyText"/>
-      </w:pPr>
-      <w:r>
-        <w:t xml:space="preserve">Model adequacy will be judged on the coefficient of determination, the adjusted</w:t>
-      </w:r>
-      <w:r>
-        <w:t xml:space="preserve"> </w:t>
-      </w:r>
-      <w:r>
-        <w:t xml:space="preserve">coefficient, the predicted coefficient computed from the prediction sum of squares</w:t>
-      </w:r>
-      <w:r>
-        <w:t xml:space="preserve"> </w:t>
-      </w:r>
-      <w:r>
-        <w:t xml:space="preserve">(PRESS), and the overall F test. Lack of fit will be tested against the pure error from</w:t>
-      </w:r>
-      <w:r>
-        <w:t xml:space="preserve"> </w:t>
-      </w:r>
-      <w:r>
-        <w:t xml:space="preserve">the centre replicates. The residual diagnostics will be inspected for structure against</w:t>
-      </w:r>
-      <w:r>
-        <w:t xml:space="preserve"> </w:t>
-      </w:r>
-      <w:r>
-        <w:t xml:space="preserve">the predicted value and for departure from normality.</w:t>
-      </w:r>
-    </w:p>
-    <w:p>
-      <w:pPr>
-        <w:pStyle w:val="BodyText"/>
-      </w:pPr>
-      <w:r>
-        <w:t xml:space="preserve">Commercial-scale capability will be estimated by Monte-Carlo simulation of</w:t>
-      </w:r>
-      <w:r>
-        <w:t xml:space="preserve"> </w:t>
-      </w:r>
-      <w:r>
-        <w:t xml:space="preserve">2,000 batches, drawn with every parameter varying within its normal</w:t>
-      </w:r>
-      <w:r>
-        <w:t xml:space="preserve"> </w:t>
-      </w:r>
-      <w:r>
-        <w:t xml:space="preserve">operating range. A one-sided capability index (Cpk) will then be computed for each</w:t>
-      </w:r>
-      <w:r>
-        <w:t xml:space="preserve"> </w:t>
-      </w:r>
-      <w:r>
-        <w:t xml:space="preserve">governed attribute against its acceptance criterion.</w:t>
-      </w:r>
-    </w:p>
-    <w:bookmarkEnd w:id="27"/>
-    <w:bookmarkEnd w:id="28"/>
-    <w:bookmarkStart w:id="35" w:name="study-design"/>
-    <w:p>
-      <w:pPr>
-        <w:pStyle w:val="Heading1"/>
-      </w:pPr>
-      <w:r>
-        <w:t xml:space="preserve">6. Study design</w:t>
-      </w:r>
-    </w:p>
-    <w:bookmarkStart w:id="31" w:name="factors-ranges-and-study-type"/>
-    <w:p>
-      <w:pPr>
-        <w:pStyle w:val="Heading2"/>
-      </w:pPr>
-      <w:r>
-        <w:t xml:space="preserve">6.1 Factors, ranges and study type</w:t>
-      </w:r>
-    </w:p>
-    <w:p>
-      <w:pPr>
-        <w:pStyle w:val="FirstParagraph"/>
-      </w:pPr>
-      <w:r>
-        <w:t xml:space="preserve">The design resolves the parameter effects in two stages. A screening design will identify</w:t>
-      </w:r>
-      <w:r>
-        <w:t xml:space="preserve"> </w:t>
-      </w:r>
-      <w:r>
-        <w:t xml:space="preserve">which parameters affect the governed responses, and a response-surface design will then</w:t>
-      </w:r>
-      <w:r>
-        <w:t xml:space="preserve"> </w:t>
-      </w:r>
-      <w:r>
-        <w:t xml:space="preserve">model those responses across the region. The response-surface model is the predictive</w:t>
-      </w:r>
-      <w:r>
-        <w:t xml:space="preserve"> </w:t>
-      </w:r>
-      <w:r>
-        <w:t xml:space="preserve">model and the basis of the operating region, whereas the screening fit is near-saturated</w:t>
-      </w:r>
-      <w:r>
-        <w:t xml:space="preserve"> </w:t>
-      </w:r>
-      <w:r>
-        <w:t xml:space="preserve">and will not be used for that purpose.</w:t>
-      </w:r>
-    </w:p>
-    <w:p>
-      <w:pPr>
-        <w:pStyle w:val="BodyText"/>
-      </w:pPr>
-      <w:r>
-        <w:t xml:space="preserve">The parameters to be studied, their set-points, their characterization ranges and their</w:t>
-      </w:r>
-      <w:r>
-        <w:t xml:space="preserve"> </w:t>
-      </w:r>
-      <w:r>
-        <w:t xml:space="preserve">normal operating ranges are given in</w:t>
-      </w:r>
-      <w:r>
-        <w:t xml:space="preserve"> </w:t>
-      </w:r>
-      <w:hyperlink w:anchor="tbl-params">
-        <w:r>
-          <w:rPr>
-            <w:rStyle w:val="Hyperlink"/>
-          </w:rPr>
-          <w:t xml:space="preserve">Table 6</w:t>
-        </w:r>
-      </w:hyperlink>
-      <w:r>
-        <w:t xml:space="preserve">, and the coded letters used in the design</w:t>
-      </w:r>
-      <w:r>
-        <w:t xml:space="preserve"> </w:t>
-      </w:r>
-      <w:r>
-        <w:t xml:space="preserve">matrices are given in</w:t>
-      </w:r>
-      <w:r>
-        <w:t xml:space="preserve"> </w:t>
-      </w:r>
-      <w:hyperlink w:anchor="tbl-levels">
-        <w:r>
-          <w:rPr>
-            <w:rStyle w:val="Hyperlink"/>
-          </w:rPr>
-          <w:t xml:space="preserve">Table 7</w:t>
-        </w:r>
-      </w:hyperlink>
-      <w:r>
-        <w:t xml:space="preserve"> </w:t>
-      </w:r>
-      <w:r>
-        <w:t xml:space="preserve">together with the natural value at each coded level and</w:t>
-      </w:r>
-      <w:r>
-        <w:t xml:space="preserve"> </w:t>
-      </w:r>
-      <w:r>
-        <w:t xml:space="preserve">the ratio of the characterization range to the normal operating range.</w:t>
+        <w:t xml:space="preserve">, and its calibration</w:t>
+      </w:r>
+      <w:r>
+        <w:t xml:space="preserve"> </w:t>
+      </w:r>
+      <w:r>
+        <w:t xml:space="preserve">status will be verified before the first run and confirmed at the end of the execution</w:t>
+      </w:r>
+      <w:r>
+        <w:t xml:space="preserve"> </w:t>
+      </w:r>
+      <w:r>
+        <w:t xml:space="preserve">period.</w:t>
       </w:r>
     </w:p>
     <w:tbl>
@@ -3848,7 +3552,7 @@
       <w:tr>
         <w:tc>
           <w:tcPr/>
-          <w:bookmarkStart w:id="29" w:name="tbl-params"/>
+          <w:bookmarkStart w:id="24" w:name="tbl-equip"/>
           <w:p>
             <w:pPr>
               <w:jc w:val="center"/>
@@ -3859,7 +3563,720 @@
               <w:pStyle w:val="ImageCaption"/>
             </w:pPr>
             <w:r>
-              <w:t xml:space="preserve">Table 6: Parameters to be studied, with set-points, characterization ranges, normal operating ranges and study type.</w:t>
+              <w:t xml:space="preserve">Table 6: Instrumented system used for the anion exchange characterization runs.</w:t>
+            </w:r>
+          </w:p>
+          <w:tbl>
+            <w:tblPr>
+              <w:tblStyle w:val="Table"/>
+              <w:tblW w:type="pct" w:w="5000"/>
+              <w:tblLayout w:type="fixed"/>
+              <w:tblLook w:firstRow="1" w:lastRow="0" w:firstColumn="0" w:lastColumn="0" w:noHBand="0" w:noVBand="0" w:val="0020"/>
+            </w:tblPr>
+            <w:tblGrid>
+              <w:gridCol w:w="911"/>
+              <w:gridCol w:w="3294"/>
+              <w:gridCol w:w="2032"/>
+              <w:gridCol w:w="1682"/>
+            </w:tblGrid>
+            <w:tr>
+              <w:trPr>
+                <w:tblHeader w:val="on"/>
+              </w:trPr>
+              <w:tc>
+                <w:tcPr/>
+                <w:p>
+                  <w:pPr>
+                    <w:pStyle w:val="Compact"/>
+                    <w:jc w:val="left"/>
+                    <w:jc w:val="center"/>
+                  </w:pPr>
+                  <w:r>
+                    <w:t xml:space="preserve">Equipment</w:t>
+                  </w:r>
+                </w:p>
+              </w:tc>
+              <w:tc>
+                <w:tcPr/>
+                <w:p>
+                  <w:pPr>
+                    <w:pStyle w:val="Compact"/>
+                    <w:jc w:val="left"/>
+                    <w:jc w:val="center"/>
+                  </w:pPr>
+                  <w:r>
+                    <w:t xml:space="preserve">Description</w:t>
+                  </w:r>
+                </w:p>
+              </w:tc>
+              <w:tc>
+                <w:tcPr/>
+                <w:p>
+                  <w:pPr>
+                    <w:pStyle w:val="Compact"/>
+                    <w:jc w:val="left"/>
+                    <w:jc w:val="center"/>
+                  </w:pPr>
+                  <w:r>
+                    <w:t xml:space="preserve">Calibration status</w:t>
+                  </w:r>
+                </w:p>
+              </w:tc>
+              <w:tc>
+                <w:tcPr/>
+                <w:p>
+                  <w:pPr>
+                    <w:pStyle w:val="Compact"/>
+                    <w:jc w:val="left"/>
+                    <w:jc w:val="center"/>
+                  </w:pPr>
+                  <w:r>
+                    <w:t xml:space="preserve">Next calibration due</w:t>
+                  </w:r>
+                </w:p>
+              </w:tc>
+            </w:tr>
+            <w:tr>
+              <w:tc>
+                <w:tcPr/>
+                <w:p>
+                  <w:pPr>
+                    <w:pStyle w:val="Compact"/>
+                    <w:jc w:val="left"/>
+                    <w:jc w:val="center"/>
+                  </w:pPr>
+                  <w:r>
+                    <w:t xml:space="preserve">EQ-CHR-118</w:t>
+                  </w:r>
+                </w:p>
+              </w:tc>
+              <w:tc>
+                <w:tcPr/>
+                <w:p>
+                  <w:pPr>
+                    <w:pStyle w:val="Compact"/>
+                    <w:jc w:val="left"/>
+                    <w:jc w:val="center"/>
+                  </w:pPr>
+                  <w:r>
+                    <w:t xml:space="preserve">temperature-controlled chromatography chamber</w:t>
+                  </w:r>
+                </w:p>
+              </w:tc>
+              <w:tc>
+                <w:tcPr/>
+                <w:p>
+                  <w:pPr>
+                    <w:pStyle w:val="Compact"/>
+                    <w:jc w:val="left"/>
+                    <w:jc w:val="center"/>
+                  </w:pPr>
+                  <w:r>
+                    <w:t xml:space="preserve">in calibration at execution</w:t>
+                  </w:r>
+                </w:p>
+              </w:tc>
+              <w:tc>
+                <w:tcPr/>
+                <w:p>
+                  <w:pPr>
+                    <w:pStyle w:val="Compact"/>
+                    <w:jc w:val="left"/>
+                    <w:jc w:val="center"/>
+                  </w:pPr>
+                  <w:r>
+                    <w:t xml:space="preserve">2026-05-30</w:t>
+                  </w:r>
+                </w:p>
+              </w:tc>
+            </w:tr>
+          </w:tbl>
+          <w:bookmarkEnd w:id="24"/>
+          <w:p/>
+        </w:tc>
+      </w:tr>
+    </w:tbl>
+    <w:bookmarkEnd w:id="25"/>
+    <w:bookmarkStart w:id="26" w:name="analytical-methods"/>
+    <w:p>
+      <w:pPr>
+        <w:pStyle w:val="Heading2"/>
+      </w:pPr>
+      <w:r>
+        <w:t xml:space="preserve">5.3 Analytical methods</w:t>
+      </w:r>
+    </w:p>
+    <w:p>
+      <w:pPr>
+        <w:pStyle w:val="FirstParagraph"/>
+      </w:pPr>
+      <w:r>
+        <w:t xml:space="preserve">Every response will be measured by a validated method, and the methods are listed with</w:t>
+      </w:r>
+      <w:r>
+        <w:t xml:space="preserve"> </w:t>
+      </w:r>
+      <w:r>
+        <w:t xml:space="preserve">their validation references in</w:t>
+      </w:r>
+      <w:r>
+        <w:t xml:space="preserve"> </w:t>
+      </w:r>
+      <w:hyperlink w:anchor="tbl-sops">
+        <w:r>
+          <w:rPr>
+            <w:rStyle w:val="Hyperlink"/>
+          </w:rPr>
+          <w:t xml:space="preserve">Table 3</w:t>
+        </w:r>
+      </w:hyperlink>
+      <w:r>
+        <w:t xml:space="preserve">. Pool host cell protein will be measured by ELISA</w:t>
+      </w:r>
+      <w:r>
+        <w:t xml:space="preserve"> </w:t>
+      </w:r>
+      <w:r>
+        <w:t xml:space="preserve">(AMV-3012) and reported in nanograms per milligram of antibody. Residual DNA will be</w:t>
+      </w:r>
+      <w:r>
+        <w:t xml:space="preserve"> </w:t>
+      </w:r>
+      <w:r>
+        <w:t xml:space="preserve">measured by qPCR (AMV-3014) and leached Protein A by ELISA (AMV-3016). Infectivity of</w:t>
+      </w:r>
+      <w:r>
+        <w:t xml:space="preserve"> </w:t>
+      </w:r>
+      <w:r>
+        <w:t xml:space="preserve">xenotropic murine leukaemia virus will be measured by TCID50 (AMV-3017) and infectivity of</w:t>
+      </w:r>
+      <w:r>
+        <w:t xml:space="preserve"> </w:t>
+      </w:r>
+      <w:r>
+        <w:t xml:space="preserve">minute virus of mice by TCID50 with a qPCR confirmation (AMV-3018). The charge variant</w:t>
+      </w:r>
+      <w:r>
+        <w:t xml:space="preserve"> </w:t>
+      </w:r>
+      <w:r>
+        <w:t xml:space="preserve">profile of the load will be measured by icIEF (AMV-3013) and compared with the release</w:t>
+      </w:r>
+      <w:r>
+        <w:t xml:space="preserve"> </w:t>
+      </w:r>
+      <w:r>
+        <w:t xml:space="preserve">profile of the cation exchange pool (§7).</w:t>
+      </w:r>
+    </w:p>
+    <w:p>
+      <w:pPr>
+        <w:pStyle w:val="BodyText"/>
+      </w:pPr>
+      <w:r>
+        <w:t xml:space="preserve">An effect smaller than the variability of the method that measures it cannot be</w:t>
+      </w:r>
+      <w:r>
+        <w:t xml:space="preserve"> </w:t>
+      </w:r>
+      <w:r>
+        <w:t xml:space="preserve">separated from that variability. The precision of each assay therefore bounds the</w:t>
+      </w:r>
+      <w:r>
+        <w:t xml:space="preserve"> </w:t>
+      </w:r>
+      <w:r>
+        <w:t xml:space="preserve">smallest effect the study can resolve on its response. Method variability enters the</w:t>
+      </w:r>
+      <w:r>
+        <w:t xml:space="preserve"> </w:t>
+      </w:r>
+      <w:r>
+        <w:t xml:space="preserve">residual variance of the fitted models and is not separated from process variability by</w:t>
+      </w:r>
+      <w:r>
+        <w:t xml:space="preserve"> </w:t>
+      </w:r>
+      <w:r>
+        <w:t xml:space="preserve">this design. An apparent effect on a log reduction factor that is small relative to the</w:t>
+      </w:r>
+      <w:r>
+        <w:t xml:space="preserve"> </w:t>
+      </w:r>
+      <w:r>
+        <w:t xml:space="preserve">variability of the infectivity assay will be attributed to the assay rather than to the</w:t>
+      </w:r>
+      <w:r>
+        <w:t xml:space="preserve"> </w:t>
+      </w:r>
+      <w:r>
+        <w:t xml:space="preserve">step. Performance characteristics of each method are held in the validation reports</w:t>
+      </w:r>
+      <w:r>
+        <w:t xml:space="preserve"> </w:t>
+      </w:r>
+      <w:r>
+        <w:t xml:space="preserve">named in</w:t>
+      </w:r>
+      <w:r>
+        <w:t xml:space="preserve"> </w:t>
+      </w:r>
+      <w:hyperlink w:anchor="tbl-sops">
+        <w:r>
+          <w:rPr>
+            <w:rStyle w:val="Hyperlink"/>
+          </w:rPr>
+          <w:t xml:space="preserve">Table 3</w:t>
+        </w:r>
+      </w:hyperlink>
+      <w:r>
+        <w:t xml:space="preserve"> </w:t>
+      </w:r>
+      <w:r>
+        <w:t xml:space="preserve">and are not repeated here.</w:t>
+      </w:r>
+    </w:p>
+    <w:bookmarkEnd w:id="26"/>
+    <w:bookmarkStart w:id="27" w:name="sampling-plan"/>
+    <w:p>
+      <w:pPr>
+        <w:pStyle w:val="Heading2"/>
+      </w:pPr>
+      <w:r>
+        <w:t xml:space="preserve">5.4 Sampling plan</w:t>
+      </w:r>
+    </w:p>
+    <w:p>
+      <w:pPr>
+        <w:pStyle w:val="FirstParagraph"/>
+      </w:pPr>
+      <w:r>
+        <w:t xml:space="preserve">Samples will be taken from the load and from the flow-through pool of every run. The load</w:t>
+      </w:r>
+      <w:r>
+        <w:t xml:space="preserve"> </w:t>
+      </w:r>
+      <w:r>
+        <w:t xml:space="preserve">sample supports the material qualification in §7 and provides the input concentration</w:t>
+      </w:r>
+      <w:r>
+        <w:t xml:space="preserve"> </w:t>
+      </w:r>
+      <w:r>
+        <w:t xml:space="preserve">against which clearance is calculated. The pool sample carries the responses.</w:t>
+      </w:r>
+    </w:p>
+    <w:p>
+      <w:pPr>
+        <w:pStyle w:val="BodyText"/>
+      </w:pPr>
+      <w:r>
+        <w:t xml:space="preserve">The screening design includes 3 centre point replicates and the response</w:t>
+      </w:r>
+      <w:r>
+        <w:t xml:space="preserve"> </w:t>
+      </w:r>
+      <w:r>
+        <w:t xml:space="preserve">surface design includes 4. Each replicate is executed as a separate run</w:t>
+      </w:r>
+      <w:r>
+        <w:t xml:space="preserve"> </w:t>
+      </w:r>
+      <w:r>
+        <w:t xml:space="preserve">from a separate load aliquot, for the reason given in §5.1. Load and pool samples will be</w:t>
+      </w:r>
+      <w:r>
+        <w:t xml:space="preserve"> </w:t>
+      </w:r>
+      <w:r>
+        <w:t xml:space="preserve">retained frozen so that a response can be re-tested if an assay result is invalidated.</w:t>
+      </w:r>
+    </w:p>
+    <w:p>
+      <w:pPr>
+        <w:pStyle w:val="BodyText"/>
+      </w:pPr>
+      <w:r>
+        <w:t xml:space="preserve">Viral clearance runs will be sampled at the spiked load and at the pool. The log reduction</w:t>
+      </w:r>
+      <w:r>
+        <w:t xml:space="preserve"> </w:t>
+      </w:r>
+      <w:r>
+        <w:t xml:space="preserve">factor will be calculated from the total infectivity in the load and the total infectivity</w:t>
+      </w:r>
+      <w:r>
+        <w:t xml:space="preserve"> </w:t>
+      </w:r>
+      <w:r>
+        <w:t xml:space="preserve">in the pool. Cytotoxicity and interference controls will be run for each matrix, and the</w:t>
+      </w:r>
+      <w:r>
+        <w:t xml:space="preserve"> </w:t>
+      </w:r>
+      <w:r>
+        <w:t xml:space="preserve">detection limit of the assay will be reported with any result that reaches it</w:t>
+      </w:r>
+      <w:r>
+        <w:t xml:space="preserve"> </w:t>
+      </w:r>
+      <w:r>
+        <w:t xml:space="preserve">(International Council for Harmonisation 2023a)</w:t>
+      </w:r>
+      <w:r>
+        <w:t xml:space="preserve">.</w:t>
+      </w:r>
+    </w:p>
+    <w:p>
+      <w:pPr>
+        <w:pStyle w:val="BodyText"/>
+      </w:pPr>
+      <w:r>
+        <w:t xml:space="preserve">Residual DNA and leached Protein A will be measured on the pool of every run in the</w:t>
+      </w:r>
+      <w:r>
+        <w:t xml:space="preserve"> </w:t>
+      </w:r>
+      <w:r>
+        <w:t xml:space="preserve">response surface design. They are monitored to confirm the clearance the mechanism in §4.1</w:t>
+      </w:r>
+      <w:r>
+        <w:t xml:space="preserve"> </w:t>
+      </w:r>
+      <w:r>
+        <w:t xml:space="preserve">predicts, and they are not fitted as responses of the design. Where either attribute moves</w:t>
+      </w:r>
+      <w:r>
+        <w:t xml:space="preserve"> </w:t>
+      </w:r>
+      <w:r>
+        <w:t xml:space="preserve">with a parameter, the observation will be reported and carried into the risk assessment</w:t>
+      </w:r>
+      <w:r>
+        <w:t xml:space="preserve"> </w:t>
+      </w:r>
+      <w:r>
+        <w:t xml:space="preserve">rather than used to set a range.</w:t>
+      </w:r>
+    </w:p>
+    <w:bookmarkEnd w:id="27"/>
+    <w:bookmarkStart w:id="28" w:name="statistical-methods"/>
+    <w:p>
+      <w:pPr>
+        <w:pStyle w:val="Heading2"/>
+      </w:pPr>
+      <w:r>
+        <w:t xml:space="preserve">5.5 Statistical methods</w:t>
+      </w:r>
+    </w:p>
+    <w:p>
+      <w:pPr>
+        <w:pStyle w:val="FirstParagraph"/>
+      </w:pPr>
+      <w:r>
+        <w:t xml:space="preserve">Each parameter will be coded so that the set-point is 0 and the edges of the</w:t>
+      </w:r>
+      <w:r>
+        <w:t xml:space="preserve"> </w:t>
+      </w:r>
+      <w:r>
+        <w:t xml:space="preserve">characterization range are ±1. Coding places the parameters on one scale, so that an effect</w:t>
+      </w:r>
+      <w:r>
+        <w:t xml:space="preserve"> </w:t>
+      </w:r>
+      <w:r>
+        <w:t xml:space="preserve">estimated in coded units is comparable across parameters measured in different physical</w:t>
+      </w:r>
+      <w:r>
+        <w:t xml:space="preserve"> </w:t>
+      </w:r>
+      <w:r>
+        <w:t xml:space="preserve">units. Effects will be converted back to natural units when a range is reported.</w:t>
+      </w:r>
+    </w:p>
+    <w:p>
+      <w:pPr>
+        <w:pStyle w:val="BodyText"/>
+      </w:pPr>
+      <w:r>
+        <w:t xml:space="preserve">The screening data will be analysed by ordinary least squares with every main effect and</w:t>
+      </w:r>
+      <w:r>
+        <w:t xml:space="preserve"> </w:t>
+      </w:r>
+      <w:r>
+        <w:t xml:space="preserve">every two-factor interaction in the model. An effect will be reported as twice the coded</w:t>
+      </w:r>
+      <w:r>
+        <w:t xml:space="preserve"> </w:t>
+      </w:r>
+      <w:r>
+        <w:t xml:space="preserve">coefficient, which is the change in the response across the full characterization range of</w:t>
+      </w:r>
+      <w:r>
+        <w:t xml:space="preserve"> </w:t>
+      </w:r>
+      <w:r>
+        <w:t xml:space="preserve">the parameter. Terms significant at p &lt; 0.05 will be identified as active. The screening</w:t>
+      </w:r>
+      <w:r>
+        <w:t xml:space="preserve"> </w:t>
+      </w:r>
+      <w:r>
+        <w:t xml:space="preserve">model identifies which parameters act on which response, and it is not the model from which</w:t>
+      </w:r>
+      <w:r>
+        <w:t xml:space="preserve"> </w:t>
+      </w:r>
+      <w:r>
+        <w:t xml:space="preserve">an operating region is derived.</w:t>
+      </w:r>
+    </w:p>
+    <w:p>
+      <w:pPr>
+        <w:pStyle w:val="BodyText"/>
+      </w:pPr>
+      <w:r>
+        <w:t xml:space="preserve">The response surface data will be analysed with a full quadratic model in the</w:t>
+      </w:r>
+      <w:r>
+        <w:t xml:space="preserve"> </w:t>
+      </w:r>
+      <w:r>
+        <w:t xml:space="preserve">4 multivariate parameters, fitted on the coded factors. This is the</w:t>
+      </w:r>
+      <w:r>
+        <w:t xml:space="preserve"> </w:t>
+      </w:r>
+      <w:r>
+        <w:t xml:space="preserve">predictive model of the study. The operating region, the proven acceptable ranges and the</w:t>
+      </w:r>
+      <w:r>
+        <w:t xml:space="preserve"> </w:t>
+      </w:r>
+      <w:r>
+        <w:t xml:space="preserve">capability estimate will all be derived from it, and PCR-008 will report the coefficients,</w:t>
+      </w:r>
+      <w:r>
+        <w:t xml:space="preserve"> </w:t>
+      </w:r>
+      <w:r>
+        <w:t xml:space="preserve">the analysis of variance and the diagnostics for each response.</w:t>
+      </w:r>
+    </w:p>
+    <w:p>
+      <w:pPr>
+        <w:pStyle w:val="BodyText"/>
+      </w:pPr>
+      <w:r>
+        <w:t xml:space="preserve">Model adequacy will be judged on four things. The coefficient of determination adjusted for</w:t>
+      </w:r>
+      <w:r>
+        <w:t xml:space="preserve"> </w:t>
+      </w:r>
+      <w:r>
+        <w:t xml:space="preserve">the number of terms and the predicted coefficient of determination computed from the</w:t>
+      </w:r>
+      <w:r>
+        <w:t xml:space="preserve"> </w:t>
+      </w:r>
+      <w:r>
+        <w:t xml:space="preserve">prediction error sum of squares will be reported together, because a large gap between them</w:t>
+      </w:r>
+      <w:r>
+        <w:t xml:space="preserve"> </w:t>
+      </w:r>
+      <w:r>
+        <w:t xml:space="preserve">indicates a model that fits the data it was built on and predicts poorly away from them.</w:t>
+      </w:r>
+      <w:r>
+        <w:t xml:space="preserve"> </w:t>
+      </w:r>
+      <w:r>
+        <w:t xml:space="preserve">The lack of fit sum of squares will be tested against pure error from the centre point</w:t>
+      </w:r>
+      <w:r>
+        <w:t xml:space="preserve"> </w:t>
+      </w:r>
+      <w:r>
+        <w:t xml:space="preserve">replicates by an F test. Residuals will be inspected against the predicted values and on a</w:t>
+      </w:r>
+      <w:r>
+        <w:t xml:space="preserve"> </w:t>
+      </w:r>
+      <w:r>
+        <w:t xml:space="preserve">normal quantile plot. No numeric threshold for the coefficient of determination is fixed in</w:t>
+      </w:r>
+      <w:r>
+        <w:t xml:space="preserve"> </w:t>
+      </w:r>
+      <w:r>
+        <w:t xml:space="preserve">advance, because what an adequate fit means depends on the size of the effects the model</w:t>
+      </w:r>
+      <w:r>
+        <w:t xml:space="preserve"> </w:t>
+      </w:r>
+      <w:r>
+        <w:t xml:space="preserve">must resolve relative to the pure error of the step, and the decision rules that do apply</w:t>
+      </w:r>
+      <w:r>
+        <w:t xml:space="preserve"> </w:t>
+      </w:r>
+      <w:r>
+        <w:t xml:space="preserve">are stated in §7.</w:t>
+      </w:r>
+    </w:p>
+    <w:p>
+      <w:pPr>
+        <w:pStyle w:val="BodyText"/>
+      </w:pPr>
+      <w:r>
+        <w:t xml:space="preserve">A parameter with no active term in either model will be described as having no detectable</w:t>
+      </w:r>
+      <w:r>
+        <w:t xml:space="preserve"> </w:t>
+      </w:r>
+      <w:r>
+        <w:t xml:space="preserve">effect on that response over the range studied. The range studied bounds that statement,</w:t>
+      </w:r>
+      <w:r>
+        <w:t xml:space="preserve"> </w:t>
+      </w:r>
+      <w:r>
+        <w:t xml:space="preserve">and it will be stated with the range attached.</w:t>
+      </w:r>
+    </w:p>
+    <w:p>
+      <w:pPr>
+        <w:pStyle w:val="BodyText"/>
+      </w:pPr>
+      <w:r>
+        <w:t xml:space="preserve">Capability at commercial scale will be estimated by Monte-Carlo simulation of</w:t>
+      </w:r>
+      <w:r>
+        <w:t xml:space="preserve"> </w:t>
+      </w:r>
+      <w:r>
+        <w:t xml:space="preserve">2,000 batches, with every parameter drawn from within its</w:t>
+      </w:r>
+      <w:r>
+        <w:t xml:space="preserve"> </w:t>
+      </w:r>
+      <w:r>
+        <w:t xml:space="preserve">normal operating range and propagated through the fitted models and their residual</w:t>
+      </w:r>
+      <w:r>
+        <w:t xml:space="preserve"> </w:t>
+      </w:r>
+      <w:r>
+        <w:t xml:space="preserve">variance. A one-sided capability index will be reported for each governed attribute against</w:t>
+      </w:r>
+      <w:r>
+        <w:t xml:space="preserve"> </w:t>
+      </w:r>
+      <w:r>
+        <w:t xml:space="preserve">the criterion that applies to it. The estimate carries the residual variance of the fitted</w:t>
+      </w:r>
+      <w:r>
+        <w:t xml:space="preserve"> </w:t>
+      </w:r>
+      <w:r>
+        <w:t xml:space="preserve">models and the spread of the parameters inside their normal operating ranges, and it</w:t>
+      </w:r>
+      <w:r>
+        <w:t xml:space="preserve"> </w:t>
+      </w:r>
+      <w:r>
+        <w:t xml:space="preserve">carries no source of commercial variability that the scale-down model does not reproduce.</w:t>
+      </w:r>
+      <w:r>
+        <w:t xml:space="preserve"> </w:t>
+      </w:r>
+      <w:r>
+        <w:t xml:space="preserve">Confirmation at commercial scale is a Stage 2 activity</w:t>
+      </w:r>
+      <w:r>
+        <w:t xml:space="preserve"> </w:t>
+      </w:r>
+      <w:r>
+        <w:t xml:space="preserve">(U.S. Food and Drug Administration 2011)</w:t>
+      </w:r>
+      <w:r>
+        <w:t xml:space="preserve">.</w:t>
+      </w:r>
+    </w:p>
+    <w:bookmarkEnd w:id="28"/>
+    <w:bookmarkEnd w:id="29"/>
+    <w:bookmarkStart w:id="36" w:name="study-design"/>
+    <w:p>
+      <w:pPr>
+        <w:pStyle w:val="Heading1"/>
+      </w:pPr>
+      <w:r>
+        <w:t xml:space="preserve">6. Study design</w:t>
+      </w:r>
+    </w:p>
+    <w:bookmarkStart w:id="32" w:name="factors-ranges-and-study-type"/>
+    <w:p>
+      <w:pPr>
+        <w:pStyle w:val="Heading2"/>
+      </w:pPr>
+      <w:r>
+        <w:t xml:space="preserve">6.1 Factors, ranges and study type</w:t>
+      </w:r>
+    </w:p>
+    <w:p>
+      <w:pPr>
+        <w:pStyle w:val="FirstParagraph"/>
+      </w:pPr>
+      <w:hyperlink w:anchor="tbl-params">
+        <w:r>
+          <w:rPr>
+            <w:rStyle w:val="Hyperlink"/>
+          </w:rPr>
+          <w:t xml:space="preserve">Table 7</w:t>
+        </w:r>
+      </w:hyperlink>
+      <w:r>
+        <w:t xml:space="preserve"> </w:t>
+      </w:r>
+      <w:r>
+        <w:t xml:space="preserve">lists the parameters, their set-points, the range that will be studied, the</w:t>
+      </w:r>
+      <w:r>
+        <w:t xml:space="preserve"> </w:t>
+      </w:r>
+      <w:r>
+        <w:t xml:space="preserve">normal operating range and the study type assigned in RA-001.</w:t>
+      </w:r>
+    </w:p>
+    <w:tbl>
+      <w:tblPr>
+        <w:tblStyle w:val="Table"/>
+        <w:tblW w:type="pct" w:w="5000"/>
+        <w:tblLayout w:type="fixed"/>
+        <w:tblLook w:firstRow="0" w:lastRow="0" w:firstColumn="0" w:lastColumn="0" w:noHBand="0" w:noVBand="0" w:val="0000"/>
+      </w:tblPr>
+      <w:tblGrid>
+        <w:gridCol w:w="7920"/>
+      </w:tblGrid>
+      <w:tr>
+        <w:tc>
+          <w:tcPr/>
+          <w:bookmarkStart w:id="30" w:name="tbl-params"/>
+          <w:p>
+            <w:pPr>
+              <w:jc w:val="center"/>
+            </w:pPr>
+            <w:pPr>
+              <w:jc w:val="left"/>
+              <w:spacing w:before="200"/>
+              <w:pStyle w:val="ImageCaption"/>
+            </w:pPr>
+            <w:r>
+              <w:t xml:space="preserve">Table 7: Parameters, ranges and study type for the anion exchange characterization.</w:t>
             </w:r>
           </w:p>
           <w:tbl>
@@ -4361,7 +4778,7 @@
               </w:tc>
             </w:tr>
           </w:tbl>
-          <w:bookmarkEnd w:id="29"/>
+          <w:bookmarkEnd w:id="30"/>
           <w:p/>
         </w:tc>
       </w:tr>
@@ -4371,7 +4788,144 @@
         <w:pStyle w:val="BodyText"/>
       </w:pPr>
       <w:r>
-        <w:t xml:space="preserve"> </w:t>
+        <w:t xml:space="preserve">The range studied is wider than the normal operating range for every parameter. A study</w:t>
+      </w:r>
+      <w:r>
+        <w:t xml:space="preserve"> </w:t>
+      </w:r>
+      <w:r>
+        <w:t xml:space="preserve">confined to the normal operating range would place the edge of the operating region outside</w:t>
+      </w:r>
+      <w:r>
+        <w:t xml:space="preserve"> </w:t>
+      </w:r>
+      <w:r>
+        <w:t xml:space="preserve">the data, and a proven acceptable range may only be claimed over settings that were</w:t>
+      </w:r>
+      <w:r>
+        <w:t xml:space="preserve"> </w:t>
+      </w:r>
+      <w:r>
+        <w:t xml:space="preserve">actually run</w:t>
+      </w:r>
+      <w:r>
+        <w:t xml:space="preserve"> </w:t>
+      </w:r>
+      <w:r>
+        <w:t xml:space="preserve">(CMC Biotech Working Group 2009)</w:t>
+      </w:r>
+      <w:r>
+        <w:t xml:space="preserve">.</w:t>
+      </w:r>
+    </w:p>
+    <w:p>
+      <w:pPr>
+        <w:pStyle w:val="BodyText"/>
+      </w:pPr>
+      <w:r>
+        <w:t xml:space="preserve">The load pH range is bounded above by the pH at which a fraction of the antibody would</w:t>
+      </w:r>
+      <w:r>
+        <w:t xml:space="preserve"> </w:t>
+      </w:r>
+      <w:r>
+        <w:t xml:space="preserve">begin to bind and yield would fall. The range in</w:t>
+      </w:r>
+      <w:r>
+        <w:t xml:space="preserve"> </w:t>
+      </w:r>
+      <w:hyperlink w:anchor="tbl-params">
+        <w:r>
+          <w:rPr>
+            <w:rStyle w:val="Hyperlink"/>
+          </w:rPr>
+          <w:t xml:space="preserve">Table 7</w:t>
+        </w:r>
+      </w:hyperlink>
+      <w:r>
+        <w:t xml:space="preserve"> </w:t>
+      </w:r>
+      <w:r>
+        <w:t xml:space="preserve">sits below that pH, so product</w:t>
+      </w:r>
+      <w:r>
+        <w:t xml:space="preserve"> </w:t>
+      </w:r>
+      <w:r>
+        <w:t xml:space="preserve">loss is not expected anywhere in the design. The conductivity of the equilibration and</w:t>
+      </w:r>
+      <w:r>
+        <w:t xml:space="preserve"> </w:t>
+      </w:r>
+      <w:r>
+        <w:t xml:space="preserve">first wash buffer is set by buffer preparation and is the more closely controlled of the</w:t>
+      </w:r>
+      <w:r>
+        <w:t xml:space="preserve"> </w:t>
+      </w:r>
+      <w:r>
+        <w:t xml:space="preserve">two conductivities, and its range reflects the spread that buffer preparation and column</w:t>
+      </w:r>
+      <w:r>
+        <w:t xml:space="preserve"> </w:t>
+      </w:r>
+      <w:r>
+        <w:t xml:space="preserve">equilibration can produce. The conductivity of the load is set by the cation exchange pool</w:t>
+      </w:r>
+      <w:r>
+        <w:t xml:space="preserve"> </w:t>
+      </w:r>
+      <w:r>
+        <w:t xml:space="preserve">and by its adjustment, so its range reflects what the preceding step delivers rather than a</w:t>
+      </w:r>
+      <w:r>
+        <w:t xml:space="preserve"> </w:t>
+      </w:r>
+      <w:r>
+        <w:t xml:space="preserve">choice made at this step. The protein load range extends well above the set-point, because</w:t>
+      </w:r>
+      <w:r>
+        <w:t xml:space="preserve"> </w:t>
+      </w:r>
+      <w:r>
+        <w:t xml:space="preserve">the impurity mass carried with the antibody scales with the load and the ligand has a</w:t>
+      </w:r>
+      <w:r>
+        <w:t xml:space="preserve"> </w:t>
+      </w:r>
+      <w:r>
+        <w:t xml:space="preserve">finite capacity for the bound species.</w:t>
+      </w:r>
+    </w:p>
+    <w:p>
+      <w:pPr>
+        <w:pStyle w:val="BodyText"/>
+      </w:pPr>
+      <w:hyperlink w:anchor="tbl-legend">
+        <w:r>
+          <w:rPr>
+            <w:rStyle w:val="Hyperlink"/>
+          </w:rPr>
+          <w:t xml:space="preserve">Table 8</w:t>
+        </w:r>
+      </w:hyperlink>
+      <w:r>
+        <w:t xml:space="preserve"> </w:t>
+      </w:r>
+      <w:r>
+        <w:t xml:space="preserve">gives the letter codes used for the multivariate parameters in the design</w:t>
+      </w:r>
+      <w:r>
+        <w:t xml:space="preserve"> </w:t>
+      </w:r>
+      <w:r>
+        <w:t xml:space="preserve">matrices in Appendix A and Appendix B, and the same codes will be used for the model terms</w:t>
+      </w:r>
+      <w:r>
+        <w:t xml:space="preserve"> </w:t>
+      </w:r>
+      <w:r>
+        <w:t xml:space="preserve">reported in PCR-008.</w:t>
       </w:r>
     </w:p>
     <w:tbl>
@@ -4387,7 +4941,7 @@
       <w:tr>
         <w:tc>
           <w:tcPr/>
-          <w:bookmarkStart w:id="30" w:name="tbl-levels"/>
+          <w:bookmarkStart w:id="31" w:name="tbl-legend"/>
           <w:p>
             <w:pPr>
               <w:jc w:val="center"/>
@@ -4398,26 +4952,20 @@
               <w:pStyle w:val="ImageCaption"/>
             </w:pPr>
             <w:r>
-              <w:t xml:space="preserve">Table 7: Coded factor legend for the multivariate designs.</w:t>
+              <w:t xml:space="preserve">Table 8: Coded factor legend for the multivariate designs.</w:t>
             </w:r>
           </w:p>
           <w:tbl>
             <w:tblPr>
               <w:tblStyle w:val="Table"/>
-              <w:tblW w:type="pct" w:w="5000"/>
-              <w:tblLayout w:type="fixed"/>
+              <w:tblW w:type="auto" w:w="0"/>
               <w:tblLook w:firstRow="1" w:lastRow="0" w:firstColumn="0" w:lastColumn="0" w:noHBand="0" w:noVBand="0" w:val="0020"/>
             </w:tblPr>
             <w:tblGrid>
-              <w:gridCol w:w="510"/>
-              <w:gridCol w:w="1724"/>
-              <w:gridCol w:w="702"/>
-              <w:gridCol w:w="766"/>
-              <w:gridCol w:w="894"/>
-              <w:gridCol w:w="830"/>
-              <w:gridCol w:w="830"/>
-              <w:gridCol w:w="702"/>
-              <w:gridCol w:w="958"/>
+              <w:gridCol w:w="1980"/>
+              <w:gridCol w:w="1980"/>
+              <w:gridCol w:w="1980"/>
+              <w:gridCol w:w="1980"/>
             </w:tblGrid>
             <w:tr>
               <w:trPr>
@@ -4467,76 +5015,11 @@
                 <w:p>
                   <w:pPr>
                     <w:pStyle w:val="Compact"/>
-                    <w:jc w:val="right"/>
-                    <w:jc w:val="center"/>
-                  </w:pPr>
-                  <w:r>
-                    <w:t xml:space="preserve">Low (−1)</w:t>
-                  </w:r>
-                </w:p>
-              </w:tc>
-              <w:tc>
-                <w:tcPr/>
-                <w:p>
-                  <w:pPr>
-                    <w:pStyle w:val="Compact"/>
-                    <w:jc w:val="right"/>
-                    <w:jc w:val="center"/>
-                  </w:pPr>
-                  <w:r>
-                    <w:t xml:space="preserve">Centre (0)</w:t>
-                  </w:r>
-                </w:p>
-              </w:tc>
-              <w:tc>
-                <w:tcPr/>
-                <w:p>
-                  <w:pPr>
-                    <w:pStyle w:val="Compact"/>
-                    <w:jc w:val="right"/>
-                    <w:jc w:val="center"/>
-                  </w:pPr>
-                  <w:r>
-                    <w:t xml:space="preserve">High (+1)</w:t>
-                  </w:r>
-                </w:p>
-              </w:tc>
-              <w:tc>
-                <w:tcPr/>
-                <w:p>
-                  <w:pPr>
-                    <w:pStyle w:val="Compact"/>
-                    <w:jc w:val="right"/>
-                    <w:jc w:val="center"/>
-                  </w:pPr>
-                  <w:r>
-                    <w:t xml:space="preserve">Set-point</w:t>
-                  </w:r>
-                </w:p>
-              </w:tc>
-              <w:tc>
-                <w:tcPr/>
-                <w:p>
-                  <w:pPr>
-                    <w:pStyle w:val="Compact"/>
-                    <w:jc w:val="left"/>
-                    <w:jc w:val="center"/>
-                  </w:pPr>
-                  <w:r>
-                    <w:t xml:space="preserve">NOR</w:t>
-                  </w:r>
-                </w:p>
-              </w:tc>
-              <w:tc>
-                <w:tcPr/>
-                <w:p>
-                  <w:pPr>
-                    <w:pStyle w:val="Compact"/>
-                    <w:jc w:val="right"/>
-                    <w:jc w:val="center"/>
-                  </w:pPr>
-                  <w:r>
-                    <w:t xml:space="preserve">Range / NOR</w:t>
+                    <w:jc w:val="left"/>
+                    <w:jc w:val="center"/>
+                  </w:pPr>
+                  <w:r>
+                    <w:t xml:space="preserve">Studied in</w:t>
                   </w:r>
                 </w:p>
               </w:tc>
@@ -4586,76 +5069,11 @@
                 <w:p>
                   <w:pPr>
                     <w:pStyle w:val="Compact"/>
-                    <w:jc w:val="right"/>
-                    <w:jc w:val="center"/>
-                  </w:pPr>
-                  <w:r>
-                    <w:t xml:space="preserve">7.2</w:t>
-                  </w:r>
-                </w:p>
-              </w:tc>
-              <w:tc>
-                <w:tcPr/>
-                <w:p>
-                  <w:pPr>
-                    <w:pStyle w:val="Compact"/>
-                    <w:jc w:val="right"/>
-                    <w:jc w:val="center"/>
-                  </w:pPr>
-                  <w:r>
-                    <w:t xml:space="preserve">7.5</w:t>
-                  </w:r>
-                </w:p>
-              </w:tc>
-              <w:tc>
-                <w:tcPr/>
-                <w:p>
-                  <w:pPr>
-                    <w:pStyle w:val="Compact"/>
-                    <w:jc w:val="right"/>
-                    <w:jc w:val="center"/>
-                  </w:pPr>
-                  <w:r>
-                    <w:t xml:space="preserve">7.8</w:t>
-                  </w:r>
-                </w:p>
-              </w:tc>
-              <w:tc>
-                <w:tcPr/>
-                <w:p>
-                  <w:pPr>
-                    <w:pStyle w:val="Compact"/>
-                    <w:jc w:val="right"/>
-                    <w:jc w:val="center"/>
-                  </w:pPr>
-                  <w:r>
-                    <w:t xml:space="preserve">7.5</w:t>
-                  </w:r>
-                </w:p>
-              </w:tc>
-              <w:tc>
-                <w:tcPr/>
-                <w:p>
-                  <w:pPr>
-                    <w:pStyle w:val="Compact"/>
-                    <w:jc w:val="left"/>
-                    <w:jc w:val="center"/>
-                  </w:pPr>
-                  <w:r>
-                    <w:t xml:space="preserve">7.35–7.65</w:t>
-                  </w:r>
-                </w:p>
-              </w:tc>
-              <w:tc>
-                <w:tcPr/>
-                <w:p>
-                  <w:pPr>
-                    <w:pStyle w:val="Compact"/>
-                    <w:jc w:val="right"/>
-                    <w:jc w:val="center"/>
-                  </w:pPr>
-                  <w:r>
-                    <w:t xml:space="preserve">2</w:t>
+                    <w:jc w:val="left"/>
+                    <w:jc w:val="center"/>
+                  </w:pPr>
+                  <w:r>
+                    <w:t xml:space="preserve">screening + RSM</w:t>
                   </w:r>
                 </w:p>
               </w:tc>
@@ -4705,76 +5123,11 @@
                 <w:p>
                   <w:pPr>
                     <w:pStyle w:val="Compact"/>
-                    <w:jc w:val="right"/>
-                    <w:jc w:val="center"/>
-                  </w:pPr>
-                  <w:r>
-                    <w:t xml:space="preserve">1.6</w:t>
-                  </w:r>
-                </w:p>
-              </w:tc>
-              <w:tc>
-                <w:tcPr/>
-                <w:p>
-                  <w:pPr>
-                    <w:pStyle w:val="Compact"/>
-                    <w:jc w:val="right"/>
-                    <w:jc w:val="center"/>
-                  </w:pPr>
-                  <w:r>
-                    <w:t xml:space="preserve">2.6</w:t>
-                  </w:r>
-                </w:p>
-              </w:tc>
-              <w:tc>
-                <w:tcPr/>
-                <w:p>
-                  <w:pPr>
-                    <w:pStyle w:val="Compact"/>
-                    <w:jc w:val="right"/>
-                    <w:jc w:val="center"/>
-                  </w:pPr>
-                  <w:r>
-                    <w:t xml:space="preserve">3.6</w:t>
-                  </w:r>
-                </w:p>
-              </w:tc>
-              <w:tc>
-                <w:tcPr/>
-                <w:p>
-                  <w:pPr>
-                    <w:pStyle w:val="Compact"/>
-                    <w:jc w:val="right"/>
-                    <w:jc w:val="center"/>
-                  </w:pPr>
-                  <w:r>
-                    <w:t xml:space="preserve">2.6</w:t>
-                  </w:r>
-                </w:p>
-              </w:tc>
-              <w:tc>
-                <w:tcPr/>
-                <w:p>
-                  <w:pPr>
-                    <w:pStyle w:val="Compact"/>
-                    <w:jc w:val="left"/>
-                    <w:jc w:val="center"/>
-                  </w:pPr>
-                  <w:r>
-                    <w:t xml:space="preserve">2.1–3.1</w:t>
-                  </w:r>
-                </w:p>
-              </w:tc>
-              <w:tc>
-                <w:tcPr/>
-                <w:p>
-                  <w:pPr>
-                    <w:pStyle w:val="Compact"/>
-                    <w:jc w:val="right"/>
-                    <w:jc w:val="center"/>
-                  </w:pPr>
-                  <w:r>
-                    <w:t xml:space="preserve">2</w:t>
+                    <w:jc w:val="left"/>
+                    <w:jc w:val="center"/>
+                  </w:pPr>
+                  <w:r>
+                    <w:t xml:space="preserve">screening + RSM</w:t>
                   </w:r>
                 </w:p>
               </w:tc>
@@ -4824,76 +5177,11 @@
                 <w:p>
                   <w:pPr>
                     <w:pStyle w:val="Compact"/>
-                    <w:jc w:val="right"/>
-                    <w:jc w:val="center"/>
-                  </w:pPr>
-                  <w:r>
-                    <w:t xml:space="preserve">3</w:t>
-                  </w:r>
-                </w:p>
-              </w:tc>
-              <w:tc>
-                <w:tcPr/>
-                <w:p>
-                  <w:pPr>
-                    <w:pStyle w:val="Compact"/>
-                    <w:jc w:val="right"/>
-                    <w:jc w:val="center"/>
-                  </w:pPr>
-                  <w:r>
-                    <w:t xml:space="preserve">5.5</w:t>
-                  </w:r>
-                </w:p>
-              </w:tc>
-              <w:tc>
-                <w:tcPr/>
-                <w:p>
-                  <w:pPr>
-                    <w:pStyle w:val="Compact"/>
-                    <w:jc w:val="right"/>
-                    <w:jc w:val="center"/>
-                  </w:pPr>
-                  <w:r>
-                    <w:t xml:space="preserve">8</w:t>
-                  </w:r>
-                </w:p>
-              </w:tc>
-              <w:tc>
-                <w:tcPr/>
-                <w:p>
-                  <w:pPr>
-                    <w:pStyle w:val="Compact"/>
-                    <w:jc w:val="right"/>
-                    <w:jc w:val="center"/>
-                  </w:pPr>
-                  <w:r>
-                    <w:t xml:space="preserve">5.5</w:t>
-                  </w:r>
-                </w:p>
-              </w:tc>
-              <w:tc>
-                <w:tcPr/>
-                <w:p>
-                  <w:pPr>
-                    <w:pStyle w:val="Compact"/>
-                    <w:jc w:val="left"/>
-                    <w:jc w:val="center"/>
-                  </w:pPr>
-                  <w:r>
-                    <w:t xml:space="preserve">4–7</w:t>
-                  </w:r>
-                </w:p>
-              </w:tc>
-              <w:tc>
-                <w:tcPr/>
-                <w:p>
-                  <w:pPr>
-                    <w:pStyle w:val="Compact"/>
-                    <w:jc w:val="right"/>
-                    <w:jc w:val="center"/>
-                  </w:pPr>
-                  <w:r>
-                    <w:t xml:space="preserve">1.67</w:t>
+                    <w:jc w:val="left"/>
+                    <w:jc w:val="center"/>
+                  </w:pPr>
+                  <w:r>
+                    <w:t xml:space="preserve">screening + RSM</w:t>
                   </w:r>
                 </w:p>
               </w:tc>
@@ -4943,121 +5231,228 @@
                 <w:p>
                   <w:pPr>
                     <w:pStyle w:val="Compact"/>
-                    <w:jc w:val="right"/>
-                    <w:jc w:val="center"/>
-                  </w:pPr>
-                  <w:r>
-                    <w:t xml:space="preserve">50</w:t>
-                  </w:r>
-                </w:p>
-              </w:tc>
-              <w:tc>
-                <w:tcPr/>
-                <w:p>
-                  <w:pPr>
-                    <w:pStyle w:val="Compact"/>
-                    <w:jc w:val="right"/>
-                    <w:jc w:val="center"/>
-                  </w:pPr>
-                  <w:r>
-                    <w:t xml:space="preserve">175</w:t>
-                  </w:r>
-                </w:p>
-              </w:tc>
-              <w:tc>
-                <w:tcPr/>
-                <w:p>
-                  <w:pPr>
-                    <w:pStyle w:val="Compact"/>
-                    <w:jc w:val="right"/>
-                    <w:jc w:val="center"/>
-                  </w:pPr>
-                  <w:r>
-                    <w:t xml:space="preserve">300</w:t>
-                  </w:r>
-                </w:p>
-              </w:tc>
-              <w:tc>
-                <w:tcPr/>
-                <w:p>
-                  <w:pPr>
-                    <w:pStyle w:val="Compact"/>
-                    <w:jc w:val="right"/>
-                    <w:jc w:val="center"/>
-                  </w:pPr>
-                  <w:r>
-                    <w:t xml:space="preserve">200</w:t>
-                  </w:r>
-                </w:p>
-              </w:tc>
-              <w:tc>
-                <w:tcPr/>
-                <w:p>
-                  <w:pPr>
-                    <w:pStyle w:val="Compact"/>
-                    <w:jc w:val="left"/>
-                    <w:jc w:val="center"/>
-                  </w:pPr>
-                  <w:r>
-                    <w:t xml:space="preserve">120–280</w:t>
-                  </w:r>
-                </w:p>
-              </w:tc>
-              <w:tc>
-                <w:tcPr/>
-                <w:p>
-                  <w:pPr>
-                    <w:pStyle w:val="Compact"/>
-                    <w:jc w:val="right"/>
-                    <w:jc w:val="center"/>
-                  </w:pPr>
-                  <w:r>
-                    <w:t xml:space="preserve">1.56</w:t>
+                    <w:jc w:val="left"/>
+                    <w:jc w:val="center"/>
+                  </w:pPr>
+                  <w:r>
+                    <w:t xml:space="preserve">screening + RSM</w:t>
                   </w:r>
                 </w:p>
               </w:tc>
             </w:tr>
           </w:tbl>
-          <w:bookmarkEnd w:id="30"/>
+          <w:bookmarkEnd w:id="31"/>
           <w:p/>
         </w:tc>
       </w:tr>
     </w:tbl>
+    <w:bookmarkEnd w:id="32"/>
+    <w:bookmarkStart w:id="33" w:name="screening-design"/>
+    <w:p>
+      <w:pPr>
+        <w:pStyle w:val="Heading2"/>
+      </w:pPr>
+      <w:r>
+        <w:t xml:space="preserve">6.2 Screening design</w:t>
+      </w:r>
+    </w:p>
+    <w:p>
+      <w:pPr>
+        <w:pStyle w:val="FirstParagraph"/>
+      </w:pPr>
+      <w:r>
+        <w:t xml:space="preserve">The 4 multivariate parameters will be studied in a two-level full factorial</w:t>
+      </w:r>
+      <w:r>
+        <w:t xml:space="preserve"> </w:t>
+      </w:r>
+      <w:r>
+        <w:t xml:space="preserve">design of 16 runs, augmented with 3 centre points, for</w:t>
+      </w:r>
+      <w:r>
+        <w:t xml:space="preserve"> </w:t>
+      </w:r>
+      <w:r>
+        <w:t xml:space="preserve">19 runs in total. A full factorial in these parameters estimates every main</w:t>
+      </w:r>
+      <w:r>
+        <w:t xml:space="preserve"> </w:t>
+      </w:r>
+      <w:r>
+        <w:t xml:space="preserve">effect and every two-factor interaction without confounding, which the interaction between</w:t>
+      </w:r>
+      <w:r>
+        <w:t xml:space="preserve"> </w:t>
+      </w:r>
+      <w:r>
+        <w:t xml:space="preserve">load pH and wash conductivity requires. The centre points estimate pure error and give a</w:t>
+      </w:r>
+      <w:r>
+        <w:t xml:space="preserve"> </w:t>
+      </w:r>
+      <w:r>
+        <w:t xml:space="preserve">test for curvature, and curvature at the centre indicates that a quadratic model is needed.</w:t>
+      </w:r>
+    </w:p>
     <w:p>
       <w:pPr>
         <w:pStyle w:val="BodyText"/>
       </w:pPr>
       <w:r>
-        <w:t xml:space="preserve">The centre point of the design is the midpoint of each characterization range. For load</w:t>
-      </w:r>
-      <w:r>
-        <w:t xml:space="preserve"> </w:t>
-      </w:r>
-      <w:r>
-        <w:t xml:space="preserve">pH, for equilibration and wash-1 conductivity and for load conductivity that midpoint</w:t>
-      </w:r>
-      <w:r>
-        <w:t xml:space="preserve"> </w:t>
-      </w:r>
-      <w:r>
-        <w:t xml:space="preserve">coincides with the commercial set-point, but for protein load it lies below the set-point,</w:t>
-      </w:r>
-      <w:r>
-        <w:t xml:space="preserve"> </w:t>
-      </w:r>
-      <w:r>
-        <w:t xml:space="preserve">because the range was extended further downward than upward in order to cover the low-load</w:t>
-      </w:r>
-      <w:r>
-        <w:t xml:space="preserve"> </w:t>
-      </w:r>
-      <w:r>
-        <w:t xml:space="preserve">condition of a short campaign batch. The set-point of every factor is given in</w:t>
-      </w:r>
-      <w:r>
-        <w:t xml:space="preserve"> </w:t>
-      </w:r>
-      <w:hyperlink w:anchor="tbl-levels">
+        <w:t xml:space="preserve">Runs will be executed in randomized order within one resin lot and one load lot.</w:t>
+      </w:r>
+      <w:r>
+        <w:t xml:space="preserve"> </w:t>
+      </w:r>
+      <w:r>
+        <w:t xml:space="preserve">Randomization protects the estimates against drift in the load material, in the resin or in</w:t>
+      </w:r>
+      <w:r>
+        <w:t xml:space="preserve"> </w:t>
+      </w:r>
+      <w:r>
+        <w:t xml:space="preserve">the assay over the execution period. Where the design cannot be completed within one load</w:t>
+      </w:r>
+      <w:r>
+        <w:t xml:space="preserve"> </w:t>
+      </w:r>
+      <w:r>
+        <w:t xml:space="preserve">lot, the lots should be treated as a block and the block term reported with the effects.</w:t>
+      </w:r>
+      <w:r>
+        <w:t xml:space="preserve"> </w:t>
+      </w:r>
+      <w:r>
+        <w:t xml:space="preserve">The planned matrix is given in Appendix A.</w:t>
+      </w:r>
+    </w:p>
+    <w:bookmarkEnd w:id="33"/>
+    <w:bookmarkStart w:id="34" w:name="response-surface-design"/>
+    <w:p>
+      <w:pPr>
+        <w:pStyle w:val="Heading2"/>
+      </w:pPr>
+      <w:r>
+        <w:t xml:space="preserve">6.3 Response-surface design</w:t>
+      </w:r>
+    </w:p>
+    <w:p>
+      <w:pPr>
+        <w:pStyle w:val="FirstParagraph"/>
+      </w:pPr>
+      <w:r>
+        <w:t xml:space="preserve">The same parameters will be studied in a face-centred central composite design of</w:t>
+      </w:r>
+      <w:r>
+        <w:t xml:space="preserve"> </w:t>
+      </w:r>
+      <w:r>
+        <w:t xml:space="preserve">28 runs. The design adds 8 axial runs at the faces of the</w:t>
+      </w:r>
+      <w:r>
+        <w:t xml:space="preserve"> </w:t>
+      </w:r>
+      <w:r>
+        <w:t xml:space="preserve">cube to 16 factorial runs and 4 centre points. Axial</w:t>
+      </w:r>
+      <w:r>
+        <w:t xml:space="preserve"> </w:t>
+      </w:r>
+      <w:r>
+        <w:t xml:space="preserve">points placed at the faces keep every run inside the characterization range, which an axial</w:t>
+      </w:r>
+      <w:r>
+        <w:t xml:space="preserve"> </w:t>
+      </w:r>
+      <w:r>
+        <w:t xml:space="preserve">distance beyond the faces would not.</w:t>
+      </w:r>
+    </w:p>
+    <w:p>
+      <w:pPr>
+        <w:pStyle w:val="BodyText"/>
+      </w:pPr>
+      <w:r>
+        <w:t xml:space="preserve">The quadratic terms this design supports are needed because the net charge on a protein or</w:t>
+      </w:r>
+      <w:r>
+        <w:t xml:space="preserve"> </w:t>
+      </w:r>
+      <w:r>
+        <w:t xml:space="preserve">a capsid surface changes most steeply near its isoelectric point, so clearance rises more</w:t>
+      </w:r>
+      <w:r>
+        <w:t xml:space="preserve"> </w:t>
+      </w:r>
+      <w:r>
+        <w:t xml:space="preserve">sharply over the part of the load pH range that lies nearest the isoelectric point of the</w:t>
+      </w:r>
+      <w:r>
+        <w:t xml:space="preserve"> </w:t>
+      </w:r>
+      <w:r>
+        <w:t xml:space="preserve">bound species than over the rest of it. A design with two levels in each parameter would</w:t>
+      </w:r>
+      <w:r>
+        <w:t xml:space="preserve"> </w:t>
+      </w:r>
+      <w:r>
+        <w:t xml:space="preserve">fit that curve as a straight line and would put the edge of the operating region at the</w:t>
+      </w:r>
+      <w:r>
+        <w:t xml:space="preserve"> </w:t>
+      </w:r>
+      <w:r>
+        <w:t xml:space="preserve">wrong pH. The planned matrix is given in Appendix B.</w:t>
+      </w:r>
+    </w:p>
+    <w:p>
+      <w:pPr>
+        <w:pStyle w:val="BodyText"/>
+      </w:pPr>
+      <w:r>
+        <w:t xml:space="preserve">The response surface design will be executed on load material qualified under the criteria</w:t>
+      </w:r>
+      <w:r>
+        <w:t xml:space="preserve"> </w:t>
+      </w:r>
+      <w:r>
+        <w:t xml:space="preserve">in §7. Where it cannot be executed on the same load lot as the screening design, the second</w:t>
+      </w:r>
+      <w:r>
+        <w:t xml:space="preserve"> </w:t>
+      </w:r>
+      <w:r>
+        <w:t xml:space="preserve">lot will be compared with the first on charge variant profile, host cell protein and</w:t>
+      </w:r>
+      <w:r>
+        <w:t xml:space="preserve"> </w:t>
+      </w:r>
+      <w:r>
+        <w:t xml:space="preserve">protein concentration before the runs begin.</w:t>
+      </w:r>
+    </w:p>
+    <w:bookmarkEnd w:id="34"/>
+    <w:bookmarkStart w:id="35" w:name="univariate-assessment"/>
+    <w:p>
+      <w:pPr>
+        <w:pStyle w:val="Heading2"/>
+      </w:pPr>
+      <w:r>
+        <w:t xml:space="preserve">6.4 Univariate assessment</w:t>
+      </w:r>
+    </w:p>
+    <w:p>
+      <w:pPr>
+        <w:pStyle w:val="FirstParagraph"/>
+      </w:pPr>
+      <w:r>
+        <w:t xml:space="preserve">Operating flow rate will be assessed one at a time over the range in</w:t>
+      </w:r>
+      <w:r>
+        <w:t xml:space="preserve"> </w:t>
+      </w:r>
+      <w:hyperlink w:anchor="tbl-params">
         <w:r>
           <w:rPr>
             <w:rStyle w:val="Hyperlink"/>
@@ -5066,7 +5461,37 @@
         </w:r>
       </w:hyperlink>
       <w:r>
-        <w:t xml:space="preserve">, so the offset is visible.</w:t>
+        <w:t xml:space="preserve">, with</w:t>
+      </w:r>
+      <w:r>
+        <w:t xml:space="preserve"> </w:t>
+      </w:r>
+      <w:r>
+        <w:t xml:space="preserve">every other parameter held at its set-point. The low, the centre and the high setting of</w:t>
+      </w:r>
+      <w:r>
+        <w:t xml:space="preserve"> </w:t>
+      </w:r>
+      <w:r>
+        <w:t xml:space="preserve">the range will be executed, and pool host cell protein and step yield will be measured on</w:t>
+      </w:r>
+      <w:r>
+        <w:t xml:space="preserve"> </w:t>
+      </w:r>
+      <w:r>
+        <w:t xml:space="preserve">each. A viral clearance run at the high setting will be included, because residence time is</w:t>
+      </w:r>
+      <w:r>
+        <w:t xml:space="preserve"> </w:t>
+      </w:r>
+      <w:r>
+        <w:t xml:space="preserve">the mechanism by which flow rate could act on clearance and the high setting is the shortest</w:t>
+      </w:r>
+      <w:r>
+        <w:t xml:space="preserve"> </w:t>
+      </w:r>
+      <w:r>
+        <w:t xml:space="preserve">residence time in the range.</w:t>
       </w:r>
     </w:p>
     <w:p>
@@ -5074,65 +5499,68 @@
         <w:pStyle w:val="BodyText"/>
       </w:pPr>
       <w:r>
-        <w:t xml:space="preserve">Each range is justified separately. Load pH will be studied across the range over which</w:t>
-      </w:r>
-      <w:r>
-        <w:t xml:space="preserve"> </w:t>
-      </w:r>
-      <w:r>
-        <w:t xml:space="preserve">the neutralized cation exchange pool can be held without approaching the isoelectric point</w:t>
-      </w:r>
-      <w:r>
-        <w:t xml:space="preserve"> </w:t>
-      </w:r>
-      <w:r>
-        <w:t xml:space="preserve">of the antibody, and the conductivity of the equilibration and wash-1 buffer will be</w:t>
-      </w:r>
-      <w:r>
-        <w:t xml:space="preserve"> </w:t>
-      </w:r>
-      <w:r>
-        <w:t xml:space="preserve">studied across the range that buffer preparation can deliver reproducibly. Load</w:t>
-      </w:r>
-      <w:r>
-        <w:t xml:space="preserve"> </w:t>
-      </w:r>
-      <w:r>
-        <w:t xml:space="preserve">conductivity will be studied up to the highest value a neutralized cation exchange pool</w:t>
-      </w:r>
-      <w:r>
-        <w:t xml:space="preserve"> </w:t>
-      </w:r>
-      <w:r>
-        <w:t xml:space="preserve">can reach, so that the study bounds the worst input this step can receive. Protein load</w:t>
-      </w:r>
-      <w:r>
-        <w:t xml:space="preserve"> </w:t>
-      </w:r>
-      <w:r>
-        <w:t xml:space="preserve">will be studied from a low value typical of a short campaign batch up to a value above the</w:t>
-      </w:r>
-      <w:r>
-        <w:t xml:space="preserve"> </w:t>
-      </w:r>
-      <w:r>
-        <w:t xml:space="preserve">highest planned commercial load, and operating flow rate will be studied across the range</w:t>
-      </w:r>
-      <w:r>
-        <w:t xml:space="preserve"> </w:t>
-      </w:r>
-      <w:r>
-        <w:t xml:space="preserve">the commercial skid can deliver.</w:t>
-      </w:r>
-    </w:p>
-    <w:bookmarkEnd w:id="31"/>
-    <w:bookmarkStart w:id="32" w:name="screening-design"/>
-    <w:p>
-      <w:pPr>
-        <w:pStyle w:val="Heading2"/>
-      </w:pPr>
-      <w:r>
-        <w:t xml:space="preserve">6.2 Screening design</w:t>
+        <w:t xml:space="preserve">A univariate assessment cannot resolve an interaction between flow rate and another</w:t>
+      </w:r>
+      <w:r>
+        <w:t xml:space="preserve"> </w:t>
+      </w:r>
+      <w:r>
+        <w:t xml:space="preserve">parameter, and the claim it supports is bounded by the assumption that the effect of</w:t>
+      </w:r>
+      <w:r>
+        <w:t xml:space="preserve"> </w:t>
+      </w:r>
+      <w:r>
+        <w:t xml:space="preserve">flow rate does not depend on where the other parameters sit. Binding of the small,</w:t>
+      </w:r>
+      <w:r>
+        <w:t xml:space="preserve"> </w:t>
+      </w:r>
+      <w:r>
+        <w:t xml:space="preserve">highly charged impurities is fast relative to the residence time at every flow rate in</w:t>
+      </w:r>
+      <w:r>
+        <w:t xml:space="preserve"> </w:t>
+      </w:r>
+      <w:r>
+        <w:t xml:space="preserve">the range, so residence time is not expected to limit clearance anywhere in the design.</w:t>
+      </w:r>
+      <w:r>
+        <w:t xml:space="preserve"> </w:t>
+      </w:r>
+      <w:r>
+        <w:t xml:space="preserve">Should the assessment show an effect of flow rate on any response, the parameter will be</w:t>
+      </w:r>
+      <w:r>
+        <w:t xml:space="preserve"> </w:t>
+      </w:r>
+      <w:r>
+        <w:t xml:space="preserve">carried into a multivariate design before its range is claimed.</w:t>
+      </w:r>
+    </w:p>
+    <w:p>
+      <w:pPr>
+        <w:pStyle w:val="BodyText"/>
+      </w:pPr>
+      <w:r>
+        <w:t xml:space="preserve">The result will support the range for flow rate as a proven acceptable range, and it will</w:t>
+      </w:r>
+      <w:r>
+        <w:t xml:space="preserve"> </w:t>
+      </w:r>
+      <w:r>
+        <w:t xml:space="preserve">not enter the response surface model.</w:t>
+      </w:r>
+    </w:p>
+    <w:bookmarkEnd w:id="35"/>
+    <w:bookmarkEnd w:id="36"/>
+    <w:bookmarkStart w:id="37" w:name="acceptance-and-decision-criteria"/>
+    <w:p>
+      <w:pPr>
+        <w:pStyle w:val="Heading1"/>
+      </w:pPr>
+      <w:r>
+        <w:t xml:space="preserve">7. Acceptance and decision criteria</w:t>
       </w:r>
     </w:p>
     <w:p>
@@ -5140,43 +5568,19 @@
         <w:pStyle w:val="FirstParagraph"/>
       </w:pPr>
       <w:r>
-        <w:t xml:space="preserve">The screening design is a two-level full factorial in the 4</w:t>
-      </w:r>
-      <w:r>
-        <w:t xml:space="preserve"> </w:t>
-      </w:r>
-      <w:r>
-        <w:t xml:space="preserve">multivariate factors augmented with 3 centre points, giving</w:t>
-      </w:r>
-      <w:r>
-        <w:t xml:space="preserve"> </w:t>
-      </w:r>
-      <w:r>
-        <w:t xml:space="preserve">19 runs in total. A full factorial was chosen over a fractional design,</w:t>
-      </w:r>
-      <w:r>
-        <w:t xml:space="preserve"> </w:t>
-      </w:r>
-      <w:r>
-        <w:t xml:space="preserve">because 4 factors are few enough for the full design to be affordable</w:t>
-      </w:r>
-      <w:r>
-        <w:t xml:space="preserve"> </w:t>
-      </w:r>
-      <w:r>
-        <w:t xml:space="preserve">at scale-down. It estimates all 4 main effects and all</w:t>
-      </w:r>
-      <w:r>
-        <w:t xml:space="preserve"> </w:t>
-      </w:r>
-      <w:r>
-        <w:t xml:space="preserve">6 two-factor interactions without aliasing. Runs will be randomized</w:t>
-      </w:r>
-      <w:r>
-        <w:t xml:space="preserve"> </w:t>
-      </w:r>
-      <w:r>
-        <w:t xml:space="preserve">within the campaign, and the planned coded matrix is given in Appendix A.</w:t>
+        <w:t xml:space="preserve">This section states the rules by which the study will be judged. PCR-008 will report the</w:t>
+      </w:r>
+      <w:r>
+        <w:t xml:space="preserve"> </w:t>
+      </w:r>
+      <w:r>
+        <w:t xml:space="preserve">executed study against each of them, and a criterion that is not met will be dispositioned</w:t>
+      </w:r>
+      <w:r>
+        <w:t xml:space="preserve"> </w:t>
+      </w:r>
+      <w:r>
+        <w:t xml:space="preserve">as a deviation rather than revised after the fact.</w:t>
       </w:r>
     </w:p>
     <w:p>
@@ -5184,23 +5588,299 @@
         <w:pStyle w:val="BodyText"/>
       </w:pPr>
       <w:r>
-        <w:t xml:space="preserve">The screening stage identifies the factors that matter. It does not define the operating</w:t>
-      </w:r>
-      <w:r>
-        <w:t xml:space="preserve"> </w:t>
-      </w:r>
-      <w:r>
-        <w:t xml:space="preserve">region.</w:t>
-      </w:r>
-    </w:p>
-    <w:bookmarkEnd w:id="32"/>
-    <w:bookmarkStart w:id="33" w:name="response-surface-design"/>
-    <w:p>
-      <w:pPr>
-        <w:pStyle w:val="Heading2"/>
-      </w:pPr>
-      <w:r>
-        <w:t xml:space="preserve">6.3 Response-surface design</w:t>
+        <w:t xml:space="preserve">The scale-down model will be accepted where the qualification in §5.1 finds no</w:t>
+      </w:r>
+      <w:r>
+        <w:t xml:space="preserve"> </w:t>
+      </w:r>
+      <w:r>
+        <w:t xml:space="preserve">statistically significant difference between the model and commercial-equivalent operation</w:t>
+      </w:r>
+      <w:r>
+        <w:t xml:space="preserve"> </w:t>
+      </w:r>
+      <w:r>
+        <w:t xml:space="preserve">on the compared attributes. An unqualified model releases no characterization run.</w:t>
+      </w:r>
+    </w:p>
+    <w:p>
+      <w:pPr>
+        <w:pStyle w:val="BodyText"/>
+      </w:pPr>
+      <w:r>
+        <w:t xml:space="preserve">Load material will be accepted as representative where its charge variant profile by</w:t>
+      </w:r>
+      <w:r>
+        <w:t xml:space="preserve"> </w:t>
+      </w:r>
+      <w:r>
+        <w:t xml:space="preserve">icIEF, its host cell protein content, its protein concentration, its pH and its</w:t>
+      </w:r>
+      <w:r>
+        <w:t xml:space="preserve"> </w:t>
+      </w:r>
+      <w:r>
+        <w:t xml:space="preserve">conductivity fall within the release profile of the cation exchange pool. Load material</w:t>
+      </w:r>
+      <w:r>
+        <w:t xml:space="preserve"> </w:t>
+      </w:r>
+      <w:r>
+        <w:t xml:space="preserve">outside that profile is not representative of routine operation, and a design executed</w:t>
+      </w:r>
+      <w:r>
+        <w:t xml:space="preserve"> </w:t>
+      </w:r>
+      <w:r>
+        <w:t xml:space="preserve">on it will be invalidated for the definition of the operating region and re-executed in</w:t>
+      </w:r>
+      <w:r>
+        <w:t xml:space="preserve"> </w:t>
+      </w:r>
+      <w:r>
+        <w:t xml:space="preserve">full on a qualified load. Data from an invalidated execution will be retained and may be</w:t>
+      </w:r>
+      <w:r>
+        <w:t xml:space="preserve"> </w:t>
+      </w:r>
+      <w:r>
+        <w:t xml:space="preserve">used to investigate and confirm the cause, and they will not be used to set a range, a</w:t>
+      </w:r>
+      <w:r>
+        <w:t xml:space="preserve"> </w:t>
+      </w:r>
+      <w:r>
+        <w:t xml:space="preserve">classification or a clearance claim.</w:t>
+      </w:r>
+    </w:p>
+    <w:p>
+      <w:pPr>
+        <w:pStyle w:val="BodyText"/>
+      </w:pPr>
+      <w:r>
+        <w:t xml:space="preserve">A model will be accepted as adequate where the lack of fit test in §5.5 returns p ≥ 0.05</w:t>
+      </w:r>
+      <w:r>
+        <w:t xml:space="preserve"> </w:t>
+      </w:r>
+      <w:r>
+        <w:t xml:space="preserve">against pure error and the residual diagnostics show no structure. Where lack of fit is</w:t>
+      </w:r>
+      <w:r>
+        <w:t xml:space="preserve"> </w:t>
+      </w:r>
+      <w:r>
+        <w:t xml:space="preserve">significant, the model may still be used for prediction if the residual standard error is</w:t>
+      </w:r>
+      <w:r>
+        <w:t xml:space="preserve"> </w:t>
+      </w:r>
+      <w:r>
+        <w:t xml:space="preserve">small relative to the margin between the predicted response and its limit, and the</w:t>
+      </w:r>
+      <w:r>
+        <w:t xml:space="preserve"> </w:t>
+      </w:r>
+      <w:r>
+        <w:t xml:space="preserve">justification for using it will be recorded in PCR-008. A model that is neither adequate</w:t>
+      </w:r>
+      <w:r>
+        <w:t xml:space="preserve"> </w:t>
+      </w:r>
+      <w:r>
+        <w:t xml:space="preserve">nor justified supports no range, and the affected response will be reported without a</w:t>
+      </w:r>
+      <w:r>
+        <w:t xml:space="preserve"> </w:t>
+      </w:r>
+      <w:r>
+        <w:t xml:space="preserve">predictive model.</w:t>
+      </w:r>
+    </w:p>
+    <w:p>
+      <w:pPr>
+        <w:pStyle w:val="BodyText"/>
+      </w:pPr>
+      <w:r>
+        <w:t xml:space="preserve">Each governed response will be judged against the criterion that applies to it at this</w:t>
+      </w:r>
+      <w:r>
+        <w:t xml:space="preserve"> </w:t>
+      </w:r>
+      <w:r>
+        <w:t xml:space="preserve">step. Pool host cell protein will be judged against the in-process limit of</w:t>
+      </w:r>
+      <w:r>
+        <w:t xml:space="preserve"> </w:t>
+      </w:r>
+      <w:r>
+        <w:t xml:space="preserve">21.7 ng/mg, which is carried back from the drug substance</w:t>
+      </w:r>
+      <w:r>
+        <w:t xml:space="preserve"> </w:t>
+      </w:r>
+      <w:r>
+        <w:t xml:space="preserve">criterion of 100 ng/mg through the clearance the downstream steps</w:t>
+      </w:r>
+      <w:r>
+        <w:t xml:space="preserve"> </w:t>
+      </w:r>
+      <w:r>
+        <w:t xml:space="preserve">deliver and divided by a safety factor of 4.6. Clearance of</w:t>
+      </w:r>
+      <w:r>
+        <w:t xml:space="preserve"> </w:t>
+      </w:r>
+      <w:r>
+        <w:t xml:space="preserve">xenotropic murine leukaemia virus will be judged against a step floor of</w:t>
+      </w:r>
+      <w:r>
+        <w:t xml:space="preserve"> </w:t>
+      </w:r>
+      <w:r>
+        <w:t xml:space="preserve">3.78 log10, and clearance of minute virus of mice against a</w:t>
+      </w:r>
+      <w:r>
+        <w:t xml:space="preserve"> </w:t>
+      </w:r>
+      <w:r>
+        <w:t xml:space="preserve">step floor of 3.28 log10. Each floor is the cumulative</w:t>
+      </w:r>
+      <w:r>
+        <w:t xml:space="preserve"> </w:t>
+      </w:r>
+      <w:r>
+        <w:t xml:space="preserve">requirement for that virus, 16.7 and 8.6</w:t>
+      </w:r>
+      <w:r>
+        <w:t xml:space="preserve"> </w:t>
+      </w:r>
+      <w:r>
+        <w:t xml:space="preserve">log10 respectively, less the clearance credited to the other contributing steps. Step</w:t>
+      </w:r>
+      <w:r>
+        <w:t xml:space="preserve"> </w:t>
+      </w:r>
+      <w:r>
+        <w:t xml:space="preserve">yield carries no acceptance criterion at this step and will be reported as a performance</w:t>
+      </w:r>
+      <w:r>
+        <w:t xml:space="preserve"> </w:t>
+      </w:r>
+      <w:r>
+        <w:t xml:space="preserve">attribute.</w:t>
+      </w:r>
+    </w:p>
+    <w:p>
+      <w:pPr>
+        <w:pStyle w:val="BodyText"/>
+      </w:pPr>
+      <w:r>
+        <w:t xml:space="preserve">The multivariate operating region will be declared over the part of the characterized</w:t>
+      </w:r>
+      <w:r>
+        <w:t xml:space="preserve"> </w:t>
+      </w:r>
+      <w:r>
+        <w:t xml:space="preserve">region in which every governed response meets its criterion simultaneously. The normal</w:t>
+      </w:r>
+      <w:r>
+        <w:t xml:space="preserve"> </w:t>
+      </w:r>
+      <w:r>
+        <w:t xml:space="preserve">operating range of every parameter must fall inside that region. Where it does not, the</w:t>
+      </w:r>
+      <w:r>
+        <w:t xml:space="preserve"> </w:t>
+      </w:r>
+      <w:r>
+        <w:t xml:space="preserve">normal operating range will be narrowed in the control strategy and the change will be</w:t>
+      </w:r>
+      <w:r>
+        <w:t xml:space="preserve"> </w:t>
+      </w:r>
+      <w:r>
+        <w:t xml:space="preserve">carried into PCMR-001.</w:t>
+      </w:r>
+    </w:p>
+    <w:p>
+      <w:pPr>
+        <w:pStyle w:val="BodyText"/>
+      </w:pPr>
+      <w:r>
+        <w:t xml:space="preserve">Each parameter will be classified under SOP-4001 from the effect demonstrated on a critical</w:t>
+      </w:r>
+      <w:r>
+        <w:t xml:space="preserve"> </w:t>
+      </w:r>
+      <w:r>
+        <w:t xml:space="preserve">quality attribute and from the capability with which the parameter is held. A parameter</w:t>
+      </w:r>
+      <w:r>
+        <w:t xml:space="preserve"> </w:t>
+      </w:r>
+      <w:r>
+        <w:t xml:space="preserve">that acts on a critical quality attribute and is held well inside its acceptable range is a</w:t>
+      </w:r>
+      <w:r>
+        <w:t xml:space="preserve"> </w:t>
+      </w:r>
+      <w:r>
+        <w:t xml:space="preserve">well-controlled critical process parameter. A parameter that acts on process performance</w:t>
+      </w:r>
+      <w:r>
+        <w:t xml:space="preserve"> </w:t>
+      </w:r>
+      <w:r>
+        <w:t xml:space="preserve">without acting on a quality attribute is a key process parameter. A parameter with no</w:t>
+      </w:r>
+      <w:r>
+        <w:t xml:space="preserve"> </w:t>
+      </w:r>
+      <w:r>
+        <w:t xml:space="preserve">demonstrated effect on either is a general process parameter, and the range studied bounds</w:t>
+      </w:r>
+      <w:r>
+        <w:t xml:space="preserve"> </w:t>
+      </w:r>
+      <w:r>
+        <w:t xml:space="preserve">that classification.</w:t>
+      </w:r>
+    </w:p>
+    <w:p>
+      <w:pPr>
+        <w:pStyle w:val="BodyText"/>
+      </w:pPr>
+      <w:r>
+        <w:t xml:space="preserve">The study will be judged complete when the scale-down model is qualified, every planned run</w:t>
+      </w:r>
+      <w:r>
+        <w:t xml:space="preserve"> </w:t>
+      </w:r>
+      <w:r>
+        <w:t xml:space="preserve">is executed or dispositioned, every response has an adequate model or a stated reason for</w:t>
+      </w:r>
+      <w:r>
+        <w:t xml:space="preserve"> </w:t>
+      </w:r>
+      <w:r>
+        <w:t xml:space="preserve">the absence of one, the proven acceptable ranges bracket the normal operating ranges, and</w:t>
+      </w:r>
+      <w:r>
+        <w:t xml:space="preserve"> </w:t>
+      </w:r>
+      <w:r>
+        <w:t xml:space="preserve">the clearance measured for both model viruses meets the step floors given above.</w:t>
+      </w:r>
+    </w:p>
+    <w:bookmarkEnd w:id="37"/>
+    <w:bookmarkStart w:id="38" w:name="X6e399b04be57e9d5f909b4238f9408193405dfd"/>
+    <w:p>
+      <w:pPr>
+        <w:pStyle w:val="Heading1"/>
+      </w:pPr>
+      <w:r>
+        <w:t xml:space="preserve">8. Proven acceptable ranges (planned analysis)</w:t>
       </w:r>
     </w:p>
     <w:p>
@@ -5208,43 +5888,25 @@
         <w:pStyle w:val="FirstParagraph"/>
       </w:pPr>
       <w:r>
-        <w:t xml:space="preserve">The response-surface design is a face-centred central composite design (CCD) over the</w:t>
-      </w:r>
-      <w:r>
-        <w:t xml:space="preserve"> </w:t>
-      </w:r>
-      <w:r>
-        <w:t xml:space="preserve">same 4 factors, comprising 16 factorial runs,</w:t>
-      </w:r>
-      <w:r>
-        <w:t xml:space="preserve"> </w:t>
-      </w:r>
-      <w:r>
-        <w:t xml:space="preserve">8 axial runs and 4 centre points, or</w:t>
-      </w:r>
-      <w:r>
-        <w:t xml:space="preserve"> </w:t>
-      </w:r>
-      <w:r>
-        <w:t xml:space="preserve">28 runs in total. The axial runs sit on the faces of the cube, so that</w:t>
-      </w:r>
-      <w:r>
-        <w:t xml:space="preserve"> </w:t>
-      </w:r>
-      <w:r>
-        <w:t xml:space="preserve">no run falls outside the characterization range and every setting stays inside the range</w:t>
-      </w:r>
-      <w:r>
-        <w:t xml:space="preserve"> </w:t>
-      </w:r>
-      <w:r>
-        <w:t xml:space="preserve">the step can actually deliver. That choice costs some precision on the pure quadratic</w:t>
-      </w:r>
-      <w:r>
-        <w:t xml:space="preserve"> </w:t>
-      </w:r>
-      <w:r>
-        <w:t xml:space="preserve">terms, and it is stated here because the operating region will rest on this model.</w:t>
+        <w:t xml:space="preserve">A proven acceptable range is the range of one parameter over which the attribute it governs</w:t>
+      </w:r>
+      <w:r>
+        <w:t xml:space="preserve"> </w:t>
+      </w:r>
+      <w:r>
+        <w:t xml:space="preserve">stays within its criterion, with the other parameters held or varied as the analysis</w:t>
+      </w:r>
+      <w:r>
+        <w:t xml:space="preserve"> </w:t>
+      </w:r>
+      <w:r>
+        <w:t xml:space="preserve">states. Two analyses will be run for every pair of a parameter and an attribute it governs,</w:t>
+      </w:r>
+      <w:r>
+        <w:t xml:space="preserve"> </w:t>
+      </w:r>
+      <w:r>
+        <w:t xml:space="preserve">and both will be reported.</w:t>
       </w:r>
     </w:p>
     <w:p>
@@ -5252,47 +5914,167 @@
         <w:pStyle w:val="BodyText"/>
       </w:pPr>
       <w:r>
-        <w:t xml:space="preserve">All 4 multivariate factors are carried into the response-surface</w:t>
-      </w:r>
-      <w:r>
-        <w:t xml:space="preserve"> </w:t>
-      </w:r>
-      <w:r>
-        <w:t xml:space="preserve">design, since each is expected to act on at least one governed response by the mechanism</w:t>
-      </w:r>
-      <w:r>
-        <w:t xml:space="preserve"> </w:t>
-      </w:r>
-      <w:r>
-        <w:t xml:space="preserve">given in §4.1. A factor found inactive for every governed response at screening will be</w:t>
-      </w:r>
-      <w:r>
-        <w:t xml:space="preserve"> </w:t>
-      </w:r>
-      <w:r>
-        <w:t xml:space="preserve">dropped from the fitted model. It will be retained in the knowledge space as evidence of</w:t>
-      </w:r>
-      <w:r>
-        <w:t xml:space="preserve"> </w:t>
-      </w:r>
-      <w:r>
-        <w:t xml:space="preserve">robustness, and its classification will be argued from that null result. The planned</w:t>
-      </w:r>
-      <w:r>
-        <w:t xml:space="preserve"> </w:t>
-      </w:r>
-      <w:r>
-        <w:t xml:space="preserve">coded matrix is given in Appendix B.</w:t>
-      </w:r>
-    </w:p>
-    <w:bookmarkEnd w:id="33"/>
-    <w:bookmarkStart w:id="34" w:name="univariate-assessment"/>
-    <w:p>
-      <w:pPr>
-        <w:pStyle w:val="Heading2"/>
-      </w:pPr>
-      <w:r>
-        <w:t xml:space="preserve">6.4 Univariate assessment</w:t>
+        <w:t xml:space="preserve">The first holds the other parameters at their set-points and evaluates the fitted</w:t>
+      </w:r>
+      <w:r>
+        <w:t xml:space="preserve"> </w:t>
+      </w:r>
+      <w:r>
+        <w:t xml:space="preserve">response surface model across the parameter’s characterization range. The second varies</w:t>
+      </w:r>
+      <w:r>
+        <w:t xml:space="preserve"> </w:t>
+      </w:r>
+      <w:r>
+        <w:t xml:space="preserve">the other parameters within their normal operating ranges by Monte-Carlo simulation of</w:t>
+      </w:r>
+      <w:r>
+        <w:t xml:space="preserve"> </w:t>
+      </w:r>
+      <w:r>
+        <w:t xml:space="preserve">the fitted model, including its residual variance, and reads the range over which the</w:t>
+      </w:r>
+      <w:r>
+        <w:t xml:space="preserve"> </w:t>
+      </w:r>
+      <w:r>
+        <w:t xml:space="preserve">predictive interval of the response stays within the criterion. The interval used is two</w:t>
+      </w:r>
+      <w:r>
+        <w:t xml:space="preserve"> </w:t>
+      </w:r>
+      <w:r>
+        <w:t xml:space="preserve">sided and covers the central 95 % of the simulated distribution. The normal operating</w:t>
+      </w:r>
+      <w:r>
+        <w:t xml:space="preserve"> </w:t>
+      </w:r>
+      <w:r>
+        <w:t xml:space="preserve">ranges in the control strategy will be set from the second analysis, and the first will</w:t>
+      </w:r>
+      <w:r>
+        <w:t xml:space="preserve"> </w:t>
+      </w:r>
+      <w:r>
+        <w:t xml:space="preserve">be reported beside it.</w:t>
+      </w:r>
+    </w:p>
+    <w:p>
+      <w:pPr>
+        <w:pStyle w:val="BodyText"/>
+      </w:pPr>
+      <w:r>
+        <w:t xml:space="preserve">The analysis will be evaluated on a grid of 81 settings across the</w:t>
+      </w:r>
+      <w:r>
+        <w:t xml:space="preserve"> </w:t>
+      </w:r>
+      <w:r>
+        <w:t xml:space="preserve">characterization range, with 2,000 Monte-Carlo draws at each</w:t>
+      </w:r>
+      <w:r>
+        <w:t xml:space="preserve"> </w:t>
+      </w:r>
+      <w:r>
+        <w:t xml:space="preserve">setting, under a fixed random seed recorded with the analysis (§9). A range will be</w:t>
+      </w:r>
+      <w:r>
+        <w:t xml:space="preserve"> </w:t>
+      </w:r>
+      <w:r>
+        <w:t xml:space="preserve">reported only where the acceptable settings form one contiguous interval containing the</w:t>
+      </w:r>
+      <w:r>
+        <w:t xml:space="preserve"> </w:t>
+      </w:r>
+      <w:r>
+        <w:t xml:space="preserve">set-point. Where they do not, the discontinuity will be reported as it stands and no range</w:t>
+      </w:r>
+      <w:r>
+        <w:t xml:space="preserve"> </w:t>
+      </w:r>
+      <w:r>
+        <w:t xml:space="preserve">will be claimed for that pair.</w:t>
+      </w:r>
+    </w:p>
+    <w:p>
+      <w:pPr>
+        <w:pStyle w:val="BodyText"/>
+      </w:pPr>
+      <w:r>
+        <w:t xml:space="preserve">Each range will be reported in the natural units of the parameter together with the</w:t>
+      </w:r>
+      <w:r>
+        <w:t xml:space="preserve"> </w:t>
+      </w:r>
+      <w:r>
+        <w:t xml:space="preserve">criterion it was measured against (§7). For each governed attribute the report will also</w:t>
+      </w:r>
+      <w:r>
+        <w:t xml:space="preserve"> </w:t>
+      </w:r>
+      <w:r>
+        <w:t xml:space="preserve">carry a plot of the response against its governing parameter, with the acceptable region</w:t>
+      </w:r>
+      <w:r>
+        <w:t xml:space="preserve"> </w:t>
+      </w:r>
+      <w:r>
+        <w:t xml:space="preserve">shaded green and the set-point and the normal operating range marked. The governing</w:t>
+      </w:r>
+      <w:r>
+        <w:t xml:space="preserve"> </w:t>
+      </w:r>
+      <w:r>
+        <w:t xml:space="preserve">parameter is the multivariate parameter with the largest main effect on that attribute</w:t>
+      </w:r>
+      <w:r>
+        <w:t xml:space="preserve"> </w:t>
+      </w:r>
+      <w:r>
+        <w:t xml:space="preserve">in the response surface model.</w:t>
+      </w:r>
+    </w:p>
+    <w:p>
+      <w:pPr>
+        <w:pStyle w:val="BodyText"/>
+      </w:pPr>
+      <w:r>
+        <w:t xml:space="preserve">The univariate proven acceptable range for operating flow rate will be derived from the</w:t>
+      </w:r>
+      <w:r>
+        <w:t xml:space="preserve"> </w:t>
+      </w:r>
+      <w:r>
+        <w:t xml:space="preserve">assessment in §6.4 and reported beside the multivariate ranges, with the assumption stated</w:t>
+      </w:r>
+      <w:r>
+        <w:t xml:space="preserve"> </w:t>
+      </w:r>
+      <w:r>
+        <w:t xml:space="preserve">in §6.4 attached to it. Where a proven acceptable range does not contain the whole normal</w:t>
+      </w:r>
+      <w:r>
+        <w:t xml:space="preserve"> </w:t>
+      </w:r>
+      <w:r>
+        <w:t xml:space="preserve">operating range, the normal operating range will be narrowed rather than the criterion</w:t>
+      </w:r>
+      <w:r>
+        <w:t xml:space="preserve"> </w:t>
+      </w:r>
+      <w:r>
+        <w:t xml:space="preserve">relaxed.</w:t>
+      </w:r>
+    </w:p>
+    <w:bookmarkEnd w:id="38"/>
+    <w:bookmarkStart w:id="39" w:name="data-management-and-integrity"/>
+    <w:p>
+      <w:pPr>
+        <w:pStyle w:val="Heading1"/>
+      </w:pPr>
+      <w:r>
+        <w:t xml:space="preserve">9. Data management and integrity</w:t>
       </w:r>
     </w:p>
     <w:p>
@@ -5300,43 +6082,25 @@
         <w:pStyle w:val="FirstParagraph"/>
       </w:pPr>
       <w:r>
-        <w:t xml:space="preserve">Operating flow rate will be assessed one factor at a time, at the low edge, the centre and</w:t>
-      </w:r>
-      <w:r>
-        <w:t xml:space="preserve"> </w:t>
-      </w:r>
-      <w:r>
-        <w:t xml:space="preserve">the high edge of its characterization range, with every other parameter held at its</w:t>
-      </w:r>
-      <w:r>
-        <w:t xml:space="preserve"> </w:t>
-      </w:r>
-      <w:r>
-        <w:t xml:space="preserve">set-point. Flow rate acts on this step through residence time and not through the binding</w:t>
-      </w:r>
-      <w:r>
-        <w:t xml:space="preserve"> </w:t>
-      </w:r>
-      <w:r>
-        <w:t xml:space="preserve">chemistry, so an interaction with pH or with conductivity is not expected. On that basis a</w:t>
-      </w:r>
-      <w:r>
-        <w:t xml:space="preserve"> </w:t>
-      </w:r>
-      <w:r>
-        <w:t xml:space="preserve">univariate assessment over three levels is sufficient to bound its range. If the assessment shows an effect on any governed response, the</w:t>
-      </w:r>
-      <w:r>
-        <w:t xml:space="preserve"> </w:t>
-      </w:r>
-      <w:r>
-        <w:t xml:space="preserve">parameter will be added to a supplementary multivariate design and PCR-008 will report</w:t>
-      </w:r>
-      <w:r>
-        <w:t xml:space="preserve"> </w:t>
-      </w:r>
-      <w:r>
-        <w:t xml:space="preserve">that change.</w:t>
+        <w:t xml:space="preserve">Data generated under this plan will be attributable, legible, contemporaneous, original and</w:t>
+      </w:r>
+      <w:r>
+        <w:t xml:space="preserve"> </w:t>
+      </w:r>
+      <w:r>
+        <w:t xml:space="preserve">accurate, and the records will be complete, consistent, enduring and available. Raw data</w:t>
+      </w:r>
+      <w:r>
+        <w:t xml:space="preserve"> </w:t>
+      </w:r>
+      <w:r>
+        <w:t xml:space="preserve">will be captured in the chromatography control system, in the laboratory information system</w:t>
+      </w:r>
+      <w:r>
+        <w:t xml:space="preserve"> </w:t>
+      </w:r>
+      <w:r>
+        <w:t xml:space="preserve">and on the analytical instruments that generate them, with audit trails enabled.</w:t>
       </w:r>
     </w:p>
     <w:p>
@@ -5344,131 +6108,133 @@
         <w:pStyle w:val="BodyText"/>
       </w:pPr>
       <w:r>
-        <w:t xml:space="preserve">Residual DNA and leached Protein A will be measured across both multivariate designs but</w:t>
-      </w:r>
-      <w:r>
-        <w:t xml:space="preserve"> </w:t>
-      </w:r>
-      <w:r>
-        <w:t xml:space="preserve">are not carried as response-surface responses. Platform experience indicates that this</w:t>
-      </w:r>
-      <w:r>
-        <w:t xml:space="preserve"> </w:t>
-      </w:r>
-      <w:r>
-        <w:t xml:space="preserve">step clears both to well below their drug substance limits (</w:t>
-      </w:r>
-      <w:hyperlink w:anchor="tbl-cqa-clear">
+        <w:t xml:space="preserve">Each run will carry the identity of the resin lot, the packed column, the load lot, the</w:t>
+      </w:r>
+      <w:r>
+        <w:t xml:space="preserve"> </w:t>
+      </w:r>
+      <w:r>
+        <w:t xml:space="preserve">buffer lots, the instrument and the analyst. Chromatograms and instrument files will be</w:t>
+      </w:r>
+      <w:r>
+        <w:t xml:space="preserve"> </w:t>
+      </w:r>
+      <w:r>
+        <w:t xml:space="preserve">retained in their original electronic form. A run that is aborted or that departs from</w:t>
+      </w:r>
+      <w:r>
+        <w:t xml:space="preserve"> </w:t>
+      </w:r>
+      <w:r>
+        <w:t xml:space="preserve">SOP-2011 will be recorded with the reason, and the disposition of its data will be decided</w:t>
+      </w:r>
+      <w:r>
+        <w:t xml:space="preserve"> </w:t>
+      </w:r>
+      <w:r>
+        <w:t xml:space="preserve">before the analysis begins.</w:t>
+      </w:r>
+    </w:p>
+    <w:p>
+      <w:pPr>
+        <w:pStyle w:val="BodyText"/>
+      </w:pPr>
+      <w:r>
+        <w:t xml:space="preserve">The statistical analysis will be executed by a scripted analysis held under version</w:t>
+      </w:r>
+      <w:r>
+        <w:t xml:space="preserve"> </w:t>
+      </w:r>
+      <w:r>
+        <w:t xml:space="preserve">control, and the script, its inputs and its outputs will be retained with the study record.</w:t>
+      </w:r>
+      <w:r>
+        <w:t xml:space="preserve"> </w:t>
+      </w:r>
+      <w:r>
+        <w:t xml:space="preserve">The Monte-Carlo analyses use a fixed random seed of 20240724, so that a</w:t>
+      </w:r>
+      <w:r>
+        <w:t xml:space="preserve"> </w:t>
+      </w:r>
+      <w:r>
+        <w:t xml:space="preserve">reported range can be reproduced exactly from the same data. Any change to the analysis</w:t>
+      </w:r>
+      <w:r>
+        <w:t xml:space="preserve"> </w:t>
+      </w:r>
+      <w:r>
+        <w:t xml:space="preserve">after the first execution will be recorded with its reason.</w:t>
+      </w:r>
+    </w:p>
+    <w:p>
+      <w:pPr>
+        <w:pStyle w:val="BodyText"/>
+      </w:pPr>
+      <w:r>
+        <w:t xml:space="preserve">Data will be reviewed by a second qualified person against the raw records before the</w:t>
+      </w:r>
+      <w:r>
+        <w:t xml:space="preserve"> </w:t>
+      </w:r>
+      <w:r>
+        <w:t xml:space="preserve">analysis is run, and the review will be documented. Deviations from this plan will be</w:t>
+      </w:r>
+      <w:r>
+        <w:t xml:space="preserve"> </w:t>
+      </w:r>
+      <w:r>
+        <w:t xml:space="preserve">recorded and dispositioned in PCR-008 under the site deviation procedure, with an impact</w:t>
+      </w:r>
+      <w:r>
+        <w:t xml:space="preserve"> </w:t>
+      </w:r>
+      <w:r>
+        <w:t xml:space="preserve">assessment for each.</w:t>
+      </w:r>
+    </w:p>
+    <w:bookmarkEnd w:id="39"/>
+    <w:bookmarkStart w:id="41" w:name="roles-and-responsibilities"/>
+    <w:p>
+      <w:pPr>
+        <w:pStyle w:val="Heading1"/>
+      </w:pPr>
+      <w:r>
+        <w:t xml:space="preserve">10. Roles and responsibilities</w:t>
+      </w:r>
+    </w:p>
+    <w:p>
+      <w:pPr>
+        <w:pStyle w:val="FirstParagraph"/>
+      </w:pPr>
+      <w:r>
+        <w:t xml:space="preserve">Responsibilities are assigned by function in</w:t>
+      </w:r>
+      <w:r>
+        <w:t xml:space="preserve"> </w:t>
+      </w:r>
+      <w:hyperlink w:anchor="tbl-roles">
         <w:r>
           <w:rPr>
             <w:rStyle w:val="Hyperlink"/>
           </w:rPr>
-          <w:t xml:space="preserve">Table 5</w:t>
+          <w:t xml:space="preserve">Table 9</w:t>
         </w:r>
       </w:hyperlink>
       <w:r>
-        <w:t xml:space="preserve">), and the study</w:t>
-      </w:r>
-      <w:r>
-        <w:t xml:space="preserve"> </w:t>
-      </w:r>
-      <w:r>
-        <w:t xml:space="preserve">will confirm that clearance without modelling it.</w:t>
-      </w:r>
-    </w:p>
-    <w:bookmarkEnd w:id="34"/>
-    <w:bookmarkEnd w:id="35"/>
-    <w:bookmarkStart w:id="38" w:name="acceptance-and-decision-criteria"/>
-    <w:p>
-      <w:pPr>
-        <w:pStyle w:val="Heading1"/>
-      </w:pPr>
-      <w:r>
-        <w:t xml:space="preserve">7. Acceptance and decision criteria</w:t>
-      </w:r>
-    </w:p>
-    <w:p>
-      <w:pPr>
-        <w:pStyle w:val="FirstParagraph"/>
-      </w:pPr>
-      <w:r>
-        <w:t xml:space="preserve">The study will be judged against criteria fixed before execution, and they fall into three</w:t>
-      </w:r>
-      <w:r>
-        <w:t xml:space="preserve"> </w:t>
-      </w:r>
-      <w:r>
-        <w:t xml:space="preserve">groups: the acceptance criterion for each response, the adequacy criterion for each fitted</w:t>
-      </w:r>
-      <w:r>
-        <w:t xml:space="preserve"> </w:t>
-      </w:r>
-      <w:r>
-        <w:t xml:space="preserve">model, and the rules by which the operating region and the proven acceptable ranges will</w:t>
-      </w:r>
-      <w:r>
-        <w:t xml:space="preserve"> </w:t>
-      </w:r>
-      <w:r>
-        <w:t xml:space="preserve">be declared.</w:t>
-      </w:r>
-    </w:p>
-    <w:p>
-      <w:pPr>
-        <w:pStyle w:val="BodyText"/>
-      </w:pPr>
-      <w:r>
-        <w:t xml:space="preserve">The acceptance criterion for each response is given in</w:t>
-      </w:r>
-      <w:r>
-        <w:t xml:space="preserve"> </w:t>
-      </w:r>
-      <w:hyperlink w:anchor="tbl-accept">
-        <w:r>
-          <w:rPr>
-            <w:rStyle w:val="Hyperlink"/>
-          </w:rPr>
-          <w:t xml:space="preserve">Table 8</w:t>
-        </w:r>
-      </w:hyperlink>
-      <w:r>
-        <w:t xml:space="preserve">. Pool host cell protein</w:t>
-      </w:r>
-      <w:r>
-        <w:t xml:space="preserve"> </w:t>
-      </w:r>
-      <w:r>
-        <w:t xml:space="preserve">is judged against an in-process limit derived from the drug substance specification of</w:t>
-      </w:r>
-      <w:r>
-        <w:t xml:space="preserve"> </w:t>
-      </w:r>
-      <w:r>
-        <w:t xml:space="preserve">100 ng/mg by dividing it by an assurance margin. The step must meet</w:t>
-      </w:r>
-      <w:r>
-        <w:t xml:space="preserve"> </w:t>
-      </w:r>
-      <w:r>
-        <w:t xml:space="preserve">the drug substance limit at its own outlet, because no later step in the train is credited</w:t>
-      </w:r>
-      <w:r>
-        <w:t xml:space="preserve"> </w:t>
-      </w:r>
-      <w:r>
-        <w:t xml:space="preserve">with host cell protein clearance, and the margin is what keeps a batch at the in-process</w:t>
-      </w:r>
-      <w:r>
-        <w:t xml:space="preserve"> </w:t>
-      </w:r>
-      <w:r>
-        <w:t xml:space="preserve">limit clear of the specification. Step yield carries no acceptance criterion and will be</w:t>
-      </w:r>
-      <w:r>
-        <w:t xml:space="preserve"> </w:t>
-      </w:r>
-      <w:r>
-        <w:t xml:space="preserve">reported as a process performance attribute.</w:t>
+        <w:t xml:space="preserve">. The functions are those that</w:t>
+      </w:r>
+      <w:r>
+        <w:t xml:space="preserve"> </w:t>
+      </w:r>
+      <w:r>
+        <w:t xml:space="preserve">approve this plan, with the addition of virology, which executes the spiking runs in</w:t>
+      </w:r>
+      <w:r>
+        <w:t xml:space="preserve"> </w:t>
+      </w:r>
+      <w:r>
+        <w:t xml:space="preserve">containment.</w:t>
       </w:r>
     </w:p>
     <w:tbl>
@@ -5484,7 +6250,7 @@
       <w:tr>
         <w:tc>
           <w:tcPr/>
-          <w:bookmarkStart w:id="36" w:name="tbl-accept"/>
+          <w:bookmarkStart w:id="40" w:name="tbl-roles"/>
           <w:p>
             <w:pPr>
               <w:jc w:val="center"/>
@@ -5495,1163 +6261,7 @@
               <w:pStyle w:val="ImageCaption"/>
             </w:pPr>
             <w:r>
-              <w:t xml:space="preserve">Table 8: Acceptance criteria for the study responses.</w:t>
-            </w:r>
-          </w:p>
-          <w:tbl>
-            <w:tblPr>
-              <w:tblStyle w:val="Table"/>
-              <w:tblW w:type="pct" w:w="5000"/>
-              <w:tblLayout w:type="fixed"/>
-              <w:tblLook w:firstRow="1" w:lastRow="0" w:firstColumn="0" w:lastColumn="0" w:noHBand="0" w:noVBand="0" w:val="0020"/>
-            </w:tblPr>
-            <w:tblGrid>
-              <w:gridCol w:w="1406"/>
-              <w:gridCol w:w="1332"/>
-              <w:gridCol w:w="2590"/>
-              <w:gridCol w:w="2590"/>
-            </w:tblGrid>
-            <w:tr>
-              <w:trPr>
-                <w:tblHeader w:val="on"/>
-              </w:trPr>
-              <w:tc>
-                <w:tcPr/>
-                <w:p>
-                  <w:pPr>
-                    <w:pStyle w:val="Compact"/>
-                    <w:jc w:val="left"/>
-                    <w:jc w:val="center"/>
-                  </w:pPr>
-                  <w:r>
-                    <w:t xml:space="preserve">Response</w:t>
-                  </w:r>
-                </w:p>
-              </w:tc>
-              <w:tc>
-                <w:tcPr/>
-                <w:p>
-                  <w:pPr>
-                    <w:pStyle w:val="Compact"/>
-                    <w:jc w:val="left"/>
-                    <w:jc w:val="center"/>
-                  </w:pPr>
-                  <w:r>
-                    <w:t xml:space="preserve">Unit</w:t>
-                  </w:r>
-                </w:p>
-              </w:tc>
-              <w:tc>
-                <w:tcPr/>
-                <w:p>
-                  <w:pPr>
-                    <w:pStyle w:val="Compact"/>
-                    <w:jc w:val="left"/>
-                    <w:jc w:val="center"/>
-                  </w:pPr>
-                  <w:r>
-                    <w:t xml:space="preserve">Acceptance basis</w:t>
-                  </w:r>
-                </w:p>
-              </w:tc>
-              <w:tc>
-                <w:tcPr/>
-                <w:p>
-                  <w:pPr>
-                    <w:pStyle w:val="Compact"/>
-                    <w:jc w:val="left"/>
-                    <w:jc w:val="center"/>
-                  </w:pPr>
-                  <w:r>
-                    <w:t xml:space="preserve">Criterion</w:t>
-                  </w:r>
-                </w:p>
-              </w:tc>
-            </w:tr>
-            <w:tr>
-              <w:tc>
-                <w:tcPr/>
-                <w:p>
-                  <w:pPr>
-                    <w:pStyle w:val="Compact"/>
-                    <w:jc w:val="left"/>
-                    <w:jc w:val="center"/>
-                  </w:pPr>
-                  <w:r>
-                    <w:t xml:space="preserve">Pool HCP (ng/mg)</w:t>
-                  </w:r>
-                </w:p>
-              </w:tc>
-              <w:tc>
-                <w:tcPr/>
-                <w:p>
-                  <w:pPr>
-                    <w:pStyle w:val="Compact"/>
-                    <w:jc w:val="left"/>
-                    <w:jc w:val="center"/>
-                  </w:pPr>
-                  <w:r>
-                    <w:t xml:space="preserve">ng/mg</w:t>
-                  </w:r>
-                </w:p>
-              </w:tc>
-              <w:tc>
-                <w:tcPr/>
-                <w:p>
-                  <w:pPr>
-                    <w:pStyle w:val="Compact"/>
-                    <w:jc w:val="left"/>
-                    <w:jc w:val="center"/>
-                  </w:pPr>
-                  <w:r>
-                    <w:t xml:space="preserve">Drug-substance specification</w:t>
-                  </w:r>
-                </w:p>
-              </w:tc>
-              <w:tc>
-                <w:tcPr/>
-                <w:p>
-                  <w:pPr>
-                    <w:pStyle w:val="Compact"/>
-                    <w:jc w:val="left"/>
-                    <w:jc w:val="center"/>
-                  </w:pPr>
-                  <w:r>
-                    <w:t xml:space="preserve">≤ 100</w:t>
-                  </w:r>
-                </w:p>
-              </w:tc>
-            </w:tr>
-            <w:tr>
-              <w:tc>
-                <w:tcPr/>
-                <w:p>
-                  <w:pPr>
-                    <w:pStyle w:val="Compact"/>
-                    <w:jc w:val="left"/>
-                    <w:jc w:val="center"/>
-                  </w:pPr>
-                  <w:r>
-                    <w:t xml:space="preserve">XMuLV LRF (log₁₀)</w:t>
-                  </w:r>
-                </w:p>
-              </w:tc>
-              <w:tc>
-                <w:tcPr/>
-                <w:p>
-                  <w:pPr>
-                    <w:pStyle w:val="Compact"/>
-                    <w:jc w:val="left"/>
-                    <w:jc w:val="center"/>
-                  </w:pPr>
-                  <w:r>
-                    <w:t xml:space="preserve">log₁₀ per step</w:t>
-                  </w:r>
-                </w:p>
-              </w:tc>
-              <w:tc>
-                <w:tcPr/>
-                <w:p>
-                  <w:pPr>
-                    <w:pStyle w:val="Compact"/>
-                    <w:jc w:val="left"/>
-                    <w:jc w:val="center"/>
-                  </w:pPr>
-                  <w:r>
-                    <w:t xml:space="preserve">Back-calculated step contribution</w:t>
-                  </w:r>
-                </w:p>
-              </w:tc>
-              <w:tc>
-                <w:tcPr/>
-                <w:p>
-                  <w:pPr>
-                    <w:pStyle w:val="Compact"/>
-                    <w:jc w:val="left"/>
-                    <w:jc w:val="center"/>
-                  </w:pPr>
-                  <w:r>
-                    <w:t xml:space="preserve">≥ 3.78</w:t>
-                  </w:r>
-                </w:p>
-              </w:tc>
-            </w:tr>
-            <w:tr>
-              <w:tc>
-                <w:tcPr/>
-                <w:p>
-                  <w:pPr>
-                    <w:pStyle w:val="Compact"/>
-                    <w:jc w:val="left"/>
-                    <w:jc w:val="center"/>
-                  </w:pPr>
-                  <w:r>
-                    <w:t xml:space="preserve">MVM LRF (log₁₀)</w:t>
-                  </w:r>
-                </w:p>
-              </w:tc>
-              <w:tc>
-                <w:tcPr/>
-                <w:p>
-                  <w:pPr>
-                    <w:pStyle w:val="Compact"/>
-                    <w:jc w:val="left"/>
-                    <w:jc w:val="center"/>
-                  </w:pPr>
-                  <w:r>
-                    <w:t xml:space="preserve">log₁₀ per step</w:t>
-                  </w:r>
-                </w:p>
-              </w:tc>
-              <w:tc>
-                <w:tcPr/>
-                <w:p>
-                  <w:pPr>
-                    <w:pStyle w:val="Compact"/>
-                    <w:jc w:val="left"/>
-                    <w:jc w:val="center"/>
-                  </w:pPr>
-                  <w:r>
-                    <w:t xml:space="preserve">Back-calculated step contribution</w:t>
-                  </w:r>
-                </w:p>
-              </w:tc>
-              <w:tc>
-                <w:tcPr/>
-                <w:p>
-                  <w:pPr>
-                    <w:pStyle w:val="Compact"/>
-                    <w:jc w:val="left"/>
-                    <w:jc w:val="center"/>
-                  </w:pPr>
-                  <w:r>
-                    <w:t xml:space="preserve">≥ 3.28</w:t>
-                  </w:r>
-                </w:p>
-              </w:tc>
-            </w:tr>
-            <w:tr>
-              <w:tc>
-                <w:tcPr/>
-                <w:p>
-                  <w:pPr>
-                    <w:pStyle w:val="Compact"/>
-                    <w:jc w:val="left"/>
-                    <w:jc w:val="center"/>
-                  </w:pPr>
-                  <w:r>
-                    <w:t xml:space="preserve">Step yield</w:t>
-                  </w:r>
-                </w:p>
-              </w:tc>
-              <w:tc>
-                <w:tcPr/>
-                <w:p>
-                  <w:pPr>
-                    <w:pStyle w:val="Compact"/>
-                    <w:jc w:val="left"/>
-                    <w:jc w:val="center"/>
-                  </w:pPr>
-                  <w:r>
-                    <w:t xml:space="preserve">fraction of load</w:t>
-                  </w:r>
-                </w:p>
-              </w:tc>
-              <w:tc>
-                <w:tcPr/>
-                <w:p>
-                  <w:pPr>
-                    <w:pStyle w:val="Compact"/>
-                    <w:jc w:val="left"/>
-                    <w:jc w:val="center"/>
-                  </w:pPr>
-                  <w:r>
-                    <w:t xml:space="preserve">Process performance</w:t>
-                  </w:r>
-                </w:p>
-              </w:tc>
-              <w:tc>
-                <w:tcPr/>
-                <w:p>
-                  <w:pPr>
-                    <w:pStyle w:val="Compact"/>
-                    <w:jc w:val="left"/>
-                    <w:jc w:val="center"/>
-                  </w:pPr>
-                  <w:r>
-                    <w:t xml:space="preserve">Reported, no acceptance criterion</w:t>
-                  </w:r>
-                </w:p>
-              </w:tc>
-            </w:tr>
-          </w:tbl>
-          <w:bookmarkEnd w:id="36"/>
-          <w:p/>
-        </w:tc>
-      </w:tr>
-    </w:tbl>
-    <w:p>
-      <w:pPr>
-        <w:pStyle w:val="BodyText"/>
-      </w:pPr>
-      <w:r>
-        <w:t xml:space="preserve">The two viral criteria are derived differently, because each is a step contribution to a</w:t>
-      </w:r>
-      <w:r>
-        <w:t xml:space="preserve"> </w:t>
-      </w:r>
-      <w:r>
-        <w:t xml:space="preserve">cumulative requirement, so the criterion for this step is the cumulative requirement minus</w:t>
-      </w:r>
-      <w:r>
-        <w:t xml:space="preserve"> </w:t>
-      </w:r>
-      <w:r>
-        <w:t xml:space="preserve">the clearance credited to the other steps (</w:t>
-      </w:r>
-      <w:hyperlink w:anchor="tbl-viral">
-        <w:r>
-          <w:rPr>
-            <w:rStyle w:val="Hyperlink"/>
-          </w:rPr>
-          <w:t xml:space="preserve">Table 9</w:t>
-        </w:r>
-      </w:hyperlink>
-      <w:r>
-        <w:t xml:space="preserve">). For parvovirus the cumulative</w:t>
-      </w:r>
-      <w:r>
-        <w:t xml:space="preserve"> </w:t>
-      </w:r>
-      <w:r>
-        <w:t xml:space="preserve">requirement is 8.6 log₁₀ and the other steps are credited with</w:t>
-      </w:r>
-      <w:r>
-        <w:t xml:space="preserve"> </w:t>
-      </w:r>
-      <w:r>
-        <w:t xml:space="preserve">5.32 log₁₀, so the requirement at this step is</w:t>
-      </w:r>
-      <w:r>
-        <w:t xml:space="preserve"> </w:t>
-      </w:r>
-      <w:r>
-        <w:t xml:space="preserve">3.28 log₁₀. The corresponding requirement for retrovirus is</w:t>
-      </w:r>
-      <w:r>
-        <w:t xml:space="preserve"> </w:t>
-      </w:r>
-      <w:r>
-        <w:t xml:space="preserve">3.78 log₁₀.</w:t>
-      </w:r>
-    </w:p>
-    <w:tbl>
-      <w:tblPr>
-        <w:tblStyle w:val="Table"/>
-        <w:tblW w:type="pct" w:w="5000"/>
-        <w:tblLayout w:type="fixed"/>
-        <w:tblLook w:firstRow="0" w:lastRow="0" w:firstColumn="0" w:lastColumn="0" w:noHBand="0" w:noVBand="0" w:val="0000"/>
-      </w:tblPr>
-      <w:tblGrid>
-        <w:gridCol w:w="7920"/>
-      </w:tblGrid>
-      <w:tr>
-        <w:tc>
-          <w:tcPr/>
-          <w:bookmarkStart w:id="37" w:name="tbl-viral"/>
-          <w:p>
-            <w:pPr>
-              <w:jc w:val="center"/>
-            </w:pPr>
-            <w:pPr>
-              <w:jc w:val="left"/>
-              <w:spacing w:before="200"/>
-              <w:pStyle w:val="ImageCaption"/>
-            </w:pPr>
-            <w:r>
-              <w:t xml:space="preserve">Table 9: Back-calculation of the step-level viral clearance criteria (log₁₀).</w:t>
-            </w:r>
-          </w:p>
-          <w:tbl>
-            <w:tblPr>
-              <w:tblStyle w:val="Table"/>
-              <w:tblW w:type="pct" w:w="5000"/>
-              <w:tblLayout w:type="fixed"/>
-              <w:tblLook w:firstRow="1" w:lastRow="0" w:firstColumn="0" w:lastColumn="0" w:noHBand="0" w:noVBand="0" w:val="0020"/>
-            </w:tblPr>
-            <w:tblGrid>
-              <w:gridCol w:w="1224"/>
-              <w:gridCol w:w="2122"/>
-              <w:gridCol w:w="2531"/>
-              <w:gridCol w:w="2041"/>
-            </w:tblGrid>
-            <w:tr>
-              <w:trPr>
-                <w:tblHeader w:val="on"/>
-              </w:trPr>
-              <w:tc>
-                <w:tcPr/>
-                <w:p>
-                  <w:pPr>
-                    <w:pStyle w:val="Compact"/>
-                    <w:jc w:val="left"/>
-                    <w:jc w:val="center"/>
-                  </w:pPr>
-                  <w:r>
-                    <w:t xml:space="preserve">Model virus</w:t>
-                  </w:r>
-                </w:p>
-              </w:tc>
-              <w:tc>
-                <w:tcPr/>
-                <w:p>
-                  <w:pPr>
-                    <w:pStyle w:val="Compact"/>
-                    <w:jc w:val="right"/>
-                    <w:jc w:val="center"/>
-                  </w:pPr>
-                  <w:r>
-                    <w:t xml:space="preserve">Cumulative requirement</w:t>
-                  </w:r>
-                </w:p>
-              </w:tc>
-              <w:tc>
-                <w:tcPr/>
-                <w:p>
-                  <w:pPr>
-                    <w:pStyle w:val="Compact"/>
-                    <w:jc w:val="right"/>
-                    <w:jc w:val="center"/>
-                  </w:pPr>
-                  <w:r>
-                    <w:t xml:space="preserve">Credited to the other steps</w:t>
-                  </w:r>
-                </w:p>
-              </w:tc>
-              <w:tc>
-                <w:tcPr/>
-                <w:p>
-                  <w:pPr>
-                    <w:pStyle w:val="Compact"/>
-                    <w:jc w:val="right"/>
-                    <w:jc w:val="center"/>
-                  </w:pPr>
-                  <w:r>
-                    <w:t xml:space="preserve">Required at this step</w:t>
-                  </w:r>
-                </w:p>
-              </w:tc>
-            </w:tr>
-            <w:tr>
-              <w:tc>
-                <w:tcPr/>
-                <w:p>
-                  <w:pPr>
-                    <w:pStyle w:val="Compact"/>
-                    <w:jc w:val="left"/>
-                    <w:jc w:val="center"/>
-                  </w:pPr>
-                  <w:r>
-                    <w:t xml:space="preserve">XMuLV</w:t>
-                  </w:r>
-                </w:p>
-              </w:tc>
-              <w:tc>
-                <w:tcPr/>
-                <w:p>
-                  <w:pPr>
-                    <w:pStyle w:val="Compact"/>
-                    <w:jc w:val="right"/>
-                    <w:jc w:val="center"/>
-                  </w:pPr>
-                  <w:r>
-                    <w:t xml:space="preserve">16.70</w:t>
-                  </w:r>
-                </w:p>
-              </w:tc>
-              <w:tc>
-                <w:tcPr/>
-                <w:p>
-                  <w:pPr>
-                    <w:pStyle w:val="Compact"/>
-                    <w:jc w:val="right"/>
-                    <w:jc w:val="center"/>
-                  </w:pPr>
-                  <w:r>
-                    <w:t xml:space="preserve">12.92</w:t>
-                  </w:r>
-                </w:p>
-              </w:tc>
-              <w:tc>
-                <w:tcPr/>
-                <w:p>
-                  <w:pPr>
-                    <w:pStyle w:val="Compact"/>
-                    <w:jc w:val="right"/>
-                    <w:jc w:val="center"/>
-                  </w:pPr>
-                  <w:r>
-                    <w:t xml:space="preserve">3.78</w:t>
-                  </w:r>
-                </w:p>
-              </w:tc>
-            </w:tr>
-            <w:tr>
-              <w:tc>
-                <w:tcPr/>
-                <w:p>
-                  <w:pPr>
-                    <w:pStyle w:val="Compact"/>
-                    <w:jc w:val="left"/>
-                    <w:jc w:val="center"/>
-                  </w:pPr>
-                  <w:r>
-                    <w:t xml:space="preserve">MVM</w:t>
-                  </w:r>
-                </w:p>
-              </w:tc>
-              <w:tc>
-                <w:tcPr/>
-                <w:p>
-                  <w:pPr>
-                    <w:pStyle w:val="Compact"/>
-                    <w:jc w:val="right"/>
-                    <w:jc w:val="center"/>
-                  </w:pPr>
-                  <w:r>
-                    <w:t xml:space="preserve">8.60</w:t>
-                  </w:r>
-                </w:p>
-              </w:tc>
-              <w:tc>
-                <w:tcPr/>
-                <w:p>
-                  <w:pPr>
-                    <w:pStyle w:val="Compact"/>
-                    <w:jc w:val="right"/>
-                    <w:jc w:val="center"/>
-                  </w:pPr>
-                  <w:r>
-                    <w:t xml:space="preserve">5.32</w:t>
-                  </w:r>
-                </w:p>
-              </w:tc>
-              <w:tc>
-                <w:tcPr/>
-                <w:p>
-                  <w:pPr>
-                    <w:pStyle w:val="Compact"/>
-                    <w:jc w:val="right"/>
-                    <w:jc w:val="center"/>
-                  </w:pPr>
-                  <w:r>
-                    <w:t xml:space="preserve">3.28</w:t>
-                  </w:r>
-                </w:p>
-              </w:tc>
-            </w:tr>
-          </w:tbl>
-          <w:bookmarkEnd w:id="37"/>
-          <w:p/>
-        </w:tc>
-      </w:tr>
-    </w:tbl>
-    <w:p>
-      <w:pPr>
-        <w:pStyle w:val="BodyText"/>
-      </w:pPr>
-      <w:r>
-        <w:t xml:space="preserve">Low-pH inactivation contributes no clearance for a non-enveloped parvovirus, so the</w:t>
-      </w:r>
-      <w:r>
-        <w:t xml:space="preserve"> </w:t>
-      </w:r>
-      <w:r>
-        <w:t xml:space="preserve">cumulative parvovirus claim rests on this step and on virus filtration alone, which is why</w:t>
-      </w:r>
-      <w:r>
-        <w:t xml:space="preserve"> </w:t>
-      </w:r>
-      <w:r>
-        <w:t xml:space="preserve">anion exchange is the step that sets the attribute. The credited contributions of the</w:t>
-      </w:r>
-      <w:r>
-        <w:t xml:space="preserve"> </w:t>
-      </w:r>
-      <w:r>
-        <w:t xml:space="preserve">other steps will be re-checked against the consolidated figures in PCMR-001 before PCR-008</w:t>
-      </w:r>
-      <w:r>
-        <w:t xml:space="preserve"> </w:t>
-      </w:r>
-      <w:r>
-        <w:t xml:space="preserve">is issued.</w:t>
-      </w:r>
-    </w:p>
-    <w:p>
-      <w:pPr>
-        <w:pStyle w:val="BodyText"/>
-      </w:pPr>
-      <w:r>
-        <w:t xml:space="preserve">A model will be accepted as adequate when the overall F test is significant at</w:t>
-      </w:r>
-      <w:r>
-        <w:t xml:space="preserve"> </w:t>
-      </w:r>
-      <w:r>
-        <w:t xml:space="preserve">p &lt; 0.05. In addition, the lack-of-fit F test must not be significant at</w:t>
-      </w:r>
-      <w:r>
-        <w:t xml:space="preserve"> </w:t>
-      </w:r>
-      <w:r>
-        <w:t xml:space="preserve">the same level when it is tested against the pure error from the centre replicates. The</w:t>
-      </w:r>
-      <w:r>
-        <w:t xml:space="preserve"> </w:t>
-      </w:r>
-      <w:r>
-        <w:t xml:space="preserve">residual diagnostics must show no structure against the predicted value and no material</w:t>
-      </w:r>
-      <w:r>
-        <w:t xml:space="preserve"> </w:t>
-      </w:r>
-      <w:r>
-        <w:t xml:space="preserve">departure from normality. The predicted coefficient of determination must be positive, and</w:t>
-      </w:r>
-      <w:r>
-        <w:t xml:space="preserve"> </w:t>
-      </w:r>
-      <w:r>
-        <w:t xml:space="preserve">it will be reported alongside the adjusted coefficient for every response.</w:t>
-      </w:r>
-    </w:p>
-    <w:p>
-      <w:pPr>
-        <w:pStyle w:val="BodyText"/>
-      </w:pPr>
-      <w:r>
-        <w:t xml:space="preserve">Only a model that meets all of those conditions will be used to define the operating</w:t>
-      </w:r>
-      <w:r>
-        <w:t xml:space="preserve"> </w:t>
-      </w:r>
-      <w:r>
-        <w:t xml:space="preserve">region. A model that fails the lack-of-fit test will be re-specified once against the same data</w:t>
-      </w:r>
-      <w:r>
-        <w:t xml:space="preserve"> </w:t>
-      </w:r>
-      <w:r>
-        <w:t xml:space="preserve">set. If it fails again, the operating region for that response will be set from the</w:t>
-      </w:r>
-      <w:r>
-        <w:t xml:space="preserve"> </w:t>
-      </w:r>
-      <w:r>
-        <w:t xml:space="preserve">univariate data and PCR-008 will state the limitation.</w:t>
-      </w:r>
-    </w:p>
-    <w:p>
-      <w:pPr>
-        <w:pStyle w:val="BodyText"/>
-      </w:pPr>
-      <w:r>
-        <w:t xml:space="preserve">The operating region will be declared as the multivariate set of parameter settings over</w:t>
-      </w:r>
-      <w:r>
-        <w:t xml:space="preserve"> </w:t>
-      </w:r>
-      <w:r>
-        <w:t xml:space="preserve">which every governed response is predicted by the response-surface model to stay within</w:t>
-      </w:r>
-      <w:r>
-        <w:t xml:space="preserve"> </w:t>
-      </w:r>
-      <w:r>
-        <w:t xml:space="preserve">its acceptance criterion. It will be reported with the normal operating range located</w:t>
-      </w:r>
-      <w:r>
-        <w:t xml:space="preserve"> </w:t>
-      </w:r>
-      <w:r>
-        <w:t xml:space="preserve">inside it and the characterization range drawn around it, and the worst-case corner of the</w:t>
-      </w:r>
-      <w:r>
-        <w:t xml:space="preserve"> </w:t>
-      </w:r>
-      <w:r>
-        <w:t xml:space="preserve">region will be identified by name. Movement within the declared region is not a change to</w:t>
-      </w:r>
-      <w:r>
-        <w:t xml:space="preserve"> </w:t>
-      </w:r>
-      <w:r>
-        <w:t xml:space="preserve">the process, whereas movement outside it requires change control under the pharmaceutical</w:t>
-      </w:r>
-      <w:r>
-        <w:t xml:space="preserve"> </w:t>
-      </w:r>
-      <w:r>
-        <w:t xml:space="preserve">quality system</w:t>
-      </w:r>
-      <w:r>
-        <w:t xml:space="preserve"> </w:t>
-      </w:r>
-      <w:r>
-        <w:t xml:space="preserve">(International Council for Harmonisation 2008)</w:t>
-      </w:r>
-      <w:r>
-        <w:t xml:space="preserve">.</w:t>
-      </w:r>
-    </w:p>
-    <w:p>
-      <w:pPr>
-        <w:pStyle w:val="BodyText"/>
-      </w:pPr>
-      <w:r>
-        <w:t xml:space="preserve">The study passes when three conditions hold: every governed response meets its acceptance</w:t>
-      </w:r>
-      <w:r>
-        <w:t xml:space="preserve"> </w:t>
-      </w:r>
-      <w:r>
-        <w:t xml:space="preserve">criterion at the set-point and across the normal operating range, every multivariate</w:t>
-      </w:r>
-      <w:r>
-        <w:t xml:space="preserve"> </w:t>
-      </w:r>
-      <w:r>
-        <w:t xml:space="preserve">parameter has a proven acceptable range that contains its normal operating range, and</w:t>
-      </w:r>
-      <w:r>
-        <w:t xml:space="preserve"> </w:t>
-      </w:r>
-      <w:r>
-        <w:t xml:space="preserve">every parameter has a classification supported by the data under SOP-4001.</w:t>
-      </w:r>
-    </w:p>
-    <w:p>
-      <w:pPr>
-        <w:pStyle w:val="BodyText"/>
-      </w:pPr>
-      <w:r>
-        <w:t xml:space="preserve">The study fails, in whole or in part, if a governed response breaches its acceptance</w:t>
-      </w:r>
-      <w:r>
-        <w:t xml:space="preserve"> </w:t>
-      </w:r>
-      <w:r>
-        <w:t xml:space="preserve">criterion anywhere inside the normal operating range. In that event the normal operating</w:t>
-      </w:r>
-      <w:r>
-        <w:t xml:space="preserve"> </w:t>
-      </w:r>
-      <w:r>
-        <w:t xml:space="preserve">range will be narrowed to the proven acceptable range, or the parameter will be</w:t>
-      </w:r>
-      <w:r>
-        <w:t xml:space="preserve"> </w:t>
-      </w:r>
-      <w:r>
-        <w:t xml:space="preserve">reclassified as a critical process parameter, or both, and any such outcome will be</w:t>
-      </w:r>
-      <w:r>
-        <w:t xml:space="preserve"> </w:t>
-      </w:r>
-      <w:r>
-        <w:t xml:space="preserve">recorded in PCR-008 with the analysis that supports it.</w:t>
-      </w:r>
-    </w:p>
-    <w:p>
-      <w:pPr>
-        <w:pStyle w:val="BodyText"/>
-      </w:pPr>
-      <w:r>
-        <w:t xml:space="preserve">Capability will be assessed against the minimum index defined for the campaign in</w:t>
-      </w:r>
-      <w:r>
-        <w:t xml:space="preserve"> </w:t>
-      </w:r>
-      <w:r>
-        <w:t xml:space="preserve">PCMP-001. Capability summarizes the operating region and is not an independent criterion,</w:t>
-      </w:r>
-      <w:r>
-        <w:t xml:space="preserve"> </w:t>
-      </w:r>
-      <w:r>
-        <w:t xml:space="preserve">so a shortfall will be resolved by narrowing the normal operating range and not by</w:t>
-      </w:r>
-      <w:r>
-        <w:t xml:space="preserve"> </w:t>
-      </w:r>
-      <w:r>
-        <w:t xml:space="preserve">relaxing an acceptance criterion.</w:t>
-      </w:r>
-    </w:p>
-    <w:p>
-      <w:pPr>
-        <w:pStyle w:val="BodyText"/>
-      </w:pPr>
-      <w:r>
-        <w:t xml:space="preserve">Any departure from this plan will be recorded as a deviation, investigated and</w:t>
-      </w:r>
-      <w:r>
-        <w:t xml:space="preserve"> </w:t>
-      </w:r>
-      <w:r>
-        <w:t xml:space="preserve">impact-assessed in PCR-008. A deviation that renders a data set unrepresentative will</w:t>
-      </w:r>
-      <w:r>
-        <w:t xml:space="preserve"> </w:t>
-      </w:r>
-      <w:r>
-        <w:t xml:space="preserve">invalidate the affected design, which will then be re-executed in full on requalified</w:t>
-      </w:r>
-      <w:r>
-        <w:t xml:space="preserve"> </w:t>
-      </w:r>
-      <w:r>
-        <w:t xml:space="preserve">material.</w:t>
-      </w:r>
-    </w:p>
-    <w:bookmarkEnd w:id="38"/>
-    <w:bookmarkStart w:id="39" w:name="X6e399b04be57e9d5f909b4238f9408193405dfd"/>
-    <w:p>
-      <w:pPr>
-        <w:pStyle w:val="Heading1"/>
-      </w:pPr>
-      <w:r>
-        <w:t xml:space="preserve">8. Proven acceptable ranges (planned analysis)</w:t>
-      </w:r>
-    </w:p>
-    <w:p>
-      <w:pPr>
-        <w:pStyle w:val="FirstParagraph"/>
-      </w:pPr>
-      <w:r>
-        <w:t xml:space="preserve">A proven acceptable range will be determined for every combination of governed attribute</w:t>
-      </w:r>
-      <w:r>
-        <w:t xml:space="preserve"> </w:t>
-      </w:r>
-      <w:r>
-        <w:t xml:space="preserve">and multivariate parameter, on the acceptance basis given in §7: the drug substance</w:t>
-      </w:r>
-      <w:r>
-        <w:t xml:space="preserve"> </w:t>
-      </w:r>
-      <w:r>
-        <w:t xml:space="preserve">specification for pool host cell protein, and the back-calculated step contribution for</w:t>
-      </w:r>
-      <w:r>
-        <w:t xml:space="preserve"> </w:t>
-      </w:r>
-      <w:r>
-        <w:t xml:space="preserve">the two viral responses.</w:t>
-      </w:r>
-    </w:p>
-    <w:p>
-      <w:pPr>
-        <w:pStyle w:val="BodyText"/>
-      </w:pPr>
-      <w:r>
-        <w:t xml:space="preserve">Two analyses will be run for each combination. The first holds the other parameters at</w:t>
-      </w:r>
-      <w:r>
-        <w:t xml:space="preserve"> </w:t>
-      </w:r>
-      <w:r>
-        <w:t xml:space="preserve">their set-points and evaluates the fitted response-surface model across the parameter’s</w:t>
-      </w:r>
-      <w:r>
-        <w:t xml:space="preserve"> </w:t>
-      </w:r>
-      <w:r>
-        <w:t xml:space="preserve">characterization range. The second varies the other parameters within their normal</w:t>
-      </w:r>
-      <w:r>
-        <w:t xml:space="preserve"> </w:t>
-      </w:r>
-      <w:r>
-        <w:t xml:space="preserve">operating ranges by Monte-Carlo simulation of the same model. The propagated analysis uses</w:t>
-      </w:r>
-      <w:r>
-        <w:t xml:space="preserve"> </w:t>
-      </w:r>
-      <w:r>
-        <w:t xml:space="preserve">2,000 draws at each of 81 grid points across the</w:t>
-      </w:r>
-      <w:r>
-        <w:t xml:space="preserve"> </w:t>
-      </w:r>
-      <w:r>
-        <w:t xml:space="preserve">range, and it adds the residual variation of the model to every draw.</w:t>
-      </w:r>
-    </w:p>
-    <w:p>
-      <w:pPr>
-        <w:pStyle w:val="BodyText"/>
-      </w:pPr>
-      <w:r>
-        <w:t xml:space="preserve">The decision rule is the same in both analyses: the proven acceptable range is the</w:t>
-      </w:r>
-      <w:r>
-        <w:t xml:space="preserve"> </w:t>
-      </w:r>
-      <w:r>
-        <w:t xml:space="preserve">contiguous interval of the parameter, containing the set-point, over which the attribute</w:t>
-      </w:r>
-      <w:r>
-        <w:t xml:space="preserve"> </w:t>
-      </w:r>
-      <w:r>
-        <w:t xml:space="preserve">stays within acceptance. In the analysis at set-point the predicted mean must stay within</w:t>
-      </w:r>
-      <w:r>
-        <w:t xml:space="preserve"> </w:t>
-      </w:r>
-      <w:r>
-        <w:t xml:space="preserve">acceptance, whereas in the propagated analysis the 95 per cent</w:t>
-      </w:r>
-      <w:r>
-        <w:t xml:space="preserve"> </w:t>
-      </w:r>
-      <w:r>
-        <w:t xml:space="preserve">predictive interval must stay within acceptance, which is a robustness criterion and gives</w:t>
-      </w:r>
-      <w:r>
-        <w:t xml:space="preserve"> </w:t>
-      </w:r>
-      <w:r>
-        <w:t xml:space="preserve">the narrower of the two ranges. Where the set-point itself breaches acceptance, no proven</w:t>
-      </w:r>
-      <w:r>
-        <w:t xml:space="preserve"> </w:t>
-      </w:r>
-      <w:r>
-        <w:t xml:space="preserve">acceptable range exists for that combination and the report will say so.</w:t>
-      </w:r>
-    </w:p>
-    <w:p>
-      <w:pPr>
-        <w:pStyle w:val="BodyText"/>
-      </w:pPr>
-      <w:r>
-        <w:t xml:space="preserve">The planned analysis will be reported in one table and one plot for each governed</w:t>
-      </w:r>
-      <w:r>
-        <w:t xml:space="preserve"> </w:t>
-      </w:r>
-      <w:r>
-        <w:t xml:space="preserve">attribute. The table will give, for every attribute and parameter, the characterization</w:t>
-      </w:r>
-      <w:r>
-        <w:t xml:space="preserve"> </w:t>
-      </w:r>
-      <w:r>
-        <w:t xml:space="preserve">range and both proven acceptable ranges. The plot will carry the parameter on the</w:t>
-      </w:r>
-      <w:r>
-        <w:t xml:space="preserve"> </w:t>
-      </w:r>
-      <w:r>
-        <w:t xml:space="preserve">horizontal axis and the attribute on the vertical axis, with the acceptance limit drawn,</w:t>
-      </w:r>
-      <w:r>
-        <w:t xml:space="preserve"> </w:t>
-      </w:r>
-      <w:r>
-        <w:t xml:space="preserve">the acceptable region shaded green, and the set-point and the normal operating range</w:t>
-      </w:r>
-      <w:r>
-        <w:t xml:space="preserve"> </w:t>
-      </w:r>
-      <w:r>
-        <w:t xml:space="preserve">marked. The two analyses will appear as the two panels of the plot.</w:t>
-      </w:r>
-    </w:p>
-    <w:p>
-      <w:pPr>
-        <w:pStyle w:val="BodyText"/>
-      </w:pPr>
-      <w:r>
-        <w:t xml:space="preserve">The relationship between these ranges and the operating region will be stated in the</w:t>
-      </w:r>
-      <w:r>
-        <w:t xml:space="preserve"> </w:t>
-      </w:r>
-      <w:r>
-        <w:t xml:space="preserve">report, since a proven acceptable range is a univariate statement about one parameter while</w:t>
-      </w:r>
-      <w:r>
-        <w:t xml:space="preserve"> </w:t>
-      </w:r>
-      <w:r>
-        <w:t xml:space="preserve">the operating region is a multivariate statement about all of them together. Where the</w:t>
-      </w:r>
-      <w:r>
-        <w:t xml:space="preserve"> </w:t>
-      </w:r>
-      <w:r>
-        <w:t xml:space="preserve">whole characterization range of a parameter is proven acceptable, the binding constraint on</w:t>
-      </w:r>
-      <w:r>
-        <w:t xml:space="preserve"> </w:t>
-      </w:r>
-      <w:r>
-        <w:t xml:space="preserve">the operating region is the multivariate corner and not that parameter’s univariate range.</w:t>
-      </w:r>
-      <w:r>
-        <w:t xml:space="preserve"> </w:t>
-      </w:r>
-      <w:r>
-        <w:t xml:space="preserve">Every conclusion drawn from this analysis will be bounded by the characterization ranges</w:t>
-      </w:r>
-      <w:r>
-        <w:t xml:space="preserve"> </w:t>
-      </w:r>
-      <w:r>
-        <w:t xml:space="preserve">and by the fitted model, and neither extends beyond the settings actually run.</w:t>
-      </w:r>
-    </w:p>
-    <w:bookmarkEnd w:id="39"/>
-    <w:bookmarkStart w:id="40" w:name="data-management-and-integrity"/>
-    <w:p>
-      <w:pPr>
-        <w:pStyle w:val="Heading1"/>
-      </w:pPr>
-      <w:r>
-        <w:t xml:space="preserve">9. Data management and integrity</w:t>
-      </w:r>
-    </w:p>
-    <w:p>
-      <w:pPr>
-        <w:pStyle w:val="FirstParagraph"/>
-      </w:pPr>
-      <w:r>
-        <w:t xml:space="preserve">All study data will be recorded in accordance with ALCOA+ principles. Raw analytical data</w:t>
-      </w:r>
-      <w:r>
-        <w:t xml:space="preserve"> </w:t>
-      </w:r>
-      <w:r>
-        <w:t xml:space="preserve">will be captured in the validated laboratory information system and run records in the</w:t>
-      </w:r>
-      <w:r>
-        <w:t xml:space="preserve"> </w:t>
-      </w:r>
-      <w:r>
-        <w:t xml:space="preserve">electronic batch record of the development laboratory, and the statistical analysis will</w:t>
-      </w:r>
-      <w:r>
-        <w:t xml:space="preserve"> </w:t>
-      </w:r>
-      <w:r>
-        <w:t xml:space="preserve">be performed on a locked data extract that is archived together with the analysis script</w:t>
-      </w:r>
-      <w:r>
-        <w:t xml:space="preserve"> </w:t>
-      </w:r>
-      <w:r>
-        <w:t xml:space="preserve">and its output.</w:t>
-      </w:r>
-    </w:p>
-    <w:p>
-      <w:pPr>
-        <w:pStyle w:val="BodyText"/>
-      </w:pPr>
-      <w:r>
-        <w:t xml:space="preserve">Every record will be reviewed by a second qualified person before the data are used, and a</w:t>
-      </w:r>
-      <w:r>
-        <w:t xml:space="preserve"> </w:t>
-      </w:r>
-      <w:r>
-        <w:t xml:space="preserve">change to a recorded value will be made under audit trail with the reason recorded. The</w:t>
-      </w:r>
-      <w:r>
-        <w:t xml:space="preserve"> </w:t>
-      </w:r>
-      <w:r>
-        <w:t xml:space="preserve">analysis is reproducible from the archived extract and script, and PCR-008 will name the</w:t>
-      </w:r>
-      <w:r>
-        <w:t xml:space="preserve"> </w:t>
-      </w:r>
-      <w:r>
-        <w:t xml:space="preserve">archive location.</w:t>
-      </w:r>
-    </w:p>
-    <w:bookmarkEnd w:id="40"/>
-    <w:bookmarkStart w:id="42" w:name="roles-and-responsibilities"/>
-    <w:p>
-      <w:pPr>
-        <w:pStyle w:val="Heading1"/>
-      </w:pPr>
-      <w:r>
-        <w:t xml:space="preserve">10. Roles and responsibilities</w:t>
-      </w:r>
-    </w:p>
-    <w:p>
-      <w:pPr>
-        <w:pStyle w:val="FirstParagraph"/>
-      </w:pPr>
-      <w:r>
-        <w:t xml:space="preserve">Responsibilities are assigned as shown in</w:t>
-      </w:r>
-      <w:r>
-        <w:t xml:space="preserve"> </w:t>
-      </w:r>
-      <w:hyperlink w:anchor="tbl-roles">
-        <w:r>
-          <w:rPr>
-            <w:rStyle w:val="Hyperlink"/>
-          </w:rPr>
-          <w:t xml:space="preserve">Table 10</w:t>
-        </w:r>
-      </w:hyperlink>
-      <w:r>
-        <w:t xml:space="preserve">. Process Development owns the plan,</w:t>
-      </w:r>
-      <w:r>
-        <w:t xml:space="preserve"> </w:t>
-      </w:r>
-      <w:r>
-        <w:t xml:space="preserve">its execution and the report, while Quality Assurance approves both documents and</w:t>
-      </w:r>
-      <w:r>
-        <w:t xml:space="preserve"> </w:t>
-      </w:r>
-      <w:r>
-        <w:t xml:space="preserve">dispositions any deviation.</w:t>
-      </w:r>
-    </w:p>
-    <w:tbl>
-      <w:tblPr>
-        <w:tblStyle w:val="Table"/>
-        <w:tblW w:type="pct" w:w="5000"/>
-        <w:tblLayout w:type="fixed"/>
-        <w:tblLook w:firstRow="0" w:lastRow="0" w:firstColumn="0" w:lastColumn="0" w:noHBand="0" w:noVBand="0" w:val="0000"/>
-      </w:tblPr>
-      <w:tblGrid>
-        <w:gridCol w:w="7920"/>
-      </w:tblGrid>
-      <w:tr>
-        <w:tc>
-          <w:tcPr/>
-          <w:bookmarkStart w:id="41" w:name="tbl-roles"/>
-          <w:p>
-            <w:pPr>
-              <w:jc w:val="center"/>
-            </w:pPr>
-            <w:pPr>
-              <w:jc w:val="left"/>
-              <w:spacing w:before="200"/>
-              <w:pStyle w:val="ImageCaption"/>
-            </w:pPr>
-            <w:r>
-              <w:t xml:space="preserve">Table 10: Roles and responsibilities for the study.</w:t>
+              <w:t xml:space="preserve">Table 9: Responsibilities by function.</w:t>
             </w:r>
           </w:p>
           <w:tbl>
@@ -6715,7 +6325,7 @@
                     <w:jc w:val="center"/>
                   </w:pPr>
                   <w:r>
-                    <w:t xml:space="preserve">Authors the plan, executes the studies, fits the models, authors PCR-008</w:t>
+                    <w:t xml:space="preserve">Owns this plan, qualifies the scale-down model, executes the characterization runs and authors PCR-008</w:t>
                   </w:r>
                 </w:p>
               </w:tc>
@@ -6741,7 +6351,7 @@
                     <w:jc w:val="center"/>
                   </w:pPr>
                   <w:r>
-                    <w:t xml:space="preserve">Provides and maintains the validated methods; releases analytical data</w:t>
+                    <w:t xml:space="preserve">Performs the validated assays, maintains their validation status and releases the analytical data</w:t>
                   </w:r>
                 </w:p>
               </w:tc>
@@ -6755,19 +6365,19 @@
                     <w:jc w:val="center"/>
                   </w:pPr>
                   <w:r>
-                    <w:t xml:space="preserve">Virology laboratory</w:t>
-                  </w:r>
-                </w:p>
-              </w:tc>
-              <w:tc>
-                <w:tcPr/>
-                <w:p>
-                  <w:pPr>
-                    <w:pStyle w:val="Compact"/>
-                    <w:jc w:val="center"/>
-                  </w:pPr>
-                  <w:r>
-                    <w:t xml:space="preserve">Executes the spiked runs and the infectivity assays under containment</w:t>
+                    <w:t xml:space="preserve">Virology</w:t>
+                  </w:r>
+                </w:p>
+              </w:tc>
+              <w:tc>
+                <w:tcPr/>
+                <w:p>
+                  <w:pPr>
+                    <w:pStyle w:val="Compact"/>
+                    <w:jc w:val="center"/>
+                  </w:pPr>
+                  <w:r>
+                    <w:t xml:space="preserve">Executes the spiking runs, calculates the log reduction factors and reports the assay controls</w:t>
                   </w:r>
                 </w:p>
               </w:tc>
@@ -6781,19 +6391,19 @@
                     <w:jc w:val="center"/>
                   </w:pPr>
                   <w:r>
-                    <w:t xml:space="preserve">Manufacturing Science</w:t>
-                  </w:r>
-                </w:p>
-              </w:tc>
-              <w:tc>
-                <w:tcPr/>
-                <w:p>
-                  <w:pPr>
-                    <w:pStyle w:val="Compact"/>
-                    <w:jc w:val="center"/>
-                  </w:pPr>
-                  <w:r>
-                    <w:t xml:space="preserve">Confirms commercial equivalence of the scale-down model and the operating ranges</w:t>
+                    <w:t xml:space="preserve">Statistics</w:t>
+                  </w:r>
+                </w:p>
+              </w:tc>
+              <w:tc>
+                <w:tcPr/>
+                <w:p>
+                  <w:pPr>
+                    <w:pStyle w:val="Compact"/>
+                    <w:jc w:val="center"/>
+                  </w:pPr>
+                  <w:r>
+                    <w:t xml:space="preserve">Approves the designs, fits the models, performs the range and capability analyses and reviews the classification</w:t>
                   </w:r>
                 </w:p>
               </w:tc>
@@ -6807,19 +6417,19 @@
                     <w:jc w:val="center"/>
                   </w:pPr>
                   <w:r>
-                    <w:t xml:space="preserve">Statistics</w:t>
-                  </w:r>
-                </w:p>
-              </w:tc>
-              <w:tc>
-                <w:tcPr/>
-                <w:p>
-                  <w:pPr>
-                    <w:pStyle w:val="Compact"/>
-                    <w:jc w:val="center"/>
-                  </w:pPr>
-                  <w:r>
-                    <w:t xml:space="preserve">Approves the designs, the analysis plan and the fitted models</w:t>
+                    <w:t xml:space="preserve">Manufacturing Science (receiving site)</w:t>
+                  </w:r>
+                </w:p>
+              </w:tc>
+              <w:tc>
+                <w:tcPr/>
+                <w:p>
+                  <w:pPr>
+                    <w:pStyle w:val="Compact"/>
+                    <w:jc w:val="center"/>
+                  </w:pPr>
+                  <w:r>
+                    <w:t xml:space="preserve">Reviews the proposed ranges against the control capability of the commercial equipment</w:t>
                   </w:r>
                 </w:p>
               </w:tc>
@@ -6845,25 +6455,145 @@
                     <w:jc w:val="center"/>
                   </w:pPr>
                   <w:r>
-                    <w:t xml:space="preserve">Approves the plan and the report; dispositions deviations</w:t>
+                    <w:t xml:space="preserve">Approves this plan and PCR-008 and dispositions deviations</w:t>
                   </w:r>
                 </w:p>
               </w:tc>
             </w:tr>
           </w:tbl>
-          <w:bookmarkEnd w:id="41"/>
+          <w:bookmarkEnd w:id="40"/>
           <w:p/>
         </w:tc>
       </w:tr>
     </w:tbl>
+    <w:p>
+      <w:pPr>
+        <w:pStyle w:val="BodyText"/>
+      </w:pPr>
+      <w:r>
+        <w:t xml:space="preserve">The receiving site reviews the ranges before they are fixed, because a range that the</w:t>
+      </w:r>
+      <w:r>
+        <w:t xml:space="preserve"> </w:t>
+      </w:r>
+      <w:r>
+        <w:t xml:space="preserve">commercial equipment cannot hold is of no use in a control strategy. Statistics approves</w:t>
+      </w:r>
+      <w:r>
+        <w:t xml:space="preserve"> </w:t>
+      </w:r>
+      <w:r>
+        <w:t xml:space="preserve">the designs before execution rather than after, since a design that cannot estimate the</w:t>
+      </w:r>
+      <w:r>
+        <w:t xml:space="preserve"> </w:t>
+      </w:r>
+      <w:r>
+        <w:t xml:space="preserve">interaction between load pH and wash conductivity cannot be repaired by analysis.</w:t>
+      </w:r>
+    </w:p>
+    <w:bookmarkEnd w:id="41"/>
+    <w:bookmarkStart w:id="42" w:name="deliverables-and-schedule"/>
+    <w:p>
+      <w:pPr>
+        <w:pStyle w:val="Heading1"/>
+      </w:pPr>
+      <w:r>
+        <w:t xml:space="preserve">11. Deliverables and schedule</w:t>
+      </w:r>
+    </w:p>
+    <w:p>
+      <w:pPr>
+        <w:pStyle w:val="FirstParagraph"/>
+      </w:pPr>
+      <w:r>
+        <w:t xml:space="preserve">The deliverable of this plan is PCR-008, the process characterization report for the anion</w:t>
+      </w:r>
+      <w:r>
+        <w:t xml:space="preserve"> </w:t>
+      </w:r>
+      <w:r>
+        <w:t xml:space="preserve">exchange step. It will report the executed designs, the fitted models and their adequacy,</w:t>
+      </w:r>
+      <w:r>
+        <w:t xml:space="preserve"> </w:t>
+      </w:r>
+      <w:r>
+        <w:t xml:space="preserve">the operating region, the proven acceptable ranges, the classification of each parameter,</w:t>
+      </w:r>
+      <w:r>
+        <w:t xml:space="preserve"> </w:t>
+      </w:r>
+      <w:r>
+        <w:t xml:space="preserve">the clearance claimed for the step and the contribution this step makes to the control</w:t>
+      </w:r>
+      <w:r>
+        <w:t xml:space="preserve"> </w:t>
+      </w:r>
+      <w:r>
+        <w:t xml:space="preserve">strategy. PCR-008 rolls up into PCMR-001, which consolidates the cumulative viral clearance</w:t>
+      </w:r>
+      <w:r>
+        <w:t xml:space="preserve"> </w:t>
+      </w:r>
+      <w:r>
+        <w:t xml:space="preserve">claim across the contributing steps.</w:t>
+      </w:r>
+    </w:p>
+    <w:p>
+      <w:pPr>
+        <w:pStyle w:val="BodyText"/>
+      </w:pPr>
+      <w:r>
+        <w:t xml:space="preserve">The study will run in four phases. The scale-down model is qualified first, because no</w:t>
+      </w:r>
+      <w:r>
+        <w:t xml:space="preserve"> </w:t>
+      </w:r>
+      <w:r>
+        <w:t xml:space="preserve">characterization run may start on an unqualified model. The screening design is executed</w:t>
+      </w:r>
+      <w:r>
+        <w:t xml:space="preserve"> </w:t>
+      </w:r>
+      <w:r>
+        <w:t xml:space="preserve">next, then the response surface design, then the univariate assessment. The viral clearance</w:t>
+      </w:r>
+      <w:r>
+        <w:t xml:space="preserve"> </w:t>
+      </w:r>
+      <w:r>
+        <w:t xml:space="preserve">runs may run in parallel with the univariate assessment, because they use a separate</w:t>
+      </w:r>
+      <w:r>
+        <w:t xml:space="preserve"> </w:t>
+      </w:r>
+      <w:r>
+        <w:t xml:space="preserve">laboratory and separate load aliquots.</w:t>
+      </w:r>
+    </w:p>
+    <w:p>
+      <w:pPr>
+        <w:pStyle w:val="BodyText"/>
+      </w:pPr>
+      <w:r>
+        <w:t xml:space="preserve">No calendar dates are committed in this plan. The sequence above is the dependency between</w:t>
+      </w:r>
+      <w:r>
+        <w:t xml:space="preserve"> </w:t>
+      </w:r>
+      <w:r>
+        <w:t xml:space="preserve">the phases, and the campaign schedule is held in PTP-001.</w:t>
+      </w:r>
+    </w:p>
     <w:bookmarkEnd w:id="42"/>
-    <w:bookmarkStart w:id="43" w:name="deliverables-and-schedule"/>
+    <w:bookmarkStart w:id="43" w:name="risks-and-assumptions"/>
     <w:p>
       <w:pPr>
         <w:pStyle w:val="Heading1"/>
       </w:pPr>
       <w:r>
-        <w:t xml:space="preserve">11. Deliverables and schedule</w:t>
+        <w:t xml:space="preserve">12. Risks and assumptions</w:t>
       </w:r>
     </w:p>
     <w:p>
@@ -6871,31 +6601,25 @@
         <w:pStyle w:val="FirstParagraph"/>
       </w:pPr>
       <w:r>
-        <w:t xml:space="preserve">The deliverable of this study is PCR-008, the process characterization report for this</w:t>
-      </w:r>
-      <w:r>
-        <w:t xml:space="preserve"> </w:t>
-      </w:r>
-      <w:r>
-        <w:t xml:space="preserve">step, which will present the executed designs, the fitted models, the operating region,</w:t>
-      </w:r>
-      <w:r>
-        <w:t xml:space="preserve"> </w:t>
-      </w:r>
-      <w:r>
-        <w:t xml:space="preserve">the proven acceptable ranges, the capability estimate and the parameter classifications.</w:t>
-      </w:r>
-      <w:r>
-        <w:t xml:space="preserve"> </w:t>
-      </w:r>
-      <w:r>
-        <w:t xml:space="preserve">It will also record any deviation from this plan together with the impact assessment of</w:t>
-      </w:r>
-      <w:r>
-        <w:t xml:space="preserve"> </w:t>
-      </w:r>
-      <w:r>
-        <w:t xml:space="preserve">that deviation.</w:t>
+        <w:t xml:space="preserve">The scale-down model may not represent the commercial column. Qualification under SOP-1001</w:t>
+      </w:r>
+      <w:r>
+        <w:t xml:space="preserve"> </w:t>
+      </w:r>
+      <w:r>
+        <w:t xml:space="preserve">addresses this risk, and every claim made from the model is bounded by that qualification</w:t>
+      </w:r>
+      <w:r>
+        <w:t xml:space="preserve"> </w:t>
+      </w:r>
+      <w:r>
+        <w:t xml:space="preserve">(§5.1). Design spaces are not confirmed at scale at the edges of the ranges, and</w:t>
+      </w:r>
+      <w:r>
+        <w:t xml:space="preserve"> </w:t>
+      </w:r>
+      <w:r>
+        <w:t xml:space="preserve">confirmation at commercial scale is a Stage 2 activity.</w:t>
       </w:r>
     </w:p>
     <w:p>
@@ -6903,41 +6627,119 @@
         <w:pStyle w:val="BodyText"/>
       </w:pPr>
       <w:r>
-        <w:t xml:space="preserve">The study will run in four phases. Scale-down model qualification comes first and includes</w:t>
-      </w:r>
-      <w:r>
-        <w:t xml:space="preserve"> </w:t>
-      </w:r>
-      <w:r>
-        <w:t xml:space="preserve">qualification of the small-scale spiking model, the screening design follows and is</w:t>
-      </w:r>
-      <w:r>
-        <w:t xml:space="preserve"> </w:t>
-      </w:r>
-      <w:r>
-        <w:t xml:space="preserve">analysed before the response-surface design is executed, and the response-surface design</w:t>
-      </w:r>
-      <w:r>
-        <w:t xml:space="preserve"> </w:t>
-      </w:r>
-      <w:r>
-        <w:t xml:space="preserve">and the univariate assessment then run together. The report is written last. No calendar</w:t>
-      </w:r>
-      <w:r>
-        <w:t xml:space="preserve"> </w:t>
-      </w:r>
-      <w:r>
-        <w:t xml:space="preserve">dates are fixed in this plan, and the campaign schedule is held in PCMP-001.</w:t>
+        <w:t xml:space="preserve">The load material may not be representative of the routine cation exchange pool. An</w:t>
+      </w:r>
+      <w:r>
+        <w:t xml:space="preserve"> </w:t>
+      </w:r>
+      <w:r>
+        <w:t xml:space="preserve">extended neutralized hold of that pool raises its acidic charge variant burden, which</w:t>
+      </w:r>
+      <w:r>
+        <w:t xml:space="preserve"> </w:t>
+      </w:r>
+      <w:r>
+        <w:t xml:space="preserve">changes the charge distribution of the species this step is asked to bind and can therefore</w:t>
+      </w:r>
+      <w:r>
+        <w:t xml:space="preserve"> </w:t>
+      </w:r>
+      <w:r>
+        <w:t xml:space="preserve">change what the step clears. Load material will be qualified before execution against the</w:t>
+      </w:r>
+      <w:r>
+        <w:t xml:space="preserve"> </w:t>
+      </w:r>
+      <w:r>
+        <w:t xml:space="preserve">criteria in §7, and a design executed on non-representative material will be re-executed.</w:t>
+      </w:r>
+    </w:p>
+    <w:p>
+      <w:pPr>
+        <w:pStyle w:val="BodyText"/>
+      </w:pPr>
+      <w:r>
+        <w:t xml:space="preserve">The virus spike may perturb the load. The spike volume will be bounded and the spiked load</w:t>
+      </w:r>
+      <w:r>
+        <w:t xml:space="preserve"> </w:t>
+      </w:r>
+      <w:r>
+        <w:t xml:space="preserve">compared with the unspiked load, as §5.1 describes.</w:t>
+      </w:r>
+    </w:p>
+    <w:p>
+      <w:pPr>
+        <w:pStyle w:val="BodyText"/>
+      </w:pPr>
+      <w:r>
+        <w:t xml:space="preserve">Material supply may constrain the execution. The designs together require a large volume of</w:t>
+      </w:r>
+      <w:r>
+        <w:t xml:space="preserve"> </w:t>
+      </w:r>
+      <w:r>
+        <w:t xml:space="preserve">cation exchange pool, and pooling several cation exchange batches to obtain it would blur</w:t>
+      </w:r>
+      <w:r>
+        <w:t xml:space="preserve"> </w:t>
+      </w:r>
+      <w:r>
+        <w:t xml:space="preserve">the load attributes the study holds constant. Load lots will therefore be scheduled against</w:t>
+      </w:r>
+      <w:r>
+        <w:t xml:space="preserve"> </w:t>
+      </w:r>
+      <w:r>
+        <w:t xml:space="preserve">the runs before execution begins.</w:t>
+      </w:r>
+    </w:p>
+    <w:p>
+      <w:pPr>
+        <w:pStyle w:val="BodyText"/>
+      </w:pPr>
+      <w:r>
+        <w:t xml:space="preserve">The study assumes that platform knowledge from X-Mab, Y-Mab and Z-Mab transfers to A-Mab at</w:t>
+      </w:r>
+      <w:r>
+        <w:t xml:space="preserve"> </w:t>
+      </w:r>
+      <w:r>
+        <w:t xml:space="preserve">this step, because the separation is charge based and the platform buffer system is</w:t>
+      </w:r>
+      <w:r>
+        <w:t xml:space="preserve"> </w:t>
+      </w:r>
+      <w:r>
+        <w:t xml:space="preserve">unchanged. It assumes the resin performs within its qualified life cycle over the execution</w:t>
+      </w:r>
+      <w:r>
+        <w:t xml:space="preserve"> </w:t>
+      </w:r>
+      <w:r>
+        <w:t xml:space="preserve">period under SOP-2008. It assumes that parameters not carried into the study are held to</w:t>
+      </w:r>
+      <w:r>
+        <w:t xml:space="preserve"> </w:t>
+      </w:r>
+      <w:r>
+        <w:t xml:space="preserve">platform specification, and an excursion in any of them will be recorded as a deviation and</w:t>
+      </w:r>
+      <w:r>
+        <w:t xml:space="preserve"> </w:t>
+      </w:r>
+      <w:r>
+        <w:t xml:space="preserve">assessed for impact in PCR-008.</w:t>
       </w:r>
     </w:p>
     <w:bookmarkEnd w:id="43"/>
-    <w:bookmarkStart w:id="44" w:name="risks-and-assumptions"/>
+    <w:bookmarkStart w:id="44" w:name="approvals-1"/>
     <w:p>
       <w:pPr>
         <w:pStyle w:val="Heading1"/>
       </w:pPr>
       <w:r>
-        <w:t xml:space="preserve">12. Risks and assumptions</w:t>
+        <w:t xml:space="preserve">13. Approvals</w:t>
       </w:r>
     </w:p>
     <w:p>
@@ -6945,184 +6747,35 @@
         <w:pStyle w:val="FirstParagraph"/>
       </w:pPr>
       <w:r>
-        <w:t xml:space="preserve">The principal risk to this study is an unrepresentative load. The load for every run is a</w:t>
-      </w:r>
-      <w:r>
-        <w:t xml:space="preserve"> </w:t>
-      </w:r>
-      <w:r>
-        <w:t xml:space="preserve">cation exchange pool whose charge variant content depends on how long it is held after</w:t>
-      </w:r>
-      <w:r>
-        <w:t xml:space="preserve"> </w:t>
-      </w:r>
-      <w:r>
-        <w:t xml:space="preserve">neutralization, and an elevated acidic charge variant burden alters the charge balance the</w:t>
-      </w:r>
-      <w:r>
-        <w:t xml:space="preserve"> </w:t>
-      </w:r>
-      <w:r>
-        <w:t xml:space="preserve">column sees and can change the apparent parameter effects. For this reason the acidic</w:t>
-      </w:r>
-      <w:r>
-        <w:t xml:space="preserve"> </w:t>
-      </w:r>
-      <w:r>
-        <w:t xml:space="preserve">charge variant content of every load lot will be measured by icIEF (AMV-3013) before use,</w:t>
-      </w:r>
-      <w:r>
-        <w:t xml:space="preserve"> </w:t>
-      </w:r>
-      <w:r>
-        <w:t xml:space="preserve">a lot outside the platform range will be rejected, and any run already performed on such a</w:t>
-      </w:r>
-      <w:r>
-        <w:t xml:space="preserve"> </w:t>
-      </w:r>
-      <w:r>
-        <w:t xml:space="preserve">lot will be repeated on requalified material.</w:t>
-      </w:r>
-    </w:p>
-    <w:p>
-      <w:pPr>
-        <w:pStyle w:val="BodyText"/>
-      </w:pPr>
-      <w:r>
-        <w:t xml:space="preserve">The second risk is the representativeness of the scale-down model, which is qualified on</w:t>
-      </w:r>
-      <w:r>
-        <w:t xml:space="preserve"> </w:t>
-      </w:r>
-      <w:r>
-        <w:t xml:space="preserve">input and output attributes at the set-point and whose qualification does not extend to the</w:t>
-      </w:r>
-      <w:r>
-        <w:t xml:space="preserve"> </w:t>
-      </w:r>
-      <w:r>
-        <w:t xml:space="preserve">edges of the characterization ranges. This limitation will be stated in PCR-008, and it is</w:t>
-      </w:r>
-      <w:r>
-        <w:t xml:space="preserve"> </w:t>
-      </w:r>
-      <w:r>
-        <w:t xml:space="preserve">managed by confirming the step at commercial scale during process performance</w:t>
-      </w:r>
-      <w:r>
-        <w:t xml:space="preserve"> </w:t>
-      </w:r>
-      <w:r>
-        <w:t xml:space="preserve">qualification</w:t>
-      </w:r>
-      <w:r>
-        <w:t xml:space="preserve"> </w:t>
-      </w:r>
-      <w:r>
-        <w:t xml:space="preserve">(U.S. Food and Drug Administration 2011)</w:t>
-      </w:r>
-      <w:r>
-        <w:t xml:space="preserve">.</w:t>
-      </w:r>
-    </w:p>
-    <w:p>
-      <w:pPr>
-        <w:pStyle w:val="BodyText"/>
-      </w:pPr>
-      <w:r>
-        <w:t xml:space="preserve">The third risk sits in the small-scale spiking model, because spike preparations can carry</w:t>
-      </w:r>
-      <w:r>
-        <w:t xml:space="preserve"> </w:t>
-      </w:r>
-      <w:r>
-        <w:t xml:space="preserve">cytotoxic or interfering material and every infectivity assay has a finite detection limit.</w:t>
-      </w:r>
-      <w:r>
-        <w:t xml:space="preserve"> </w:t>
-      </w:r>
-      <w:r>
-        <w:t xml:space="preserve">A log reduction bounded by the detection limit will be reported as a greater-than value and</w:t>
-      </w:r>
-      <w:r>
-        <w:t xml:space="preserve"> </w:t>
-      </w:r>
-      <w:r>
-        <w:t xml:space="preserve">will not be extrapolated, and both effects will be quantified during assay qualification</w:t>
-      </w:r>
-      <w:r>
-        <w:t xml:space="preserve"> </w:t>
-      </w:r>
-      <w:r>
-        <w:t xml:space="preserve">and reported in PCR-008.</w:t>
-      </w:r>
-    </w:p>
-    <w:p>
-      <w:pPr>
-        <w:pStyle w:val="BodyText"/>
-      </w:pPr>
-      <w:r>
-        <w:t xml:space="preserve">The fourth risk is material supply, since the study needs one resin lot and consistent</w:t>
-      </w:r>
-      <w:r>
-        <w:t xml:space="preserve"> </w:t>
-      </w:r>
-      <w:r>
-        <w:t xml:space="preserve">buffer lots across the campaign. If a lot changes during the campaign, the change will be</w:t>
-      </w:r>
-      <w:r>
-        <w:t xml:space="preserve"> </w:t>
-      </w:r>
-      <w:r>
-        <w:t xml:space="preserve">recorded and the affected runs will be identified in the report.</w:t>
-      </w:r>
-    </w:p>
-    <w:p>
-      <w:pPr>
-        <w:pStyle w:val="BodyText"/>
-      </w:pPr>
-      <w:r>
-        <w:t xml:space="preserve">Three assumptions underlie the plan. Prior platform knowledge is assumed to give the</w:t>
-      </w:r>
-      <w:r>
-        <w:t xml:space="preserve"> </w:t>
-      </w:r>
-      <w:r>
-        <w:t xml:space="preserve">correct direction of each parameter effect, and the study is designed to test that</w:t>
-      </w:r>
-      <w:r>
-        <w:t xml:space="preserve"> </w:t>
-      </w:r>
-      <w:r>
-        <w:t xml:space="preserve">assumption and not to rely on it. The clearance credited to low-pH inactivation and to</w:t>
-      </w:r>
-      <w:r>
-        <w:t xml:space="preserve"> </w:t>
-      </w:r>
-      <w:r>
-        <w:t xml:space="preserve">virus filtration is assumed to hold at the values recorded in the current viral safety</w:t>
-      </w:r>
-      <w:r>
-        <w:t xml:space="preserve"> </w:t>
-      </w:r>
-      <w:r>
-        <w:t xml:space="preserve">assessment, and the analytical methods are assumed to remain in a validated state for the</w:t>
-      </w:r>
-      <w:r>
-        <w:t xml:space="preserve"> </w:t>
-      </w:r>
-      <w:r>
-        <w:t xml:space="preserve">duration of the campaign.</w:t>
+        <w:t xml:space="preserve">This plan will be executed after approval by the functions listed in the approval record in</w:t>
+      </w:r>
+      <w:r>
+        <w:t xml:space="preserve"> </w:t>
+      </w:r>
+      <w:r>
+        <w:t xml:space="preserve">the front matter. Approval by Quality Assurance releases the study for execution. A change</w:t>
+      </w:r>
+      <w:r>
+        <w:t xml:space="preserve"> </w:t>
+      </w:r>
+      <w:r>
+        <w:t xml:space="preserve">to this plan after approval will be made by revising the plan and will be approved by the</w:t>
+      </w:r>
+      <w:r>
+        <w:t xml:space="preserve"> </w:t>
+      </w:r>
+      <w:r>
+        <w:t xml:space="preserve">same functions before the affected runs are executed.</w:t>
       </w:r>
     </w:p>
     <w:bookmarkEnd w:id="44"/>
-    <w:bookmarkStart w:id="45" w:name="approvals-1"/>
+    <w:bookmarkStart w:id="49" w:name="appendices"/>
     <w:p>
       <w:pPr>
         <w:pStyle w:val="Heading1"/>
       </w:pPr>
       <w:r>
-        <w:t xml:space="preserve">13. Approvals</w:t>
+        <w:t xml:space="preserve">14. Appendices</w:t>
       </w:r>
     </w:p>
     <w:p>
@@ -7130,99 +6783,64 @@
         <w:pStyle w:val="FirstParagraph"/>
       </w:pPr>
       <w:r>
-        <w:t xml:space="preserve">This plan becomes effective when it has been approved by the functions listed in</w:t>
-      </w:r>
-      <w:r>
-        <w:t xml:space="preserve"> </w:t>
-      </w:r>
-      <w:hyperlink w:anchor="tbl-appr">
+        <w:t xml:space="preserve">The matrices below are the planned designs. No result is shown, and the executed matrices</w:t>
+      </w:r>
+      <w:r>
+        <w:t xml:space="preserve"> </w:t>
+      </w:r>
+      <w:r>
+        <w:t xml:space="preserve">with their measured responses will be reported in the appendices of PCR-008.</w:t>
+      </w:r>
+    </w:p>
+    <w:bookmarkStart w:id="46" w:name="X7149527b81b82ac7e9fc876cc411d0dd5d45eb6"/>
+    <w:p>
+      <w:pPr>
+        <w:pStyle w:val="Heading2"/>
+      </w:pPr>
+      <w:r>
+        <w:t xml:space="preserve">14.1 Appendix A — Planned screening design matrix</w:t>
+      </w:r>
+    </w:p>
+    <w:p>
+      <w:pPr>
+        <w:pStyle w:val="FirstParagraph"/>
+      </w:pPr>
+      <w:r>
+        <w:t xml:space="preserve">The runs are given in coded units, where the set-point is 0 and the edges of the</w:t>
+      </w:r>
+      <w:r>
+        <w:t xml:space="preserve"> </w:t>
+      </w:r>
+      <w:r>
+        <w:t xml:space="preserve">characterization range are ±1. The letter codes are given in</w:t>
+      </w:r>
+      <w:r>
+        <w:t xml:space="preserve"> </w:t>
+      </w:r>
+      <w:hyperlink w:anchor="tbl-legend">
         <w:r>
           <w:rPr>
             <w:rStyle w:val="Hyperlink"/>
           </w:rPr>
-          <w:t xml:space="preserve">Table 1</w:t>
+          <w:t xml:space="preserve">Table 8</w:t>
         </w:r>
       </w:hyperlink>
       <w:r>
-        <w:t xml:space="preserve">, and execution may not begin before that approval is complete. Any change to the</w:t>
-      </w:r>
-      <w:r>
-        <w:t xml:space="preserve"> </w:t>
-      </w:r>
-      <w:r>
-        <w:t xml:space="preserve">plan after approval will be made by revising the whole document under the same approval</w:t>
-      </w:r>
-      <w:r>
-        <w:t xml:space="preserve"> </w:t>
-      </w:r>
-      <w:r>
-        <w:t xml:space="preserve">route.</w:t>
-      </w:r>
-    </w:p>
-    <w:bookmarkEnd w:id="45"/>
-    <w:bookmarkStart w:id="50" w:name="appendices-ab-planned-design-matrices"/>
-    <w:p>
-      <w:pPr>
-        <w:pStyle w:val="Heading1"/>
-      </w:pPr>
-      <w:r>
-        <w:t xml:space="preserve">14. Appendices A–B — Planned design matrices</w:t>
-      </w:r>
-    </w:p>
-    <w:p>
-      <w:pPr>
-        <w:pStyle w:val="FirstParagraph"/>
-      </w:pPr>
-      <w:r>
-        <w:t xml:space="preserve">The planned coded design matrices are given below, without response columns, because no</w:t>
-      </w:r>
-      <w:r>
-        <w:t xml:space="preserve"> </w:t>
-      </w:r>
-      <w:r>
-        <w:t xml:space="preserve">data exist at the time this plan is issued. Run order will be randomized at execution, so</w:t>
-      </w:r>
-      <w:r>
-        <w:t xml:space="preserve"> </w:t>
-      </w:r>
-      <w:r>
-        <w:t xml:space="preserve">the run numbers given are design identifiers only.</w:t>
-      </w:r>
-    </w:p>
-    <w:bookmarkStart w:id="47" w:name="X7149527b81b82ac7e9fc876cc411d0dd5d45eb6"/>
-    <w:p>
-      <w:pPr>
-        <w:pStyle w:val="Heading2"/>
-      </w:pPr>
-      <w:r>
-        <w:t xml:space="preserve">14.1 Appendix A — Planned screening design matrix</w:t>
-      </w:r>
-    </w:p>
-    <w:p>
-      <w:pPr>
-        <w:pStyle w:val="FirstParagraph"/>
-      </w:pPr>
-      <w:r>
-        <w:t xml:space="preserve">The coded settings of the 19 planned screening runs are given in</w:t>
-      </w:r>
-      <w:r>
-        <w:t xml:space="preserve"> </w:t>
-      </w:r>
-      <w:hyperlink w:anchor="tbl-appa">
-        <w:r>
-          <w:rPr>
-            <w:rStyle w:val="Hyperlink"/>
-          </w:rPr>
-          <w:t xml:space="preserve">Table 11</w:t>
-        </w:r>
-      </w:hyperlink>
-      <w:r>
-        <w:t xml:space="preserve">, and the factor letters are defined in</w:t>
-      </w:r>
-      <w:r>
-        <w:t xml:space="preserve"> </w:t>
-      </w:r>
-      <w:hyperlink w:anchor="tbl-levels">
+        <w:t xml:space="preserve"> </w:t>
+      </w:r>
+      <w:r>
+        <w:t xml:space="preserve">and the natural</w:t>
+      </w:r>
+      <w:r>
+        <w:t xml:space="preserve"> </w:t>
+      </w:r>
+      <w:r>
+        <w:t xml:space="preserve">settings follow from the ranges in</w:t>
+      </w:r>
+      <w:r>
+        <w:t xml:space="preserve"> </w:t>
+      </w:r>
+      <w:hyperlink w:anchor="tbl-params">
         <w:r>
           <w:rPr>
             <w:rStyle w:val="Hyperlink"/>
@@ -7231,7 +6849,7 @@
         </w:r>
       </w:hyperlink>
       <w:r>
-        <w:t xml:space="preserve">.</w:t>
+        <w:t xml:space="preserve">. Run order will be randomized at execution.</w:t>
       </w:r>
     </w:p>
     <w:tbl>
@@ -7247,7 +6865,7 @@
       <w:tr>
         <w:tc>
           <w:tcPr/>
-          <w:bookmarkStart w:id="46" w:name="tbl-appa"/>
+          <w:bookmarkStart w:id="45" w:name="tbl-appa"/>
           <w:p>
             <w:pPr>
               <w:jc w:val="center"/>
@@ -7258,7 +6876,7 @@
               <w:pStyle w:val="ImageCaption"/>
             </w:pPr>
             <w:r>
-              <w:t xml:space="preserve">Table 11: Planned coded screening design matrix (two-level full factorial with centre points).</w:t>
+              <w:t xml:space="preserve">Table 10: Planned screening design matrix, coded units.</w:t>
             </w:r>
           </w:p>
           <w:tbl>
@@ -8879,13 +8497,13 @@
               </w:tc>
             </w:tr>
           </w:tbl>
-          <w:bookmarkEnd w:id="46"/>
+          <w:bookmarkEnd w:id="45"/>
           <w:p/>
         </w:tc>
       </w:tr>
     </w:tbl>
-    <w:bookmarkEnd w:id="47"/>
-    <w:bookmarkStart w:id="49" w:name="Xd035249cb2928fc67e6106bc8a61a8b12039d8a"/>
+    <w:bookmarkEnd w:id="46"/>
+    <w:bookmarkStart w:id="48" w:name="Xd035249cb2928fc67e6106bc8a61a8b12039d8a"/>
     <w:p>
       <w:pPr>
         <w:pStyle w:val="Heading2"/>
@@ -8899,21 +8517,13 @@
         <w:pStyle w:val="FirstParagraph"/>
       </w:pPr>
       <w:r>
-        <w:t xml:space="preserve">The coded settings of the 28 planned response-surface runs are given in</w:t>
-      </w:r>
-      <w:r>
-        <w:t xml:space="preserve"> </w:t>
-      </w:r>
-      <w:hyperlink w:anchor="tbl-appb">
-        <w:r>
-          <w:rPr>
-            <w:rStyle w:val="Hyperlink"/>
-          </w:rPr>
-          <w:t xml:space="preserve">Table 12</w:t>
-        </w:r>
-      </w:hyperlink>
-      <w:r>
-        <w:t xml:space="preserve">.</w:t>
+        <w:t xml:space="preserve">The face-centred central composite design is given in the same coded units. The axial runs</w:t>
+      </w:r>
+      <w:r>
+        <w:t xml:space="preserve"> </w:t>
+      </w:r>
+      <w:r>
+        <w:t xml:space="preserve">sit at the faces of the cube, so no run lies outside the characterization range.</w:t>
       </w:r>
     </w:p>
     <w:tbl>
@@ -8929,7 +8539,7 @@
       <w:tr>
         <w:tc>
           <w:tcPr/>
-          <w:bookmarkStart w:id="48" w:name="tbl-appb"/>
+          <w:bookmarkStart w:id="47" w:name="tbl-appb"/>
           <w:p>
             <w:pPr>
               <w:jc w:val="center"/>
@@ -8940,7 +8550,7 @@
               <w:pStyle w:val="ImageCaption"/>
             </w:pPr>
             <w:r>
-              <w:t xml:space="preserve">Table 12: Planned coded response-surface design matrix (face-centred central composite).</w:t>
+              <w:t xml:space="preserve">Table 11: Planned response-surface design matrix, coded units.</w:t>
             </w:r>
           </w:p>
           <w:tbl>
@@ -11281,14 +10891,14 @@
               </w:tc>
             </w:tr>
           </w:tbl>
-          <w:bookmarkEnd w:id="48"/>
+          <w:bookmarkEnd w:id="47"/>
           <w:p/>
         </w:tc>
       </w:tr>
     </w:tbl>
+    <w:bookmarkEnd w:id="48"/>
     <w:bookmarkEnd w:id="49"/>
-    <w:bookmarkEnd w:id="50"/>
-    <w:bookmarkStart w:id="58" w:name="references"/>
+    <w:bookmarkStart w:id="55" w:name="references"/>
     <w:p>
       <w:pPr>
         <w:pStyle w:val="Heading1"/>
@@ -11297,8 +10907,8 @@
         <w:t xml:space="preserve">References</w:t>
       </w:r>
     </w:p>
-    <w:bookmarkStart w:id="57" w:name="refs"/>
-    <w:bookmarkStart w:id="51" w:name="ref-amab2009"/>
+    <w:bookmarkStart w:id="54" w:name="refs"/>
+    <w:bookmarkStart w:id="50" w:name="ref-amab2009"/>
     <w:p>
       <w:pPr>
         <w:pStyle w:val="Bibliography"/>
@@ -11320,54 +10930,8 @@
         <w:t xml:space="preserve">. CASSS.</w:t>
       </w:r>
     </w:p>
-    <w:bookmarkEnd w:id="51"/>
-    <w:bookmarkStart w:id="52" w:name="ref-ichq10"/>
-    <w:p>
-      <w:pPr>
-        <w:pStyle w:val="Bibliography"/>
-      </w:pPr>
-      <w:r>
-        <w:t xml:space="preserve">International Council for Harmonisation. 2008.</w:t>
-      </w:r>
-      <w:r>
-        <w:t xml:space="preserve"> </w:t>
-      </w:r>
-      <w:r>
-        <w:rPr>
-          <w:i/>
-          <w:iCs/>
-        </w:rPr>
-        <w:t xml:space="preserve">ICH Q10: Pharmaceutical Quality System</w:t>
-      </w:r>
-      <w:r>
-        <w:t xml:space="preserve">. ICH.</w:t>
-      </w:r>
-    </w:p>
-    <w:bookmarkEnd w:id="52"/>
-    <w:bookmarkStart w:id="53" w:name="ref-ichq8"/>
-    <w:p>
-      <w:pPr>
-        <w:pStyle w:val="Bibliography"/>
-      </w:pPr>
-      <w:r>
-        <w:t xml:space="preserve">International Council for Harmonisation. 2009.</w:t>
-      </w:r>
-      <w:r>
-        <w:t xml:space="preserve"> </w:t>
-      </w:r>
-      <w:r>
-        <w:rPr>
-          <w:i/>
-          <w:iCs/>
-        </w:rPr>
-        <w:t xml:space="preserve">ICH Q8(R2): Pharmaceutical Development</w:t>
-      </w:r>
-      <w:r>
-        <w:t xml:space="preserve">. ICH.</w:t>
-      </w:r>
-    </w:p>
-    <w:bookmarkEnd w:id="53"/>
-    <w:bookmarkStart w:id="54" w:name="ref-ichq5a"/>
+    <w:bookmarkEnd w:id="50"/>
+    <w:bookmarkStart w:id="51" w:name="ref-ichq5a"/>
     <w:p>
       <w:pPr>
         <w:pStyle w:val="Bibliography"/>
@@ -11389,8 +10953,8 @@
         <w:t xml:space="preserve">. ICH.</w:t>
       </w:r>
     </w:p>
-    <w:bookmarkEnd w:id="54"/>
-    <w:bookmarkStart w:id="55" w:name="ref-ichq9"/>
+    <w:bookmarkEnd w:id="51"/>
+    <w:bookmarkStart w:id="52" w:name="ref-ichq9"/>
     <w:p>
       <w:pPr>
         <w:pStyle w:val="Bibliography"/>
@@ -11412,8 +10976,8 @@
         <w:t xml:space="preserve">. ICH.</w:t>
       </w:r>
     </w:p>
-    <w:bookmarkEnd w:id="55"/>
-    <w:bookmarkStart w:id="56" w:name="ref-fda2011"/>
+    <w:bookmarkEnd w:id="52"/>
+    <w:bookmarkStart w:id="53" w:name="ref-fda2011"/>
     <w:p>
       <w:pPr>
         <w:pStyle w:val="Bibliography"/>
@@ -11435,9 +10999,9 @@
         <w:t xml:space="preserve">. FDA.</w:t>
       </w:r>
     </w:p>
-    <w:bookmarkEnd w:id="56"/>
-    <w:bookmarkEnd w:id="57"/>
-    <w:bookmarkEnd w:id="58"/>
+    <w:bookmarkEnd w:id="53"/>
+    <w:bookmarkEnd w:id="54"/>
+    <w:bookmarkEnd w:id="55"/>
     <w:sectPr>
       <w:footnotePr>
         <w:numRestart w:val="eachSect"/>
